--- a/CW_Doc.docx
+++ b/CW_Doc.docx
@@ -8403,7 +8403,13 @@
           <w:rFonts w:ascii="Aptos" w:hAnsi="Aptos" w:cs="Angsana New"/>
         </w:rPr>
         <w:lastRenderedPageBreak/>
-        <w:t>Prediction Scenarios</w:t>
+        <w:t xml:space="preserve">Prediction </w:t>
+      </w:r>
+      <w:r>
+        <w:rPr>
+          <w:rFonts w:ascii="Aptos" w:hAnsi="Aptos" w:cs="Angsana New"/>
+        </w:rPr>
+        <w:t>Types</w:t>
       </w:r>
     </w:p>
     <w:p>
@@ -8440,12 +8446,16 @@
       <w:pPr>
         <w:pStyle w:val="BodyText"/>
         <w:widowControl w:val="0"/>
+        <w:numPr>
+          <w:ilvl w:val="0"/>
+          <w:numId w:val="64"/>
+        </w:numPr>
         <w:tabs>
           <w:tab w:val="left" w:pos="709"/>
         </w:tabs>
         <w:suppressAutoHyphens/>
         <w:rPr>
-          <w:rFonts w:ascii="Aptos" w:hAnsi="Aptos"/>
+          <w:rFonts w:ascii="Aptos" w:hAnsi="Aptos" w:cs="Angsana New"/>
         </w:rPr>
       </w:pPr>
       <w:r>
@@ -8461,18 +8471,201 @@
         </w:rPr>
         <w:t>: For usecases where it does not need realtime for example scoring a database of large number of users overnight for target mailings.</w:t>
       </w:r>
+      <w:r>
+        <w:rPr>
+          <w:rFonts w:ascii="Aptos" w:hAnsi="Aptos" w:cs="Angsana New"/>
+        </w:rPr>
+        <w:t>API Tes</w:t>
+      </w:r>
+      <w:r>
+        <w:rPr>
+          <w:rFonts w:ascii="Aptos" w:hAnsi="Aptos" w:cs="Angsana New"/>
+        </w:rPr>
+        <w:t>ts</w:t>
+      </w:r>
+    </w:p>
+    <w:p>
+      <w:pPr>
+        <w:pStyle w:val="BodyText"/>
+      </w:pPr>
+      <w:r>
+        <w:t>We have implemented a test suites for api validations whech is meant to local and CI level execution.</w:t>
+      </w:r>
+    </w:p>
+    <w:p>
+      <w:pPr>
+        <w:pStyle w:val="BodyText"/>
+      </w:pPr>
+      <w:r>
+        <w:t>Currently It has Following Verification cases and figure 13 depicts the test cases.</w:t>
+      </w:r>
+    </w:p>
+    <w:p>
+      <w:pPr>
+        <w:pStyle w:val="BodyText"/>
+        <w:numPr>
+          <w:ilvl w:val="0"/>
+          <w:numId w:val="76"/>
+        </w:numPr>
+        <w:ind w:left="709"/>
+      </w:pPr>
+      <w:r>
+        <w:t>Single Prediction (Low</w:t>
+      </w:r>
+      <w:r>
+        <w:t xml:space="preserve"> </w:t>
+      </w:r>
+      <w:r>
+        <w:t>Income)</w:t>
+      </w:r>
+      <w:r>
+        <w:t>: Young person with with no capital gains</w:t>
+      </w:r>
+    </w:p>
+    <w:p>
+      <w:pPr>
+        <w:pStyle w:val="BodyText"/>
+        <w:numPr>
+          <w:ilvl w:val="0"/>
+          <w:numId w:val="76"/>
+        </w:numPr>
+        <w:ind w:left="709"/>
+      </w:pPr>
+      <w:r>
+        <w:t>Single Prediction (</w:t>
+      </w:r>
+      <w:r>
+        <w:t xml:space="preserve">High </w:t>
+      </w:r>
+      <w:r>
+        <w:t>Income)</w:t>
+      </w:r>
+      <w:r>
+        <w:t>:</w:t>
+      </w:r>
+      <w:r>
+        <w:t xml:space="preserve"> Professional with good capital gain and Master level education</w:t>
+      </w:r>
+    </w:p>
+    <w:p>
+      <w:pPr>
+        <w:pStyle w:val="BodyText"/>
+        <w:numPr>
+          <w:ilvl w:val="0"/>
+          <w:numId w:val="76"/>
+        </w:numPr>
+        <w:ind w:left="709"/>
+      </w:pPr>
+      <w:r>
+        <w:t>Batch Prediction: Send profiels as batch array for verification</w:t>
+      </w:r>
     </w:p>
     <w:p>
       <w:pPr>
         <w:pStyle w:val="BodyText"/>
         <w:widowControl w:val="0"/>
+        <w:suppressAutoHyphens/>
+        <w:rPr>
+          <w:rFonts w:ascii="Aptos" w:hAnsi="Aptos"/>
+        </w:rPr>
+      </w:pPr>
+    </w:p>
+    <w:p>
+      <w:pPr>
+        <w:pStyle w:val="BodyText"/>
+        <w:widowControl w:val="0"/>
         <w:tabs>
           <w:tab w:val="left" w:pos="709"/>
         </w:tabs>
         <w:suppressAutoHyphens/>
-        <w:rPr>
-          <w:rFonts w:ascii="Aptos" w:hAnsi="Aptos" w:cs="Angsana New"/>
-        </w:rPr>
+        <w:jc w:val="center"/>
+        <w:rPr>
+          <w:rFonts w:ascii="Aptos" w:hAnsi="Aptos"/>
+        </w:rPr>
+      </w:pPr>
+      <w:r>
+        <w:rPr>
+          <w:rFonts w:ascii="Aptos" w:hAnsi="Aptos"/>
+        </w:rPr>
+        <w:drawing>
+          <wp:inline distT="0" distB="0" distL="0" distR="0" wp14:anchorId="3BEC5FC4" wp14:editId="7622B60B">
+            <wp:extent cx="2577056" cy="4481168"/>
+            <wp:effectExtent l="0" t="0" r="1270" b="2540"/>
+            <wp:docPr id="1029005242" name="Picture 1" descr="A screen shot of a computer screen&#10;&#10;AI-generated content may be incorrect."/>
+            <wp:cNvGraphicFramePr>
+              <a:graphicFrameLocks xmlns:a="http://schemas.openxmlformats.org/drawingml/2006/main" noChangeAspect="1"/>
+            </wp:cNvGraphicFramePr>
+            <a:graphic xmlns:a="http://schemas.openxmlformats.org/drawingml/2006/main">
+              <a:graphicData uri="http://schemas.openxmlformats.org/drawingml/2006/picture">
+                <pic:pic xmlns:pic="http://schemas.openxmlformats.org/drawingml/2006/picture">
+                  <pic:nvPicPr>
+                    <pic:cNvPr id="1029005242" name="Picture 1" descr="A screen shot of a computer screen&#10;&#10;AI-generated content may be incorrect."/>
+                    <pic:cNvPicPr/>
+                  </pic:nvPicPr>
+                  <pic:blipFill>
+                    <a:blip r:embed="rId18"/>
+                    <a:stretch>
+                      <a:fillRect/>
+                    </a:stretch>
+                  </pic:blipFill>
+                  <pic:spPr>
+                    <a:xfrm>
+                      <a:off x="0" y="0"/>
+                      <a:ext cx="2607877" cy="4534761"/>
+                    </a:xfrm>
+                    <a:prstGeom prst="rect">
+                      <a:avLst/>
+                    </a:prstGeom>
+                  </pic:spPr>
+                </pic:pic>
+              </a:graphicData>
+            </a:graphic>
+          </wp:inline>
+        </w:drawing>
+      </w:r>
+    </w:p>
+    <w:p>
+      <w:pPr>
+        <w:pStyle w:val="BodyText"/>
+        <w:widowControl w:val="0"/>
+        <w:tabs>
+          <w:tab w:val="left" w:pos="709"/>
+        </w:tabs>
+        <w:suppressAutoHyphens/>
+        <w:jc w:val="center"/>
+        <w:rPr>
+          <w:rFonts w:ascii="Aptos" w:hAnsi="Aptos"/>
+        </w:rPr>
+      </w:pPr>
+      <w:r>
+        <w:rPr>
+          <w:rFonts w:ascii="Aptos" w:hAnsi="Aptos" w:cs="Angsana New"/>
+          <w:sz w:val="20"/>
+          <w:szCs w:val="20"/>
+        </w:rPr>
+        <w:t>Figure 1</w:t>
+      </w:r>
+      <w:r>
+        <w:rPr>
+          <w:rFonts w:ascii="Aptos" w:hAnsi="Aptos" w:cs="Angsana New"/>
+          <w:sz w:val="20"/>
+          <w:szCs w:val="20"/>
+        </w:rPr>
+        <w:t xml:space="preserve">3: </w:t>
+      </w:r>
+      <w:r>
+        <w:rPr>
+          <w:rFonts w:ascii="Aptos" w:hAnsi="Aptos" w:cs="Angsana New"/>
+          <w:sz w:val="20"/>
+          <w:szCs w:val="20"/>
+        </w:rPr>
+        <w:t xml:space="preserve">Test Suite </w:t>
+      </w:r>
+    </w:p>
+    <w:p>
+      <w:pPr>
+        <w:pStyle w:val="BodyText"/>
+        <w:ind w:left="709"/>
       </w:pPr>
     </w:p>
     <w:p>
@@ -8490,6 +8683,7 @@
         <w:rPr>
           <w:rFonts w:ascii="Aptos" w:hAnsi="Aptos" w:cs="Angsana New"/>
         </w:rPr>
+        <w:lastRenderedPageBreak/>
         <w:t>Clean Architecture &amp; Dependency Injection Implementation</w:t>
       </w:r>
     </w:p>
@@ -8656,7 +8850,19 @@
         <w:rPr>
           <w:rFonts w:ascii="Aptos" w:hAnsi="Aptos"/>
         </w:rPr>
-        <w:t>: IncomePredictionUseCase depicted in figure 13 below.</w:t>
+        <w:t>: IncomePredictionUseCase depicted in figure 1</w:t>
+      </w:r>
+      <w:r>
+        <w:rPr>
+          <w:rFonts w:ascii="Aptos" w:hAnsi="Aptos"/>
+        </w:rPr>
+        <w:t>4</w:t>
+      </w:r>
+      <w:r>
+        <w:rPr>
+          <w:rFonts w:ascii="Aptos" w:hAnsi="Aptos"/>
+        </w:rPr>
+        <w:t xml:space="preserve"> below.</w:t>
       </w:r>
     </w:p>
     <w:p>
@@ -8796,7 +9002,19 @@
         <w:rPr>
           <w:rFonts w:ascii="Aptos" w:hAnsi="Aptos"/>
         </w:rPr>
-        <w:t>: Implements the concrete API routing and controller logic by satisfying the IApiServer interface (ApiServerImp) Figure 14 below depcits ApiServer implmentation.</w:t>
+        <w:t>: Implements the concrete API routing and controller logic by satisfying the IApiServer interface (ApiServerImp) Figure 1</w:t>
+      </w:r>
+      <w:r>
+        <w:rPr>
+          <w:rFonts w:ascii="Aptos" w:hAnsi="Aptos"/>
+        </w:rPr>
+        <w:t>5</w:t>
+      </w:r>
+      <w:r>
+        <w:rPr>
+          <w:rFonts w:ascii="Aptos" w:hAnsi="Aptos"/>
+        </w:rPr>
+        <w:t xml:space="preserve"> below depcits ApiServer implmentation.</w:t>
       </w:r>
     </w:p>
     <w:p>
@@ -8847,7 +9065,7 @@
                     <pic:cNvPicPr/>
                   </pic:nvPicPr>
                   <pic:blipFill>
-                    <a:blip r:embed="rId18"/>
+                    <a:blip r:embed="rId19"/>
                     <a:stretch>
                       <a:fillRect/>
                     </a:stretch>
@@ -8889,7 +9107,23 @@
           <w:sz w:val="20"/>
           <w:szCs w:val="20"/>
         </w:rPr>
-        <w:t xml:space="preserve">Figure 13: </w:t>
+        <w:t>Figure 1</w:t>
+      </w:r>
+      <w:r>
+        <w:rPr>
+          <w:rFonts w:ascii="Aptos" w:hAnsi="Aptos" w:cs="Angsana New"/>
+          <w:sz w:val="20"/>
+          <w:szCs w:val="20"/>
+        </w:rPr>
+        <w:t>4</w:t>
+      </w:r>
+      <w:r>
+        <w:rPr>
+          <w:rFonts w:ascii="Aptos" w:hAnsi="Aptos" w:cs="Angsana New"/>
+          <w:sz w:val="20"/>
+          <w:szCs w:val="20"/>
+        </w:rPr>
+        <w:t xml:space="preserve">: </w:t>
       </w:r>
       <w:r>
         <w:rPr>
@@ -8934,7 +9168,7 @@
                     <pic:cNvPicPr/>
                   </pic:nvPicPr>
                   <pic:blipFill>
-                    <a:blip r:embed="rId19"/>
+                    <a:blip r:embed="rId20"/>
                     <a:stretch>
                       <a:fillRect/>
                     </a:stretch>
@@ -8976,7 +9210,23 @@
           <w:sz w:val="20"/>
           <w:szCs w:val="20"/>
         </w:rPr>
-        <w:t xml:space="preserve">Figure 14: </w:t>
+        <w:t>Figure 1</w:t>
+      </w:r>
+      <w:r>
+        <w:rPr>
+          <w:rFonts w:ascii="Aptos" w:hAnsi="Aptos" w:cs="Angsana New"/>
+          <w:sz w:val="20"/>
+          <w:szCs w:val="20"/>
+        </w:rPr>
+        <w:t>5</w:t>
+      </w:r>
+      <w:r>
+        <w:rPr>
+          <w:rFonts w:ascii="Aptos" w:hAnsi="Aptos" w:cs="Angsana New"/>
+          <w:sz w:val="20"/>
+          <w:szCs w:val="20"/>
+        </w:rPr>
+        <w:t xml:space="preserve">: </w:t>
       </w:r>
       <w:r>
         <w:rPr>
@@ -9063,7 +9313,13 @@
         <w:rPr>
           <w:rFonts w:ascii="Aptos" w:hAnsi="Aptos"/>
         </w:rPr>
-        <w:t>depicted in figure 15</w:t>
+        <w:t>depicted in figure 1</w:t>
+      </w:r>
+      <w:r>
+        <w:rPr>
+          <w:rFonts w:ascii="Aptos" w:hAnsi="Aptos"/>
+        </w:rPr>
+        <w:t>6</w:t>
       </w:r>
     </w:p>
     <w:p>
@@ -9154,7 +9410,7 @@
                     <pic:cNvPicPr/>
                   </pic:nvPicPr>
                   <pic:blipFill>
-                    <a:blip r:embed="rId20"/>
+                    <a:blip r:embed="rId21"/>
                     <a:stretch>
                       <a:fillRect/>
                     </a:stretch>
@@ -9191,7 +9447,23 @@
           <w:sz w:val="20"/>
           <w:szCs w:val="20"/>
         </w:rPr>
-        <w:t>Figure 15: Dependency Injection Container</w:t>
+        <w:t>Figure 1</w:t>
+      </w:r>
+      <w:r>
+        <w:rPr>
+          <w:rFonts w:ascii="Aptos" w:hAnsi="Aptos" w:cs="Angsana New"/>
+          <w:sz w:val="20"/>
+          <w:szCs w:val="20"/>
+        </w:rPr>
+        <w:t>6</w:t>
+      </w:r>
+      <w:r>
+        <w:rPr>
+          <w:rFonts w:ascii="Aptos" w:hAnsi="Aptos" w:cs="Angsana New"/>
+          <w:sz w:val="20"/>
+          <w:szCs w:val="20"/>
+        </w:rPr>
+        <w:t>: Dependency Injection Container</w:t>
       </w:r>
     </w:p>
     <w:p>
@@ -9364,7 +9636,13 @@
         <w:rPr>
           <w:rFonts w:ascii="Aptos" w:hAnsi="Aptos"/>
         </w:rPr>
-        <w:t xml:space="preserve"> as depicted in figure 16</w:t>
+        <w:t xml:space="preserve"> as depicted in figure 1</w:t>
+      </w:r>
+      <w:r>
+        <w:rPr>
+          <w:rFonts w:ascii="Aptos" w:hAnsi="Aptos"/>
+        </w:rPr>
+        <w:t>7</w:t>
       </w:r>
     </w:p>
     <w:p>
@@ -9386,9 +9664,9 @@
           <w:noProof/>
         </w:rPr>
         <w:drawing>
-          <wp:inline distT="0" distB="0" distL="0" distR="0" wp14:anchorId="718BFDCC" wp14:editId="57EFB9AC">
-            <wp:extent cx="3873500" cy="1651000"/>
-            <wp:effectExtent l="0" t="0" r="0" b="0"/>
+          <wp:inline distT="0" distB="0" distL="0" distR="0" wp14:anchorId="718BFDCC" wp14:editId="7E9024FC">
+            <wp:extent cx="3603156" cy="1535771"/>
+            <wp:effectExtent l="0" t="0" r="3810" b="1270"/>
             <wp:docPr id="225841718" name="Picture 3" descr="A screenshot of a computer&#10;&#10;AI-generated content may be incorrect."/>
             <wp:cNvGraphicFramePr>
               <a:graphicFrameLocks xmlns:a="http://schemas.openxmlformats.org/drawingml/2006/main" noChangeAspect="1"/>
@@ -9401,7 +9679,7 @@
                     <pic:cNvPicPr/>
                   </pic:nvPicPr>
                   <pic:blipFill>
-                    <a:blip r:embed="rId21">
+                    <a:blip r:embed="rId22">
                       <a:extLst>
                         <a:ext uri="{28A0092B-C50C-407E-A947-70E740481C1C}">
                           <a14:useLocalDpi xmlns:a14="http://schemas.microsoft.com/office/drawing/2010/main" val="0"/>
@@ -9415,7 +9693,7 @@
                   <pic:spPr>
                     <a:xfrm>
                       <a:off x="0" y="0"/>
-                      <a:ext cx="3873500" cy="1651000"/>
+                      <a:ext cx="3618447" cy="1542288"/>
                     </a:xfrm>
                     <a:prstGeom prst="rect">
                       <a:avLst/>
@@ -9449,8 +9727,23 @@
           <w:sz w:val="20"/>
           <w:szCs w:val="20"/>
         </w:rPr>
-        <w:lastRenderedPageBreak/>
-        <w:t>Figure 16: Pointer file(xgboost_model.joblib.dvc) created for XGBost classifier model</w:t>
+        <w:t>Figure 1</w:t>
+      </w:r>
+      <w:r>
+        <w:rPr>
+          <w:rFonts w:ascii="Aptos" w:hAnsi="Aptos"/>
+          <w:sz w:val="20"/>
+          <w:szCs w:val="20"/>
+        </w:rPr>
+        <w:t>7</w:t>
+      </w:r>
+      <w:r>
+        <w:rPr>
+          <w:rFonts w:ascii="Aptos" w:hAnsi="Aptos"/>
+          <w:sz w:val="20"/>
+          <w:szCs w:val="20"/>
+        </w:rPr>
+        <w:t>: Pointer file(xgboost_model.joblib.dvc) created for XGBost classifier model</w:t>
       </w:r>
     </w:p>
     <w:p>
@@ -9473,6 +9766,7 @@
         <w:rPr>
           <w:rFonts w:ascii="Aptos" w:hAnsi="Aptos"/>
         </w:rPr>
+        <w:lastRenderedPageBreak/>
         <w:t xml:space="preserve">The .dvc file </w:t>
       </w:r>
       <w:r>
@@ -9631,6 +9925,12 @@
           <w:rFonts w:ascii="Aptos" w:hAnsi="Aptos"/>
         </w:rPr>
         <w:t xml:space="preserve"> model tracking. It adds the model to DVCand pushes the binary artifact to the remote storage.</w:t>
+      </w:r>
+      <w:r>
+        <w:rPr>
+          <w:rFonts w:ascii="Aptos" w:hAnsi="Aptos"/>
+        </w:rPr>
+        <w:t xml:space="preserve"> Figure 18 depctis the logic written in python.</w:t>
       </w:r>
     </w:p>
     <w:p>
@@ -9670,7 +9970,7 @@
                     <pic:cNvPicPr/>
                   </pic:nvPicPr>
                   <pic:blipFill>
-                    <a:blip r:embed="rId22"/>
+                    <a:blip r:embed="rId23"/>
                     <a:stretch>
                       <a:fillRect/>
                     </a:stretch>
@@ -9712,7 +10012,23 @@
           <w:sz w:val="20"/>
           <w:szCs w:val="20"/>
         </w:rPr>
-        <w:t>Figure 17: Publishing model to defined storage</w:t>
+        <w:t>Figure 1</w:t>
+      </w:r>
+      <w:r>
+        <w:rPr>
+          <w:rFonts w:ascii="Aptos" w:hAnsi="Aptos"/>
+          <w:sz w:val="20"/>
+          <w:szCs w:val="20"/>
+        </w:rPr>
+        <w:t>8</w:t>
+      </w:r>
+      <w:r>
+        <w:rPr>
+          <w:rFonts w:ascii="Aptos" w:hAnsi="Aptos"/>
+          <w:sz w:val="20"/>
+          <w:szCs w:val="20"/>
+        </w:rPr>
+        <w:t>: Publishing model to defined storage</w:t>
       </w:r>
     </w:p>
     <w:p>
@@ -9844,7 +10160,35 @@
           <w:rFonts w:ascii="Aptos" w:hAnsi="Aptos"/>
           <w:bCs/>
         </w:rPr>
-        <w:t xml:space="preserve"> as depcited in Figure 18 and 19 below.</w:t>
+        <w:t xml:space="preserve"> as depcited in Figure 1</w:t>
+      </w:r>
+      <w:r>
+        <w:rPr>
+          <w:rFonts w:ascii="Aptos" w:hAnsi="Aptos"/>
+          <w:bCs/>
+        </w:rPr>
+        <w:t>9</w:t>
+      </w:r>
+      <w:r>
+        <w:rPr>
+          <w:rFonts w:ascii="Aptos" w:hAnsi="Aptos"/>
+          <w:bCs/>
+        </w:rPr>
+        <w:t xml:space="preserve"> </w:t>
+      </w:r>
+      <w:r>
+        <w:rPr>
+          <w:rFonts w:ascii="Aptos" w:hAnsi="Aptos"/>
+          <w:bCs/>
+        </w:rPr>
+        <w:t>and b</w:t>
+      </w:r>
+      <w:r>
+        <w:rPr>
+          <w:rFonts w:ascii="Aptos" w:hAnsi="Aptos"/>
+          <w:bCs/>
+        </w:rPr>
+        <w:t>below.</w:t>
       </w:r>
     </w:p>
     <w:p>
@@ -9883,7 +10227,7 @@
                     <pic:cNvPicPr/>
                   </pic:nvPicPr>
                   <pic:blipFill>
-                    <a:blip r:embed="rId23">
+                    <a:blip r:embed="rId24">
                       <a:extLst>
                         <a:ext uri="{28A0092B-C50C-407E-A947-70E740481C1C}">
                           <a14:useLocalDpi xmlns:a14="http://schemas.microsoft.com/office/drawing/2010/main" val="0"/>
@@ -9930,7 +10274,21 @@
           <w:sz w:val="20"/>
           <w:szCs w:val="20"/>
         </w:rPr>
-        <w:t xml:space="preserve">Figure 18 : </w:t>
+        <w:t>Figure 1</w:t>
+      </w:r>
+      <w:r>
+        <w:rPr>
+          <w:sz w:val="20"/>
+          <w:szCs w:val="20"/>
+        </w:rPr>
+        <w:t>9a</w:t>
+      </w:r>
+      <w:r>
+        <w:rPr>
+          <w:sz w:val="20"/>
+          <w:szCs w:val="20"/>
+        </w:rPr>
+        <w:t xml:space="preserve"> : </w:t>
       </w:r>
       <w:r>
         <w:rPr>
@@ -9958,6 +10316,7 @@
       <w:r>
         <w:rPr>
           <w:rFonts w:ascii="Aptos" w:hAnsi="Aptos" w:cs="Courier New"/>
+          <w:noProof/>
           <w:color w:val="92D050"/>
         </w:rPr>
         <w:lastRenderedPageBreak/>
@@ -9977,7 +10336,7 @@
                     <pic:cNvPicPr/>
                   </pic:nvPicPr>
                   <pic:blipFill>
-                    <a:blip r:embed="rId24"/>
+                    <a:blip r:embed="rId25"/>
                     <a:stretch>
                       <a:fillRect/>
                     </a:stretch>
@@ -10025,27 +10384,34 @@
           <w:sz w:val="20"/>
           <w:szCs w:val="20"/>
         </w:rPr>
-        <w:t xml:space="preserve"> : Load m</w:t>
+        <w:t>b</w:t>
       </w:r>
       <w:r>
         <w:rPr>
           <w:sz w:val="20"/>
           <w:szCs w:val="20"/>
         </w:rPr>
-        <w:t xml:space="preserve">odel </w:t>
+        <w:t xml:space="preserve"> : Load m</w:t>
       </w:r>
       <w:r>
         <w:rPr>
           <w:sz w:val="20"/>
           <w:szCs w:val="20"/>
         </w:rPr>
-        <w:t>from DVC storage</w:t>
+        <w:t xml:space="preserve">odel </w:t>
       </w:r>
       <w:r>
         <w:rPr>
           <w:sz w:val="20"/>
           <w:szCs w:val="20"/>
         </w:rPr>
+        <w:t>from DVC storage</w:t>
+      </w:r>
+      <w:r>
+        <w:rPr>
+          <w:sz w:val="20"/>
+          <w:szCs w:val="20"/>
+        </w:rPr>
         <w:t xml:space="preserve"> specifying git tag as the version</w:t>
       </w:r>
     </w:p>
@@ -10056,6 +10422,110 @@
           <w:rFonts w:ascii="Aptos" w:hAnsi="Aptos" w:cs="Angsana New"/>
         </w:rPr>
       </w:pPr>
+    </w:p>
+    <w:p>
+      <w:pPr>
+        <w:pStyle w:val="Heading3"/>
+        <w:numPr>
+          <w:ilvl w:val="0"/>
+          <w:numId w:val="0"/>
+        </w:numPr>
+        <w:rPr>
+          <w:rFonts w:ascii="Aptos" w:hAnsi="Aptos" w:cs="Angsana New"/>
+        </w:rPr>
+      </w:pPr>
+      <w:r>
+        <w:rPr>
+          <w:rFonts w:ascii="Aptos" w:hAnsi="Aptos" w:cs="Angsana New"/>
+        </w:rPr>
+        <w:t>Continuous Integration and Continuous Deployment (CI/CD</w:t>
+      </w:r>
+      <w:r>
+        <w:rPr>
+          <w:rFonts w:ascii="Aptos" w:hAnsi="Aptos" w:cs="Angsana New"/>
+        </w:rPr>
+        <w:t>)</w:t>
+      </w:r>
+    </w:p>
+    <w:p>
+      <w:pPr>
+        <w:pStyle w:val="BodyText"/>
+        <w:rPr>
+          <w:rFonts w:ascii="Aptos" w:hAnsi="Aptos" w:cs="Angsana New"/>
+        </w:rPr>
+      </w:pPr>
+      <w:r>
+        <w:rPr>
+          <w:rFonts w:ascii="Aptos" w:hAnsi="Aptos" w:cs="Angsana New"/>
+        </w:rPr>
+        <w:t>We use Buildkite for CI/CD workflows. Figure 20 depicts buildkite steps configuration yaml.</w:t>
+      </w:r>
+    </w:p>
+    <w:p>
+      <w:pPr>
+        <w:pStyle w:val="BodyText"/>
+        <w:numPr>
+          <w:ilvl w:val="0"/>
+          <w:numId w:val="73"/>
+        </w:numPr>
+        <w:rPr>
+          <w:rFonts w:ascii="Aptos" w:hAnsi="Aptos" w:cs="Angsana New"/>
+        </w:rPr>
+      </w:pPr>
+      <w:r>
+        <w:rPr>
+          <w:b/>
+        </w:rPr>
+        <w:t>Continuous Integration</w:t>
+      </w:r>
+      <w:r>
+        <w:rPr>
+          <w:b/>
+        </w:rPr>
+        <w:t xml:space="preserve">: </w:t>
+      </w:r>
+      <w:r>
+        <w:rPr>
+          <w:bCs/>
+        </w:rPr>
+        <w:t>For every Pull Request to git, buildkite triggers the static and unit tests step</w:t>
+      </w:r>
+    </w:p>
+    <w:p>
+      <w:pPr>
+        <w:pStyle w:val="BodyText"/>
+        <w:numPr>
+          <w:ilvl w:val="0"/>
+          <w:numId w:val="73"/>
+        </w:numPr>
+        <w:rPr>
+          <w:rFonts w:ascii="Aptos" w:hAnsi="Aptos" w:cs="Angsana New"/>
+        </w:rPr>
+      </w:pPr>
+      <w:r>
+        <w:rPr>
+          <w:b/>
+        </w:rPr>
+        <w:t>Continuous Deployment</w:t>
+      </w:r>
+      <w:r>
+        <w:rPr>
+          <w:b/>
+        </w:rPr>
+        <w:t xml:space="preserve">: </w:t>
+      </w:r>
+      <w:r>
+        <w:t xml:space="preserve">Once the testing step passes </w:t>
+      </w:r>
+      <w:r>
+        <w:t>b</w:t>
+      </w:r>
+      <w:r>
+        <w:t>uildkite executes the build step</w:t>
+      </w:r>
+      <w:r>
+        <w:t>. Maintain release branch filterting to execute these stsps.</w:t>
+      </w:r>
     </w:p>
     <w:p>
       <w:pPr>
@@ -10065,2204 +10535,232 @@
           <w:rFonts w:ascii="Aptos" w:hAnsi="Aptos" w:cs="Angsana New"/>
         </w:rPr>
       </w:pPr>
+      <w:r>
+        <w:rPr>
+          <w:rFonts w:ascii="Aptos" w:hAnsi="Aptos" w:cs="Angsana New"/>
+        </w:rPr>
+        <w:drawing>
+          <wp:inline distT="0" distB="0" distL="0" distR="0" wp14:anchorId="167604CD" wp14:editId="3F914C6B">
+            <wp:extent cx="5144621" cy="4055165"/>
+            <wp:effectExtent l="0" t="0" r="0" b="0"/>
+            <wp:docPr id="978657955" name="Picture 1" descr="A screen shot of a computer program&#10;&#10;AI-generated content may be incorrect."/>
+            <wp:cNvGraphicFramePr>
+              <a:graphicFrameLocks xmlns:a="http://schemas.openxmlformats.org/drawingml/2006/main" noChangeAspect="1"/>
+            </wp:cNvGraphicFramePr>
+            <a:graphic xmlns:a="http://schemas.openxmlformats.org/drawingml/2006/main">
+              <a:graphicData uri="http://schemas.openxmlformats.org/drawingml/2006/picture">
+                <pic:pic xmlns:pic="http://schemas.openxmlformats.org/drawingml/2006/picture">
+                  <pic:nvPicPr>
+                    <pic:cNvPr id="978657955" name="Picture 1" descr="A screen shot of a computer program&#10;&#10;AI-generated content may be incorrect."/>
+                    <pic:cNvPicPr/>
+                  </pic:nvPicPr>
+                  <pic:blipFill>
+                    <a:blip r:embed="rId26"/>
+                    <a:stretch>
+                      <a:fillRect/>
+                    </a:stretch>
+                  </pic:blipFill>
+                  <pic:spPr>
+                    <a:xfrm>
+                      <a:off x="0" y="0"/>
+                      <a:ext cx="5225719" cy="4119089"/>
+                    </a:xfrm>
+                    <a:prstGeom prst="rect">
+                      <a:avLst/>
+                    </a:prstGeom>
+                  </pic:spPr>
+                </pic:pic>
+              </a:graphicData>
+            </a:graphic>
+          </wp:inline>
+        </w:drawing>
+      </w:r>
     </w:p>
     <w:p>
       <w:pPr>
         <w:pStyle w:val="BodyText"/>
-        <w:rPr>
-          <w:rFonts w:ascii="Aptos" w:hAnsi="Aptos" w:cs="Angsana New"/>
-        </w:rPr>
-      </w:pPr>
-    </w:p>
-    <w:p>
-      <w:pPr>
-        <w:pStyle w:val="BodyText"/>
-        <w:rPr>
-          <w:rFonts w:ascii="Aptos" w:hAnsi="Aptos" w:cs="Angsana New"/>
-        </w:rPr>
-      </w:pPr>
-    </w:p>
-    <w:p>
-      <w:pPr>
-        <w:pStyle w:val="BodyText"/>
-        <w:rPr>
-          <w:rFonts w:ascii="Aptos" w:hAnsi="Aptos" w:cs="Angsana New"/>
-        </w:rPr>
-      </w:pPr>
-    </w:p>
-    <w:p>
-      <w:pPr>
-        <w:pStyle w:val="BodyText"/>
-        <w:rPr>
-          <w:rFonts w:ascii="Aptos" w:hAnsi="Aptos" w:cs="Angsana New"/>
-        </w:rPr>
-      </w:pPr>
-    </w:p>
-    <w:p>
-      <w:pPr>
-        <w:pStyle w:val="BodyText"/>
-        <w:rPr>
-          <w:rFonts w:ascii="Aptos" w:hAnsi="Aptos" w:cs="Angsana New"/>
-        </w:rPr>
-      </w:pPr>
-      <w:r>
-        <w:rPr>
-          <w:rFonts w:ascii="Aptos" w:hAnsi="Aptos" w:cs="Angsana New"/>
-        </w:rPr>
-        <w:t xml:space="preserve">New model publising on CI server </w:t>
-      </w:r>
-      <w:r>
-        <w:rPr>
-          <w:rFonts w:ascii="Aptos" w:hAnsi="Aptos" w:cs="Angsana New"/>
-        </w:rPr>
-        <w:br/>
-      </w:r>
-      <w:r>
-        <w:rPr>
-          <w:rFonts w:ascii="Aptos" w:hAnsi="Aptos" w:cs="Angsana New"/>
-        </w:rPr>
-        <w:br/>
-        <w:t>1. Push commits and create release branch</w:t>
-      </w:r>
-    </w:p>
-    <w:p>
-      <w:pPr>
-        <w:pStyle w:val="BodyText"/>
-        <w:rPr>
-          <w:rFonts w:ascii="Aptos" w:hAnsi="Aptos" w:cs="Angsana New"/>
-        </w:rPr>
-      </w:pPr>
-      <w:r>
-        <w:rPr>
-          <w:rFonts w:ascii="Aptos" w:hAnsi="Aptos" w:cs="Angsana New"/>
-        </w:rPr>
-        <w:t>Train model</w:t>
-      </w:r>
-    </w:p>
-    <w:p>
-      <w:pPr>
-        <w:pStyle w:val="BodyText"/>
-        <w:rPr>
-          <w:rFonts w:ascii="Aptos" w:hAnsi="Aptos" w:cs="Angsana New"/>
-        </w:rPr>
-      </w:pPr>
-      <w:r>
-        <w:rPr>
-          <w:rStyle w:val="mtk10"/>
-          <w:rFonts w:ascii="Aptos" w:hAnsi="Aptos" w:cs="Angsana New"/>
-          <w:color w:val="9CDCFE"/>
-          <w:sz w:val="17"/>
-          <w:szCs w:val="17"/>
-          <w:bdr w:val="single" w:sz="2" w:space="0" w:color="auto" w:frame="1"/>
-        </w:rPr>
-        <w:t>PYTHONPATH</w:t>
-      </w:r>
-      <w:r>
-        <w:rPr>
-          <w:rStyle w:val="mtk3"/>
-          <w:rFonts w:ascii="Aptos" w:hAnsi="Aptos" w:cs="Angsana New"/>
-          <w:color w:val="D4D4D4"/>
-          <w:sz w:val="17"/>
-          <w:szCs w:val="17"/>
-          <w:bdr w:val="single" w:sz="2" w:space="0" w:color="auto" w:frame="1"/>
-        </w:rPr>
-        <w:t>=</w:t>
-      </w:r>
-      <w:r>
-        <w:rPr>
-          <w:rStyle w:val="mtk12"/>
-          <w:rFonts w:ascii="Aptos" w:hAnsi="Aptos" w:cs="Angsana New"/>
-          <w:color w:val="CE9178"/>
-          <w:sz w:val="17"/>
-          <w:szCs w:val="17"/>
-          <w:bdr w:val="single" w:sz="2" w:space="0" w:color="auto" w:frame="1"/>
-        </w:rPr>
-        <w:t>Q1/src</w:t>
-      </w:r>
-      <w:r>
-        <w:rPr>
-          <w:rStyle w:val="mtk1"/>
-          <w:rFonts w:ascii="Aptos" w:hAnsi="Aptos" w:cs="Angsana New"/>
-          <w:color w:val="CCCCCC"/>
-          <w:sz w:val="17"/>
-          <w:szCs w:val="17"/>
-          <w:bdr w:val="single" w:sz="2" w:space="0" w:color="auto" w:frame="1"/>
-        </w:rPr>
-        <w:t xml:space="preserve"> </w:t>
-      </w:r>
-      <w:r>
-        <w:rPr>
-          <w:rStyle w:val="mtk16"/>
-          <w:rFonts w:ascii="Aptos" w:hAnsi="Aptos" w:cs="Angsana New"/>
-          <w:color w:val="DCDCAA"/>
-          <w:sz w:val="17"/>
-          <w:szCs w:val="17"/>
-          <w:bdr w:val="single" w:sz="2" w:space="0" w:color="auto" w:frame="1"/>
-        </w:rPr>
-        <w:t>./.venv/bin/python</w:t>
-      </w:r>
-      <w:r>
-        <w:rPr>
-          <w:rStyle w:val="mtk1"/>
-          <w:rFonts w:ascii="Aptos" w:hAnsi="Aptos" w:cs="Angsana New"/>
-          <w:color w:val="CCCCCC"/>
-          <w:sz w:val="17"/>
-          <w:szCs w:val="17"/>
-          <w:bdr w:val="single" w:sz="2" w:space="0" w:color="auto" w:frame="1"/>
-        </w:rPr>
-        <w:t xml:space="preserve"> </w:t>
-      </w:r>
-      <w:r>
-        <w:rPr>
-          <w:rStyle w:val="mtk12"/>
-          <w:rFonts w:ascii="Aptos" w:hAnsi="Aptos" w:cs="Angsana New"/>
-          <w:color w:val="CE9178"/>
-          <w:sz w:val="17"/>
-          <w:szCs w:val="17"/>
-          <w:bdr w:val="single" w:sz="2" w:space="0" w:color="auto" w:frame="1"/>
-        </w:rPr>
-        <w:t>Q1/app.py</w:t>
-      </w:r>
-      <w:r>
-        <w:rPr>
-          <w:rStyle w:val="mtk1"/>
-          <w:rFonts w:ascii="Aptos" w:hAnsi="Aptos" w:cs="Angsana New"/>
-          <w:color w:val="CCCCCC"/>
-          <w:sz w:val="17"/>
-          <w:szCs w:val="17"/>
-          <w:bdr w:val="single" w:sz="2" w:space="0" w:color="auto" w:frame="1"/>
-        </w:rPr>
-        <w:t xml:space="preserve"> </w:t>
-      </w:r>
-      <w:r>
-        <w:rPr>
-          <w:rStyle w:val="mtk12"/>
-          <w:rFonts w:ascii="Aptos" w:hAnsi="Aptos" w:cs="Angsana New"/>
-          <w:color w:val="CE9178"/>
-          <w:sz w:val="17"/>
-          <w:szCs w:val="17"/>
-          <w:bdr w:val="single" w:sz="2" w:space="0" w:color="auto" w:frame="1"/>
-        </w:rPr>
-        <w:t>t3</w:t>
-      </w:r>
-    </w:p>
-    <w:p>
-      <w:pPr>
-        <w:pStyle w:val="BodyText"/>
-        <w:rPr>
-          <w:rStyle w:val="mtk12"/>
-          <w:rFonts w:ascii="Aptos" w:hAnsi="Aptos" w:cs="Angsana New"/>
-          <w:color w:val="CE9178"/>
-          <w:sz w:val="17"/>
-          <w:szCs w:val="17"/>
-          <w:bdr w:val="single" w:sz="2" w:space="0" w:color="auto" w:frame="1"/>
-        </w:rPr>
-      </w:pPr>
-      <w:r>
-        <w:rPr>
-          <w:rFonts w:ascii="Aptos" w:hAnsi="Aptos" w:cs="Angsana New"/>
-        </w:rPr>
-        <w:t>Publish new model</w:t>
-      </w:r>
-      <w:r>
-        <w:rPr>
-          <w:rFonts w:ascii="Aptos" w:hAnsi="Aptos" w:cs="Angsana New"/>
-        </w:rPr>
-        <w:br/>
-      </w:r>
-      <w:r>
-        <w:rPr>
-          <w:rStyle w:val="mtk10"/>
-          <w:rFonts w:ascii="Aptos" w:hAnsi="Aptos" w:cs="Angsana New"/>
-          <w:color w:val="9CDCFE"/>
-          <w:sz w:val="17"/>
-          <w:szCs w:val="17"/>
-          <w:bdr w:val="single" w:sz="2" w:space="0" w:color="auto" w:frame="1"/>
-        </w:rPr>
-        <w:t>PYTHONPATH</w:t>
-      </w:r>
-      <w:r>
-        <w:rPr>
-          <w:rStyle w:val="mtk3"/>
-          <w:rFonts w:ascii="Aptos" w:hAnsi="Aptos" w:cs="Angsana New"/>
-          <w:color w:val="D4D4D4"/>
-          <w:sz w:val="17"/>
-          <w:szCs w:val="17"/>
-          <w:bdr w:val="single" w:sz="2" w:space="0" w:color="auto" w:frame="1"/>
-        </w:rPr>
-        <w:t>=</w:t>
-      </w:r>
-      <w:r>
-        <w:rPr>
-          <w:rStyle w:val="mtk12"/>
-          <w:rFonts w:ascii="Aptos" w:hAnsi="Aptos" w:cs="Angsana New"/>
-          <w:color w:val="CE9178"/>
-          <w:sz w:val="17"/>
-          <w:szCs w:val="17"/>
-          <w:bdr w:val="single" w:sz="2" w:space="0" w:color="auto" w:frame="1"/>
-        </w:rPr>
-        <w:t>Q1/src</w:t>
-      </w:r>
-      <w:r>
-        <w:rPr>
-          <w:rStyle w:val="mtk1"/>
-          <w:rFonts w:ascii="Aptos" w:hAnsi="Aptos" w:cs="Angsana New"/>
-          <w:color w:val="CCCCCC"/>
-          <w:sz w:val="17"/>
-          <w:szCs w:val="17"/>
-          <w:bdr w:val="single" w:sz="2" w:space="0" w:color="auto" w:frame="1"/>
-        </w:rPr>
-        <w:t xml:space="preserve"> </w:t>
-      </w:r>
-      <w:r>
-        <w:rPr>
-          <w:rStyle w:val="mtk16"/>
-          <w:rFonts w:ascii="Aptos" w:hAnsi="Aptos" w:cs="Angsana New"/>
-          <w:color w:val="DCDCAA"/>
-          <w:sz w:val="17"/>
-          <w:szCs w:val="17"/>
-          <w:bdr w:val="single" w:sz="2" w:space="0" w:color="auto" w:frame="1"/>
-        </w:rPr>
-        <w:t>./.venv/bin/python</w:t>
-      </w:r>
-      <w:r>
-        <w:rPr>
-          <w:rStyle w:val="mtk1"/>
-          <w:rFonts w:ascii="Aptos" w:hAnsi="Aptos" w:cs="Angsana New"/>
-          <w:color w:val="CCCCCC"/>
-          <w:sz w:val="17"/>
-          <w:szCs w:val="17"/>
-          <w:bdr w:val="single" w:sz="2" w:space="0" w:color="auto" w:frame="1"/>
-        </w:rPr>
-        <w:t xml:space="preserve"> </w:t>
-      </w:r>
-      <w:r>
-        <w:rPr>
-          <w:rStyle w:val="mtk12"/>
-          <w:rFonts w:ascii="Aptos" w:hAnsi="Aptos" w:cs="Angsana New"/>
-          <w:color w:val="CE9178"/>
-          <w:sz w:val="17"/>
-          <w:szCs w:val="17"/>
-          <w:bdr w:val="single" w:sz="2" w:space="0" w:color="auto" w:frame="1"/>
-        </w:rPr>
-        <w:t>Q1/app.py</w:t>
-      </w:r>
-      <w:r>
-        <w:rPr>
-          <w:rStyle w:val="mtk1"/>
-          <w:rFonts w:ascii="Aptos" w:hAnsi="Aptos" w:cs="Angsana New"/>
-          <w:color w:val="CCCCCC"/>
-          <w:sz w:val="17"/>
-          <w:szCs w:val="17"/>
-          <w:bdr w:val="single" w:sz="2" w:space="0" w:color="auto" w:frame="1"/>
-        </w:rPr>
-        <w:t xml:space="preserve"> </w:t>
-      </w:r>
-      <w:r>
-        <w:rPr>
-          <w:rStyle w:val="mtk12"/>
-          <w:rFonts w:ascii="Aptos" w:hAnsi="Aptos" w:cs="Angsana New"/>
-          <w:color w:val="CE9178"/>
-          <w:sz w:val="17"/>
-          <w:szCs w:val="17"/>
-          <w:bdr w:val="single" w:sz="2" w:space="0" w:color="auto" w:frame="1"/>
-        </w:rPr>
-        <w:t>t7</w:t>
-      </w:r>
-    </w:p>
-    <w:p>
-      <w:pPr>
-        <w:pStyle w:val="BodyText"/>
-        <w:rPr>
-          <w:rStyle w:val="mtk12"/>
-          <w:rFonts w:ascii="Aptos" w:hAnsi="Aptos" w:cs="Angsana New"/>
-          <w:color w:val="CE9178"/>
-          <w:sz w:val="17"/>
-          <w:szCs w:val="17"/>
-          <w:bdr w:val="single" w:sz="2" w:space="0" w:color="auto" w:frame="1"/>
-        </w:rPr>
-      </w:pPr>
-      <w:r>
-        <w:rPr>
-          <w:rStyle w:val="mtk12"/>
-          <w:rFonts w:ascii="Aptos" w:hAnsi="Aptos" w:cs="Angsana New"/>
-          <w:color w:val="CE9178"/>
-          <w:sz w:val="17"/>
-          <w:szCs w:val="17"/>
-          <w:bdr w:val="single" w:sz="2" w:space="0" w:color="auto" w:frame="1"/>
-        </w:rPr>
-        <w:t>Rebuild the contaner</w:t>
-      </w:r>
-    </w:p>
-    <w:p>
-      <w:pPr>
-        <w:pStyle w:val="BodyText"/>
-        <w:rPr>
-          <w:rFonts w:ascii="Aptos" w:hAnsi="Aptos" w:cs="Angsana New"/>
-        </w:rPr>
-      </w:pPr>
-      <w:r>
-        <w:rPr>
-          <w:rStyle w:val="mtk16"/>
-          <w:rFonts w:ascii="Aptos" w:hAnsi="Aptos" w:cs="Angsana New"/>
-          <w:color w:val="DCDCAA"/>
-          <w:sz w:val="17"/>
-          <w:szCs w:val="17"/>
-          <w:bdr w:val="single" w:sz="2" w:space="0" w:color="auto" w:frame="1"/>
-        </w:rPr>
-        <w:t>docker-compose</w:t>
-      </w:r>
-      <w:r>
-        <w:rPr>
-          <w:rStyle w:val="mtk1"/>
-          <w:rFonts w:ascii="Aptos" w:hAnsi="Aptos" w:cs="Angsana New"/>
-          <w:color w:val="CCCCCC"/>
-          <w:sz w:val="17"/>
-          <w:szCs w:val="17"/>
-          <w:bdr w:val="single" w:sz="2" w:space="0" w:color="auto" w:frame="1"/>
-        </w:rPr>
-        <w:t xml:space="preserve"> </w:t>
-      </w:r>
-      <w:r>
-        <w:rPr>
-          <w:rStyle w:val="mtk6"/>
-          <w:rFonts w:ascii="Aptos" w:hAnsi="Aptos" w:cs="Angsana New"/>
-          <w:color w:val="569CD6"/>
-          <w:sz w:val="17"/>
-          <w:szCs w:val="17"/>
-          <w:bdr w:val="single" w:sz="2" w:space="0" w:color="auto" w:frame="1"/>
-        </w:rPr>
-        <w:t>-f</w:t>
-      </w:r>
-      <w:r>
-        <w:rPr>
-          <w:rStyle w:val="mtk1"/>
-          <w:rFonts w:ascii="Aptos" w:hAnsi="Aptos" w:cs="Angsana New"/>
-          <w:color w:val="CCCCCC"/>
-          <w:sz w:val="17"/>
-          <w:szCs w:val="17"/>
-          <w:bdr w:val="single" w:sz="2" w:space="0" w:color="auto" w:frame="1"/>
-        </w:rPr>
-        <w:t xml:space="preserve"> </w:t>
-      </w:r>
-      <w:r>
-        <w:rPr>
-          <w:rStyle w:val="mtk12"/>
-          <w:rFonts w:ascii="Aptos" w:hAnsi="Aptos" w:cs="Angsana New"/>
-          <w:color w:val="CE9178"/>
-          <w:sz w:val="17"/>
-          <w:szCs w:val="17"/>
-          <w:bdr w:val="single" w:sz="2" w:space="0" w:color="auto" w:frame="1"/>
-        </w:rPr>
-        <w:t>Q1/docker-compose.yml</w:t>
-      </w:r>
-      <w:r>
-        <w:rPr>
-          <w:rStyle w:val="mtk1"/>
-          <w:rFonts w:ascii="Aptos" w:hAnsi="Aptos" w:cs="Angsana New"/>
-          <w:color w:val="CCCCCC"/>
-          <w:sz w:val="17"/>
-          <w:szCs w:val="17"/>
-          <w:bdr w:val="single" w:sz="2" w:space="0" w:color="auto" w:frame="1"/>
-        </w:rPr>
-        <w:t xml:space="preserve"> </w:t>
-      </w:r>
-      <w:r>
-        <w:rPr>
-          <w:rStyle w:val="mtk12"/>
-          <w:rFonts w:ascii="Aptos" w:hAnsi="Aptos" w:cs="Angsana New"/>
-          <w:color w:val="CE9178"/>
-          <w:sz w:val="17"/>
-          <w:szCs w:val="17"/>
-          <w:bdr w:val="single" w:sz="2" w:space="0" w:color="auto" w:frame="1"/>
-        </w:rPr>
-        <w:t>up</w:t>
-      </w:r>
-      <w:r>
-        <w:rPr>
-          <w:rStyle w:val="mtk1"/>
-          <w:rFonts w:ascii="Aptos" w:hAnsi="Aptos" w:cs="Angsana New"/>
-          <w:color w:val="CCCCCC"/>
-          <w:sz w:val="17"/>
-          <w:szCs w:val="17"/>
-          <w:bdr w:val="single" w:sz="2" w:space="0" w:color="auto" w:frame="1"/>
-        </w:rPr>
-        <w:t xml:space="preserve"> </w:t>
-      </w:r>
-      <w:r>
-        <w:rPr>
-          <w:rStyle w:val="mtk6"/>
-          <w:rFonts w:ascii="Aptos" w:hAnsi="Aptos" w:cs="Angsana New"/>
-          <w:color w:val="569CD6"/>
-          <w:sz w:val="17"/>
-          <w:szCs w:val="17"/>
-          <w:bdr w:val="single" w:sz="2" w:space="0" w:color="auto" w:frame="1"/>
-        </w:rPr>
-        <w:t>--build</w:t>
-      </w:r>
-    </w:p>
-    <w:p>
-      <w:pPr>
-        <w:pStyle w:val="BodyText"/>
-        <w:rPr>
-          <w:rFonts w:ascii="Aptos" w:hAnsi="Aptos" w:cs="Angsana New"/>
-        </w:rPr>
-      </w:pPr>
-    </w:p>
-    <w:p>
-      <w:pPr>
-        <w:pStyle w:val="BodyText"/>
-        <w:rPr>
-          <w:rFonts w:ascii="Aptos" w:hAnsi="Aptos" w:cs="Angsana New"/>
-        </w:rPr>
-      </w:pPr>
-    </w:p>
-    <w:p>
-      <w:pPr>
-        <w:pStyle w:val="BodyText"/>
-        <w:rPr>
-          <w:rFonts w:ascii="Aptos" w:hAnsi="Aptos" w:cs="Angsana New"/>
-        </w:rPr>
-      </w:pPr>
-    </w:p>
-    <w:p>
-      <w:pPr>
-        <w:pStyle w:val="BodyText"/>
-        <w:rPr>
-          <w:rFonts w:ascii="Aptos" w:hAnsi="Aptos" w:cs="Angsana New"/>
-        </w:rPr>
-      </w:pPr>
-    </w:p>
-    <w:p>
-      <w:pPr>
-        <w:pStyle w:val="BodyText"/>
-        <w:rPr>
-          <w:rFonts w:ascii="Aptos" w:hAnsi="Aptos" w:cs="Angsana New"/>
-        </w:rPr>
-      </w:pPr>
-    </w:p>
-    <w:p>
-      <w:pPr>
-        <w:pStyle w:val="BodyText"/>
-        <w:rPr>
-          <w:rFonts w:ascii="Aptos" w:hAnsi="Aptos" w:cs="Angsana New"/>
-        </w:rPr>
-      </w:pPr>
-    </w:p>
-    <w:p>
-      <w:pPr>
-        <w:pStyle w:val="BodyText"/>
-        <w:rPr>
-          <w:rFonts w:ascii="Aptos" w:hAnsi="Aptos" w:cs="Angsana New"/>
-        </w:rPr>
-      </w:pPr>
-    </w:p>
-    <w:p>
-      <w:pPr>
-        <w:pStyle w:val="BodyText"/>
-        <w:rPr>
-          <w:rFonts w:ascii="Aptos" w:hAnsi="Aptos" w:cs="Angsana New"/>
-        </w:rPr>
-      </w:pPr>
-    </w:p>
-    <w:p>
-      <w:pPr>
-        <w:pStyle w:val="BodyText"/>
-        <w:rPr>
-          <w:rFonts w:ascii="Aptos" w:hAnsi="Aptos" w:cs="Angsana New"/>
-        </w:rPr>
-      </w:pPr>
-    </w:p>
-    <w:p>
-      <w:pPr>
-        <w:pStyle w:val="NormalWeb"/>
-        <w:pBdr>
-          <w:top w:val="single" w:sz="2" w:space="0" w:color="auto"/>
-          <w:left w:val="single" w:sz="2" w:space="0" w:color="auto"/>
-          <w:bottom w:val="single" w:sz="2" w:space="0" w:color="auto"/>
-          <w:right w:val="single" w:sz="2" w:space="0" w:color="auto"/>
-        </w:pBdr>
-        <w:shd w:val="clear" w:color="auto" w:fill="181818"/>
-        <w:spacing w:before="0" w:beforeAutospacing="0" w:after="0" w:afterAutospacing="0"/>
-        <w:rPr>
-          <w:rFonts w:ascii="Aptos" w:hAnsi="Aptos" w:cs="Angsana New"/>
-          <w:color w:val="CCCCCC"/>
+        <w:jc w:val="center"/>
+        <w:rPr>
           <w:sz w:val="20"/>
           <w:szCs w:val="20"/>
         </w:rPr>
       </w:pPr>
       <w:r>
         <w:rPr>
-          <w:rFonts w:ascii="Aptos" w:hAnsi="Aptos" w:cs="Angsana New"/>
-          <w:color w:val="CCCCCC"/>
           <w:sz w:val="20"/>
           <w:szCs w:val="20"/>
         </w:rPr>
-        <w:t>Here are the commands you can run locally from your workspace root directory:</w:t>
-      </w:r>
-    </w:p>
-    <w:p>
-      <w:pPr>
-        <w:pStyle w:val="Heading3"/>
-        <w:pBdr>
-          <w:top w:val="single" w:sz="2" w:space="0" w:color="auto"/>
-          <w:left w:val="single" w:sz="2" w:space="0" w:color="auto"/>
-          <w:bottom w:val="single" w:sz="2" w:space="0" w:color="auto"/>
-          <w:right w:val="single" w:sz="2" w:space="0" w:color="auto"/>
-        </w:pBdr>
-        <w:shd w:val="clear" w:color="auto" w:fill="181818"/>
-        <w:rPr>
-          <w:rFonts w:ascii="Aptos" w:hAnsi="Aptos" w:cs="Angsana New"/>
-          <w:b w:val="0"/>
-          <w:bCs w:val="0"/>
-          <w:color w:val="CCCCCC"/>
-          <w:sz w:val="27"/>
-          <w:szCs w:val="27"/>
-        </w:rPr>
-      </w:pPr>
-      <w:r>
-        <w:rPr>
-          <w:rFonts w:ascii="Aptos" w:hAnsi="Aptos" w:cs="Angsana New"/>
-          <w:b w:val="0"/>
-          <w:bCs w:val="0"/>
-          <w:color w:val="CCCCCC"/>
-        </w:rPr>
-        <w:t>1. Run the FastAPI Server Locally</w:t>
-      </w:r>
-    </w:p>
-    <w:p>
-      <w:pPr>
-        <w:pStyle w:val="NormalWeb"/>
-        <w:pBdr>
-          <w:top w:val="single" w:sz="2" w:space="0" w:color="auto"/>
-          <w:left w:val="single" w:sz="2" w:space="0" w:color="auto"/>
-          <w:bottom w:val="single" w:sz="2" w:space="0" w:color="auto"/>
-          <w:right w:val="single" w:sz="2" w:space="0" w:color="auto"/>
-        </w:pBdr>
-        <w:shd w:val="clear" w:color="auto" w:fill="181818"/>
-        <w:spacing w:before="0" w:beforeAutospacing="0" w:after="0" w:afterAutospacing="0"/>
-        <w:rPr>
-          <w:rFonts w:ascii="Aptos" w:hAnsi="Aptos" w:cs="Angsana New"/>
-          <w:color w:val="CCCCCC"/>
+        <w:t xml:space="preserve">Figure </w:t>
+      </w:r>
+      <w:r>
+        <w:rPr>
           <w:sz w:val="20"/>
           <w:szCs w:val="20"/>
         </w:rPr>
-      </w:pPr>
-      <w:r>
-        <w:rPr>
-          <w:rFonts w:ascii="Aptos" w:hAnsi="Aptos" w:cs="Angsana New"/>
-          <w:color w:val="CCCCCC"/>
+        <w:t>20</w:t>
+      </w:r>
+      <w:r>
+        <w:rPr>
           <w:sz w:val="20"/>
           <w:szCs w:val="20"/>
         </w:rPr>
-        <w:t>Start the server directly using your virtual environment:</w:t>
-      </w:r>
-    </w:p>
-    <w:p>
-      <w:pPr>
-        <w:pStyle w:val="HTMLPreformatted"/>
-        <w:pBdr>
-          <w:top w:val="single" w:sz="2" w:space="0" w:color="auto"/>
-          <w:left w:val="single" w:sz="2" w:space="0" w:color="auto"/>
-          <w:bottom w:val="single" w:sz="2" w:space="0" w:color="auto"/>
-          <w:right w:val="single" w:sz="2" w:space="0" w:color="auto"/>
-        </w:pBdr>
-        <w:shd w:val="clear" w:color="auto" w:fill="181818"/>
-        <w:rPr>
-          <w:rFonts w:ascii="Aptos" w:hAnsi="Aptos" w:cs="Angsana New"/>
-          <w:color w:val="CCCCCC"/>
-        </w:rPr>
-      </w:pPr>
-      <w:r>
-        <w:rPr>
-          <w:rFonts w:ascii="Aptos" w:hAnsi="Aptos" w:cs="Angsana New"/>
-          <w:color w:val="CCCCCC"/>
-        </w:rPr>
-        <w:t>bash</w:t>
-      </w:r>
-    </w:p>
-    <w:p>
-      <w:pPr>
-        <w:pStyle w:val="HTMLPreformatted"/>
-        <w:pBdr>
-          <w:top w:val="single" w:sz="2" w:space="0" w:color="auto"/>
-          <w:left w:val="single" w:sz="2" w:space="0" w:color="auto"/>
-          <w:bottom w:val="single" w:sz="2" w:space="0" w:color="auto"/>
-          <w:right w:val="single" w:sz="2" w:space="0" w:color="auto"/>
-        </w:pBdr>
-        <w:shd w:val="clear" w:color="auto" w:fill="181818"/>
-        <w:rPr>
-          <w:rFonts w:ascii="Aptos" w:hAnsi="Aptos" w:cs="Angsana New"/>
-          <w:color w:val="CCCCCC"/>
-        </w:rPr>
-      </w:pPr>
-      <w:r>
-        <w:rPr>
-          <w:rStyle w:val="mtk10"/>
-          <w:rFonts w:ascii="Aptos" w:hAnsi="Aptos" w:cs="Angsana New"/>
-          <w:color w:val="9CDCFE"/>
-          <w:bdr w:val="single" w:sz="2" w:space="0" w:color="auto" w:frame="1"/>
-        </w:rPr>
-        <w:t>PYTHONPATH</w:t>
-      </w:r>
-      <w:r>
-        <w:rPr>
-          <w:rStyle w:val="mtk3"/>
-          <w:rFonts w:ascii="Aptos" w:hAnsi="Aptos" w:cs="Angsana New"/>
-          <w:color w:val="D4D4D4"/>
-          <w:bdr w:val="single" w:sz="2" w:space="0" w:color="auto" w:frame="1"/>
-        </w:rPr>
-        <w:t>=</w:t>
-      </w:r>
-      <w:r>
-        <w:rPr>
-          <w:rStyle w:val="mtk12"/>
-          <w:rFonts w:ascii="Aptos" w:hAnsi="Aptos" w:cs="Angsana New"/>
-          <w:color w:val="CE9178"/>
-          <w:bdr w:val="single" w:sz="2" w:space="0" w:color="auto" w:frame="1"/>
-        </w:rPr>
-        <w:t>Q1/src</w:t>
-      </w:r>
-      <w:r>
-        <w:rPr>
-          <w:rStyle w:val="mtk1"/>
-          <w:rFonts w:ascii="Aptos" w:hAnsi="Aptos" w:cs="Angsana New"/>
-          <w:color w:val="CCCCCC"/>
-          <w:bdr w:val="single" w:sz="2" w:space="0" w:color="auto" w:frame="1"/>
+        <w:t xml:space="preserve"> :</w:t>
+      </w:r>
+      <w:r>
+        <w:rPr>
+          <w:sz w:val="20"/>
+          <w:szCs w:val="20"/>
         </w:rPr>
         <w:t xml:space="preserve"> </w:t>
       </w:r>
       <w:r>
         <w:rPr>
-          <w:rStyle w:val="mtk16"/>
-          <w:rFonts w:ascii="Aptos" w:hAnsi="Aptos" w:cs="Angsana New"/>
-          <w:color w:val="DCDCAA"/>
-          <w:bdr w:val="single" w:sz="2" w:space="0" w:color="auto" w:frame="1"/>
-        </w:rPr>
-        <w:t>./.venv/bin/python</w:t>
-      </w:r>
-      <w:r>
-        <w:rPr>
-          <w:rStyle w:val="mtk1"/>
-          <w:rFonts w:ascii="Aptos" w:hAnsi="Aptos" w:cs="Angsana New"/>
-          <w:color w:val="CCCCCC"/>
-          <w:bdr w:val="single" w:sz="2" w:space="0" w:color="auto" w:frame="1"/>
-        </w:rPr>
-        <w:t xml:space="preserve"> </w:t>
-      </w:r>
-      <w:r>
-        <w:rPr>
-          <w:rStyle w:val="mtk12"/>
-          <w:rFonts w:ascii="Aptos" w:hAnsi="Aptos" w:cs="Angsana New"/>
-          <w:color w:val="CE9178"/>
-          <w:bdr w:val="single" w:sz="2" w:space="0" w:color="auto" w:frame="1"/>
-        </w:rPr>
-        <w:t>Q1/app.py</w:t>
-      </w:r>
-      <w:r>
-        <w:rPr>
-          <w:rStyle w:val="mtk1"/>
-          <w:rFonts w:ascii="Aptos" w:hAnsi="Aptos" w:cs="Angsana New"/>
-          <w:color w:val="CCCCCC"/>
-          <w:bdr w:val="single" w:sz="2" w:space="0" w:color="auto" w:frame="1"/>
-        </w:rPr>
-        <w:t xml:space="preserve"> </w:t>
-      </w:r>
-      <w:r>
-        <w:rPr>
-          <w:rStyle w:val="mtk12"/>
-          <w:rFonts w:ascii="Aptos" w:hAnsi="Aptos" w:cs="Angsana New"/>
-          <w:color w:val="CE9178"/>
-          <w:bdr w:val="single" w:sz="2" w:space="0" w:color="auto" w:frame="1"/>
-        </w:rPr>
-        <w:t>t6</w:t>
-      </w:r>
-    </w:p>
-    <w:p>
-      <w:pPr>
+          <w:sz w:val="20"/>
+          <w:szCs w:val="20"/>
+        </w:rPr>
+        <w:t>Buildkite Steps</w:t>
+      </w:r>
+    </w:p>
+    <w:p>
+      <w:pPr>
+        <w:pStyle w:val="BodyText"/>
+        <w:jc w:val="center"/>
+        <w:rPr>
+          <w:sz w:val="20"/>
+          <w:szCs w:val="20"/>
+        </w:rPr>
+      </w:pPr>
+    </w:p>
+    <w:p>
+      <w:pPr>
+        <w:pStyle w:val="Heading3"/>
         <w:numPr>
           <w:ilvl w:val="0"/>
-          <w:numId w:val="59"/>
+          <w:numId w:val="0"/>
         </w:numPr>
-        <w:pBdr>
-          <w:top w:val="single" w:sz="2" w:space="0" w:color="auto"/>
-          <w:left w:val="single" w:sz="2" w:space="0" w:color="auto"/>
-          <w:bottom w:val="single" w:sz="2" w:space="0" w:color="auto"/>
-          <w:right w:val="single" w:sz="2" w:space="0" w:color="auto"/>
-        </w:pBdr>
-        <w:shd w:val="clear" w:color="auto" w:fill="181818"/>
-        <w:spacing w:before="100" w:beforeAutospacing="1" w:after="100" w:afterAutospacing="1"/>
-        <w:rPr>
-          <w:rFonts w:ascii="Aptos" w:hAnsi="Aptos" w:cs="Angsana New"/>
-          <w:color w:val="CCCCCC"/>
+        <w:rPr>
+          <w:rFonts w:ascii="Aptos" w:hAnsi="Aptos" w:cs="Angsana New"/>
+        </w:rPr>
+      </w:pPr>
+      <w:r>
+        <w:rPr>
+          <w:rFonts w:ascii="Aptos" w:hAnsi="Aptos" w:cs="Angsana New"/>
+        </w:rPr>
+        <w:t>Docker Compose</w:t>
+      </w:r>
+      <w:r>
+        <w:rPr>
+          <w:rFonts w:ascii="Aptos" w:hAnsi="Aptos" w:cs="Angsana New"/>
+        </w:rPr>
+        <w:t xml:space="preserve"> – </w:t>
+      </w:r>
+      <w:r>
+        <w:rPr>
+          <w:rFonts w:ascii="Aptos" w:hAnsi="Aptos" w:cs="Angsana New"/>
+        </w:rPr>
+        <w:t>Containeriz</w:t>
+      </w:r>
+      <w:r>
+        <w:rPr>
+          <w:rFonts w:ascii="Aptos" w:hAnsi="Aptos" w:cs="Angsana New"/>
+        </w:rPr>
+        <w:t>ation</w:t>
+      </w:r>
+    </w:p>
+    <w:p>
+      <w:pPr>
+        <w:pStyle w:val="BodyText"/>
+      </w:pPr>
+      <w:r>
+        <w:t>We define a local docker environment using docker compose yml as depcited in figure 21. Here we mount he locally hosted remote storage for data version control. Because DVC api can access model cached files for get them inside docker.</w:t>
+      </w:r>
+    </w:p>
+    <w:p>
+      <w:pPr>
+        <w:pStyle w:val="BodyText"/>
+        <w:jc w:val="center"/>
+        <w:rPr>
           <w:sz w:val="20"/>
           <w:szCs w:val="20"/>
         </w:rPr>
       </w:pPr>
       <w:r>
         <w:rPr>
-          <w:rStyle w:val="Strong"/>
-          <w:rFonts w:ascii="Aptos" w:hAnsi="Aptos" w:cs="Angsana New"/>
-          <w:color w:val="CCCCCC"/>
           <w:sz w:val="20"/>
           <w:szCs w:val="20"/>
-          <w:bdr w:val="single" w:sz="2" w:space="0" w:color="auto" w:frame="1"/>
-        </w:rPr>
-        <w:t>What it does</w:t>
-      </w:r>
-      <w:r>
-        <w:rPr>
-          <w:rFonts w:ascii="Aptos" w:hAnsi="Aptos" w:cs="Angsana New"/>
-          <w:color w:val="CCCCCC"/>
+        </w:rPr>
+        <w:drawing>
+          <wp:inline distT="0" distB="0" distL="0" distR="0" wp14:anchorId="38A26065" wp14:editId="13B52338">
+            <wp:extent cx="4902200" cy="3556000"/>
+            <wp:effectExtent l="0" t="0" r="0" b="0"/>
+            <wp:docPr id="829811962" name="Picture 1" descr="A screen shot of a computer program&#10;&#10;AI-generated content may be incorrect."/>
+            <wp:cNvGraphicFramePr>
+              <a:graphicFrameLocks xmlns:a="http://schemas.openxmlformats.org/drawingml/2006/main" noChangeAspect="1"/>
+            </wp:cNvGraphicFramePr>
+            <a:graphic xmlns:a="http://schemas.openxmlformats.org/drawingml/2006/main">
+              <a:graphicData uri="http://schemas.openxmlformats.org/drawingml/2006/picture">
+                <pic:pic xmlns:pic="http://schemas.openxmlformats.org/drawingml/2006/picture">
+                  <pic:nvPicPr>
+                    <pic:cNvPr id="829811962" name="Picture 1" descr="A screen shot of a computer program&#10;&#10;AI-generated content may be incorrect."/>
+                    <pic:cNvPicPr/>
+                  </pic:nvPicPr>
+                  <pic:blipFill>
+                    <a:blip r:embed="rId27"/>
+                    <a:stretch>
+                      <a:fillRect/>
+                    </a:stretch>
+                  </pic:blipFill>
+                  <pic:spPr>
+                    <a:xfrm>
+                      <a:off x="0" y="0"/>
+                      <a:ext cx="4902200" cy="3556000"/>
+                    </a:xfrm>
+                    <a:prstGeom prst="rect">
+                      <a:avLst/>
+                    </a:prstGeom>
+                  </pic:spPr>
+                </pic:pic>
+              </a:graphicData>
+            </a:graphic>
+          </wp:inline>
+        </w:drawing>
+      </w:r>
+    </w:p>
+    <w:p>
+      <w:pPr>
+        <w:pStyle w:val="BodyText"/>
+        <w:jc w:val="center"/>
+        <w:rPr>
           <w:sz w:val="20"/>
           <w:szCs w:val="20"/>
         </w:rPr>
-        <w:t>: Launches a local </w:t>
-      </w:r>
-      <w:hyperlink r:id="rId25" w:history="1">
-        <w:r>
-          <w:rPr>
-            <w:rStyle w:val="Hyperlink"/>
-            <w:rFonts w:ascii="Aptos" w:hAnsi="Aptos" w:cs="Angsana New"/>
-            <w:color w:val="4DAAFC"/>
-            <w:sz w:val="20"/>
-            <w:szCs w:val="20"/>
-            <w:bdr w:val="single" w:sz="2" w:space="0" w:color="auto" w:frame="1"/>
-          </w:rPr>
-          <w:t>Uvicorn</w:t>
-        </w:r>
-      </w:hyperlink>
-      <w:r>
-        <w:rPr>
-          <w:rFonts w:ascii="Aptos" w:hAnsi="Aptos" w:cs="Angsana New"/>
-          <w:color w:val="CCCCCC"/>
+      </w:pPr>
+      <w:r>
+        <w:rPr>
           <w:sz w:val="20"/>
           <w:szCs w:val="20"/>
         </w:rPr>
-        <w:t> server on </w:t>
-      </w:r>
-      <w:r>
-        <w:rPr>
-          <w:rStyle w:val="HTMLCode"/>
-          <w:rFonts w:ascii="Aptos" w:eastAsiaTheme="minorEastAsia" w:hAnsi="Aptos" w:cs="Angsana New"/>
-          <w:color w:val="D0D0D0"/>
-          <w:sz w:val="18"/>
-          <w:szCs w:val="18"/>
-          <w:bdr w:val="single" w:sz="2" w:space="0" w:color="auto" w:frame="1"/>
-          <w:shd w:val="clear" w:color="auto" w:fill="3C3C3C"/>
-        </w:rPr>
-        <w:t>http://localhost:8000</w:t>
-      </w:r>
-      <w:r>
-        <w:rPr>
-          <w:rFonts w:ascii="Aptos" w:hAnsi="Aptos" w:cs="Angsana New"/>
-          <w:color w:val="CCCCCC"/>
+        <w:t xml:space="preserve">Figure </w:t>
+      </w:r>
+      <w:r>
+        <w:rPr>
           <w:sz w:val="20"/>
           <w:szCs w:val="20"/>
         </w:rPr>
-        <w:t>. You can browse to </w:t>
-      </w:r>
-      <w:r>
-        <w:rPr>
-          <w:rStyle w:val="HTMLCode"/>
-          <w:rFonts w:ascii="Aptos" w:eastAsiaTheme="minorEastAsia" w:hAnsi="Aptos" w:cs="Angsana New"/>
-          <w:color w:val="D0D0D0"/>
-          <w:sz w:val="18"/>
-          <w:szCs w:val="18"/>
-          <w:bdr w:val="single" w:sz="2" w:space="0" w:color="auto" w:frame="1"/>
-          <w:shd w:val="clear" w:color="auto" w:fill="3C3C3C"/>
-        </w:rPr>
-        <w:t>http://localhost:8000/docs</w:t>
-      </w:r>
-      <w:r>
-        <w:rPr>
-          <w:rFonts w:ascii="Aptos" w:hAnsi="Aptos" w:cs="Angsana New"/>
-          <w:color w:val="CCCCCC"/>
+        <w:t>2</w:t>
+      </w:r>
+      <w:r>
+        <w:rPr>
           <w:sz w:val="20"/>
           <w:szCs w:val="20"/>
         </w:rPr>
-        <w:t> to view and interact with the automatically generated Swagger API documentation.</w:t>
-      </w:r>
-    </w:p>
-    <w:p>
-      <w:pPr>
-        <w:rPr>
-          <w:rFonts w:ascii="Aptos" w:hAnsi="Aptos" w:cs="Angsana New"/>
-          <w:sz w:val="20"/>
-          <w:szCs w:val="20"/>
-        </w:rPr>
-      </w:pPr>
-      <w:r>
-        <w:rPr>
-          <w:rFonts w:ascii="Aptos" w:hAnsi="Aptos" w:cs="Angsana New"/>
-          <w:noProof/>
-        </w:rPr>
-      </w:r>
-      <w:r>
-        <w:rPr>
-          <w:rFonts w:ascii="Aptos" w:hAnsi="Aptos" w:cs="Angsana New"/>
-          <w:noProof/>
-        </w:rPr>
-        <w:pict w14:anchorId="0A71FAF3">
-          <v:rect id="_x0000_i1025" alt="" style="width:222.05pt;height:.75pt;mso-width-percent:0;mso-height-percent:0;mso-width-percent:0;mso-height-percent:0" o:hrpct="0" o:hralign="center" o:hrstd="t" o:hr="t" fillcolor="#a0a0a0" stroked="f"/>
-        </w:pict>
-      </w:r>
-    </w:p>
-    <w:p>
-      <w:pPr>
-        <w:pStyle w:val="Heading3"/>
-        <w:pBdr>
-          <w:top w:val="single" w:sz="2" w:space="0" w:color="auto"/>
-          <w:left w:val="single" w:sz="2" w:space="0" w:color="auto"/>
-          <w:bottom w:val="single" w:sz="2" w:space="0" w:color="auto"/>
-          <w:right w:val="single" w:sz="2" w:space="0" w:color="auto"/>
-        </w:pBdr>
-        <w:shd w:val="clear" w:color="auto" w:fill="181818"/>
-        <w:rPr>
-          <w:rFonts w:ascii="Aptos" w:hAnsi="Aptos" w:cs="Angsana New"/>
-          <w:b w:val="0"/>
-          <w:bCs w:val="0"/>
-          <w:color w:val="CCCCCC"/>
-          <w:sz w:val="27"/>
-          <w:szCs w:val="27"/>
-        </w:rPr>
-      </w:pPr>
-      <w:r>
-        <w:rPr>
-          <w:rFonts w:ascii="Aptos" w:hAnsi="Aptos" w:cs="Angsana New"/>
-          <w:b w:val="0"/>
-          <w:bCs w:val="0"/>
-          <w:color w:val="CCCCCC"/>
-        </w:rPr>
-        <w:t>2. Run API Unit and Integration Tests</w:t>
-      </w:r>
-    </w:p>
-    <w:p>
-      <w:pPr>
-        <w:pStyle w:val="NormalWeb"/>
-        <w:pBdr>
-          <w:top w:val="single" w:sz="2" w:space="0" w:color="auto"/>
-          <w:left w:val="single" w:sz="2" w:space="0" w:color="auto"/>
-          <w:bottom w:val="single" w:sz="2" w:space="0" w:color="auto"/>
-          <w:right w:val="single" w:sz="2" w:space="0" w:color="auto"/>
-        </w:pBdr>
-        <w:shd w:val="clear" w:color="auto" w:fill="181818"/>
-        <w:spacing w:before="0" w:beforeAutospacing="0" w:after="0" w:afterAutospacing="0"/>
-        <w:rPr>
-          <w:rFonts w:ascii="Aptos" w:hAnsi="Aptos" w:cs="Angsana New"/>
-          <w:color w:val="CCCCCC"/>
-          <w:sz w:val="20"/>
-          <w:szCs w:val="20"/>
-        </w:rPr>
-      </w:pPr>
-      <w:r>
-        <w:rPr>
-          <w:rFonts w:ascii="Aptos" w:hAnsi="Aptos" w:cs="Angsana New"/>
-          <w:color w:val="CCCCCC"/>
-          <w:sz w:val="20"/>
-          <w:szCs w:val="20"/>
-        </w:rPr>
-        <w:t>Execute the test suite to verify prediction accuracy and API health:</w:t>
-      </w:r>
-    </w:p>
-    <w:p>
-      <w:pPr>
-        <w:pStyle w:val="HTMLPreformatted"/>
-        <w:pBdr>
-          <w:top w:val="single" w:sz="2" w:space="0" w:color="auto"/>
-          <w:left w:val="single" w:sz="2" w:space="0" w:color="auto"/>
-          <w:bottom w:val="single" w:sz="2" w:space="0" w:color="auto"/>
-          <w:right w:val="single" w:sz="2" w:space="0" w:color="auto"/>
-        </w:pBdr>
-        <w:shd w:val="clear" w:color="auto" w:fill="181818"/>
-        <w:rPr>
-          <w:rFonts w:ascii="Aptos" w:hAnsi="Aptos" w:cs="Angsana New"/>
-          <w:color w:val="CCCCCC"/>
-        </w:rPr>
-      </w:pPr>
-      <w:r>
-        <w:rPr>
-          <w:rFonts w:ascii="Aptos" w:hAnsi="Aptos" w:cs="Angsana New"/>
-          <w:color w:val="CCCCCC"/>
-        </w:rPr>
-        <w:t>bash</w:t>
-      </w:r>
-    </w:p>
-    <w:p>
-      <w:pPr>
-        <w:pStyle w:val="HTMLPreformatted"/>
-        <w:pBdr>
-          <w:top w:val="single" w:sz="2" w:space="0" w:color="auto"/>
-          <w:left w:val="single" w:sz="2" w:space="0" w:color="auto"/>
-          <w:bottom w:val="single" w:sz="2" w:space="0" w:color="auto"/>
-          <w:right w:val="single" w:sz="2" w:space="0" w:color="auto"/>
-        </w:pBdr>
-        <w:shd w:val="clear" w:color="auto" w:fill="181818"/>
-        <w:rPr>
-          <w:rFonts w:ascii="Aptos" w:hAnsi="Aptos" w:cs="Angsana New"/>
-          <w:color w:val="CCCCCC"/>
-        </w:rPr>
-      </w:pPr>
-      <w:r>
-        <w:rPr>
-          <w:rStyle w:val="mtk10"/>
-          <w:rFonts w:ascii="Aptos" w:hAnsi="Aptos" w:cs="Angsana New"/>
-          <w:color w:val="9CDCFE"/>
-          <w:bdr w:val="single" w:sz="2" w:space="0" w:color="auto" w:frame="1"/>
-        </w:rPr>
-        <w:t>PYTHONPATH</w:t>
-      </w:r>
-      <w:r>
-        <w:rPr>
-          <w:rStyle w:val="mtk3"/>
-          <w:rFonts w:ascii="Aptos" w:hAnsi="Aptos" w:cs="Angsana New"/>
-          <w:color w:val="D4D4D4"/>
-          <w:bdr w:val="single" w:sz="2" w:space="0" w:color="auto" w:frame="1"/>
-        </w:rPr>
-        <w:t>=</w:t>
-      </w:r>
-      <w:r>
-        <w:rPr>
-          <w:rStyle w:val="mtk12"/>
-          <w:rFonts w:ascii="Aptos" w:hAnsi="Aptos" w:cs="Angsana New"/>
-          <w:color w:val="CE9178"/>
-          <w:bdr w:val="single" w:sz="2" w:space="0" w:color="auto" w:frame="1"/>
-        </w:rPr>
-        <w:t>Q1/src</w:t>
-      </w:r>
-      <w:r>
-        <w:rPr>
-          <w:rStyle w:val="mtk1"/>
-          <w:rFonts w:ascii="Aptos" w:hAnsi="Aptos" w:cs="Angsana New"/>
-          <w:color w:val="CCCCCC"/>
-          <w:bdr w:val="single" w:sz="2" w:space="0" w:color="auto" w:frame="1"/>
-        </w:rPr>
-        <w:t xml:space="preserve"> </w:t>
-      </w:r>
-      <w:r>
-        <w:rPr>
-          <w:rStyle w:val="mtk16"/>
-          <w:rFonts w:ascii="Aptos" w:hAnsi="Aptos" w:cs="Angsana New"/>
-          <w:color w:val="DCDCAA"/>
-          <w:bdr w:val="single" w:sz="2" w:space="0" w:color="auto" w:frame="1"/>
-        </w:rPr>
-        <w:t>./.venv/bin/pytest</w:t>
-      </w:r>
-      <w:r>
-        <w:rPr>
-          <w:rStyle w:val="mtk1"/>
-          <w:rFonts w:ascii="Aptos" w:hAnsi="Aptos" w:cs="Angsana New"/>
-          <w:color w:val="CCCCCC"/>
-          <w:bdr w:val="single" w:sz="2" w:space="0" w:color="auto" w:frame="1"/>
-        </w:rPr>
-        <w:t xml:space="preserve"> </w:t>
-      </w:r>
-      <w:r>
-        <w:rPr>
-          <w:rStyle w:val="mtk12"/>
-          <w:rFonts w:ascii="Aptos" w:hAnsi="Aptos" w:cs="Angsana New"/>
-          <w:color w:val="CE9178"/>
-          <w:bdr w:val="single" w:sz="2" w:space="0" w:color="auto" w:frame="1"/>
-        </w:rPr>
-        <w:t>Q1/src/task_6/tests/</w:t>
-      </w:r>
-    </w:p>
-    <w:p>
-      <w:pPr>
-        <w:numPr>
-          <w:ilvl w:val="0"/>
-          <w:numId w:val="60"/>
-        </w:numPr>
-        <w:pBdr>
-          <w:top w:val="single" w:sz="2" w:space="0" w:color="auto"/>
-          <w:left w:val="single" w:sz="2" w:space="0" w:color="auto"/>
-          <w:bottom w:val="single" w:sz="2" w:space="0" w:color="auto"/>
-          <w:right w:val="single" w:sz="2" w:space="0" w:color="auto"/>
-        </w:pBdr>
-        <w:shd w:val="clear" w:color="auto" w:fill="181818"/>
-        <w:spacing w:before="100" w:beforeAutospacing="1" w:after="100" w:afterAutospacing="1"/>
-        <w:rPr>
-          <w:rFonts w:ascii="Aptos" w:hAnsi="Aptos" w:cs="Angsana New"/>
-          <w:color w:val="CCCCCC"/>
-          <w:sz w:val="20"/>
-          <w:szCs w:val="20"/>
-        </w:rPr>
-      </w:pPr>
-      <w:r>
-        <w:rPr>
-          <w:rStyle w:val="Strong"/>
-          <w:rFonts w:ascii="Aptos" w:hAnsi="Aptos" w:cs="Angsana New"/>
-          <w:color w:val="CCCCCC"/>
-          <w:sz w:val="20"/>
-          <w:szCs w:val="20"/>
-          <w:bdr w:val="single" w:sz="2" w:space="0" w:color="auto" w:frame="1"/>
-        </w:rPr>
-        <w:t>What it does</w:t>
-      </w:r>
-      <w:r>
-        <w:rPr>
-          <w:rFonts w:ascii="Aptos" w:hAnsi="Aptos" w:cs="Angsana New"/>
-          <w:color w:val="CCCCCC"/>
-          <w:sz w:val="20"/>
-          <w:szCs w:val="20"/>
-        </w:rPr>
-        <w:t>: Uses </w:t>
-      </w:r>
-      <w:r>
-        <w:rPr>
-          <w:rStyle w:val="HTMLCode"/>
-          <w:rFonts w:ascii="Aptos" w:eastAsiaTheme="minorEastAsia" w:hAnsi="Aptos" w:cs="Angsana New"/>
-          <w:color w:val="D0D0D0"/>
-          <w:sz w:val="18"/>
-          <w:szCs w:val="18"/>
-          <w:bdr w:val="single" w:sz="2" w:space="0" w:color="auto" w:frame="1"/>
-          <w:shd w:val="clear" w:color="auto" w:fill="3C3C3C"/>
-        </w:rPr>
-        <w:t>pytest</w:t>
-      </w:r>
-      <w:r>
-        <w:rPr>
-          <w:rFonts w:ascii="Aptos" w:hAnsi="Aptos" w:cs="Angsana New"/>
-          <w:color w:val="CCCCCC"/>
-          <w:sz w:val="20"/>
-          <w:szCs w:val="20"/>
-        </w:rPr>
-        <w:t> to test client calls to the </w:t>
-      </w:r>
-      <w:r>
-        <w:rPr>
-          <w:rStyle w:val="HTMLCode"/>
-          <w:rFonts w:ascii="Aptos" w:eastAsiaTheme="minorEastAsia" w:hAnsi="Aptos" w:cs="Angsana New"/>
-          <w:color w:val="D0D0D0"/>
-          <w:sz w:val="18"/>
-          <w:szCs w:val="18"/>
-          <w:bdr w:val="single" w:sz="2" w:space="0" w:color="auto" w:frame="1"/>
-          <w:shd w:val="clear" w:color="auto" w:fill="3C3C3C"/>
-        </w:rPr>
-        <w:t>/health</w:t>
-      </w:r>
-      <w:r>
-        <w:rPr>
-          <w:rFonts w:ascii="Aptos" w:hAnsi="Aptos" w:cs="Angsana New"/>
-          <w:color w:val="CCCCCC"/>
-          <w:sz w:val="20"/>
-          <w:szCs w:val="20"/>
-        </w:rPr>
-        <w:t>, </w:t>
-      </w:r>
-      <w:r>
-        <w:rPr>
-          <w:rStyle w:val="HTMLCode"/>
-          <w:rFonts w:ascii="Aptos" w:eastAsiaTheme="minorEastAsia" w:hAnsi="Aptos" w:cs="Angsana New"/>
-          <w:color w:val="D0D0D0"/>
-          <w:sz w:val="18"/>
-          <w:szCs w:val="18"/>
-          <w:bdr w:val="single" w:sz="2" w:space="0" w:color="auto" w:frame="1"/>
-          <w:shd w:val="clear" w:color="auto" w:fill="3C3C3C"/>
-        </w:rPr>
-        <w:t>/predict</w:t>
-      </w:r>
-      <w:r>
-        <w:rPr>
-          <w:rFonts w:ascii="Aptos" w:hAnsi="Aptos" w:cs="Angsana New"/>
-          <w:color w:val="CCCCCC"/>
-          <w:sz w:val="20"/>
-          <w:szCs w:val="20"/>
-        </w:rPr>
-        <w:t> (single), and </w:t>
-      </w:r>
-      <w:r>
-        <w:rPr>
-          <w:rStyle w:val="HTMLCode"/>
-          <w:rFonts w:ascii="Aptos" w:eastAsiaTheme="minorEastAsia" w:hAnsi="Aptos" w:cs="Angsana New"/>
-          <w:color w:val="D0D0D0"/>
-          <w:sz w:val="18"/>
-          <w:szCs w:val="18"/>
-          <w:bdr w:val="single" w:sz="2" w:space="0" w:color="auto" w:frame="1"/>
-          <w:shd w:val="clear" w:color="auto" w:fill="3C3C3C"/>
-        </w:rPr>
-        <w:t>/predict_batch</w:t>
-      </w:r>
-      <w:r>
-        <w:rPr>
-          <w:rFonts w:ascii="Aptos" w:hAnsi="Aptos" w:cs="Angsana New"/>
-          <w:color w:val="CCCCCC"/>
-          <w:sz w:val="20"/>
-          <w:szCs w:val="20"/>
-        </w:rPr>
-        <w:t> endpoints.</w:t>
-      </w:r>
-    </w:p>
-    <w:p>
-      <w:pPr>
-        <w:rPr>
-          <w:rFonts w:ascii="Aptos" w:hAnsi="Aptos" w:cs="Angsana New"/>
-          <w:sz w:val="20"/>
-          <w:szCs w:val="20"/>
-        </w:rPr>
-      </w:pPr>
-      <w:r>
-        <w:rPr>
-          <w:rFonts w:ascii="Aptos" w:hAnsi="Aptos" w:cs="Angsana New"/>
-          <w:noProof/>
-        </w:rPr>
-      </w:r>
-      <w:r>
-        <w:rPr>
-          <w:rFonts w:ascii="Aptos" w:hAnsi="Aptos" w:cs="Angsana New"/>
-          <w:noProof/>
-        </w:rPr>
-        <w:pict w14:anchorId="1922F771">
-          <v:rect id="_x0000_i1026" alt="" style="width:222.05pt;height:.75pt;mso-width-percent:0;mso-height-percent:0;mso-width-percent:0;mso-height-percent:0" o:hrpct="0" o:hralign="center" o:hrstd="t" o:hr="t" fillcolor="#a0a0a0" stroked="f"/>
-        </w:pict>
-      </w:r>
-    </w:p>
-    <w:p>
-      <w:pPr>
-        <w:pStyle w:val="Heading3"/>
-        <w:pBdr>
-          <w:top w:val="single" w:sz="2" w:space="0" w:color="auto"/>
-          <w:left w:val="single" w:sz="2" w:space="0" w:color="auto"/>
-          <w:bottom w:val="single" w:sz="2" w:space="0" w:color="auto"/>
-          <w:right w:val="single" w:sz="2" w:space="0" w:color="auto"/>
-        </w:pBdr>
-        <w:shd w:val="clear" w:color="auto" w:fill="181818"/>
-        <w:rPr>
-          <w:rFonts w:ascii="Aptos" w:hAnsi="Aptos" w:cs="Angsana New"/>
-          <w:b w:val="0"/>
-          <w:bCs w:val="0"/>
-          <w:color w:val="CCCCCC"/>
-          <w:sz w:val="27"/>
-          <w:szCs w:val="27"/>
-        </w:rPr>
-      </w:pPr>
-      <w:r>
-        <w:rPr>
-          <w:rFonts w:ascii="Aptos" w:hAnsi="Aptos" w:cs="Angsana New"/>
-          <w:b w:val="0"/>
-          <w:bCs w:val="0"/>
-          <w:color w:val="CCCCCC"/>
-        </w:rPr>
-        <w:t>3. Build and Orchestrate via Docker</w:t>
-      </w:r>
-    </w:p>
-    <w:p>
-      <w:pPr>
-        <w:pStyle w:val="NormalWeb"/>
-        <w:pBdr>
-          <w:top w:val="single" w:sz="2" w:space="0" w:color="auto"/>
-          <w:left w:val="single" w:sz="2" w:space="0" w:color="auto"/>
-          <w:bottom w:val="single" w:sz="2" w:space="0" w:color="auto"/>
-          <w:right w:val="single" w:sz="2" w:space="0" w:color="auto"/>
-        </w:pBdr>
-        <w:shd w:val="clear" w:color="auto" w:fill="181818"/>
-        <w:spacing w:before="0" w:beforeAutospacing="0" w:after="0" w:afterAutospacing="0"/>
-        <w:rPr>
-          <w:rFonts w:ascii="Aptos" w:hAnsi="Aptos" w:cs="Angsana New"/>
-          <w:color w:val="CCCCCC"/>
-          <w:sz w:val="20"/>
-          <w:szCs w:val="20"/>
-        </w:rPr>
-      </w:pPr>
-      <w:r>
-        <w:rPr>
-          <w:rFonts w:ascii="Aptos" w:hAnsi="Aptos" w:cs="Angsana New"/>
-          <w:color w:val="CCCCCC"/>
-          <w:sz w:val="20"/>
-          <w:szCs w:val="20"/>
-        </w:rPr>
-        <w:t>If you have Docker running locally, you can build and serve the application inside an isolated container:</w:t>
-      </w:r>
-    </w:p>
-    <w:p>
-      <w:pPr>
-        <w:pStyle w:val="NormalWeb"/>
-        <w:numPr>
-          <w:ilvl w:val="0"/>
-          <w:numId w:val="61"/>
-        </w:numPr>
-        <w:pBdr>
-          <w:top w:val="single" w:sz="2" w:space="0" w:color="auto"/>
-          <w:left w:val="single" w:sz="2" w:space="0" w:color="auto"/>
-          <w:bottom w:val="single" w:sz="2" w:space="0" w:color="auto"/>
-          <w:right w:val="single" w:sz="2" w:space="0" w:color="auto"/>
-        </w:pBdr>
-        <w:shd w:val="clear" w:color="auto" w:fill="181818"/>
-        <w:spacing w:before="0" w:beforeAutospacing="0" w:after="0" w:afterAutospacing="0"/>
-        <w:rPr>
-          <w:rFonts w:ascii="Aptos" w:hAnsi="Aptos" w:cs="Angsana New"/>
-          <w:color w:val="CCCCCC"/>
-          <w:sz w:val="20"/>
-          <w:szCs w:val="20"/>
-        </w:rPr>
-      </w:pPr>
-      <w:r>
-        <w:rPr>
-          <w:rStyle w:val="Strong"/>
-          <w:rFonts w:ascii="Aptos" w:hAnsi="Aptos" w:cs="Angsana New"/>
-          <w:color w:val="CCCCCC"/>
-          <w:sz w:val="20"/>
-          <w:szCs w:val="20"/>
-          <w:bdr w:val="single" w:sz="2" w:space="0" w:color="auto" w:frame="1"/>
-        </w:rPr>
-        <w:t>Build the Docker Image</w:t>
-      </w:r>
-      <w:r>
-        <w:rPr>
-          <w:rFonts w:ascii="Aptos" w:hAnsi="Aptos" w:cs="Angsana New"/>
-          <w:color w:val="CCCCCC"/>
-          <w:sz w:val="20"/>
-          <w:szCs w:val="20"/>
-        </w:rPr>
-        <w:t>:</w:t>
-      </w:r>
-    </w:p>
-    <w:p>
-      <w:pPr>
-        <w:pStyle w:val="HTMLPreformatted"/>
-        <w:pBdr>
-          <w:top w:val="single" w:sz="2" w:space="0" w:color="auto"/>
-          <w:left w:val="single" w:sz="2" w:space="0" w:color="auto"/>
-          <w:bottom w:val="single" w:sz="2" w:space="0" w:color="auto"/>
-          <w:right w:val="single" w:sz="2" w:space="0" w:color="auto"/>
-        </w:pBdr>
-        <w:shd w:val="clear" w:color="auto" w:fill="181818"/>
-        <w:ind w:left="720"/>
-        <w:rPr>
-          <w:rFonts w:ascii="Aptos" w:hAnsi="Aptos" w:cs="Angsana New"/>
-          <w:color w:val="CCCCCC"/>
-        </w:rPr>
-      </w:pPr>
-      <w:r>
-        <w:rPr>
-          <w:rFonts w:ascii="Aptos" w:hAnsi="Aptos" w:cs="Angsana New"/>
-          <w:color w:val="CCCCCC"/>
-        </w:rPr>
-        <w:t>bash</w:t>
-      </w:r>
-    </w:p>
-    <w:p>
-      <w:pPr>
-        <w:pStyle w:val="HTMLPreformatted"/>
-        <w:pBdr>
-          <w:top w:val="single" w:sz="2" w:space="0" w:color="auto"/>
-          <w:left w:val="single" w:sz="2" w:space="0" w:color="auto"/>
-          <w:bottom w:val="single" w:sz="2" w:space="0" w:color="auto"/>
-          <w:right w:val="single" w:sz="2" w:space="0" w:color="auto"/>
-        </w:pBdr>
-        <w:shd w:val="clear" w:color="auto" w:fill="181818"/>
-        <w:ind w:left="720"/>
-        <w:rPr>
-          <w:rFonts w:ascii="Aptos" w:hAnsi="Aptos" w:cs="Angsana New"/>
-          <w:color w:val="CCCCCC"/>
-        </w:rPr>
-      </w:pPr>
-      <w:r>
-        <w:rPr>
-          <w:rStyle w:val="mtk16"/>
-          <w:rFonts w:ascii="Aptos" w:hAnsi="Aptos" w:cs="Angsana New"/>
-          <w:color w:val="DCDCAA"/>
-          <w:bdr w:val="single" w:sz="2" w:space="0" w:color="auto" w:frame="1"/>
-        </w:rPr>
-        <w:t>docker</w:t>
-      </w:r>
-      <w:r>
-        <w:rPr>
-          <w:rStyle w:val="mtk1"/>
-          <w:rFonts w:ascii="Aptos" w:hAnsi="Aptos" w:cs="Angsana New"/>
-          <w:color w:val="CCCCCC"/>
-          <w:bdr w:val="single" w:sz="2" w:space="0" w:color="auto" w:frame="1"/>
-        </w:rPr>
-        <w:t xml:space="preserve"> </w:t>
-      </w:r>
-      <w:r>
-        <w:rPr>
-          <w:rStyle w:val="mtk12"/>
-          <w:rFonts w:ascii="Aptos" w:hAnsi="Aptos" w:cs="Angsana New"/>
-          <w:color w:val="CE9178"/>
-          <w:bdr w:val="single" w:sz="2" w:space="0" w:color="auto" w:frame="1"/>
-        </w:rPr>
-        <w:t>build</w:t>
-      </w:r>
-      <w:r>
-        <w:rPr>
-          <w:rStyle w:val="mtk1"/>
-          <w:rFonts w:ascii="Aptos" w:hAnsi="Aptos" w:cs="Angsana New"/>
-          <w:color w:val="CCCCCC"/>
-          <w:bdr w:val="single" w:sz="2" w:space="0" w:color="auto" w:frame="1"/>
-        </w:rPr>
-        <w:t xml:space="preserve"> </w:t>
-      </w:r>
-      <w:r>
-        <w:rPr>
-          <w:rStyle w:val="mtk6"/>
-          <w:rFonts w:ascii="Aptos" w:hAnsi="Aptos" w:cs="Angsana New"/>
-          <w:color w:val="569CD6"/>
-          <w:bdr w:val="single" w:sz="2" w:space="0" w:color="auto" w:frame="1"/>
-        </w:rPr>
-        <w:t>-t</w:t>
-      </w:r>
-      <w:r>
-        <w:rPr>
-          <w:rStyle w:val="mtk1"/>
-          <w:rFonts w:ascii="Aptos" w:hAnsi="Aptos" w:cs="Angsana New"/>
-          <w:color w:val="CCCCCC"/>
-          <w:bdr w:val="single" w:sz="2" w:space="0" w:color="auto" w:frame="1"/>
-        </w:rPr>
-        <w:t xml:space="preserve"> </w:t>
-      </w:r>
-      <w:r>
-        <w:rPr>
-          <w:rStyle w:val="mtk12"/>
-          <w:rFonts w:ascii="Aptos" w:hAnsi="Aptos" w:cs="Angsana New"/>
-          <w:color w:val="CE9178"/>
-          <w:bdr w:val="single" w:sz="2" w:space="0" w:color="auto" w:frame="1"/>
-        </w:rPr>
-        <w:t>adult-income-api</w:t>
-      </w:r>
-      <w:r>
-        <w:rPr>
-          <w:rStyle w:val="mtk1"/>
-          <w:rFonts w:ascii="Aptos" w:hAnsi="Aptos" w:cs="Angsana New"/>
-          <w:color w:val="CCCCCC"/>
-          <w:bdr w:val="single" w:sz="2" w:space="0" w:color="auto" w:frame="1"/>
-        </w:rPr>
-        <w:t xml:space="preserve"> </w:t>
-      </w:r>
-      <w:r>
-        <w:rPr>
-          <w:rStyle w:val="mtk12"/>
-          <w:rFonts w:ascii="Aptos" w:hAnsi="Aptos" w:cs="Angsana New"/>
-          <w:color w:val="CE9178"/>
-          <w:bdr w:val="single" w:sz="2" w:space="0" w:color="auto" w:frame="1"/>
-        </w:rPr>
-        <w:t>Q1/</w:t>
-      </w:r>
-    </w:p>
-    <w:p>
-      <w:pPr>
-        <w:numPr>
-          <w:ilvl w:val="1"/>
-          <w:numId w:val="61"/>
-        </w:numPr>
-        <w:pBdr>
-          <w:top w:val="single" w:sz="2" w:space="0" w:color="auto"/>
-          <w:left w:val="single" w:sz="2" w:space="0" w:color="auto"/>
-          <w:bottom w:val="single" w:sz="2" w:space="0" w:color="auto"/>
-          <w:right w:val="single" w:sz="2" w:space="0" w:color="auto"/>
-        </w:pBdr>
-        <w:shd w:val="clear" w:color="auto" w:fill="181818"/>
-        <w:spacing w:before="100" w:beforeAutospacing="1" w:after="100" w:afterAutospacing="1"/>
-        <w:rPr>
-          <w:rStyle w:val="context-scope-mention"/>
-          <w:rFonts w:ascii="Aptos" w:hAnsi="Aptos" w:cs="Angsana New"/>
-          <w:sz w:val="20"/>
-          <w:szCs w:val="20"/>
-          <w:bdr w:val="single" w:sz="2" w:space="0" w:color="auto" w:frame="1"/>
-        </w:rPr>
-      </w:pPr>
-      <w:r>
-        <w:rPr>
-          <w:rStyle w:val="Strong"/>
-          <w:rFonts w:ascii="Aptos" w:hAnsi="Aptos" w:cs="Angsana New"/>
-          <w:color w:val="CCCCCC"/>
-          <w:sz w:val="20"/>
-          <w:szCs w:val="20"/>
-          <w:bdr w:val="single" w:sz="2" w:space="0" w:color="auto" w:frame="1"/>
-        </w:rPr>
-        <w:t>What it does</w:t>
-      </w:r>
-      <w:r>
-        <w:rPr>
-          <w:rFonts w:ascii="Aptos" w:hAnsi="Aptos" w:cs="Angsana New"/>
-          <w:color w:val="CCCCCC"/>
-          <w:sz w:val="20"/>
-          <w:szCs w:val="20"/>
-        </w:rPr>
-        <w:t>: Compiles your code and XGBoost model into a lightweight, containerized environment using </w:t>
-      </w:r>
-    </w:p>
-    <w:p>
-      <w:pPr>
-        <w:pBdr>
-          <w:top w:val="single" w:sz="2" w:space="0" w:color="auto"/>
-          <w:left w:val="single" w:sz="2" w:space="0" w:color="auto"/>
-          <w:bottom w:val="single" w:sz="2" w:space="0" w:color="auto"/>
-          <w:right w:val="single" w:sz="2" w:space="0" w:color="auto"/>
-        </w:pBdr>
-        <w:shd w:val="clear" w:color="auto" w:fill="181818"/>
-        <w:spacing w:before="100" w:beforeAutospacing="1" w:after="100" w:afterAutospacing="1"/>
-        <w:ind w:left="1440"/>
-        <w:rPr>
-          <w:rFonts w:ascii="Aptos" w:hAnsi="Aptos" w:cs="Angsana New"/>
-        </w:rPr>
-      </w:pPr>
-      <w:r>
-        <w:rPr>
-          <w:rFonts w:ascii="Aptos" w:hAnsi="Aptos" w:cs="Angsana New"/>
-          <w:color w:val="CCCCCC"/>
-          <w:sz w:val="20"/>
-          <w:szCs w:val="20"/>
-          <w:bdr w:val="single" w:sz="2" w:space="0" w:color="auto" w:frame="1"/>
-        </w:rPr>
-        <w:fldChar w:fldCharType="begin"/>
-      </w:r>
-      <w:r>
-        <w:rPr>
-          <w:rFonts w:ascii="Aptos" w:hAnsi="Aptos" w:cs="Angsana New"/>
-          <w:color w:val="CCCCCC"/>
-          <w:sz w:val="20"/>
-          <w:szCs w:val="20"/>
-          <w:bdr w:val="single" w:sz="2" w:space="0" w:color="auto" w:frame="1"/>
-        </w:rPr>
-        <w:instrText xml:space="preserve"> INCLUDEPICTURE "vscode-file://vscode-app/Applications/Antigravity%20IDE.app/Contents/Resources/app/extensions/theme-symbols/src/icons/files/document.svg" \* MERGEFORMATINET </w:instrText>
-      </w:r>
-      <w:r>
-        <w:rPr>
-          <w:rFonts w:ascii="Aptos" w:hAnsi="Aptos" w:cs="Angsana New"/>
-          <w:color w:val="CCCCCC"/>
-          <w:sz w:val="20"/>
-          <w:szCs w:val="20"/>
-          <w:bdr w:val="single" w:sz="2" w:space="0" w:color="auto" w:frame="1"/>
-        </w:rPr>
-        <w:fldChar w:fldCharType="separate"/>
-      </w:r>
-      <w:r>
-        <w:rPr>
-          <w:rFonts w:ascii="Aptos" w:hAnsi="Aptos" w:cs="Angsana New"/>
-          <w:noProof/>
-          <w:color w:val="CCCCCC"/>
-          <w:sz w:val="20"/>
-          <w:szCs w:val="20"/>
-          <w:bdr w:val="single" w:sz="2" w:space="0" w:color="auto" w:frame="1"/>
-        </w:rPr>
-        <mc:AlternateContent>
-          <mc:Choice Requires="wps">
-            <w:drawing>
-              <wp:inline distT="0" distB="0" distL="0" distR="0" wp14:anchorId="3E40A1EE" wp14:editId="3EE5EDC1">
-                <wp:extent cx="302260" cy="302260"/>
-                <wp:effectExtent l="0" t="0" r="0" b="0"/>
-                <wp:docPr id="2007556848" name="Rectangle 2"/>
-                <wp:cNvGraphicFramePr>
-                  <a:graphicFrameLocks xmlns:a="http://schemas.openxmlformats.org/drawingml/2006/main" noChangeAspect="1"/>
-                </wp:cNvGraphicFramePr>
-                <a:graphic xmlns:a="http://schemas.openxmlformats.org/drawingml/2006/main">
-                  <a:graphicData uri="http://schemas.microsoft.com/office/word/2010/wordprocessingShape">
-                    <wps:wsp>
-                      <wps:cNvSpPr>
-                        <a:spLocks noChangeAspect="1" noChangeArrowheads="1"/>
-                      </wps:cNvSpPr>
-                      <wps:spPr bwMode="auto">
-                        <a:xfrm>
-                          <a:off x="0" y="0"/>
-                          <a:ext cx="302260" cy="302260"/>
-                        </a:xfrm>
-                        <a:prstGeom prst="rect">
-                          <a:avLst/>
-                        </a:prstGeom>
-                        <a:noFill/>
-                        <a:ln>
-                          <a:noFill/>
-                        </a:ln>
-                        <a:extLst>
-                          <a:ext uri="{909E8E84-426E-40DD-AFC4-6F175D3DCCD1}">
-                            <a14:hiddenFill xmlns:a14="http://schemas.microsoft.com/office/drawing/2010/main">
-                              <a:solidFill>
-                                <a:srgbClr val="FFFFFF"/>
-                              </a:solidFill>
-                            </a14:hiddenFill>
-                          </a:ext>
-                          <a:ext uri="{91240B29-F687-4F45-9708-019B960494DF}">
-                            <a14:hiddenLine xmlns:a14="http://schemas.microsoft.com/office/drawing/2010/main" w="9525">
-                              <a:solidFill>
-                                <a:srgbClr val="000000"/>
-                              </a:solidFill>
-                              <a:miter lim="800000"/>
-                              <a:headEnd/>
-                              <a:tailEnd/>
-                            </a14:hiddenLine>
-                          </a:ext>
-                        </a:extLst>
-                      </wps:spPr>
-                      <wps:bodyPr rot="0" vert="horz" wrap="square" lIns="91440" tIns="45720" rIns="91440" bIns="45720" anchor="t" anchorCtr="0" upright="1">
-                        <a:noAutofit/>
-                      </wps:bodyPr>
-                    </wps:wsp>
-                  </a:graphicData>
-                </a:graphic>
-              </wp:inline>
-            </w:drawing>
-          </mc:Choice>
-          <mc:Fallback>
-            <w:pict>
-              <v:rect w14:anchorId="681E5E38" id="Rectangle 2" o:spid="_x0000_s1026" style="width:23.8pt;height:23.8pt;visibility:visible;mso-wrap-style:square;mso-left-percent:-10001;mso-top-percent:-10001;mso-position-horizontal:absolute;mso-position-horizontal-relative:char;mso-position-vertical:absolute;mso-position-vertical-relative:line;mso-left-percent:-10001;mso-top-percent:-10001;v-text-anchor:top" o:gfxdata="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" filled="f" stroked="f">
-                <o:lock v:ext="edit" aspectratio="t"/>
-                <w10:anchorlock/>
-              </v:rect>
-            </w:pict>
-          </mc:Fallback>
-        </mc:AlternateContent>
-      </w:r>
-      <w:r>
-        <w:rPr>
-          <w:rFonts w:ascii="Aptos" w:hAnsi="Aptos" w:cs="Angsana New"/>
-          <w:color w:val="CCCCCC"/>
-          <w:sz w:val="20"/>
-          <w:szCs w:val="20"/>
-          <w:bdr w:val="single" w:sz="2" w:space="0" w:color="auto" w:frame="1"/>
-        </w:rPr>
-        <w:fldChar w:fldCharType="end"/>
-      </w:r>
-    </w:p>
-    <w:p>
-      <w:pPr>
-        <w:pBdr>
-          <w:top w:val="single" w:sz="2" w:space="0" w:color="auto"/>
-          <w:left w:val="single" w:sz="2" w:space="0" w:color="auto"/>
-          <w:bottom w:val="single" w:sz="2" w:space="0" w:color="auto"/>
-          <w:right w:val="single" w:sz="2" w:space="0" w:color="auto"/>
-        </w:pBdr>
-        <w:shd w:val="clear" w:color="auto" w:fill="181818"/>
-        <w:spacing w:before="100" w:beforeAutospacing="1" w:after="100" w:afterAutospacing="1"/>
-        <w:ind w:left="1440"/>
-        <w:rPr>
-          <w:rFonts w:ascii="Aptos" w:hAnsi="Aptos" w:cs="Angsana New"/>
-          <w:color w:val="CCCCCC"/>
-          <w:sz w:val="20"/>
-          <w:szCs w:val="20"/>
-        </w:rPr>
-      </w:pPr>
-      <w:r>
-        <w:rPr>
-          <w:rStyle w:val="inline-flex"/>
-          <w:rFonts w:ascii="Aptos" w:hAnsi="Aptos" w:cs="Angsana New"/>
-          <w:color w:val="CCCCCC"/>
-          <w:sz w:val="20"/>
-          <w:szCs w:val="20"/>
-          <w:bdr w:val="single" w:sz="2" w:space="0" w:color="auto" w:frame="1"/>
-        </w:rPr>
-        <w:t>Dockerfile</w:t>
-      </w:r>
-      <w:r>
-        <w:rPr>
-          <w:rFonts w:ascii="Aptos" w:hAnsi="Aptos" w:cs="Angsana New"/>
-          <w:color w:val="CCCCCC"/>
-          <w:sz w:val="20"/>
-          <w:szCs w:val="20"/>
-        </w:rPr>
-        <w:t>.</w:t>
-      </w:r>
-    </w:p>
-    <w:p>
-      <w:pPr>
-        <w:pStyle w:val="NormalWeb"/>
-        <w:numPr>
-          <w:ilvl w:val="0"/>
-          <w:numId w:val="61"/>
-        </w:numPr>
-        <w:pBdr>
-          <w:top w:val="single" w:sz="2" w:space="0" w:color="auto"/>
-          <w:left w:val="single" w:sz="2" w:space="0" w:color="auto"/>
-          <w:bottom w:val="single" w:sz="2" w:space="0" w:color="auto"/>
-          <w:right w:val="single" w:sz="2" w:space="0" w:color="auto"/>
-        </w:pBdr>
-        <w:shd w:val="clear" w:color="auto" w:fill="181818"/>
-        <w:spacing w:before="0" w:beforeAutospacing="0" w:after="0" w:afterAutospacing="0"/>
-        <w:rPr>
-          <w:rFonts w:ascii="Aptos" w:hAnsi="Aptos" w:cs="Angsana New"/>
-          <w:color w:val="CCCCCC"/>
-          <w:sz w:val="20"/>
-          <w:szCs w:val="20"/>
-        </w:rPr>
-      </w:pPr>
-      <w:r>
-        <w:rPr>
-          <w:rStyle w:val="Strong"/>
-          <w:rFonts w:ascii="Aptos" w:hAnsi="Aptos" w:cs="Angsana New"/>
-          <w:color w:val="CCCCCC"/>
-          <w:sz w:val="20"/>
-          <w:szCs w:val="20"/>
-          <w:bdr w:val="single" w:sz="2" w:space="0" w:color="auto" w:frame="1"/>
-        </w:rPr>
-        <w:t>Run the Container</w:t>
-      </w:r>
-      <w:r>
-        <w:rPr>
-          <w:rFonts w:ascii="Aptos" w:hAnsi="Aptos" w:cs="Angsana New"/>
-          <w:color w:val="CCCCCC"/>
-          <w:sz w:val="20"/>
-          <w:szCs w:val="20"/>
-        </w:rPr>
-        <w:t>:</w:t>
-      </w:r>
-    </w:p>
-    <w:p>
-      <w:pPr>
-        <w:pStyle w:val="HTMLPreformatted"/>
-        <w:pBdr>
-          <w:top w:val="single" w:sz="2" w:space="0" w:color="auto"/>
-          <w:left w:val="single" w:sz="2" w:space="0" w:color="auto"/>
-          <w:bottom w:val="single" w:sz="2" w:space="0" w:color="auto"/>
-          <w:right w:val="single" w:sz="2" w:space="0" w:color="auto"/>
-        </w:pBdr>
-        <w:shd w:val="clear" w:color="auto" w:fill="181818"/>
-        <w:ind w:left="720"/>
-        <w:rPr>
-          <w:rFonts w:ascii="Aptos" w:hAnsi="Aptos" w:cs="Angsana New"/>
-          <w:color w:val="CCCCCC"/>
-        </w:rPr>
-      </w:pPr>
-      <w:r>
-        <w:rPr>
-          <w:rFonts w:ascii="Aptos" w:hAnsi="Aptos" w:cs="Angsana New"/>
-          <w:color w:val="CCCCCC"/>
-        </w:rPr>
-        <w:t>bash</w:t>
-      </w:r>
-    </w:p>
-    <w:p>
-      <w:pPr>
-        <w:pStyle w:val="HTMLPreformatted"/>
-        <w:pBdr>
-          <w:top w:val="single" w:sz="2" w:space="0" w:color="auto"/>
-          <w:left w:val="single" w:sz="2" w:space="0" w:color="auto"/>
-          <w:bottom w:val="single" w:sz="2" w:space="0" w:color="auto"/>
-          <w:right w:val="single" w:sz="2" w:space="0" w:color="auto"/>
-        </w:pBdr>
-        <w:shd w:val="clear" w:color="auto" w:fill="181818"/>
-        <w:ind w:left="720"/>
-        <w:rPr>
-          <w:rFonts w:ascii="Aptos" w:hAnsi="Aptos" w:cs="Angsana New"/>
-          <w:color w:val="CCCCCC"/>
-        </w:rPr>
-      </w:pPr>
-      <w:r>
-        <w:rPr>
-          <w:rStyle w:val="mtk16"/>
-          <w:rFonts w:ascii="Aptos" w:hAnsi="Aptos" w:cs="Angsana New"/>
-          <w:color w:val="DCDCAA"/>
-          <w:bdr w:val="single" w:sz="2" w:space="0" w:color="auto" w:frame="1"/>
-        </w:rPr>
-        <w:t>docker</w:t>
-      </w:r>
-      <w:r>
-        <w:rPr>
-          <w:rStyle w:val="mtk1"/>
-          <w:rFonts w:ascii="Aptos" w:hAnsi="Aptos" w:cs="Angsana New"/>
-          <w:color w:val="CCCCCC"/>
-          <w:bdr w:val="single" w:sz="2" w:space="0" w:color="auto" w:frame="1"/>
-        </w:rPr>
-        <w:t xml:space="preserve"> </w:t>
-      </w:r>
-      <w:r>
-        <w:rPr>
-          <w:rStyle w:val="mtk12"/>
-          <w:rFonts w:ascii="Aptos" w:hAnsi="Aptos" w:cs="Angsana New"/>
-          <w:color w:val="CE9178"/>
-          <w:bdr w:val="single" w:sz="2" w:space="0" w:color="auto" w:frame="1"/>
-        </w:rPr>
-        <w:t>run</w:t>
-      </w:r>
-      <w:r>
-        <w:rPr>
-          <w:rStyle w:val="mtk1"/>
-          <w:rFonts w:ascii="Aptos" w:hAnsi="Aptos" w:cs="Angsana New"/>
-          <w:color w:val="CCCCCC"/>
-          <w:bdr w:val="single" w:sz="2" w:space="0" w:color="auto" w:frame="1"/>
-        </w:rPr>
-        <w:t xml:space="preserve"> </w:t>
-      </w:r>
-      <w:r>
-        <w:rPr>
-          <w:rStyle w:val="mtk6"/>
-          <w:rFonts w:ascii="Aptos" w:hAnsi="Aptos" w:cs="Angsana New"/>
-          <w:color w:val="569CD6"/>
-          <w:bdr w:val="single" w:sz="2" w:space="0" w:color="auto" w:frame="1"/>
-        </w:rPr>
-        <w:t>-p</w:t>
-      </w:r>
-      <w:r>
-        <w:rPr>
-          <w:rStyle w:val="mtk1"/>
-          <w:rFonts w:ascii="Aptos" w:hAnsi="Aptos" w:cs="Angsana New"/>
-          <w:color w:val="CCCCCC"/>
-          <w:bdr w:val="single" w:sz="2" w:space="0" w:color="auto" w:frame="1"/>
-        </w:rPr>
-        <w:t xml:space="preserve"> </w:t>
-      </w:r>
-      <w:r>
-        <w:rPr>
-          <w:rStyle w:val="mtk12"/>
-          <w:rFonts w:ascii="Aptos" w:hAnsi="Aptos" w:cs="Angsana New"/>
-          <w:color w:val="CE9178"/>
-          <w:bdr w:val="single" w:sz="2" w:space="0" w:color="auto" w:frame="1"/>
-        </w:rPr>
-        <w:t>8000:8000</w:t>
-      </w:r>
-      <w:r>
-        <w:rPr>
-          <w:rStyle w:val="mtk1"/>
-          <w:rFonts w:ascii="Aptos" w:hAnsi="Aptos" w:cs="Angsana New"/>
-          <w:color w:val="CCCCCC"/>
-          <w:bdr w:val="single" w:sz="2" w:space="0" w:color="auto" w:frame="1"/>
-        </w:rPr>
-        <w:t xml:space="preserve"> </w:t>
-      </w:r>
-      <w:r>
-        <w:rPr>
-          <w:rStyle w:val="mtk12"/>
-          <w:rFonts w:ascii="Aptos" w:hAnsi="Aptos" w:cs="Angsana New"/>
-          <w:color w:val="CE9178"/>
-          <w:bdr w:val="single" w:sz="2" w:space="0" w:color="auto" w:frame="1"/>
-        </w:rPr>
-        <w:t>adult-income-api</w:t>
-      </w:r>
-    </w:p>
-    <w:p>
-      <w:pPr>
-        <w:numPr>
-          <w:ilvl w:val="1"/>
-          <w:numId w:val="61"/>
-        </w:numPr>
-        <w:pBdr>
-          <w:top w:val="single" w:sz="2" w:space="0" w:color="auto"/>
-          <w:left w:val="single" w:sz="2" w:space="0" w:color="auto"/>
-          <w:bottom w:val="single" w:sz="2" w:space="0" w:color="auto"/>
-          <w:right w:val="single" w:sz="2" w:space="0" w:color="auto"/>
-        </w:pBdr>
-        <w:shd w:val="clear" w:color="auto" w:fill="181818"/>
-        <w:spacing w:before="100" w:beforeAutospacing="1" w:after="100" w:afterAutospacing="1"/>
-        <w:rPr>
-          <w:rFonts w:ascii="Aptos" w:hAnsi="Aptos" w:cs="Angsana New"/>
-          <w:color w:val="CCCCCC"/>
-          <w:sz w:val="20"/>
-          <w:szCs w:val="20"/>
-        </w:rPr>
-      </w:pPr>
-      <w:r>
-        <w:rPr>
-          <w:rStyle w:val="Strong"/>
-          <w:rFonts w:ascii="Aptos" w:hAnsi="Aptos" w:cs="Angsana New"/>
-          <w:color w:val="CCCCCC"/>
-          <w:sz w:val="20"/>
-          <w:szCs w:val="20"/>
-          <w:bdr w:val="single" w:sz="2" w:space="0" w:color="auto" w:frame="1"/>
-        </w:rPr>
-        <w:t>What it does</w:t>
-      </w:r>
-      <w:r>
-        <w:rPr>
-          <w:rFonts w:ascii="Aptos" w:hAnsi="Aptos" w:cs="Angsana New"/>
-          <w:color w:val="CCCCCC"/>
-          <w:sz w:val="20"/>
-          <w:szCs w:val="20"/>
-        </w:rPr>
-        <w:t>: Boots up the container and exposes it on </w:t>
-      </w:r>
-      <w:r>
-        <w:rPr>
-          <w:rStyle w:val="HTMLCode"/>
-          <w:rFonts w:ascii="Aptos" w:eastAsiaTheme="minorEastAsia" w:hAnsi="Aptos" w:cs="Angsana New"/>
-          <w:color w:val="D0D0D0"/>
-          <w:sz w:val="18"/>
-          <w:szCs w:val="18"/>
-          <w:bdr w:val="single" w:sz="2" w:space="0" w:color="auto" w:frame="1"/>
-          <w:shd w:val="clear" w:color="auto" w:fill="3C3C3C"/>
-        </w:rPr>
-        <w:t>http://localhost:8000</w:t>
-      </w:r>
-      <w:r>
-        <w:rPr>
-          <w:rFonts w:ascii="Aptos" w:hAnsi="Aptos" w:cs="Angsana New"/>
-          <w:color w:val="CCCCCC"/>
-          <w:sz w:val="20"/>
-          <w:szCs w:val="20"/>
-        </w:rPr>
-        <w:t>.</w:t>
-      </w:r>
-    </w:p>
-    <w:p>
-      <w:pPr>
-        <w:pStyle w:val="NormalWeb"/>
-        <w:numPr>
-          <w:ilvl w:val="0"/>
-          <w:numId w:val="61"/>
-        </w:numPr>
-        <w:pBdr>
-          <w:top w:val="single" w:sz="2" w:space="0" w:color="auto"/>
-          <w:left w:val="single" w:sz="2" w:space="0" w:color="auto"/>
-          <w:bottom w:val="single" w:sz="2" w:space="0" w:color="auto"/>
-          <w:right w:val="single" w:sz="2" w:space="0" w:color="auto"/>
-        </w:pBdr>
-        <w:shd w:val="clear" w:color="auto" w:fill="181818"/>
-        <w:spacing w:before="0" w:beforeAutospacing="0" w:after="0" w:afterAutospacing="0"/>
-        <w:rPr>
-          <w:rFonts w:ascii="Aptos" w:hAnsi="Aptos" w:cs="Angsana New"/>
-          <w:color w:val="CCCCCC"/>
-          <w:sz w:val="20"/>
-          <w:szCs w:val="20"/>
-        </w:rPr>
-      </w:pPr>
-      <w:r>
-        <w:rPr>
-          <w:rStyle w:val="Strong"/>
-          <w:rFonts w:ascii="Aptos" w:hAnsi="Aptos" w:cs="Angsana New"/>
-          <w:color w:val="CCCCCC"/>
-          <w:sz w:val="20"/>
-          <w:szCs w:val="20"/>
-          <w:bdr w:val="single" w:sz="2" w:space="0" w:color="auto" w:frame="1"/>
-        </w:rPr>
-        <w:t>Run using Docker Compose</w:t>
-      </w:r>
-      <w:r>
-        <w:rPr>
-          <w:rFonts w:ascii="Aptos" w:hAnsi="Aptos" w:cs="Angsana New"/>
-          <w:color w:val="CCCCCC"/>
-          <w:sz w:val="20"/>
-          <w:szCs w:val="20"/>
-        </w:rPr>
-        <w:t> (combines build and run):</w:t>
-      </w:r>
-    </w:p>
-    <w:p>
-      <w:pPr>
-        <w:pStyle w:val="HTMLPreformatted"/>
-        <w:pBdr>
-          <w:top w:val="single" w:sz="2" w:space="0" w:color="auto"/>
-          <w:left w:val="single" w:sz="2" w:space="0" w:color="auto"/>
-          <w:bottom w:val="single" w:sz="2" w:space="0" w:color="auto"/>
-          <w:right w:val="single" w:sz="2" w:space="0" w:color="auto"/>
-        </w:pBdr>
-        <w:shd w:val="clear" w:color="auto" w:fill="181818"/>
-        <w:ind w:left="720"/>
-        <w:rPr>
-          <w:rFonts w:ascii="Aptos" w:hAnsi="Aptos" w:cs="Angsana New"/>
-          <w:color w:val="CCCCCC"/>
-        </w:rPr>
-      </w:pPr>
-      <w:r>
-        <w:rPr>
-          <w:rFonts w:ascii="Aptos" w:hAnsi="Aptos" w:cs="Angsana New"/>
-          <w:color w:val="CCCCCC"/>
-        </w:rPr>
-        <w:t>bash</w:t>
-      </w:r>
-    </w:p>
-    <w:p>
-      <w:pPr>
-        <w:pStyle w:val="HTMLPreformatted"/>
-        <w:pBdr>
-          <w:top w:val="single" w:sz="2" w:space="0" w:color="auto"/>
-          <w:left w:val="single" w:sz="2" w:space="0" w:color="auto"/>
-          <w:bottom w:val="single" w:sz="2" w:space="0" w:color="auto"/>
-          <w:right w:val="single" w:sz="2" w:space="0" w:color="auto"/>
-        </w:pBdr>
-        <w:shd w:val="clear" w:color="auto" w:fill="181818"/>
-        <w:ind w:left="720"/>
-        <w:rPr>
-          <w:rFonts w:ascii="Aptos" w:hAnsi="Aptos" w:cs="Angsana New"/>
-          <w:color w:val="CCCCCC"/>
-        </w:rPr>
-      </w:pPr>
-      <w:r>
-        <w:rPr>
-          <w:rStyle w:val="mtk16"/>
-          <w:rFonts w:ascii="Aptos" w:hAnsi="Aptos" w:cs="Angsana New"/>
-          <w:color w:val="DCDCAA"/>
-          <w:bdr w:val="single" w:sz="2" w:space="0" w:color="auto" w:frame="1"/>
-        </w:rPr>
-        <w:t>docker-compose</w:t>
-      </w:r>
-      <w:r>
-        <w:rPr>
-          <w:rStyle w:val="mtk1"/>
-          <w:rFonts w:ascii="Aptos" w:hAnsi="Aptos" w:cs="Angsana New"/>
-          <w:color w:val="CCCCCC"/>
-          <w:bdr w:val="single" w:sz="2" w:space="0" w:color="auto" w:frame="1"/>
-        </w:rPr>
-        <w:t xml:space="preserve"> </w:t>
-      </w:r>
-      <w:r>
-        <w:rPr>
-          <w:rStyle w:val="mtk6"/>
-          <w:rFonts w:ascii="Aptos" w:hAnsi="Aptos" w:cs="Angsana New"/>
-          <w:color w:val="569CD6"/>
-          <w:bdr w:val="single" w:sz="2" w:space="0" w:color="auto" w:frame="1"/>
-        </w:rPr>
-        <w:t>-f</w:t>
-      </w:r>
-      <w:r>
-        <w:rPr>
-          <w:rStyle w:val="mtk1"/>
-          <w:rFonts w:ascii="Aptos" w:hAnsi="Aptos" w:cs="Angsana New"/>
-          <w:color w:val="CCCCCC"/>
-          <w:bdr w:val="single" w:sz="2" w:space="0" w:color="auto" w:frame="1"/>
-        </w:rPr>
-        <w:t xml:space="preserve"> </w:t>
-      </w:r>
-      <w:r>
-        <w:rPr>
-          <w:rStyle w:val="mtk12"/>
-          <w:rFonts w:ascii="Aptos" w:hAnsi="Aptos" w:cs="Angsana New"/>
-          <w:color w:val="CE9178"/>
-          <w:bdr w:val="single" w:sz="2" w:space="0" w:color="auto" w:frame="1"/>
-        </w:rPr>
-        <w:t>Q1/docker-compose.yml</w:t>
-      </w:r>
-      <w:r>
-        <w:rPr>
-          <w:rStyle w:val="mtk1"/>
-          <w:rFonts w:ascii="Aptos" w:hAnsi="Aptos" w:cs="Angsana New"/>
-          <w:color w:val="CCCCCC"/>
-          <w:bdr w:val="single" w:sz="2" w:space="0" w:color="auto" w:frame="1"/>
-        </w:rPr>
-        <w:t xml:space="preserve"> </w:t>
-      </w:r>
-      <w:r>
-        <w:rPr>
-          <w:rStyle w:val="mtk12"/>
-          <w:rFonts w:ascii="Aptos" w:hAnsi="Aptos" w:cs="Angsana New"/>
-          <w:color w:val="CE9178"/>
-          <w:bdr w:val="single" w:sz="2" w:space="0" w:color="auto" w:frame="1"/>
-        </w:rPr>
-        <w:t>up</w:t>
-      </w:r>
-      <w:r>
-        <w:rPr>
-          <w:rStyle w:val="mtk1"/>
-          <w:rFonts w:ascii="Aptos" w:hAnsi="Aptos" w:cs="Angsana New"/>
-          <w:color w:val="CCCCCC"/>
-          <w:bdr w:val="single" w:sz="2" w:space="0" w:color="auto" w:frame="1"/>
-        </w:rPr>
-        <w:t xml:space="preserve"> </w:t>
-      </w:r>
-      <w:r>
-        <w:rPr>
-          <w:rStyle w:val="mtk6"/>
-          <w:rFonts w:ascii="Aptos" w:hAnsi="Aptos" w:cs="Angsana New"/>
-          <w:color w:val="569CD6"/>
-          <w:bdr w:val="single" w:sz="2" w:space="0" w:color="auto" w:frame="1"/>
-        </w:rPr>
-        <w:t>--build</w:t>
-      </w:r>
-    </w:p>
-    <w:p>
-      <w:pPr>
-        <w:numPr>
-          <w:ilvl w:val="1"/>
-          <w:numId w:val="61"/>
-        </w:numPr>
-        <w:pBdr>
-          <w:top w:val="single" w:sz="2" w:space="0" w:color="auto"/>
-          <w:left w:val="single" w:sz="2" w:space="0" w:color="auto"/>
-          <w:bottom w:val="single" w:sz="2" w:space="0" w:color="auto"/>
-          <w:right w:val="single" w:sz="2" w:space="0" w:color="auto"/>
-        </w:pBdr>
-        <w:shd w:val="clear" w:color="auto" w:fill="181818"/>
-        <w:spacing w:before="100" w:beforeAutospacing="1" w:after="100" w:afterAutospacing="1"/>
-        <w:rPr>
-          <w:rStyle w:val="context-scope-mention"/>
-          <w:rFonts w:ascii="Aptos" w:hAnsi="Aptos" w:cs="Angsana New"/>
-          <w:sz w:val="20"/>
-          <w:szCs w:val="20"/>
-          <w:bdr w:val="single" w:sz="2" w:space="0" w:color="auto" w:frame="1"/>
-        </w:rPr>
-      </w:pPr>
-      <w:r>
-        <w:rPr>
-          <w:rStyle w:val="Strong"/>
-          <w:rFonts w:ascii="Aptos" w:hAnsi="Aptos" w:cs="Angsana New"/>
-          <w:color w:val="CCCCCC"/>
-          <w:sz w:val="20"/>
-          <w:szCs w:val="20"/>
-          <w:bdr w:val="single" w:sz="2" w:space="0" w:color="auto" w:frame="1"/>
-        </w:rPr>
-        <w:t>What it does</w:t>
-      </w:r>
-      <w:r>
-        <w:rPr>
-          <w:rFonts w:ascii="Aptos" w:hAnsi="Aptos" w:cs="Angsana New"/>
-          <w:color w:val="CCCCCC"/>
-          <w:sz w:val="20"/>
-          <w:szCs w:val="20"/>
-        </w:rPr>
-        <w:t>: Leverages </w:t>
-      </w:r>
-    </w:p>
-    <w:p>
-      <w:pPr>
-        <w:pBdr>
-          <w:top w:val="single" w:sz="2" w:space="0" w:color="auto"/>
-          <w:left w:val="single" w:sz="2" w:space="0" w:color="auto"/>
-          <w:bottom w:val="single" w:sz="2" w:space="0" w:color="auto"/>
-          <w:right w:val="single" w:sz="2" w:space="0" w:color="auto"/>
-        </w:pBdr>
-        <w:shd w:val="clear" w:color="auto" w:fill="181818"/>
-        <w:spacing w:before="100" w:beforeAutospacing="1" w:after="100" w:afterAutospacing="1"/>
-        <w:ind w:left="1440"/>
-        <w:rPr>
-          <w:rFonts w:ascii="Aptos" w:hAnsi="Aptos" w:cs="Angsana New"/>
-        </w:rPr>
-      </w:pPr>
-      <w:r>
-        <w:rPr>
-          <w:rFonts w:ascii="Aptos" w:hAnsi="Aptos" w:cs="Angsana New"/>
-          <w:color w:val="CCCCCC"/>
-          <w:sz w:val="20"/>
-          <w:szCs w:val="20"/>
-          <w:bdr w:val="single" w:sz="2" w:space="0" w:color="auto" w:frame="1"/>
-        </w:rPr>
-        <w:fldChar w:fldCharType="begin"/>
-      </w:r>
-      <w:r>
-        <w:rPr>
-          <w:rFonts w:ascii="Aptos" w:hAnsi="Aptos" w:cs="Angsana New"/>
-          <w:color w:val="CCCCCC"/>
-          <w:sz w:val="20"/>
-          <w:szCs w:val="20"/>
-          <w:bdr w:val="single" w:sz="2" w:space="0" w:color="auto" w:frame="1"/>
-        </w:rPr>
-        <w:instrText xml:space="preserve"> INCLUDEPICTURE "vscode-file://vscode-app/Applications/Antigravity%20IDE.app/Contents/Resources/app/extensions/theme-symbols/src/icons/files/docker.svg" \* MERGEFORMATINET </w:instrText>
-      </w:r>
-      <w:r>
-        <w:rPr>
-          <w:rFonts w:ascii="Aptos" w:hAnsi="Aptos" w:cs="Angsana New"/>
-          <w:color w:val="CCCCCC"/>
-          <w:sz w:val="20"/>
-          <w:szCs w:val="20"/>
-          <w:bdr w:val="single" w:sz="2" w:space="0" w:color="auto" w:frame="1"/>
-        </w:rPr>
-        <w:fldChar w:fldCharType="separate"/>
-      </w:r>
-      <w:r>
-        <w:rPr>
-          <w:rFonts w:ascii="Aptos" w:hAnsi="Aptos" w:cs="Angsana New"/>
-          <w:noProof/>
-          <w:color w:val="CCCCCC"/>
-          <w:sz w:val="20"/>
-          <w:szCs w:val="20"/>
-          <w:bdr w:val="single" w:sz="2" w:space="0" w:color="auto" w:frame="1"/>
-        </w:rPr>
-        <mc:AlternateContent>
-          <mc:Choice Requires="wps">
-            <w:drawing>
-              <wp:inline distT="0" distB="0" distL="0" distR="0" wp14:anchorId="5090FAC8" wp14:editId="4EDF1FAC">
-                <wp:extent cx="302260" cy="302260"/>
-                <wp:effectExtent l="0" t="0" r="0" b="0"/>
-                <wp:docPr id="1987639034" name="Rectangle 1"/>
-                <wp:cNvGraphicFramePr>
-                  <a:graphicFrameLocks xmlns:a="http://schemas.openxmlformats.org/drawingml/2006/main" noChangeAspect="1"/>
-                </wp:cNvGraphicFramePr>
-                <a:graphic xmlns:a="http://schemas.openxmlformats.org/drawingml/2006/main">
-                  <a:graphicData uri="http://schemas.microsoft.com/office/word/2010/wordprocessingShape">
-                    <wps:wsp>
-                      <wps:cNvSpPr>
-                        <a:spLocks noChangeAspect="1" noChangeArrowheads="1"/>
-                      </wps:cNvSpPr>
-                      <wps:spPr bwMode="auto">
-                        <a:xfrm>
-                          <a:off x="0" y="0"/>
-                          <a:ext cx="302260" cy="302260"/>
-                        </a:xfrm>
-                        <a:prstGeom prst="rect">
-                          <a:avLst/>
-                        </a:prstGeom>
-                        <a:noFill/>
-                        <a:ln>
-                          <a:noFill/>
-                        </a:ln>
-                        <a:extLst>
-                          <a:ext uri="{909E8E84-426E-40DD-AFC4-6F175D3DCCD1}">
-                            <a14:hiddenFill xmlns:a14="http://schemas.microsoft.com/office/drawing/2010/main">
-                              <a:solidFill>
-                                <a:srgbClr val="FFFFFF"/>
-                              </a:solidFill>
-                            </a14:hiddenFill>
-                          </a:ext>
-                          <a:ext uri="{91240B29-F687-4F45-9708-019B960494DF}">
-                            <a14:hiddenLine xmlns:a14="http://schemas.microsoft.com/office/drawing/2010/main" w="9525">
-                              <a:solidFill>
-                                <a:srgbClr val="000000"/>
-                              </a:solidFill>
-                              <a:miter lim="800000"/>
-                              <a:headEnd/>
-                              <a:tailEnd/>
-                            </a14:hiddenLine>
-                          </a:ext>
-                        </a:extLst>
-                      </wps:spPr>
-                      <wps:bodyPr rot="0" vert="horz" wrap="square" lIns="91440" tIns="45720" rIns="91440" bIns="45720" anchor="t" anchorCtr="0" upright="1">
-                        <a:noAutofit/>
-                      </wps:bodyPr>
-                    </wps:wsp>
-                  </a:graphicData>
-                </a:graphic>
-              </wp:inline>
-            </w:drawing>
-          </mc:Choice>
-          <mc:Fallback>
-            <w:pict>
-              <v:rect w14:anchorId="6AEA5892" id="Rectangle 1" o:spid="_x0000_s1026" style="width:23.8pt;height:23.8pt;visibility:visible;mso-wrap-style:square;mso-left-percent:-10001;mso-top-percent:-10001;mso-position-horizontal:absolute;mso-position-horizontal-relative:char;mso-position-vertical:absolute;mso-position-vertical-relative:line;mso-left-percent:-10001;mso-top-percent:-10001;v-text-anchor:top" o:gfxdata="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" filled="f" stroked="f">
-                <o:lock v:ext="edit" aspectratio="t"/>
-                <w10:anchorlock/>
-              </v:rect>
-            </w:pict>
-          </mc:Fallback>
-        </mc:AlternateContent>
-      </w:r>
-      <w:r>
-        <w:rPr>
-          <w:rFonts w:ascii="Aptos" w:hAnsi="Aptos" w:cs="Angsana New"/>
-          <w:color w:val="CCCCCC"/>
-          <w:sz w:val="20"/>
-          <w:szCs w:val="20"/>
-          <w:bdr w:val="single" w:sz="2" w:space="0" w:color="auto" w:frame="1"/>
-        </w:rPr>
-        <w:fldChar w:fldCharType="end"/>
-      </w:r>
-    </w:p>
-    <w:p>
-      <w:pPr>
-        <w:pBdr>
-          <w:top w:val="single" w:sz="2" w:space="0" w:color="auto"/>
-          <w:left w:val="single" w:sz="2" w:space="0" w:color="auto"/>
-          <w:bottom w:val="single" w:sz="2" w:space="0" w:color="auto"/>
-          <w:right w:val="single" w:sz="2" w:space="0" w:color="auto"/>
-        </w:pBdr>
-        <w:shd w:val="clear" w:color="auto" w:fill="181818"/>
-        <w:spacing w:before="100" w:beforeAutospacing="1" w:after="100" w:afterAutospacing="1"/>
-        <w:ind w:left="1440"/>
-        <w:rPr>
-          <w:rFonts w:ascii="Aptos" w:hAnsi="Aptos" w:cs="Angsana New"/>
-          <w:color w:val="CCCCCC"/>
-          <w:sz w:val="20"/>
-          <w:szCs w:val="20"/>
-        </w:rPr>
-      </w:pPr>
-      <w:r>
-        <w:rPr>
-          <w:rStyle w:val="inline-flex"/>
-          <w:rFonts w:ascii="Aptos" w:hAnsi="Aptos" w:cs="Angsana New"/>
-          <w:color w:val="CCCCCC"/>
-          <w:sz w:val="20"/>
-          <w:szCs w:val="20"/>
-          <w:bdr w:val="single" w:sz="2" w:space="0" w:color="auto" w:frame="1"/>
-        </w:rPr>
-        <w:t>docker-compose.yml</w:t>
-      </w:r>
-      <w:r>
-        <w:rPr>
-          <w:rFonts w:ascii="Aptos" w:hAnsi="Aptos" w:cs="Angsana New"/>
-          <w:color w:val="CCCCCC"/>
-          <w:sz w:val="20"/>
-          <w:szCs w:val="20"/>
-        </w:rPr>
-        <w:t> to automatically build the container and deploy it with restarts enabled.</w:t>
+        <w:t>1: docker-compose yml</w:t>
       </w:r>
     </w:p>
     <w:p>
       <w:pPr>
         <w:pStyle w:val="BodyText"/>
+        <w:jc w:val="center"/>
         <w:rPr>
           <w:rFonts w:ascii="Aptos" w:hAnsi="Aptos" w:cs="Angsana New"/>
         </w:rPr>
@@ -12275,12 +10773,6 @@
           <w:rFonts w:ascii="Aptos" w:hAnsi="Aptos" w:cs="Angsana New"/>
         </w:rPr>
       </w:pPr>
-      <w:r>
-        <w:rPr>
-          <w:rFonts w:ascii="Aptos" w:hAnsi="Aptos" w:cs="Angsana New"/>
-        </w:rPr>
-        <w:t>Docker Share</w:t>
-      </w:r>
     </w:p>
     <w:p>
       <w:pPr>
@@ -12297,12 +10789,6 @@
           <w:rFonts w:ascii="Aptos" w:hAnsi="Aptos" w:cs="Angsana New"/>
         </w:rPr>
       </w:pPr>
-      <w:r>
-        <w:rPr>
-          <w:rFonts w:ascii="Aptos" w:hAnsi="Aptos" w:cs="Angsana New"/>
-        </w:rPr>
-        <w:t>Local</w:t>
-      </w:r>
     </w:p>
     <w:p>
       <w:pPr>
@@ -12314,564 +10800,6 @@
     </w:p>
     <w:p>
       <w:pPr>
-        <w:numPr>
-          <w:ilvl w:val="0"/>
-          <w:numId w:val="62"/>
-        </w:numPr>
-        <w:pBdr>
-          <w:top w:val="single" w:sz="2" w:space="0" w:color="auto"/>
-          <w:left w:val="single" w:sz="2" w:space="0" w:color="auto"/>
-          <w:bottom w:val="single" w:sz="2" w:space="0" w:color="auto"/>
-          <w:right w:val="single" w:sz="2" w:space="0" w:color="auto"/>
-        </w:pBdr>
-        <w:shd w:val="clear" w:color="auto" w:fill="181818"/>
-        <w:spacing w:before="100" w:beforeAutospacing="1" w:after="100" w:afterAutospacing="1"/>
-        <w:rPr>
-          <w:rFonts w:ascii="Aptos" w:hAnsi="Aptos" w:cs="Angsana New"/>
-          <w:color w:val="CCCCCC"/>
-          <w:sz w:val="20"/>
-          <w:szCs w:val="20"/>
-        </w:rPr>
-      </w:pPr>
-      <w:r>
-        <w:rPr>
-          <w:rStyle w:val="Strong"/>
-          <w:rFonts w:ascii="Aptos" w:hAnsi="Aptos" w:cs="Angsana New"/>
-          <w:color w:val="CCCCCC"/>
-          <w:sz w:val="20"/>
-          <w:szCs w:val="20"/>
-          <w:bdr w:val="single" w:sz="2" w:space="0" w:color="auto" w:frame="1"/>
-        </w:rPr>
-        <w:t>On your current machine</w:t>
-      </w:r>
-      <w:r>
-        <w:rPr>
-          <w:rFonts w:ascii="Aptos" w:hAnsi="Aptos" w:cs="Angsana New"/>
-          <w:color w:val="CCCCCC"/>
-          <w:sz w:val="20"/>
-          <w:szCs w:val="20"/>
-        </w:rPr>
-        <w:t>, save the image to a </w:t>
-      </w:r>
-      <w:r>
-        <w:rPr>
-          <w:rStyle w:val="HTMLCode"/>
-          <w:rFonts w:ascii="Aptos" w:hAnsi="Aptos" w:cs="Angsana New"/>
-          <w:color w:val="D0D0D0"/>
-          <w:sz w:val="18"/>
-          <w:szCs w:val="18"/>
-          <w:bdr w:val="single" w:sz="2" w:space="0" w:color="auto" w:frame="1"/>
-          <w:shd w:val="clear" w:color="auto" w:fill="3C3C3C"/>
-        </w:rPr>
-        <w:t>.tar</w:t>
-      </w:r>
-      <w:r>
-        <w:rPr>
-          <w:rFonts w:ascii="Aptos" w:hAnsi="Aptos" w:cs="Angsana New"/>
-          <w:color w:val="CCCCCC"/>
-          <w:sz w:val="20"/>
-          <w:szCs w:val="20"/>
-        </w:rPr>
-        <w:t> archive file:</w:t>
-      </w:r>
-    </w:p>
-    <w:p>
-      <w:pPr>
-        <w:pStyle w:val="HTMLPreformatted"/>
-        <w:pBdr>
-          <w:top w:val="single" w:sz="2" w:space="0" w:color="auto"/>
-          <w:left w:val="single" w:sz="2" w:space="0" w:color="auto"/>
-          <w:bottom w:val="single" w:sz="2" w:space="0" w:color="auto"/>
-          <w:right w:val="single" w:sz="2" w:space="0" w:color="auto"/>
-        </w:pBdr>
-        <w:shd w:val="clear" w:color="auto" w:fill="181818"/>
-        <w:ind w:left="720"/>
-        <w:rPr>
-          <w:rFonts w:ascii="Aptos" w:hAnsi="Aptos" w:cs="Angsana New"/>
-          <w:color w:val="CCCCCC"/>
-        </w:rPr>
-      </w:pPr>
-      <w:r>
-        <w:rPr>
-          <w:rFonts w:ascii="Aptos" w:hAnsi="Aptos" w:cs="Angsana New"/>
-          <w:color w:val="CCCCCC"/>
-        </w:rPr>
-        <w:t>bash</w:t>
-      </w:r>
-    </w:p>
-    <w:p>
-      <w:pPr>
-        <w:pStyle w:val="HTMLPreformatted"/>
-        <w:pBdr>
-          <w:top w:val="single" w:sz="2" w:space="0" w:color="auto"/>
-          <w:left w:val="single" w:sz="2" w:space="0" w:color="auto"/>
-          <w:bottom w:val="single" w:sz="2" w:space="0" w:color="auto"/>
-          <w:right w:val="single" w:sz="2" w:space="0" w:color="auto"/>
-        </w:pBdr>
-        <w:shd w:val="clear" w:color="auto" w:fill="181818"/>
-        <w:ind w:left="720"/>
-        <w:rPr>
-          <w:rFonts w:ascii="Aptos" w:hAnsi="Aptos" w:cs="Angsana New"/>
-          <w:color w:val="CCCCCC"/>
-        </w:rPr>
-      </w:pPr>
-      <w:r>
-        <w:rPr>
-          <w:rStyle w:val="mtk16"/>
-          <w:rFonts w:ascii="Aptos" w:hAnsi="Aptos" w:cs="Angsana New"/>
-          <w:color w:val="DCDCAA"/>
-          <w:bdr w:val="single" w:sz="2" w:space="0" w:color="auto" w:frame="1"/>
-        </w:rPr>
-        <w:t>docker</w:t>
-      </w:r>
-      <w:r>
-        <w:rPr>
-          <w:rStyle w:val="mtk1"/>
-          <w:rFonts w:ascii="Aptos" w:hAnsi="Aptos" w:cs="Angsana New"/>
-          <w:color w:val="CCCCCC"/>
-          <w:bdr w:val="single" w:sz="2" w:space="0" w:color="auto" w:frame="1"/>
-        </w:rPr>
-        <w:t xml:space="preserve"> </w:t>
-      </w:r>
-      <w:r>
-        <w:rPr>
-          <w:rStyle w:val="mtk12"/>
-          <w:rFonts w:ascii="Aptos" w:hAnsi="Aptos" w:cs="Angsana New"/>
-          <w:color w:val="CE9178"/>
-          <w:bdr w:val="single" w:sz="2" w:space="0" w:color="auto" w:frame="1"/>
-        </w:rPr>
-        <w:t>save</w:t>
-      </w:r>
-      <w:r>
-        <w:rPr>
-          <w:rStyle w:val="mtk1"/>
-          <w:rFonts w:ascii="Aptos" w:hAnsi="Aptos" w:cs="Angsana New"/>
-          <w:color w:val="CCCCCC"/>
-          <w:bdr w:val="single" w:sz="2" w:space="0" w:color="auto" w:frame="1"/>
-        </w:rPr>
-        <w:t xml:space="preserve"> </w:t>
-      </w:r>
-      <w:r>
-        <w:rPr>
-          <w:rStyle w:val="mtk6"/>
-          <w:rFonts w:ascii="Aptos" w:hAnsi="Aptos" w:cs="Angsana New"/>
-          <w:color w:val="569CD6"/>
-          <w:bdr w:val="single" w:sz="2" w:space="0" w:color="auto" w:frame="1"/>
-        </w:rPr>
-        <w:t>-o</w:t>
-      </w:r>
-      <w:r>
-        <w:rPr>
-          <w:rStyle w:val="mtk1"/>
-          <w:rFonts w:ascii="Aptos" w:hAnsi="Aptos" w:cs="Angsana New"/>
-          <w:color w:val="CCCCCC"/>
-          <w:bdr w:val="single" w:sz="2" w:space="0" w:color="auto" w:frame="1"/>
-        </w:rPr>
-        <w:t xml:space="preserve"> </w:t>
-      </w:r>
-      <w:r>
-        <w:rPr>
-          <w:rStyle w:val="mtk12"/>
-          <w:rFonts w:ascii="Aptos" w:hAnsi="Aptos" w:cs="Angsana New"/>
-          <w:color w:val="CE9178"/>
-          <w:bdr w:val="single" w:sz="2" w:space="0" w:color="auto" w:frame="1"/>
-        </w:rPr>
-        <w:t>adult-income-api.tar</w:t>
-      </w:r>
-      <w:r>
-        <w:rPr>
-          <w:rStyle w:val="mtk1"/>
-          <w:rFonts w:ascii="Aptos" w:hAnsi="Aptos" w:cs="Angsana New"/>
-          <w:color w:val="CCCCCC"/>
-          <w:bdr w:val="single" w:sz="2" w:space="0" w:color="auto" w:frame="1"/>
-        </w:rPr>
-        <w:t xml:space="preserve"> </w:t>
-      </w:r>
-      <w:r>
-        <w:rPr>
-          <w:rStyle w:val="mtk12"/>
-          <w:rFonts w:ascii="Aptos" w:hAnsi="Aptos" w:cs="Angsana New"/>
-          <w:color w:val="CE9178"/>
-          <w:bdr w:val="single" w:sz="2" w:space="0" w:color="auto" w:frame="1"/>
-        </w:rPr>
-        <w:t>adult-income-prediction-api:latest</w:t>
-      </w:r>
-    </w:p>
-    <w:p>
-      <w:pPr>
-        <w:numPr>
-          <w:ilvl w:val="0"/>
-          <w:numId w:val="62"/>
-        </w:numPr>
-        <w:pBdr>
-          <w:top w:val="single" w:sz="2" w:space="0" w:color="auto"/>
-          <w:left w:val="single" w:sz="2" w:space="0" w:color="auto"/>
-          <w:bottom w:val="single" w:sz="2" w:space="0" w:color="auto"/>
-          <w:right w:val="single" w:sz="2" w:space="0" w:color="auto"/>
-        </w:pBdr>
-        <w:shd w:val="clear" w:color="auto" w:fill="181818"/>
-        <w:spacing w:before="100" w:beforeAutospacing="1" w:after="100" w:afterAutospacing="1"/>
-        <w:rPr>
-          <w:rFonts w:ascii="Aptos" w:hAnsi="Aptos" w:cs="Angsana New"/>
-          <w:color w:val="CCCCCC"/>
-          <w:sz w:val="20"/>
-          <w:szCs w:val="20"/>
-        </w:rPr>
-      </w:pPr>
-      <w:r>
-        <w:rPr>
-          <w:rStyle w:val="Strong"/>
-          <w:rFonts w:ascii="Aptos" w:hAnsi="Aptos" w:cs="Angsana New"/>
-          <w:color w:val="CCCCCC"/>
-          <w:sz w:val="20"/>
-          <w:szCs w:val="20"/>
-          <w:bdr w:val="single" w:sz="2" w:space="0" w:color="auto" w:frame="1"/>
-        </w:rPr>
-        <w:t>Transfer</w:t>
-      </w:r>
-      <w:r>
-        <w:rPr>
-          <w:rFonts w:ascii="Aptos" w:hAnsi="Aptos" w:cs="Angsana New"/>
-          <w:color w:val="CCCCCC"/>
-          <w:sz w:val="20"/>
-          <w:szCs w:val="20"/>
-        </w:rPr>
-        <w:t> the </w:t>
-      </w:r>
-      <w:r>
-        <w:rPr>
-          <w:rStyle w:val="HTMLCode"/>
-          <w:rFonts w:ascii="Aptos" w:hAnsi="Aptos" w:cs="Angsana New"/>
-          <w:color w:val="D0D0D0"/>
-          <w:sz w:val="18"/>
-          <w:szCs w:val="18"/>
-          <w:bdr w:val="single" w:sz="2" w:space="0" w:color="auto" w:frame="1"/>
-          <w:shd w:val="clear" w:color="auto" w:fill="3C3C3C"/>
-        </w:rPr>
-        <w:t>adult-income-api.tar</w:t>
-      </w:r>
-      <w:r>
-        <w:rPr>
-          <w:rFonts w:ascii="Aptos" w:hAnsi="Aptos" w:cs="Angsana New"/>
-          <w:color w:val="CCCCCC"/>
-          <w:sz w:val="20"/>
-          <w:szCs w:val="20"/>
-        </w:rPr>
-        <w:t> file to the destination machine.</w:t>
-      </w:r>
-    </w:p>
-    <w:p>
-      <w:pPr>
-        <w:numPr>
-          <w:ilvl w:val="0"/>
-          <w:numId w:val="62"/>
-        </w:numPr>
-        <w:pBdr>
-          <w:top w:val="single" w:sz="2" w:space="0" w:color="auto"/>
-          <w:left w:val="single" w:sz="2" w:space="0" w:color="auto"/>
-          <w:bottom w:val="single" w:sz="2" w:space="0" w:color="auto"/>
-          <w:right w:val="single" w:sz="2" w:space="0" w:color="auto"/>
-        </w:pBdr>
-        <w:shd w:val="clear" w:color="auto" w:fill="181818"/>
-        <w:spacing w:before="100" w:beforeAutospacing="1" w:after="100" w:afterAutospacing="1"/>
-        <w:rPr>
-          <w:rFonts w:ascii="Aptos" w:hAnsi="Aptos" w:cs="Angsana New"/>
-          <w:color w:val="CCCCCC"/>
-          <w:sz w:val="20"/>
-          <w:szCs w:val="20"/>
-        </w:rPr>
-      </w:pPr>
-      <w:r>
-        <w:rPr>
-          <w:rStyle w:val="Strong"/>
-          <w:rFonts w:ascii="Aptos" w:hAnsi="Aptos" w:cs="Angsana New"/>
-          <w:color w:val="CCCCCC"/>
-          <w:sz w:val="20"/>
-          <w:szCs w:val="20"/>
-          <w:bdr w:val="single" w:sz="2" w:space="0" w:color="auto" w:frame="1"/>
-        </w:rPr>
-        <w:t>On the target machine</w:t>
-      </w:r>
-      <w:r>
-        <w:rPr>
-          <w:rFonts w:ascii="Aptos" w:hAnsi="Aptos" w:cs="Angsana New"/>
-          <w:color w:val="CCCCCC"/>
-          <w:sz w:val="20"/>
-          <w:szCs w:val="20"/>
-        </w:rPr>
-        <w:t> (with Docker running), load the image:</w:t>
-      </w:r>
-    </w:p>
-    <w:p>
-      <w:pPr>
-        <w:pStyle w:val="HTMLPreformatted"/>
-        <w:pBdr>
-          <w:top w:val="single" w:sz="2" w:space="0" w:color="auto"/>
-          <w:left w:val="single" w:sz="2" w:space="0" w:color="auto"/>
-          <w:bottom w:val="single" w:sz="2" w:space="0" w:color="auto"/>
-          <w:right w:val="single" w:sz="2" w:space="0" w:color="auto"/>
-        </w:pBdr>
-        <w:shd w:val="clear" w:color="auto" w:fill="181818"/>
-        <w:ind w:left="720"/>
-        <w:rPr>
-          <w:rFonts w:ascii="Aptos" w:hAnsi="Aptos" w:cs="Angsana New"/>
-          <w:color w:val="CCCCCC"/>
-        </w:rPr>
-      </w:pPr>
-      <w:r>
-        <w:rPr>
-          <w:rFonts w:ascii="Aptos" w:hAnsi="Aptos" w:cs="Angsana New"/>
-          <w:color w:val="CCCCCC"/>
-        </w:rPr>
-        <w:t>bash</w:t>
-      </w:r>
-    </w:p>
-    <w:p>
-      <w:pPr>
-        <w:pStyle w:val="HTMLPreformatted"/>
-        <w:pBdr>
-          <w:top w:val="single" w:sz="2" w:space="0" w:color="auto"/>
-          <w:left w:val="single" w:sz="2" w:space="0" w:color="auto"/>
-          <w:bottom w:val="single" w:sz="2" w:space="0" w:color="auto"/>
-          <w:right w:val="single" w:sz="2" w:space="0" w:color="auto"/>
-        </w:pBdr>
-        <w:shd w:val="clear" w:color="auto" w:fill="181818"/>
-        <w:ind w:left="720"/>
-        <w:rPr>
-          <w:rFonts w:ascii="Aptos" w:hAnsi="Aptos" w:cs="Angsana New"/>
-          <w:color w:val="CCCCCC"/>
-        </w:rPr>
-      </w:pPr>
-      <w:r>
-        <w:rPr>
-          <w:rStyle w:val="mtk16"/>
-          <w:rFonts w:ascii="Aptos" w:hAnsi="Aptos" w:cs="Angsana New"/>
-          <w:color w:val="DCDCAA"/>
-          <w:bdr w:val="single" w:sz="2" w:space="0" w:color="auto" w:frame="1"/>
-        </w:rPr>
-        <w:t>docker</w:t>
-      </w:r>
-      <w:r>
-        <w:rPr>
-          <w:rStyle w:val="mtk1"/>
-          <w:rFonts w:ascii="Aptos" w:hAnsi="Aptos" w:cs="Angsana New"/>
-          <w:color w:val="CCCCCC"/>
-          <w:bdr w:val="single" w:sz="2" w:space="0" w:color="auto" w:frame="1"/>
-        </w:rPr>
-        <w:t xml:space="preserve"> </w:t>
-      </w:r>
-      <w:r>
-        <w:rPr>
-          <w:rStyle w:val="mtk12"/>
-          <w:rFonts w:ascii="Aptos" w:hAnsi="Aptos" w:cs="Angsana New"/>
-          <w:color w:val="CE9178"/>
-          <w:bdr w:val="single" w:sz="2" w:space="0" w:color="auto" w:frame="1"/>
-        </w:rPr>
-        <w:t>load</w:t>
-      </w:r>
-      <w:r>
-        <w:rPr>
-          <w:rStyle w:val="mtk1"/>
-          <w:rFonts w:ascii="Aptos" w:hAnsi="Aptos" w:cs="Angsana New"/>
-          <w:color w:val="CCCCCC"/>
-          <w:bdr w:val="single" w:sz="2" w:space="0" w:color="auto" w:frame="1"/>
-        </w:rPr>
-        <w:t xml:space="preserve"> </w:t>
-      </w:r>
-      <w:r>
-        <w:rPr>
-          <w:rStyle w:val="mtk6"/>
-          <w:rFonts w:ascii="Aptos" w:hAnsi="Aptos" w:cs="Angsana New"/>
-          <w:color w:val="569CD6"/>
-          <w:bdr w:val="single" w:sz="2" w:space="0" w:color="auto" w:frame="1"/>
-        </w:rPr>
-        <w:t>-i</w:t>
-      </w:r>
-      <w:r>
-        <w:rPr>
-          <w:rStyle w:val="mtk1"/>
-          <w:rFonts w:ascii="Aptos" w:hAnsi="Aptos" w:cs="Angsana New"/>
-          <w:color w:val="CCCCCC"/>
-          <w:bdr w:val="single" w:sz="2" w:space="0" w:color="auto" w:frame="1"/>
-        </w:rPr>
-        <w:t xml:space="preserve"> </w:t>
-      </w:r>
-      <w:r>
-        <w:rPr>
-          <w:rStyle w:val="mtk12"/>
-          <w:rFonts w:ascii="Aptos" w:hAnsi="Aptos" w:cs="Angsana New"/>
-          <w:color w:val="CE9178"/>
-          <w:bdr w:val="single" w:sz="2" w:space="0" w:color="auto" w:frame="1"/>
-        </w:rPr>
-        <w:t>adult-income-api.tar</w:t>
-      </w:r>
-    </w:p>
-    <w:p>
-      <w:pPr>
-        <w:numPr>
-          <w:ilvl w:val="0"/>
-          <w:numId w:val="62"/>
-        </w:numPr>
-        <w:pBdr>
-          <w:top w:val="single" w:sz="2" w:space="0" w:color="auto"/>
-          <w:left w:val="single" w:sz="2" w:space="0" w:color="auto"/>
-          <w:bottom w:val="single" w:sz="2" w:space="0" w:color="auto"/>
-          <w:right w:val="single" w:sz="2" w:space="0" w:color="auto"/>
-        </w:pBdr>
-        <w:shd w:val="clear" w:color="auto" w:fill="181818"/>
-        <w:spacing w:before="100" w:beforeAutospacing="1" w:after="100" w:afterAutospacing="1"/>
-        <w:rPr>
-          <w:rFonts w:ascii="Aptos" w:hAnsi="Aptos" w:cs="Angsana New"/>
-          <w:color w:val="CCCCCC"/>
-          <w:sz w:val="20"/>
-          <w:szCs w:val="20"/>
-        </w:rPr>
-      </w:pPr>
-      <w:r>
-        <w:rPr>
-          <w:rStyle w:val="Strong"/>
-          <w:rFonts w:ascii="Aptos" w:hAnsi="Aptos" w:cs="Angsana New"/>
-          <w:color w:val="CCCCCC"/>
-          <w:sz w:val="20"/>
-          <w:szCs w:val="20"/>
-          <w:bdr w:val="single" w:sz="2" w:space="0" w:color="auto" w:frame="1"/>
-        </w:rPr>
-        <w:t>Run</w:t>
-      </w:r>
-      <w:r>
-        <w:rPr>
-          <w:rFonts w:ascii="Aptos" w:hAnsi="Aptos" w:cs="Angsana New"/>
-          <w:color w:val="CCCCCC"/>
-          <w:sz w:val="20"/>
-          <w:szCs w:val="20"/>
-        </w:rPr>
-        <w:t> the container on the target machine:</w:t>
-      </w:r>
-    </w:p>
-    <w:p>
-      <w:pPr>
-        <w:pStyle w:val="HTMLPreformatted"/>
-        <w:pBdr>
-          <w:top w:val="single" w:sz="2" w:space="0" w:color="auto"/>
-          <w:left w:val="single" w:sz="2" w:space="0" w:color="auto"/>
-          <w:bottom w:val="single" w:sz="2" w:space="0" w:color="auto"/>
-          <w:right w:val="single" w:sz="2" w:space="0" w:color="auto"/>
-        </w:pBdr>
-        <w:shd w:val="clear" w:color="auto" w:fill="181818"/>
-        <w:ind w:left="720"/>
-        <w:rPr>
-          <w:rFonts w:ascii="Aptos" w:hAnsi="Aptos" w:cs="Angsana New"/>
-          <w:color w:val="CCCCCC"/>
-        </w:rPr>
-      </w:pPr>
-      <w:r>
-        <w:rPr>
-          <w:rFonts w:ascii="Aptos" w:hAnsi="Aptos" w:cs="Angsana New"/>
-          <w:color w:val="CCCCCC"/>
-        </w:rPr>
-        <w:t>bash</w:t>
-      </w:r>
-    </w:p>
-    <w:p>
-      <w:pPr>
-        <w:pStyle w:val="HTMLPreformatted"/>
-        <w:pBdr>
-          <w:top w:val="single" w:sz="2" w:space="0" w:color="auto"/>
-          <w:left w:val="single" w:sz="2" w:space="0" w:color="auto"/>
-          <w:bottom w:val="single" w:sz="2" w:space="0" w:color="auto"/>
-          <w:right w:val="single" w:sz="2" w:space="0" w:color="auto"/>
-        </w:pBdr>
-        <w:shd w:val="clear" w:color="auto" w:fill="181818"/>
-        <w:ind w:left="720"/>
-        <w:rPr>
-          <w:rFonts w:ascii="Aptos" w:hAnsi="Aptos" w:cs="Angsana New"/>
-          <w:color w:val="CCCCCC"/>
-        </w:rPr>
-      </w:pPr>
-      <w:r>
-        <w:rPr>
-          <w:rStyle w:val="mtk16"/>
-          <w:rFonts w:ascii="Aptos" w:hAnsi="Aptos" w:cs="Angsana New"/>
-          <w:color w:val="DCDCAA"/>
-          <w:bdr w:val="single" w:sz="2" w:space="0" w:color="auto" w:frame="1"/>
-        </w:rPr>
-        <w:t>docker</w:t>
-      </w:r>
-      <w:r>
-        <w:rPr>
-          <w:rStyle w:val="mtk1"/>
-          <w:rFonts w:ascii="Aptos" w:hAnsi="Aptos" w:cs="Angsana New"/>
-          <w:color w:val="CCCCCC"/>
-          <w:bdr w:val="single" w:sz="2" w:space="0" w:color="auto" w:frame="1"/>
-        </w:rPr>
-        <w:t xml:space="preserve"> </w:t>
-      </w:r>
-      <w:r>
-        <w:rPr>
-          <w:rStyle w:val="mtk12"/>
-          <w:rFonts w:ascii="Aptos" w:hAnsi="Aptos" w:cs="Angsana New"/>
-          <w:color w:val="CE9178"/>
-          <w:bdr w:val="single" w:sz="2" w:space="0" w:color="auto" w:frame="1"/>
-        </w:rPr>
-        <w:t>run</w:t>
-      </w:r>
-      <w:r>
-        <w:rPr>
-          <w:rStyle w:val="mtk1"/>
-          <w:rFonts w:ascii="Aptos" w:hAnsi="Aptos" w:cs="Angsana New"/>
-          <w:color w:val="CCCCCC"/>
-          <w:bdr w:val="single" w:sz="2" w:space="0" w:color="auto" w:frame="1"/>
-        </w:rPr>
-        <w:t xml:space="preserve"> </w:t>
-      </w:r>
-      <w:r>
-        <w:rPr>
-          <w:rStyle w:val="mtk6"/>
-          <w:rFonts w:ascii="Aptos" w:hAnsi="Aptos" w:cs="Angsana New"/>
-          <w:color w:val="569CD6"/>
-          <w:bdr w:val="single" w:sz="2" w:space="0" w:color="auto" w:frame="1"/>
-        </w:rPr>
-        <w:t>-p</w:t>
-      </w:r>
-      <w:r>
-        <w:rPr>
-          <w:rStyle w:val="mtk1"/>
-          <w:rFonts w:ascii="Aptos" w:hAnsi="Aptos" w:cs="Angsana New"/>
-          <w:color w:val="CCCCCC"/>
-          <w:bdr w:val="single" w:sz="2" w:space="0" w:color="auto" w:frame="1"/>
-        </w:rPr>
-        <w:t xml:space="preserve"> </w:t>
-      </w:r>
-      <w:r>
-        <w:rPr>
-          <w:rStyle w:val="mtk12"/>
-          <w:rFonts w:ascii="Aptos" w:hAnsi="Aptos" w:cs="Angsana New"/>
-          <w:color w:val="CE9178"/>
-          <w:bdr w:val="single" w:sz="2" w:space="0" w:color="auto" w:frame="1"/>
-        </w:rPr>
-        <w:t>8000:8000</w:t>
-      </w:r>
-      <w:r>
-        <w:rPr>
-          <w:rStyle w:val="mtk1"/>
-          <w:rFonts w:ascii="Aptos" w:hAnsi="Aptos" w:cs="Angsana New"/>
-          <w:color w:val="CCCCCC"/>
-          <w:bdr w:val="single" w:sz="2" w:space="0" w:color="auto" w:frame="1"/>
-        </w:rPr>
-        <w:t xml:space="preserve"> </w:t>
-      </w:r>
-      <w:r>
-        <w:rPr>
-          <w:rStyle w:val="mtk12"/>
-          <w:rFonts w:ascii="Aptos" w:hAnsi="Aptos" w:cs="Angsana New"/>
-          <w:color w:val="CE9178"/>
-          <w:bdr w:val="single" w:sz="2" w:space="0" w:color="auto" w:frame="1"/>
-        </w:rPr>
-        <w:t>adult-income-prediction-api:latest</w:t>
-      </w:r>
-    </w:p>
-    <w:p>
-      <w:pPr>
         <w:pStyle w:val="BodyText"/>
         <w:rPr>
           <w:rFonts w:ascii="Aptos" w:hAnsi="Aptos" w:cs="Angsana New"/>
@@ -12893,12 +10821,46 @@
           <w:rFonts w:ascii="Aptos" w:hAnsi="Aptos" w:cs="Angsana New"/>
         </w:rPr>
       </w:pPr>
-      <w:r>
-        <w:rPr>
-          <w:rFonts w:ascii="Aptos" w:hAnsi="Aptos" w:cs="Angsana New"/>
-        </w:rPr>
-        <w:t>∂</w:t>
-      </w:r>
+    </w:p>
+    <w:p>
+      <w:pPr>
+        <w:pStyle w:val="BodyText"/>
+        <w:rPr>
+          <w:rFonts w:ascii="Aptos" w:hAnsi="Aptos" w:cs="Angsana New"/>
+        </w:rPr>
+      </w:pPr>
+    </w:p>
+    <w:p>
+      <w:pPr>
+        <w:pStyle w:val="BodyText"/>
+        <w:rPr>
+          <w:rFonts w:ascii="Aptos" w:hAnsi="Aptos" w:cs="Angsana New"/>
+        </w:rPr>
+      </w:pPr>
+    </w:p>
+    <w:p>
+      <w:pPr>
+        <w:pStyle w:val="BodyText"/>
+        <w:rPr>
+          <w:rFonts w:ascii="Aptos" w:hAnsi="Aptos" w:cs="Angsana New"/>
+        </w:rPr>
+      </w:pPr>
+    </w:p>
+    <w:p>
+      <w:pPr>
+        <w:pStyle w:val="BodyText"/>
+        <w:rPr>
+          <w:rFonts w:ascii="Aptos" w:hAnsi="Aptos" w:cs="Angsana New"/>
+        </w:rPr>
+      </w:pPr>
+    </w:p>
+    <w:p>
+      <w:pPr>
+        <w:pStyle w:val="BodyText"/>
+        <w:rPr>
+          <w:rFonts w:ascii="Aptos" w:hAnsi="Aptos" w:cs="Angsana New"/>
+        </w:rPr>
+      </w:pPr>
     </w:p>
     <w:sectPr>
       <w:pgSz w:w="11906" w:h="16838"/>
@@ -13577,6 +11539,95 @@
     </w:lvl>
   </w:abstractNum>
   <w:abstractNum w:abstractNumId="6" w15:restartNumberingAfterBreak="0">
+    <w:nsid w:val="09B6400A"/>
+    <w:multiLevelType w:val="hybridMultilevel"/>
+    <w:tmpl w:val="5AD4FBBA"/>
+    <w:lvl w:ilvl="0" w:tplc="0809000F">
+      <w:start w:val="1"/>
+      <w:numFmt w:val="decimal"/>
+      <w:lvlText w:val="%1."/>
+      <w:lvlJc w:val="left"/>
+      <w:pPr>
+        <w:ind w:left="720" w:hanging="360"/>
+      </w:pPr>
+      <w:rPr>
+        <w:rFonts w:hint="default"/>
+      </w:rPr>
+    </w:lvl>
+    <w:lvl w:ilvl="1" w:tplc="08090019">
+      <w:start w:val="1"/>
+      <w:numFmt w:val="lowerLetter"/>
+      <w:lvlText w:val="%2."/>
+      <w:lvlJc w:val="left"/>
+      <w:pPr>
+        <w:ind w:left="1440" w:hanging="360"/>
+      </w:pPr>
+    </w:lvl>
+    <w:lvl w:ilvl="2" w:tplc="0809001B" w:tentative="1">
+      <w:start w:val="1"/>
+      <w:numFmt w:val="lowerRoman"/>
+      <w:lvlText w:val="%3."/>
+      <w:lvlJc w:val="right"/>
+      <w:pPr>
+        <w:ind w:left="2160" w:hanging="180"/>
+      </w:pPr>
+    </w:lvl>
+    <w:lvl w:ilvl="3" w:tplc="0809000F" w:tentative="1">
+      <w:start w:val="1"/>
+      <w:numFmt w:val="decimal"/>
+      <w:lvlText w:val="%4."/>
+      <w:lvlJc w:val="left"/>
+      <w:pPr>
+        <w:ind w:left="2880" w:hanging="360"/>
+      </w:pPr>
+    </w:lvl>
+    <w:lvl w:ilvl="4" w:tplc="08090019" w:tentative="1">
+      <w:start w:val="1"/>
+      <w:numFmt w:val="lowerLetter"/>
+      <w:lvlText w:val="%5."/>
+      <w:lvlJc w:val="left"/>
+      <w:pPr>
+        <w:ind w:left="3600" w:hanging="360"/>
+      </w:pPr>
+    </w:lvl>
+    <w:lvl w:ilvl="5" w:tplc="0809001B" w:tentative="1">
+      <w:start w:val="1"/>
+      <w:numFmt w:val="lowerRoman"/>
+      <w:lvlText w:val="%6."/>
+      <w:lvlJc w:val="right"/>
+      <w:pPr>
+        <w:ind w:left="4320" w:hanging="180"/>
+      </w:pPr>
+    </w:lvl>
+    <w:lvl w:ilvl="6" w:tplc="0809000F" w:tentative="1">
+      <w:start w:val="1"/>
+      <w:numFmt w:val="decimal"/>
+      <w:lvlText w:val="%7."/>
+      <w:lvlJc w:val="left"/>
+      <w:pPr>
+        <w:ind w:left="5040" w:hanging="360"/>
+      </w:pPr>
+    </w:lvl>
+    <w:lvl w:ilvl="7" w:tplc="08090019" w:tentative="1">
+      <w:start w:val="1"/>
+      <w:numFmt w:val="lowerLetter"/>
+      <w:lvlText w:val="%8."/>
+      <w:lvlJc w:val="left"/>
+      <w:pPr>
+        <w:ind w:left="5760" w:hanging="360"/>
+      </w:pPr>
+    </w:lvl>
+    <w:lvl w:ilvl="8" w:tplc="0809001B" w:tentative="1">
+      <w:start w:val="1"/>
+      <w:numFmt w:val="lowerRoman"/>
+      <w:lvlText w:val="%9."/>
+      <w:lvlJc w:val="right"/>
+      <w:pPr>
+        <w:ind w:left="6480" w:hanging="180"/>
+      </w:pPr>
+    </w:lvl>
+  </w:abstractNum>
+  <w:abstractNum w:abstractNumId="7" w15:restartNumberingAfterBreak="0">
     <w:nsid w:val="0BEA3F5F"/>
     <w:multiLevelType w:val="multilevel"/>
     <w:tmpl w:val="D95C38D0"/>
@@ -13689,7 +11740,7 @@
       </w:pPr>
     </w:lvl>
   </w:abstractNum>
-  <w:abstractNum w:abstractNumId="7" w15:restartNumberingAfterBreak="0">
+  <w:abstractNum w:abstractNumId="8" w15:restartNumberingAfterBreak="0">
     <w:nsid w:val="0F723653"/>
     <w:multiLevelType w:val="hybridMultilevel"/>
     <w:tmpl w:val="9B96719A"/>
@@ -13775,7 +11826,7 @@
       </w:pPr>
     </w:lvl>
   </w:abstractNum>
-  <w:abstractNum w:abstractNumId="8" w15:restartNumberingAfterBreak="0">
+  <w:abstractNum w:abstractNumId="9" w15:restartNumberingAfterBreak="0">
     <w:nsid w:val="140A0A72"/>
     <w:multiLevelType w:val="multilevel"/>
     <w:tmpl w:val="3AE6F6DE"/>
@@ -13888,7 +11939,7 @@
       </w:pPr>
     </w:lvl>
   </w:abstractNum>
-  <w:abstractNum w:abstractNumId="9" w15:restartNumberingAfterBreak="0">
+  <w:abstractNum w:abstractNumId="10" w15:restartNumberingAfterBreak="0">
     <w:nsid w:val="152C6DF0"/>
     <w:multiLevelType w:val="multilevel"/>
     <w:tmpl w:val="C6EC08BA"/>
@@ -14037,7 +12088,7 @@
       </w:rPr>
     </w:lvl>
   </w:abstractNum>
-  <w:abstractNum w:abstractNumId="10" w15:restartNumberingAfterBreak="0">
+  <w:abstractNum w:abstractNumId="11" w15:restartNumberingAfterBreak="0">
     <w:nsid w:val="165A2156"/>
     <w:multiLevelType w:val="multilevel"/>
     <w:tmpl w:val="40D0C17E"/>
@@ -14186,7 +12237,7 @@
       </w:rPr>
     </w:lvl>
   </w:abstractNum>
-  <w:abstractNum w:abstractNumId="11" w15:restartNumberingAfterBreak="0">
+  <w:abstractNum w:abstractNumId="12" w15:restartNumberingAfterBreak="0">
     <w:nsid w:val="19296353"/>
     <w:multiLevelType w:val="hybridMultilevel"/>
     <w:tmpl w:val="49ACDB06"/>
@@ -14300,7 +12351,7 @@
       </w:rPr>
     </w:lvl>
   </w:abstractNum>
-  <w:abstractNum w:abstractNumId="12" w15:restartNumberingAfterBreak="0">
+  <w:abstractNum w:abstractNumId="13" w15:restartNumberingAfterBreak="0">
     <w:nsid w:val="1AF0283E"/>
     <w:multiLevelType w:val="multilevel"/>
     <w:tmpl w:val="F7425054"/>
@@ -14413,7 +12464,7 @@
       </w:pPr>
     </w:lvl>
   </w:abstractNum>
-  <w:abstractNum w:abstractNumId="13" w15:restartNumberingAfterBreak="0">
+  <w:abstractNum w:abstractNumId="14" w15:restartNumberingAfterBreak="0">
     <w:nsid w:val="1E7779C4"/>
     <w:multiLevelType w:val="hybridMultilevel"/>
     <w:tmpl w:val="6F5A4240"/>
@@ -14499,7 +12550,7 @@
       </w:pPr>
     </w:lvl>
   </w:abstractNum>
-  <w:abstractNum w:abstractNumId="14" w15:restartNumberingAfterBreak="0">
+  <w:abstractNum w:abstractNumId="15" w15:restartNumberingAfterBreak="0">
     <w:nsid w:val="20AE70D9"/>
     <w:multiLevelType w:val="multilevel"/>
     <w:tmpl w:val="17B6E6B8"/>
@@ -14639,7 +12690,7 @@
       </w:rPr>
     </w:lvl>
   </w:abstractNum>
-  <w:abstractNum w:abstractNumId="15" w15:restartNumberingAfterBreak="0">
+  <w:abstractNum w:abstractNumId="16" w15:restartNumberingAfterBreak="0">
     <w:nsid w:val="20DD6CA6"/>
     <w:multiLevelType w:val="hybridMultilevel"/>
     <w:tmpl w:val="E92CCC3C"/>
@@ -14725,7 +12776,7 @@
       </w:pPr>
     </w:lvl>
   </w:abstractNum>
-  <w:abstractNum w:abstractNumId="16" w15:restartNumberingAfterBreak="0">
+  <w:abstractNum w:abstractNumId="17" w15:restartNumberingAfterBreak="0">
     <w:nsid w:val="228D2141"/>
     <w:multiLevelType w:val="hybridMultilevel"/>
     <w:tmpl w:val="F66AEBAA"/>
@@ -14811,7 +12862,7 @@
       </w:pPr>
     </w:lvl>
   </w:abstractNum>
-  <w:abstractNum w:abstractNumId="17" w15:restartNumberingAfterBreak="0">
+  <w:abstractNum w:abstractNumId="18" w15:restartNumberingAfterBreak="0">
     <w:nsid w:val="23831269"/>
     <w:multiLevelType w:val="hybridMultilevel"/>
     <w:tmpl w:val="D24C40E8"/>
@@ -14897,7 +12948,7 @@
       </w:pPr>
     </w:lvl>
   </w:abstractNum>
-  <w:abstractNum w:abstractNumId="18" w15:restartNumberingAfterBreak="0">
+  <w:abstractNum w:abstractNumId="19" w15:restartNumberingAfterBreak="0">
     <w:nsid w:val="27B4661F"/>
     <w:multiLevelType w:val="hybridMultilevel"/>
     <w:tmpl w:val="4CB89B40"/>
@@ -14986,7 +13037,7 @@
       </w:pPr>
     </w:lvl>
   </w:abstractNum>
-  <w:abstractNum w:abstractNumId="19" w15:restartNumberingAfterBreak="0">
+  <w:abstractNum w:abstractNumId="20" w15:restartNumberingAfterBreak="0">
     <w:nsid w:val="28DD64D0"/>
     <w:multiLevelType w:val="multilevel"/>
     <w:tmpl w:val="B84E2224"/>
@@ -15126,7 +13177,7 @@
       </w:rPr>
     </w:lvl>
   </w:abstractNum>
-  <w:abstractNum w:abstractNumId="20" w15:restartNumberingAfterBreak="0">
+  <w:abstractNum w:abstractNumId="21" w15:restartNumberingAfterBreak="0">
     <w:nsid w:val="292C3BC6"/>
     <w:multiLevelType w:val="multilevel"/>
     <w:tmpl w:val="CA744F16"/>
@@ -15266,7 +13317,7 @@
       </w:rPr>
     </w:lvl>
   </w:abstractNum>
-  <w:abstractNum w:abstractNumId="21" w15:restartNumberingAfterBreak="0">
+  <w:abstractNum w:abstractNumId="22" w15:restartNumberingAfterBreak="0">
     <w:nsid w:val="29D04CD5"/>
     <w:multiLevelType w:val="multilevel"/>
     <w:tmpl w:val="76BC96D4"/>
@@ -15406,7 +13457,7 @@
       </w:rPr>
     </w:lvl>
   </w:abstractNum>
-  <w:abstractNum w:abstractNumId="22" w15:restartNumberingAfterBreak="0">
+  <w:abstractNum w:abstractNumId="23" w15:restartNumberingAfterBreak="0">
     <w:nsid w:val="2CC94DA2"/>
     <w:multiLevelType w:val="multilevel"/>
     <w:tmpl w:val="45E0056A"/>
@@ -15527,7 +13578,7 @@
       </w:pPr>
     </w:lvl>
   </w:abstractNum>
-  <w:abstractNum w:abstractNumId="23" w15:restartNumberingAfterBreak="0">
+  <w:abstractNum w:abstractNumId="24" w15:restartNumberingAfterBreak="0">
     <w:nsid w:val="2E774A7B"/>
     <w:multiLevelType w:val="multilevel"/>
     <w:tmpl w:val="2A44F1CE"/>
@@ -15667,7 +13718,7 @@
       </w:rPr>
     </w:lvl>
   </w:abstractNum>
-  <w:abstractNum w:abstractNumId="24" w15:restartNumberingAfterBreak="0">
+  <w:abstractNum w:abstractNumId="25" w15:restartNumberingAfterBreak="0">
     <w:nsid w:val="2EE24CB3"/>
     <w:multiLevelType w:val="hybridMultilevel"/>
     <w:tmpl w:val="A8B6CB94"/>
@@ -15781,7 +13832,7 @@
       </w:rPr>
     </w:lvl>
   </w:abstractNum>
-  <w:abstractNum w:abstractNumId="25" w15:restartNumberingAfterBreak="0">
+  <w:abstractNum w:abstractNumId="26" w15:restartNumberingAfterBreak="0">
     <w:nsid w:val="2F7A13C3"/>
     <w:multiLevelType w:val="hybridMultilevel"/>
     <w:tmpl w:val="9B96719A"/>
@@ -15867,7 +13918,7 @@
       </w:pPr>
     </w:lvl>
   </w:abstractNum>
-  <w:abstractNum w:abstractNumId="26" w15:restartNumberingAfterBreak="0">
+  <w:abstractNum w:abstractNumId="27" w15:restartNumberingAfterBreak="0">
     <w:nsid w:val="2FC838BD"/>
     <w:multiLevelType w:val="hybridMultilevel"/>
     <w:tmpl w:val="9B96719A"/>
@@ -15953,7 +14004,7 @@
       </w:pPr>
     </w:lvl>
   </w:abstractNum>
-  <w:abstractNum w:abstractNumId="27" w15:restartNumberingAfterBreak="0">
+  <w:abstractNum w:abstractNumId="28" w15:restartNumberingAfterBreak="0">
     <w:nsid w:val="301C5C6E"/>
     <w:multiLevelType w:val="hybridMultilevel"/>
     <w:tmpl w:val="3F1EB2FE"/>
@@ -16039,7 +14090,7 @@
       </w:pPr>
     </w:lvl>
   </w:abstractNum>
-  <w:abstractNum w:abstractNumId="28" w15:restartNumberingAfterBreak="0">
+  <w:abstractNum w:abstractNumId="29" w15:restartNumberingAfterBreak="0">
     <w:nsid w:val="343060AA"/>
     <w:multiLevelType w:val="hybridMultilevel"/>
     <w:tmpl w:val="309C4EEE"/>
@@ -16125,7 +14176,7 @@
       </w:pPr>
     </w:lvl>
   </w:abstractNum>
-  <w:abstractNum w:abstractNumId="29" w15:restartNumberingAfterBreak="0">
+  <w:abstractNum w:abstractNumId="30" w15:restartNumberingAfterBreak="0">
     <w:nsid w:val="3688439B"/>
     <w:multiLevelType w:val="hybridMultilevel"/>
     <w:tmpl w:val="7D2EE680"/>
@@ -16214,7 +14265,7 @@
       </w:pPr>
     </w:lvl>
   </w:abstractNum>
-  <w:abstractNum w:abstractNumId="30" w15:restartNumberingAfterBreak="0">
+  <w:abstractNum w:abstractNumId="31" w15:restartNumberingAfterBreak="0">
     <w:nsid w:val="3B94696D"/>
     <w:multiLevelType w:val="hybridMultilevel"/>
     <w:tmpl w:val="6D68C3A2"/>
@@ -16328,7 +14379,7 @@
       </w:rPr>
     </w:lvl>
   </w:abstractNum>
-  <w:abstractNum w:abstractNumId="31" w15:restartNumberingAfterBreak="0">
+  <w:abstractNum w:abstractNumId="32" w15:restartNumberingAfterBreak="0">
     <w:nsid w:val="3CF96E84"/>
     <w:multiLevelType w:val="hybridMultilevel"/>
     <w:tmpl w:val="6F5A4240"/>
@@ -16414,7 +14465,7 @@
       </w:pPr>
     </w:lvl>
   </w:abstractNum>
-  <w:abstractNum w:abstractNumId="32" w15:restartNumberingAfterBreak="0">
+  <w:abstractNum w:abstractNumId="33" w15:restartNumberingAfterBreak="0">
     <w:nsid w:val="3D522993"/>
     <w:multiLevelType w:val="multilevel"/>
     <w:tmpl w:val="587A946C"/>
@@ -16563,7 +14614,7 @@
       </w:rPr>
     </w:lvl>
   </w:abstractNum>
-  <w:abstractNum w:abstractNumId="33" w15:restartNumberingAfterBreak="0">
+  <w:abstractNum w:abstractNumId="34" w15:restartNumberingAfterBreak="0">
     <w:nsid w:val="41593F0F"/>
     <w:multiLevelType w:val="hybridMultilevel"/>
     <w:tmpl w:val="9B96719A"/>
@@ -16649,7 +14700,7 @@
       </w:pPr>
     </w:lvl>
   </w:abstractNum>
-  <w:abstractNum w:abstractNumId="34" w15:restartNumberingAfterBreak="0">
+  <w:abstractNum w:abstractNumId="35" w15:restartNumberingAfterBreak="0">
     <w:nsid w:val="42B150AE"/>
     <w:multiLevelType w:val="hybridMultilevel"/>
     <w:tmpl w:val="9B96719A"/>
@@ -16735,7 +14786,7 @@
       </w:pPr>
     </w:lvl>
   </w:abstractNum>
-  <w:abstractNum w:abstractNumId="35" w15:restartNumberingAfterBreak="0">
+  <w:abstractNum w:abstractNumId="36" w15:restartNumberingAfterBreak="0">
     <w:nsid w:val="42D52088"/>
     <w:multiLevelType w:val="hybridMultilevel"/>
     <w:tmpl w:val="778A69FE"/>
@@ -16849,7 +14900,7 @@
       </w:rPr>
     </w:lvl>
   </w:abstractNum>
-  <w:abstractNum w:abstractNumId="36" w15:restartNumberingAfterBreak="0">
+  <w:abstractNum w:abstractNumId="37" w15:restartNumberingAfterBreak="0">
     <w:nsid w:val="44216B3E"/>
     <w:multiLevelType w:val="multilevel"/>
     <w:tmpl w:val="DDA22A5E"/>
@@ -16986,7 +15037,7 @@
       </w:rPr>
     </w:lvl>
   </w:abstractNum>
-  <w:abstractNum w:abstractNumId="37" w15:restartNumberingAfterBreak="0">
+  <w:abstractNum w:abstractNumId="38" w15:restartNumberingAfterBreak="0">
     <w:nsid w:val="53702BD6"/>
     <w:multiLevelType w:val="hybridMultilevel"/>
     <w:tmpl w:val="373AFA12"/>
@@ -17075,7 +15126,7 @@
       </w:pPr>
     </w:lvl>
   </w:abstractNum>
-  <w:abstractNum w:abstractNumId="38" w15:restartNumberingAfterBreak="0">
+  <w:abstractNum w:abstractNumId="39" w15:restartNumberingAfterBreak="0">
     <w:nsid w:val="537506E6"/>
     <w:multiLevelType w:val="multilevel"/>
     <w:tmpl w:val="BCE88726"/>
@@ -17215,7 +15266,7 @@
       </w:rPr>
     </w:lvl>
   </w:abstractNum>
-  <w:abstractNum w:abstractNumId="39" w15:restartNumberingAfterBreak="0">
+  <w:abstractNum w:abstractNumId="40" w15:restartNumberingAfterBreak="0">
     <w:nsid w:val="53A3586F"/>
     <w:multiLevelType w:val="hybridMultilevel"/>
     <w:tmpl w:val="A0569A98"/>
@@ -17310,7 +15361,7 @@
       </w:pPr>
     </w:lvl>
   </w:abstractNum>
-  <w:abstractNum w:abstractNumId="40" w15:restartNumberingAfterBreak="0">
+  <w:abstractNum w:abstractNumId="41" w15:restartNumberingAfterBreak="0">
     <w:nsid w:val="54452864"/>
     <w:multiLevelType w:val="hybridMultilevel"/>
     <w:tmpl w:val="9E78C98E"/>
@@ -17423,7 +15474,7 @@
       </w:rPr>
     </w:lvl>
   </w:abstractNum>
-  <w:abstractNum w:abstractNumId="41" w15:restartNumberingAfterBreak="0">
+  <w:abstractNum w:abstractNumId="42" w15:restartNumberingAfterBreak="0">
     <w:nsid w:val="57ED5547"/>
     <w:multiLevelType w:val="multilevel"/>
     <w:tmpl w:val="B38A48C4"/>
@@ -17563,7 +15614,93 @@
       </w:rPr>
     </w:lvl>
   </w:abstractNum>
-  <w:abstractNum w:abstractNumId="42" w15:restartNumberingAfterBreak="0">
+  <w:abstractNum w:abstractNumId="43" w15:restartNumberingAfterBreak="0">
+    <w:nsid w:val="5AC32B88"/>
+    <w:multiLevelType w:val="hybridMultilevel"/>
+    <w:tmpl w:val="748C87A0"/>
+    <w:lvl w:ilvl="0" w:tplc="0809000F">
+      <w:start w:val="1"/>
+      <w:numFmt w:val="decimal"/>
+      <w:lvlText w:val="%1."/>
+      <w:lvlJc w:val="left"/>
+      <w:pPr>
+        <w:ind w:left="720" w:hanging="360"/>
+      </w:pPr>
+    </w:lvl>
+    <w:lvl w:ilvl="1" w:tplc="08090019" w:tentative="1">
+      <w:start w:val="1"/>
+      <w:numFmt w:val="lowerLetter"/>
+      <w:lvlText w:val="%2."/>
+      <w:lvlJc w:val="left"/>
+      <w:pPr>
+        <w:ind w:left="1440" w:hanging="360"/>
+      </w:pPr>
+    </w:lvl>
+    <w:lvl w:ilvl="2" w:tplc="0809001B" w:tentative="1">
+      <w:start w:val="1"/>
+      <w:numFmt w:val="lowerRoman"/>
+      <w:lvlText w:val="%3."/>
+      <w:lvlJc w:val="right"/>
+      <w:pPr>
+        <w:ind w:left="2160" w:hanging="180"/>
+      </w:pPr>
+    </w:lvl>
+    <w:lvl w:ilvl="3" w:tplc="0809000F" w:tentative="1">
+      <w:start w:val="1"/>
+      <w:numFmt w:val="decimal"/>
+      <w:lvlText w:val="%4."/>
+      <w:lvlJc w:val="left"/>
+      <w:pPr>
+        <w:ind w:left="2880" w:hanging="360"/>
+      </w:pPr>
+    </w:lvl>
+    <w:lvl w:ilvl="4" w:tplc="08090019" w:tentative="1">
+      <w:start w:val="1"/>
+      <w:numFmt w:val="lowerLetter"/>
+      <w:lvlText w:val="%5."/>
+      <w:lvlJc w:val="left"/>
+      <w:pPr>
+        <w:ind w:left="3600" w:hanging="360"/>
+      </w:pPr>
+    </w:lvl>
+    <w:lvl w:ilvl="5" w:tplc="0809001B" w:tentative="1">
+      <w:start w:val="1"/>
+      <w:numFmt w:val="lowerRoman"/>
+      <w:lvlText w:val="%6."/>
+      <w:lvlJc w:val="right"/>
+      <w:pPr>
+        <w:ind w:left="4320" w:hanging="180"/>
+      </w:pPr>
+    </w:lvl>
+    <w:lvl w:ilvl="6" w:tplc="0809000F" w:tentative="1">
+      <w:start w:val="1"/>
+      <w:numFmt w:val="decimal"/>
+      <w:lvlText w:val="%7."/>
+      <w:lvlJc w:val="left"/>
+      <w:pPr>
+        <w:ind w:left="5040" w:hanging="360"/>
+      </w:pPr>
+    </w:lvl>
+    <w:lvl w:ilvl="7" w:tplc="08090019" w:tentative="1">
+      <w:start w:val="1"/>
+      <w:numFmt w:val="lowerLetter"/>
+      <w:lvlText w:val="%8."/>
+      <w:lvlJc w:val="left"/>
+      <w:pPr>
+        <w:ind w:left="5760" w:hanging="360"/>
+      </w:pPr>
+    </w:lvl>
+    <w:lvl w:ilvl="8" w:tplc="0809001B" w:tentative="1">
+      <w:start w:val="1"/>
+      <w:numFmt w:val="lowerRoman"/>
+      <w:lvlText w:val="%9."/>
+      <w:lvlJc w:val="right"/>
+      <w:pPr>
+        <w:ind w:left="6480" w:hanging="180"/>
+      </w:pPr>
+    </w:lvl>
+  </w:abstractNum>
+  <w:abstractNum w:abstractNumId="44" w15:restartNumberingAfterBreak="0">
     <w:nsid w:val="5FE76B91"/>
     <w:multiLevelType w:val="hybridMultilevel"/>
     <w:tmpl w:val="F5869F58"/>
@@ -17653,7 +15790,7 @@
       </w:pPr>
     </w:lvl>
   </w:abstractNum>
-  <w:abstractNum w:abstractNumId="43" w15:restartNumberingAfterBreak="0">
+  <w:abstractNum w:abstractNumId="45" w15:restartNumberingAfterBreak="0">
     <w:nsid w:val="60E342C7"/>
     <w:multiLevelType w:val="multilevel"/>
     <w:tmpl w:val="1EB209EC"/>
@@ -17778,7 +15915,7 @@
       </w:pPr>
     </w:lvl>
   </w:abstractNum>
-  <w:abstractNum w:abstractNumId="44" w15:restartNumberingAfterBreak="0">
+  <w:abstractNum w:abstractNumId="46" w15:restartNumberingAfterBreak="0">
     <w:nsid w:val="67C36222"/>
     <w:multiLevelType w:val="hybridMultilevel"/>
     <w:tmpl w:val="FB3CB0AC"/>
@@ -17867,7 +16004,7 @@
       </w:pPr>
     </w:lvl>
   </w:abstractNum>
-  <w:abstractNum w:abstractNumId="45" w15:restartNumberingAfterBreak="0">
+  <w:abstractNum w:abstractNumId="47" w15:restartNumberingAfterBreak="0">
     <w:nsid w:val="68A13AFA"/>
     <w:multiLevelType w:val="multilevel"/>
     <w:tmpl w:val="9D8ED202"/>
@@ -18007,7 +16144,7 @@
       </w:rPr>
     </w:lvl>
   </w:abstractNum>
-  <w:abstractNum w:abstractNumId="46" w15:restartNumberingAfterBreak="0">
+  <w:abstractNum w:abstractNumId="48" w15:restartNumberingAfterBreak="0">
     <w:nsid w:val="6A3306C0"/>
     <w:multiLevelType w:val="hybridMultilevel"/>
     <w:tmpl w:val="2E303AD2"/>
@@ -18121,7 +16258,7 @@
       </w:rPr>
     </w:lvl>
   </w:abstractNum>
-  <w:abstractNum w:abstractNumId="47" w15:restartNumberingAfterBreak="0">
+  <w:abstractNum w:abstractNumId="49" w15:restartNumberingAfterBreak="0">
     <w:nsid w:val="6EA919B6"/>
     <w:multiLevelType w:val="multilevel"/>
     <w:tmpl w:val="FBFC98EE"/>
@@ -18261,7 +16398,7 @@
       </w:rPr>
     </w:lvl>
   </w:abstractNum>
-  <w:abstractNum w:abstractNumId="48" w15:restartNumberingAfterBreak="0">
+  <w:abstractNum w:abstractNumId="50" w15:restartNumberingAfterBreak="0">
     <w:nsid w:val="720E469D"/>
     <w:multiLevelType w:val="hybridMultilevel"/>
     <w:tmpl w:val="8A847CAE"/>
@@ -18350,7 +16487,7 @@
       </w:pPr>
     </w:lvl>
   </w:abstractNum>
-  <w:abstractNum w:abstractNumId="49" w15:restartNumberingAfterBreak="0">
+  <w:abstractNum w:abstractNumId="51" w15:restartNumberingAfterBreak="0">
     <w:nsid w:val="72282641"/>
     <w:multiLevelType w:val="hybridMultilevel"/>
     <w:tmpl w:val="7EF4B7E0"/>
@@ -18464,7 +16601,7 @@
       </w:rPr>
     </w:lvl>
   </w:abstractNum>
-  <w:abstractNum w:abstractNumId="50" w15:restartNumberingAfterBreak="0">
+  <w:abstractNum w:abstractNumId="52" w15:restartNumberingAfterBreak="0">
     <w:nsid w:val="7236607D"/>
     <w:multiLevelType w:val="multilevel"/>
     <w:tmpl w:val="33C21AF4"/>
@@ -18595,7 +16732,7 @@
       </w:rPr>
     </w:lvl>
   </w:abstractNum>
-  <w:abstractNum w:abstractNumId="51" w15:restartNumberingAfterBreak="0">
+  <w:abstractNum w:abstractNumId="53" w15:restartNumberingAfterBreak="0">
     <w:nsid w:val="77751C34"/>
     <w:multiLevelType w:val="hybridMultilevel"/>
     <w:tmpl w:val="93B03718"/>
@@ -18684,7 +16821,7 @@
       </w:pPr>
     </w:lvl>
   </w:abstractNum>
-  <w:abstractNum w:abstractNumId="52" w15:restartNumberingAfterBreak="0">
+  <w:abstractNum w:abstractNumId="54" w15:restartNumberingAfterBreak="0">
     <w:nsid w:val="77A13E6C"/>
     <w:multiLevelType w:val="hybridMultilevel"/>
     <w:tmpl w:val="E24619C8"/>
@@ -18779,7 +16916,7 @@
       </w:pPr>
     </w:lvl>
   </w:abstractNum>
-  <w:abstractNum w:abstractNumId="53" w15:restartNumberingAfterBreak="0">
+  <w:abstractNum w:abstractNumId="55" w15:restartNumberingAfterBreak="0">
     <w:nsid w:val="78A40B1D"/>
     <w:multiLevelType w:val="multilevel"/>
     <w:tmpl w:val="1AC2EB18"/>
@@ -18919,7 +17056,7 @@
       </w:rPr>
     </w:lvl>
   </w:abstractNum>
-  <w:abstractNum w:abstractNumId="54" w15:restartNumberingAfterBreak="0">
+  <w:abstractNum w:abstractNumId="56" w15:restartNumberingAfterBreak="0">
     <w:nsid w:val="79F162FB"/>
     <w:multiLevelType w:val="multilevel"/>
     <w:tmpl w:val="0C321464"/>
@@ -19059,7 +17196,7 @@
       </w:rPr>
     </w:lvl>
   </w:abstractNum>
-  <w:abstractNum w:abstractNumId="55" w15:restartNumberingAfterBreak="0">
+  <w:abstractNum w:abstractNumId="57" w15:restartNumberingAfterBreak="0">
     <w:nsid w:val="7C970EC7"/>
     <w:multiLevelType w:val="hybridMultilevel"/>
     <w:tmpl w:val="7D2EE680"/>
@@ -19148,7 +17285,7 @@
       </w:pPr>
     </w:lvl>
   </w:abstractNum>
-  <w:abstractNum w:abstractNumId="56" w15:restartNumberingAfterBreak="0">
+  <w:abstractNum w:abstractNumId="58" w15:restartNumberingAfterBreak="0">
     <w:nsid w:val="7F3605F0"/>
     <w:multiLevelType w:val="multilevel"/>
     <w:tmpl w:val="0B484776"/>
@@ -19288,7 +17425,7 @@
       </w:rPr>
     </w:lvl>
   </w:abstractNum>
-  <w:abstractNum w:abstractNumId="57" w15:restartNumberingAfterBreak="0">
+  <w:abstractNum w:abstractNumId="59" w15:restartNumberingAfterBreak="0">
     <w:nsid w:val="7FF24A2E"/>
     <w:multiLevelType w:val="hybridMultilevel"/>
     <w:tmpl w:val="AA284BB2"/>
@@ -19379,232 +17516,247 @@
     </w:lvl>
   </w:abstractNum>
   <w:num w:numId="1" w16cid:durableId="462768859">
-    <w:abstractNumId w:val="43"/>
+    <w:abstractNumId w:val="45"/>
   </w:num>
   <w:num w:numId="2" w16cid:durableId="534851259">
-    <w:abstractNumId w:val="14"/>
+    <w:abstractNumId w:val="15"/>
   </w:num>
   <w:num w:numId="3" w16cid:durableId="754977449">
+    <w:abstractNumId w:val="22"/>
+  </w:num>
+  <w:num w:numId="4" w16cid:durableId="2071151317">
+    <w:abstractNumId w:val="39"/>
+  </w:num>
+  <w:num w:numId="5" w16cid:durableId="1569268375">
+    <w:abstractNumId w:val="58"/>
+  </w:num>
+  <w:num w:numId="6" w16cid:durableId="1342007254">
+    <w:abstractNumId w:val="47"/>
+  </w:num>
+  <w:num w:numId="7" w16cid:durableId="935209781">
     <w:abstractNumId w:val="21"/>
   </w:num>
-  <w:num w:numId="4" w16cid:durableId="2071151317">
-    <w:abstractNumId w:val="38"/>
+  <w:num w:numId="8" w16cid:durableId="393507632">
+    <w:abstractNumId w:val="24"/>
   </w:num>
-  <w:num w:numId="5" w16cid:durableId="1569268375">
+  <w:num w:numId="9" w16cid:durableId="1732313751">
+    <w:abstractNumId w:val="42"/>
+  </w:num>
+  <w:num w:numId="10" w16cid:durableId="1929850215">
+    <w:abstractNumId w:val="49"/>
+  </w:num>
+  <w:num w:numId="11" w16cid:durableId="624845372">
+    <w:abstractNumId w:val="20"/>
+  </w:num>
+  <w:num w:numId="12" w16cid:durableId="407583010">
+    <w:abstractNumId w:val="55"/>
+  </w:num>
+  <w:num w:numId="13" w16cid:durableId="750663636">
     <w:abstractNumId w:val="56"/>
   </w:num>
-  <w:num w:numId="6" w16cid:durableId="1342007254">
-    <w:abstractNumId w:val="45"/>
-  </w:num>
-  <w:num w:numId="7" w16cid:durableId="935209781">
-    <w:abstractNumId w:val="20"/>
-  </w:num>
-  <w:num w:numId="8" w16cid:durableId="393507632">
-    <w:abstractNumId w:val="23"/>
-  </w:num>
-  <w:num w:numId="9" w16cid:durableId="1732313751">
-    <w:abstractNumId w:val="41"/>
-  </w:num>
-  <w:num w:numId="10" w16cid:durableId="1929850215">
-    <w:abstractNumId w:val="47"/>
-  </w:num>
-  <w:num w:numId="11" w16cid:durableId="624845372">
-    <w:abstractNumId w:val="19"/>
-  </w:num>
-  <w:num w:numId="12" w16cid:durableId="407583010">
-    <w:abstractNumId w:val="53"/>
-  </w:num>
-  <w:num w:numId="13" w16cid:durableId="750663636">
-    <w:abstractNumId w:val="54"/>
-  </w:num>
   <w:num w:numId="14" w16cid:durableId="1026060989">
-    <w:abstractNumId w:val="12"/>
+    <w:abstractNumId w:val="13"/>
   </w:num>
   <w:num w:numId="15" w16cid:durableId="670109320">
-    <w:abstractNumId w:val="24"/>
+    <w:abstractNumId w:val="25"/>
   </w:num>
   <w:num w:numId="16" w16cid:durableId="1566524494">
-    <w:abstractNumId w:val="27"/>
+    <w:abstractNumId w:val="28"/>
   </w:num>
   <w:num w:numId="17" w16cid:durableId="2041972332">
-    <w:abstractNumId w:val="13"/>
+    <w:abstractNumId w:val="14"/>
   </w:num>
   <w:num w:numId="18" w16cid:durableId="1397167982">
     <w:abstractNumId w:val="3"/>
   </w:num>
   <w:num w:numId="19" w16cid:durableId="153645313">
-    <w:abstractNumId w:val="31"/>
+    <w:abstractNumId w:val="32"/>
   </w:num>
   <w:num w:numId="20" w16cid:durableId="1506895684">
-    <w:abstractNumId w:val="37"/>
+    <w:abstractNumId w:val="38"/>
   </w:num>
   <w:num w:numId="21" w16cid:durableId="264191240">
-    <w:abstractNumId w:val="22"/>
+    <w:abstractNumId w:val="23"/>
   </w:num>
   <w:num w:numId="22" w16cid:durableId="1217857422">
     <w:abstractNumId w:val="2"/>
   </w:num>
   <w:num w:numId="23" w16cid:durableId="178354707">
-    <w:abstractNumId w:val="16"/>
+    <w:abstractNumId w:val="17"/>
     <w:lvlOverride w:ilvl="0">
       <w:startOverride w:val="1"/>
     </w:lvlOverride>
   </w:num>
   <w:num w:numId="24" w16cid:durableId="883636844">
-    <w:abstractNumId w:val="52"/>
+    <w:abstractNumId w:val="54"/>
     <w:lvlOverride w:ilvl="0">
       <w:startOverride w:val="1"/>
     </w:lvlOverride>
   </w:num>
   <w:num w:numId="25" w16cid:durableId="1517230823">
-    <w:abstractNumId w:val="29"/>
+    <w:abstractNumId w:val="30"/>
   </w:num>
   <w:num w:numId="26" w16cid:durableId="198737806">
-    <w:abstractNumId w:val="30"/>
+    <w:abstractNumId w:val="31"/>
   </w:num>
   <w:num w:numId="27" w16cid:durableId="1970436380">
-    <w:abstractNumId w:val="42"/>
+    <w:abstractNumId w:val="44"/>
   </w:num>
   <w:num w:numId="28" w16cid:durableId="1109744282">
-    <w:abstractNumId w:val="7"/>
+    <w:abstractNumId w:val="8"/>
   </w:num>
   <w:num w:numId="29" w16cid:durableId="1596595425">
+    <w:abstractNumId w:val="35"/>
+  </w:num>
+  <w:num w:numId="30" w16cid:durableId="1092163475">
+    <w:abstractNumId w:val="16"/>
+  </w:num>
+  <w:num w:numId="31" w16cid:durableId="1638341705">
+    <w:abstractNumId w:val="26"/>
+  </w:num>
+  <w:num w:numId="32" w16cid:durableId="99614821">
+    <w:abstractNumId w:val="59"/>
+  </w:num>
+  <w:num w:numId="33" w16cid:durableId="1972857697">
     <w:abstractNumId w:val="34"/>
   </w:num>
-  <w:num w:numId="30" w16cid:durableId="1092163475">
-    <w:abstractNumId w:val="15"/>
-  </w:num>
-  <w:num w:numId="31" w16cid:durableId="1638341705">
-    <w:abstractNumId w:val="25"/>
-  </w:num>
-  <w:num w:numId="32" w16cid:durableId="99614821">
-    <w:abstractNumId w:val="57"/>
-  </w:num>
-  <w:num w:numId="33" w16cid:durableId="1972857697">
-    <w:abstractNumId w:val="33"/>
-  </w:num>
   <w:num w:numId="34" w16cid:durableId="2055888871">
-    <w:abstractNumId w:val="26"/>
+    <w:abstractNumId w:val="27"/>
   </w:num>
   <w:num w:numId="35" w16cid:durableId="2124761692">
     <w:abstractNumId w:val="1"/>
   </w:num>
   <w:num w:numId="36" w16cid:durableId="921449534">
-    <w:abstractNumId w:val="36"/>
+    <w:abstractNumId w:val="37"/>
   </w:num>
   <w:num w:numId="37" w16cid:durableId="1249339732">
-    <w:abstractNumId w:val="43"/>
+    <w:abstractNumId w:val="45"/>
   </w:num>
   <w:num w:numId="38" w16cid:durableId="901332559">
-    <w:abstractNumId w:val="11"/>
+    <w:abstractNumId w:val="12"/>
   </w:num>
   <w:num w:numId="39" w16cid:durableId="226458378">
     <w:abstractNumId w:val="0"/>
   </w:num>
   <w:num w:numId="40" w16cid:durableId="1691839389">
-    <w:abstractNumId w:val="35"/>
+    <w:abstractNumId w:val="36"/>
   </w:num>
   <w:num w:numId="41" w16cid:durableId="1257639454">
-    <w:abstractNumId w:val="43"/>
+    <w:abstractNumId w:val="45"/>
   </w:num>
   <w:num w:numId="42" w16cid:durableId="196894282">
     <w:abstractNumId w:val="5"/>
   </w:num>
   <w:num w:numId="43" w16cid:durableId="680471570">
-    <w:abstractNumId w:val="55"/>
+    <w:abstractNumId w:val="57"/>
   </w:num>
   <w:num w:numId="44" w16cid:durableId="1315139082">
-    <w:abstractNumId w:val="43"/>
+    <w:abstractNumId w:val="45"/>
   </w:num>
   <w:num w:numId="45" w16cid:durableId="2113940701">
-    <w:abstractNumId w:val="43"/>
+    <w:abstractNumId w:val="45"/>
   </w:num>
   <w:num w:numId="46" w16cid:durableId="1884713029">
-    <w:abstractNumId w:val="44"/>
+    <w:abstractNumId w:val="46"/>
   </w:num>
   <w:num w:numId="47" w16cid:durableId="1079255107">
-    <w:abstractNumId w:val="48"/>
+    <w:abstractNumId w:val="50"/>
   </w:num>
   <w:num w:numId="48" w16cid:durableId="163739946">
-    <w:abstractNumId w:val="28"/>
+    <w:abstractNumId w:val="29"/>
     <w:lvlOverride w:ilvl="0">
       <w:startOverride w:val="1"/>
     </w:lvlOverride>
   </w:num>
   <w:num w:numId="49" w16cid:durableId="130177845">
-    <w:abstractNumId w:val="43"/>
+    <w:abstractNumId w:val="45"/>
   </w:num>
   <w:num w:numId="50" w16cid:durableId="1549225530">
-    <w:abstractNumId w:val="43"/>
+    <w:abstractNumId w:val="45"/>
   </w:num>
   <w:num w:numId="51" w16cid:durableId="1543207655">
-    <w:abstractNumId w:val="43"/>
+    <w:abstractNumId w:val="45"/>
   </w:num>
   <w:num w:numId="52" w16cid:durableId="2082754323">
-    <w:abstractNumId w:val="18"/>
+    <w:abstractNumId w:val="19"/>
   </w:num>
   <w:num w:numId="53" w16cid:durableId="1140000597">
-    <w:abstractNumId w:val="39"/>
+    <w:abstractNumId w:val="40"/>
     <w:lvlOverride w:ilvl="0">
       <w:startOverride w:val="1"/>
     </w:lvlOverride>
   </w:num>
   <w:num w:numId="54" w16cid:durableId="1476414865">
-    <w:abstractNumId w:val="43"/>
+    <w:abstractNumId w:val="45"/>
   </w:num>
   <w:num w:numId="55" w16cid:durableId="1747803550">
-    <w:abstractNumId w:val="51"/>
+    <w:abstractNumId w:val="53"/>
   </w:num>
   <w:num w:numId="56" w16cid:durableId="1421872203">
-    <w:abstractNumId w:val="17"/>
+    <w:abstractNumId w:val="18"/>
     <w:lvlOverride w:ilvl="0">
       <w:startOverride w:val="1"/>
     </w:lvlOverride>
   </w:num>
   <w:num w:numId="57" w16cid:durableId="1090199479">
-    <w:abstractNumId w:val="46"/>
+    <w:abstractNumId w:val="48"/>
   </w:num>
   <w:num w:numId="58" w16cid:durableId="794324903">
-    <w:abstractNumId w:val="43"/>
+    <w:abstractNumId w:val="45"/>
   </w:num>
   <w:num w:numId="59" w16cid:durableId="1306081610">
+    <w:abstractNumId w:val="11"/>
+  </w:num>
+  <w:num w:numId="60" w16cid:durableId="432749816">
     <w:abstractNumId w:val="10"/>
   </w:num>
-  <w:num w:numId="60" w16cid:durableId="432749816">
-    <w:abstractNumId w:val="9"/>
-  </w:num>
   <w:num w:numId="61" w16cid:durableId="903416085">
-    <w:abstractNumId w:val="32"/>
+    <w:abstractNumId w:val="33"/>
   </w:num>
   <w:num w:numId="62" w16cid:durableId="109403679">
-    <w:abstractNumId w:val="6"/>
+    <w:abstractNumId w:val="7"/>
   </w:num>
   <w:num w:numId="63" w16cid:durableId="1952125431">
-    <w:abstractNumId w:val="43"/>
+    <w:abstractNumId w:val="45"/>
   </w:num>
   <w:num w:numId="64" w16cid:durableId="1966891500">
     <w:abstractNumId w:val="4"/>
   </w:num>
   <w:num w:numId="65" w16cid:durableId="697698884">
+    <w:abstractNumId w:val="45"/>
+  </w:num>
+  <w:num w:numId="66" w16cid:durableId="1168981868">
+    <w:abstractNumId w:val="52"/>
+  </w:num>
+  <w:num w:numId="67" w16cid:durableId="160393705">
+    <w:abstractNumId w:val="45"/>
+  </w:num>
+  <w:num w:numId="68" w16cid:durableId="1831167593">
+    <w:abstractNumId w:val="9"/>
+  </w:num>
+  <w:num w:numId="69" w16cid:durableId="1698121427">
+    <w:abstractNumId w:val="45"/>
+  </w:num>
+  <w:num w:numId="70" w16cid:durableId="1760105121">
+    <w:abstractNumId w:val="41"/>
+  </w:num>
+  <w:num w:numId="71" w16cid:durableId="702751241">
+    <w:abstractNumId w:val="51"/>
+  </w:num>
+  <w:num w:numId="72" w16cid:durableId="408386921">
+    <w:abstractNumId w:val="45"/>
+  </w:num>
+  <w:num w:numId="73" w16cid:durableId="2030330978">
     <w:abstractNumId w:val="43"/>
   </w:num>
-  <w:num w:numId="66" w16cid:durableId="1168981868">
-    <w:abstractNumId w:val="50"/>
+  <w:num w:numId="74" w16cid:durableId="100954797">
+    <w:abstractNumId w:val="45"/>
   </w:num>
-  <w:num w:numId="67" w16cid:durableId="160393705">
-    <w:abstractNumId w:val="43"/>
+  <w:num w:numId="75" w16cid:durableId="1834107868">
+    <w:abstractNumId w:val="45"/>
   </w:num>
-  <w:num w:numId="68" w16cid:durableId="1831167593">
-    <w:abstractNumId w:val="8"/>
-  </w:num>
-  <w:num w:numId="69" w16cid:durableId="1698121427">
-    <w:abstractNumId w:val="43"/>
-  </w:num>
-  <w:num w:numId="70" w16cid:durableId="1760105121">
-    <w:abstractNumId w:val="40"/>
-  </w:num>
-  <w:num w:numId="71" w16cid:durableId="702751241">
-    <w:abstractNumId w:val="49"/>
+  <w:num w:numId="76" w16cid:durableId="1557204703">
+    <w:abstractNumId w:val="6"/>
   </w:num>
 </w:numbering>
 </file>

--- a/CW_Doc.docx
+++ b/CW_Doc.docx
@@ -10765,6 +10765,47 @@
           <w:rFonts w:ascii="Aptos" w:hAnsi="Aptos" w:cs="Angsana New"/>
         </w:rPr>
       </w:pPr>
+    </w:p>
+    <w:p>
+      <w:pPr>
+        <w:suppressAutoHyphens/>
+        <w:rPr>
+          <w:rFonts w:ascii="Aptos" w:hAnsi="Aptos" w:cs="Angsana New"/>
+        </w:rPr>
+      </w:pPr>
+      <w:r>
+        <w:rPr>
+          <w:rFonts w:ascii="Aptos" w:hAnsi="Aptos" w:cs="Angsana New"/>
+        </w:rPr>
+        <w:br w:type="page"/>
+      </w:r>
+    </w:p>
+    <w:p>
+      <w:pPr>
+        <w:pStyle w:val="Heading1"/>
+        <w:rPr>
+          <w:rFonts w:ascii="Aptos" w:hAnsi="Aptos" w:cs="Angsana New"/>
+        </w:rPr>
+      </w:pPr>
+      <w:r>
+        <w:rPr>
+          <w:rFonts w:ascii="Aptos" w:hAnsi="Aptos" w:cs="Angsana New"/>
+        </w:rPr>
+        <w:lastRenderedPageBreak/>
+        <w:t xml:space="preserve">Task </w:t>
+      </w:r>
+      <w:r>
+        <w:rPr>
+          <w:rFonts w:ascii="Aptos" w:hAnsi="Aptos" w:cs="Angsana New"/>
+        </w:rPr>
+        <w:t>2</w:t>
+      </w:r>
+      <w:r>
+        <w:rPr>
+          <w:rFonts w:ascii="Aptos" w:hAnsi="Aptos" w:cs="Angsana New"/>
+        </w:rPr>
+        <w:t xml:space="preserve"> : Data source selection and Supporting Factors</w:t>
+      </w:r>
     </w:p>
     <w:p>
       <w:pPr>

--- a/CW_Doc.docx
+++ b/CW_Doc.docx
@@ -8,6 +8,26 @@
           <w:rFonts w:ascii="Aptos" w:hAnsi="Aptos" w:cs="Angsana New"/>
         </w:rPr>
       </w:pPr>
+    </w:p>
+    <w:p>
+      <w:pPr>
+        <w:pStyle w:val="Title"/>
+        <w:rPr>
+          <w:rFonts w:ascii="Aptos" w:hAnsi="Aptos"/>
+        </w:rPr>
+      </w:pPr>
+      <w:r>
+        <w:rPr>
+          <w:rFonts w:ascii="Aptos" w:hAnsi="Aptos"/>
+        </w:rPr>
+        <w:t xml:space="preserve">Q1: </w:t>
+      </w:r>
+      <w:r>
+        <w:rPr>
+          <w:rFonts w:ascii="Aptos" w:hAnsi="Aptos"/>
+        </w:rPr>
+        <w:t>Applied Supervised Machine Learning</w:t>
+      </w:r>
     </w:p>
     <w:p>
       <w:pPr>
@@ -553,7 +573,6 @@
         <w:rPr>
           <w:rFonts w:ascii="Aptos" w:hAnsi="Aptos" w:cs="Angsana New"/>
         </w:rPr>
-        <w:lastRenderedPageBreak/>
         <w:t>Greater than 50,000: 24%</w:t>
       </w:r>
     </w:p>
@@ -907,6 +926,7 @@
         <w:rPr>
           <w:rFonts w:ascii="Aptos" w:hAnsi="Aptos" w:cs="Angsana New"/>
         </w:rPr>
+        <w:lastRenderedPageBreak/>
         <w:t xml:space="preserve">Compares supervised classifiers on the UCI Adult income data. </w:t>
       </w:r>
     </w:p>
@@ -1006,7 +1026,6 @@
           <w:b/>
           <w:bCs/>
         </w:rPr>
-        <w:lastRenderedPageBreak/>
         <w:t>Machine Learning on UCI Adult Dataset Using Various Classifier Algorithms And Scaling Up The Accuracy Using Extreme Gradient Boosting</w:t>
       </w:r>
     </w:p>
@@ -1468,10 +1487,6 @@
     <w:p>
       <w:pPr>
         <w:pStyle w:val="Heading3"/>
-        <w:numPr>
-          <w:ilvl w:val="0"/>
-          <w:numId w:val="0"/>
-        </w:numPr>
         <w:rPr>
           <w:rFonts w:ascii="Aptos" w:hAnsi="Aptos" w:cs="Angsana New"/>
         </w:rPr>
@@ -1521,6 +1536,7 @@
         <w:rPr>
           <w:rFonts w:ascii="Aptos" w:hAnsi="Aptos" w:cs="Angsana New"/>
         </w:rPr>
+        <w:lastRenderedPageBreak/>
         <w:t xml:space="preserve">Existing studies in the </w:t>
       </w:r>
       <w:r>
@@ -1899,6 +1915,7 @@
           <w:rFonts w:ascii="Aptos" w:hAnsi="Aptos" w:cs="Angsana New"/>
           <w:bCs/>
         </w:rPr>
+        <w:lastRenderedPageBreak/>
         <w:t>Figure 3 depicts histogram of numerical features.</w:t>
       </w:r>
     </w:p>
@@ -1983,7 +2000,6 @@
           <w:sz w:val="20"/>
           <w:szCs w:val="20"/>
         </w:rPr>
-        <w:lastRenderedPageBreak/>
         <w:drawing>
           <wp:inline distT="0" distB="0" distL="0" distR="0" wp14:anchorId="3D813C1B" wp14:editId="20C01F92">
             <wp:extent cx="3745064" cy="2132488"/>
@@ -2142,6 +2158,7 @@
           <w:sz w:val="20"/>
           <w:szCs w:val="20"/>
         </w:rPr>
+        <w:lastRenderedPageBreak/>
         <w:drawing>
           <wp:inline distT="0" distB="0" distL="0" distR="0" wp14:anchorId="74A16967" wp14:editId="7EA4AFF0">
             <wp:extent cx="6096759" cy="4731026"/>
@@ -2209,7 +2226,6 @@
         <w:rPr>
           <w:rFonts w:ascii="Aptos" w:hAnsi="Aptos" w:cs="Angsana New"/>
         </w:rPr>
-        <w:lastRenderedPageBreak/>
         <w:t>Data Cleaning</w:t>
       </w:r>
     </w:p>
@@ -2541,6 +2557,7 @@
               <w:rPr>
                 <w:rFonts w:ascii="Aptos" w:hAnsi="Aptos" w:cs="Angsana New"/>
               </w:rPr>
+              <w:lastRenderedPageBreak/>
               <w:t xml:space="preserve">hours-per-week    </w:t>
             </w:r>
           </w:p>
@@ -2881,7 +2898,6 @@
         <w:rPr>
           <w:rFonts w:ascii="Aptos" w:hAnsi="Aptos" w:cs="Angsana New"/>
         </w:rPr>
-        <w:lastRenderedPageBreak/>
         <w:t xml:space="preserve">Feature </w:t>
       </w:r>
       <w:r>
@@ -3138,6 +3154,7 @@
           <w:rFonts w:ascii="Aptos" w:hAnsi="Aptos" w:cs="Angsana New"/>
           <w:noProof/>
         </w:rPr>
+        <w:lastRenderedPageBreak/>
         <w:drawing>
           <wp:inline distT="0" distB="0" distL="0" distR="0" wp14:anchorId="0C409676" wp14:editId="30092DF4">
             <wp:extent cx="5302232" cy="1311966"/>
@@ -3618,6 +3635,7 @@
         <w:rPr>
           <w:rFonts w:ascii="Aptos" w:hAnsi="Aptos" w:cs="Angsana New"/>
         </w:rPr>
+        <w:lastRenderedPageBreak/>
         <w:t>Handling Class Imbalance</w:t>
       </w:r>
     </w:p>
@@ -3757,7 +3775,6 @@
         <w:rPr>
           <w:rFonts w:ascii="Aptos" w:hAnsi="Aptos" w:cs="Angsana New"/>
         </w:rPr>
-        <w:lastRenderedPageBreak/>
         <w:t>Hyperparameter Optimization and Cross-Validation</w:t>
       </w:r>
     </w:p>
@@ -3846,6 +3863,7 @@
         <w:rPr>
           <w:rFonts w:ascii="Aptos" w:hAnsi="Aptos" w:cs="Angsana New"/>
         </w:rPr>
+        <w:lastRenderedPageBreak/>
         <w:t xml:space="preserve">Figure 7 depcits the minimized python code for model tuning and  findinf best hyper param values and F1 scores. This code can find in use case under file name train_and_tune_usecase.py </w:t>
       </w:r>
     </w:p>
@@ -3973,7 +3991,6 @@
             <w:rPr>
               <w:rFonts w:ascii="Cambria Math" w:hAnsi="Cambria Math" w:cs="Angsana New"/>
             </w:rPr>
-            <w:lastRenderedPageBreak/>
             <m:t>Accuracy=</m:t>
           </m:r>
           <m:f>
@@ -4379,6 +4396,7 @@
         <w:rPr>
           <w:rFonts w:ascii="Aptos" w:hAnsi="Aptos" w:cs="Angsana New"/>
         </w:rPr>
+        <w:lastRenderedPageBreak/>
         <w:t>Model Evaluation Results</w:t>
       </w:r>
     </w:p>
@@ -6398,7 +6416,6 @@
         <w:rPr>
           <w:rFonts w:ascii="Aptos" w:hAnsi="Aptos" w:cs="Angsana New"/>
         </w:rPr>
-        <w:lastRenderedPageBreak/>
         <w:t xml:space="preserve">Figure 8 depicts ROC-Curves of the models and it shows XGBost </w:t>
       </w:r>
       <w:r>
@@ -6522,6 +6539,7 @@
         <w:rPr>
           <w:rFonts w:ascii="Aptos" w:hAnsi="Aptos" w:cs="Angsana New"/>
         </w:rPr>
+        <w:lastRenderedPageBreak/>
         <w:t xml:space="preserve">Figure 9 depicts PR Curves of the models and it shows XGBost has the highest average precision which </w:t>
       </w:r>
       <w:r>
@@ -6551,7 +6569,6 @@
           <w:rFonts w:ascii="Aptos" w:hAnsi="Aptos" w:cs="Angsana New"/>
           <w:noProof/>
         </w:rPr>
-        <w:lastRenderedPageBreak/>
         <w:drawing>
           <wp:inline distT="0" distB="0" distL="0" distR="0" wp14:anchorId="63E7FE09" wp14:editId="027E83E7">
             <wp:extent cx="6120130" cy="4590415"/>
@@ -7220,6 +7237,7 @@
                 <w:bCs/>
                 <w:color w:val="000000" w:themeColor="text1"/>
               </w:rPr>
+              <w:lastRenderedPageBreak/>
               <w:t>Education Group</w:t>
             </w:r>
           </w:p>
@@ -7606,7 +7624,6 @@
                 <w:rFonts w:ascii="Aptos" w:hAnsi="Aptos" w:cs="Angsana New"/>
                 <w:color w:val="000000" w:themeColor="text1"/>
               </w:rPr>
-              <w:lastRenderedPageBreak/>
               <w:t xml:space="preserve">College             </w:t>
             </w:r>
           </w:p>
@@ -8035,10 +8052,6 @@
     <w:p>
       <w:pPr>
         <w:pStyle w:val="Heading3"/>
-        <w:numPr>
-          <w:ilvl w:val="0"/>
-          <w:numId w:val="0"/>
-        </w:numPr>
         <w:rPr>
           <w:rFonts w:ascii="Aptos" w:hAnsi="Aptos" w:cs="Angsana New"/>
         </w:rPr>
@@ -8137,25 +8150,21 @@
           <w:sz w:val="20"/>
           <w:szCs w:val="20"/>
         </w:rPr>
+        <w:lastRenderedPageBreak/>
         <w:t>Figure 9: Dockerfile</w:t>
       </w:r>
     </w:p>
     <w:p>
       <w:pPr>
         <w:pStyle w:val="Heading3"/>
-        <w:numPr>
-          <w:ilvl w:val="0"/>
-          <w:numId w:val="0"/>
-        </w:numPr>
-        <w:rPr>
-          <w:rFonts w:ascii="Aptos" w:hAnsi="Aptos" w:cs="Angsana New"/>
-        </w:rPr>
-      </w:pPr>
-      <w:r>
-        <w:rPr>
-          <w:rFonts w:ascii="Aptos" w:hAnsi="Aptos" w:cs="Angsana New"/>
-        </w:rPr>
-        <w:lastRenderedPageBreak/>
+        <w:rPr>
+          <w:rFonts w:ascii="Aptos" w:hAnsi="Aptos" w:cs="Angsana New"/>
+        </w:rPr>
+      </w:pPr>
+      <w:r>
+        <w:rPr>
+          <w:rFonts w:ascii="Aptos" w:hAnsi="Aptos" w:cs="Angsana New"/>
+        </w:rPr>
         <w:t>API Development</w:t>
       </w:r>
     </w:p>
@@ -8384,25 +8393,21 @@
           <w:sz w:val="20"/>
           <w:szCs w:val="20"/>
         </w:rPr>
+        <w:lastRenderedPageBreak/>
         <w:t>Figure 12: Feature engineering for the input payload</w:t>
       </w:r>
     </w:p>
     <w:p>
       <w:pPr>
         <w:pStyle w:val="Heading3"/>
-        <w:numPr>
-          <w:ilvl w:val="0"/>
-          <w:numId w:val="0"/>
-        </w:numPr>
-        <w:rPr>
-          <w:rFonts w:ascii="Aptos" w:hAnsi="Aptos" w:cs="Angsana New"/>
-        </w:rPr>
-      </w:pPr>
-      <w:r>
-        <w:rPr>
-          <w:rFonts w:ascii="Aptos" w:hAnsi="Aptos" w:cs="Angsana New"/>
-        </w:rPr>
-        <w:lastRenderedPageBreak/>
+        <w:rPr>
+          <w:rFonts w:ascii="Aptos" w:hAnsi="Aptos" w:cs="Angsana New"/>
+        </w:rPr>
+      </w:pPr>
+      <w:r>
+        <w:rPr>
+          <w:rFonts w:ascii="Aptos" w:hAnsi="Aptos" w:cs="Angsana New"/>
+        </w:rPr>
         <w:t xml:space="preserve">Prediction </w:t>
       </w:r>
       <w:r>
@@ -8475,28 +8480,34 @@
         <w:rPr>
           <w:rFonts w:ascii="Aptos" w:hAnsi="Aptos" w:cs="Angsana New"/>
         </w:rPr>
-        <w:t>API Tes</w:t>
-      </w:r>
-      <w:r>
-        <w:rPr>
-          <w:rFonts w:ascii="Aptos" w:hAnsi="Aptos" w:cs="Angsana New"/>
-        </w:rPr>
-        <w:t>ts</w:t>
+        <w:t>API Tests</w:t>
       </w:r>
     </w:p>
     <w:p>
       <w:pPr>
         <w:pStyle w:val="BodyText"/>
-      </w:pPr>
-      <w:r>
+        <w:rPr>
+          <w:rFonts w:ascii="Aptos" w:hAnsi="Aptos"/>
+        </w:rPr>
+      </w:pPr>
+      <w:r>
+        <w:rPr>
+          <w:rFonts w:ascii="Aptos" w:hAnsi="Aptos"/>
+        </w:rPr>
         <w:t>We have implemented a test suites for api validations whech is meant to local and CI level execution.</w:t>
       </w:r>
     </w:p>
     <w:p>
       <w:pPr>
         <w:pStyle w:val="BodyText"/>
-      </w:pPr>
-      <w:r>
+        <w:rPr>
+          <w:rFonts w:ascii="Aptos" w:hAnsi="Aptos"/>
+        </w:rPr>
+      </w:pPr>
+      <w:r>
+        <w:rPr>
+          <w:rFonts w:ascii="Aptos" w:hAnsi="Aptos"/>
+        </w:rPr>
         <w:t>Currently It has Following Verification cases and figure 13 depicts the test cases.</w:t>
       </w:r>
     </w:p>
@@ -8508,18 +8519,15 @@
           <w:numId w:val="76"/>
         </w:numPr>
         <w:ind w:left="709"/>
-      </w:pPr>
-      <w:r>
-        <w:t>Single Prediction (Low</w:t>
-      </w:r>
-      <w:r>
-        <w:t xml:space="preserve"> </w:t>
-      </w:r>
-      <w:r>
-        <w:t>Income)</w:t>
-      </w:r>
-      <w:r>
-        <w:t>: Young person with with no capital gains</w:t>
+        <w:rPr>
+          <w:rFonts w:ascii="Aptos" w:hAnsi="Aptos"/>
+        </w:rPr>
+      </w:pPr>
+      <w:r>
+        <w:rPr>
+          <w:rFonts w:ascii="Aptos" w:hAnsi="Aptos"/>
+        </w:rPr>
+        <w:t>Single Prediction (Low Income): Young person with with no capital gains</w:t>
       </w:r>
     </w:p>
     <w:p>
@@ -8530,21 +8538,15 @@
           <w:numId w:val="76"/>
         </w:numPr>
         <w:ind w:left="709"/>
-      </w:pPr>
-      <w:r>
-        <w:t>Single Prediction (</w:t>
-      </w:r>
-      <w:r>
-        <w:t xml:space="preserve">High </w:t>
-      </w:r>
-      <w:r>
-        <w:t>Income)</w:t>
-      </w:r>
-      <w:r>
-        <w:t>:</w:t>
-      </w:r>
-      <w:r>
-        <w:t xml:space="preserve"> Professional with good capital gain and Master level education</w:t>
+        <w:rPr>
+          <w:rFonts w:ascii="Aptos" w:hAnsi="Aptos"/>
+        </w:rPr>
+      </w:pPr>
+      <w:r>
+        <w:rPr>
+          <w:rFonts w:ascii="Aptos" w:hAnsi="Aptos"/>
+        </w:rPr>
+        <w:t>Single Prediction (High Income): Professional with good capital gain and Master level education</w:t>
       </w:r>
     </w:p>
     <w:p>
@@ -8555,8 +8557,14 @@
           <w:numId w:val="76"/>
         </w:numPr>
         <w:ind w:left="709"/>
-      </w:pPr>
-      <w:r>
+        <w:rPr>
+          <w:rFonts w:ascii="Aptos" w:hAnsi="Aptos"/>
+        </w:rPr>
+      </w:pPr>
+      <w:r>
+        <w:rPr>
+          <w:rFonts w:ascii="Aptos" w:hAnsi="Aptos"/>
+        </w:rPr>
         <w:t>Batch Prediction: Send profiels as batch array for verification</w:t>
       </w:r>
     </w:p>
@@ -8586,6 +8594,7 @@
       <w:r>
         <w:rPr>
           <w:rFonts w:ascii="Aptos" w:hAnsi="Aptos"/>
+          <w:noProof/>
         </w:rPr>
         <w:drawing>
           <wp:inline distT="0" distB="0" distL="0" distR="0" wp14:anchorId="3BEC5FC4" wp14:editId="7622B60B">
@@ -8643,38 +8652,21 @@
           <w:sz w:val="20"/>
           <w:szCs w:val="20"/>
         </w:rPr>
-        <w:t>Figure 1</w:t>
-      </w:r>
-      <w:r>
-        <w:rPr>
-          <w:rFonts w:ascii="Aptos" w:hAnsi="Aptos" w:cs="Angsana New"/>
-          <w:sz w:val="20"/>
-          <w:szCs w:val="20"/>
-        </w:rPr>
-        <w:t xml:space="preserve">3: </w:t>
-      </w:r>
-      <w:r>
-        <w:rPr>
-          <w:rFonts w:ascii="Aptos" w:hAnsi="Aptos" w:cs="Angsana New"/>
-          <w:sz w:val="20"/>
-          <w:szCs w:val="20"/>
-        </w:rPr>
-        <w:t xml:space="preserve">Test Suite </w:t>
+        <w:t xml:space="preserve">Figure 13: Test Suite </w:t>
       </w:r>
     </w:p>
     <w:p>
       <w:pPr>
         <w:pStyle w:val="BodyText"/>
         <w:ind w:left="709"/>
+        <w:rPr>
+          <w:rFonts w:ascii="Aptos" w:hAnsi="Aptos"/>
+        </w:rPr>
       </w:pPr>
     </w:p>
     <w:p>
       <w:pPr>
         <w:pStyle w:val="Heading3"/>
-        <w:numPr>
-          <w:ilvl w:val="0"/>
-          <w:numId w:val="0"/>
-        </w:numPr>
         <w:rPr>
           <w:rFonts w:ascii="Aptos" w:hAnsi="Aptos" w:cs="Angsana New"/>
         </w:rPr>
@@ -9469,10 +9461,6 @@
     <w:p>
       <w:pPr>
         <w:pStyle w:val="Heading3"/>
-        <w:numPr>
-          <w:ilvl w:val="0"/>
-          <w:numId w:val="0"/>
-        </w:numPr>
         <w:rPr>
           <w:rFonts w:ascii="Aptos" w:hAnsi="Aptos" w:cs="Angsana New"/>
         </w:rPr>
@@ -10089,14 +10077,7 @@
           <w:rFonts w:ascii="Aptos" w:hAnsi="Aptos"/>
           <w:bCs/>
         </w:rPr>
-        <w:t>as depicted in figure 18 below.</w:t>
-      </w:r>
-      <w:r>
-        <w:rPr>
-          <w:rFonts w:ascii="Aptos" w:hAnsi="Aptos"/>
-          <w:bCs/>
-        </w:rPr>
-        <w:t xml:space="preserve"> This gives following advantages </w:t>
+        <w:t xml:space="preserve">as depicted in figure 18 below. This gives following advantages </w:t>
       </w:r>
     </w:p>
     <w:p>
@@ -10271,6 +10252,7 @@
       </w:pPr>
       <w:r>
         <w:rPr>
+          <w:rFonts w:ascii="Aptos" w:hAnsi="Aptos"/>
           <w:sz w:val="20"/>
           <w:szCs w:val="20"/>
         </w:rPr>
@@ -10278,6 +10260,7 @@
       </w:r>
       <w:r>
         <w:rPr>
+          <w:rFonts w:ascii="Aptos" w:hAnsi="Aptos"/>
           <w:sz w:val="20"/>
           <w:szCs w:val="20"/>
         </w:rPr>
@@ -10285,17 +10268,11 @@
       </w:r>
       <w:r>
         <w:rPr>
+          <w:rFonts w:ascii="Aptos" w:hAnsi="Aptos"/>
           <w:sz w:val="20"/>
           <w:szCs w:val="20"/>
         </w:rPr>
-        <w:t xml:space="preserve"> : </w:t>
-      </w:r>
-      <w:r>
-        <w:rPr>
-          <w:sz w:val="20"/>
-          <w:szCs w:val="20"/>
-        </w:rPr>
-        <w:t>Git Tag for model versioning</w:t>
+        <w:t xml:space="preserve"> : Git Tag for model versioning</w:t>
       </w:r>
     </w:p>
     <w:p>
@@ -10361,12 +10338,14 @@
       <w:pPr>
         <w:jc w:val="center"/>
         <w:rPr>
+          <w:rFonts w:ascii="Aptos" w:hAnsi="Aptos"/>
           <w:sz w:val="20"/>
           <w:szCs w:val="20"/>
         </w:rPr>
       </w:pPr>
       <w:r>
         <w:rPr>
+          <w:rFonts w:ascii="Aptos" w:hAnsi="Aptos"/>
           <w:sz w:val="20"/>
           <w:szCs w:val="20"/>
         </w:rPr>
@@ -10374,6 +10353,7 @@
       </w:r>
       <w:r>
         <w:rPr>
+          <w:rFonts w:ascii="Aptos" w:hAnsi="Aptos"/>
           <w:sz w:val="20"/>
           <w:szCs w:val="20"/>
         </w:rPr>
@@ -10381,6 +10361,7 @@
       </w:r>
       <w:r>
         <w:rPr>
+          <w:rFonts w:ascii="Aptos" w:hAnsi="Aptos"/>
           <w:sz w:val="20"/>
           <w:szCs w:val="20"/>
         </w:rPr>
@@ -10388,30 +10369,18 @@
       </w:r>
       <w:r>
         <w:rPr>
+          <w:rFonts w:ascii="Aptos" w:hAnsi="Aptos"/>
           <w:sz w:val="20"/>
           <w:szCs w:val="20"/>
         </w:rPr>
-        <w:t xml:space="preserve"> : Load m</w:t>
-      </w:r>
-      <w:r>
-        <w:rPr>
+        <w:t xml:space="preserve"> : Load model from DVC storage</w:t>
+      </w:r>
+      <w:r>
+        <w:rPr>
+          <w:rFonts w:ascii="Aptos" w:hAnsi="Aptos"/>
           <w:sz w:val="20"/>
           <w:szCs w:val="20"/>
         </w:rPr>
-        <w:t xml:space="preserve">odel </w:t>
-      </w:r>
-      <w:r>
-        <w:rPr>
-          <w:sz w:val="20"/>
-          <w:szCs w:val="20"/>
-        </w:rPr>
-        <w:t>from DVC storage</w:t>
-      </w:r>
-      <w:r>
-        <w:rPr>
-          <w:sz w:val="20"/>
-          <w:szCs w:val="20"/>
-        </w:rPr>
         <w:t xml:space="preserve"> specifying git tag as the version</w:t>
       </w:r>
     </w:p>
@@ -10426,25 +10395,15 @@
     <w:p>
       <w:pPr>
         <w:pStyle w:val="Heading3"/>
-        <w:numPr>
-          <w:ilvl w:val="0"/>
-          <w:numId w:val="0"/>
-        </w:numPr>
-        <w:rPr>
-          <w:rFonts w:ascii="Aptos" w:hAnsi="Aptos" w:cs="Angsana New"/>
-        </w:rPr>
-      </w:pPr>
-      <w:r>
-        <w:rPr>
-          <w:rFonts w:ascii="Aptos" w:hAnsi="Aptos" w:cs="Angsana New"/>
-        </w:rPr>
-        <w:t>Continuous Integration and Continuous Deployment (CI/CD</w:t>
-      </w:r>
-      <w:r>
-        <w:rPr>
-          <w:rFonts w:ascii="Aptos" w:hAnsi="Aptos" w:cs="Angsana New"/>
-        </w:rPr>
-        <w:t>)</w:t>
+        <w:rPr>
+          <w:rFonts w:ascii="Aptos" w:hAnsi="Aptos" w:cs="Angsana New"/>
+        </w:rPr>
+      </w:pPr>
+      <w:r>
+        <w:rPr>
+          <w:rFonts w:ascii="Aptos" w:hAnsi="Aptos" w:cs="Angsana New"/>
+        </w:rPr>
+        <w:t>Continuous Integration and Continuous Deployment (CI/CD)</w:t>
       </w:r>
     </w:p>
     <w:p>
@@ -10474,18 +10433,14 @@
       </w:pPr>
       <w:r>
         <w:rPr>
+          <w:rFonts w:ascii="Aptos" w:hAnsi="Aptos"/>
           <w:b/>
         </w:rPr>
-        <w:t>Continuous Integration</w:t>
-      </w:r>
-      <w:r>
-        <w:rPr>
-          <w:b/>
-        </w:rPr>
-        <w:t xml:space="preserve">: </w:t>
-      </w:r>
-      <w:r>
-        <w:rPr>
+        <w:t xml:space="preserve">Continuous Integration: </w:t>
+      </w:r>
+      <w:r>
+        <w:rPr>
+          <w:rFonts w:ascii="Aptos" w:hAnsi="Aptos"/>
           <w:bCs/>
         </w:rPr>
         <w:t>For every Pull Request to git, buildkite triggers the static and unit tests step</w:t>
@@ -10504,27 +10459,16 @@
       </w:pPr>
       <w:r>
         <w:rPr>
+          <w:rFonts w:ascii="Aptos" w:hAnsi="Aptos"/>
           <w:b/>
         </w:rPr>
-        <w:t>Continuous Deployment</w:t>
-      </w:r>
-      <w:r>
-        <w:rPr>
-          <w:b/>
-        </w:rPr>
-        <w:t xml:space="preserve">: </w:t>
-      </w:r>
-      <w:r>
-        <w:t xml:space="preserve">Once the testing step passes </w:t>
-      </w:r>
-      <w:r>
-        <w:t>b</w:t>
-      </w:r>
-      <w:r>
-        <w:t>uildkite executes the build step</w:t>
-      </w:r>
-      <w:r>
-        <w:t>. Maintain release branch filterting to execute these stsps.</w:t>
+        <w:t xml:space="preserve">Continuous Deployment: </w:t>
+      </w:r>
+      <w:r>
+        <w:rPr>
+          <w:rFonts w:ascii="Aptos" w:hAnsi="Aptos"/>
+        </w:rPr>
+        <w:t>Once the testing step passes buildkite executes the build step. Maintain release branch filterting to execute these stsps.</w:t>
       </w:r>
     </w:p>
     <w:p>
@@ -10538,6 +10482,7 @@
       <w:r>
         <w:rPr>
           <w:rFonts w:ascii="Aptos" w:hAnsi="Aptos" w:cs="Angsana New"/>
+          <w:noProof/>
         </w:rPr>
         <w:drawing>
           <wp:inline distT="0" distB="0" distL="0" distR="0" wp14:anchorId="167604CD" wp14:editId="3F914C6B">
@@ -10581,111 +10526,81 @@
         <w:pStyle w:val="BodyText"/>
         <w:jc w:val="center"/>
         <w:rPr>
+          <w:rFonts w:ascii="Aptos" w:hAnsi="Aptos"/>
           <w:sz w:val="20"/>
           <w:szCs w:val="20"/>
         </w:rPr>
       </w:pPr>
       <w:r>
         <w:rPr>
+          <w:rFonts w:ascii="Aptos" w:hAnsi="Aptos"/>
           <w:sz w:val="20"/>
           <w:szCs w:val="20"/>
         </w:rPr>
-        <w:t xml:space="preserve">Figure </w:t>
-      </w:r>
-      <w:r>
-        <w:rPr>
+        <w:t xml:space="preserve">Figure 20 : </w:t>
+      </w:r>
+      <w:r>
+        <w:rPr>
+          <w:rFonts w:ascii="Aptos" w:hAnsi="Aptos"/>
           <w:sz w:val="20"/>
           <w:szCs w:val="20"/>
         </w:rPr>
-        <w:t>20</w:t>
-      </w:r>
-      <w:r>
-        <w:rPr>
+        <w:t>Buildkite Steps</w:t>
+      </w:r>
+    </w:p>
+    <w:p>
+      <w:pPr>
+        <w:pStyle w:val="BodyText"/>
+        <w:jc w:val="center"/>
+        <w:rPr>
+          <w:rFonts w:ascii="Aptos" w:hAnsi="Aptos"/>
           <w:sz w:val="20"/>
           <w:szCs w:val="20"/>
         </w:rPr>
-        <w:t xml:space="preserve"> :</w:t>
-      </w:r>
-      <w:r>
-        <w:rPr>
+      </w:pPr>
+    </w:p>
+    <w:p>
+      <w:pPr>
+        <w:pStyle w:val="Heading3"/>
+        <w:rPr>
+          <w:rFonts w:ascii="Aptos" w:hAnsi="Aptos" w:cs="Angsana New"/>
+        </w:rPr>
+      </w:pPr>
+      <w:r>
+        <w:rPr>
+          <w:rFonts w:ascii="Aptos" w:hAnsi="Aptos" w:cs="Angsana New"/>
+        </w:rPr>
+        <w:t>Docker Compose – Containerization</w:t>
+      </w:r>
+    </w:p>
+    <w:p>
+      <w:pPr>
+        <w:pStyle w:val="BodyText"/>
+        <w:rPr>
+          <w:rFonts w:ascii="Aptos" w:hAnsi="Aptos"/>
+        </w:rPr>
+      </w:pPr>
+      <w:r>
+        <w:rPr>
+          <w:rFonts w:ascii="Aptos" w:hAnsi="Aptos"/>
+        </w:rPr>
+        <w:t>We define a local docker environment using docker compose yml as depcited in figure 21. Here we mount he locally hosted remote storage for data version control. Because DVC api can access model cached files for get them inside docker.</w:t>
+      </w:r>
+    </w:p>
+    <w:p>
+      <w:pPr>
+        <w:pStyle w:val="BodyText"/>
+        <w:jc w:val="center"/>
+        <w:rPr>
+          <w:rFonts w:ascii="Aptos" w:hAnsi="Aptos"/>
           <w:sz w:val="20"/>
           <w:szCs w:val="20"/>
         </w:rPr>
-        <w:t xml:space="preserve"> </w:t>
-      </w:r>
-      <w:r>
-        <w:rPr>
-          <w:sz w:val="20"/>
-          <w:szCs w:val="20"/>
-        </w:rPr>
-        <w:t>Buildkite Steps</w:t>
-      </w:r>
-    </w:p>
-    <w:p>
-      <w:pPr>
-        <w:pStyle w:val="BodyText"/>
-        <w:jc w:val="center"/>
-        <w:rPr>
-          <w:sz w:val="20"/>
-          <w:szCs w:val="20"/>
-        </w:rPr>
-      </w:pPr>
-    </w:p>
-    <w:p>
-      <w:pPr>
-        <w:pStyle w:val="Heading3"/>
-        <w:numPr>
-          <w:ilvl w:val="0"/>
-          <w:numId w:val="0"/>
-        </w:numPr>
-        <w:rPr>
-          <w:rFonts w:ascii="Aptos" w:hAnsi="Aptos" w:cs="Angsana New"/>
-        </w:rPr>
-      </w:pPr>
-      <w:r>
-        <w:rPr>
-          <w:rFonts w:ascii="Aptos" w:hAnsi="Aptos" w:cs="Angsana New"/>
-        </w:rPr>
-        <w:t>Docker Compose</w:t>
-      </w:r>
-      <w:r>
-        <w:rPr>
-          <w:rFonts w:ascii="Aptos" w:hAnsi="Aptos" w:cs="Angsana New"/>
-        </w:rPr>
-        <w:t xml:space="preserve"> – </w:t>
-      </w:r>
-      <w:r>
-        <w:rPr>
-          <w:rFonts w:ascii="Aptos" w:hAnsi="Aptos" w:cs="Angsana New"/>
-        </w:rPr>
-        <w:t>Containeriz</w:t>
-      </w:r>
-      <w:r>
-        <w:rPr>
-          <w:rFonts w:ascii="Aptos" w:hAnsi="Aptos" w:cs="Angsana New"/>
-        </w:rPr>
-        <w:t>ation</w:t>
-      </w:r>
-    </w:p>
-    <w:p>
-      <w:pPr>
-        <w:pStyle w:val="BodyText"/>
-      </w:pPr>
-      <w:r>
-        <w:t>We define a local docker environment using docker compose yml as depcited in figure 21. Here we mount he locally hosted remote storage for data version control. Because DVC api can access model cached files for get them inside docker.</w:t>
-      </w:r>
-    </w:p>
-    <w:p>
-      <w:pPr>
-        <w:pStyle w:val="BodyText"/>
-        <w:jc w:val="center"/>
-        <w:rPr>
-          <w:sz w:val="20"/>
-          <w:szCs w:val="20"/>
-        </w:rPr>
-      </w:pPr>
-      <w:r>
-        <w:rPr>
+      </w:pPr>
+      <w:r>
+        <w:rPr>
+          <w:rFonts w:ascii="Aptos" w:hAnsi="Aptos"/>
+          <w:noProof/>
           <w:sz w:val="20"/>
           <w:szCs w:val="20"/>
         </w:rPr>
@@ -10731,30 +10646,919 @@
         <w:pStyle w:val="BodyText"/>
         <w:jc w:val="center"/>
         <w:rPr>
+          <w:rFonts w:ascii="Aptos" w:hAnsi="Aptos"/>
           <w:sz w:val="20"/>
           <w:szCs w:val="20"/>
         </w:rPr>
       </w:pPr>
       <w:r>
         <w:rPr>
+          <w:rFonts w:ascii="Aptos" w:hAnsi="Aptos"/>
           <w:sz w:val="20"/>
           <w:szCs w:val="20"/>
         </w:rPr>
-        <w:t xml:space="preserve">Figure </w:t>
-      </w:r>
-      <w:r>
-        <w:rPr>
+        <w:t>Figure 21: docker-compose yml</w:t>
+      </w:r>
+    </w:p>
+    <w:p>
+      <w:pPr>
+        <w:pStyle w:val="BodyText"/>
+        <w:jc w:val="center"/>
+        <w:rPr>
+          <w:rFonts w:ascii="Aptos" w:hAnsi="Aptos" w:cs="Angsana New"/>
+        </w:rPr>
+      </w:pPr>
+    </w:p>
+    <w:p>
+      <w:pPr>
+        <w:suppressAutoHyphens/>
+        <w:rPr>
+          <w:rFonts w:ascii="Aptos" w:hAnsi="Aptos" w:cs="Angsana New"/>
+        </w:rPr>
+      </w:pPr>
+      <w:r>
+        <w:rPr>
+          <w:rFonts w:ascii="Aptos" w:hAnsi="Aptos" w:cs="Angsana New"/>
+        </w:rPr>
+        <w:br w:type="page"/>
+      </w:r>
+    </w:p>
+    <w:p>
+      <w:pPr>
+        <w:pStyle w:val="Title"/>
+        <w:rPr>
+          <w:rFonts w:ascii="Aptos" w:hAnsi="Aptos"/>
+        </w:rPr>
+      </w:pPr>
+      <w:r>
+        <w:rPr>
+          <w:rFonts w:ascii="Aptos" w:hAnsi="Aptos"/>
+        </w:rPr>
+        <w:lastRenderedPageBreak/>
+        <w:t>Q</w:t>
+      </w:r>
+      <w:r>
+        <w:rPr>
+          <w:rFonts w:ascii="Aptos" w:hAnsi="Aptos"/>
+        </w:rPr>
+        <w:t xml:space="preserve">2 : </w:t>
+      </w:r>
+      <w:r>
+        <w:rPr>
+          <w:rFonts w:ascii="Aptos" w:hAnsi="Aptos"/>
+        </w:rPr>
+        <w:t>Advanced Time Series Forecasting</w:t>
+      </w:r>
+    </w:p>
+    <w:p>
+      <w:pPr>
+        <w:pStyle w:val="Heading1"/>
+        <w:numPr>
+          <w:ilvl w:val="0"/>
+          <w:numId w:val="1"/>
+        </w:numPr>
+        <w:rPr>
+          <w:rFonts w:ascii="Aptos" w:hAnsi="Aptos" w:cs="Angsana New"/>
+        </w:rPr>
+      </w:pPr>
+      <w:r>
+        <w:rPr>
+          <w:rFonts w:ascii="Aptos" w:hAnsi="Aptos" w:cs="Angsana New"/>
+        </w:rPr>
+        <w:t>Dataset Understanding and Literature Review</w:t>
+      </w:r>
+    </w:p>
+    <w:p>
+      <w:pPr>
+        <w:pStyle w:val="BodyText"/>
+        <w:rPr>
+          <w:rFonts w:ascii="Aptos" w:hAnsi="Aptos"/>
+        </w:rPr>
+      </w:pPr>
+      <w:r>
+        <w:rPr>
+          <w:rFonts w:ascii="Aptos" w:hAnsi="Aptos"/>
+        </w:rPr>
+        <w:t xml:space="preserve">BTC-USD </w:t>
+      </w:r>
+      <w:r>
+        <w:rPr>
+          <w:rFonts w:ascii="Aptos" w:hAnsi="Aptos"/>
+        </w:rPr>
+        <w:t>Cryptocurrency</w:t>
+      </w:r>
+      <w:r>
+        <w:rPr>
+          <w:rFonts w:ascii="Aptos" w:hAnsi="Aptos"/>
+        </w:rPr>
+        <w:t xml:space="preserve"> Dataset</w:t>
+      </w:r>
+    </w:p>
+    <w:p>
+      <w:pPr>
+        <w:pStyle w:val="BodyText"/>
+        <w:numPr>
+          <w:ilvl w:val="0"/>
+          <w:numId w:val="71"/>
+        </w:numPr>
+        <w:rPr>
+          <w:rFonts w:ascii="Aptos" w:hAnsi="Aptos" w:cs="Angsana New"/>
+        </w:rPr>
+      </w:pPr>
+      <w:r>
+        <w:rPr>
+          <w:rFonts w:ascii="Aptos" w:hAnsi="Aptos" w:cs="Angsana New"/>
+        </w:rPr>
+        <w:t>Data Source is Yahoo Finance (yfinance API)</w:t>
+      </w:r>
+    </w:p>
+    <w:p>
+      <w:pPr>
+        <w:pStyle w:val="BodyText"/>
+        <w:numPr>
+          <w:ilvl w:val="0"/>
+          <w:numId w:val="71"/>
+        </w:numPr>
+        <w:rPr>
+          <w:rFonts w:ascii="Aptos" w:hAnsi="Aptos" w:cs="Angsana New"/>
+        </w:rPr>
+      </w:pPr>
+      <w:r>
+        <w:rPr>
+          <w:rFonts w:ascii="Aptos" w:hAnsi="Aptos" w:cs="Angsana New"/>
+        </w:rPr>
+        <w:t>Daily Frequency</w:t>
+      </w:r>
+    </w:p>
+    <w:p>
+      <w:pPr>
+        <w:pStyle w:val="BodyText"/>
+        <w:numPr>
+          <w:ilvl w:val="0"/>
+          <w:numId w:val="71"/>
+        </w:numPr>
+        <w:rPr>
+          <w:rFonts w:ascii="Aptos" w:hAnsi="Aptos" w:cs="Angsana New"/>
+        </w:rPr>
+      </w:pPr>
+      <w:r>
+        <w:rPr>
+          <w:rFonts w:ascii="Aptos" w:hAnsi="Aptos" w:cs="Angsana New"/>
+        </w:rPr>
+        <w:t>2372 Rows of daily closing price, high, low, open and trading volume</w:t>
+      </w:r>
+    </w:p>
+    <w:p>
+      <w:pPr>
+        <w:pStyle w:val="Heading3"/>
+        <w:rPr>
+          <w:rFonts w:ascii="Aptos" w:hAnsi="Aptos" w:cs="Angsana New"/>
+        </w:rPr>
+      </w:pPr>
+      <w:r>
+        <w:rPr>
+          <w:rFonts w:ascii="Aptos" w:hAnsi="Aptos" w:cs="Angsana New"/>
+        </w:rPr>
+        <w:t xml:space="preserve">Literature Review </w:t>
+      </w:r>
+    </w:p>
+    <w:p>
+      <w:pPr>
+        <w:pStyle w:val="Subtitle"/>
+        <w:numPr>
+          <w:ilvl w:val="0"/>
+          <w:numId w:val="78"/>
+        </w:numPr>
+        <w:rPr>
+          <w:rFonts w:ascii="Aptos" w:hAnsi="Aptos" w:cs="Angsana New"/>
+          <w:b/>
+          <w:bCs/>
+        </w:rPr>
+      </w:pPr>
+      <w:r>
+        <w:rPr>
+          <w:rFonts w:ascii="Aptos" w:hAnsi="Aptos" w:cs="Angsana New"/>
+          <w:b/>
+          <w:bCs/>
+        </w:rPr>
+        <w:t>Machine learning model for Bitcoin exchange rate prediction using economic and technology determinants</w:t>
+      </w:r>
+    </w:p>
+    <w:p>
+      <w:pPr>
+        <w:pStyle w:val="ListParagraph"/>
+        <w:spacing w:after="100"/>
+        <w:ind w:left="780"/>
+        <w:rPr>
+          <w:rFonts w:ascii="Aptos" w:hAnsi="Aptos" w:cs="Angsana New"/>
+        </w:rPr>
+      </w:pPr>
+      <w:r>
+        <w:rPr>
+          <w:rFonts w:ascii="Aptos" w:hAnsi="Aptos" w:cs="Angsana New"/>
+          <w:b/>
+          <w:bCs/>
+        </w:rPr>
+        <w:t>Source:</w:t>
+      </w:r>
+      <w:r>
+        <w:rPr>
+          <w:rFonts w:ascii="Aptos" w:hAnsi="Aptos" w:cs="Angsana New"/>
+        </w:rPr>
+        <w:t xml:space="preserve"> International Journal of Forecasting</w:t>
+      </w:r>
+    </w:p>
+    <w:p>
+      <w:pPr>
+        <w:pStyle w:val="Caption"/>
+        <w:ind w:left="420"/>
+        <w:rPr>
+          <w:rStyle w:val="Strong"/>
+          <w:rFonts w:ascii="Aptos" w:hAnsi="Aptos" w:cs="Angsana New"/>
+          <w:b w:val="0"/>
+          <w:bCs w:val="0"/>
+        </w:rPr>
+      </w:pPr>
+      <w:r>
+        <w:rPr>
+          <w:rStyle w:val="Strong"/>
+          <w:rFonts w:ascii="Aptos" w:hAnsi="Aptos" w:cs="Angsana New"/>
+          <w:b w:val="0"/>
+          <w:bCs w:val="0"/>
+        </w:rPr>
+        <w:t>Summary</w:t>
+      </w:r>
+    </w:p>
+    <w:p>
+      <w:pPr>
+        <w:spacing w:after="120"/>
+        <w:ind w:left="420"/>
+        <w:rPr>
+          <w:rFonts w:ascii="Aptos" w:hAnsi="Aptos"/>
+        </w:rPr>
+      </w:pPr>
+      <w:r>
+        <w:rPr>
+          <w:rFonts w:ascii="Aptos" w:hAnsi="Aptos"/>
+        </w:rPr>
+        <w:t>Explored Bitcoin forecasting using ARIMA and deep recurrent neural networks (RNN/LSTM)</w:t>
+      </w:r>
+      <w:r>
+        <w:rPr>
+          <w:rFonts w:ascii="Aptos" w:hAnsi="Aptos"/>
+        </w:rPr>
+        <w:t>. They demonstrated ARIMAis efficient for linear changes but struggeles with extreme vlatality.</w:t>
+      </w:r>
+    </w:p>
+    <w:p>
+      <w:pPr>
+        <w:spacing w:after="120"/>
+        <w:ind w:left="420"/>
+        <w:rPr>
+          <w:rFonts w:ascii="Aptos" w:hAnsi="Aptos"/>
+        </w:rPr>
+      </w:pPr>
+    </w:p>
+    <w:p>
+      <w:pPr>
+        <w:spacing w:after="120"/>
+        <w:ind w:left="420"/>
+        <w:rPr>
+          <w:rFonts w:ascii="Aptos" w:hAnsi="Aptos"/>
+        </w:rPr>
+      </w:pPr>
+    </w:p>
+    <w:p>
+      <w:pPr>
+        <w:pStyle w:val="Heading3"/>
+        <w:rPr>
+          <w:rFonts w:ascii="Aptos" w:hAnsi="Aptos" w:cs="Angsana New"/>
+        </w:rPr>
+      </w:pPr>
+      <w:r>
+        <w:rPr>
+          <w:rFonts w:ascii="Aptos" w:hAnsi="Aptos" w:cs="Angsana New"/>
+        </w:rPr>
+        <w:t>Model Selection</w:t>
+      </w:r>
+      <w:r>
+        <w:rPr>
+          <w:rFonts w:ascii="Aptos" w:hAnsi="Aptos" w:cs="Angsana New"/>
+        </w:rPr>
+        <w:t xml:space="preserve"> Driven Factors</w:t>
+      </w:r>
+    </w:p>
+    <w:p>
+      <w:pPr>
+        <w:spacing w:after="120"/>
+        <w:ind w:left="420"/>
+        <w:rPr>
+          <w:rFonts w:ascii="Aptos" w:hAnsi="Aptos"/>
+        </w:rPr>
+      </w:pPr>
+      <w:r>
+        <w:rPr>
+          <w:rFonts w:ascii="Aptos" w:hAnsi="Aptos"/>
+        </w:rPr>
+        <w:t>Cryptocurrency markets are characterized</w:t>
+      </w:r>
+      <w:r>
+        <w:rPr>
+          <w:rFonts w:ascii="Aptos" w:hAnsi="Aptos"/>
+        </w:rPr>
+        <w:t xml:space="preserve"> by</w:t>
+      </w:r>
+    </w:p>
+    <w:p>
+      <w:pPr>
+        <w:pStyle w:val="ListParagraph"/>
+        <w:numPr>
+          <w:ilvl w:val="2"/>
+          <w:numId w:val="79"/>
+        </w:numPr>
+        <w:spacing w:after="120"/>
+        <w:rPr>
+          <w:rFonts w:ascii="Aptos" w:hAnsi="Aptos" w:cs="Angsana New"/>
+        </w:rPr>
+      </w:pPr>
+      <w:r>
+        <w:rPr>
+          <w:rFonts w:ascii="Aptos" w:hAnsi="Aptos"/>
+        </w:rPr>
+        <w:t>N</w:t>
+      </w:r>
+      <w:r>
+        <w:rPr>
+          <w:rFonts w:ascii="Aptos" w:hAnsi="Aptos"/>
+        </w:rPr>
+        <w:t>on-stationarity</w:t>
+      </w:r>
+      <w:r>
+        <w:rPr>
+          <w:rFonts w:ascii="Aptos" w:hAnsi="Aptos"/>
+        </w:rPr>
+        <w:t xml:space="preserve"> : Statistical properties like mean price and variance are constantly shifting, what worked yesterday many not work today.</w:t>
+      </w:r>
+    </w:p>
+    <w:p>
+      <w:pPr>
+        <w:pStyle w:val="ListParagraph"/>
+        <w:numPr>
+          <w:ilvl w:val="2"/>
+          <w:numId w:val="79"/>
+        </w:numPr>
+        <w:spacing w:after="120"/>
+        <w:rPr>
+          <w:rFonts w:ascii="Aptos" w:hAnsi="Aptos" w:cs="Angsana New"/>
+        </w:rPr>
+      </w:pPr>
+      <w:r>
+        <w:rPr>
+          <w:rFonts w:ascii="Aptos" w:hAnsi="Aptos"/>
+        </w:rPr>
+        <w:t>Extreme Volatalitry: Price changes in massive and unpredictable drifts over very short periods</w:t>
+      </w:r>
+    </w:p>
+    <w:p>
+      <w:pPr>
+        <w:pStyle w:val="ListParagraph"/>
+        <w:numPr>
+          <w:ilvl w:val="2"/>
+          <w:numId w:val="79"/>
+        </w:numPr>
+        <w:spacing w:after="120"/>
+        <w:rPr>
+          <w:rFonts w:ascii="Aptos" w:hAnsi="Aptos" w:cs="Angsana New"/>
+        </w:rPr>
+      </w:pPr>
+      <w:r>
+        <w:rPr>
+          <w:rFonts w:ascii="Aptos" w:hAnsi="Aptos"/>
+        </w:rPr>
+        <w:t xml:space="preserve">Regime Shifts: Market can instatly move from steady upward trend to high-panic  spike. Recently </w:t>
+      </w:r>
+      <w:r>
+        <w:rPr>
+          <w:rFonts w:ascii="Aptos" w:hAnsi="Aptos"/>
+        </w:rPr>
+        <w:t>oil price hike with Iran war is an example.</w:t>
+      </w:r>
+    </w:p>
+    <w:p>
+      <w:pPr>
+        <w:spacing w:after="120"/>
+        <w:ind w:left="709"/>
+        <w:rPr>
+          <w:rFonts w:ascii="Aptos" w:hAnsi="Aptos"/>
+        </w:rPr>
+      </w:pPr>
+      <w:r>
+        <w:rPr>
+          <w:rFonts w:ascii="Aptos" w:hAnsi="Aptos"/>
+        </w:rPr>
+        <w:t xml:space="preserve">Therefore we </w:t>
+      </w:r>
+      <w:r>
+        <w:rPr>
+          <w:rFonts w:ascii="Aptos" w:hAnsi="Aptos"/>
+        </w:rPr>
+        <w:t>implement model</w:t>
+      </w:r>
+      <w:r>
+        <w:rPr>
+          <w:rFonts w:ascii="Aptos" w:hAnsi="Aptos"/>
+        </w:rPr>
+        <w:t xml:space="preserve">s from different families and </w:t>
+      </w:r>
+      <w:r>
+        <w:rPr>
+          <w:rFonts w:ascii="Aptos" w:hAnsi="Aptos"/>
+        </w:rPr>
+        <w:t xml:space="preserve">evaluate </w:t>
+      </w:r>
+      <w:r>
+        <w:rPr>
+          <w:rFonts w:ascii="Aptos" w:hAnsi="Aptos"/>
+        </w:rPr>
+        <w:t>those</w:t>
+      </w:r>
+      <w:r>
+        <w:rPr>
+          <w:rFonts w:ascii="Aptos" w:hAnsi="Aptos"/>
+        </w:rPr>
+        <w:t xml:space="preserve"> approaches</w:t>
+      </w:r>
+      <w:r>
+        <w:rPr>
+          <w:rFonts w:ascii="Aptos" w:hAnsi="Aptos"/>
+        </w:rPr>
+        <w:t>.</w:t>
+      </w:r>
+    </w:p>
+    <w:p>
+      <w:pPr>
+        <w:pStyle w:val="ListParagraph"/>
+        <w:numPr>
+          <w:ilvl w:val="0"/>
+          <w:numId w:val="80"/>
+        </w:numPr>
+        <w:spacing w:after="100"/>
+        <w:contextualSpacing w:val="0"/>
+        <w:rPr>
+          <w:rFonts w:ascii="Aptos" w:hAnsi="Aptos"/>
+        </w:rPr>
+      </w:pPr>
+      <w:r>
+        <w:rPr>
+          <w:rFonts w:ascii="Aptos" w:hAnsi="Aptos"/>
+          <w:b/>
+          <w:bCs/>
+        </w:rPr>
+        <w:t xml:space="preserve">ARIMA </w:t>
+      </w:r>
+      <w:r>
+        <w:rPr>
+          <w:rFonts w:ascii="Aptos" w:hAnsi="Aptos"/>
+          <w:b/>
+          <w:bCs/>
+        </w:rPr>
+        <w:t xml:space="preserve">: </w:t>
+      </w:r>
+      <w:r>
+        <w:rPr>
+          <w:rFonts w:ascii="Aptos" w:hAnsi="Aptos"/>
+        </w:rPr>
+        <w:t>This is a Statistical model which c</w:t>
+      </w:r>
+      <w:r>
+        <w:rPr>
+          <w:rFonts w:ascii="Aptos" w:hAnsi="Aptos"/>
+        </w:rPr>
+        <w:t>aptures linear autoregressive and moving average</w:t>
+      </w:r>
+      <w:r>
+        <w:rPr>
+          <w:rFonts w:ascii="Aptos" w:hAnsi="Aptos"/>
+        </w:rPr>
+        <w:t>s in series</w:t>
+      </w:r>
+    </w:p>
+    <w:p>
+      <w:pPr>
+        <w:pStyle w:val="ListParagraph"/>
+        <w:numPr>
+          <w:ilvl w:val="0"/>
+          <w:numId w:val="80"/>
+        </w:numPr>
+        <w:spacing w:after="100"/>
+        <w:contextualSpacing w:val="0"/>
+        <w:rPr>
+          <w:rFonts w:ascii="Aptos" w:hAnsi="Aptos"/>
+        </w:rPr>
+      </w:pPr>
+      <w:r>
+        <w:rPr>
+          <w:rFonts w:ascii="Aptos" w:hAnsi="Aptos"/>
+          <w:b/>
+          <w:bCs/>
+        </w:rPr>
+        <w:t xml:space="preserve">XGBoost </w:t>
+      </w:r>
+      <w:r>
+        <w:rPr>
+          <w:rFonts w:ascii="Aptos" w:hAnsi="Aptos"/>
+          <w:b/>
+          <w:bCs/>
+        </w:rPr>
+        <w:t xml:space="preserve">: </w:t>
+      </w:r>
+      <w:r>
+        <w:rPr>
+          <w:rFonts w:ascii="Aptos" w:hAnsi="Aptos"/>
+        </w:rPr>
+        <w:t xml:space="preserve">This is a </w:t>
+      </w:r>
+      <w:r>
+        <w:rPr>
+          <w:rFonts w:ascii="Aptos" w:hAnsi="Aptos"/>
+        </w:rPr>
+        <w:t>Machine Learning</w:t>
+      </w:r>
+      <w:r>
+        <w:rPr>
+          <w:rFonts w:ascii="Aptos" w:hAnsi="Aptos"/>
+        </w:rPr>
+        <w:t xml:space="preserve"> model l</w:t>
+      </w:r>
+      <w:r>
+        <w:rPr>
+          <w:rFonts w:ascii="Aptos" w:hAnsi="Aptos"/>
+        </w:rPr>
+        <w:t>everages a gradient boosting tree structure</w:t>
+      </w:r>
+      <w:r>
+        <w:rPr>
+          <w:rFonts w:ascii="Aptos" w:hAnsi="Aptos"/>
+        </w:rPr>
+        <w:t>.</w:t>
+      </w:r>
+    </w:p>
+    <w:p>
+      <w:pPr>
+        <w:pStyle w:val="ListParagraph"/>
+        <w:numPr>
+          <w:ilvl w:val="0"/>
+          <w:numId w:val="80"/>
+        </w:numPr>
+        <w:spacing w:after="100"/>
+        <w:contextualSpacing w:val="0"/>
+        <w:rPr>
+          <w:rFonts w:ascii="Aptos" w:hAnsi="Aptos"/>
+        </w:rPr>
+      </w:pPr>
+      <w:r>
+        <w:rPr>
+          <w:rFonts w:ascii="Aptos" w:hAnsi="Aptos"/>
+          <w:b/>
+          <w:bCs/>
+        </w:rPr>
+        <w:t xml:space="preserve">GARCH </w:t>
+      </w:r>
+      <w:r>
+        <w:rPr>
+          <w:rFonts w:ascii="Aptos" w:hAnsi="Aptos"/>
+          <w:b/>
+          <w:bCs/>
+        </w:rPr>
+        <w:t xml:space="preserve">: </w:t>
+      </w:r>
+      <w:r>
+        <w:rPr>
+          <w:rFonts w:ascii="Aptos" w:hAnsi="Aptos"/>
+        </w:rPr>
+        <w:t>A statistical and e</w:t>
+      </w:r>
+      <w:r>
+        <w:rPr>
+          <w:rFonts w:ascii="Aptos" w:hAnsi="Aptos"/>
+        </w:rPr>
+        <w:t>conometric</w:t>
+      </w:r>
+      <w:r>
+        <w:rPr>
+          <w:rFonts w:ascii="Aptos" w:hAnsi="Aptos"/>
+        </w:rPr>
+        <w:t xml:space="preserve"> model to measure and track market risk </w:t>
+      </w:r>
+      <w:r>
+        <w:rPr>
+          <w:rFonts w:ascii="Aptos" w:hAnsi="Aptos"/>
+        </w:rPr>
+        <w:t>to capture volatility.</w:t>
+      </w:r>
+    </w:p>
+    <w:p>
+      <w:pPr>
+        <w:pStyle w:val="Heading1"/>
+        <w:numPr>
+          <w:ilvl w:val="0"/>
+          <w:numId w:val="1"/>
+        </w:numPr>
+        <w:rPr>
+          <w:rFonts w:ascii="Aptos" w:hAnsi="Aptos" w:cs="Angsana New"/>
+        </w:rPr>
+      </w:pPr>
+      <w:r>
+        <w:rPr>
+          <w:rFonts w:ascii="Aptos" w:hAnsi="Aptos" w:cs="Angsana New"/>
+        </w:rPr>
+        <w:lastRenderedPageBreak/>
+        <w:t>Time Series Exploration and Preprocessing</w:t>
+      </w:r>
+    </w:p>
+    <w:p>
+      <w:pPr>
+        <w:pStyle w:val="Heading3"/>
+        <w:rPr>
+          <w:rFonts w:ascii="Aptos" w:hAnsi="Aptos" w:cs="Angsana New"/>
+        </w:rPr>
+      </w:pPr>
+      <w:r>
+        <w:rPr>
+          <w:rFonts w:ascii="Aptos" w:hAnsi="Aptos" w:cs="Angsana New"/>
+        </w:rPr>
+        <w:t>Preprocessing and Feature Engineering</w:t>
+      </w:r>
+    </w:p>
+    <w:p>
+      <w:pPr>
+        <w:pStyle w:val="BodyText"/>
+        <w:rPr>
+          <w:rFonts w:ascii="Aptos" w:hAnsi="Aptos"/>
+        </w:rPr>
+      </w:pPr>
+      <w:r>
+        <w:rPr>
+          <w:rFonts w:ascii="Aptos" w:hAnsi="Aptos"/>
+        </w:rPr>
+        <w:t>Thansform raw market data values to structures and model friendly inputs.</w:t>
+      </w:r>
+      <w:r>
+        <w:rPr>
+          <w:rFonts w:ascii="Aptos" w:hAnsi="Aptos"/>
+        </w:rPr>
+        <w:t xml:space="preserve"> Figure 2.1</w:t>
+      </w:r>
+      <w:r>
+        <w:rPr>
+          <w:rFonts w:ascii="Aptos" w:hAnsi="Aptos"/>
+        </w:rPr>
+        <w:t xml:space="preserve"> and 2.2</w:t>
+      </w:r>
+      <w:r>
+        <w:rPr>
+          <w:rFonts w:ascii="Aptos" w:hAnsi="Aptos"/>
+        </w:rPr>
+        <w:t xml:space="preserve"> depicts the cleaning </w:t>
+      </w:r>
+      <w:r>
+        <w:rPr>
+          <w:rFonts w:ascii="Aptos" w:hAnsi="Aptos"/>
+        </w:rPr>
+        <w:t>and cleaned data set respectively</w:t>
+      </w:r>
+      <w:r>
+        <w:rPr>
+          <w:rFonts w:ascii="Aptos" w:hAnsi="Aptos"/>
+        </w:rPr>
+        <w:t>.</w:t>
+      </w:r>
+      <w:r>
+        <w:rPr>
+          <w:rFonts w:ascii="Aptos" w:hAnsi="Aptos"/>
+        </w:rPr>
+        <w:t xml:space="preserve"> </w:t>
+      </w:r>
+    </w:p>
+    <w:p>
+      <w:pPr>
+        <w:pStyle w:val="BodyText"/>
+        <w:numPr>
+          <w:ilvl w:val="0"/>
+          <w:numId w:val="85"/>
+        </w:numPr>
+        <w:rPr>
+          <w:rFonts w:ascii="Aptos" w:hAnsi="Aptos"/>
+        </w:rPr>
+      </w:pPr>
+      <w:r>
+        <w:rPr>
+          <w:rFonts w:ascii="Aptos" w:hAnsi="Aptos"/>
+        </w:rPr>
+        <w:t>Remove unnesssary columns like Source</w:t>
+      </w:r>
+    </w:p>
+    <w:p>
+      <w:pPr>
+        <w:pStyle w:val="BodyText"/>
+        <w:numPr>
+          <w:ilvl w:val="0"/>
+          <w:numId w:val="85"/>
+        </w:numPr>
+        <w:rPr>
+          <w:rFonts w:ascii="Aptos" w:hAnsi="Aptos"/>
+        </w:rPr>
+      </w:pPr>
+      <w:r>
+        <w:rPr>
+          <w:rFonts w:ascii="Aptos" w:hAnsi="Aptos"/>
+        </w:rPr>
+        <w:t xml:space="preserve">Standardizing key column mappings </w:t>
+      </w:r>
+    </w:p>
+    <w:p>
+      <w:pPr>
+        <w:pStyle w:val="BodyText"/>
+        <w:numPr>
+          <w:ilvl w:val="0"/>
+          <w:numId w:val="85"/>
+        </w:numPr>
+        <w:rPr>
+          <w:rFonts w:ascii="Aptos" w:hAnsi="Aptos"/>
+        </w:rPr>
+      </w:pPr>
+      <w:r>
+        <w:rPr>
+          <w:rFonts w:ascii="Aptos" w:hAnsi="Aptos"/>
+        </w:rPr>
+        <w:t>Enforce Numeric and DateTime types</w:t>
+      </w:r>
+    </w:p>
+    <w:p>
+      <w:pPr>
+        <w:pStyle w:val="BodyText"/>
+        <w:numPr>
+          <w:ilvl w:val="0"/>
+          <w:numId w:val="85"/>
+        </w:numPr>
+        <w:rPr>
+          <w:rFonts w:ascii="Aptos" w:hAnsi="Aptos"/>
+        </w:rPr>
+      </w:pPr>
+      <w:r>
+        <w:rPr>
+          <w:rFonts w:ascii="Aptos" w:hAnsi="Aptos"/>
+        </w:rPr>
+        <w:t>Eliminate missing</w:t>
+      </w:r>
+    </w:p>
+    <w:p>
+      <w:pPr>
+        <w:pStyle w:val="BodyText"/>
+        <w:numPr>
+          <w:ilvl w:val="0"/>
+          <w:numId w:val="85"/>
+        </w:numPr>
+        <w:rPr>
+          <w:rFonts w:ascii="Aptos" w:hAnsi="Aptos"/>
+        </w:rPr>
+      </w:pPr>
+      <w:r>
+        <w:rPr>
+          <w:rFonts w:ascii="Aptos" w:hAnsi="Aptos"/>
+        </w:rPr>
+        <w:t>Negate anomalies like like negative values</w:t>
+      </w:r>
+    </w:p>
+    <w:p>
+      <w:pPr>
+        <w:pStyle w:val="BodyText"/>
+        <w:jc w:val="center"/>
+        <w:rPr>
+          <w:rFonts w:ascii="Aptos" w:hAnsi="Aptos"/>
+        </w:rPr>
+      </w:pPr>
+      <w:r>
+        <w:rPr>
+          <w:rFonts w:ascii="Aptos" w:hAnsi="Aptos"/>
+        </w:rPr>
+        <w:drawing>
+          <wp:inline distT="0" distB="0" distL="0" distR="0" wp14:anchorId="6642A5BA" wp14:editId="523A2F57">
+            <wp:extent cx="3555747" cy="5226630"/>
+            <wp:effectExtent l="0" t="0" r="635" b="6350"/>
+            <wp:docPr id="299739711" name="Picture 1" descr="A screen shot of a computer program&#10;&#10;AI-generated content may be incorrect."/>
+            <wp:cNvGraphicFramePr>
+              <a:graphicFrameLocks xmlns:a="http://schemas.openxmlformats.org/drawingml/2006/main" noChangeAspect="1"/>
+            </wp:cNvGraphicFramePr>
+            <a:graphic xmlns:a="http://schemas.openxmlformats.org/drawingml/2006/main">
+              <a:graphicData uri="http://schemas.openxmlformats.org/drawingml/2006/picture">
+                <pic:pic xmlns:pic="http://schemas.openxmlformats.org/drawingml/2006/picture">
+                  <pic:nvPicPr>
+                    <pic:cNvPr id="299739711" name="Picture 1" descr="A screen shot of a computer program&#10;&#10;AI-generated content may be incorrect."/>
+                    <pic:cNvPicPr/>
+                  </pic:nvPicPr>
+                  <pic:blipFill>
+                    <a:blip r:embed="rId28"/>
+                    <a:stretch>
+                      <a:fillRect/>
+                    </a:stretch>
+                  </pic:blipFill>
+                  <pic:spPr>
+                    <a:xfrm>
+                      <a:off x="0" y="0"/>
+                      <a:ext cx="3596121" cy="5285976"/>
+                    </a:xfrm>
+                    <a:prstGeom prst="rect">
+                      <a:avLst/>
+                    </a:prstGeom>
+                  </pic:spPr>
+                </pic:pic>
+              </a:graphicData>
+            </a:graphic>
+          </wp:inline>
+        </w:drawing>
+      </w:r>
+    </w:p>
+    <w:p>
+      <w:pPr>
+        <w:pStyle w:val="BodyText"/>
+        <w:jc w:val="center"/>
+        <w:rPr>
+          <w:rFonts w:ascii="Aptos" w:hAnsi="Aptos"/>
           <w:sz w:val="20"/>
           <w:szCs w:val="20"/>
         </w:rPr>
-        <w:t>2</w:t>
-      </w:r>
-      <w:r>
-        <w:rPr>
+      </w:pPr>
+      <w:r>
+        <w:rPr>
+          <w:rFonts w:ascii="Aptos" w:hAnsi="Aptos"/>
           <w:sz w:val="20"/>
           <w:szCs w:val="20"/>
         </w:rPr>
-        <w:t>1: docker-compose yml</w:t>
+        <w:t>Figure 2.1: Cleaning</w:t>
+      </w:r>
+    </w:p>
+    <w:p>
+      <w:pPr>
+        <w:pStyle w:val="BodyText"/>
+        <w:rPr>
+          <w:rFonts w:ascii="Aptos" w:hAnsi="Aptos"/>
+          <w:b/>
+          <w:bCs/>
+        </w:rPr>
+      </w:pPr>
+    </w:p>
+    <w:p>
+      <w:pPr>
+        <w:pStyle w:val="BodyText"/>
+        <w:rPr>
+          <w:rFonts w:ascii="Aptos" w:hAnsi="Aptos"/>
+          <w:b/>
+          <w:bCs/>
+        </w:rPr>
+      </w:pPr>
+      <w:r>
+        <w:rPr>
+          <w:rFonts w:ascii="Aptos" w:hAnsi="Aptos"/>
+          <w:b/>
+          <w:bCs/>
+        </w:rPr>
+        <w:lastRenderedPageBreak/>
+        <w:drawing>
+          <wp:inline distT="0" distB="0" distL="0" distR="0" wp14:anchorId="5C4CF822" wp14:editId="54307D73">
+            <wp:extent cx="6120130" cy="1363980"/>
+            <wp:effectExtent l="0" t="0" r="1270" b="0"/>
+            <wp:docPr id="423279735" name="Picture 1" descr="A screenshot of a black screen&#10;&#10;AI-generated content may be incorrect."/>
+            <wp:cNvGraphicFramePr>
+              <a:graphicFrameLocks xmlns:a="http://schemas.openxmlformats.org/drawingml/2006/main" noChangeAspect="1"/>
+            </wp:cNvGraphicFramePr>
+            <a:graphic xmlns:a="http://schemas.openxmlformats.org/drawingml/2006/main">
+              <a:graphicData uri="http://schemas.openxmlformats.org/drawingml/2006/picture">
+                <pic:pic xmlns:pic="http://schemas.openxmlformats.org/drawingml/2006/picture">
+                  <pic:nvPicPr>
+                    <pic:cNvPr id="423279735" name="Picture 1" descr="A screenshot of a black screen&#10;&#10;AI-generated content may be incorrect."/>
+                    <pic:cNvPicPr/>
+                  </pic:nvPicPr>
+                  <pic:blipFill>
+                    <a:blip r:embed="rId29"/>
+                    <a:stretch>
+                      <a:fillRect/>
+                    </a:stretch>
+                  </pic:blipFill>
+                  <pic:spPr>
+                    <a:xfrm>
+                      <a:off x="0" y="0"/>
+                      <a:ext cx="6120130" cy="1363980"/>
+                    </a:xfrm>
+                    <a:prstGeom prst="rect">
+                      <a:avLst/>
+                    </a:prstGeom>
+                  </pic:spPr>
+                </pic:pic>
+              </a:graphicData>
+            </a:graphic>
+          </wp:inline>
+        </w:drawing>
       </w:r>
     </w:p>
     <w:p>
@@ -10762,145 +11566,1727 @@
         <w:pStyle w:val="BodyText"/>
         <w:jc w:val="center"/>
         <w:rPr>
-          <w:rFonts w:ascii="Aptos" w:hAnsi="Aptos" w:cs="Angsana New"/>
-        </w:rPr>
-      </w:pPr>
-    </w:p>
-    <w:p>
-      <w:pPr>
-        <w:suppressAutoHyphens/>
-        <w:rPr>
-          <w:rFonts w:ascii="Aptos" w:hAnsi="Aptos" w:cs="Angsana New"/>
-        </w:rPr>
-      </w:pPr>
-      <w:r>
-        <w:rPr>
-          <w:rFonts w:ascii="Aptos" w:hAnsi="Aptos" w:cs="Angsana New"/>
-        </w:rPr>
-        <w:br w:type="page"/>
-      </w:r>
+          <w:rFonts w:ascii="Aptos" w:hAnsi="Aptos"/>
+          <w:sz w:val="20"/>
+          <w:szCs w:val="20"/>
+        </w:rPr>
+      </w:pPr>
+      <w:r>
+        <w:rPr>
+          <w:rFonts w:ascii="Aptos" w:hAnsi="Aptos"/>
+          <w:sz w:val="20"/>
+          <w:szCs w:val="20"/>
+        </w:rPr>
+        <w:t>Figure 2.</w:t>
+      </w:r>
+      <w:r>
+        <w:rPr>
+          <w:rFonts w:ascii="Aptos" w:hAnsi="Aptos"/>
+          <w:sz w:val="20"/>
+          <w:szCs w:val="20"/>
+        </w:rPr>
+        <w:t>2</w:t>
+      </w:r>
+      <w:r>
+        <w:rPr>
+          <w:rFonts w:ascii="Aptos" w:hAnsi="Aptos"/>
+          <w:sz w:val="20"/>
+          <w:szCs w:val="20"/>
+        </w:rPr>
+        <w:t xml:space="preserve">: </w:t>
+      </w:r>
+      <w:r>
+        <w:rPr>
+          <w:rFonts w:ascii="Aptos" w:hAnsi="Aptos"/>
+          <w:sz w:val="20"/>
+          <w:szCs w:val="20"/>
+        </w:rPr>
+        <w:t>Cleaned dataset</w:t>
+      </w:r>
+    </w:p>
+    <w:p>
+      <w:pPr>
+        <w:pStyle w:val="BodyText"/>
+        <w:rPr>
+          <w:rFonts w:ascii="Aptos" w:hAnsi="Aptos"/>
+          <w:b/>
+          <w:bCs/>
+        </w:rPr>
+      </w:pPr>
+      <w:r>
+        <w:rPr>
+          <w:rFonts w:ascii="Aptos" w:hAnsi="Aptos"/>
+          <w:b/>
+          <w:bCs/>
+        </w:rPr>
+        <w:t xml:space="preserve">Feature Engineering </w:t>
+      </w:r>
+    </w:p>
+    <w:p>
+      <w:pPr>
+        <w:pStyle w:val="BodyText"/>
+        <w:numPr>
+          <w:ilvl w:val="1"/>
+          <w:numId w:val="1"/>
+        </w:numPr>
+        <w:rPr>
+          <w:rFonts w:ascii="Aptos" w:hAnsi="Aptos"/>
+        </w:rPr>
+      </w:pPr>
+      <w:r>
+        <w:rPr>
+          <w:rFonts w:ascii="Aptos" w:hAnsi="Aptos"/>
+        </w:rPr>
+        <w:t>Calendar Features</w:t>
+      </w:r>
+    </w:p>
+    <w:p>
+      <w:pPr>
+        <w:pStyle w:val="BodyText"/>
+        <w:ind w:left="349"/>
+        <w:rPr>
+          <w:rFonts w:ascii="Aptos" w:hAnsi="Aptos"/>
+        </w:rPr>
+      </w:pPr>
+      <w:r>
+        <w:rPr>
+          <w:rFonts w:ascii="Aptos" w:hAnsi="Aptos"/>
+        </w:rPr>
+        <w:t>With the possibility of handing seasonal behaviour but (unlikely associate with crypto trading except weekend trends due to clousure of finacial institutes)</w:t>
+      </w:r>
+      <w:r>
+        <w:rPr>
+          <w:rFonts w:ascii="Aptos" w:hAnsi="Aptos"/>
+        </w:rPr>
+        <w:t xml:space="preserve"> we added calendar features</w:t>
+      </w:r>
+      <w:r>
+        <w:rPr>
+          <w:rFonts w:ascii="Aptos" w:hAnsi="Aptos"/>
+        </w:rPr>
+        <w:t>.</w:t>
+      </w:r>
+    </w:p>
+    <w:p>
+      <w:pPr>
+        <w:pStyle w:val="BodyText"/>
+        <w:numPr>
+          <w:ilvl w:val="1"/>
+          <w:numId w:val="1"/>
+        </w:numPr>
+        <w:rPr>
+          <w:rFonts w:ascii="Aptos" w:hAnsi="Aptos"/>
+        </w:rPr>
+      </w:pPr>
+      <w:r>
+        <w:rPr>
+          <w:rFonts w:ascii="Aptos" w:hAnsi="Aptos"/>
+        </w:rPr>
+        <w:t>Lag Features</w:t>
+      </w:r>
+    </w:p>
+    <w:p>
+      <w:pPr>
+        <w:pStyle w:val="BodyText"/>
+        <w:ind w:left="632"/>
+        <w:rPr>
+          <w:rFonts w:ascii="Aptos" w:hAnsi="Aptos"/>
+        </w:rPr>
+      </w:pPr>
+      <w:r>
+        <w:rPr>
+          <w:rFonts w:ascii="Aptos" w:hAnsi="Aptos"/>
+        </w:rPr>
+        <w:t>This gives the model a memory.</w:t>
+      </w:r>
+      <w:r>
+        <w:rPr>
+          <w:rFonts w:ascii="Aptos" w:hAnsi="Aptos"/>
+        </w:rPr>
+        <w:t xml:space="preserve"> 1: Previos day, 2: 2 days ago.</w:t>
+      </w:r>
+      <w:r>
+        <w:rPr>
+          <w:rFonts w:ascii="Aptos" w:hAnsi="Aptos"/>
+        </w:rPr>
+        <w:t xml:space="preserve"> </w:t>
+      </w:r>
+      <w:r>
+        <w:rPr>
+          <w:rFonts w:ascii="Aptos" w:hAnsi="Aptos"/>
+        </w:rPr>
+        <w:t>And also it</w:t>
+      </w:r>
+      <w:r>
+        <w:rPr>
+          <w:rFonts w:ascii="Aptos" w:hAnsi="Aptos"/>
+        </w:rPr>
+        <w:t xml:space="preserve"> helps to identify cyclic patterns. 7: Weekly patterns, 30: Mothly patterns</w:t>
+      </w:r>
+    </w:p>
+    <w:p>
+      <w:pPr>
+        <w:pStyle w:val="BodyText"/>
+        <w:ind w:left="632"/>
+        <w:rPr>
+          <w:rFonts w:ascii="Aptos" w:hAnsi="Aptos"/>
+        </w:rPr>
+      </w:pPr>
+    </w:p>
+    <w:p>
+      <w:pPr>
+        <w:pStyle w:val="BodyText"/>
+        <w:ind w:left="632"/>
+        <w:jc w:val="center"/>
+        <w:rPr>
+          <w:rFonts w:ascii="Aptos" w:hAnsi="Aptos"/>
+        </w:rPr>
+      </w:pPr>
+      <w:r>
+        <w:rPr>
+          <w:rFonts w:ascii="Aptos" w:hAnsi="Aptos"/>
+        </w:rPr>
+        <w:drawing>
+          <wp:inline distT="0" distB="0" distL="0" distR="0" wp14:anchorId="46A6A7D1" wp14:editId="55E78A61">
+            <wp:extent cx="4458307" cy="2454891"/>
+            <wp:effectExtent l="0" t="0" r="0" b="0"/>
+            <wp:docPr id="17585839" name="Picture 1" descr="A computer screen with text and numbers&#10;&#10;AI-generated content may be incorrect."/>
+            <wp:cNvGraphicFramePr>
+              <a:graphicFrameLocks xmlns:a="http://schemas.openxmlformats.org/drawingml/2006/main" noChangeAspect="1"/>
+            </wp:cNvGraphicFramePr>
+            <a:graphic xmlns:a="http://schemas.openxmlformats.org/drawingml/2006/main">
+              <a:graphicData uri="http://schemas.openxmlformats.org/drawingml/2006/picture">
+                <pic:pic xmlns:pic="http://schemas.openxmlformats.org/drawingml/2006/picture">
+                  <pic:nvPicPr>
+                    <pic:cNvPr id="17585839" name="Picture 1" descr="A computer screen with text and numbers&#10;&#10;AI-generated content may be incorrect."/>
+                    <pic:cNvPicPr/>
+                  </pic:nvPicPr>
+                  <pic:blipFill>
+                    <a:blip r:embed="rId30"/>
+                    <a:stretch>
+                      <a:fillRect/>
+                    </a:stretch>
+                  </pic:blipFill>
+                  <pic:spPr>
+                    <a:xfrm>
+                      <a:off x="0" y="0"/>
+                      <a:ext cx="4489935" cy="2472306"/>
+                    </a:xfrm>
+                    <a:prstGeom prst="rect">
+                      <a:avLst/>
+                    </a:prstGeom>
+                  </pic:spPr>
+                </pic:pic>
+              </a:graphicData>
+            </a:graphic>
+          </wp:inline>
+        </w:drawing>
+      </w:r>
+    </w:p>
+    <w:p>
+      <w:pPr>
+        <w:pStyle w:val="BodyText"/>
+        <w:ind w:left="632"/>
+        <w:jc w:val="center"/>
+        <w:rPr>
+          <w:rFonts w:ascii="Aptos" w:hAnsi="Aptos"/>
+          <w:sz w:val="20"/>
+          <w:szCs w:val="20"/>
+        </w:rPr>
+      </w:pPr>
+      <w:r>
+        <w:rPr>
+          <w:rFonts w:ascii="Aptos" w:hAnsi="Aptos"/>
+          <w:sz w:val="20"/>
+          <w:szCs w:val="20"/>
+        </w:rPr>
+        <w:t>Figure 2.2: Feature Engineering</w:t>
+      </w:r>
+    </w:p>
+    <w:p>
+      <w:pPr>
+        <w:pStyle w:val="BodyText"/>
+        <w:rPr>
+          <w:rFonts w:ascii="Aptos" w:hAnsi="Aptos"/>
+        </w:rPr>
+      </w:pPr>
+    </w:p>
+    <w:p>
+      <w:pPr>
+        <w:pStyle w:val="Heading3"/>
+        <w:spacing w:after="200"/>
+        <w:rPr>
+          <w:rFonts w:ascii="Aptos" w:hAnsi="Aptos"/>
+        </w:rPr>
+      </w:pPr>
+      <w:r>
+        <w:rPr>
+          <w:rFonts w:ascii="Aptos" w:hAnsi="Aptos"/>
+        </w:rPr>
+        <w:t>Visualizations</w:t>
+      </w:r>
+    </w:p>
+    <w:p>
+      <w:pPr>
+        <w:pStyle w:val="BodyText"/>
+        <w:rPr>
+          <w:rFonts w:ascii="Aptos" w:hAnsi="Aptos"/>
+          <w:b/>
+          <w:bCs/>
+        </w:rPr>
+      </w:pPr>
+      <w:r>
+        <w:rPr>
+          <w:rFonts w:ascii="Aptos" w:hAnsi="Aptos"/>
+          <w:b/>
+          <w:bCs/>
+        </w:rPr>
+        <w:t>Historical Price Plot</w:t>
+      </w:r>
+    </w:p>
+    <w:p>
+      <w:pPr>
+        <w:pStyle w:val="BodyText"/>
+      </w:pPr>
+      <w:r>
+        <w:rPr>
+          <w:rFonts w:ascii="Aptos" w:hAnsi="Aptos"/>
+        </w:rPr>
+        <w:t xml:space="preserve">Figure 2.3 depicts BTC historial closing price chart. </w:t>
+      </w:r>
+      <w:r>
+        <w:t xml:space="preserve">Bitcoin's supply schedule is hardcoded to cut the mining </w:t>
+      </w:r>
+      <w:r>
+        <w:t>suppy</w:t>
+      </w:r>
+      <w:r>
+        <w:t xml:space="preserve"> in half </w:t>
+      </w:r>
+      <w:r>
+        <w:t>nearly</w:t>
+      </w:r>
+      <w:r>
+        <w:t xml:space="preserve"> every four years</w:t>
+      </w:r>
+      <w:r>
+        <w:t xml:space="preserve">. Historical values depicts exactly same as depicted in figure 2.3 which has occurred in early 2024. This can be identified as macro cycles which is predictable. </w:t>
+      </w:r>
+    </w:p>
+    <w:p>
+      <w:pPr>
+        <w:pStyle w:val="BodyText"/>
+      </w:pPr>
+    </w:p>
+    <w:p>
+      <w:pPr>
+        <w:pStyle w:val="BodyText"/>
+        <w:rPr>
+          <w:rFonts w:ascii="Aptos" w:hAnsi="Aptos"/>
+          <w:b/>
+          <w:bCs/>
+        </w:rPr>
+      </w:pPr>
+      <w:r>
+        <w:rPr>
+          <w:rFonts w:ascii="Aptos" w:hAnsi="Aptos"/>
+          <w:b/>
+          <w:bCs/>
+        </w:rPr>
+        <w:lastRenderedPageBreak/>
+        <w:t>Trading Volume Plot</w:t>
+      </w:r>
+    </w:p>
+    <w:p>
+      <w:pPr>
+        <w:pStyle w:val="BodyText"/>
+        <w:rPr>
+          <w:rFonts w:ascii="Aptos" w:hAnsi="Aptos"/>
+        </w:rPr>
+      </w:pPr>
+      <w:r>
+        <w:rPr>
+          <w:rFonts w:ascii="Aptos" w:hAnsi="Aptos"/>
+        </w:rPr>
+        <w:t>As depicted in figure 2.4 trading volume plots volume spikes align with large price changes which showcasing the capital exchange in bull and bear market.</w:t>
+      </w:r>
+    </w:p>
+    <w:p>
+      <w:pPr>
+        <w:pStyle w:val="BodyText"/>
+        <w:jc w:val="center"/>
+        <w:rPr>
+          <w:rFonts w:ascii="Aptos" w:hAnsi="Aptos" w:cs="Angsana New"/>
+        </w:rPr>
+      </w:pPr>
+      <w:r>
+        <w:rPr>
+          <w:rFonts w:ascii="Aptos" w:hAnsi="Aptos" w:cs="Angsana New"/>
+        </w:rPr>
+        <w:drawing>
+          <wp:inline distT="0" distB="0" distL="0" distR="0" wp14:anchorId="231A4E14" wp14:editId="66AAF29F">
+            <wp:extent cx="4664770" cy="1943735"/>
+            <wp:effectExtent l="0" t="0" r="0" b="0"/>
+            <wp:docPr id="2083709460" name="Picture 1" descr="A graph showing a price&#10;&#10;AI-generated content may be incorrect."/>
+            <wp:cNvGraphicFramePr>
+              <a:graphicFrameLocks xmlns:a="http://schemas.openxmlformats.org/drawingml/2006/main" noChangeAspect="1"/>
+            </wp:cNvGraphicFramePr>
+            <a:graphic xmlns:a="http://schemas.openxmlformats.org/drawingml/2006/main">
+              <a:graphicData uri="http://schemas.openxmlformats.org/drawingml/2006/picture">
+                <pic:pic xmlns:pic="http://schemas.openxmlformats.org/drawingml/2006/picture">
+                  <pic:nvPicPr>
+                    <pic:cNvPr id="2083709460" name="Picture 1" descr="A graph showing a price&#10;&#10;AI-generated content may be incorrect."/>
+                    <pic:cNvPicPr/>
+                  </pic:nvPicPr>
+                  <pic:blipFill>
+                    <a:blip r:embed="rId31"/>
+                    <a:stretch>
+                      <a:fillRect/>
+                    </a:stretch>
+                  </pic:blipFill>
+                  <pic:spPr>
+                    <a:xfrm>
+                      <a:off x="0" y="0"/>
+                      <a:ext cx="4743957" cy="1976731"/>
+                    </a:xfrm>
+                    <a:prstGeom prst="rect">
+                      <a:avLst/>
+                    </a:prstGeom>
+                  </pic:spPr>
+                </pic:pic>
+              </a:graphicData>
+            </a:graphic>
+          </wp:inline>
+        </w:drawing>
+      </w:r>
+    </w:p>
+    <w:p>
+      <w:pPr>
+        <w:pStyle w:val="BodyText"/>
+        <w:jc w:val="center"/>
+        <w:rPr>
+          <w:rFonts w:ascii="Aptos" w:hAnsi="Aptos" w:cs="Angsana New"/>
+          <w:sz w:val="20"/>
+          <w:szCs w:val="20"/>
+        </w:rPr>
+      </w:pPr>
+      <w:r>
+        <w:rPr>
+          <w:rFonts w:ascii="Aptos" w:hAnsi="Aptos" w:cs="Angsana New"/>
+          <w:sz w:val="20"/>
+          <w:szCs w:val="20"/>
+        </w:rPr>
+        <w:t>Figure 2.3: BTC historical closing price</w:t>
+      </w:r>
+    </w:p>
+    <w:p>
+      <w:pPr>
+        <w:pStyle w:val="BodyText"/>
+        <w:jc w:val="center"/>
+        <w:rPr>
+          <w:rFonts w:ascii="Aptos" w:hAnsi="Aptos" w:cs="Angsana New"/>
+        </w:rPr>
+      </w:pPr>
+      <w:r>
+        <w:rPr>
+          <w:rFonts w:ascii="Aptos" w:hAnsi="Aptos" w:cs="Angsana New"/>
+        </w:rPr>
+        <w:drawing>
+          <wp:inline distT="0" distB="0" distL="0" distR="0" wp14:anchorId="54BCA36B" wp14:editId="3D4DABAA">
+            <wp:extent cx="4746433" cy="1582309"/>
+            <wp:effectExtent l="0" t="0" r="3810" b="5715"/>
+            <wp:docPr id="274315672" name="Picture 1" descr="A graph showing a graph of a bitcoin trading&#10;&#10;AI-generated content may be incorrect."/>
+            <wp:cNvGraphicFramePr>
+              <a:graphicFrameLocks xmlns:a="http://schemas.openxmlformats.org/drawingml/2006/main" noChangeAspect="1"/>
+            </wp:cNvGraphicFramePr>
+            <a:graphic xmlns:a="http://schemas.openxmlformats.org/drawingml/2006/main">
+              <a:graphicData uri="http://schemas.openxmlformats.org/drawingml/2006/picture">
+                <pic:pic xmlns:pic="http://schemas.openxmlformats.org/drawingml/2006/picture">
+                  <pic:nvPicPr>
+                    <pic:cNvPr id="274315672" name="Picture 1" descr="A graph showing a graph of a bitcoin trading&#10;&#10;AI-generated content may be incorrect."/>
+                    <pic:cNvPicPr/>
+                  </pic:nvPicPr>
+                  <pic:blipFill>
+                    <a:blip r:embed="rId32"/>
+                    <a:stretch>
+                      <a:fillRect/>
+                    </a:stretch>
+                  </pic:blipFill>
+                  <pic:spPr>
+                    <a:xfrm>
+                      <a:off x="0" y="0"/>
+                      <a:ext cx="4933198" cy="1644571"/>
+                    </a:xfrm>
+                    <a:prstGeom prst="rect">
+                      <a:avLst/>
+                    </a:prstGeom>
+                  </pic:spPr>
+                </pic:pic>
+              </a:graphicData>
+            </a:graphic>
+          </wp:inline>
+        </w:drawing>
+      </w:r>
+    </w:p>
+    <w:p>
+      <w:pPr>
+        <w:pStyle w:val="BodyText"/>
+        <w:jc w:val="center"/>
+        <w:rPr>
+          <w:rFonts w:ascii="Aptos" w:hAnsi="Aptos" w:cs="Angsana New"/>
+          <w:sz w:val="20"/>
+          <w:szCs w:val="20"/>
+        </w:rPr>
+      </w:pPr>
+      <w:r>
+        <w:rPr>
+          <w:rFonts w:ascii="Aptos" w:hAnsi="Aptos" w:cs="Angsana New"/>
+          <w:sz w:val="20"/>
+          <w:szCs w:val="20"/>
+        </w:rPr>
+        <w:t>Figure 2.</w:t>
+      </w:r>
+      <w:r>
+        <w:rPr>
+          <w:rFonts w:ascii="Aptos" w:hAnsi="Aptos" w:cs="Angsana New"/>
+          <w:sz w:val="20"/>
+          <w:szCs w:val="20"/>
+        </w:rPr>
+        <w:t>4</w:t>
+      </w:r>
+      <w:r>
+        <w:rPr>
+          <w:rFonts w:ascii="Aptos" w:hAnsi="Aptos" w:cs="Angsana New"/>
+          <w:sz w:val="20"/>
+          <w:szCs w:val="20"/>
+        </w:rPr>
+        <w:t>:</w:t>
+      </w:r>
+      <w:r>
+        <w:rPr>
+          <w:rFonts w:ascii="Aptos" w:hAnsi="Aptos" w:cs="Angsana New"/>
+          <w:sz w:val="20"/>
+          <w:szCs w:val="20"/>
+        </w:rPr>
+        <w:t xml:space="preserve"> Historical Trading Volume</w:t>
+      </w:r>
+    </w:p>
+    <w:p>
+      <w:pPr>
+        <w:pStyle w:val="BodyText"/>
+        <w:jc w:val="center"/>
+        <w:rPr>
+          <w:rFonts w:ascii="Aptos" w:hAnsi="Aptos" w:cs="Angsana New"/>
+          <w:sz w:val="20"/>
+          <w:szCs w:val="20"/>
+        </w:rPr>
+      </w:pPr>
+    </w:p>
+    <w:p>
+      <w:pPr>
+        <w:pStyle w:val="BodyText"/>
+        <w:rPr>
+          <w:rFonts w:ascii="Aptos" w:hAnsi="Aptos" w:cs="Angsana New"/>
+        </w:rPr>
+      </w:pPr>
+      <w:r>
+        <w:rPr>
+          <w:rFonts w:ascii="Aptos" w:hAnsi="Aptos" w:cs="Angsana New"/>
+        </w:rPr>
+        <w:t>Returns Plot</w:t>
+      </w:r>
+    </w:p>
+    <w:p>
+      <w:pPr>
+        <w:pStyle w:val="BodyText"/>
+        <w:rPr>
+          <w:rFonts w:ascii="Aptos" w:hAnsi="Aptos" w:cs="Angsana New"/>
+        </w:rPr>
+      </w:pPr>
+      <w:r>
+        <w:rPr>
+          <w:rFonts w:ascii="Aptos" w:hAnsi="Aptos" w:cs="Angsana New"/>
+        </w:rPr>
+        <w:t xml:space="preserve">As depicted in figure 2.5 </w:t>
+      </w:r>
+      <w:r>
+        <w:rPr>
+          <w:rFonts w:ascii="Aptos" w:hAnsi="Aptos" w:cs="Angsana New"/>
+        </w:rPr>
+        <w:t xml:space="preserve">daily percentage change returns changes around meamn zero. Even BTC changes over time and massive upward trends the percentage changes gives a different picture. On any given date the BTC might go up by 0.12% and down by 0.1%. Over a long period all these ups and downds average out ot 0%. Which makes this stationary series goes up and down around a flat baseline. </w:t>
+      </w:r>
+    </w:p>
+    <w:p>
+      <w:pPr>
+        <w:pStyle w:val="BodyText"/>
+        <w:rPr>
+          <w:rFonts w:ascii="Aptos" w:hAnsi="Aptos" w:cs="Angsana New"/>
+        </w:rPr>
+      </w:pPr>
+      <w:r>
+        <w:rPr>
+          <w:rFonts w:ascii="Aptos" w:hAnsi="Aptos" w:cs="Angsana New"/>
+        </w:rPr>
+        <w:drawing>
+          <wp:inline distT="0" distB="0" distL="0" distR="0" wp14:anchorId="020437AE" wp14:editId="2B01F6E4">
+            <wp:extent cx="6120130" cy="2040255"/>
+            <wp:effectExtent l="0" t="0" r="1270" b="4445"/>
+            <wp:docPr id="469581268" name="Picture 1" descr="A graph showing a blue line&#10;&#10;AI-generated content may be incorrect."/>
+            <wp:cNvGraphicFramePr>
+              <a:graphicFrameLocks xmlns:a="http://schemas.openxmlformats.org/drawingml/2006/main" noChangeAspect="1"/>
+            </wp:cNvGraphicFramePr>
+            <a:graphic xmlns:a="http://schemas.openxmlformats.org/drawingml/2006/main">
+              <a:graphicData uri="http://schemas.openxmlformats.org/drawingml/2006/picture">
+                <pic:pic xmlns:pic="http://schemas.openxmlformats.org/drawingml/2006/picture">
+                  <pic:nvPicPr>
+                    <pic:cNvPr id="469581268" name="Picture 1" descr="A graph showing a blue line&#10;&#10;AI-generated content may be incorrect."/>
+                    <pic:cNvPicPr/>
+                  </pic:nvPicPr>
+                  <pic:blipFill>
+                    <a:blip r:embed="rId33"/>
+                    <a:stretch>
+                      <a:fillRect/>
+                    </a:stretch>
+                  </pic:blipFill>
+                  <pic:spPr>
+                    <a:xfrm>
+                      <a:off x="0" y="0"/>
+                      <a:ext cx="6120130" cy="2040255"/>
+                    </a:xfrm>
+                    <a:prstGeom prst="rect">
+                      <a:avLst/>
+                    </a:prstGeom>
+                  </pic:spPr>
+                </pic:pic>
+              </a:graphicData>
+            </a:graphic>
+          </wp:inline>
+        </w:drawing>
+      </w:r>
+    </w:p>
+    <w:p>
+      <w:pPr>
+        <w:pStyle w:val="BodyText"/>
+        <w:jc w:val="center"/>
+        <w:rPr>
+          <w:rFonts w:ascii="Aptos" w:hAnsi="Aptos" w:cs="Angsana New"/>
+          <w:sz w:val="20"/>
+          <w:szCs w:val="20"/>
+        </w:rPr>
+      </w:pPr>
+      <w:r>
+        <w:rPr>
+          <w:rFonts w:ascii="Aptos" w:hAnsi="Aptos" w:cs="Angsana New"/>
+          <w:sz w:val="20"/>
+          <w:szCs w:val="20"/>
+        </w:rPr>
+        <w:t>Figure 2.</w:t>
+      </w:r>
+      <w:r>
+        <w:rPr>
+          <w:rFonts w:ascii="Aptos" w:hAnsi="Aptos" w:cs="Angsana New"/>
+          <w:sz w:val="20"/>
+          <w:szCs w:val="20"/>
+        </w:rPr>
+        <w:t>5</w:t>
+      </w:r>
+      <w:r>
+        <w:rPr>
+          <w:rFonts w:ascii="Aptos" w:hAnsi="Aptos" w:cs="Angsana New"/>
+          <w:sz w:val="20"/>
+          <w:szCs w:val="20"/>
+        </w:rPr>
+        <w:t>:</w:t>
+      </w:r>
+      <w:r>
+        <w:rPr>
+          <w:rFonts w:ascii="Aptos" w:hAnsi="Aptos" w:cs="Angsana New"/>
+          <w:sz w:val="20"/>
+          <w:szCs w:val="20"/>
+        </w:rPr>
+        <w:t xml:space="preserve"> </w:t>
+      </w:r>
+      <w:r>
+        <w:rPr>
+          <w:rFonts w:ascii="Aptos" w:hAnsi="Aptos" w:cs="Angsana New"/>
+          <w:sz w:val="20"/>
+          <w:szCs w:val="20"/>
+        </w:rPr>
+        <w:t>Daily Return Plot</w:t>
+      </w:r>
+    </w:p>
+    <w:p>
+      <w:pPr>
+        <w:pStyle w:val="Heading3"/>
+      </w:pPr>
+      <w:r>
+        <w:lastRenderedPageBreak/>
+        <w:t>S</w:t>
+      </w:r>
+      <w:r>
+        <w:t xml:space="preserve">tationarity </w:t>
+      </w:r>
+      <w:r>
+        <w:t>T</w:t>
+      </w:r>
+      <w:r>
+        <w:t>ests</w:t>
+      </w:r>
+      <w:r>
+        <w:t xml:space="preserve"> – ADF(Augmented Dickey Fuller)</w:t>
+      </w:r>
+    </w:p>
+    <w:p>
+      <w:pPr>
+        <w:pStyle w:val="BodyText"/>
+        <w:rPr>
+          <w:rFonts w:ascii="Aptos" w:hAnsi="Aptos" w:cs="Angsana New"/>
+        </w:rPr>
+      </w:pPr>
+      <w:r>
+        <w:rPr>
+          <w:rFonts w:ascii="Aptos" w:hAnsi="Aptos" w:cs="Angsana New"/>
+        </w:rPr>
+        <w:t>ADF evaluates whther time series has a unit toot (non stationary and trending) or its stationary.</w:t>
+      </w:r>
+    </w:p>
+    <w:p>
+      <w:pPr>
+        <w:pStyle w:val="BodyText"/>
+        <w:rPr>
+          <w:rFonts w:ascii="Aptos" w:hAnsi="Aptos" w:cs="Angsana New"/>
+        </w:rPr>
+      </w:pPr>
+      <w:r>
+        <w:rPr>
+          <w:rFonts w:ascii="Aptos" w:hAnsi="Aptos" w:cs="Angsana New"/>
+          <w:b/>
+          <w:bCs/>
+        </w:rPr>
+        <w:t>H0(Null Hypotheis):</w:t>
+      </w:r>
+      <w:r>
+        <w:rPr>
+          <w:rFonts w:ascii="Aptos" w:hAnsi="Aptos" w:cs="Angsana New"/>
+        </w:rPr>
+        <w:t xml:space="preserve"> Series has a unit root, means its non-stationary. (Statistical properties like mean, variance will change over time). This is a one sided test means it simply test greater or less than baseline.</w:t>
+      </w:r>
+    </w:p>
+    <w:p>
+      <w:pPr>
+        <w:pStyle w:val="BodyText"/>
+        <w:rPr>
+          <w:rFonts w:ascii="Aptos" w:hAnsi="Aptos" w:cs="Angsana New"/>
+        </w:rPr>
+      </w:pPr>
+      <w:r>
+        <w:rPr>
+          <w:rFonts w:ascii="Aptos" w:hAnsi="Aptos" w:cs="Angsana New"/>
+          <w:b/>
+          <w:bCs/>
+        </w:rPr>
+        <w:t>H1(Alternative</w:t>
+      </w:r>
+      <w:r>
+        <w:rPr>
+          <w:rFonts w:ascii="Aptos" w:hAnsi="Aptos" w:cs="Angsana New"/>
+        </w:rPr>
+        <w:t>): It does not have unit root</w:t>
+      </w:r>
+    </w:p>
+    <w:p>
+      <w:pPr>
+        <w:pStyle w:val="BodyText"/>
+        <w:rPr>
+          <w:rFonts w:ascii="Aptos" w:hAnsi="Aptos" w:cs="Angsana New"/>
+        </w:rPr>
+      </w:pPr>
+      <w:r>
+        <w:rPr>
+          <w:rFonts w:ascii="Aptos" w:hAnsi="Aptos" w:cs="Angsana New"/>
+        </w:rPr>
+        <w:t>Here we test close price and daily returns (percentage change) for testing stationary</w:t>
+      </w:r>
+      <w:r>
+        <w:rPr>
+          <w:rFonts w:ascii="Aptos" w:hAnsi="Aptos" w:cs="Angsana New"/>
+        </w:rPr>
+        <w:t xml:space="preserve"> and figure </w:t>
+      </w:r>
+      <w:r>
+        <w:rPr>
+          <w:rFonts w:ascii="Aptos" w:hAnsi="Aptos" w:cs="Angsana New"/>
+        </w:rPr>
+        <w:t>2.6 depicts ADF test python code and Table 211 illutrates the result.</w:t>
+      </w:r>
+    </w:p>
+    <w:p>
+      <w:pPr>
+        <w:pStyle w:val="BodyText"/>
+        <w:rPr>
+          <w:rFonts w:ascii="Aptos" w:hAnsi="Aptos" w:cs="Angsana New"/>
+        </w:rPr>
+      </w:pPr>
+      <w:r>
+        <w:rPr>
+          <w:rFonts w:ascii="Aptos" w:hAnsi="Aptos" w:cs="Angsana New"/>
+        </w:rPr>
+        <w:drawing>
+          <wp:inline distT="0" distB="0" distL="0" distR="0" wp14:anchorId="4B5AF783" wp14:editId="12ABDB53">
+            <wp:extent cx="6120130" cy="1679575"/>
+            <wp:effectExtent l="0" t="0" r="1270" b="0"/>
+            <wp:docPr id="1964257071" name="Picture 1" descr="A computer screen with text on it&#10;&#10;AI-generated content may be incorrect."/>
+            <wp:cNvGraphicFramePr>
+              <a:graphicFrameLocks xmlns:a="http://schemas.openxmlformats.org/drawingml/2006/main" noChangeAspect="1"/>
+            </wp:cNvGraphicFramePr>
+            <a:graphic xmlns:a="http://schemas.openxmlformats.org/drawingml/2006/main">
+              <a:graphicData uri="http://schemas.openxmlformats.org/drawingml/2006/picture">
+                <pic:pic xmlns:pic="http://schemas.openxmlformats.org/drawingml/2006/picture">
+                  <pic:nvPicPr>
+                    <pic:cNvPr id="1964257071" name="Picture 1" descr="A computer screen with text on it&#10;&#10;AI-generated content may be incorrect."/>
+                    <pic:cNvPicPr/>
+                  </pic:nvPicPr>
+                  <pic:blipFill>
+                    <a:blip r:embed="rId34"/>
+                    <a:stretch>
+                      <a:fillRect/>
+                    </a:stretch>
+                  </pic:blipFill>
+                  <pic:spPr>
+                    <a:xfrm>
+                      <a:off x="0" y="0"/>
+                      <a:ext cx="6120130" cy="1679575"/>
+                    </a:xfrm>
+                    <a:prstGeom prst="rect">
+                      <a:avLst/>
+                    </a:prstGeom>
+                  </pic:spPr>
+                </pic:pic>
+              </a:graphicData>
+            </a:graphic>
+          </wp:inline>
+        </w:drawing>
+      </w:r>
+    </w:p>
+    <w:p>
+      <w:pPr>
+        <w:pStyle w:val="BodyText"/>
+        <w:jc w:val="center"/>
+        <w:rPr>
+          <w:rFonts w:ascii="Aptos" w:hAnsi="Aptos" w:cs="Angsana New"/>
+          <w:sz w:val="20"/>
+          <w:szCs w:val="20"/>
+        </w:rPr>
+      </w:pPr>
+      <w:r>
+        <w:rPr>
+          <w:rFonts w:ascii="Aptos" w:hAnsi="Aptos" w:cs="Angsana New"/>
+          <w:sz w:val="20"/>
+          <w:szCs w:val="20"/>
+        </w:rPr>
+        <w:t>Figure 2.</w:t>
+      </w:r>
+      <w:r>
+        <w:rPr>
+          <w:rFonts w:ascii="Aptos" w:hAnsi="Aptos" w:cs="Angsana New"/>
+          <w:sz w:val="20"/>
+          <w:szCs w:val="20"/>
+        </w:rPr>
+        <w:t>6</w:t>
+      </w:r>
+      <w:r>
+        <w:rPr>
+          <w:rFonts w:ascii="Aptos" w:hAnsi="Aptos" w:cs="Angsana New"/>
+          <w:sz w:val="20"/>
+          <w:szCs w:val="20"/>
+        </w:rPr>
+        <w:t xml:space="preserve">: </w:t>
+      </w:r>
+      <w:r>
+        <w:rPr>
+          <w:rFonts w:ascii="Aptos" w:hAnsi="Aptos" w:cs="Angsana New"/>
+          <w:sz w:val="20"/>
+          <w:szCs w:val="20"/>
+        </w:rPr>
+        <w:t>ADF testing python code</w:t>
+      </w:r>
+    </w:p>
+    <w:p>
+      <w:pPr>
+        <w:pStyle w:val="BodyText"/>
+        <w:jc w:val="center"/>
+        <w:rPr>
+          <w:rFonts w:ascii="Aptos" w:hAnsi="Aptos" w:cs="Angsana New"/>
+          <w:sz w:val="20"/>
+          <w:szCs w:val="20"/>
+        </w:rPr>
+      </w:pPr>
+    </w:p>
+    <w:tbl>
+      <w:tblPr>
+        <w:tblW w:w="4107" w:type="pct"/>
+        <w:tblBorders>
+          <w:top w:val="single" w:sz="4" w:space="0" w:color="auto"/>
+          <w:left w:val="single" w:sz="4" w:space="0" w:color="auto"/>
+          <w:bottom w:val="single" w:sz="4" w:space="0" w:color="auto"/>
+          <w:right w:val="single" w:sz="4" w:space="0" w:color="auto"/>
+          <w:insideH w:val="single" w:sz="4" w:space="0" w:color="auto"/>
+          <w:insideV w:val="single" w:sz="4" w:space="0" w:color="auto"/>
+        </w:tblBorders>
+        <w:tblLayout w:type="fixed"/>
+        <w:tblCellMar>
+          <w:top w:w="80" w:type="dxa"/>
+          <w:left w:w="120" w:type="dxa"/>
+          <w:bottom w:w="80" w:type="dxa"/>
+          <w:right w:w="120" w:type="dxa"/>
+        </w:tblCellMar>
+        <w:tblLook w:val="0000" w:firstRow="0" w:lastRow="0" w:firstColumn="0" w:lastColumn="0" w:noHBand="0" w:noVBand="0"/>
+      </w:tblPr>
+      <w:tblGrid>
+        <w:gridCol w:w="2546"/>
+        <w:gridCol w:w="1683"/>
+        <w:gridCol w:w="3679"/>
+      </w:tblGrid>
+      <w:tr>
+        <w:trPr>
+          <w:tblHeader/>
+        </w:trPr>
+        <w:tc>
+          <w:tcPr>
+            <w:tcW w:w="2547" w:type="dxa"/>
+          </w:tcPr>
+          <w:p>
+            <w:pPr>
+              <w:rPr>
+                <w:rFonts w:ascii="Aptos" w:hAnsi="Aptos"/>
+              </w:rPr>
+            </w:pPr>
+            <w:r>
+              <w:rPr>
+                <w:rFonts w:ascii="Aptos" w:hAnsi="Aptos"/>
+                <w:b/>
+                <w:bCs/>
+              </w:rPr>
+              <w:t>Series</w:t>
+            </w:r>
+          </w:p>
+        </w:tc>
+        <w:tc>
+          <w:tcPr>
+            <w:tcW w:w="1683" w:type="dxa"/>
+          </w:tcPr>
+          <w:p>
+            <w:pPr>
+              <w:rPr>
+                <w:rFonts w:ascii="Aptos" w:hAnsi="Aptos"/>
+              </w:rPr>
+            </w:pPr>
+            <w:r>
+              <w:rPr>
+                <w:rFonts w:ascii="Aptos" w:hAnsi="Aptos"/>
+                <w:b/>
+                <w:bCs/>
+              </w:rPr>
+              <w:t>P</w:t>
+            </w:r>
+            <w:r>
+              <w:rPr>
+                <w:rFonts w:ascii="Aptos" w:hAnsi="Aptos"/>
+                <w:b/>
+                <w:bCs/>
+              </w:rPr>
+              <w:t>-</w:t>
+            </w:r>
+            <w:r>
+              <w:rPr>
+                <w:rFonts w:ascii="Aptos" w:hAnsi="Aptos"/>
+                <w:b/>
+                <w:bCs/>
+              </w:rPr>
+              <w:t>val</w:t>
+            </w:r>
+          </w:p>
+        </w:tc>
+        <w:tc>
+          <w:tcPr>
+            <w:tcW w:w="3679" w:type="dxa"/>
+          </w:tcPr>
+          <w:p>
+            <w:pPr>
+              <w:rPr>
+                <w:rFonts w:ascii="Aptos" w:hAnsi="Aptos"/>
+              </w:rPr>
+            </w:pPr>
+            <w:r>
+              <w:rPr>
+                <w:rFonts w:ascii="Aptos" w:hAnsi="Aptos"/>
+                <w:b/>
+                <w:bCs/>
+              </w:rPr>
+              <w:t>Result (5% Sig Level)</w:t>
+            </w:r>
+          </w:p>
+        </w:tc>
+      </w:tr>
+      <w:tr>
+        <w:tc>
+          <w:tcPr>
+            <w:tcW w:w="2547" w:type="dxa"/>
+          </w:tcPr>
+          <w:p>
+            <w:pPr>
+              <w:rPr>
+                <w:rFonts w:ascii="Aptos" w:hAnsi="Aptos"/>
+              </w:rPr>
+            </w:pPr>
+            <w:r>
+              <w:rPr>
+                <w:rFonts w:ascii="Aptos" w:hAnsi="Aptos"/>
+              </w:rPr>
+              <w:t>Close Price</w:t>
+            </w:r>
+          </w:p>
+        </w:tc>
+        <w:tc>
+          <w:tcPr>
+            <w:tcW w:w="1683" w:type="dxa"/>
+          </w:tcPr>
+          <w:p>
+            <w:pPr>
+              <w:rPr>
+                <w:rFonts w:ascii="Aptos" w:hAnsi="Aptos"/>
+              </w:rPr>
+            </w:pPr>
+            <w:r>
+              <w:rPr>
+                <w:rFonts w:ascii="Aptos" w:hAnsi="Aptos"/>
+              </w:rPr>
+              <w:t>0.5252</w:t>
+            </w:r>
+          </w:p>
+        </w:tc>
+        <w:tc>
+          <w:tcPr>
+            <w:tcW w:w="3679" w:type="dxa"/>
+          </w:tcPr>
+          <w:p>
+            <w:pPr>
+              <w:rPr>
+                <w:rFonts w:ascii="Aptos" w:hAnsi="Aptos"/>
+              </w:rPr>
+            </w:pPr>
+            <w:r>
+              <w:rPr>
+                <w:rFonts w:ascii="Aptos" w:hAnsi="Aptos"/>
+              </w:rPr>
+              <w:t>Non-Stationary</w:t>
+            </w:r>
+          </w:p>
+        </w:tc>
+      </w:tr>
+      <w:tr>
+        <w:tc>
+          <w:tcPr>
+            <w:tcW w:w="2547" w:type="dxa"/>
+          </w:tcPr>
+          <w:p>
+            <w:pPr>
+              <w:rPr>
+                <w:rFonts w:ascii="Aptos" w:hAnsi="Aptos"/>
+              </w:rPr>
+            </w:pPr>
+            <w:r>
+              <w:rPr>
+                <w:rFonts w:ascii="Aptos" w:hAnsi="Aptos"/>
+              </w:rPr>
+              <w:t>Returns (Pct Change)</w:t>
+            </w:r>
+          </w:p>
+        </w:tc>
+        <w:tc>
+          <w:tcPr>
+            <w:tcW w:w="1683" w:type="dxa"/>
+          </w:tcPr>
+          <w:p>
+            <w:pPr>
+              <w:rPr>
+                <w:rFonts w:ascii="Aptos" w:hAnsi="Aptos"/>
+              </w:rPr>
+            </w:pPr>
+            <m:oMathPara>
+              <m:oMath>
+                <m:r>
+                  <w:rPr>
+                    <w:rFonts w:ascii="Cambria Math" w:hAnsi="Cambria Math"/>
+                  </w:rPr>
+                  <m:t>8.96×</m:t>
+                </m:r>
+                <m:sSup>
+                  <m:sSupPr>
+                    <m:ctrlPr>
+                      <w:rPr>
+                        <w:rFonts w:ascii="Cambria Math" w:hAnsi="Cambria Math"/>
+                      </w:rPr>
+                    </m:ctrlPr>
+                  </m:sSupPr>
+                  <m:e>
+                    <m:r>
+                      <w:rPr>
+                        <w:rFonts w:ascii="Cambria Math" w:hAnsi="Cambria Math"/>
+                      </w:rPr>
+                      <m:t>10</m:t>
+                    </m:r>
+                  </m:e>
+                  <m:sup>
+                    <m:r>
+                      <w:rPr>
+                        <w:rFonts w:ascii="Cambria Math" w:hAnsi="Cambria Math"/>
+                      </w:rPr>
+                      <m:t>-29</m:t>
+                    </m:r>
+                  </m:sup>
+                </m:sSup>
+              </m:oMath>
+            </m:oMathPara>
+          </w:p>
+        </w:tc>
+        <w:tc>
+          <w:tcPr>
+            <w:tcW w:w="3679" w:type="dxa"/>
+          </w:tcPr>
+          <w:p>
+            <w:pPr>
+              <w:rPr>
+                <w:rFonts w:ascii="Aptos" w:hAnsi="Aptos"/>
+                <w:b/>
+                <w:bCs/>
+              </w:rPr>
+            </w:pPr>
+            <w:r>
+              <w:rPr>
+                <w:rFonts w:ascii="Aptos" w:hAnsi="Aptos"/>
+                <w:b/>
+                <w:bCs/>
+              </w:rPr>
+              <w:t>Stationary</w:t>
+            </w:r>
+          </w:p>
+        </w:tc>
+      </w:tr>
+    </w:tbl>
+    <w:p>
+      <w:pPr>
+        <w:pStyle w:val="BodyText"/>
+        <w:jc w:val="center"/>
+        <w:rPr>
+          <w:rFonts w:ascii="Aptos" w:hAnsi="Aptos" w:cs="Angsana New"/>
+          <w:sz w:val="20"/>
+          <w:szCs w:val="20"/>
+        </w:rPr>
+      </w:pPr>
+      <w:r>
+        <w:rPr>
+          <w:rFonts w:ascii="Aptos" w:hAnsi="Aptos" w:cs="Angsana New"/>
+          <w:sz w:val="20"/>
+          <w:szCs w:val="20"/>
+        </w:rPr>
+        <w:br/>
+        <w:t>Table 2.1: ADF Test Result</w:t>
+      </w:r>
+    </w:p>
+    <w:p>
+      <w:pPr>
+        <w:pStyle w:val="BodyText"/>
+        <w:rPr>
+          <w:rFonts w:ascii="Aptos" w:hAnsi="Aptos" w:cs="Angsana New"/>
+        </w:rPr>
+      </w:pPr>
+      <w:r>
+        <w:rPr>
+          <w:rFonts w:ascii="Aptos" w:hAnsi="Aptos" w:cs="Angsana New"/>
+          <w:b/>
+          <w:bCs/>
+        </w:rPr>
+        <w:t>Close Price</w:t>
+      </w:r>
+      <w:r>
+        <w:rPr>
+          <w:rFonts w:ascii="Aptos" w:hAnsi="Aptos" w:cs="Angsana New"/>
+        </w:rPr>
+        <w:t xml:space="preserve"> : P-Val(0.5252) &gt; 0.5252 means it fails to reject null hypothesis</w:t>
+      </w:r>
+      <w:r>
+        <w:rPr>
+          <w:rFonts w:ascii="Aptos" w:hAnsi="Aptos" w:cs="Angsana New"/>
+        </w:rPr>
+        <w:br/>
+      </w:r>
+      <w:r>
+        <w:rPr>
+          <w:rFonts w:ascii="Aptos" w:hAnsi="Aptos" w:cs="Angsana New"/>
+          <w:b/>
+          <w:bCs/>
+        </w:rPr>
+        <w:t>Percentage Change</w:t>
+      </w:r>
+      <w:r>
+        <w:rPr>
+          <w:rFonts w:ascii="Aptos" w:hAnsi="Aptos" w:cs="Angsana New"/>
+        </w:rPr>
+        <w:t>: P-Val(</w:t>
+      </w:r>
+      <m:oMath>
+        <m:r>
+          <w:rPr>
+            <w:rFonts w:ascii="Cambria Math" w:hAnsi="Cambria Math"/>
+          </w:rPr>
+          <m:t>8.96×</m:t>
+        </m:r>
+        <m:sSup>
+          <m:sSupPr>
+            <m:ctrlPr>
+              <w:rPr>
+                <w:rFonts w:ascii="Cambria Math" w:hAnsi="Cambria Math"/>
+              </w:rPr>
+            </m:ctrlPr>
+          </m:sSupPr>
+          <m:e>
+            <m:r>
+              <w:rPr>
+                <w:rFonts w:ascii="Cambria Math" w:hAnsi="Cambria Math"/>
+              </w:rPr>
+              <m:t>10</m:t>
+            </m:r>
+          </m:e>
+          <m:sup>
+            <m:r>
+              <w:rPr>
+                <w:rFonts w:ascii="Cambria Math" w:hAnsi="Cambria Math"/>
+              </w:rPr>
+              <m:t>-29</m:t>
+            </m:r>
+          </m:sup>
+        </m:sSup>
+      </m:oMath>
+      <w:r>
+        <w:rPr>
+          <w:rFonts w:ascii="Aptos" w:hAnsi="Aptos" w:cs="Angsana New"/>
+        </w:rPr>
+        <w:t xml:space="preserve">) &lt; 0.05 means it rejects the null hypothesis, confirms </w:t>
+      </w:r>
+      <w:r>
+        <w:rPr>
+          <w:rFonts w:ascii="Aptos" w:hAnsi="Aptos" w:cs="Angsana New"/>
+          <w:b/>
+          <w:bCs/>
+        </w:rPr>
+        <w:t>it’s stationary.</w:t>
+      </w:r>
+      <w:r>
+        <w:rPr>
+          <w:rFonts w:ascii="Aptos" w:hAnsi="Aptos" w:cs="Angsana New"/>
+          <w:b/>
+          <w:bCs/>
+        </w:rPr>
+        <w:t xml:space="preserve"> So this is viable for time-series and economical modeliing.</w:t>
+      </w:r>
+    </w:p>
+    <w:p>
+      <w:pPr>
+        <w:pStyle w:val="BodyText"/>
+        <w:rPr>
+          <w:rFonts w:ascii="Aptos" w:hAnsi="Aptos" w:cs="Angsana New"/>
+        </w:rPr>
+      </w:pPr>
     </w:p>
     <w:p>
       <w:pPr>
         <w:pStyle w:val="Heading1"/>
-        <w:rPr>
-          <w:rFonts w:ascii="Aptos" w:hAnsi="Aptos" w:cs="Angsana New"/>
-        </w:rPr>
-      </w:pPr>
-      <w:r>
-        <w:rPr>
-          <w:rFonts w:ascii="Aptos" w:hAnsi="Aptos" w:cs="Angsana New"/>
+        <w:numPr>
+          <w:ilvl w:val="0"/>
+          <w:numId w:val="1"/>
+        </w:numPr>
+        <w:rPr>
+          <w:rFonts w:ascii="Aptos" w:hAnsi="Aptos" w:cs="Angsana New"/>
+        </w:rPr>
+      </w:pPr>
+      <w:r>
+        <w:rPr>
+          <w:rFonts w:ascii="Aptos" w:hAnsi="Aptos" w:cs="Angsana New"/>
+        </w:rPr>
+        <w:t>Model Development and Optimization</w:t>
+      </w:r>
+    </w:p>
+    <w:p>
+      <w:pPr>
+        <w:pStyle w:val="Heading3"/>
+        <w:spacing w:after="200"/>
+        <w:rPr>
+          <w:rFonts w:ascii="Aptos" w:hAnsi="Aptos"/>
+        </w:rPr>
+      </w:pPr>
+      <w:r>
+        <w:rPr>
+          <w:rFonts w:ascii="Aptos" w:hAnsi="Aptos"/>
+        </w:rPr>
+        <w:t xml:space="preserve">Data </w:t>
+      </w:r>
+      <w:r>
+        <w:rPr>
+          <w:rFonts w:ascii="Aptos" w:hAnsi="Aptos"/>
+        </w:rPr>
+        <w:t>Splitting</w:t>
+      </w:r>
+      <w:r>
+        <w:rPr>
+          <w:rFonts w:ascii="Aptos" w:hAnsi="Aptos"/>
+        </w:rPr>
+        <w:t xml:space="preserve"> (</w:t>
+      </w:r>
+      <w:r>
+        <w:rPr>
+          <w:rFonts w:ascii="Aptos" w:hAnsi="Aptos"/>
+        </w:rPr>
+        <w:t>Train, Validation</w:t>
+      </w:r>
+      <w:r>
+        <w:rPr>
+          <w:rFonts w:ascii="Aptos" w:hAnsi="Aptos"/>
+        </w:rPr>
+        <w:t xml:space="preserve"> and </w:t>
+      </w:r>
+      <w:r>
+        <w:rPr>
+          <w:rFonts w:ascii="Aptos" w:hAnsi="Aptos"/>
+        </w:rPr>
+        <w:t>Test</w:t>
+      </w:r>
+      <w:r>
+        <w:rPr>
+          <w:rFonts w:ascii="Aptos" w:hAnsi="Aptos"/>
+        </w:rPr>
+        <w:t>)</w:t>
+      </w:r>
+    </w:p>
+    <w:p>
+      <w:pPr>
+        <w:pStyle w:val="BodyText"/>
+        <w:rPr>
+          <w:rFonts w:ascii="Aptos" w:hAnsi="Aptos"/>
+        </w:rPr>
+      </w:pPr>
+      <w:r>
+        <w:rPr>
+          <w:rFonts w:ascii="Aptos" w:hAnsi="Aptos"/>
+        </w:rPr>
+        <w:t xml:space="preserve">We use </w:t>
+      </w:r>
+      <w:r>
+        <w:rPr>
+          <w:rFonts w:ascii="Aptos" w:hAnsi="Aptos"/>
+          <w:b/>
+          <w:bCs/>
+        </w:rPr>
+        <w:t>chronological splitting</w:t>
+      </w:r>
+      <w:r>
+        <w:rPr>
+          <w:rFonts w:ascii="Aptos" w:hAnsi="Aptos"/>
+        </w:rPr>
+        <w:t xml:space="preserve"> to avoid data leakages becauses which is a inherant issue of random splitting. For example model may train data from Wednesday and test on Tueday data and train agin from Thursday. Wenesday and Thursday already contain information on what happened on Tuesday. So the model is cheating, predicting the past using knowledge of future.</w:t>
+      </w:r>
+    </w:p>
+    <w:p>
+      <w:pPr>
+        <w:pStyle w:val="BodyText"/>
+        <w:rPr>
+          <w:rFonts w:ascii="Aptos" w:hAnsi="Aptos"/>
+        </w:rPr>
+      </w:pPr>
+      <w:r>
+        <w:rPr>
+          <w:rFonts w:ascii="Aptos" w:hAnsi="Aptos"/>
+        </w:rPr>
+        <w:t xml:space="preserve">Here we use </w:t>
+      </w:r>
+      <w:r>
+        <w:rPr>
+          <w:rFonts w:ascii="Aptos" w:hAnsi="Aptos"/>
+          <w:b/>
+          <w:bCs/>
+        </w:rPr>
+        <w:t xml:space="preserve">chronological </w:t>
+      </w:r>
+      <w:r>
+        <w:rPr>
+          <w:rFonts w:ascii="Aptos" w:hAnsi="Aptos"/>
+          <w:b/>
+          <w:bCs/>
+        </w:rPr>
+        <w:t>split which past can only predict future not other way.</w:t>
+      </w:r>
+    </w:p>
+    <w:p>
+      <w:pPr>
+        <w:pStyle w:val="ListParagraph"/>
+        <w:numPr>
+          <w:ilvl w:val="0"/>
+          <w:numId w:val="80"/>
+        </w:numPr>
+        <w:spacing w:after="100"/>
+        <w:ind w:left="240"/>
+        <w:contextualSpacing w:val="0"/>
+        <w:rPr>
+          <w:rFonts w:ascii="Aptos" w:hAnsi="Aptos"/>
+        </w:rPr>
+      </w:pPr>
+      <w:r>
+        <w:rPr>
+          <w:rFonts w:ascii="Aptos" w:hAnsi="Aptos"/>
+          <w:b/>
+          <w:bCs/>
         </w:rPr>
         <w:lastRenderedPageBreak/>
-        <w:t xml:space="preserve">Task </w:t>
-      </w:r>
-      <w:r>
-        <w:rPr>
-          <w:rFonts w:ascii="Aptos" w:hAnsi="Aptos" w:cs="Angsana New"/>
-        </w:rPr>
-        <w:t>2</w:t>
-      </w:r>
-      <w:r>
-        <w:rPr>
-          <w:rFonts w:ascii="Aptos" w:hAnsi="Aptos" w:cs="Angsana New"/>
-        </w:rPr>
-        <w:t xml:space="preserve"> : Data source selection and Supporting Factors</w:t>
+        <w:t>Train Set (70%):</w:t>
+      </w:r>
+      <w:r>
+        <w:rPr>
+          <w:rFonts w:ascii="Aptos" w:hAnsi="Aptos"/>
+        </w:rPr>
+        <w:t xml:space="preserve"> 1,639 observations (Jan 31, 2020 to Jul 26, 2024)</w:t>
+      </w:r>
+    </w:p>
+    <w:p>
+      <w:pPr>
+        <w:pStyle w:val="ListParagraph"/>
+        <w:numPr>
+          <w:ilvl w:val="0"/>
+          <w:numId w:val="80"/>
+        </w:numPr>
+        <w:spacing w:after="100"/>
+        <w:ind w:left="240"/>
+        <w:contextualSpacing w:val="0"/>
+        <w:rPr>
+          <w:rFonts w:ascii="Aptos" w:hAnsi="Aptos"/>
+        </w:rPr>
+      </w:pPr>
+      <w:r>
+        <w:rPr>
+          <w:rFonts w:ascii="Aptos" w:hAnsi="Aptos"/>
+          <w:b/>
+          <w:bCs/>
+        </w:rPr>
+        <w:t>Validation Set (15%):</w:t>
+      </w:r>
+      <w:r>
+        <w:rPr>
+          <w:rFonts w:ascii="Aptos" w:hAnsi="Aptos"/>
+        </w:rPr>
+        <w:t xml:space="preserve"> 351 observations (Jul 27, 2024 to Jul 12, 2025)</w:t>
+      </w:r>
+    </w:p>
+    <w:p>
+      <w:pPr>
+        <w:pStyle w:val="ListParagraph"/>
+        <w:numPr>
+          <w:ilvl w:val="0"/>
+          <w:numId w:val="80"/>
+        </w:numPr>
+        <w:spacing w:after="100"/>
+        <w:ind w:left="240"/>
+        <w:contextualSpacing w:val="0"/>
+        <w:rPr>
+          <w:rFonts w:ascii="Aptos" w:hAnsi="Aptos"/>
+        </w:rPr>
+      </w:pPr>
+      <w:r>
+        <w:rPr>
+          <w:rFonts w:ascii="Aptos" w:hAnsi="Aptos"/>
+          <w:b/>
+          <w:bCs/>
+        </w:rPr>
+        <w:t>Test Set (15%):</w:t>
+      </w:r>
+      <w:r>
+        <w:rPr>
+          <w:rFonts w:ascii="Aptos" w:hAnsi="Aptos"/>
+        </w:rPr>
+        <w:t xml:space="preserve"> 352 observations (Jul 13, 2025 to Jun 29, 2026)</w:t>
       </w:r>
     </w:p>
     <w:p>
       <w:pPr>
         <w:pStyle w:val="BodyText"/>
         <w:rPr>
-          <w:rFonts w:ascii="Aptos" w:hAnsi="Aptos" w:cs="Angsana New"/>
-        </w:rPr>
-      </w:pPr>
+          <w:rFonts w:ascii="Aptos" w:hAnsi="Aptos"/>
+        </w:rPr>
+      </w:pPr>
+    </w:p>
+    <w:p>
+      <w:pPr>
+        <w:pStyle w:val="Heading3"/>
+        <w:spacing w:after="200"/>
+        <w:rPr>
+          <w:rFonts w:ascii="Aptos" w:hAnsi="Aptos"/>
+        </w:rPr>
+      </w:pPr>
+      <w:r>
+        <w:rPr>
+          <w:rFonts w:ascii="Aptos" w:hAnsi="Aptos"/>
+        </w:rPr>
+        <w:t xml:space="preserve">Model </w:t>
+      </w:r>
+      <w:r>
+        <w:rPr>
+          <w:rFonts w:ascii="Aptos" w:hAnsi="Aptos"/>
+        </w:rPr>
+        <w:t>Implementation</w:t>
+      </w:r>
+    </w:p>
+    <w:p>
+      <w:pPr>
+        <w:pStyle w:val="Heading4"/>
+        <w:rPr>
+          <w:rFonts w:ascii="Aptos" w:hAnsi="Aptos"/>
+        </w:rPr>
+      </w:pPr>
+      <w:r>
+        <w:rPr>
+          <w:rFonts w:ascii="Aptos" w:hAnsi="Aptos"/>
+        </w:rPr>
+        <w:t>ARIMA</w:t>
+      </w:r>
     </w:p>
     <w:p>
       <w:pPr>
         <w:pStyle w:val="BodyText"/>
         <w:rPr>
-          <w:rFonts w:ascii="Aptos" w:hAnsi="Aptos" w:cs="Angsana New"/>
-        </w:rPr>
-      </w:pPr>
+          <w:rFonts w:ascii="Aptos" w:hAnsi="Aptos"/>
+        </w:rPr>
+      </w:pPr>
+      <w:r>
+        <w:rPr>
+          <w:rFonts w:ascii="Aptos" w:hAnsi="Aptos"/>
+        </w:rPr>
+        <w:t>Model Params (p, d, q)</w:t>
+      </w:r>
     </w:p>
     <w:p>
       <w:pPr>
         <w:pStyle w:val="BodyText"/>
-        <w:rPr>
-          <w:rFonts w:ascii="Aptos" w:hAnsi="Aptos" w:cs="Angsana New"/>
-        </w:rPr>
-      </w:pPr>
+        <w:numPr>
+          <w:ilvl w:val="0"/>
+          <w:numId w:val="86"/>
+        </w:numPr>
+        <w:rPr>
+          <w:rFonts w:ascii="Aptos" w:hAnsi="Aptos"/>
+        </w:rPr>
+      </w:pPr>
+      <w:r>
+        <w:rPr>
+          <w:rFonts w:ascii="Aptos" w:hAnsi="Aptos"/>
+        </w:rPr>
+        <w:t>P(Autoregressive) : How many past days price history model should look</w:t>
+      </w:r>
     </w:p>
     <w:p>
       <w:pPr>
         <w:pStyle w:val="BodyText"/>
-        <w:rPr>
-          <w:rFonts w:ascii="Aptos" w:hAnsi="Aptos" w:cs="Angsana New"/>
-        </w:rPr>
-      </w:pPr>
+        <w:numPr>
+          <w:ilvl w:val="0"/>
+          <w:numId w:val="86"/>
+        </w:numPr>
+        <w:rPr>
+          <w:rFonts w:ascii="Aptos" w:hAnsi="Aptos"/>
+        </w:rPr>
+      </w:pPr>
+      <w:r>
+        <w:rPr>
+          <w:rFonts w:ascii="Aptos" w:hAnsi="Aptos"/>
+        </w:rPr>
+        <w:t>D(Integration) : How many times the data needs to be differenced to make it stationary</w:t>
+      </w:r>
     </w:p>
     <w:p>
       <w:pPr>
         <w:pStyle w:val="BodyText"/>
-        <w:rPr>
-          <w:rFonts w:ascii="Aptos" w:hAnsi="Aptos" w:cs="Angsana New"/>
-        </w:rPr>
-      </w:pPr>
+        <w:numPr>
+          <w:ilvl w:val="0"/>
+          <w:numId w:val="86"/>
+        </w:numPr>
+        <w:rPr>
+          <w:rFonts w:ascii="Aptos" w:hAnsi="Aptos"/>
+        </w:rPr>
+      </w:pPr>
+      <w:r>
+        <w:rPr>
+          <w:rFonts w:ascii="Aptos" w:hAnsi="Aptos"/>
+        </w:rPr>
+        <w:t>Q(Moving Average): Past forecast error count model should use to smoothening</w:t>
+      </w:r>
     </w:p>
     <w:p>
       <w:pPr>
         <w:pStyle w:val="BodyText"/>
         <w:rPr>
-          <w:rFonts w:ascii="Aptos" w:hAnsi="Aptos" w:cs="Angsana New"/>
-        </w:rPr>
-      </w:pPr>
+          <w:rFonts w:ascii="Aptos" w:hAnsi="Aptos"/>
+        </w:rPr>
+      </w:pPr>
+      <w:r>
+        <w:rPr>
+          <w:rFonts w:ascii="Aptos" w:hAnsi="Aptos"/>
+        </w:rPr>
+        <w:t>Grid Search</w:t>
+      </w:r>
     </w:p>
     <w:p>
       <w:pPr>
         <w:pStyle w:val="BodyText"/>
         <w:rPr>
-          <w:rFonts w:ascii="Aptos" w:hAnsi="Aptos" w:cs="Angsana New"/>
-        </w:rPr>
-      </w:pPr>
+          <w:rFonts w:ascii="Aptos" w:hAnsi="Aptos"/>
+        </w:rPr>
+      </w:pPr>
+      <w:r>
+        <w:rPr>
+          <w:rFonts w:ascii="Aptos" w:hAnsi="Aptos"/>
+        </w:rPr>
+        <w:tab/>
+        <w:t>Instead guessing which valeus for p,d,q are the best, define a grid of possibilities.</w:t>
+      </w:r>
+      <w:r>
+        <w:rPr>
+          <w:rFonts w:ascii="Aptos" w:hAnsi="Aptos"/>
+        </w:rPr>
+        <w:t xml:space="preserve"> And it builds the grid of every possible combination.</w:t>
+      </w:r>
     </w:p>
     <w:p>
       <w:pPr>
         <w:pStyle w:val="BodyText"/>
         <w:rPr>
-          <w:rFonts w:ascii="Aptos" w:hAnsi="Aptos" w:cs="Angsana New"/>
-        </w:rPr>
-      </w:pPr>
+          <w:rFonts w:ascii="Aptos" w:hAnsi="Aptos"/>
+        </w:rPr>
+      </w:pPr>
+      <w:r>
+        <w:rPr>
+          <w:rFonts w:ascii="Aptos" w:hAnsi="Aptos"/>
+        </w:rPr>
+        <w:t>P = [0, 1, 2]</w:t>
+      </w:r>
+      <w:r>
+        <w:rPr>
+          <w:rFonts w:ascii="Aptos" w:hAnsi="Aptos"/>
+        </w:rPr>
+        <w:br/>
+        <w:t>d = [1]</w:t>
+      </w:r>
+      <w:r>
+        <w:rPr>
+          <w:rFonts w:ascii="Aptos" w:hAnsi="Aptos"/>
+        </w:rPr>
+        <w:br/>
+        <w:t>q = [0, 1, 2]</w:t>
+      </w:r>
     </w:p>
     <w:p>
       <w:pPr>
         <w:pStyle w:val="BodyText"/>
         <w:rPr>
-          <w:rFonts w:ascii="Aptos" w:hAnsi="Aptos" w:cs="Angsana New"/>
-        </w:rPr>
-      </w:pPr>
+          <w:rFonts w:ascii="Aptos" w:hAnsi="Aptos"/>
+        </w:rPr>
+      </w:pPr>
+      <w:r>
+        <w:rPr>
+          <w:rFonts w:ascii="Aptos" w:hAnsi="Aptos"/>
+        </w:rPr>
+        <w:t>Here we omit seasonal orders param because bitcoin trades 24 x7 and not much deals with fixed calendar based seasonal cycles. With setting d = 1, the model operates as stationary ARMA (2, 2)</w:t>
+      </w:r>
+      <w:r>
+        <w:rPr>
+          <w:rFonts w:ascii="Aptos" w:hAnsi="Aptos"/>
+        </w:rPr>
+        <w:t xml:space="preserve"> on the first differenced absolute price changes of bitcoin.</w:t>
+      </w:r>
     </w:p>
     <w:p>
       <w:pPr>
         <w:pStyle w:val="BodyText"/>
-        <w:rPr>
-          <w:rFonts w:ascii="Aptos" w:hAnsi="Aptos" w:cs="Angsana New"/>
-        </w:rPr>
-      </w:pPr>
+        <w:jc w:val="center"/>
+        <w:rPr>
+          <w:rFonts w:ascii="Aptos" w:hAnsi="Aptos"/>
+        </w:rPr>
+      </w:pPr>
+      <w:r>
+        <w:rPr>
+          <w:rFonts w:ascii="Aptos" w:hAnsi="Aptos"/>
+        </w:rPr>
+        <w:drawing>
+          <wp:inline distT="0" distB="0" distL="0" distR="0" wp14:anchorId="0D4C1B2B" wp14:editId="5B919DFF">
+            <wp:extent cx="6120130" cy="3274695"/>
+            <wp:effectExtent l="0" t="0" r="1270" b="1905"/>
+            <wp:docPr id="1267638582" name="Picture 1" descr="A screen shot of a computer program&#10;&#10;AI-generated content may be incorrect."/>
+            <wp:cNvGraphicFramePr>
+              <a:graphicFrameLocks xmlns:a="http://schemas.openxmlformats.org/drawingml/2006/main" noChangeAspect="1"/>
+            </wp:cNvGraphicFramePr>
+            <a:graphic xmlns:a="http://schemas.openxmlformats.org/drawingml/2006/main">
+              <a:graphicData uri="http://schemas.openxmlformats.org/drawingml/2006/picture">
+                <pic:pic xmlns:pic="http://schemas.openxmlformats.org/drawingml/2006/picture">
+                  <pic:nvPicPr>
+                    <pic:cNvPr id="1267638582" name="Picture 1" descr="A screen shot of a computer program&#10;&#10;AI-generated content may be incorrect."/>
+                    <pic:cNvPicPr/>
+                  </pic:nvPicPr>
+                  <pic:blipFill>
+                    <a:blip r:embed="rId35"/>
+                    <a:stretch>
+                      <a:fillRect/>
+                    </a:stretch>
+                  </pic:blipFill>
+                  <pic:spPr>
+                    <a:xfrm>
+                      <a:off x="0" y="0"/>
+                      <a:ext cx="6120130" cy="3274695"/>
+                    </a:xfrm>
+                    <a:prstGeom prst="rect">
+                      <a:avLst/>
+                    </a:prstGeom>
+                  </pic:spPr>
+                </pic:pic>
+              </a:graphicData>
+            </a:graphic>
+          </wp:inline>
+        </w:drawing>
+      </w:r>
     </w:p>
     <w:p>
       <w:pPr>
         <w:pStyle w:val="BodyText"/>
-        <w:rPr>
-          <w:rFonts w:ascii="Aptos" w:hAnsi="Aptos" w:cs="Angsana New"/>
-        </w:rPr>
-      </w:pPr>
+        <w:jc w:val="center"/>
+        <w:rPr>
+          <w:rFonts w:ascii="Aptos" w:hAnsi="Aptos"/>
+          <w:sz w:val="20"/>
+          <w:szCs w:val="20"/>
+        </w:rPr>
+      </w:pPr>
+      <w:r>
+        <w:rPr>
+          <w:rFonts w:ascii="Aptos" w:hAnsi="Aptos"/>
+          <w:sz w:val="20"/>
+          <w:szCs w:val="20"/>
+        </w:rPr>
+        <w:t>Figure 2.7: ARIMA model implementation</w:t>
+      </w:r>
     </w:p>
     <w:p>
       <w:pPr>
         <w:pStyle w:val="BodyText"/>
         <w:rPr>
-          <w:rFonts w:ascii="Aptos" w:hAnsi="Aptos" w:cs="Angsana New"/>
-        </w:rPr>
+          <w:rFonts w:ascii="Aptos" w:hAnsi="Aptos"/>
+        </w:rPr>
+      </w:pPr>
+    </w:p>
+    <w:p>
+      <w:pPr>
+        <w:pStyle w:val="BodyText"/>
       </w:pPr>
     </w:p>
     <w:sectPr>
@@ -11466,6 +13852,190 @@
     </w:lvl>
   </w:abstractNum>
   <w:abstractNum w:abstractNumId="5" w15:restartNumberingAfterBreak="0">
+    <w:nsid w:val="071D2490"/>
+    <w:multiLevelType w:val="hybridMultilevel"/>
+    <w:tmpl w:val="CB145054"/>
+    <w:lvl w:ilvl="0" w:tplc="114032F6">
+      <w:start w:val="1"/>
+      <w:numFmt w:val="bullet"/>
+      <w:suff w:val="space"/>
+      <w:lvlText w:val="●"/>
+      <w:lvlJc w:val="left"/>
+      <w:pPr>
+        <w:ind w:left="600" w:hanging="180"/>
+      </w:pPr>
+    </w:lvl>
+    <w:lvl w:ilvl="1" w:tplc="851C1480">
+      <w:start w:val="1"/>
+      <w:numFmt w:val="bullet"/>
+      <w:suff w:val="space"/>
+      <w:lvlText w:val="○"/>
+      <w:lvlJc w:val="left"/>
+      <w:pPr>
+        <w:ind w:left="1020" w:hanging="180"/>
+      </w:pPr>
+    </w:lvl>
+    <w:lvl w:ilvl="2" w:tplc="D372750E">
+      <w:start w:val="1"/>
+      <w:numFmt w:val="bullet"/>
+      <w:suff w:val="space"/>
+      <w:lvlText w:val="■"/>
+      <w:lvlJc w:val="left"/>
+      <w:pPr>
+        <w:ind w:left="1440" w:hanging="180"/>
+      </w:pPr>
+    </w:lvl>
+    <w:lvl w:ilvl="3" w:tplc="3EE2D132">
+      <w:start w:val="1"/>
+      <w:numFmt w:val="bullet"/>
+      <w:suff w:val="space"/>
+      <w:lvlText w:val="●"/>
+      <w:lvlJc w:val="left"/>
+      <w:pPr>
+        <w:ind w:left="1860" w:hanging="180"/>
+      </w:pPr>
+    </w:lvl>
+    <w:lvl w:ilvl="4" w:tplc="1DC8E078">
+      <w:start w:val="1"/>
+      <w:numFmt w:val="bullet"/>
+      <w:suff w:val="space"/>
+      <w:lvlText w:val="○"/>
+      <w:lvlJc w:val="left"/>
+      <w:pPr>
+        <w:ind w:left="2280" w:hanging="180"/>
+      </w:pPr>
+    </w:lvl>
+    <w:lvl w:ilvl="5" w:tplc="FDC06CAC">
+      <w:start w:val="1"/>
+      <w:numFmt w:val="bullet"/>
+      <w:suff w:val="space"/>
+      <w:lvlText w:val="■"/>
+      <w:lvlJc w:val="left"/>
+      <w:pPr>
+        <w:ind w:left="2700" w:hanging="180"/>
+      </w:pPr>
+    </w:lvl>
+    <w:lvl w:ilvl="6" w:tplc="6D9EA236">
+      <w:start w:val="1"/>
+      <w:numFmt w:val="bullet"/>
+      <w:suff w:val="space"/>
+      <w:lvlText w:val="●"/>
+      <w:lvlJc w:val="left"/>
+      <w:pPr>
+        <w:ind w:left="3120" w:hanging="180"/>
+      </w:pPr>
+    </w:lvl>
+    <w:lvl w:ilvl="7" w:tplc="5E0EA5FC">
+      <w:start w:val="1"/>
+      <w:numFmt w:val="bullet"/>
+      <w:suff w:val="space"/>
+      <w:lvlText w:val="○"/>
+      <w:lvlJc w:val="left"/>
+      <w:pPr>
+        <w:ind w:left="3540" w:hanging="180"/>
+      </w:pPr>
+    </w:lvl>
+    <w:lvl w:ilvl="8" w:tplc="34E231D4">
+      <w:start w:val="1"/>
+      <w:numFmt w:val="bullet"/>
+      <w:suff w:val="space"/>
+      <w:lvlText w:val="■"/>
+      <w:lvlJc w:val="left"/>
+      <w:pPr>
+        <w:ind w:left="3960" w:hanging="180"/>
+      </w:pPr>
+    </w:lvl>
+  </w:abstractNum>
+  <w:abstractNum w:abstractNumId="6" w15:restartNumberingAfterBreak="0">
+    <w:nsid w:val="075C018C"/>
+    <w:multiLevelType w:val="hybridMultilevel"/>
+    <w:tmpl w:val="7D2EE680"/>
+    <w:lvl w:ilvl="0" w:tplc="FFFFFFFF">
+      <w:start w:val="1"/>
+      <w:numFmt w:val="decimal"/>
+      <w:lvlText w:val="%1."/>
+      <w:lvlJc w:val="left"/>
+      <w:pPr>
+        <w:ind w:left="720" w:hanging="360"/>
+      </w:pPr>
+      <w:rPr>
+        <w:rFonts w:hint="default"/>
+      </w:rPr>
+    </w:lvl>
+    <w:lvl w:ilvl="1" w:tplc="FFFFFFFF" w:tentative="1">
+      <w:start w:val="1"/>
+      <w:numFmt w:val="lowerLetter"/>
+      <w:lvlText w:val="%2."/>
+      <w:lvlJc w:val="left"/>
+      <w:pPr>
+        <w:ind w:left="1440" w:hanging="360"/>
+      </w:pPr>
+    </w:lvl>
+    <w:lvl w:ilvl="2" w:tplc="FFFFFFFF" w:tentative="1">
+      <w:start w:val="1"/>
+      <w:numFmt w:val="lowerRoman"/>
+      <w:lvlText w:val="%3."/>
+      <w:lvlJc w:val="right"/>
+      <w:pPr>
+        <w:ind w:left="2160" w:hanging="180"/>
+      </w:pPr>
+    </w:lvl>
+    <w:lvl w:ilvl="3" w:tplc="FFFFFFFF" w:tentative="1">
+      <w:start w:val="1"/>
+      <w:numFmt w:val="decimal"/>
+      <w:lvlText w:val="%4."/>
+      <w:lvlJc w:val="left"/>
+      <w:pPr>
+        <w:ind w:left="2880" w:hanging="360"/>
+      </w:pPr>
+    </w:lvl>
+    <w:lvl w:ilvl="4" w:tplc="FFFFFFFF" w:tentative="1">
+      <w:start w:val="1"/>
+      <w:numFmt w:val="lowerLetter"/>
+      <w:lvlText w:val="%5."/>
+      <w:lvlJc w:val="left"/>
+      <w:pPr>
+        <w:ind w:left="3600" w:hanging="360"/>
+      </w:pPr>
+    </w:lvl>
+    <w:lvl w:ilvl="5" w:tplc="FFFFFFFF" w:tentative="1">
+      <w:start w:val="1"/>
+      <w:numFmt w:val="lowerRoman"/>
+      <w:lvlText w:val="%6."/>
+      <w:lvlJc w:val="right"/>
+      <w:pPr>
+        <w:ind w:left="4320" w:hanging="180"/>
+      </w:pPr>
+    </w:lvl>
+    <w:lvl w:ilvl="6" w:tplc="FFFFFFFF" w:tentative="1">
+      <w:start w:val="1"/>
+      <w:numFmt w:val="decimal"/>
+      <w:lvlText w:val="%7."/>
+      <w:lvlJc w:val="left"/>
+      <w:pPr>
+        <w:ind w:left="5040" w:hanging="360"/>
+      </w:pPr>
+    </w:lvl>
+    <w:lvl w:ilvl="7" w:tplc="FFFFFFFF" w:tentative="1">
+      <w:start w:val="1"/>
+      <w:numFmt w:val="lowerLetter"/>
+      <w:lvlText w:val="%8."/>
+      <w:lvlJc w:val="left"/>
+      <w:pPr>
+        <w:ind w:left="5760" w:hanging="360"/>
+      </w:pPr>
+    </w:lvl>
+    <w:lvl w:ilvl="8" w:tplc="FFFFFFFF" w:tentative="1">
+      <w:start w:val="1"/>
+      <w:numFmt w:val="lowerRoman"/>
+      <w:lvlText w:val="%9."/>
+      <w:lvlJc w:val="right"/>
+      <w:pPr>
+        <w:ind w:left="6480" w:hanging="180"/>
+      </w:pPr>
+    </w:lvl>
+  </w:abstractNum>
+  <w:abstractNum w:abstractNumId="7" w15:restartNumberingAfterBreak="0">
     <w:nsid w:val="084B5F6F"/>
     <w:multiLevelType w:val="hybridMultilevel"/>
     <w:tmpl w:val="CE9AA2AC"/>
@@ -11579,7 +14149,7 @@
       </w:rPr>
     </w:lvl>
   </w:abstractNum>
-  <w:abstractNum w:abstractNumId="6" w15:restartNumberingAfterBreak="0">
+  <w:abstractNum w:abstractNumId="8" w15:restartNumberingAfterBreak="0">
     <w:nsid w:val="09B6400A"/>
     <w:multiLevelType w:val="hybridMultilevel"/>
     <w:tmpl w:val="5AD4FBBA"/>
@@ -11668,7 +14238,7 @@
       </w:pPr>
     </w:lvl>
   </w:abstractNum>
-  <w:abstractNum w:abstractNumId="7" w15:restartNumberingAfterBreak="0">
+  <w:abstractNum w:abstractNumId="9" w15:restartNumberingAfterBreak="0">
     <w:nsid w:val="0BEA3F5F"/>
     <w:multiLevelType w:val="multilevel"/>
     <w:tmpl w:val="D95C38D0"/>
@@ -11781,7 +14351,7 @@
       </w:pPr>
     </w:lvl>
   </w:abstractNum>
-  <w:abstractNum w:abstractNumId="8" w15:restartNumberingAfterBreak="0">
+  <w:abstractNum w:abstractNumId="10" w15:restartNumberingAfterBreak="0">
     <w:nsid w:val="0F723653"/>
     <w:multiLevelType w:val="hybridMultilevel"/>
     <w:tmpl w:val="9B96719A"/>
@@ -11867,7 +14437,121 @@
       </w:pPr>
     </w:lvl>
   </w:abstractNum>
-  <w:abstractNum w:abstractNumId="9" w15:restartNumberingAfterBreak="0">
+  <w:abstractNum w:abstractNumId="11" w15:restartNumberingAfterBreak="0">
+    <w:nsid w:val="10CB70C6"/>
+    <w:multiLevelType w:val="hybridMultilevel"/>
+    <w:tmpl w:val="6DD0207A"/>
+    <w:lvl w:ilvl="0" w:tplc="A2261510">
+      <w:start w:val="1"/>
+      <w:numFmt w:val="bullet"/>
+      <w:lvlText w:val=""/>
+      <w:lvlJc w:val="left"/>
+      <w:pPr>
+        <w:ind w:left="720" w:hanging="360"/>
+      </w:pPr>
+      <w:rPr>
+        <w:rFonts w:ascii="Symbol" w:hAnsi="Symbol" w:hint="default"/>
+        <w:color w:val="auto"/>
+      </w:rPr>
+    </w:lvl>
+    <w:lvl w:ilvl="1" w:tplc="08090003" w:tentative="1">
+      <w:start w:val="1"/>
+      <w:numFmt w:val="bullet"/>
+      <w:lvlText w:val="o"/>
+      <w:lvlJc w:val="left"/>
+      <w:pPr>
+        <w:ind w:left="1440" w:hanging="360"/>
+      </w:pPr>
+      <w:rPr>
+        <w:rFonts w:ascii="Courier New" w:hAnsi="Courier New" w:hint="default"/>
+      </w:rPr>
+    </w:lvl>
+    <w:lvl w:ilvl="2" w:tplc="08090005" w:tentative="1">
+      <w:start w:val="1"/>
+      <w:numFmt w:val="bullet"/>
+      <w:lvlText w:val=""/>
+      <w:lvlJc w:val="left"/>
+      <w:pPr>
+        <w:ind w:left="2160" w:hanging="360"/>
+      </w:pPr>
+      <w:rPr>
+        <w:rFonts w:ascii="Wingdings" w:hAnsi="Wingdings" w:hint="default"/>
+      </w:rPr>
+    </w:lvl>
+    <w:lvl w:ilvl="3" w:tplc="08090001" w:tentative="1">
+      <w:start w:val="1"/>
+      <w:numFmt w:val="bullet"/>
+      <w:lvlText w:val=""/>
+      <w:lvlJc w:val="left"/>
+      <w:pPr>
+        <w:ind w:left="2880" w:hanging="360"/>
+      </w:pPr>
+      <w:rPr>
+        <w:rFonts w:ascii="Symbol" w:hAnsi="Symbol" w:hint="default"/>
+      </w:rPr>
+    </w:lvl>
+    <w:lvl w:ilvl="4" w:tplc="08090003" w:tentative="1">
+      <w:start w:val="1"/>
+      <w:numFmt w:val="bullet"/>
+      <w:lvlText w:val="o"/>
+      <w:lvlJc w:val="left"/>
+      <w:pPr>
+        <w:ind w:left="3600" w:hanging="360"/>
+      </w:pPr>
+      <w:rPr>
+        <w:rFonts w:ascii="Courier New" w:hAnsi="Courier New" w:hint="default"/>
+      </w:rPr>
+    </w:lvl>
+    <w:lvl w:ilvl="5" w:tplc="08090005" w:tentative="1">
+      <w:start w:val="1"/>
+      <w:numFmt w:val="bullet"/>
+      <w:lvlText w:val=""/>
+      <w:lvlJc w:val="left"/>
+      <w:pPr>
+        <w:ind w:left="4320" w:hanging="360"/>
+      </w:pPr>
+      <w:rPr>
+        <w:rFonts w:ascii="Wingdings" w:hAnsi="Wingdings" w:hint="default"/>
+      </w:rPr>
+    </w:lvl>
+    <w:lvl w:ilvl="6" w:tplc="08090001" w:tentative="1">
+      <w:start w:val="1"/>
+      <w:numFmt w:val="bullet"/>
+      <w:lvlText w:val=""/>
+      <w:lvlJc w:val="left"/>
+      <w:pPr>
+        <w:ind w:left="5040" w:hanging="360"/>
+      </w:pPr>
+      <w:rPr>
+        <w:rFonts w:ascii="Symbol" w:hAnsi="Symbol" w:hint="default"/>
+      </w:rPr>
+    </w:lvl>
+    <w:lvl w:ilvl="7" w:tplc="08090003" w:tentative="1">
+      <w:start w:val="1"/>
+      <w:numFmt w:val="bullet"/>
+      <w:lvlText w:val="o"/>
+      <w:lvlJc w:val="left"/>
+      <w:pPr>
+        <w:ind w:left="5760" w:hanging="360"/>
+      </w:pPr>
+      <w:rPr>
+        <w:rFonts w:ascii="Courier New" w:hAnsi="Courier New" w:hint="default"/>
+      </w:rPr>
+    </w:lvl>
+    <w:lvl w:ilvl="8" w:tplc="08090005" w:tentative="1">
+      <w:start w:val="1"/>
+      <w:numFmt w:val="bullet"/>
+      <w:lvlText w:val=""/>
+      <w:lvlJc w:val="left"/>
+      <w:pPr>
+        <w:ind w:left="6480" w:hanging="360"/>
+      </w:pPr>
+      <w:rPr>
+        <w:rFonts w:ascii="Wingdings" w:hAnsi="Wingdings" w:hint="default"/>
+      </w:rPr>
+    </w:lvl>
+  </w:abstractNum>
+  <w:abstractNum w:abstractNumId="12" w15:restartNumberingAfterBreak="0">
     <w:nsid w:val="140A0A72"/>
     <w:multiLevelType w:val="multilevel"/>
     <w:tmpl w:val="3AE6F6DE"/>
@@ -11980,7 +14664,7 @@
       </w:pPr>
     </w:lvl>
   </w:abstractNum>
-  <w:abstractNum w:abstractNumId="10" w15:restartNumberingAfterBreak="0">
+  <w:abstractNum w:abstractNumId="13" w15:restartNumberingAfterBreak="0">
     <w:nsid w:val="152C6DF0"/>
     <w:multiLevelType w:val="multilevel"/>
     <w:tmpl w:val="C6EC08BA"/>
@@ -12129,7 +14813,7 @@
       </w:rPr>
     </w:lvl>
   </w:abstractNum>
-  <w:abstractNum w:abstractNumId="11" w15:restartNumberingAfterBreak="0">
+  <w:abstractNum w:abstractNumId="14" w15:restartNumberingAfterBreak="0">
     <w:nsid w:val="165A2156"/>
     <w:multiLevelType w:val="multilevel"/>
     <w:tmpl w:val="40D0C17E"/>
@@ -12278,7 +14962,7 @@
       </w:rPr>
     </w:lvl>
   </w:abstractNum>
-  <w:abstractNum w:abstractNumId="12" w15:restartNumberingAfterBreak="0">
+  <w:abstractNum w:abstractNumId="15" w15:restartNumberingAfterBreak="0">
     <w:nsid w:val="19296353"/>
     <w:multiLevelType w:val="hybridMultilevel"/>
     <w:tmpl w:val="49ACDB06"/>
@@ -12392,7 +15076,120 @@
       </w:rPr>
     </w:lvl>
   </w:abstractNum>
-  <w:abstractNum w:abstractNumId="13" w15:restartNumberingAfterBreak="0">
+  <w:abstractNum w:abstractNumId="16" w15:restartNumberingAfterBreak="0">
+    <w:nsid w:val="1AAF6121"/>
+    <w:multiLevelType w:val="multilevel"/>
+    <w:tmpl w:val="3AE6F6DE"/>
+    <w:lvl w:ilvl="0">
+      <w:start w:val="1"/>
+      <w:numFmt w:val="decimal"/>
+      <w:lvlText w:val="%1."/>
+      <w:lvlJc w:val="left"/>
+      <w:pPr>
+        <w:ind w:left="360" w:hanging="360"/>
+      </w:pPr>
+      <w:rPr>
+        <w:rFonts w:hint="default"/>
+      </w:rPr>
+    </w:lvl>
+    <w:lvl w:ilvl="1">
+      <w:start w:val="1"/>
+      <w:numFmt w:val="decimal"/>
+      <w:lvlText w:val="%2."/>
+      <w:lvlJc w:val="left"/>
+      <w:pPr>
+        <w:tabs>
+          <w:tab w:val="num" w:pos="632"/>
+        </w:tabs>
+        <w:ind w:left="632" w:hanging="283"/>
+      </w:pPr>
+    </w:lvl>
+    <w:lvl w:ilvl="2">
+      <w:start w:val="1"/>
+      <w:numFmt w:val="decimal"/>
+      <w:lvlText w:val="%3."/>
+      <w:lvlJc w:val="left"/>
+      <w:pPr>
+        <w:tabs>
+          <w:tab w:val="num" w:pos="1341"/>
+        </w:tabs>
+        <w:ind w:left="1341" w:hanging="283"/>
+      </w:pPr>
+    </w:lvl>
+    <w:lvl w:ilvl="3">
+      <w:start w:val="1"/>
+      <w:numFmt w:val="decimal"/>
+      <w:lvlText w:val="%4."/>
+      <w:lvlJc w:val="left"/>
+      <w:pPr>
+        <w:tabs>
+          <w:tab w:val="num" w:pos="2050"/>
+        </w:tabs>
+        <w:ind w:left="2050" w:hanging="283"/>
+      </w:pPr>
+    </w:lvl>
+    <w:lvl w:ilvl="4">
+      <w:start w:val="1"/>
+      <w:numFmt w:val="decimal"/>
+      <w:lvlText w:val="%5."/>
+      <w:lvlJc w:val="left"/>
+      <w:pPr>
+        <w:tabs>
+          <w:tab w:val="num" w:pos="2759"/>
+        </w:tabs>
+        <w:ind w:left="2759" w:hanging="283"/>
+      </w:pPr>
+    </w:lvl>
+    <w:lvl w:ilvl="5">
+      <w:start w:val="1"/>
+      <w:numFmt w:val="decimal"/>
+      <w:lvlText w:val="%6."/>
+      <w:lvlJc w:val="left"/>
+      <w:pPr>
+        <w:tabs>
+          <w:tab w:val="num" w:pos="3468"/>
+        </w:tabs>
+        <w:ind w:left="3468" w:hanging="283"/>
+      </w:pPr>
+    </w:lvl>
+    <w:lvl w:ilvl="6">
+      <w:start w:val="1"/>
+      <w:numFmt w:val="decimal"/>
+      <w:lvlText w:val="%7."/>
+      <w:lvlJc w:val="left"/>
+      <w:pPr>
+        <w:tabs>
+          <w:tab w:val="num" w:pos="4177"/>
+        </w:tabs>
+        <w:ind w:left="4177" w:hanging="283"/>
+      </w:pPr>
+    </w:lvl>
+    <w:lvl w:ilvl="7">
+      <w:start w:val="1"/>
+      <w:numFmt w:val="decimal"/>
+      <w:lvlText w:val="%8."/>
+      <w:lvlJc w:val="left"/>
+      <w:pPr>
+        <w:tabs>
+          <w:tab w:val="num" w:pos="4886"/>
+        </w:tabs>
+        <w:ind w:left="4886" w:hanging="283"/>
+      </w:pPr>
+    </w:lvl>
+    <w:lvl w:ilvl="8">
+      <w:start w:val="1"/>
+      <w:numFmt w:val="decimal"/>
+      <w:lvlText w:val="%9."/>
+      <w:lvlJc w:val="left"/>
+      <w:pPr>
+        <w:tabs>
+          <w:tab w:val="num" w:pos="5595"/>
+        </w:tabs>
+        <w:ind w:left="5595" w:hanging="283"/>
+      </w:pPr>
+    </w:lvl>
+  </w:abstractNum>
+  <w:abstractNum w:abstractNumId="17" w15:restartNumberingAfterBreak="0">
     <w:nsid w:val="1AF0283E"/>
     <w:multiLevelType w:val="multilevel"/>
     <w:tmpl w:val="F7425054"/>
@@ -12505,7 +15302,7 @@
       </w:pPr>
     </w:lvl>
   </w:abstractNum>
-  <w:abstractNum w:abstractNumId="14" w15:restartNumberingAfterBreak="0">
+  <w:abstractNum w:abstractNumId="18" w15:restartNumberingAfterBreak="0">
     <w:nsid w:val="1E7779C4"/>
     <w:multiLevelType w:val="hybridMultilevel"/>
     <w:tmpl w:val="6F5A4240"/>
@@ -12591,7 +15388,7 @@
       </w:pPr>
     </w:lvl>
   </w:abstractNum>
-  <w:abstractNum w:abstractNumId="15" w15:restartNumberingAfterBreak="0">
+  <w:abstractNum w:abstractNumId="19" w15:restartNumberingAfterBreak="0">
     <w:nsid w:val="20AE70D9"/>
     <w:multiLevelType w:val="multilevel"/>
     <w:tmpl w:val="17B6E6B8"/>
@@ -12731,7 +15528,7 @@
       </w:rPr>
     </w:lvl>
   </w:abstractNum>
-  <w:abstractNum w:abstractNumId="16" w15:restartNumberingAfterBreak="0">
+  <w:abstractNum w:abstractNumId="20" w15:restartNumberingAfterBreak="0">
     <w:nsid w:val="20DD6CA6"/>
     <w:multiLevelType w:val="hybridMultilevel"/>
     <w:tmpl w:val="E92CCC3C"/>
@@ -12817,7 +15614,7 @@
       </w:pPr>
     </w:lvl>
   </w:abstractNum>
-  <w:abstractNum w:abstractNumId="17" w15:restartNumberingAfterBreak="0">
+  <w:abstractNum w:abstractNumId="21" w15:restartNumberingAfterBreak="0">
     <w:nsid w:val="228D2141"/>
     <w:multiLevelType w:val="hybridMultilevel"/>
     <w:tmpl w:val="F66AEBAA"/>
@@ -12903,7 +15700,7 @@
       </w:pPr>
     </w:lvl>
   </w:abstractNum>
-  <w:abstractNum w:abstractNumId="18" w15:restartNumberingAfterBreak="0">
+  <w:abstractNum w:abstractNumId="22" w15:restartNumberingAfterBreak="0">
     <w:nsid w:val="23831269"/>
     <w:multiLevelType w:val="hybridMultilevel"/>
     <w:tmpl w:val="D24C40E8"/>
@@ -12989,7 +15786,7 @@
       </w:pPr>
     </w:lvl>
   </w:abstractNum>
-  <w:abstractNum w:abstractNumId="19" w15:restartNumberingAfterBreak="0">
+  <w:abstractNum w:abstractNumId="23" w15:restartNumberingAfterBreak="0">
     <w:nsid w:val="27B4661F"/>
     <w:multiLevelType w:val="hybridMultilevel"/>
     <w:tmpl w:val="4CB89B40"/>
@@ -13078,7 +15875,7 @@
       </w:pPr>
     </w:lvl>
   </w:abstractNum>
-  <w:abstractNum w:abstractNumId="20" w15:restartNumberingAfterBreak="0">
+  <w:abstractNum w:abstractNumId="24" w15:restartNumberingAfterBreak="0">
     <w:nsid w:val="28DD64D0"/>
     <w:multiLevelType w:val="multilevel"/>
     <w:tmpl w:val="B84E2224"/>
@@ -13218,7 +16015,7 @@
       </w:rPr>
     </w:lvl>
   </w:abstractNum>
-  <w:abstractNum w:abstractNumId="21" w15:restartNumberingAfterBreak="0">
+  <w:abstractNum w:abstractNumId="25" w15:restartNumberingAfterBreak="0">
     <w:nsid w:val="292C3BC6"/>
     <w:multiLevelType w:val="multilevel"/>
     <w:tmpl w:val="CA744F16"/>
@@ -13358,7 +16155,7 @@
       </w:rPr>
     </w:lvl>
   </w:abstractNum>
-  <w:abstractNum w:abstractNumId="22" w15:restartNumberingAfterBreak="0">
+  <w:abstractNum w:abstractNumId="26" w15:restartNumberingAfterBreak="0">
     <w:nsid w:val="29D04CD5"/>
     <w:multiLevelType w:val="multilevel"/>
     <w:tmpl w:val="76BC96D4"/>
@@ -13498,7 +16295,7 @@
       </w:rPr>
     </w:lvl>
   </w:abstractNum>
-  <w:abstractNum w:abstractNumId="23" w15:restartNumberingAfterBreak="0">
+  <w:abstractNum w:abstractNumId="27" w15:restartNumberingAfterBreak="0">
     <w:nsid w:val="2CC94DA2"/>
     <w:multiLevelType w:val="multilevel"/>
     <w:tmpl w:val="45E0056A"/>
@@ -13619,7 +16416,7 @@
       </w:pPr>
     </w:lvl>
   </w:abstractNum>
-  <w:abstractNum w:abstractNumId="24" w15:restartNumberingAfterBreak="0">
+  <w:abstractNum w:abstractNumId="28" w15:restartNumberingAfterBreak="0">
     <w:nsid w:val="2E774A7B"/>
     <w:multiLevelType w:val="multilevel"/>
     <w:tmpl w:val="2A44F1CE"/>
@@ -13759,7 +16556,7 @@
       </w:rPr>
     </w:lvl>
   </w:abstractNum>
-  <w:abstractNum w:abstractNumId="25" w15:restartNumberingAfterBreak="0">
+  <w:abstractNum w:abstractNumId="29" w15:restartNumberingAfterBreak="0">
     <w:nsid w:val="2EE24CB3"/>
     <w:multiLevelType w:val="hybridMultilevel"/>
     <w:tmpl w:val="A8B6CB94"/>
@@ -13873,7 +16670,7 @@
       </w:rPr>
     </w:lvl>
   </w:abstractNum>
-  <w:abstractNum w:abstractNumId="26" w15:restartNumberingAfterBreak="0">
+  <w:abstractNum w:abstractNumId="30" w15:restartNumberingAfterBreak="0">
     <w:nsid w:val="2F7A13C3"/>
     <w:multiLevelType w:val="hybridMultilevel"/>
     <w:tmpl w:val="9B96719A"/>
@@ -13959,7 +16756,7 @@
       </w:pPr>
     </w:lvl>
   </w:abstractNum>
-  <w:abstractNum w:abstractNumId="27" w15:restartNumberingAfterBreak="0">
+  <w:abstractNum w:abstractNumId="31" w15:restartNumberingAfterBreak="0">
     <w:nsid w:val="2FC838BD"/>
     <w:multiLevelType w:val="hybridMultilevel"/>
     <w:tmpl w:val="9B96719A"/>
@@ -14045,7 +16842,7 @@
       </w:pPr>
     </w:lvl>
   </w:abstractNum>
-  <w:abstractNum w:abstractNumId="28" w15:restartNumberingAfterBreak="0">
+  <w:abstractNum w:abstractNumId="32" w15:restartNumberingAfterBreak="0">
     <w:nsid w:val="301C5C6E"/>
     <w:multiLevelType w:val="hybridMultilevel"/>
     <w:tmpl w:val="3F1EB2FE"/>
@@ -14131,7 +16928,7 @@
       </w:pPr>
     </w:lvl>
   </w:abstractNum>
-  <w:abstractNum w:abstractNumId="29" w15:restartNumberingAfterBreak="0">
+  <w:abstractNum w:abstractNumId="33" w15:restartNumberingAfterBreak="0">
     <w:nsid w:val="343060AA"/>
     <w:multiLevelType w:val="hybridMultilevel"/>
     <w:tmpl w:val="309C4EEE"/>
@@ -14217,7 +17014,7 @@
       </w:pPr>
     </w:lvl>
   </w:abstractNum>
-  <w:abstractNum w:abstractNumId="30" w15:restartNumberingAfterBreak="0">
+  <w:abstractNum w:abstractNumId="34" w15:restartNumberingAfterBreak="0">
     <w:nsid w:val="3688439B"/>
     <w:multiLevelType w:val="hybridMultilevel"/>
     <w:tmpl w:val="7D2EE680"/>
@@ -14306,7 +17103,7 @@
       </w:pPr>
     </w:lvl>
   </w:abstractNum>
-  <w:abstractNum w:abstractNumId="31" w15:restartNumberingAfterBreak="0">
+  <w:abstractNum w:abstractNumId="35" w15:restartNumberingAfterBreak="0">
     <w:nsid w:val="3B94696D"/>
     <w:multiLevelType w:val="hybridMultilevel"/>
     <w:tmpl w:val="6D68C3A2"/>
@@ -14420,7 +17217,7 @@
       </w:rPr>
     </w:lvl>
   </w:abstractNum>
-  <w:abstractNum w:abstractNumId="32" w15:restartNumberingAfterBreak="0">
+  <w:abstractNum w:abstractNumId="36" w15:restartNumberingAfterBreak="0">
     <w:nsid w:val="3CF96E84"/>
     <w:multiLevelType w:val="hybridMultilevel"/>
     <w:tmpl w:val="6F5A4240"/>
@@ -14506,7 +17303,7 @@
       </w:pPr>
     </w:lvl>
   </w:abstractNum>
-  <w:abstractNum w:abstractNumId="33" w15:restartNumberingAfterBreak="0">
+  <w:abstractNum w:abstractNumId="37" w15:restartNumberingAfterBreak="0">
     <w:nsid w:val="3D522993"/>
     <w:multiLevelType w:val="multilevel"/>
     <w:tmpl w:val="587A946C"/>
@@ -14655,7 +17452,7 @@
       </w:rPr>
     </w:lvl>
   </w:abstractNum>
-  <w:abstractNum w:abstractNumId="34" w15:restartNumberingAfterBreak="0">
+  <w:abstractNum w:abstractNumId="38" w15:restartNumberingAfterBreak="0">
     <w:nsid w:val="41593F0F"/>
     <w:multiLevelType w:val="hybridMultilevel"/>
     <w:tmpl w:val="9B96719A"/>
@@ -14741,7 +17538,7 @@
       </w:pPr>
     </w:lvl>
   </w:abstractNum>
-  <w:abstractNum w:abstractNumId="35" w15:restartNumberingAfterBreak="0">
+  <w:abstractNum w:abstractNumId="39" w15:restartNumberingAfterBreak="0">
     <w:nsid w:val="42B150AE"/>
     <w:multiLevelType w:val="hybridMultilevel"/>
     <w:tmpl w:val="9B96719A"/>
@@ -14827,7 +17624,7 @@
       </w:pPr>
     </w:lvl>
   </w:abstractNum>
-  <w:abstractNum w:abstractNumId="36" w15:restartNumberingAfterBreak="0">
+  <w:abstractNum w:abstractNumId="40" w15:restartNumberingAfterBreak="0">
     <w:nsid w:val="42D52088"/>
     <w:multiLevelType w:val="hybridMultilevel"/>
     <w:tmpl w:val="778A69FE"/>
@@ -14941,7 +17738,7 @@
       </w:rPr>
     </w:lvl>
   </w:abstractNum>
-  <w:abstractNum w:abstractNumId="37" w15:restartNumberingAfterBreak="0">
+  <w:abstractNum w:abstractNumId="41" w15:restartNumberingAfterBreak="0">
     <w:nsid w:val="44216B3E"/>
     <w:multiLevelType w:val="multilevel"/>
     <w:tmpl w:val="DDA22A5E"/>
@@ -15078,7 +17875,7 @@
       </w:rPr>
     </w:lvl>
   </w:abstractNum>
-  <w:abstractNum w:abstractNumId="38" w15:restartNumberingAfterBreak="0">
+  <w:abstractNum w:abstractNumId="42" w15:restartNumberingAfterBreak="0">
     <w:nsid w:val="53702BD6"/>
     <w:multiLevelType w:val="hybridMultilevel"/>
     <w:tmpl w:val="373AFA12"/>
@@ -15167,7 +17964,7 @@
       </w:pPr>
     </w:lvl>
   </w:abstractNum>
-  <w:abstractNum w:abstractNumId="39" w15:restartNumberingAfterBreak="0">
+  <w:abstractNum w:abstractNumId="43" w15:restartNumberingAfterBreak="0">
     <w:nsid w:val="537506E6"/>
     <w:multiLevelType w:val="multilevel"/>
     <w:tmpl w:val="BCE88726"/>
@@ -15307,7 +18104,7 @@
       </w:rPr>
     </w:lvl>
   </w:abstractNum>
-  <w:abstractNum w:abstractNumId="40" w15:restartNumberingAfterBreak="0">
+  <w:abstractNum w:abstractNumId="44" w15:restartNumberingAfterBreak="0">
     <w:nsid w:val="53A3586F"/>
     <w:multiLevelType w:val="hybridMultilevel"/>
     <w:tmpl w:val="A0569A98"/>
@@ -15402,7 +18199,7 @@
       </w:pPr>
     </w:lvl>
   </w:abstractNum>
-  <w:abstractNum w:abstractNumId="41" w15:restartNumberingAfterBreak="0">
+  <w:abstractNum w:abstractNumId="45" w15:restartNumberingAfterBreak="0">
     <w:nsid w:val="54452864"/>
     <w:multiLevelType w:val="hybridMultilevel"/>
     <w:tmpl w:val="9E78C98E"/>
@@ -15515,7 +18312,7 @@
       </w:rPr>
     </w:lvl>
   </w:abstractNum>
-  <w:abstractNum w:abstractNumId="42" w15:restartNumberingAfterBreak="0">
+  <w:abstractNum w:abstractNumId="46" w15:restartNumberingAfterBreak="0">
     <w:nsid w:val="57ED5547"/>
     <w:multiLevelType w:val="multilevel"/>
     <w:tmpl w:val="B38A48C4"/>
@@ -15655,7 +18452,7 @@
       </w:rPr>
     </w:lvl>
   </w:abstractNum>
-  <w:abstractNum w:abstractNumId="43" w15:restartNumberingAfterBreak="0">
+  <w:abstractNum w:abstractNumId="47" w15:restartNumberingAfterBreak="0">
     <w:nsid w:val="5AC32B88"/>
     <w:multiLevelType w:val="hybridMultilevel"/>
     <w:tmpl w:val="748C87A0"/>
@@ -15741,7 +18538,7 @@
       </w:pPr>
     </w:lvl>
   </w:abstractNum>
-  <w:abstractNum w:abstractNumId="44" w15:restartNumberingAfterBreak="0">
+  <w:abstractNum w:abstractNumId="48" w15:restartNumberingAfterBreak="0">
     <w:nsid w:val="5FE76B91"/>
     <w:multiLevelType w:val="hybridMultilevel"/>
     <w:tmpl w:val="F5869F58"/>
@@ -15831,132 +18628,234 @@
       </w:pPr>
     </w:lvl>
   </w:abstractNum>
-  <w:abstractNum w:abstractNumId="45" w15:restartNumberingAfterBreak="0">
+  <w:abstractNum w:abstractNumId="49" w15:restartNumberingAfterBreak="0">
     <w:nsid w:val="60E342C7"/>
     <w:multiLevelType w:val="multilevel"/>
-    <w:tmpl w:val="1EB209EC"/>
+    <w:tmpl w:val="3AE6F6DE"/>
     <w:lvl w:ilvl="0">
       <w:start w:val="1"/>
-      <w:numFmt w:val="none"/>
-      <w:pStyle w:val="Heading1"/>
-      <w:suff w:val="nothing"/>
-      <w:lvlText w:val=""/>
-      <w:lvlJc w:val="left"/>
-      <w:pPr>
-        <w:tabs>
-          <w:tab w:val="num" w:pos="0"/>
-        </w:tabs>
-        <w:ind w:left="0" w:firstLine="0"/>
-      </w:pPr>
+      <w:numFmt w:val="decimal"/>
+      <w:lvlText w:val="%1."/>
+      <w:lvlJc w:val="left"/>
+      <w:pPr>
+        <w:ind w:left="360" w:hanging="360"/>
+      </w:pPr>
+      <w:rPr>
+        <w:rFonts w:hint="default"/>
+      </w:rPr>
     </w:lvl>
     <w:lvl w:ilvl="1">
       <w:start w:val="1"/>
-      <w:numFmt w:val="none"/>
-      <w:pStyle w:val="Heading2"/>
-      <w:suff w:val="nothing"/>
-      <w:lvlText w:val=""/>
-      <w:lvlJc w:val="left"/>
-      <w:pPr>
-        <w:tabs>
-          <w:tab w:val="num" w:pos="0"/>
-        </w:tabs>
-        <w:ind w:left="0" w:firstLine="0"/>
+      <w:numFmt w:val="decimal"/>
+      <w:lvlText w:val="%2."/>
+      <w:lvlJc w:val="left"/>
+      <w:pPr>
+        <w:tabs>
+          <w:tab w:val="num" w:pos="632"/>
+        </w:tabs>
+        <w:ind w:left="632" w:hanging="283"/>
       </w:pPr>
     </w:lvl>
     <w:lvl w:ilvl="2">
       <w:start w:val="1"/>
-      <w:numFmt w:val="none"/>
-      <w:pStyle w:val="Heading3"/>
-      <w:suff w:val="nothing"/>
-      <w:lvlText w:val=""/>
-      <w:lvlJc w:val="left"/>
-      <w:pPr>
-        <w:tabs>
-          <w:tab w:val="num" w:pos="0"/>
-        </w:tabs>
-        <w:ind w:left="0" w:firstLine="0"/>
+      <w:numFmt w:val="decimal"/>
+      <w:lvlText w:val="%3."/>
+      <w:lvlJc w:val="left"/>
+      <w:pPr>
+        <w:tabs>
+          <w:tab w:val="num" w:pos="1341"/>
+        </w:tabs>
+        <w:ind w:left="1341" w:hanging="283"/>
       </w:pPr>
     </w:lvl>
     <w:lvl w:ilvl="3">
       <w:start w:val="1"/>
-      <w:numFmt w:val="none"/>
-      <w:suff w:val="nothing"/>
-      <w:lvlText w:val=""/>
-      <w:lvlJc w:val="left"/>
-      <w:pPr>
-        <w:tabs>
-          <w:tab w:val="num" w:pos="0"/>
-        </w:tabs>
-        <w:ind w:left="0" w:firstLine="0"/>
+      <w:numFmt w:val="decimal"/>
+      <w:lvlText w:val="%4."/>
+      <w:lvlJc w:val="left"/>
+      <w:pPr>
+        <w:tabs>
+          <w:tab w:val="num" w:pos="2050"/>
+        </w:tabs>
+        <w:ind w:left="2050" w:hanging="283"/>
       </w:pPr>
     </w:lvl>
     <w:lvl w:ilvl="4">
       <w:start w:val="1"/>
-      <w:numFmt w:val="none"/>
-      <w:suff w:val="nothing"/>
-      <w:lvlText w:val=""/>
-      <w:lvlJc w:val="left"/>
-      <w:pPr>
-        <w:tabs>
-          <w:tab w:val="num" w:pos="0"/>
-        </w:tabs>
-        <w:ind w:left="0" w:firstLine="0"/>
+      <w:numFmt w:val="decimal"/>
+      <w:lvlText w:val="%5."/>
+      <w:lvlJc w:val="left"/>
+      <w:pPr>
+        <w:tabs>
+          <w:tab w:val="num" w:pos="2759"/>
+        </w:tabs>
+        <w:ind w:left="2759" w:hanging="283"/>
       </w:pPr>
     </w:lvl>
     <w:lvl w:ilvl="5">
       <w:start w:val="1"/>
-      <w:numFmt w:val="none"/>
-      <w:suff w:val="nothing"/>
-      <w:lvlText w:val=""/>
-      <w:lvlJc w:val="left"/>
-      <w:pPr>
-        <w:tabs>
-          <w:tab w:val="num" w:pos="0"/>
-        </w:tabs>
-        <w:ind w:left="0" w:firstLine="0"/>
+      <w:numFmt w:val="decimal"/>
+      <w:lvlText w:val="%6."/>
+      <w:lvlJc w:val="left"/>
+      <w:pPr>
+        <w:tabs>
+          <w:tab w:val="num" w:pos="3468"/>
+        </w:tabs>
+        <w:ind w:left="3468" w:hanging="283"/>
       </w:pPr>
     </w:lvl>
     <w:lvl w:ilvl="6">
       <w:start w:val="1"/>
-      <w:numFmt w:val="none"/>
-      <w:suff w:val="nothing"/>
-      <w:lvlText w:val=""/>
-      <w:lvlJc w:val="left"/>
-      <w:pPr>
-        <w:tabs>
-          <w:tab w:val="num" w:pos="0"/>
-        </w:tabs>
-        <w:ind w:left="0" w:firstLine="0"/>
+      <w:numFmt w:val="decimal"/>
+      <w:lvlText w:val="%7."/>
+      <w:lvlJc w:val="left"/>
+      <w:pPr>
+        <w:tabs>
+          <w:tab w:val="num" w:pos="4177"/>
+        </w:tabs>
+        <w:ind w:left="4177" w:hanging="283"/>
       </w:pPr>
     </w:lvl>
     <w:lvl w:ilvl="7">
       <w:start w:val="1"/>
-      <w:numFmt w:val="none"/>
-      <w:suff w:val="nothing"/>
-      <w:lvlText w:val=""/>
-      <w:lvlJc w:val="left"/>
-      <w:pPr>
-        <w:tabs>
-          <w:tab w:val="num" w:pos="0"/>
-        </w:tabs>
-        <w:ind w:left="0" w:firstLine="0"/>
+      <w:numFmt w:val="decimal"/>
+      <w:lvlText w:val="%8."/>
+      <w:lvlJc w:val="left"/>
+      <w:pPr>
+        <w:tabs>
+          <w:tab w:val="num" w:pos="4886"/>
+        </w:tabs>
+        <w:ind w:left="4886" w:hanging="283"/>
       </w:pPr>
     </w:lvl>
     <w:lvl w:ilvl="8">
       <w:start w:val="1"/>
-      <w:numFmt w:val="none"/>
-      <w:suff w:val="nothing"/>
-      <w:lvlText w:val=""/>
-      <w:lvlJc w:val="left"/>
-      <w:pPr>
-        <w:tabs>
-          <w:tab w:val="num" w:pos="0"/>
-        </w:tabs>
-        <w:ind w:left="0" w:firstLine="0"/>
+      <w:numFmt w:val="decimal"/>
+      <w:lvlText w:val="%9."/>
+      <w:lvlJc w:val="left"/>
+      <w:pPr>
+        <w:tabs>
+          <w:tab w:val="num" w:pos="5595"/>
+        </w:tabs>
+        <w:ind w:left="5595" w:hanging="283"/>
       </w:pPr>
     </w:lvl>
   </w:abstractNum>
-  <w:abstractNum w:abstractNumId="46" w15:restartNumberingAfterBreak="0">
+  <w:abstractNum w:abstractNumId="50" w15:restartNumberingAfterBreak="0">
+    <w:nsid w:val="616370BE"/>
+    <w:multiLevelType w:val="hybridMultilevel"/>
+    <w:tmpl w:val="FCBAF152"/>
+    <w:lvl w:ilvl="0" w:tplc="A2261510">
+      <w:start w:val="1"/>
+      <w:numFmt w:val="bullet"/>
+      <w:lvlText w:val=""/>
+      <w:lvlJc w:val="left"/>
+      <w:pPr>
+        <w:ind w:left="720" w:hanging="360"/>
+      </w:pPr>
+      <w:rPr>
+        <w:rFonts w:ascii="Symbol" w:hAnsi="Symbol" w:hint="default"/>
+        <w:color w:val="auto"/>
+      </w:rPr>
+    </w:lvl>
+    <w:lvl w:ilvl="1" w:tplc="08090003" w:tentative="1">
+      <w:start w:val="1"/>
+      <w:numFmt w:val="bullet"/>
+      <w:lvlText w:val="o"/>
+      <w:lvlJc w:val="left"/>
+      <w:pPr>
+        <w:ind w:left="1440" w:hanging="360"/>
+      </w:pPr>
+      <w:rPr>
+        <w:rFonts w:ascii="Courier New" w:hAnsi="Courier New" w:hint="default"/>
+      </w:rPr>
+    </w:lvl>
+    <w:lvl w:ilvl="2" w:tplc="08090005" w:tentative="1">
+      <w:start w:val="1"/>
+      <w:numFmt w:val="bullet"/>
+      <w:lvlText w:val=""/>
+      <w:lvlJc w:val="left"/>
+      <w:pPr>
+        <w:ind w:left="2160" w:hanging="360"/>
+      </w:pPr>
+      <w:rPr>
+        <w:rFonts w:ascii="Wingdings" w:hAnsi="Wingdings" w:hint="default"/>
+      </w:rPr>
+    </w:lvl>
+    <w:lvl w:ilvl="3" w:tplc="08090001" w:tentative="1">
+      <w:start w:val="1"/>
+      <w:numFmt w:val="bullet"/>
+      <w:lvlText w:val=""/>
+      <w:lvlJc w:val="left"/>
+      <w:pPr>
+        <w:ind w:left="2880" w:hanging="360"/>
+      </w:pPr>
+      <w:rPr>
+        <w:rFonts w:ascii="Symbol" w:hAnsi="Symbol" w:hint="default"/>
+      </w:rPr>
+    </w:lvl>
+    <w:lvl w:ilvl="4" w:tplc="08090003" w:tentative="1">
+      <w:start w:val="1"/>
+      <w:numFmt w:val="bullet"/>
+      <w:lvlText w:val="o"/>
+      <w:lvlJc w:val="left"/>
+      <w:pPr>
+        <w:ind w:left="3600" w:hanging="360"/>
+      </w:pPr>
+      <w:rPr>
+        <w:rFonts w:ascii="Courier New" w:hAnsi="Courier New" w:hint="default"/>
+      </w:rPr>
+    </w:lvl>
+    <w:lvl w:ilvl="5" w:tplc="08090005" w:tentative="1">
+      <w:start w:val="1"/>
+      <w:numFmt w:val="bullet"/>
+      <w:lvlText w:val=""/>
+      <w:lvlJc w:val="left"/>
+      <w:pPr>
+        <w:ind w:left="4320" w:hanging="360"/>
+      </w:pPr>
+      <w:rPr>
+        <w:rFonts w:ascii="Wingdings" w:hAnsi="Wingdings" w:hint="default"/>
+      </w:rPr>
+    </w:lvl>
+    <w:lvl w:ilvl="6" w:tplc="08090001" w:tentative="1">
+      <w:start w:val="1"/>
+      <w:numFmt w:val="bullet"/>
+      <w:lvlText w:val=""/>
+      <w:lvlJc w:val="left"/>
+      <w:pPr>
+        <w:ind w:left="5040" w:hanging="360"/>
+      </w:pPr>
+      <w:rPr>
+        <w:rFonts w:ascii="Symbol" w:hAnsi="Symbol" w:hint="default"/>
+      </w:rPr>
+    </w:lvl>
+    <w:lvl w:ilvl="7" w:tplc="08090003" w:tentative="1">
+      <w:start w:val="1"/>
+      <w:numFmt w:val="bullet"/>
+      <w:lvlText w:val="o"/>
+      <w:lvlJc w:val="left"/>
+      <w:pPr>
+        <w:ind w:left="5760" w:hanging="360"/>
+      </w:pPr>
+      <w:rPr>
+        <w:rFonts w:ascii="Courier New" w:hAnsi="Courier New" w:hint="default"/>
+      </w:rPr>
+    </w:lvl>
+    <w:lvl w:ilvl="8" w:tplc="08090005" w:tentative="1">
+      <w:start w:val="1"/>
+      <w:numFmt w:val="bullet"/>
+      <w:lvlText w:val=""/>
+      <w:lvlJc w:val="left"/>
+      <w:pPr>
+        <w:ind w:left="6480" w:hanging="360"/>
+      </w:pPr>
+      <w:rPr>
+        <w:rFonts w:ascii="Wingdings" w:hAnsi="Wingdings" w:hint="default"/>
+      </w:rPr>
+    </w:lvl>
+  </w:abstractNum>
+  <w:abstractNum w:abstractNumId="51" w15:restartNumberingAfterBreak="0">
     <w:nsid w:val="67C36222"/>
     <w:multiLevelType w:val="hybridMultilevel"/>
     <w:tmpl w:val="FB3CB0AC"/>
@@ -16045,7 +18944,7 @@
       </w:pPr>
     </w:lvl>
   </w:abstractNum>
-  <w:abstractNum w:abstractNumId="47" w15:restartNumberingAfterBreak="0">
+  <w:abstractNum w:abstractNumId="52" w15:restartNumberingAfterBreak="0">
     <w:nsid w:val="68A13AFA"/>
     <w:multiLevelType w:val="multilevel"/>
     <w:tmpl w:val="9D8ED202"/>
@@ -16185,7 +19084,7 @@
       </w:rPr>
     </w:lvl>
   </w:abstractNum>
-  <w:abstractNum w:abstractNumId="48" w15:restartNumberingAfterBreak="0">
+  <w:abstractNum w:abstractNumId="53" w15:restartNumberingAfterBreak="0">
     <w:nsid w:val="6A3306C0"/>
     <w:multiLevelType w:val="hybridMultilevel"/>
     <w:tmpl w:val="2E303AD2"/>
@@ -16299,7 +19198,7 @@
       </w:rPr>
     </w:lvl>
   </w:abstractNum>
-  <w:abstractNum w:abstractNumId="49" w15:restartNumberingAfterBreak="0">
+  <w:abstractNum w:abstractNumId="54" w15:restartNumberingAfterBreak="0">
     <w:nsid w:val="6EA919B6"/>
     <w:multiLevelType w:val="multilevel"/>
     <w:tmpl w:val="FBFC98EE"/>
@@ -16439,7 +19338,7 @@
       </w:rPr>
     </w:lvl>
   </w:abstractNum>
-  <w:abstractNum w:abstractNumId="50" w15:restartNumberingAfterBreak="0">
+  <w:abstractNum w:abstractNumId="55" w15:restartNumberingAfterBreak="0">
     <w:nsid w:val="720E469D"/>
     <w:multiLevelType w:val="hybridMultilevel"/>
     <w:tmpl w:val="8A847CAE"/>
@@ -16528,10 +19427,10 @@
       </w:pPr>
     </w:lvl>
   </w:abstractNum>
-  <w:abstractNum w:abstractNumId="51" w15:restartNumberingAfterBreak="0">
+  <w:abstractNum w:abstractNumId="56" w15:restartNumberingAfterBreak="0">
     <w:nsid w:val="72282641"/>
     <w:multiLevelType w:val="hybridMultilevel"/>
-    <w:tmpl w:val="7EF4B7E0"/>
+    <w:tmpl w:val="E58816D6"/>
     <w:lvl w:ilvl="0" w:tplc="A2261510">
       <w:start w:val="1"/>
       <w:numFmt w:val="bullet"/>
@@ -16642,7 +19541,7 @@
       </w:rPr>
     </w:lvl>
   </w:abstractNum>
-  <w:abstractNum w:abstractNumId="52" w15:restartNumberingAfterBreak="0">
+  <w:abstractNum w:abstractNumId="57" w15:restartNumberingAfterBreak="0">
     <w:nsid w:val="7236607D"/>
     <w:multiLevelType w:val="multilevel"/>
     <w:tmpl w:val="33C21AF4"/>
@@ -16773,7 +19672,7 @@
       </w:rPr>
     </w:lvl>
   </w:abstractNum>
-  <w:abstractNum w:abstractNumId="53" w15:restartNumberingAfterBreak="0">
+  <w:abstractNum w:abstractNumId="58" w15:restartNumberingAfterBreak="0">
     <w:nsid w:val="77751C34"/>
     <w:multiLevelType w:val="hybridMultilevel"/>
     <w:tmpl w:val="93B03718"/>
@@ -16862,7 +19761,7 @@
       </w:pPr>
     </w:lvl>
   </w:abstractNum>
-  <w:abstractNum w:abstractNumId="54" w15:restartNumberingAfterBreak="0">
+  <w:abstractNum w:abstractNumId="59" w15:restartNumberingAfterBreak="0">
     <w:nsid w:val="77A13E6C"/>
     <w:multiLevelType w:val="hybridMultilevel"/>
     <w:tmpl w:val="E24619C8"/>
@@ -16957,7 +19856,7 @@
       </w:pPr>
     </w:lvl>
   </w:abstractNum>
-  <w:abstractNum w:abstractNumId="55" w15:restartNumberingAfterBreak="0">
+  <w:abstractNum w:abstractNumId="60" w15:restartNumberingAfterBreak="0">
     <w:nsid w:val="78A40B1D"/>
     <w:multiLevelType w:val="multilevel"/>
     <w:tmpl w:val="1AC2EB18"/>
@@ -17097,7 +19996,7 @@
       </w:rPr>
     </w:lvl>
   </w:abstractNum>
-  <w:abstractNum w:abstractNumId="56" w15:restartNumberingAfterBreak="0">
+  <w:abstractNum w:abstractNumId="61" w15:restartNumberingAfterBreak="0">
     <w:nsid w:val="79F162FB"/>
     <w:multiLevelType w:val="multilevel"/>
     <w:tmpl w:val="0C321464"/>
@@ -17237,7 +20136,7 @@
       </w:rPr>
     </w:lvl>
   </w:abstractNum>
-  <w:abstractNum w:abstractNumId="57" w15:restartNumberingAfterBreak="0">
+  <w:abstractNum w:abstractNumId="62" w15:restartNumberingAfterBreak="0">
     <w:nsid w:val="7C970EC7"/>
     <w:multiLevelType w:val="hybridMultilevel"/>
     <w:tmpl w:val="7D2EE680"/>
@@ -17326,7 +20225,7 @@
       </w:pPr>
     </w:lvl>
   </w:abstractNum>
-  <w:abstractNum w:abstractNumId="58" w15:restartNumberingAfterBreak="0">
+  <w:abstractNum w:abstractNumId="63" w15:restartNumberingAfterBreak="0">
     <w:nsid w:val="7F3605F0"/>
     <w:multiLevelType w:val="multilevel"/>
     <w:tmpl w:val="0B484776"/>
@@ -17466,7 +20365,93 @@
       </w:rPr>
     </w:lvl>
   </w:abstractNum>
-  <w:abstractNum w:abstractNumId="59" w15:restartNumberingAfterBreak="0">
+  <w:abstractNum w:abstractNumId="64" w15:restartNumberingAfterBreak="0">
+    <w:nsid w:val="7FEE14A8"/>
+    <w:multiLevelType w:val="hybridMultilevel"/>
+    <w:tmpl w:val="64FC9D2C"/>
+    <w:lvl w:ilvl="0" w:tplc="19369048">
+      <w:start w:val="1"/>
+      <w:numFmt w:val="bullet"/>
+      <w:lvlText w:val="●"/>
+      <w:lvlJc w:val="left"/>
+      <w:pPr>
+        <w:ind w:left="720" w:hanging="360"/>
+      </w:pPr>
+    </w:lvl>
+    <w:lvl w:ilvl="1" w:tplc="B12EDEEE">
+      <w:start w:val="1"/>
+      <w:numFmt w:val="bullet"/>
+      <w:lvlText w:val="○"/>
+      <w:lvlJc w:val="left"/>
+      <w:pPr>
+        <w:ind w:left="1440" w:hanging="360"/>
+      </w:pPr>
+    </w:lvl>
+    <w:lvl w:ilvl="2" w:tplc="F880FD06">
+      <w:start w:val="1"/>
+      <w:numFmt w:val="bullet"/>
+      <w:lvlText w:val="■"/>
+      <w:lvlJc w:val="left"/>
+      <w:pPr>
+        <w:ind w:left="2160" w:hanging="360"/>
+      </w:pPr>
+    </w:lvl>
+    <w:lvl w:ilvl="3" w:tplc="90047280">
+      <w:start w:val="1"/>
+      <w:numFmt w:val="bullet"/>
+      <w:lvlText w:val="●"/>
+      <w:lvlJc w:val="left"/>
+      <w:pPr>
+        <w:ind w:left="2880" w:hanging="360"/>
+      </w:pPr>
+    </w:lvl>
+    <w:lvl w:ilvl="4" w:tplc="F6ACBFC8">
+      <w:start w:val="1"/>
+      <w:numFmt w:val="bullet"/>
+      <w:lvlText w:val="○"/>
+      <w:lvlJc w:val="left"/>
+      <w:pPr>
+        <w:ind w:left="3600" w:hanging="360"/>
+      </w:pPr>
+    </w:lvl>
+    <w:lvl w:ilvl="5" w:tplc="D188001C">
+      <w:start w:val="1"/>
+      <w:numFmt w:val="bullet"/>
+      <w:lvlText w:val="■"/>
+      <w:lvlJc w:val="left"/>
+      <w:pPr>
+        <w:ind w:left="4320" w:hanging="360"/>
+      </w:pPr>
+    </w:lvl>
+    <w:lvl w:ilvl="6" w:tplc="7DF45844">
+      <w:start w:val="1"/>
+      <w:numFmt w:val="bullet"/>
+      <w:lvlText w:val="●"/>
+      <w:lvlJc w:val="left"/>
+      <w:pPr>
+        <w:ind w:left="5040" w:hanging="360"/>
+      </w:pPr>
+    </w:lvl>
+    <w:lvl w:ilvl="7" w:tplc="8A16F6EC">
+      <w:start w:val="1"/>
+      <w:numFmt w:val="bullet"/>
+      <w:lvlText w:val="●"/>
+      <w:lvlJc w:val="left"/>
+      <w:pPr>
+        <w:ind w:left="5760" w:hanging="360"/>
+      </w:pPr>
+    </w:lvl>
+    <w:lvl w:ilvl="8" w:tplc="509E21C8">
+      <w:start w:val="1"/>
+      <w:numFmt w:val="bullet"/>
+      <w:lvlText w:val="●"/>
+      <w:lvlJc w:val="left"/>
+      <w:pPr>
+        <w:ind w:left="6480" w:hanging="360"/>
+      </w:pPr>
+    </w:lvl>
+  </w:abstractNum>
+  <w:abstractNum w:abstractNumId="65" w15:restartNumberingAfterBreak="0">
     <w:nsid w:val="7FF24A2E"/>
     <w:multiLevelType w:val="hybridMultilevel"/>
     <w:tmpl w:val="AA284BB2"/>
@@ -17557,247 +20542,283 @@
     </w:lvl>
   </w:abstractNum>
   <w:num w:numId="1" w16cid:durableId="462768859">
-    <w:abstractNumId w:val="45"/>
+    <w:abstractNumId w:val="49"/>
   </w:num>
   <w:num w:numId="2" w16cid:durableId="534851259">
-    <w:abstractNumId w:val="15"/>
+    <w:abstractNumId w:val="19"/>
   </w:num>
   <w:num w:numId="3" w16cid:durableId="754977449">
-    <w:abstractNumId w:val="22"/>
+    <w:abstractNumId w:val="26"/>
   </w:num>
   <w:num w:numId="4" w16cid:durableId="2071151317">
-    <w:abstractNumId w:val="39"/>
+    <w:abstractNumId w:val="43"/>
   </w:num>
   <w:num w:numId="5" w16cid:durableId="1569268375">
-    <w:abstractNumId w:val="58"/>
+    <w:abstractNumId w:val="63"/>
   </w:num>
   <w:num w:numId="6" w16cid:durableId="1342007254">
-    <w:abstractNumId w:val="47"/>
+    <w:abstractNumId w:val="52"/>
   </w:num>
   <w:num w:numId="7" w16cid:durableId="935209781">
-    <w:abstractNumId w:val="21"/>
+    <w:abstractNumId w:val="25"/>
   </w:num>
   <w:num w:numId="8" w16cid:durableId="393507632">
+    <w:abstractNumId w:val="28"/>
+  </w:num>
+  <w:num w:numId="9" w16cid:durableId="1732313751">
+    <w:abstractNumId w:val="46"/>
+  </w:num>
+  <w:num w:numId="10" w16cid:durableId="1929850215">
+    <w:abstractNumId w:val="54"/>
+  </w:num>
+  <w:num w:numId="11" w16cid:durableId="624845372">
     <w:abstractNumId w:val="24"/>
   </w:num>
-  <w:num w:numId="9" w16cid:durableId="1732313751">
-    <w:abstractNumId w:val="42"/>
-  </w:num>
-  <w:num w:numId="10" w16cid:durableId="1929850215">
-    <w:abstractNumId w:val="49"/>
-  </w:num>
-  <w:num w:numId="11" w16cid:durableId="624845372">
-    <w:abstractNumId w:val="20"/>
-  </w:num>
   <w:num w:numId="12" w16cid:durableId="407583010">
-    <w:abstractNumId w:val="55"/>
+    <w:abstractNumId w:val="60"/>
   </w:num>
   <w:num w:numId="13" w16cid:durableId="750663636">
-    <w:abstractNumId w:val="56"/>
+    <w:abstractNumId w:val="61"/>
   </w:num>
   <w:num w:numId="14" w16cid:durableId="1026060989">
-    <w:abstractNumId w:val="13"/>
+    <w:abstractNumId w:val="17"/>
   </w:num>
   <w:num w:numId="15" w16cid:durableId="670109320">
-    <w:abstractNumId w:val="25"/>
+    <w:abstractNumId w:val="29"/>
   </w:num>
   <w:num w:numId="16" w16cid:durableId="1566524494">
-    <w:abstractNumId w:val="28"/>
+    <w:abstractNumId w:val="32"/>
   </w:num>
   <w:num w:numId="17" w16cid:durableId="2041972332">
-    <w:abstractNumId w:val="14"/>
+    <w:abstractNumId w:val="18"/>
   </w:num>
   <w:num w:numId="18" w16cid:durableId="1397167982">
     <w:abstractNumId w:val="3"/>
   </w:num>
   <w:num w:numId="19" w16cid:durableId="153645313">
-    <w:abstractNumId w:val="32"/>
+    <w:abstractNumId w:val="36"/>
   </w:num>
   <w:num w:numId="20" w16cid:durableId="1506895684">
-    <w:abstractNumId w:val="38"/>
+    <w:abstractNumId w:val="42"/>
   </w:num>
   <w:num w:numId="21" w16cid:durableId="264191240">
-    <w:abstractNumId w:val="23"/>
+    <w:abstractNumId w:val="27"/>
   </w:num>
   <w:num w:numId="22" w16cid:durableId="1217857422">
     <w:abstractNumId w:val="2"/>
   </w:num>
   <w:num w:numId="23" w16cid:durableId="178354707">
-    <w:abstractNumId w:val="17"/>
+    <w:abstractNumId w:val="21"/>
     <w:lvlOverride w:ilvl="0">
       <w:startOverride w:val="1"/>
     </w:lvlOverride>
   </w:num>
   <w:num w:numId="24" w16cid:durableId="883636844">
-    <w:abstractNumId w:val="54"/>
+    <w:abstractNumId w:val="59"/>
     <w:lvlOverride w:ilvl="0">
       <w:startOverride w:val="1"/>
     </w:lvlOverride>
   </w:num>
   <w:num w:numId="25" w16cid:durableId="1517230823">
+    <w:abstractNumId w:val="34"/>
+  </w:num>
+  <w:num w:numId="26" w16cid:durableId="198737806">
+    <w:abstractNumId w:val="35"/>
+  </w:num>
+  <w:num w:numId="27" w16cid:durableId="1970436380">
+    <w:abstractNumId w:val="48"/>
+  </w:num>
+  <w:num w:numId="28" w16cid:durableId="1109744282">
+    <w:abstractNumId w:val="10"/>
+  </w:num>
+  <w:num w:numId="29" w16cid:durableId="1596595425">
+    <w:abstractNumId w:val="39"/>
+  </w:num>
+  <w:num w:numId="30" w16cid:durableId="1092163475">
+    <w:abstractNumId w:val="20"/>
+  </w:num>
+  <w:num w:numId="31" w16cid:durableId="1638341705">
     <w:abstractNumId w:val="30"/>
   </w:num>
-  <w:num w:numId="26" w16cid:durableId="198737806">
-    <w:abstractNumId w:val="31"/>
-  </w:num>
-  <w:num w:numId="27" w16cid:durableId="1970436380">
-    <w:abstractNumId w:val="44"/>
-  </w:num>
-  <w:num w:numId="28" w16cid:durableId="1109744282">
-    <w:abstractNumId w:val="8"/>
-  </w:num>
-  <w:num w:numId="29" w16cid:durableId="1596595425">
-    <w:abstractNumId w:val="35"/>
-  </w:num>
-  <w:num w:numId="30" w16cid:durableId="1092163475">
-    <w:abstractNumId w:val="16"/>
-  </w:num>
-  <w:num w:numId="31" w16cid:durableId="1638341705">
-    <w:abstractNumId w:val="26"/>
-  </w:num>
   <w:num w:numId="32" w16cid:durableId="99614821">
-    <w:abstractNumId w:val="59"/>
+    <w:abstractNumId w:val="65"/>
   </w:num>
   <w:num w:numId="33" w16cid:durableId="1972857697">
-    <w:abstractNumId w:val="34"/>
+    <w:abstractNumId w:val="38"/>
   </w:num>
   <w:num w:numId="34" w16cid:durableId="2055888871">
-    <w:abstractNumId w:val="27"/>
+    <w:abstractNumId w:val="31"/>
   </w:num>
   <w:num w:numId="35" w16cid:durableId="2124761692">
     <w:abstractNumId w:val="1"/>
   </w:num>
   <w:num w:numId="36" w16cid:durableId="921449534">
-    <w:abstractNumId w:val="37"/>
+    <w:abstractNumId w:val="41"/>
   </w:num>
   <w:num w:numId="37" w16cid:durableId="1249339732">
-    <w:abstractNumId w:val="45"/>
+    <w:abstractNumId w:val="49"/>
   </w:num>
   <w:num w:numId="38" w16cid:durableId="901332559">
-    <w:abstractNumId w:val="12"/>
+    <w:abstractNumId w:val="15"/>
   </w:num>
   <w:num w:numId="39" w16cid:durableId="226458378">
     <w:abstractNumId w:val="0"/>
   </w:num>
   <w:num w:numId="40" w16cid:durableId="1691839389">
-    <w:abstractNumId w:val="36"/>
+    <w:abstractNumId w:val="40"/>
   </w:num>
   <w:num w:numId="41" w16cid:durableId="1257639454">
-    <w:abstractNumId w:val="45"/>
+    <w:abstractNumId w:val="49"/>
   </w:num>
   <w:num w:numId="42" w16cid:durableId="196894282">
-    <w:abstractNumId w:val="5"/>
+    <w:abstractNumId w:val="7"/>
   </w:num>
   <w:num w:numId="43" w16cid:durableId="680471570">
-    <w:abstractNumId w:val="57"/>
+    <w:abstractNumId w:val="62"/>
   </w:num>
   <w:num w:numId="44" w16cid:durableId="1315139082">
-    <w:abstractNumId w:val="45"/>
+    <w:abstractNumId w:val="49"/>
   </w:num>
   <w:num w:numId="45" w16cid:durableId="2113940701">
-    <w:abstractNumId w:val="45"/>
+    <w:abstractNumId w:val="49"/>
   </w:num>
   <w:num w:numId="46" w16cid:durableId="1884713029">
-    <w:abstractNumId w:val="46"/>
+    <w:abstractNumId w:val="51"/>
   </w:num>
   <w:num w:numId="47" w16cid:durableId="1079255107">
-    <w:abstractNumId w:val="50"/>
+    <w:abstractNumId w:val="55"/>
   </w:num>
   <w:num w:numId="48" w16cid:durableId="163739946">
-    <w:abstractNumId w:val="29"/>
+    <w:abstractNumId w:val="33"/>
     <w:lvlOverride w:ilvl="0">
       <w:startOverride w:val="1"/>
     </w:lvlOverride>
   </w:num>
   <w:num w:numId="49" w16cid:durableId="130177845">
-    <w:abstractNumId w:val="45"/>
+    <w:abstractNumId w:val="49"/>
   </w:num>
   <w:num w:numId="50" w16cid:durableId="1549225530">
-    <w:abstractNumId w:val="45"/>
+    <w:abstractNumId w:val="49"/>
   </w:num>
   <w:num w:numId="51" w16cid:durableId="1543207655">
-    <w:abstractNumId w:val="45"/>
+    <w:abstractNumId w:val="49"/>
   </w:num>
   <w:num w:numId="52" w16cid:durableId="2082754323">
-    <w:abstractNumId w:val="19"/>
+    <w:abstractNumId w:val="23"/>
   </w:num>
   <w:num w:numId="53" w16cid:durableId="1140000597">
-    <w:abstractNumId w:val="40"/>
+    <w:abstractNumId w:val="44"/>
     <w:lvlOverride w:ilvl="0">
       <w:startOverride w:val="1"/>
     </w:lvlOverride>
   </w:num>
   <w:num w:numId="54" w16cid:durableId="1476414865">
-    <w:abstractNumId w:val="45"/>
+    <w:abstractNumId w:val="49"/>
   </w:num>
   <w:num w:numId="55" w16cid:durableId="1747803550">
-    <w:abstractNumId w:val="53"/>
+    <w:abstractNumId w:val="58"/>
   </w:num>
   <w:num w:numId="56" w16cid:durableId="1421872203">
-    <w:abstractNumId w:val="18"/>
+    <w:abstractNumId w:val="22"/>
     <w:lvlOverride w:ilvl="0">
       <w:startOverride w:val="1"/>
     </w:lvlOverride>
   </w:num>
   <w:num w:numId="57" w16cid:durableId="1090199479">
-    <w:abstractNumId w:val="48"/>
+    <w:abstractNumId w:val="53"/>
   </w:num>
   <w:num w:numId="58" w16cid:durableId="794324903">
-    <w:abstractNumId w:val="45"/>
+    <w:abstractNumId w:val="49"/>
   </w:num>
   <w:num w:numId="59" w16cid:durableId="1306081610">
-    <w:abstractNumId w:val="11"/>
+    <w:abstractNumId w:val="14"/>
   </w:num>
   <w:num w:numId="60" w16cid:durableId="432749816">
-    <w:abstractNumId w:val="10"/>
+    <w:abstractNumId w:val="13"/>
   </w:num>
   <w:num w:numId="61" w16cid:durableId="903416085">
-    <w:abstractNumId w:val="33"/>
+    <w:abstractNumId w:val="37"/>
   </w:num>
   <w:num w:numId="62" w16cid:durableId="109403679">
-    <w:abstractNumId w:val="7"/>
+    <w:abstractNumId w:val="9"/>
   </w:num>
   <w:num w:numId="63" w16cid:durableId="1952125431">
-    <w:abstractNumId w:val="45"/>
+    <w:abstractNumId w:val="49"/>
   </w:num>
   <w:num w:numId="64" w16cid:durableId="1966891500">
     <w:abstractNumId w:val="4"/>
   </w:num>
   <w:num w:numId="65" w16cid:durableId="697698884">
+    <w:abstractNumId w:val="49"/>
+  </w:num>
+  <w:num w:numId="66" w16cid:durableId="1168981868">
+    <w:abstractNumId w:val="57"/>
+  </w:num>
+  <w:num w:numId="67" w16cid:durableId="160393705">
+    <w:abstractNumId w:val="49"/>
+  </w:num>
+  <w:num w:numId="68" w16cid:durableId="1831167593">
+    <w:abstractNumId w:val="12"/>
+  </w:num>
+  <w:num w:numId="69" w16cid:durableId="1698121427">
+    <w:abstractNumId w:val="49"/>
+  </w:num>
+  <w:num w:numId="70" w16cid:durableId="1760105121">
     <w:abstractNumId w:val="45"/>
   </w:num>
-  <w:num w:numId="66" w16cid:durableId="1168981868">
-    <w:abstractNumId w:val="52"/>
-  </w:num>
-  <w:num w:numId="67" w16cid:durableId="160393705">
-    <w:abstractNumId w:val="45"/>
-  </w:num>
-  <w:num w:numId="68" w16cid:durableId="1831167593">
-    <w:abstractNumId w:val="9"/>
-  </w:num>
-  <w:num w:numId="69" w16cid:durableId="1698121427">
-    <w:abstractNumId w:val="45"/>
-  </w:num>
-  <w:num w:numId="70" w16cid:durableId="1760105121">
-    <w:abstractNumId w:val="41"/>
-  </w:num>
   <w:num w:numId="71" w16cid:durableId="702751241">
-    <w:abstractNumId w:val="51"/>
+    <w:abstractNumId w:val="56"/>
   </w:num>
   <w:num w:numId="72" w16cid:durableId="408386921">
-    <w:abstractNumId w:val="45"/>
+    <w:abstractNumId w:val="49"/>
   </w:num>
   <w:num w:numId="73" w16cid:durableId="2030330978">
-    <w:abstractNumId w:val="43"/>
+    <w:abstractNumId w:val="47"/>
   </w:num>
   <w:num w:numId="74" w16cid:durableId="100954797">
-    <w:abstractNumId w:val="45"/>
+    <w:abstractNumId w:val="49"/>
   </w:num>
   <w:num w:numId="75" w16cid:durableId="1834107868">
-    <w:abstractNumId w:val="45"/>
+    <w:abstractNumId w:val="49"/>
   </w:num>
   <w:num w:numId="76" w16cid:durableId="1557204703">
+    <w:abstractNumId w:val="8"/>
+  </w:num>
+  <w:num w:numId="77" w16cid:durableId="534007519">
+    <w:abstractNumId w:val="64"/>
+    <w:lvlOverride w:ilvl="0">
+      <w:startOverride w:val="1"/>
+    </w:lvlOverride>
+  </w:num>
+  <w:num w:numId="78" w16cid:durableId="48388127">
     <w:abstractNumId w:val="6"/>
+  </w:num>
+  <w:num w:numId="79" w16cid:durableId="163978971">
+    <w:abstractNumId w:val="16"/>
+  </w:num>
+  <w:num w:numId="80" w16cid:durableId="157352278">
+    <w:abstractNumId w:val="5"/>
+    <w:lvlOverride w:ilvl="0">
+      <w:startOverride w:val="1"/>
+    </w:lvlOverride>
+  </w:num>
+  <w:num w:numId="81" w16cid:durableId="1371109530">
+    <w:abstractNumId w:val="49"/>
+  </w:num>
+  <w:num w:numId="82" w16cid:durableId="56056520">
+    <w:abstractNumId w:val="49"/>
+  </w:num>
+  <w:num w:numId="83" w16cid:durableId="903219920">
+    <w:abstractNumId w:val="49"/>
+  </w:num>
+  <w:num w:numId="84" w16cid:durableId="1131555045">
+    <w:abstractNumId w:val="49"/>
+  </w:num>
+  <w:num w:numId="85" w16cid:durableId="501623252">
+    <w:abstractNumId w:val="50"/>
+  </w:num>
+  <w:num w:numId="86" w16cid:durableId="1804806667">
+    <w:abstractNumId w:val="11"/>
   </w:num>
 </w:numbering>
 </file>
@@ -18216,9 +21237,6 @@
     <w:uiPriority w:val="9"/>
     <w:qFormat/>
     <w:pPr>
-      <w:numPr>
-        <w:numId w:val="1"/>
-      </w:numPr>
       <w:outlineLvl w:val="0"/>
     </w:pPr>
     <w:rPr>
@@ -18236,10 +21254,6 @@
     <w:unhideWhenUsed/>
     <w:qFormat/>
     <w:pPr>
-      <w:numPr>
-        <w:ilvl w:val="1"/>
-        <w:numId w:val="1"/>
-      </w:numPr>
       <w:spacing w:before="200"/>
       <w:outlineLvl w:val="1"/>
     </w:pPr>
@@ -18258,10 +21272,6 @@
     <w:unhideWhenUsed/>
     <w:qFormat/>
     <w:pPr>
-      <w:numPr>
-        <w:ilvl w:val="2"/>
-        <w:numId w:val="1"/>
-      </w:numPr>
       <w:spacing w:before="140"/>
       <w:outlineLvl w:val="2"/>
     </w:pPr>
@@ -18849,6 +21859,51 @@
       <w:bCs/>
     </w:rPr>
   </w:style>
+  <w:style w:type="paragraph" w:styleId="Title">
+    <w:name w:val="Title"/>
+    <w:basedOn w:val="Normal"/>
+    <w:next w:val="Normal"/>
+    <w:link w:val="TitleChar"/>
+    <w:uiPriority w:val="10"/>
+    <w:qFormat/>
+    <w:rsid w:val="00A567A9"/>
+    <w:pPr>
+      <w:contextualSpacing/>
+    </w:pPr>
+    <w:rPr>
+      <w:rFonts w:asciiTheme="majorHAnsi" w:eastAsiaTheme="majorEastAsia" w:hAnsiTheme="majorHAnsi" w:cstheme="majorBidi"/>
+      <w:spacing w:val="-10"/>
+      <w:kern w:val="28"/>
+      <w:sz w:val="56"/>
+      <w:szCs w:val="56"/>
+    </w:rPr>
+  </w:style>
+  <w:style w:type="character" w:customStyle="1" w:styleId="TitleChar">
+    <w:name w:val="Title Char"/>
+    <w:basedOn w:val="DefaultParagraphFont"/>
+    <w:link w:val="Title"/>
+    <w:uiPriority w:val="10"/>
+    <w:rsid w:val="00A567A9"/>
+    <w:rPr>
+      <w:rFonts w:asciiTheme="majorHAnsi" w:eastAsiaTheme="majorEastAsia" w:hAnsiTheme="majorHAnsi" w:cstheme="majorBidi"/>
+      <w:spacing w:val="-10"/>
+      <w:kern w:val="28"/>
+      <w:sz w:val="56"/>
+      <w:szCs w:val="56"/>
+      <w:lang w:val="en-LK" w:eastAsia="en-GB" w:bidi="ar-SA"/>
+    </w:rPr>
+  </w:style>
+  <w:style w:type="paragraph" w:customStyle="1" w:styleId="p1">
+    <w:name w:val="p1"/>
+    <w:basedOn w:val="Normal"/>
+    <w:rsid w:val="008A5CF1"/>
+    <w:rPr>
+      <w:rFonts w:ascii="Helvetica" w:hAnsi="Helvetica"/>
+      <w:color w:val="000000"/>
+      <w:sz w:val="18"/>
+      <w:szCs w:val="18"/>
+    </w:rPr>
+  </w:style>
 </w:styles>
 </file>
 

--- a/CW_Doc.docx
+++ b/CW_Doc.docx
@@ -20,13 +20,7 @@
         <w:rPr>
           <w:rFonts w:ascii="Aptos" w:hAnsi="Aptos"/>
         </w:rPr>
-        <w:t xml:space="preserve">Q1: </w:t>
-      </w:r>
-      <w:r>
-        <w:rPr>
-          <w:rFonts w:ascii="Aptos" w:hAnsi="Aptos"/>
-        </w:rPr>
-        <w:t>Applied Supervised Machine Learning</w:t>
+        <w:t>Q1: Applied Supervised Machine Learning</w:t>
       </w:r>
     </w:p>
     <w:p>
@@ -10739,19 +10733,7 @@
         <w:rPr>
           <w:rFonts w:ascii="Aptos" w:hAnsi="Aptos"/>
         </w:rPr>
-        <w:t xml:space="preserve">BTC-USD </w:t>
-      </w:r>
-      <w:r>
-        <w:rPr>
-          <w:rFonts w:ascii="Aptos" w:hAnsi="Aptos"/>
-        </w:rPr>
-        <w:t>Cryptocurrency</w:t>
-      </w:r>
-      <w:r>
-        <w:rPr>
-          <w:rFonts w:ascii="Aptos" w:hAnsi="Aptos"/>
-        </w:rPr>
-        <w:t xml:space="preserve"> Dataset</w:t>
+        <w:t>BTC-USD Cryptocurrency Dataset</w:t>
       </w:r>
     </w:p>
     <w:p>
@@ -10901,13 +10883,7 @@
         <w:rPr>
           <w:rFonts w:ascii="Aptos" w:hAnsi="Aptos"/>
         </w:rPr>
-        <w:t>Explored Bitcoin forecasting using ARIMA and deep recurrent neural networks (RNN/LSTM)</w:t>
-      </w:r>
-      <w:r>
-        <w:rPr>
-          <w:rFonts w:ascii="Aptos" w:hAnsi="Aptos"/>
-        </w:rPr>
-        <w:t>. They demonstrated ARIMAis efficient for linear changes but struggeles with extreme vlatality.</w:t>
+        <w:t>Explored Bitcoin forecasting using ARIMA and deep recurrent neural networks (RNN/LSTM). They demonstrated ARIMAis efficient for linear changes but struggeles with extreme vlatality.</w:t>
       </w:r>
     </w:p>
     <w:p>
@@ -10939,13 +10915,7 @@
         <w:rPr>
           <w:rFonts w:ascii="Aptos" w:hAnsi="Aptos" w:cs="Angsana New"/>
         </w:rPr>
-        <w:t>Model Selection</w:t>
-      </w:r>
-      <w:r>
-        <w:rPr>
-          <w:rFonts w:ascii="Aptos" w:hAnsi="Aptos" w:cs="Angsana New"/>
-        </w:rPr>
-        <w:t xml:space="preserve"> Driven Factors</w:t>
+        <w:t>Model Selection Driven Factors</w:t>
       </w:r>
     </w:p>
     <w:p>
@@ -10960,13 +10930,7 @@
         <w:rPr>
           <w:rFonts w:ascii="Aptos" w:hAnsi="Aptos"/>
         </w:rPr>
-        <w:t>Cryptocurrency markets are characterized</w:t>
-      </w:r>
-      <w:r>
-        <w:rPr>
-          <w:rFonts w:ascii="Aptos" w:hAnsi="Aptos"/>
-        </w:rPr>
-        <w:t xml:space="preserve"> by</w:t>
+        <w:t>Cryptocurrency markets are characterized by</w:t>
       </w:r>
     </w:p>
     <w:p>
@@ -10985,19 +10949,7 @@
         <w:rPr>
           <w:rFonts w:ascii="Aptos" w:hAnsi="Aptos"/>
         </w:rPr>
-        <w:t>N</w:t>
-      </w:r>
-      <w:r>
-        <w:rPr>
-          <w:rFonts w:ascii="Aptos" w:hAnsi="Aptos"/>
-        </w:rPr>
-        <w:t>on-stationarity</w:t>
-      </w:r>
-      <w:r>
-        <w:rPr>
-          <w:rFonts w:ascii="Aptos" w:hAnsi="Aptos"/>
-        </w:rPr>
-        <w:t xml:space="preserve"> : Statistical properties like mean price and variance are constantly shifting, what worked yesterday many not work today.</w:t>
+        <w:t>Non-stationarity : Statistical properties like mean price and variance are constantly shifting, what worked yesterday many not work today.</w:t>
       </w:r>
     </w:p>
     <w:p>
@@ -11056,43 +11008,7 @@
         <w:rPr>
           <w:rFonts w:ascii="Aptos" w:hAnsi="Aptos"/>
         </w:rPr>
-        <w:t xml:space="preserve">Therefore we </w:t>
-      </w:r>
-      <w:r>
-        <w:rPr>
-          <w:rFonts w:ascii="Aptos" w:hAnsi="Aptos"/>
-        </w:rPr>
-        <w:t>implement model</w:t>
-      </w:r>
-      <w:r>
-        <w:rPr>
-          <w:rFonts w:ascii="Aptos" w:hAnsi="Aptos"/>
-        </w:rPr>
-        <w:t xml:space="preserve">s from different families and </w:t>
-      </w:r>
-      <w:r>
-        <w:rPr>
-          <w:rFonts w:ascii="Aptos" w:hAnsi="Aptos"/>
-        </w:rPr>
-        <w:t xml:space="preserve">evaluate </w:t>
-      </w:r>
-      <w:r>
-        <w:rPr>
-          <w:rFonts w:ascii="Aptos" w:hAnsi="Aptos"/>
-        </w:rPr>
-        <w:t>those</w:t>
-      </w:r>
-      <w:r>
-        <w:rPr>
-          <w:rFonts w:ascii="Aptos" w:hAnsi="Aptos"/>
-        </w:rPr>
-        <w:t xml:space="preserve"> approaches</w:t>
-      </w:r>
-      <w:r>
-        <w:rPr>
-          <w:rFonts w:ascii="Aptos" w:hAnsi="Aptos"/>
-        </w:rPr>
-        <w:t>.</w:t>
+        <w:t>Therefore we implement models from different families and evaluate those approaches.</w:t>
       </w:r>
     </w:p>
     <w:p>
@@ -11114,33 +11030,13 @@
           <w:b/>
           <w:bCs/>
         </w:rPr>
-        <w:t xml:space="preserve">ARIMA </w:t>
-      </w:r>
-      <w:r>
-        <w:rPr>
-          <w:rFonts w:ascii="Aptos" w:hAnsi="Aptos"/>
-          <w:b/>
-          <w:bCs/>
-        </w:rPr>
-        <w:t xml:space="preserve">: </w:t>
-      </w:r>
-      <w:r>
-        <w:rPr>
-          <w:rFonts w:ascii="Aptos" w:hAnsi="Aptos"/>
-        </w:rPr>
-        <w:t>This is a Statistical model which c</w:t>
-      </w:r>
-      <w:r>
-        <w:rPr>
-          <w:rFonts w:ascii="Aptos" w:hAnsi="Aptos"/>
-        </w:rPr>
-        <w:t>aptures linear autoregressive and moving average</w:t>
-      </w:r>
-      <w:r>
-        <w:rPr>
-          <w:rFonts w:ascii="Aptos" w:hAnsi="Aptos"/>
-        </w:rPr>
-        <w:t>s in series</w:t>
+        <w:t xml:space="preserve">ARIMA : </w:t>
+      </w:r>
+      <w:r>
+        <w:rPr>
+          <w:rFonts w:ascii="Aptos" w:hAnsi="Aptos"/>
+        </w:rPr>
+        <w:t>This is a Statistical model which captures linear autoregressive and moving averages in series</w:t>
       </w:r>
     </w:p>
     <w:p>
@@ -11162,45 +11058,13 @@
           <w:b/>
           <w:bCs/>
         </w:rPr>
-        <w:t xml:space="preserve">XGBoost </w:t>
-      </w:r>
-      <w:r>
-        <w:rPr>
-          <w:rFonts w:ascii="Aptos" w:hAnsi="Aptos"/>
-          <w:b/>
-          <w:bCs/>
-        </w:rPr>
-        <w:t xml:space="preserve">: </w:t>
-      </w:r>
-      <w:r>
-        <w:rPr>
-          <w:rFonts w:ascii="Aptos" w:hAnsi="Aptos"/>
-        </w:rPr>
-        <w:t xml:space="preserve">This is a </w:t>
-      </w:r>
-      <w:r>
-        <w:rPr>
-          <w:rFonts w:ascii="Aptos" w:hAnsi="Aptos"/>
-        </w:rPr>
-        <w:t>Machine Learning</w:t>
-      </w:r>
-      <w:r>
-        <w:rPr>
-          <w:rFonts w:ascii="Aptos" w:hAnsi="Aptos"/>
-        </w:rPr>
-        <w:t xml:space="preserve"> model l</w:t>
-      </w:r>
-      <w:r>
-        <w:rPr>
-          <w:rFonts w:ascii="Aptos" w:hAnsi="Aptos"/>
-        </w:rPr>
-        <w:t>everages a gradient boosting tree structure</w:t>
-      </w:r>
-      <w:r>
-        <w:rPr>
-          <w:rFonts w:ascii="Aptos" w:hAnsi="Aptos"/>
-        </w:rPr>
-        <w:t>.</w:t>
+        <w:t xml:space="preserve">XGBoost : </w:t>
+      </w:r>
+      <w:r>
+        <w:rPr>
+          <w:rFonts w:ascii="Aptos" w:hAnsi="Aptos"/>
+        </w:rPr>
+        <w:t>This is a Machine Learning model leverages a gradient boosting tree structure.</w:t>
       </w:r>
     </w:p>
     <w:p>
@@ -11441,6 +11305,7 @@
       <w:r>
         <w:rPr>
           <w:rFonts w:ascii="Aptos" w:hAnsi="Aptos"/>
+          <w:noProof/>
         </w:rPr>
         <w:drawing>
           <wp:inline distT="0" distB="0" distL="0" distR="0" wp14:anchorId="6642A5BA" wp14:editId="523A2F57">
@@ -11522,6 +11387,7 @@
           <w:rFonts w:ascii="Aptos" w:hAnsi="Aptos"/>
           <w:b/>
           <w:bCs/>
+          <w:noProof/>
         </w:rPr>
         <w:lastRenderedPageBreak/>
         <w:drawing>
@@ -11577,31 +11443,7 @@
           <w:sz w:val="20"/>
           <w:szCs w:val="20"/>
         </w:rPr>
-        <w:t>Figure 2.</w:t>
-      </w:r>
-      <w:r>
-        <w:rPr>
-          <w:rFonts w:ascii="Aptos" w:hAnsi="Aptos"/>
-          <w:sz w:val="20"/>
-          <w:szCs w:val="20"/>
-        </w:rPr>
-        <w:t>2</w:t>
-      </w:r>
-      <w:r>
-        <w:rPr>
-          <w:rFonts w:ascii="Aptos" w:hAnsi="Aptos"/>
-          <w:sz w:val="20"/>
-          <w:szCs w:val="20"/>
-        </w:rPr>
-        <w:t xml:space="preserve">: </w:t>
-      </w:r>
-      <w:r>
-        <w:rPr>
-          <w:rFonts w:ascii="Aptos" w:hAnsi="Aptos"/>
-          <w:sz w:val="20"/>
-          <w:szCs w:val="20"/>
-        </w:rPr>
-        <w:t>Cleaned dataset</w:t>
+        <w:t>Figure 2.2: Cleaned dataset</w:t>
       </w:r>
     </w:p>
     <w:p>
@@ -11745,6 +11587,7 @@
       <w:r>
         <w:rPr>
           <w:rFonts w:ascii="Aptos" w:hAnsi="Aptos"/>
+          <w:noProof/>
         </w:rPr>
         <w:drawing>
           <wp:inline distT="0" distB="0" distL="0" distR="0" wp14:anchorId="46A6A7D1" wp14:editId="55E78A61">
@@ -11847,35 +11690,23 @@
     <w:p>
       <w:pPr>
         <w:pStyle w:val="BodyText"/>
-      </w:pPr>
-      <w:r>
-        <w:rPr>
-          <w:rFonts w:ascii="Aptos" w:hAnsi="Aptos"/>
-        </w:rPr>
-        <w:t xml:space="preserve">Figure 2.3 depicts BTC historial closing price chart. </w:t>
-      </w:r>
-      <w:r>
-        <w:t xml:space="preserve">Bitcoin's supply schedule is hardcoded to cut the mining </w:t>
-      </w:r>
-      <w:r>
-        <w:t>suppy</w:t>
-      </w:r>
-      <w:r>
-        <w:t xml:space="preserve"> in half </w:t>
-      </w:r>
-      <w:r>
-        <w:t>nearly</w:t>
-      </w:r>
-      <w:r>
-        <w:t xml:space="preserve"> every four years</w:t>
-      </w:r>
-      <w:r>
-        <w:t xml:space="preserve">. Historical values depicts exactly same as depicted in figure 2.3 which has occurred in early 2024. This can be identified as macro cycles which is predictable. </w:t>
-      </w:r>
-    </w:p>
-    <w:p>
-      <w:pPr>
-        <w:pStyle w:val="BodyText"/>
+        <w:rPr>
+          <w:rFonts w:ascii="Aptos" w:hAnsi="Aptos"/>
+        </w:rPr>
+      </w:pPr>
+      <w:r>
+        <w:rPr>
+          <w:rFonts w:ascii="Aptos" w:hAnsi="Aptos"/>
+        </w:rPr>
+        <w:t xml:space="preserve">Figure 2.3 depicts BTC historial closing price chart. Bitcoin's supply schedule is hardcoded to cut the mining suppy in half nearly every four years. Historical values depicts exactly same as depicted in figure 2.3 which has occurred in early 2024. This can be identified as macro cycles which is predictable. </w:t>
+      </w:r>
+    </w:p>
+    <w:p>
+      <w:pPr>
+        <w:pStyle w:val="BodyText"/>
+        <w:rPr>
+          <w:rFonts w:ascii="Aptos" w:hAnsi="Aptos"/>
+        </w:rPr>
       </w:pPr>
     </w:p>
     <w:p>
@@ -11922,6 +11753,7 @@
       <w:r>
         <w:rPr>
           <w:rFonts w:ascii="Aptos" w:hAnsi="Aptos" w:cs="Angsana New"/>
+          <w:noProof/>
         </w:rPr>
         <w:drawing>
           <wp:inline distT="0" distB="0" distL="0" distR="0" wp14:anchorId="231A4E14" wp14:editId="66AAF29F">
@@ -11990,6 +11822,7 @@
       <w:r>
         <w:rPr>
           <w:rFonts w:ascii="Aptos" w:hAnsi="Aptos" w:cs="Angsana New"/>
+          <w:noProof/>
         </w:rPr>
         <w:drawing>
           <wp:inline distT="0" distB="0" distL="0" distR="0" wp14:anchorId="54BCA36B" wp14:editId="3D4DABAA">
@@ -12044,42 +11877,18 @@
           <w:sz w:val="20"/>
           <w:szCs w:val="20"/>
         </w:rPr>
-        <w:t>Figure 2.</w:t>
-      </w:r>
-      <w:r>
+        <w:t>Figure 2.4: Historical Trading Volume</w:t>
+      </w:r>
+    </w:p>
+    <w:p>
+      <w:pPr>
+        <w:pStyle w:val="BodyText"/>
+        <w:jc w:val="center"/>
         <w:rPr>
           <w:rFonts w:ascii="Aptos" w:hAnsi="Aptos" w:cs="Angsana New"/>
           <w:sz w:val="20"/>
           <w:szCs w:val="20"/>
         </w:rPr>
-        <w:t>4</w:t>
-      </w:r>
-      <w:r>
-        <w:rPr>
-          <w:rFonts w:ascii="Aptos" w:hAnsi="Aptos" w:cs="Angsana New"/>
-          <w:sz w:val="20"/>
-          <w:szCs w:val="20"/>
-        </w:rPr>
-        <w:t>:</w:t>
-      </w:r>
-      <w:r>
-        <w:rPr>
-          <w:rFonts w:ascii="Aptos" w:hAnsi="Aptos" w:cs="Angsana New"/>
-          <w:sz w:val="20"/>
-          <w:szCs w:val="20"/>
-        </w:rPr>
-        <w:t xml:space="preserve"> Historical Trading Volume</w:t>
-      </w:r>
-    </w:p>
-    <w:p>
-      <w:pPr>
-        <w:pStyle w:val="BodyText"/>
-        <w:jc w:val="center"/>
-        <w:rPr>
-          <w:rFonts w:ascii="Aptos" w:hAnsi="Aptos" w:cs="Angsana New"/>
-          <w:sz w:val="20"/>
-          <w:szCs w:val="20"/>
-        </w:rPr>
       </w:pPr>
     </w:p>
     <w:p>
@@ -12113,7 +11922,31 @@
         <w:rPr>
           <w:rFonts w:ascii="Aptos" w:hAnsi="Aptos" w:cs="Angsana New"/>
         </w:rPr>
-        <w:t xml:space="preserve">daily percentage change returns changes around meamn zero. Even BTC changes over time and massive upward trends the percentage changes gives a different picture. On any given date the BTC might go up by 0.12% and down by 0.1%. Over a long period all these ups and downds average out ot 0%. Which makes this stationary series goes up and down around a flat baseline. </w:t>
+        <w:t xml:space="preserve">daily percentage change returns changes around meamn zero. Even BTC changes over time and massive upward trends the percentage changes gives a different picture. On any given date the BTC might go up by </w:t>
+      </w:r>
+      <w:r>
+        <w:rPr>
+          <w:rFonts w:ascii="Aptos" w:hAnsi="Aptos" w:cs="Angsana New"/>
+        </w:rPr>
+        <w:t>5</w:t>
+      </w:r>
+      <w:r>
+        <w:rPr>
+          <w:rFonts w:ascii="Aptos" w:hAnsi="Aptos" w:cs="Angsana New"/>
+        </w:rPr>
+        <w:t xml:space="preserve">% and down by </w:t>
+      </w:r>
+      <w:r>
+        <w:rPr>
+          <w:rFonts w:ascii="Aptos" w:hAnsi="Aptos" w:cs="Angsana New"/>
+        </w:rPr>
+        <w:t>5</w:t>
+      </w:r>
+      <w:r>
+        <w:rPr>
+          <w:rFonts w:ascii="Aptos" w:hAnsi="Aptos" w:cs="Angsana New"/>
+        </w:rPr>
+        <w:t xml:space="preserve">%. Over a long period all these ups and downds average out ot 0%. Which makes this stationary series goes up and down around a flat baseline. </w:t>
       </w:r>
     </w:p>
     <w:p>
@@ -12128,10 +11961,10 @@
           <w:rFonts w:ascii="Aptos" w:hAnsi="Aptos" w:cs="Angsana New"/>
         </w:rPr>
         <w:drawing>
-          <wp:inline distT="0" distB="0" distL="0" distR="0" wp14:anchorId="020437AE" wp14:editId="2B01F6E4">
+          <wp:inline distT="0" distB="0" distL="0" distR="0" wp14:anchorId="0C4F4045" wp14:editId="51BB1C4B">
             <wp:extent cx="6120130" cy="2040255"/>
             <wp:effectExtent l="0" t="0" r="1270" b="4445"/>
-            <wp:docPr id="469581268" name="Picture 1" descr="A graph showing a blue line&#10;&#10;AI-generated content may be incorrect."/>
+            <wp:docPr id="1296220185" name="Picture 1" descr="A graph showing a blue line&#10;&#10;AI-generated content may be incorrect."/>
             <wp:cNvGraphicFramePr>
               <a:graphicFrameLocks xmlns:a="http://schemas.openxmlformats.org/drawingml/2006/main" noChangeAspect="1"/>
             </wp:cNvGraphicFramePr>
@@ -12139,7 +11972,7 @@
               <a:graphicData uri="http://schemas.openxmlformats.org/drawingml/2006/picture">
                 <pic:pic xmlns:pic="http://schemas.openxmlformats.org/drawingml/2006/picture">
                   <pic:nvPicPr>
-                    <pic:cNvPr id="469581268" name="Picture 1" descr="A graph showing a blue line&#10;&#10;AI-generated content may be incorrect."/>
+                    <pic:cNvPr id="1296220185" name="Picture 1" descr="A graph showing a blue line&#10;&#10;AI-generated content may be incorrect."/>
                     <pic:cNvPicPr/>
                   </pic:nvPicPr>
                   <pic:blipFill>
@@ -12180,60 +12013,22 @@
           <w:sz w:val="20"/>
           <w:szCs w:val="20"/>
         </w:rPr>
-        <w:t>Figure 2.</w:t>
-      </w:r>
-      <w:r>
-        <w:rPr>
-          <w:rFonts w:ascii="Aptos" w:hAnsi="Aptos" w:cs="Angsana New"/>
-          <w:sz w:val="20"/>
-          <w:szCs w:val="20"/>
-        </w:rPr>
-        <w:t>5</w:t>
-      </w:r>
-      <w:r>
-        <w:rPr>
-          <w:rFonts w:ascii="Aptos" w:hAnsi="Aptos" w:cs="Angsana New"/>
-          <w:sz w:val="20"/>
-          <w:szCs w:val="20"/>
-        </w:rPr>
-        <w:t>:</w:t>
-      </w:r>
-      <w:r>
-        <w:rPr>
-          <w:rFonts w:ascii="Aptos" w:hAnsi="Aptos" w:cs="Angsana New"/>
-          <w:sz w:val="20"/>
-          <w:szCs w:val="20"/>
-        </w:rPr>
-        <w:t xml:space="preserve"> </w:t>
-      </w:r>
-      <w:r>
-        <w:rPr>
-          <w:rFonts w:ascii="Aptos" w:hAnsi="Aptos" w:cs="Angsana New"/>
-          <w:sz w:val="20"/>
-          <w:szCs w:val="20"/>
-        </w:rPr>
-        <w:t>Daily Return Plot</w:t>
+        <w:t>Figure 2.5: Daily Return Plot</w:t>
       </w:r>
     </w:p>
     <w:p>
       <w:pPr>
         <w:pStyle w:val="Heading3"/>
-      </w:pPr>
-      <w:r>
+        <w:rPr>
+          <w:rFonts w:ascii="Aptos" w:hAnsi="Aptos"/>
+        </w:rPr>
+      </w:pPr>
+      <w:r>
+        <w:rPr>
+          <w:rFonts w:ascii="Aptos" w:hAnsi="Aptos"/>
+        </w:rPr>
         <w:lastRenderedPageBreak/>
-        <w:t>S</w:t>
-      </w:r>
-      <w:r>
-        <w:t xml:space="preserve">tationarity </w:t>
-      </w:r>
-      <w:r>
-        <w:t>T</w:t>
-      </w:r>
-      <w:r>
-        <w:t>ests</w:t>
-      </w:r>
-      <w:r>
-        <w:t xml:space="preserve"> – ADF(Augmented Dickey Fuller)</w:t>
+        <w:t>Stationarity Tests – ADF(Augmented Dickey Fuller)</w:t>
       </w:r>
     </w:p>
     <w:p>
@@ -12330,6 +12125,7 @@
       <w:r>
         <w:rPr>
           <w:rFonts w:ascii="Aptos" w:hAnsi="Aptos" w:cs="Angsana New"/>
+          <w:noProof/>
         </w:rPr>
         <w:drawing>
           <wp:inline distT="0" distB="0" distL="0" distR="0" wp14:anchorId="4B5AF783" wp14:editId="12ABDB53">
@@ -12384,31 +12180,7 @@
           <w:sz w:val="20"/>
           <w:szCs w:val="20"/>
         </w:rPr>
-        <w:t>Figure 2.</w:t>
-      </w:r>
-      <w:r>
-        <w:rPr>
-          <w:rFonts w:ascii="Aptos" w:hAnsi="Aptos" w:cs="Angsana New"/>
-          <w:sz w:val="20"/>
-          <w:szCs w:val="20"/>
-        </w:rPr>
-        <w:t>6</w:t>
-      </w:r>
-      <w:r>
-        <w:rPr>
-          <w:rFonts w:ascii="Aptos" w:hAnsi="Aptos" w:cs="Angsana New"/>
-          <w:sz w:val="20"/>
-          <w:szCs w:val="20"/>
-        </w:rPr>
-        <w:t xml:space="preserve">: </w:t>
-      </w:r>
-      <w:r>
-        <w:rPr>
-          <w:rFonts w:ascii="Aptos" w:hAnsi="Aptos" w:cs="Angsana New"/>
-          <w:sz w:val="20"/>
-          <w:szCs w:val="20"/>
-        </w:rPr>
-        <w:t>ADF testing python code</w:t>
+        <w:t>Figure 2.6: ADF testing python code</w:t>
       </w:r>
     </w:p>
     <w:p>
@@ -12487,23 +12259,7 @@
                 <w:b/>
                 <w:bCs/>
               </w:rPr>
-              <w:t>P</w:t>
-            </w:r>
-            <w:r>
-              <w:rPr>
-                <w:rFonts w:ascii="Aptos" w:hAnsi="Aptos"/>
-                <w:b/>
-                <w:bCs/>
-              </w:rPr>
-              <w:t>-</w:t>
-            </w:r>
-            <w:r>
-              <w:rPr>
-                <w:rFonts w:ascii="Aptos" w:hAnsi="Aptos"/>
-                <w:b/>
-                <w:bCs/>
-              </w:rPr>
-              <w:t>val</w:t>
+              <w:t>P-val</w:t>
             </w:r>
           </w:p>
         </w:tc>
@@ -12829,43 +12585,7 @@
         <w:rPr>
           <w:rFonts w:ascii="Aptos" w:hAnsi="Aptos"/>
         </w:rPr>
-        <w:t xml:space="preserve">Data </w:t>
-      </w:r>
-      <w:r>
-        <w:rPr>
-          <w:rFonts w:ascii="Aptos" w:hAnsi="Aptos"/>
-        </w:rPr>
-        <w:t>Splitting</w:t>
-      </w:r>
-      <w:r>
-        <w:rPr>
-          <w:rFonts w:ascii="Aptos" w:hAnsi="Aptos"/>
-        </w:rPr>
-        <w:t xml:space="preserve"> (</w:t>
-      </w:r>
-      <w:r>
-        <w:rPr>
-          <w:rFonts w:ascii="Aptos" w:hAnsi="Aptos"/>
-        </w:rPr>
-        <w:t>Train, Validation</w:t>
-      </w:r>
-      <w:r>
-        <w:rPr>
-          <w:rFonts w:ascii="Aptos" w:hAnsi="Aptos"/>
-        </w:rPr>
-        <w:t xml:space="preserve"> and </w:t>
-      </w:r>
-      <w:r>
-        <w:rPr>
-          <w:rFonts w:ascii="Aptos" w:hAnsi="Aptos"/>
-        </w:rPr>
-        <w:t>Test</w:t>
-      </w:r>
-      <w:r>
-        <w:rPr>
-          <w:rFonts w:ascii="Aptos" w:hAnsi="Aptos"/>
-        </w:rPr>
-        <w:t>)</w:t>
+        <w:t>Data Splitting (Train, Validation and Test)</w:t>
       </w:r>
     </w:p>
     <w:p>
@@ -12915,15 +12635,7 @@
           <w:b/>
           <w:bCs/>
         </w:rPr>
-        <w:t xml:space="preserve">chronological </w:t>
-      </w:r>
-      <w:r>
-        <w:rPr>
-          <w:rFonts w:ascii="Aptos" w:hAnsi="Aptos"/>
-          <w:b/>
-          <w:bCs/>
-        </w:rPr>
-        <w:t>split which past can only predict future not other way.</w:t>
+        <w:t>chronological split which past can only predict future not other way.</w:t>
       </w:r>
     </w:p>
     <w:p>
@@ -13034,13 +12746,7 @@
         <w:rPr>
           <w:rFonts w:ascii="Aptos" w:hAnsi="Aptos"/>
         </w:rPr>
-        <w:t xml:space="preserve">Model </w:t>
-      </w:r>
-      <w:r>
-        <w:rPr>
-          <w:rFonts w:ascii="Aptos" w:hAnsi="Aptos"/>
-        </w:rPr>
-        <w:t>Implementation</w:t>
+        <w:t>Model Implementation</w:t>
       </w:r>
     </w:p>
     <w:p>
@@ -13219,6 +12925,7 @@
       <w:r>
         <w:rPr>
           <w:rFonts w:ascii="Aptos" w:hAnsi="Aptos"/>
+          <w:noProof/>
         </w:rPr>
         <w:drawing>
           <wp:inline distT="0" distB="0" distL="0" distR="0" wp14:anchorId="0D4C1B2B" wp14:editId="5B919DFF">
@@ -13286,7 +12993,1173 @@
     </w:p>
     <w:p>
       <w:pPr>
-        <w:pStyle w:val="BodyText"/>
+        <w:pStyle w:val="Heading4"/>
+        <w:rPr>
+          <w:rFonts w:ascii="Aptos" w:hAnsi="Aptos"/>
+        </w:rPr>
+      </w:pPr>
+      <w:r>
+        <w:rPr>
+          <w:rFonts w:ascii="Aptos" w:hAnsi="Aptos"/>
+        </w:rPr>
+        <w:lastRenderedPageBreak/>
+        <w:t>XGBoost</w:t>
+      </w:r>
+    </w:p>
+    <w:p>
+      <w:pPr>
+        <w:pStyle w:val="BodyText"/>
+        <w:rPr>
+          <w:rFonts w:ascii="Aptos" w:hAnsi="Aptos"/>
+        </w:rPr>
+      </w:pPr>
+      <w:r>
+        <w:rPr>
+          <w:rFonts w:ascii="Aptos" w:hAnsi="Aptos"/>
+        </w:rPr>
+        <w:t xml:space="preserve">Here the hyperparameters optimized with grid search to minimize RMSE(Root Mean Squared Error). And it gave optimized params as </w:t>
+      </w:r>
+      <w:r>
+        <w:rPr>
+          <w:rFonts w:ascii="Aptos" w:hAnsi="Aptos"/>
+        </w:rPr>
+        <w:t>n_estimators: 200, max_depth: 3, and learning_rate: 0.03</w:t>
+      </w:r>
+      <w:r>
+        <w:rPr>
+          <w:rFonts w:ascii="Aptos" w:hAnsi="Aptos"/>
+        </w:rPr>
+        <w:t xml:space="preserve">. Data leakages were prevented by enforcing exclusion of raw price variables(Open, High, Low, Adj Close) and target returns. This ensures model trains on structural indicators and calendar features. </w:t>
+      </w:r>
+    </w:p>
+    <w:p>
+      <w:pPr>
+        <w:pStyle w:val="BodyText"/>
+        <w:rPr>
+          <w:rFonts w:ascii="Aptos" w:hAnsi="Aptos"/>
+        </w:rPr>
+      </w:pPr>
+      <w:r>
+        <w:rPr>
+          <w:rFonts w:ascii="Aptos" w:hAnsi="Aptos"/>
+        </w:rPr>
+        <w:t>Concerns</w:t>
+      </w:r>
+      <w:r>
+        <w:rPr>
+          <w:rFonts w:ascii="Aptos" w:hAnsi="Aptos"/>
+        </w:rPr>
+        <w:br/>
+      </w:r>
+      <w:r>
+        <w:rPr>
+          <w:rFonts w:ascii="Aptos" w:hAnsi="Aptos"/>
+        </w:rPr>
+        <w:t>Open, High, Low, and Close</w:t>
+      </w:r>
+      <w:r>
+        <w:rPr>
+          <w:rFonts w:ascii="Aptos" w:hAnsi="Aptos"/>
+        </w:rPr>
+        <w:t xml:space="preserve"> are highly correlated, if we included them to XGBoost it could bypass engineered feature completely. It may simply look at High or Open value to predict Close calue.</w:t>
+      </w:r>
+    </w:p>
+    <w:p>
+      <w:pPr>
+        <w:pStyle w:val="BodyText"/>
+        <w:rPr>
+          <w:rFonts w:ascii="Aptos" w:hAnsi="Aptos"/>
+        </w:rPr>
+      </w:pPr>
+      <w:r>
+        <w:rPr>
+          <w:rFonts w:ascii="Aptos" w:hAnsi="Aptos"/>
+        </w:rPr>
+        <w:drawing>
+          <wp:inline distT="0" distB="0" distL="0" distR="0" wp14:anchorId="22FE5A72" wp14:editId="489C4537">
+            <wp:extent cx="6120130" cy="4436110"/>
+            <wp:effectExtent l="0" t="0" r="1270" b="0"/>
+            <wp:docPr id="1775320415" name="Picture 1" descr="A screen shot of a computer program&#10;&#10;AI-generated content may be incorrect."/>
+            <wp:cNvGraphicFramePr>
+              <a:graphicFrameLocks xmlns:a="http://schemas.openxmlformats.org/drawingml/2006/main" noChangeAspect="1"/>
+            </wp:cNvGraphicFramePr>
+            <a:graphic xmlns:a="http://schemas.openxmlformats.org/drawingml/2006/main">
+              <a:graphicData uri="http://schemas.openxmlformats.org/drawingml/2006/picture">
+                <pic:pic xmlns:pic="http://schemas.openxmlformats.org/drawingml/2006/picture">
+                  <pic:nvPicPr>
+                    <pic:cNvPr id="1775320415" name="Picture 1" descr="A screen shot of a computer program&#10;&#10;AI-generated content may be incorrect."/>
+                    <pic:cNvPicPr/>
+                  </pic:nvPicPr>
+                  <pic:blipFill>
+                    <a:blip r:embed="rId36"/>
+                    <a:stretch>
+                      <a:fillRect/>
+                    </a:stretch>
+                  </pic:blipFill>
+                  <pic:spPr>
+                    <a:xfrm>
+                      <a:off x="0" y="0"/>
+                      <a:ext cx="6120130" cy="4436110"/>
+                    </a:xfrm>
+                    <a:prstGeom prst="rect">
+                      <a:avLst/>
+                    </a:prstGeom>
+                  </pic:spPr>
+                </pic:pic>
+              </a:graphicData>
+            </a:graphic>
+          </wp:inline>
+        </w:drawing>
+      </w:r>
+    </w:p>
+    <w:p>
+      <w:pPr>
+        <w:pStyle w:val="BodyText"/>
+        <w:jc w:val="center"/>
+        <w:rPr>
+          <w:rFonts w:ascii="Aptos" w:hAnsi="Aptos"/>
+          <w:sz w:val="20"/>
+          <w:szCs w:val="20"/>
+        </w:rPr>
+      </w:pPr>
+      <w:r>
+        <w:rPr>
+          <w:rFonts w:ascii="Aptos" w:hAnsi="Aptos"/>
+          <w:sz w:val="20"/>
+          <w:szCs w:val="20"/>
+        </w:rPr>
+        <w:t>Figure 2.</w:t>
+      </w:r>
+      <w:r>
+        <w:rPr>
+          <w:rFonts w:ascii="Aptos" w:hAnsi="Aptos"/>
+          <w:sz w:val="20"/>
+          <w:szCs w:val="20"/>
+        </w:rPr>
+        <w:t>8</w:t>
+      </w:r>
+      <w:r>
+        <w:rPr>
+          <w:rFonts w:ascii="Aptos" w:hAnsi="Aptos"/>
+          <w:sz w:val="20"/>
+          <w:szCs w:val="20"/>
+        </w:rPr>
+        <w:t xml:space="preserve">: </w:t>
+      </w:r>
+      <w:r>
+        <w:rPr>
+          <w:rFonts w:ascii="Aptos" w:hAnsi="Aptos"/>
+          <w:sz w:val="20"/>
+          <w:szCs w:val="20"/>
+        </w:rPr>
+        <w:t>XGBoost</w:t>
+      </w:r>
+      <w:r>
+        <w:rPr>
+          <w:rFonts w:ascii="Aptos" w:hAnsi="Aptos"/>
+          <w:sz w:val="20"/>
+          <w:szCs w:val="20"/>
+        </w:rPr>
+        <w:t xml:space="preserve"> model implementation</w:t>
+      </w:r>
+    </w:p>
+    <w:p>
+      <w:pPr>
+        <w:pStyle w:val="Heading3"/>
+        <w:spacing w:after="200"/>
+        <w:rPr>
+          <w:rFonts w:ascii="Aptos" w:hAnsi="Aptos"/>
+        </w:rPr>
+      </w:pPr>
+      <w:r>
+        <w:rPr>
+          <w:rFonts w:ascii="Aptos" w:hAnsi="Aptos"/>
+        </w:rPr>
+        <w:t>Model Forecasting Comparison</w:t>
+      </w:r>
+    </w:p>
+    <w:p>
+      <w:pPr>
+        <w:pStyle w:val="BodyText"/>
+        <w:rPr>
+          <w:rFonts w:ascii="Aptos" w:hAnsi="Aptos"/>
+        </w:rPr>
+      </w:pPr>
+      <w:r>
+        <w:rPr>
+          <w:rFonts w:ascii="Aptos" w:hAnsi="Aptos"/>
+        </w:rPr>
+        <w:t>Following matrix were used for evaluation and results are depicted in Table 2.2</w:t>
+      </w:r>
+    </w:p>
+    <w:p>
+      <w:pPr>
+        <w:pStyle w:val="BodyText"/>
+        <w:numPr>
+          <w:ilvl w:val="0"/>
+          <w:numId w:val="87"/>
+        </w:numPr>
+        <w:rPr>
+          <w:rFonts w:ascii="Aptos" w:hAnsi="Aptos"/>
+        </w:rPr>
+      </w:pPr>
+      <w:r>
+        <w:rPr>
+          <w:rFonts w:ascii="Aptos" w:hAnsi="Aptos"/>
+        </w:rPr>
+        <w:t>Mean Absolute Error (MAE)</w:t>
+      </w:r>
+    </w:p>
+    <w:p>
+      <w:pPr>
+        <w:pStyle w:val="BodyText"/>
+        <w:numPr>
+          <w:ilvl w:val="0"/>
+          <w:numId w:val="87"/>
+        </w:numPr>
+        <w:rPr>
+          <w:rFonts w:ascii="Aptos" w:hAnsi="Aptos"/>
+        </w:rPr>
+      </w:pPr>
+      <w:r>
+        <w:rPr>
+          <w:rFonts w:ascii="Aptos" w:hAnsi="Aptos"/>
+        </w:rPr>
+        <w:t>Root Mean Sqaured Error (RMSE)</w:t>
+      </w:r>
+    </w:p>
+    <w:p>
+      <w:pPr>
+        <w:pStyle w:val="BodyText"/>
+        <w:numPr>
+          <w:ilvl w:val="0"/>
+          <w:numId w:val="87"/>
+        </w:numPr>
+        <w:rPr>
+          <w:rFonts w:ascii="Aptos" w:hAnsi="Aptos"/>
+        </w:rPr>
+      </w:pPr>
+      <w:r>
+        <w:rPr>
+          <w:rFonts w:ascii="Aptos" w:hAnsi="Aptos"/>
+        </w:rPr>
+        <w:t>Mean Absolute Percentage Error (MAPE)</w:t>
+      </w:r>
+    </w:p>
+    <w:tbl>
+      <w:tblPr>
+        <w:tblW w:w="5000" w:type="pct"/>
+        <w:tblBorders>
+          <w:top w:val="single" w:sz="4" w:space="0" w:color="auto"/>
+          <w:left w:val="single" w:sz="4" w:space="0" w:color="auto"/>
+          <w:bottom w:val="single" w:sz="4" w:space="0" w:color="auto"/>
+          <w:right w:val="single" w:sz="4" w:space="0" w:color="auto"/>
+          <w:insideH w:val="single" w:sz="4" w:space="0" w:color="auto"/>
+          <w:insideV w:val="single" w:sz="4" w:space="0" w:color="auto"/>
+        </w:tblBorders>
+        <w:tblLayout w:type="fixed"/>
+        <w:tblCellMar>
+          <w:top w:w="80" w:type="dxa"/>
+          <w:left w:w="120" w:type="dxa"/>
+          <w:bottom w:w="80" w:type="dxa"/>
+          <w:right w:w="120" w:type="dxa"/>
+        </w:tblCellMar>
+        <w:tblLook w:val="0000" w:firstRow="0" w:lastRow="0" w:firstColumn="0" w:lastColumn="0" w:noHBand="0" w:noVBand="0"/>
+      </w:tblPr>
+      <w:tblGrid>
+        <w:gridCol w:w="3099"/>
+        <w:gridCol w:w="2285"/>
+        <w:gridCol w:w="2285"/>
+        <w:gridCol w:w="1959"/>
+      </w:tblGrid>
+      <w:tr>
+        <w:trPr>
+          <w:tblHeader/>
+        </w:trPr>
+        <w:tc>
+          <w:tcPr>
+            <w:tcW w:w="3014" w:type="dxa"/>
+          </w:tcPr>
+          <w:p>
+            <w:pPr>
+              <w:rPr>
+                <w:rFonts w:ascii="Aptos" w:hAnsi="Aptos"/>
+              </w:rPr>
+            </w:pPr>
+            <w:r>
+              <w:rPr>
+                <w:rFonts w:ascii="Aptos" w:hAnsi="Aptos"/>
+                <w:b/>
+                <w:bCs/>
+              </w:rPr>
+              <w:lastRenderedPageBreak/>
+              <w:t>Model</w:t>
+            </w:r>
+          </w:p>
+        </w:tc>
+        <w:tc>
+          <w:tcPr>
+            <w:tcW w:w="2221" w:type="dxa"/>
+          </w:tcPr>
+          <w:p>
+            <w:pPr>
+              <w:rPr>
+                <w:rFonts w:ascii="Aptos" w:hAnsi="Aptos"/>
+              </w:rPr>
+            </w:pPr>
+            <w:r>
+              <w:rPr>
+                <w:rFonts w:ascii="Aptos" w:hAnsi="Aptos"/>
+                <w:b/>
+                <w:bCs/>
+              </w:rPr>
+              <w:t xml:space="preserve">MAE </w:t>
+            </w:r>
+          </w:p>
+        </w:tc>
+        <w:tc>
+          <w:tcPr>
+            <w:tcW w:w="2221" w:type="dxa"/>
+          </w:tcPr>
+          <w:p>
+            <w:pPr>
+              <w:rPr>
+                <w:rFonts w:ascii="Aptos" w:hAnsi="Aptos"/>
+              </w:rPr>
+            </w:pPr>
+            <w:r>
+              <w:rPr>
+                <w:rFonts w:ascii="Aptos" w:hAnsi="Aptos"/>
+                <w:b/>
+                <w:bCs/>
+              </w:rPr>
+              <w:t xml:space="preserve">RMSE </w:t>
+            </w:r>
+          </w:p>
+        </w:tc>
+        <w:tc>
+          <w:tcPr>
+            <w:tcW w:w="1904" w:type="dxa"/>
+          </w:tcPr>
+          <w:p>
+            <w:pPr>
+              <w:rPr>
+                <w:rFonts w:ascii="Aptos" w:hAnsi="Aptos"/>
+              </w:rPr>
+            </w:pPr>
+            <w:r>
+              <w:rPr>
+                <w:rFonts w:ascii="Aptos" w:hAnsi="Aptos"/>
+                <w:b/>
+                <w:bCs/>
+              </w:rPr>
+              <w:t xml:space="preserve">MAPE </w:t>
+            </w:r>
+          </w:p>
+        </w:tc>
+      </w:tr>
+      <w:tr>
+        <w:tc>
+          <w:tcPr>
+            <w:tcW w:w="3014" w:type="dxa"/>
+          </w:tcPr>
+          <w:p>
+            <w:pPr>
+              <w:rPr>
+                <w:rFonts w:ascii="Aptos" w:hAnsi="Aptos"/>
+              </w:rPr>
+            </w:pPr>
+            <w:r>
+              <w:rPr>
+                <w:rFonts w:ascii="Aptos" w:hAnsi="Aptos"/>
+              </w:rPr>
+              <w:t>ARIMA</w:t>
+            </w:r>
+          </w:p>
+        </w:tc>
+        <w:tc>
+          <w:tcPr>
+            <w:tcW w:w="2221" w:type="dxa"/>
+          </w:tcPr>
+          <w:p>
+            <w:pPr>
+              <w:rPr>
+                <w:rFonts w:ascii="Aptos" w:hAnsi="Aptos"/>
+                <w:b/>
+                <w:bCs/>
+              </w:rPr>
+            </w:pPr>
+            <w:r>
+              <w:rPr>
+                <w:rFonts w:ascii="Aptos" w:hAnsi="Aptos"/>
+                <w:b/>
+                <w:bCs/>
+              </w:rPr>
+              <w:t>1580.63</w:t>
+            </w:r>
+          </w:p>
+        </w:tc>
+        <w:tc>
+          <w:tcPr>
+            <w:tcW w:w="2221" w:type="dxa"/>
+          </w:tcPr>
+          <w:p>
+            <w:pPr>
+              <w:rPr>
+                <w:rFonts w:ascii="Aptos" w:hAnsi="Aptos"/>
+                <w:b/>
+                <w:bCs/>
+              </w:rPr>
+            </w:pPr>
+            <w:r>
+              <w:rPr>
+                <w:rFonts w:ascii="Aptos" w:hAnsi="Aptos"/>
+                <w:b/>
+                <w:bCs/>
+              </w:rPr>
+              <w:t>3370.51</w:t>
+            </w:r>
+          </w:p>
+        </w:tc>
+        <w:tc>
+          <w:tcPr>
+            <w:tcW w:w="1904" w:type="dxa"/>
+          </w:tcPr>
+          <w:p>
+            <w:pPr>
+              <w:rPr>
+                <w:rFonts w:ascii="Aptos" w:hAnsi="Aptos"/>
+                <w:b/>
+                <w:bCs/>
+              </w:rPr>
+            </w:pPr>
+            <w:r>
+              <w:rPr>
+                <w:rFonts w:ascii="Aptos" w:hAnsi="Aptos"/>
+                <w:b/>
+                <w:bCs/>
+              </w:rPr>
+              <w:t>1.77%</w:t>
+            </w:r>
+          </w:p>
+        </w:tc>
+      </w:tr>
+      <w:tr>
+        <w:tc>
+          <w:tcPr>
+            <w:tcW w:w="3014" w:type="dxa"/>
+          </w:tcPr>
+          <w:p>
+            <w:pPr>
+              <w:rPr>
+                <w:rFonts w:ascii="Aptos" w:hAnsi="Aptos"/>
+              </w:rPr>
+            </w:pPr>
+            <w:r>
+              <w:rPr>
+                <w:rFonts w:ascii="Aptos" w:hAnsi="Aptos"/>
+              </w:rPr>
+              <w:t>XGBoost</w:t>
+            </w:r>
+          </w:p>
+        </w:tc>
+        <w:tc>
+          <w:tcPr>
+            <w:tcW w:w="2221" w:type="dxa"/>
+          </w:tcPr>
+          <w:p>
+            <w:pPr>
+              <w:rPr>
+                <w:rFonts w:ascii="Aptos" w:hAnsi="Aptos"/>
+              </w:rPr>
+            </w:pPr>
+            <w:r>
+              <w:rPr>
+                <w:rFonts w:ascii="Aptos" w:hAnsi="Aptos"/>
+              </w:rPr>
+              <w:t>23060.47</w:t>
+            </w:r>
+          </w:p>
+        </w:tc>
+        <w:tc>
+          <w:tcPr>
+            <w:tcW w:w="2221" w:type="dxa"/>
+          </w:tcPr>
+          <w:p>
+            <w:pPr>
+              <w:rPr>
+                <w:rFonts w:ascii="Aptos" w:hAnsi="Aptos"/>
+              </w:rPr>
+            </w:pPr>
+            <w:r>
+              <w:rPr>
+                <w:rFonts w:ascii="Aptos" w:hAnsi="Aptos"/>
+              </w:rPr>
+              <w:t>29707.12</w:t>
+            </w:r>
+          </w:p>
+        </w:tc>
+        <w:tc>
+          <w:tcPr>
+            <w:tcW w:w="1904" w:type="dxa"/>
+          </w:tcPr>
+          <w:p>
+            <w:pPr>
+              <w:rPr>
+                <w:rFonts w:ascii="Aptos" w:hAnsi="Aptos"/>
+              </w:rPr>
+            </w:pPr>
+            <w:r>
+              <w:rPr>
+                <w:rFonts w:ascii="Aptos" w:hAnsi="Aptos"/>
+              </w:rPr>
+              <w:t>22.23%</w:t>
+            </w:r>
+          </w:p>
+        </w:tc>
+      </w:tr>
+    </w:tbl>
+    <w:p>
+      <w:pPr>
+        <w:pStyle w:val="BodyText"/>
+        <w:rPr>
+          <w:rFonts w:ascii="Aptos" w:hAnsi="Aptos"/>
+        </w:rPr>
+      </w:pPr>
+    </w:p>
+    <w:p>
+      <w:pPr>
+        <w:pStyle w:val="BodyText"/>
+        <w:rPr>
+          <w:rFonts w:ascii="Aptos" w:hAnsi="Aptos"/>
+        </w:rPr>
+      </w:pPr>
+      <w:r>
+        <w:rPr>
+          <w:rFonts w:ascii="Aptos" w:hAnsi="Aptos"/>
+        </w:rPr>
+        <w:t xml:space="preserve">Here </w:t>
+      </w:r>
+      <w:r>
+        <w:rPr>
+          <w:rFonts w:ascii="Aptos" w:hAnsi="Aptos"/>
+          <w:b/>
+          <w:bCs/>
+        </w:rPr>
+        <w:t>ARIMA</w:t>
+      </w:r>
+      <w:r>
+        <w:rPr>
+          <w:rFonts w:ascii="Aptos" w:hAnsi="Aptos"/>
+        </w:rPr>
+        <w:t xml:space="preserve"> significantly outperform XGBoost with MAPE with just 1.77% compared to XGBoost 22.23%</w:t>
+      </w:r>
+    </w:p>
+    <w:p>
+      <w:pPr>
+        <w:pStyle w:val="BodyText"/>
+        <w:rPr>
+          <w:rFonts w:ascii="Aptos" w:hAnsi="Aptos"/>
+        </w:rPr>
+      </w:pPr>
+      <w:r>
+        <w:rPr>
+          <w:rFonts w:ascii="Aptos" w:hAnsi="Aptos"/>
+        </w:rPr>
+        <w:t>XGBoost has high MAE of ~23000 and RMSE of ~30000. This indicate that it has major directional or scaling shift on the test set.</w:t>
+      </w:r>
+      <w:r>
+        <w:rPr>
+          <w:rFonts w:ascii="Aptos" w:hAnsi="Aptos"/>
+        </w:rPr>
+        <w:br/>
+        <w:t xml:space="preserve">During training raw prices were entirely removed and XGBoost totally predicts the values from calendar features. Without histroical price fed into XGBoost may lacks the absolute baseline. </w:t>
+      </w:r>
+    </w:p>
+    <w:p>
+      <w:pPr>
+        <w:pStyle w:val="BodyText"/>
+        <w:rPr>
+          <w:rFonts w:ascii="Aptos" w:hAnsi="Aptos"/>
+        </w:rPr>
+      </w:pPr>
+      <w:r>
+        <w:rPr>
+          <w:rFonts w:ascii="Aptos" w:hAnsi="Aptos"/>
+        </w:rPr>
+        <w:t>Model prediction on test set which depicts in figure 2.9 clearly indicate above behaviour noticed in matrix that ARIMA clearly outperforms XGBoost in test set.</w:t>
+      </w:r>
+    </w:p>
+    <w:p>
+      <w:pPr>
+        <w:pStyle w:val="BodyText"/>
+        <w:rPr>
+          <w:rFonts w:ascii="Aptos" w:hAnsi="Aptos"/>
+        </w:rPr>
+      </w:pPr>
+      <w:r>
+        <w:rPr>
+          <w:rFonts w:ascii="Aptos" w:hAnsi="Aptos"/>
+        </w:rPr>
+        <w:drawing>
+          <wp:inline distT="0" distB="0" distL="0" distR="0" wp14:anchorId="2C184F85" wp14:editId="2447285A">
+            <wp:extent cx="5348854" cy="2674427"/>
+            <wp:effectExtent l="0" t="0" r="0" b="5715"/>
+            <wp:docPr id="1681067544" name="Picture 1" descr="A graph showing the price of a bitcoin price&#10;&#10;AI-generated content may be incorrect."/>
+            <wp:cNvGraphicFramePr>
+              <a:graphicFrameLocks xmlns:a="http://schemas.openxmlformats.org/drawingml/2006/main" noChangeAspect="1"/>
+            </wp:cNvGraphicFramePr>
+            <a:graphic xmlns:a="http://schemas.openxmlformats.org/drawingml/2006/main">
+              <a:graphicData uri="http://schemas.openxmlformats.org/drawingml/2006/picture">
+                <pic:pic xmlns:pic="http://schemas.openxmlformats.org/drawingml/2006/picture">
+                  <pic:nvPicPr>
+                    <pic:cNvPr id="1681067544" name="Picture 1" descr="A graph showing the price of a bitcoin price&#10;&#10;AI-generated content may be incorrect."/>
+                    <pic:cNvPicPr/>
+                  </pic:nvPicPr>
+                  <pic:blipFill>
+                    <a:blip r:embed="rId37"/>
+                    <a:stretch>
+                      <a:fillRect/>
+                    </a:stretch>
+                  </pic:blipFill>
+                  <pic:spPr>
+                    <a:xfrm>
+                      <a:off x="0" y="0"/>
+                      <a:ext cx="5370500" cy="2685250"/>
+                    </a:xfrm>
+                    <a:prstGeom prst="rect">
+                      <a:avLst/>
+                    </a:prstGeom>
+                  </pic:spPr>
+                </pic:pic>
+              </a:graphicData>
+            </a:graphic>
+          </wp:inline>
+        </w:drawing>
+      </w:r>
+    </w:p>
+    <w:p>
+      <w:pPr>
+        <w:pStyle w:val="BodyText"/>
+        <w:jc w:val="center"/>
+        <w:rPr>
+          <w:rFonts w:ascii="Aptos" w:hAnsi="Aptos"/>
+          <w:sz w:val="20"/>
+          <w:szCs w:val="20"/>
+        </w:rPr>
+      </w:pPr>
+      <w:r>
+        <w:rPr>
+          <w:rFonts w:ascii="Aptos" w:hAnsi="Aptos"/>
+          <w:sz w:val="20"/>
+          <w:szCs w:val="20"/>
+        </w:rPr>
+        <w:t>Figure 2.</w:t>
+      </w:r>
+      <w:r>
+        <w:rPr>
+          <w:rFonts w:ascii="Aptos" w:hAnsi="Aptos"/>
+          <w:sz w:val="20"/>
+          <w:szCs w:val="20"/>
+        </w:rPr>
+        <w:t>9: Test set model forecasting plots</w:t>
+      </w:r>
+    </w:p>
+    <w:p>
+      <w:pPr>
+        <w:pStyle w:val="Heading1"/>
+        <w:numPr>
+          <w:ilvl w:val="0"/>
+          <w:numId w:val="1"/>
+        </w:numPr>
+        <w:rPr>
+          <w:rFonts w:ascii="Aptos" w:hAnsi="Aptos" w:cs="Angsana New"/>
+        </w:rPr>
+      </w:pPr>
+      <w:r>
+        <w:rPr>
+          <w:rFonts w:ascii="Aptos" w:hAnsi="Aptos" w:cs="Angsana New"/>
+        </w:rPr>
+        <w:t>Volatility Modeling using GARCH</w:t>
+      </w:r>
+      <w:r>
+        <w:rPr>
+          <w:rFonts w:ascii="Aptos" w:hAnsi="Aptos" w:cs="Angsana New"/>
+        </w:rPr>
+        <w:t xml:space="preserve"> (</w:t>
+      </w:r>
+      <w:r>
+        <w:rPr>
+          <w:rFonts w:ascii="Aptos" w:hAnsi="Aptos"/>
+        </w:rPr>
+        <w:t>Generalized Autoregressive Conditional Heteroskedasticity</w:t>
+      </w:r>
+      <w:r>
+        <w:rPr>
+          <w:rFonts w:ascii="Aptos" w:hAnsi="Aptos" w:cs="Angsana New"/>
+        </w:rPr>
+        <w:t>)</w:t>
+      </w:r>
+    </w:p>
+    <w:p>
+      <w:pPr>
+        <w:pStyle w:val="BodyText"/>
+        <w:rPr>
+          <w:rFonts w:ascii="Aptos" w:hAnsi="Aptos"/>
+        </w:rPr>
+      </w:pPr>
+    </w:p>
+    <w:p>
+      <w:pPr>
+        <w:pStyle w:val="BodyText"/>
+        <w:rPr>
+          <w:rFonts w:ascii="Aptos" w:hAnsi="Aptos"/>
+        </w:rPr>
+      </w:pPr>
+      <w:r>
+        <w:rPr>
+          <w:rFonts w:ascii="Aptos" w:hAnsi="Aptos"/>
+        </w:rPr>
+        <w:t xml:space="preserve">Garch models are exclusively to model and forecase volatality. </w:t>
+      </w:r>
+      <w:r>
+        <w:rPr>
+          <w:rFonts w:ascii="Aptos" w:hAnsi="Aptos"/>
+        </w:rPr>
+        <w:t>Below are few c</w:t>
+      </w:r>
+      <w:r>
+        <w:rPr>
+          <w:rFonts w:ascii="Aptos" w:hAnsi="Aptos"/>
+        </w:rPr>
+        <w:t>oncerns</w:t>
+      </w:r>
+      <w:r>
+        <w:rPr>
+          <w:rFonts w:ascii="Aptos" w:hAnsi="Aptos"/>
+        </w:rPr>
+        <w:t xml:space="preserve"> with GARCH.</w:t>
+      </w:r>
+    </w:p>
+    <w:p>
+      <w:pPr>
+        <w:pStyle w:val="BodyText"/>
+        <w:rPr>
+          <w:rFonts w:ascii="Aptos" w:hAnsi="Aptos"/>
+        </w:rPr>
+      </w:pPr>
+      <w:r>
+        <w:rPr>
+          <w:rFonts w:ascii="Aptos" w:hAnsi="Aptos"/>
+          <w:b/>
+          <w:bCs/>
+        </w:rPr>
+        <w:t>Conditional</w:t>
+      </w:r>
+      <w:r>
+        <w:rPr>
+          <w:rFonts w:ascii="Aptos" w:hAnsi="Aptos"/>
+        </w:rPr>
+        <w:t xml:space="preserve"> </w:t>
+      </w:r>
+      <w:r>
+        <w:rPr>
+          <w:rFonts w:ascii="Aptos" w:hAnsi="Aptos"/>
+        </w:rPr>
+        <w:br/>
+      </w:r>
+      <w:r>
+        <w:rPr>
+          <w:rFonts w:ascii="Aptos" w:hAnsi="Aptos"/>
+        </w:rPr>
+        <w:t>Volatality today depends on past information</w:t>
+      </w:r>
+    </w:p>
+    <w:p>
+      <w:pPr>
+        <w:pStyle w:val="BodyText"/>
+        <w:rPr>
+          <w:rFonts w:ascii="Aptos" w:hAnsi="Aptos"/>
+        </w:rPr>
+      </w:pPr>
+      <w:r>
+        <w:rPr>
+          <w:rFonts w:ascii="Aptos" w:hAnsi="Aptos"/>
+          <w:b/>
+          <w:bCs/>
+        </w:rPr>
+        <w:t>Heteroskedasticity</w:t>
+      </w:r>
+      <w:r>
+        <w:rPr>
+          <w:rFonts w:ascii="Aptos" w:hAnsi="Aptos"/>
+          <w:b/>
+          <w:bCs/>
+        </w:rPr>
+        <w:t xml:space="preserve"> (Changing</w:t>
+      </w:r>
+      <w:r>
+        <w:rPr>
+          <w:rFonts w:ascii="Aptos" w:hAnsi="Aptos"/>
+          <w:b/>
+          <w:bCs/>
+        </w:rPr>
+        <w:t xml:space="preserve"> </w:t>
+      </w:r>
+      <w:r>
+        <w:rPr>
+          <w:rFonts w:ascii="Aptos" w:hAnsi="Aptos"/>
+          <w:b/>
+          <w:bCs/>
+        </w:rPr>
+        <w:t>variance)</w:t>
+      </w:r>
+      <w:r>
+        <w:rPr>
+          <w:rFonts w:ascii="Aptos" w:hAnsi="Aptos"/>
+        </w:rPr>
+        <w:br/>
+        <w:t>Standard statistical models assumes the market risk profile is same. But changing variance here implies that it is not. The spread of the data(vairance) is constantly changing.</w:t>
+      </w:r>
+    </w:p>
+    <w:p>
+      <w:pPr>
+        <w:pStyle w:val="BodyText"/>
+        <w:rPr>
+          <w:rFonts w:ascii="Aptos" w:hAnsi="Aptos"/>
+        </w:rPr>
+      </w:pPr>
+      <w:r>
+        <w:rPr>
+          <w:rFonts w:ascii="Aptos" w:hAnsi="Aptos"/>
+          <w:b/>
+          <w:bCs/>
+        </w:rPr>
+        <w:lastRenderedPageBreak/>
+        <w:t>ARCH Effect</w:t>
+      </w:r>
+      <w:r>
+        <w:rPr>
+          <w:rFonts w:ascii="Aptos" w:hAnsi="Aptos"/>
+        </w:rPr>
+        <w:br/>
+        <w:t>This addresses volatality clustering. Current variance is directly related on immediate past events. The visible market outcome is volatality clustering.</w:t>
+      </w:r>
+    </w:p>
+    <w:p>
+      <w:pPr>
+        <w:pStyle w:val="BodyText"/>
+        <w:numPr>
+          <w:ilvl w:val="0"/>
+          <w:numId w:val="88"/>
+        </w:numPr>
+        <w:ind w:left="1418"/>
+        <w:rPr>
+          <w:rFonts w:ascii="Aptos" w:hAnsi="Aptos"/>
+        </w:rPr>
+      </w:pPr>
+      <w:r>
+        <w:rPr>
+          <w:rFonts w:ascii="Aptos" w:hAnsi="Aptos"/>
+        </w:rPr>
+        <w:t>High variance Condition</w:t>
+      </w:r>
+      <w:r>
+        <w:rPr>
+          <w:rFonts w:ascii="Aptos" w:hAnsi="Aptos"/>
+        </w:rPr>
+        <w:br/>
+        <w:t>Recently expereince market shock leads to a cluster of large price mevement</w:t>
+      </w:r>
+    </w:p>
+    <w:p>
+      <w:pPr>
+        <w:pStyle w:val="BodyText"/>
+        <w:numPr>
+          <w:ilvl w:val="0"/>
+          <w:numId w:val="88"/>
+        </w:numPr>
+        <w:rPr>
+          <w:rFonts w:ascii="Aptos" w:hAnsi="Aptos"/>
+        </w:rPr>
+      </w:pPr>
+      <w:r>
+        <w:rPr>
+          <w:rFonts w:ascii="Aptos" w:hAnsi="Aptos"/>
+        </w:rPr>
+        <w:t>Low Variance Condition</w:t>
+      </w:r>
+      <w:r>
+        <w:rPr>
+          <w:rFonts w:ascii="Aptos" w:hAnsi="Aptos"/>
+        </w:rPr>
+        <w:br/>
+        <w:t>Recently it was calm resulting a cluster of small price movement</w:t>
+      </w:r>
+    </w:p>
+    <w:p>
+      <w:pPr>
+        <w:pStyle w:val="BodyText"/>
+        <w:rPr>
+          <w:rFonts w:ascii="Aptos" w:hAnsi="Aptos"/>
+        </w:rPr>
+      </w:pPr>
+      <w:r>
+        <w:rPr>
+          <w:rFonts w:ascii="Aptos" w:hAnsi="Aptos"/>
+        </w:rPr>
+        <w:t>Due to the above factors in production grade GARCH is not used to predict price direction. Intead it paired with directional models to assess the risk factors.</w:t>
+      </w:r>
+    </w:p>
+    <w:p>
+      <w:pPr>
+        <w:pStyle w:val="BodyText"/>
+        <w:rPr>
+          <w:rFonts w:ascii="Aptos" w:hAnsi="Aptos"/>
+        </w:rPr>
+      </w:pPr>
+      <w:r>
+        <w:rPr>
+          <w:rFonts w:ascii="Aptos" w:hAnsi="Aptos"/>
+        </w:rPr>
+        <w:t xml:space="preserve">For an example </w:t>
+      </w:r>
+      <w:r>
+        <w:rPr>
+          <w:rFonts w:ascii="Aptos" w:hAnsi="Aptos"/>
+          <w:b/>
+          <w:bCs/>
+          <w:i/>
+          <w:iCs/>
+        </w:rPr>
+        <w:t>if ARIMA predict price increase, we can use GARCH to forecast volatality. This would help traders to reduce trade size and protect the capital</w:t>
+      </w:r>
+      <w:r>
+        <w:rPr>
+          <w:rFonts w:ascii="Aptos" w:hAnsi="Aptos"/>
+        </w:rPr>
+        <w:t>.</w:t>
+      </w:r>
+    </w:p>
+    <w:p>
+      <w:pPr>
+        <w:pStyle w:val="Heading3"/>
+        <w:spacing w:after="200"/>
+        <w:rPr>
+          <w:rFonts w:ascii="Aptos" w:hAnsi="Aptos"/>
+        </w:rPr>
+      </w:pPr>
+      <w:r>
+        <w:rPr>
+          <w:rFonts w:ascii="Aptos" w:hAnsi="Aptos"/>
+        </w:rPr>
+        <w:t>Analyze the Time Series for changing variance</w:t>
+      </w:r>
+    </w:p>
+    <w:p>
+      <w:pPr>
+        <w:pStyle w:val="BodyText"/>
+        <w:rPr>
+          <w:rFonts w:ascii="Aptos" w:hAnsi="Aptos"/>
+        </w:rPr>
+      </w:pPr>
+      <w:r>
+        <w:rPr>
+          <w:rFonts w:ascii="Aptos" w:hAnsi="Aptos"/>
+        </w:rPr>
+        <w:t>As depicted on figure 2.10 we run ARCH-LM test on returns mean to find the p-value assuming the significance level is 0.05.</w:t>
+      </w:r>
+    </w:p>
+    <w:p>
+      <w:pPr>
+        <w:pStyle w:val="BodyText"/>
+        <w:jc w:val="center"/>
+        <w:rPr>
+          <w:rFonts w:ascii="Aptos" w:hAnsi="Aptos"/>
+        </w:rPr>
+      </w:pPr>
+      <w:r>
+        <w:rPr>
+          <w:rFonts w:ascii="Aptos" w:hAnsi="Aptos"/>
+        </w:rPr>
+        <w:br/>
+      </w:r>
+      <w:r>
+        <w:rPr>
+          <w:rFonts w:ascii="Aptos" w:hAnsi="Aptos"/>
+        </w:rPr>
+        <w:drawing>
+          <wp:inline distT="0" distB="0" distL="0" distR="0" wp14:anchorId="4CA5000F" wp14:editId="2ADAB18E">
+            <wp:extent cx="6120130" cy="2582545"/>
+            <wp:effectExtent l="0" t="0" r="1270" b="0"/>
+            <wp:docPr id="2145506661" name="Picture 1" descr="A screen shot of a computer program&#10;&#10;AI-generated content may be incorrect."/>
+            <wp:cNvGraphicFramePr>
+              <a:graphicFrameLocks xmlns:a="http://schemas.openxmlformats.org/drawingml/2006/main" noChangeAspect="1"/>
+            </wp:cNvGraphicFramePr>
+            <a:graphic xmlns:a="http://schemas.openxmlformats.org/drawingml/2006/main">
+              <a:graphicData uri="http://schemas.openxmlformats.org/drawingml/2006/picture">
+                <pic:pic xmlns:pic="http://schemas.openxmlformats.org/drawingml/2006/picture">
+                  <pic:nvPicPr>
+                    <pic:cNvPr id="2145506661" name="Picture 1" descr="A screen shot of a computer program&#10;&#10;AI-generated content may be incorrect."/>
+                    <pic:cNvPicPr/>
+                  </pic:nvPicPr>
+                  <pic:blipFill>
+                    <a:blip r:embed="rId38"/>
+                    <a:stretch>
+                      <a:fillRect/>
+                    </a:stretch>
+                  </pic:blipFill>
+                  <pic:spPr>
+                    <a:xfrm>
+                      <a:off x="0" y="0"/>
+                      <a:ext cx="6120130" cy="2582545"/>
+                    </a:xfrm>
+                    <a:prstGeom prst="rect">
+                      <a:avLst/>
+                    </a:prstGeom>
+                  </pic:spPr>
+                </pic:pic>
+              </a:graphicData>
+            </a:graphic>
+          </wp:inline>
+        </w:drawing>
+      </w:r>
+    </w:p>
+    <w:p>
+      <w:pPr>
+        <w:pStyle w:val="BodyText"/>
+        <w:jc w:val="center"/>
+        <w:rPr>
+          <w:rFonts w:ascii="Aptos" w:hAnsi="Aptos"/>
+          <w:sz w:val="20"/>
+          <w:szCs w:val="20"/>
+        </w:rPr>
+      </w:pPr>
+      <w:r>
+        <w:rPr>
+          <w:rFonts w:ascii="Aptos" w:hAnsi="Aptos"/>
+          <w:sz w:val="20"/>
+          <w:szCs w:val="20"/>
+        </w:rPr>
+        <w:t>Figure 2.</w:t>
+      </w:r>
+      <w:r>
+        <w:rPr>
+          <w:rFonts w:ascii="Aptos" w:hAnsi="Aptos"/>
+          <w:sz w:val="20"/>
+          <w:szCs w:val="20"/>
+        </w:rPr>
+        <w:t>10</w:t>
+      </w:r>
+      <w:r>
+        <w:rPr>
+          <w:rFonts w:ascii="Aptos" w:hAnsi="Aptos"/>
+          <w:sz w:val="20"/>
+          <w:szCs w:val="20"/>
+        </w:rPr>
+        <w:t>:</w:t>
+      </w:r>
+      <w:r>
+        <w:rPr>
+          <w:rFonts w:ascii="Aptos" w:hAnsi="Aptos"/>
+          <w:sz w:val="20"/>
+          <w:szCs w:val="20"/>
+        </w:rPr>
+        <w:t xml:space="preserve"> </w:t>
+      </w:r>
+      <w:r>
+        <w:rPr>
+          <w:rFonts w:ascii="Aptos" w:hAnsi="Aptos"/>
+          <w:sz w:val="20"/>
+          <w:szCs w:val="20"/>
+        </w:rPr>
+        <w:t>ARCH effect testing</w:t>
+      </w:r>
+    </w:p>
+    <w:p>
+      <w:pPr>
+        <w:pStyle w:val="BodyText"/>
+        <w:rPr>
+          <w:rFonts w:ascii="Aptos" w:hAnsi="Aptos"/>
+          <w:sz w:val="20"/>
+          <w:szCs w:val="20"/>
+        </w:rPr>
+      </w:pPr>
+    </w:p>
+    <w:p>
+      <w:pPr>
+        <w:rPr>
+          <w:rFonts w:ascii="Aptos" w:hAnsi="Aptos"/>
+        </w:rPr>
+      </w:pPr>
+      <w:r>
+        <w:rPr>
+          <w:rFonts w:ascii="Aptos" w:hAnsi="Aptos"/>
+        </w:rPr>
+        <w:t xml:space="preserve">Here we got significantly low p-value </w:t>
+      </w:r>
+      <w:r>
+        <w:rPr>
+          <w:rFonts w:ascii="Aptos" w:hAnsi="Aptos"/>
+        </w:rPr>
+        <w:t>1.981030</w:t>
+      </w:r>
+      <w:r>
+        <w:rPr>
+          <w:rFonts w:ascii="Aptos" w:hAnsi="Aptos"/>
+        </w:rPr>
+        <w:t xml:space="preserve"> x 10</w:t>
+      </w:r>
+      <w:r>
+        <w:rPr>
+          <w:rFonts w:ascii="Aptos" w:hAnsi="Aptos"/>
+          <w:vertAlign w:val="superscript"/>
+        </w:rPr>
+        <w:t>-18</w:t>
+      </w:r>
+      <w:r>
+        <w:rPr>
+          <w:rFonts w:ascii="Aptos" w:hAnsi="Aptos"/>
+        </w:rPr>
+        <w:t xml:space="preserve"> which is below out significance level(0.05). So we can reject null hypothesis of constant variance.</w:t>
+      </w:r>
+    </w:p>
+    <w:p>
+      <w:pPr>
+        <w:rPr>
+          <w:rFonts w:ascii="Aptos" w:hAnsi="Aptos"/>
+        </w:rPr>
+      </w:pPr>
+    </w:p>
+    <w:p>
+      <w:pPr>
+        <w:rPr>
+          <w:rFonts w:ascii="Aptos" w:hAnsi="Aptos"/>
+          <w:b/>
+          <w:bCs/>
+        </w:rPr>
+      </w:pPr>
+      <w:r>
+        <w:rPr>
+          <w:rFonts w:ascii="Aptos" w:hAnsi="Aptos"/>
+        </w:rPr>
+        <w:t xml:space="preserve">This proves </w:t>
+      </w:r>
+      <w:r>
+        <w:rPr>
+          <w:rFonts w:ascii="Aptos" w:hAnsi="Aptos"/>
+          <w:b/>
+          <w:bCs/>
+        </w:rPr>
+        <w:t>ARCH effect and volatality clutering present in the BTC dataset.</w:t>
+      </w:r>
+    </w:p>
+    <w:p>
+      <w:pPr>
+        <w:pStyle w:val="BodyText"/>
+        <w:rPr>
+          <w:rFonts w:ascii="Aptos" w:hAnsi="Aptos"/>
+        </w:rPr>
       </w:pPr>
     </w:p>
     <w:sectPr>
@@ -15389,6 +16262,92 @@
     </w:lvl>
   </w:abstractNum>
   <w:abstractNum w:abstractNumId="19" w15:restartNumberingAfterBreak="0">
+    <w:nsid w:val="2082558F"/>
+    <w:multiLevelType w:val="hybridMultilevel"/>
+    <w:tmpl w:val="0E24C6FE"/>
+    <w:lvl w:ilvl="0" w:tplc="0809000F">
+      <w:start w:val="1"/>
+      <w:numFmt w:val="decimal"/>
+      <w:lvlText w:val="%1."/>
+      <w:lvlJc w:val="left"/>
+      <w:pPr>
+        <w:ind w:left="720" w:hanging="360"/>
+      </w:pPr>
+    </w:lvl>
+    <w:lvl w:ilvl="1" w:tplc="08090019" w:tentative="1">
+      <w:start w:val="1"/>
+      <w:numFmt w:val="lowerLetter"/>
+      <w:lvlText w:val="%2."/>
+      <w:lvlJc w:val="left"/>
+      <w:pPr>
+        <w:ind w:left="1440" w:hanging="360"/>
+      </w:pPr>
+    </w:lvl>
+    <w:lvl w:ilvl="2" w:tplc="0809001B" w:tentative="1">
+      <w:start w:val="1"/>
+      <w:numFmt w:val="lowerRoman"/>
+      <w:lvlText w:val="%3."/>
+      <w:lvlJc w:val="right"/>
+      <w:pPr>
+        <w:ind w:left="2160" w:hanging="180"/>
+      </w:pPr>
+    </w:lvl>
+    <w:lvl w:ilvl="3" w:tplc="0809000F" w:tentative="1">
+      <w:start w:val="1"/>
+      <w:numFmt w:val="decimal"/>
+      <w:lvlText w:val="%4."/>
+      <w:lvlJc w:val="left"/>
+      <w:pPr>
+        <w:ind w:left="2880" w:hanging="360"/>
+      </w:pPr>
+    </w:lvl>
+    <w:lvl w:ilvl="4" w:tplc="08090019" w:tentative="1">
+      <w:start w:val="1"/>
+      <w:numFmt w:val="lowerLetter"/>
+      <w:lvlText w:val="%5."/>
+      <w:lvlJc w:val="left"/>
+      <w:pPr>
+        <w:ind w:left="3600" w:hanging="360"/>
+      </w:pPr>
+    </w:lvl>
+    <w:lvl w:ilvl="5" w:tplc="0809001B" w:tentative="1">
+      <w:start w:val="1"/>
+      <w:numFmt w:val="lowerRoman"/>
+      <w:lvlText w:val="%6."/>
+      <w:lvlJc w:val="right"/>
+      <w:pPr>
+        <w:ind w:left="4320" w:hanging="180"/>
+      </w:pPr>
+    </w:lvl>
+    <w:lvl w:ilvl="6" w:tplc="0809000F" w:tentative="1">
+      <w:start w:val="1"/>
+      <w:numFmt w:val="decimal"/>
+      <w:lvlText w:val="%7."/>
+      <w:lvlJc w:val="left"/>
+      <w:pPr>
+        <w:ind w:left="5040" w:hanging="360"/>
+      </w:pPr>
+    </w:lvl>
+    <w:lvl w:ilvl="7" w:tplc="08090019" w:tentative="1">
+      <w:start w:val="1"/>
+      <w:numFmt w:val="lowerLetter"/>
+      <w:lvlText w:val="%8."/>
+      <w:lvlJc w:val="left"/>
+      <w:pPr>
+        <w:ind w:left="5760" w:hanging="360"/>
+      </w:pPr>
+    </w:lvl>
+    <w:lvl w:ilvl="8" w:tplc="0809001B" w:tentative="1">
+      <w:start w:val="1"/>
+      <w:numFmt w:val="lowerRoman"/>
+      <w:lvlText w:val="%9."/>
+      <w:lvlJc w:val="right"/>
+      <w:pPr>
+        <w:ind w:left="6480" w:hanging="180"/>
+      </w:pPr>
+    </w:lvl>
+  </w:abstractNum>
+  <w:abstractNum w:abstractNumId="20" w15:restartNumberingAfterBreak="0">
     <w:nsid w:val="20AE70D9"/>
     <w:multiLevelType w:val="multilevel"/>
     <w:tmpl w:val="17B6E6B8"/>
@@ -15528,7 +16487,7 @@
       </w:rPr>
     </w:lvl>
   </w:abstractNum>
-  <w:abstractNum w:abstractNumId="20" w15:restartNumberingAfterBreak="0">
+  <w:abstractNum w:abstractNumId="21" w15:restartNumberingAfterBreak="0">
     <w:nsid w:val="20DD6CA6"/>
     <w:multiLevelType w:val="hybridMultilevel"/>
     <w:tmpl w:val="E92CCC3C"/>
@@ -15614,7 +16573,7 @@
       </w:pPr>
     </w:lvl>
   </w:abstractNum>
-  <w:abstractNum w:abstractNumId="21" w15:restartNumberingAfterBreak="0">
+  <w:abstractNum w:abstractNumId="22" w15:restartNumberingAfterBreak="0">
     <w:nsid w:val="228D2141"/>
     <w:multiLevelType w:val="hybridMultilevel"/>
     <w:tmpl w:val="F66AEBAA"/>
@@ -15700,7 +16659,7 @@
       </w:pPr>
     </w:lvl>
   </w:abstractNum>
-  <w:abstractNum w:abstractNumId="22" w15:restartNumberingAfterBreak="0">
+  <w:abstractNum w:abstractNumId="23" w15:restartNumberingAfterBreak="0">
     <w:nsid w:val="23831269"/>
     <w:multiLevelType w:val="hybridMultilevel"/>
     <w:tmpl w:val="D24C40E8"/>
@@ -15786,7 +16745,7 @@
       </w:pPr>
     </w:lvl>
   </w:abstractNum>
-  <w:abstractNum w:abstractNumId="23" w15:restartNumberingAfterBreak="0">
+  <w:abstractNum w:abstractNumId="24" w15:restartNumberingAfterBreak="0">
     <w:nsid w:val="27B4661F"/>
     <w:multiLevelType w:val="hybridMultilevel"/>
     <w:tmpl w:val="4CB89B40"/>
@@ -15875,7 +16834,7 @@
       </w:pPr>
     </w:lvl>
   </w:abstractNum>
-  <w:abstractNum w:abstractNumId="24" w15:restartNumberingAfterBreak="0">
+  <w:abstractNum w:abstractNumId="25" w15:restartNumberingAfterBreak="0">
     <w:nsid w:val="28DD64D0"/>
     <w:multiLevelType w:val="multilevel"/>
     <w:tmpl w:val="B84E2224"/>
@@ -16015,7 +16974,7 @@
       </w:rPr>
     </w:lvl>
   </w:abstractNum>
-  <w:abstractNum w:abstractNumId="25" w15:restartNumberingAfterBreak="0">
+  <w:abstractNum w:abstractNumId="26" w15:restartNumberingAfterBreak="0">
     <w:nsid w:val="292C3BC6"/>
     <w:multiLevelType w:val="multilevel"/>
     <w:tmpl w:val="CA744F16"/>
@@ -16155,7 +17114,7 @@
       </w:rPr>
     </w:lvl>
   </w:abstractNum>
-  <w:abstractNum w:abstractNumId="26" w15:restartNumberingAfterBreak="0">
+  <w:abstractNum w:abstractNumId="27" w15:restartNumberingAfterBreak="0">
     <w:nsid w:val="29D04CD5"/>
     <w:multiLevelType w:val="multilevel"/>
     <w:tmpl w:val="76BC96D4"/>
@@ -16295,7 +17254,7 @@
       </w:rPr>
     </w:lvl>
   </w:abstractNum>
-  <w:abstractNum w:abstractNumId="27" w15:restartNumberingAfterBreak="0">
+  <w:abstractNum w:abstractNumId="28" w15:restartNumberingAfterBreak="0">
     <w:nsid w:val="2CC94DA2"/>
     <w:multiLevelType w:val="multilevel"/>
     <w:tmpl w:val="45E0056A"/>
@@ -16416,7 +17375,7 @@
       </w:pPr>
     </w:lvl>
   </w:abstractNum>
-  <w:abstractNum w:abstractNumId="28" w15:restartNumberingAfterBreak="0">
+  <w:abstractNum w:abstractNumId="29" w15:restartNumberingAfterBreak="0">
     <w:nsid w:val="2E774A7B"/>
     <w:multiLevelType w:val="multilevel"/>
     <w:tmpl w:val="2A44F1CE"/>
@@ -16556,7 +17515,7 @@
       </w:rPr>
     </w:lvl>
   </w:abstractNum>
-  <w:abstractNum w:abstractNumId="29" w15:restartNumberingAfterBreak="0">
+  <w:abstractNum w:abstractNumId="30" w15:restartNumberingAfterBreak="0">
     <w:nsid w:val="2EE24CB3"/>
     <w:multiLevelType w:val="hybridMultilevel"/>
     <w:tmpl w:val="A8B6CB94"/>
@@ -16670,7 +17629,7 @@
       </w:rPr>
     </w:lvl>
   </w:abstractNum>
-  <w:abstractNum w:abstractNumId="30" w15:restartNumberingAfterBreak="0">
+  <w:abstractNum w:abstractNumId="31" w15:restartNumberingAfterBreak="0">
     <w:nsid w:val="2F7A13C3"/>
     <w:multiLevelType w:val="hybridMultilevel"/>
     <w:tmpl w:val="9B96719A"/>
@@ -16756,7 +17715,7 @@
       </w:pPr>
     </w:lvl>
   </w:abstractNum>
-  <w:abstractNum w:abstractNumId="31" w15:restartNumberingAfterBreak="0">
+  <w:abstractNum w:abstractNumId="32" w15:restartNumberingAfterBreak="0">
     <w:nsid w:val="2FC838BD"/>
     <w:multiLevelType w:val="hybridMultilevel"/>
     <w:tmpl w:val="9B96719A"/>
@@ -16842,7 +17801,7 @@
       </w:pPr>
     </w:lvl>
   </w:abstractNum>
-  <w:abstractNum w:abstractNumId="32" w15:restartNumberingAfterBreak="0">
+  <w:abstractNum w:abstractNumId="33" w15:restartNumberingAfterBreak="0">
     <w:nsid w:val="301C5C6E"/>
     <w:multiLevelType w:val="hybridMultilevel"/>
     <w:tmpl w:val="3F1EB2FE"/>
@@ -16928,7 +17887,7 @@
       </w:pPr>
     </w:lvl>
   </w:abstractNum>
-  <w:abstractNum w:abstractNumId="33" w15:restartNumberingAfterBreak="0">
+  <w:abstractNum w:abstractNumId="34" w15:restartNumberingAfterBreak="0">
     <w:nsid w:val="343060AA"/>
     <w:multiLevelType w:val="hybridMultilevel"/>
     <w:tmpl w:val="309C4EEE"/>
@@ -17014,7 +17973,7 @@
       </w:pPr>
     </w:lvl>
   </w:abstractNum>
-  <w:abstractNum w:abstractNumId="34" w15:restartNumberingAfterBreak="0">
+  <w:abstractNum w:abstractNumId="35" w15:restartNumberingAfterBreak="0">
     <w:nsid w:val="3688439B"/>
     <w:multiLevelType w:val="hybridMultilevel"/>
     <w:tmpl w:val="7D2EE680"/>
@@ -17103,7 +18062,7 @@
       </w:pPr>
     </w:lvl>
   </w:abstractNum>
-  <w:abstractNum w:abstractNumId="35" w15:restartNumberingAfterBreak="0">
+  <w:abstractNum w:abstractNumId="36" w15:restartNumberingAfterBreak="0">
     <w:nsid w:val="3B94696D"/>
     <w:multiLevelType w:val="hybridMultilevel"/>
     <w:tmpl w:val="6D68C3A2"/>
@@ -17217,7 +18176,7 @@
       </w:rPr>
     </w:lvl>
   </w:abstractNum>
-  <w:abstractNum w:abstractNumId="36" w15:restartNumberingAfterBreak="0">
+  <w:abstractNum w:abstractNumId="37" w15:restartNumberingAfterBreak="0">
     <w:nsid w:val="3CF96E84"/>
     <w:multiLevelType w:val="hybridMultilevel"/>
     <w:tmpl w:val="6F5A4240"/>
@@ -17303,7 +18262,7 @@
       </w:pPr>
     </w:lvl>
   </w:abstractNum>
-  <w:abstractNum w:abstractNumId="37" w15:restartNumberingAfterBreak="0">
+  <w:abstractNum w:abstractNumId="38" w15:restartNumberingAfterBreak="0">
     <w:nsid w:val="3D522993"/>
     <w:multiLevelType w:val="multilevel"/>
     <w:tmpl w:val="587A946C"/>
@@ -17452,7 +18411,7 @@
       </w:rPr>
     </w:lvl>
   </w:abstractNum>
-  <w:abstractNum w:abstractNumId="38" w15:restartNumberingAfterBreak="0">
+  <w:abstractNum w:abstractNumId="39" w15:restartNumberingAfterBreak="0">
     <w:nsid w:val="41593F0F"/>
     <w:multiLevelType w:val="hybridMultilevel"/>
     <w:tmpl w:val="9B96719A"/>
@@ -17538,7 +18497,7 @@
       </w:pPr>
     </w:lvl>
   </w:abstractNum>
-  <w:abstractNum w:abstractNumId="39" w15:restartNumberingAfterBreak="0">
+  <w:abstractNum w:abstractNumId="40" w15:restartNumberingAfterBreak="0">
     <w:nsid w:val="42B150AE"/>
     <w:multiLevelType w:val="hybridMultilevel"/>
     <w:tmpl w:val="9B96719A"/>
@@ -17624,7 +18583,7 @@
       </w:pPr>
     </w:lvl>
   </w:abstractNum>
-  <w:abstractNum w:abstractNumId="40" w15:restartNumberingAfterBreak="0">
+  <w:abstractNum w:abstractNumId="41" w15:restartNumberingAfterBreak="0">
     <w:nsid w:val="42D52088"/>
     <w:multiLevelType w:val="hybridMultilevel"/>
     <w:tmpl w:val="778A69FE"/>
@@ -17738,7 +18697,7 @@
       </w:rPr>
     </w:lvl>
   </w:abstractNum>
-  <w:abstractNum w:abstractNumId="41" w15:restartNumberingAfterBreak="0">
+  <w:abstractNum w:abstractNumId="42" w15:restartNumberingAfterBreak="0">
     <w:nsid w:val="44216B3E"/>
     <w:multiLevelType w:val="multilevel"/>
     <w:tmpl w:val="DDA22A5E"/>
@@ -17875,7 +18834,93 @@
       </w:rPr>
     </w:lvl>
   </w:abstractNum>
-  <w:abstractNum w:abstractNumId="42" w15:restartNumberingAfterBreak="0">
+  <w:abstractNum w:abstractNumId="43" w15:restartNumberingAfterBreak="0">
+    <w:nsid w:val="4B2A49D7"/>
+    <w:multiLevelType w:val="hybridMultilevel"/>
+    <w:tmpl w:val="FF38B69E"/>
+    <w:lvl w:ilvl="0" w:tplc="0809000F">
+      <w:start w:val="1"/>
+      <w:numFmt w:val="decimal"/>
+      <w:lvlText w:val="%1."/>
+      <w:lvlJc w:val="left"/>
+      <w:pPr>
+        <w:ind w:left="1434" w:hanging="360"/>
+      </w:pPr>
+    </w:lvl>
+    <w:lvl w:ilvl="1" w:tplc="08090019">
+      <w:start w:val="1"/>
+      <w:numFmt w:val="lowerLetter"/>
+      <w:lvlText w:val="%2."/>
+      <w:lvlJc w:val="left"/>
+      <w:pPr>
+        <w:ind w:left="2154" w:hanging="360"/>
+      </w:pPr>
+    </w:lvl>
+    <w:lvl w:ilvl="2" w:tplc="0809001B" w:tentative="1">
+      <w:start w:val="1"/>
+      <w:numFmt w:val="lowerRoman"/>
+      <w:lvlText w:val="%3."/>
+      <w:lvlJc w:val="right"/>
+      <w:pPr>
+        <w:ind w:left="2874" w:hanging="180"/>
+      </w:pPr>
+    </w:lvl>
+    <w:lvl w:ilvl="3" w:tplc="0809000F" w:tentative="1">
+      <w:start w:val="1"/>
+      <w:numFmt w:val="decimal"/>
+      <w:lvlText w:val="%4."/>
+      <w:lvlJc w:val="left"/>
+      <w:pPr>
+        <w:ind w:left="3594" w:hanging="360"/>
+      </w:pPr>
+    </w:lvl>
+    <w:lvl w:ilvl="4" w:tplc="08090019" w:tentative="1">
+      <w:start w:val="1"/>
+      <w:numFmt w:val="lowerLetter"/>
+      <w:lvlText w:val="%5."/>
+      <w:lvlJc w:val="left"/>
+      <w:pPr>
+        <w:ind w:left="4314" w:hanging="360"/>
+      </w:pPr>
+    </w:lvl>
+    <w:lvl w:ilvl="5" w:tplc="0809001B" w:tentative="1">
+      <w:start w:val="1"/>
+      <w:numFmt w:val="lowerRoman"/>
+      <w:lvlText w:val="%6."/>
+      <w:lvlJc w:val="right"/>
+      <w:pPr>
+        <w:ind w:left="5034" w:hanging="180"/>
+      </w:pPr>
+    </w:lvl>
+    <w:lvl w:ilvl="6" w:tplc="0809000F" w:tentative="1">
+      <w:start w:val="1"/>
+      <w:numFmt w:val="decimal"/>
+      <w:lvlText w:val="%7."/>
+      <w:lvlJc w:val="left"/>
+      <w:pPr>
+        <w:ind w:left="5754" w:hanging="360"/>
+      </w:pPr>
+    </w:lvl>
+    <w:lvl w:ilvl="7" w:tplc="08090019" w:tentative="1">
+      <w:start w:val="1"/>
+      <w:numFmt w:val="lowerLetter"/>
+      <w:lvlText w:val="%8."/>
+      <w:lvlJc w:val="left"/>
+      <w:pPr>
+        <w:ind w:left="6474" w:hanging="360"/>
+      </w:pPr>
+    </w:lvl>
+    <w:lvl w:ilvl="8" w:tplc="0809001B" w:tentative="1">
+      <w:start w:val="1"/>
+      <w:numFmt w:val="lowerRoman"/>
+      <w:lvlText w:val="%9."/>
+      <w:lvlJc w:val="right"/>
+      <w:pPr>
+        <w:ind w:left="7194" w:hanging="180"/>
+      </w:pPr>
+    </w:lvl>
+  </w:abstractNum>
+  <w:abstractNum w:abstractNumId="44" w15:restartNumberingAfterBreak="0">
     <w:nsid w:val="53702BD6"/>
     <w:multiLevelType w:val="hybridMultilevel"/>
     <w:tmpl w:val="373AFA12"/>
@@ -17964,7 +19009,7 @@
       </w:pPr>
     </w:lvl>
   </w:abstractNum>
-  <w:abstractNum w:abstractNumId="43" w15:restartNumberingAfterBreak="0">
+  <w:abstractNum w:abstractNumId="45" w15:restartNumberingAfterBreak="0">
     <w:nsid w:val="537506E6"/>
     <w:multiLevelType w:val="multilevel"/>
     <w:tmpl w:val="BCE88726"/>
@@ -18104,7 +19149,7 @@
       </w:rPr>
     </w:lvl>
   </w:abstractNum>
-  <w:abstractNum w:abstractNumId="44" w15:restartNumberingAfterBreak="0">
+  <w:abstractNum w:abstractNumId="46" w15:restartNumberingAfterBreak="0">
     <w:nsid w:val="53A3586F"/>
     <w:multiLevelType w:val="hybridMultilevel"/>
     <w:tmpl w:val="A0569A98"/>
@@ -18199,7 +19244,7 @@
       </w:pPr>
     </w:lvl>
   </w:abstractNum>
-  <w:abstractNum w:abstractNumId="45" w15:restartNumberingAfterBreak="0">
+  <w:abstractNum w:abstractNumId="47" w15:restartNumberingAfterBreak="0">
     <w:nsid w:val="54452864"/>
     <w:multiLevelType w:val="hybridMultilevel"/>
     <w:tmpl w:val="9E78C98E"/>
@@ -18312,7 +19357,7 @@
       </w:rPr>
     </w:lvl>
   </w:abstractNum>
-  <w:abstractNum w:abstractNumId="46" w15:restartNumberingAfterBreak="0">
+  <w:abstractNum w:abstractNumId="48" w15:restartNumberingAfterBreak="0">
     <w:nsid w:val="57ED5547"/>
     <w:multiLevelType w:val="multilevel"/>
     <w:tmpl w:val="B38A48C4"/>
@@ -18452,7 +19497,7 @@
       </w:rPr>
     </w:lvl>
   </w:abstractNum>
-  <w:abstractNum w:abstractNumId="47" w15:restartNumberingAfterBreak="0">
+  <w:abstractNum w:abstractNumId="49" w15:restartNumberingAfterBreak="0">
     <w:nsid w:val="5AC32B88"/>
     <w:multiLevelType w:val="hybridMultilevel"/>
     <w:tmpl w:val="748C87A0"/>
@@ -18538,7 +19583,7 @@
       </w:pPr>
     </w:lvl>
   </w:abstractNum>
-  <w:abstractNum w:abstractNumId="48" w15:restartNumberingAfterBreak="0">
+  <w:abstractNum w:abstractNumId="50" w15:restartNumberingAfterBreak="0">
     <w:nsid w:val="5FE76B91"/>
     <w:multiLevelType w:val="hybridMultilevel"/>
     <w:tmpl w:val="F5869F58"/>
@@ -18628,7 +19673,7 @@
       </w:pPr>
     </w:lvl>
   </w:abstractNum>
-  <w:abstractNum w:abstractNumId="49" w15:restartNumberingAfterBreak="0">
+  <w:abstractNum w:abstractNumId="51" w15:restartNumberingAfterBreak="0">
     <w:nsid w:val="60E342C7"/>
     <w:multiLevelType w:val="multilevel"/>
     <w:tmpl w:val="3AE6F6DE"/>
@@ -18741,7 +19786,7 @@
       </w:pPr>
     </w:lvl>
   </w:abstractNum>
-  <w:abstractNum w:abstractNumId="50" w15:restartNumberingAfterBreak="0">
+  <w:abstractNum w:abstractNumId="52" w15:restartNumberingAfterBreak="0">
     <w:nsid w:val="616370BE"/>
     <w:multiLevelType w:val="hybridMultilevel"/>
     <w:tmpl w:val="FCBAF152"/>
@@ -18855,7 +19900,7 @@
       </w:rPr>
     </w:lvl>
   </w:abstractNum>
-  <w:abstractNum w:abstractNumId="51" w15:restartNumberingAfterBreak="0">
+  <w:abstractNum w:abstractNumId="53" w15:restartNumberingAfterBreak="0">
     <w:nsid w:val="67C36222"/>
     <w:multiLevelType w:val="hybridMultilevel"/>
     <w:tmpl w:val="FB3CB0AC"/>
@@ -18944,7 +19989,7 @@
       </w:pPr>
     </w:lvl>
   </w:abstractNum>
-  <w:abstractNum w:abstractNumId="52" w15:restartNumberingAfterBreak="0">
+  <w:abstractNum w:abstractNumId="54" w15:restartNumberingAfterBreak="0">
     <w:nsid w:val="68A13AFA"/>
     <w:multiLevelType w:val="multilevel"/>
     <w:tmpl w:val="9D8ED202"/>
@@ -19084,7 +20129,7 @@
       </w:rPr>
     </w:lvl>
   </w:abstractNum>
-  <w:abstractNum w:abstractNumId="53" w15:restartNumberingAfterBreak="0">
+  <w:abstractNum w:abstractNumId="55" w15:restartNumberingAfterBreak="0">
     <w:nsid w:val="6A3306C0"/>
     <w:multiLevelType w:val="hybridMultilevel"/>
     <w:tmpl w:val="2E303AD2"/>
@@ -19198,7 +20243,7 @@
       </w:rPr>
     </w:lvl>
   </w:abstractNum>
-  <w:abstractNum w:abstractNumId="54" w15:restartNumberingAfterBreak="0">
+  <w:abstractNum w:abstractNumId="56" w15:restartNumberingAfterBreak="0">
     <w:nsid w:val="6EA919B6"/>
     <w:multiLevelType w:val="multilevel"/>
     <w:tmpl w:val="FBFC98EE"/>
@@ -19338,7 +20383,7 @@
       </w:rPr>
     </w:lvl>
   </w:abstractNum>
-  <w:abstractNum w:abstractNumId="55" w15:restartNumberingAfterBreak="0">
+  <w:abstractNum w:abstractNumId="57" w15:restartNumberingAfterBreak="0">
     <w:nsid w:val="720E469D"/>
     <w:multiLevelType w:val="hybridMultilevel"/>
     <w:tmpl w:val="8A847CAE"/>
@@ -19427,7 +20472,7 @@
       </w:pPr>
     </w:lvl>
   </w:abstractNum>
-  <w:abstractNum w:abstractNumId="56" w15:restartNumberingAfterBreak="0">
+  <w:abstractNum w:abstractNumId="58" w15:restartNumberingAfterBreak="0">
     <w:nsid w:val="72282641"/>
     <w:multiLevelType w:val="hybridMultilevel"/>
     <w:tmpl w:val="E58816D6"/>
@@ -19541,7 +20586,7 @@
       </w:rPr>
     </w:lvl>
   </w:abstractNum>
-  <w:abstractNum w:abstractNumId="57" w15:restartNumberingAfterBreak="0">
+  <w:abstractNum w:abstractNumId="59" w15:restartNumberingAfterBreak="0">
     <w:nsid w:val="7236607D"/>
     <w:multiLevelType w:val="multilevel"/>
     <w:tmpl w:val="33C21AF4"/>
@@ -19672,7 +20717,7 @@
       </w:rPr>
     </w:lvl>
   </w:abstractNum>
-  <w:abstractNum w:abstractNumId="58" w15:restartNumberingAfterBreak="0">
+  <w:abstractNum w:abstractNumId="60" w15:restartNumberingAfterBreak="0">
     <w:nsid w:val="77751C34"/>
     <w:multiLevelType w:val="hybridMultilevel"/>
     <w:tmpl w:val="93B03718"/>
@@ -19761,7 +20806,7 @@
       </w:pPr>
     </w:lvl>
   </w:abstractNum>
-  <w:abstractNum w:abstractNumId="59" w15:restartNumberingAfterBreak="0">
+  <w:abstractNum w:abstractNumId="61" w15:restartNumberingAfterBreak="0">
     <w:nsid w:val="77A13E6C"/>
     <w:multiLevelType w:val="hybridMultilevel"/>
     <w:tmpl w:val="E24619C8"/>
@@ -19856,7 +20901,7 @@
       </w:pPr>
     </w:lvl>
   </w:abstractNum>
-  <w:abstractNum w:abstractNumId="60" w15:restartNumberingAfterBreak="0">
+  <w:abstractNum w:abstractNumId="62" w15:restartNumberingAfterBreak="0">
     <w:nsid w:val="78A40B1D"/>
     <w:multiLevelType w:val="multilevel"/>
     <w:tmpl w:val="1AC2EB18"/>
@@ -19996,7 +21041,7 @@
       </w:rPr>
     </w:lvl>
   </w:abstractNum>
-  <w:abstractNum w:abstractNumId="61" w15:restartNumberingAfterBreak="0">
+  <w:abstractNum w:abstractNumId="63" w15:restartNumberingAfterBreak="0">
     <w:nsid w:val="79F162FB"/>
     <w:multiLevelType w:val="multilevel"/>
     <w:tmpl w:val="0C321464"/>
@@ -20136,7 +21181,7 @@
       </w:rPr>
     </w:lvl>
   </w:abstractNum>
-  <w:abstractNum w:abstractNumId="62" w15:restartNumberingAfterBreak="0">
+  <w:abstractNum w:abstractNumId="64" w15:restartNumberingAfterBreak="0">
     <w:nsid w:val="7C970EC7"/>
     <w:multiLevelType w:val="hybridMultilevel"/>
     <w:tmpl w:val="7D2EE680"/>
@@ -20225,7 +21270,7 @@
       </w:pPr>
     </w:lvl>
   </w:abstractNum>
-  <w:abstractNum w:abstractNumId="63" w15:restartNumberingAfterBreak="0">
+  <w:abstractNum w:abstractNumId="65" w15:restartNumberingAfterBreak="0">
     <w:nsid w:val="7F3605F0"/>
     <w:multiLevelType w:val="multilevel"/>
     <w:tmpl w:val="0B484776"/>
@@ -20365,7 +21410,7 @@
       </w:rPr>
     </w:lvl>
   </w:abstractNum>
-  <w:abstractNum w:abstractNumId="64" w15:restartNumberingAfterBreak="0">
+  <w:abstractNum w:abstractNumId="66" w15:restartNumberingAfterBreak="0">
     <w:nsid w:val="7FEE14A8"/>
     <w:multiLevelType w:val="hybridMultilevel"/>
     <w:tmpl w:val="64FC9D2C"/>
@@ -20451,7 +21496,7 @@
       </w:pPr>
     </w:lvl>
   </w:abstractNum>
-  <w:abstractNum w:abstractNumId="65" w15:restartNumberingAfterBreak="0">
+  <w:abstractNum w:abstractNumId="67" w15:restartNumberingAfterBreak="0">
     <w:nsid w:val="7FF24A2E"/>
     <w:multiLevelType w:val="hybridMultilevel"/>
     <w:tmpl w:val="AA284BB2"/>
@@ -20542,52 +21587,52 @@
     </w:lvl>
   </w:abstractNum>
   <w:num w:numId="1" w16cid:durableId="462768859">
-    <w:abstractNumId w:val="49"/>
+    <w:abstractNumId w:val="51"/>
   </w:num>
   <w:num w:numId="2" w16cid:durableId="534851259">
-    <w:abstractNumId w:val="19"/>
+    <w:abstractNumId w:val="20"/>
   </w:num>
   <w:num w:numId="3" w16cid:durableId="754977449">
+    <w:abstractNumId w:val="27"/>
+  </w:num>
+  <w:num w:numId="4" w16cid:durableId="2071151317">
+    <w:abstractNumId w:val="45"/>
+  </w:num>
+  <w:num w:numId="5" w16cid:durableId="1569268375">
+    <w:abstractNumId w:val="65"/>
+  </w:num>
+  <w:num w:numId="6" w16cid:durableId="1342007254">
+    <w:abstractNumId w:val="54"/>
+  </w:num>
+  <w:num w:numId="7" w16cid:durableId="935209781">
     <w:abstractNumId w:val="26"/>
   </w:num>
-  <w:num w:numId="4" w16cid:durableId="2071151317">
-    <w:abstractNumId w:val="43"/>
+  <w:num w:numId="8" w16cid:durableId="393507632">
+    <w:abstractNumId w:val="29"/>
   </w:num>
-  <w:num w:numId="5" w16cid:durableId="1569268375">
-    <w:abstractNumId w:val="63"/>
+  <w:num w:numId="9" w16cid:durableId="1732313751">
+    <w:abstractNumId w:val="48"/>
   </w:num>
-  <w:num w:numId="6" w16cid:durableId="1342007254">
-    <w:abstractNumId w:val="52"/>
+  <w:num w:numId="10" w16cid:durableId="1929850215">
+    <w:abstractNumId w:val="56"/>
   </w:num>
-  <w:num w:numId="7" w16cid:durableId="935209781">
+  <w:num w:numId="11" w16cid:durableId="624845372">
     <w:abstractNumId w:val="25"/>
   </w:num>
-  <w:num w:numId="8" w16cid:durableId="393507632">
-    <w:abstractNumId w:val="28"/>
-  </w:num>
-  <w:num w:numId="9" w16cid:durableId="1732313751">
-    <w:abstractNumId w:val="46"/>
-  </w:num>
-  <w:num w:numId="10" w16cid:durableId="1929850215">
-    <w:abstractNumId w:val="54"/>
-  </w:num>
-  <w:num w:numId="11" w16cid:durableId="624845372">
-    <w:abstractNumId w:val="24"/>
-  </w:num>
   <w:num w:numId="12" w16cid:durableId="407583010">
-    <w:abstractNumId w:val="60"/>
+    <w:abstractNumId w:val="62"/>
   </w:num>
   <w:num w:numId="13" w16cid:durableId="750663636">
-    <w:abstractNumId w:val="61"/>
+    <w:abstractNumId w:val="63"/>
   </w:num>
   <w:num w:numId="14" w16cid:durableId="1026060989">
     <w:abstractNumId w:val="17"/>
   </w:num>
   <w:num w:numId="15" w16cid:durableId="670109320">
-    <w:abstractNumId w:val="29"/>
+    <w:abstractNumId w:val="30"/>
   </w:num>
   <w:num w:numId="16" w16cid:durableId="1566524494">
-    <w:abstractNumId w:val="32"/>
+    <w:abstractNumId w:val="33"/>
   </w:num>
   <w:num w:numId="17" w16cid:durableId="2041972332">
     <w:abstractNumId w:val="18"/>
@@ -20596,67 +21641,67 @@
     <w:abstractNumId w:val="3"/>
   </w:num>
   <w:num w:numId="19" w16cid:durableId="153645313">
-    <w:abstractNumId w:val="36"/>
+    <w:abstractNumId w:val="37"/>
   </w:num>
   <w:num w:numId="20" w16cid:durableId="1506895684">
-    <w:abstractNumId w:val="42"/>
+    <w:abstractNumId w:val="44"/>
   </w:num>
   <w:num w:numId="21" w16cid:durableId="264191240">
-    <w:abstractNumId w:val="27"/>
+    <w:abstractNumId w:val="28"/>
   </w:num>
   <w:num w:numId="22" w16cid:durableId="1217857422">
     <w:abstractNumId w:val="2"/>
   </w:num>
   <w:num w:numId="23" w16cid:durableId="178354707">
-    <w:abstractNumId w:val="21"/>
+    <w:abstractNumId w:val="22"/>
     <w:lvlOverride w:ilvl="0">
       <w:startOverride w:val="1"/>
     </w:lvlOverride>
   </w:num>
   <w:num w:numId="24" w16cid:durableId="883636844">
-    <w:abstractNumId w:val="59"/>
+    <w:abstractNumId w:val="61"/>
     <w:lvlOverride w:ilvl="0">
       <w:startOverride w:val="1"/>
     </w:lvlOverride>
   </w:num>
   <w:num w:numId="25" w16cid:durableId="1517230823">
-    <w:abstractNumId w:val="34"/>
+    <w:abstractNumId w:val="35"/>
   </w:num>
   <w:num w:numId="26" w16cid:durableId="198737806">
-    <w:abstractNumId w:val="35"/>
+    <w:abstractNumId w:val="36"/>
   </w:num>
   <w:num w:numId="27" w16cid:durableId="1970436380">
-    <w:abstractNumId w:val="48"/>
+    <w:abstractNumId w:val="50"/>
   </w:num>
   <w:num w:numId="28" w16cid:durableId="1109744282">
     <w:abstractNumId w:val="10"/>
   </w:num>
   <w:num w:numId="29" w16cid:durableId="1596595425">
+    <w:abstractNumId w:val="40"/>
+  </w:num>
+  <w:num w:numId="30" w16cid:durableId="1092163475">
+    <w:abstractNumId w:val="21"/>
+  </w:num>
+  <w:num w:numId="31" w16cid:durableId="1638341705">
+    <w:abstractNumId w:val="31"/>
+  </w:num>
+  <w:num w:numId="32" w16cid:durableId="99614821">
+    <w:abstractNumId w:val="67"/>
+  </w:num>
+  <w:num w:numId="33" w16cid:durableId="1972857697">
     <w:abstractNumId w:val="39"/>
   </w:num>
-  <w:num w:numId="30" w16cid:durableId="1092163475">
-    <w:abstractNumId w:val="20"/>
-  </w:num>
-  <w:num w:numId="31" w16cid:durableId="1638341705">
-    <w:abstractNumId w:val="30"/>
-  </w:num>
-  <w:num w:numId="32" w16cid:durableId="99614821">
-    <w:abstractNumId w:val="65"/>
-  </w:num>
-  <w:num w:numId="33" w16cid:durableId="1972857697">
-    <w:abstractNumId w:val="38"/>
-  </w:num>
   <w:num w:numId="34" w16cid:durableId="2055888871">
-    <w:abstractNumId w:val="31"/>
+    <w:abstractNumId w:val="32"/>
   </w:num>
   <w:num w:numId="35" w16cid:durableId="2124761692">
     <w:abstractNumId w:val="1"/>
   </w:num>
   <w:num w:numId="36" w16cid:durableId="921449534">
-    <w:abstractNumId w:val="41"/>
+    <w:abstractNumId w:val="42"/>
   </w:num>
   <w:num w:numId="37" w16cid:durableId="1249339732">
-    <w:abstractNumId w:val="49"/>
+    <w:abstractNumId w:val="51"/>
   </w:num>
   <w:num w:numId="38" w16cid:durableId="901332559">
     <w:abstractNumId w:val="15"/>
@@ -20665,70 +21710,70 @@
     <w:abstractNumId w:val="0"/>
   </w:num>
   <w:num w:numId="40" w16cid:durableId="1691839389">
-    <w:abstractNumId w:val="40"/>
+    <w:abstractNumId w:val="41"/>
   </w:num>
   <w:num w:numId="41" w16cid:durableId="1257639454">
-    <w:abstractNumId w:val="49"/>
+    <w:abstractNumId w:val="51"/>
   </w:num>
   <w:num w:numId="42" w16cid:durableId="196894282">
     <w:abstractNumId w:val="7"/>
   </w:num>
   <w:num w:numId="43" w16cid:durableId="680471570">
-    <w:abstractNumId w:val="62"/>
+    <w:abstractNumId w:val="64"/>
   </w:num>
   <w:num w:numId="44" w16cid:durableId="1315139082">
-    <w:abstractNumId w:val="49"/>
+    <w:abstractNumId w:val="51"/>
   </w:num>
   <w:num w:numId="45" w16cid:durableId="2113940701">
-    <w:abstractNumId w:val="49"/>
+    <w:abstractNumId w:val="51"/>
   </w:num>
   <w:num w:numId="46" w16cid:durableId="1884713029">
-    <w:abstractNumId w:val="51"/>
+    <w:abstractNumId w:val="53"/>
   </w:num>
   <w:num w:numId="47" w16cid:durableId="1079255107">
-    <w:abstractNumId w:val="55"/>
+    <w:abstractNumId w:val="57"/>
   </w:num>
   <w:num w:numId="48" w16cid:durableId="163739946">
-    <w:abstractNumId w:val="33"/>
+    <w:abstractNumId w:val="34"/>
     <w:lvlOverride w:ilvl="0">
       <w:startOverride w:val="1"/>
     </w:lvlOverride>
   </w:num>
   <w:num w:numId="49" w16cid:durableId="130177845">
-    <w:abstractNumId w:val="49"/>
+    <w:abstractNumId w:val="51"/>
   </w:num>
   <w:num w:numId="50" w16cid:durableId="1549225530">
-    <w:abstractNumId w:val="49"/>
+    <w:abstractNumId w:val="51"/>
   </w:num>
   <w:num w:numId="51" w16cid:durableId="1543207655">
-    <w:abstractNumId w:val="49"/>
+    <w:abstractNumId w:val="51"/>
   </w:num>
   <w:num w:numId="52" w16cid:durableId="2082754323">
-    <w:abstractNumId w:val="23"/>
+    <w:abstractNumId w:val="24"/>
   </w:num>
   <w:num w:numId="53" w16cid:durableId="1140000597">
-    <w:abstractNumId w:val="44"/>
+    <w:abstractNumId w:val="46"/>
     <w:lvlOverride w:ilvl="0">
       <w:startOverride w:val="1"/>
     </w:lvlOverride>
   </w:num>
   <w:num w:numId="54" w16cid:durableId="1476414865">
-    <w:abstractNumId w:val="49"/>
+    <w:abstractNumId w:val="51"/>
   </w:num>
   <w:num w:numId="55" w16cid:durableId="1747803550">
-    <w:abstractNumId w:val="58"/>
+    <w:abstractNumId w:val="60"/>
   </w:num>
   <w:num w:numId="56" w16cid:durableId="1421872203">
-    <w:abstractNumId w:val="22"/>
+    <w:abstractNumId w:val="23"/>
     <w:lvlOverride w:ilvl="0">
       <w:startOverride w:val="1"/>
     </w:lvlOverride>
   </w:num>
   <w:num w:numId="57" w16cid:durableId="1090199479">
-    <w:abstractNumId w:val="53"/>
+    <w:abstractNumId w:val="55"/>
   </w:num>
   <w:num w:numId="58" w16cid:durableId="794324903">
-    <w:abstractNumId w:val="49"/>
+    <w:abstractNumId w:val="51"/>
   </w:num>
   <w:num w:numId="59" w16cid:durableId="1306081610">
     <w:abstractNumId w:val="14"/>
@@ -20737,55 +21782,55 @@
     <w:abstractNumId w:val="13"/>
   </w:num>
   <w:num w:numId="61" w16cid:durableId="903416085">
-    <w:abstractNumId w:val="37"/>
+    <w:abstractNumId w:val="38"/>
   </w:num>
   <w:num w:numId="62" w16cid:durableId="109403679">
     <w:abstractNumId w:val="9"/>
   </w:num>
   <w:num w:numId="63" w16cid:durableId="1952125431">
-    <w:abstractNumId w:val="49"/>
+    <w:abstractNumId w:val="51"/>
   </w:num>
   <w:num w:numId="64" w16cid:durableId="1966891500">
     <w:abstractNumId w:val="4"/>
   </w:num>
   <w:num w:numId="65" w16cid:durableId="697698884">
-    <w:abstractNumId w:val="49"/>
+    <w:abstractNumId w:val="51"/>
   </w:num>
   <w:num w:numId="66" w16cid:durableId="1168981868">
-    <w:abstractNumId w:val="57"/>
+    <w:abstractNumId w:val="59"/>
   </w:num>
   <w:num w:numId="67" w16cid:durableId="160393705">
-    <w:abstractNumId w:val="49"/>
+    <w:abstractNumId w:val="51"/>
   </w:num>
   <w:num w:numId="68" w16cid:durableId="1831167593">
     <w:abstractNumId w:val="12"/>
   </w:num>
   <w:num w:numId="69" w16cid:durableId="1698121427">
+    <w:abstractNumId w:val="51"/>
+  </w:num>
+  <w:num w:numId="70" w16cid:durableId="1760105121">
+    <w:abstractNumId w:val="47"/>
+  </w:num>
+  <w:num w:numId="71" w16cid:durableId="702751241">
+    <w:abstractNumId w:val="58"/>
+  </w:num>
+  <w:num w:numId="72" w16cid:durableId="408386921">
+    <w:abstractNumId w:val="51"/>
+  </w:num>
+  <w:num w:numId="73" w16cid:durableId="2030330978">
     <w:abstractNumId w:val="49"/>
   </w:num>
-  <w:num w:numId="70" w16cid:durableId="1760105121">
-    <w:abstractNumId w:val="45"/>
-  </w:num>
-  <w:num w:numId="71" w16cid:durableId="702751241">
-    <w:abstractNumId w:val="56"/>
-  </w:num>
-  <w:num w:numId="72" w16cid:durableId="408386921">
-    <w:abstractNumId w:val="49"/>
-  </w:num>
-  <w:num w:numId="73" w16cid:durableId="2030330978">
-    <w:abstractNumId w:val="47"/>
-  </w:num>
   <w:num w:numId="74" w16cid:durableId="100954797">
-    <w:abstractNumId w:val="49"/>
+    <w:abstractNumId w:val="51"/>
   </w:num>
   <w:num w:numId="75" w16cid:durableId="1834107868">
-    <w:abstractNumId w:val="49"/>
+    <w:abstractNumId w:val="51"/>
   </w:num>
   <w:num w:numId="76" w16cid:durableId="1557204703">
     <w:abstractNumId w:val="8"/>
   </w:num>
   <w:num w:numId="77" w16cid:durableId="534007519">
-    <w:abstractNumId w:val="64"/>
+    <w:abstractNumId w:val="66"/>
     <w:lvlOverride w:ilvl="0">
       <w:startOverride w:val="1"/>
     </w:lvlOverride>
@@ -20803,22 +21848,28 @@
     </w:lvlOverride>
   </w:num>
   <w:num w:numId="81" w16cid:durableId="1371109530">
-    <w:abstractNumId w:val="49"/>
+    <w:abstractNumId w:val="51"/>
   </w:num>
   <w:num w:numId="82" w16cid:durableId="56056520">
-    <w:abstractNumId w:val="49"/>
+    <w:abstractNumId w:val="51"/>
   </w:num>
   <w:num w:numId="83" w16cid:durableId="903219920">
-    <w:abstractNumId w:val="49"/>
+    <w:abstractNumId w:val="51"/>
   </w:num>
   <w:num w:numId="84" w16cid:durableId="1131555045">
-    <w:abstractNumId w:val="49"/>
+    <w:abstractNumId w:val="51"/>
   </w:num>
   <w:num w:numId="85" w16cid:durableId="501623252">
-    <w:abstractNumId w:val="50"/>
+    <w:abstractNumId w:val="52"/>
   </w:num>
   <w:num w:numId="86" w16cid:durableId="1804806667">
     <w:abstractNumId w:val="11"/>
+  </w:num>
+  <w:num w:numId="87" w16cid:durableId="948468945">
+    <w:abstractNumId w:val="19"/>
+  </w:num>
+  <w:num w:numId="88" w16cid:durableId="248933344">
+    <w:abstractNumId w:val="43"/>
   </w:num>
 </w:numbering>
 </file>

--- a/CW_Doc.docx
+++ b/CW_Doc.docx
@@ -768,6 +768,14 @@
         </w:rPr>
         <w:t>Scaling Up the Accuracy of Naive-Bayes Classifiers: A Decision-Tree Hybrid</w:t>
       </w:r>
+      <w:r>
+        <w:rPr>
+          <w:rFonts w:ascii="Aptos" w:hAnsi="Aptos" w:cs="Angsana New"/>
+          <w:b/>
+          <w:bCs/>
+        </w:rPr>
+        <w:t xml:space="preserve"> [1]</w:t>
+      </w:r>
     </w:p>
     <w:p>
       <w:pPr>
@@ -859,6 +867,14 @@
         </w:rPr>
         <w:t>Comparative Study of Machine Learning Algorithms on Census Income Data Set</w:t>
       </w:r>
+      <w:r>
+        <w:rPr>
+          <w:rFonts w:ascii="Aptos" w:hAnsi="Aptos" w:cs="Angsana New"/>
+          <w:b/>
+          <w:bCs/>
+        </w:rPr>
+        <w:t xml:space="preserve"> [2]</w:t>
+      </w:r>
     </w:p>
     <w:p>
       <w:pPr>
@@ -901,6 +917,7 @@
           <w:b w:val="0"/>
           <w:bCs w:val="0"/>
         </w:rPr>
+        <w:lastRenderedPageBreak/>
         <w:t>Summary</w:t>
       </w:r>
     </w:p>
@@ -920,7 +937,6 @@
         <w:rPr>
           <w:rFonts w:ascii="Aptos" w:hAnsi="Aptos" w:cs="Angsana New"/>
         </w:rPr>
-        <w:lastRenderedPageBreak/>
         <w:t xml:space="preserve">Compares supervised classifiers on the UCI Adult income data. </w:t>
       </w:r>
     </w:p>
@@ -1022,6 +1038,14 @@
         </w:rPr>
         <w:t>Machine Learning on UCI Adult Dataset Using Various Classifier Algorithms And Scaling Up The Accuracy Using Extreme Gradient Boosting</w:t>
       </w:r>
+      <w:r>
+        <w:rPr>
+          <w:rFonts w:ascii="Aptos" w:hAnsi="Aptos" w:cs="Angsana New"/>
+          <w:b/>
+          <w:bCs/>
+        </w:rPr>
+        <w:t xml:space="preserve"> [3]</w:t>
+      </w:r>
     </w:p>
     <w:p>
       <w:pPr>
@@ -1043,7 +1067,13 @@
         <w:rPr>
           <w:rFonts w:ascii="Aptos" w:hAnsi="Aptos" w:cs="Angsana New"/>
         </w:rPr>
-        <w:t xml:space="preserve"> Advanced Optimization Studies Compendium</w:t>
+        <w:t xml:space="preserve"> </w:t>
+      </w:r>
+      <w:r>
+        <w:rPr>
+          <w:rFonts w:ascii="Aptos" w:hAnsi="Aptos" w:cs="Angsana New"/>
+        </w:rPr>
+        <w:t>Wordpress Technical Report</w:t>
       </w:r>
     </w:p>
     <w:p>
@@ -1124,6 +1154,14 @@
         </w:rPr>
         <w:t>Evaluation of Fairness in Machine Learning Models using the UCI Adult Dataset</w:t>
       </w:r>
+      <w:r>
+        <w:rPr>
+          <w:rFonts w:ascii="Aptos" w:hAnsi="Aptos" w:cs="Angsana New"/>
+          <w:b/>
+          <w:bCs/>
+        </w:rPr>
+        <w:t xml:space="preserve"> [4]</w:t>
+      </w:r>
     </w:p>
     <w:p>
       <w:pPr>
@@ -1255,6 +1293,14 @@
         </w:rPr>
         <w:t>Feature Selection for Financial Data Classification Using Random Forest, Boruta, and Recursive Feature Elimination</w:t>
       </w:r>
+      <w:r>
+        <w:rPr>
+          <w:rFonts w:ascii="Aptos" w:hAnsi="Aptos" w:cs="Angsana New"/>
+          <w:b/>
+          <w:bCs/>
+        </w:rPr>
+        <w:t xml:space="preserve"> [5]</w:t>
+      </w:r>
     </w:p>
     <w:p>
       <w:pPr>
@@ -1282,7 +1328,13 @@
         <w:rPr>
           <w:rFonts w:ascii="Aptos" w:hAnsi="Aptos" w:cs="Angsana New"/>
         </w:rPr>
-        <w:t>ResearchGate Financial Analytics Publication Index</w:t>
+        <w:t>I</w:t>
+      </w:r>
+      <w:r>
+        <w:rPr>
+          <w:rFonts w:ascii="Aptos" w:hAnsi="Aptos" w:cs="Angsana New"/>
+        </w:rPr>
+        <w:t>nternational Information and Engineering Technology Association</w:t>
       </w:r>
     </w:p>
     <w:p>
@@ -1489,6 +1541,7 @@
         <w:rPr>
           <w:rFonts w:ascii="Aptos" w:hAnsi="Aptos" w:cs="Angsana New"/>
         </w:rPr>
+        <w:lastRenderedPageBreak/>
         <w:t>Research Gaps and Proposed Approach</w:t>
       </w:r>
     </w:p>
@@ -1530,7 +1583,6 @@
         <w:rPr>
           <w:rFonts w:ascii="Aptos" w:hAnsi="Aptos" w:cs="Angsana New"/>
         </w:rPr>
-        <w:lastRenderedPageBreak/>
         <w:t xml:space="preserve">Existing studies in the </w:t>
       </w:r>
       <w:r>
@@ -1893,6 +1945,7 @@
           <w:rFonts w:ascii="Aptos" w:hAnsi="Aptos" w:cs="Angsana New"/>
           <w:b/>
         </w:rPr>
+        <w:lastRenderedPageBreak/>
         <w:t>Numerical Feature Distribution</w:t>
       </w:r>
     </w:p>
@@ -1909,7 +1962,6 @@
           <w:rFonts w:ascii="Aptos" w:hAnsi="Aptos" w:cs="Angsana New"/>
           <w:bCs/>
         </w:rPr>
-        <w:lastRenderedPageBreak/>
         <w:t>Figure 3 depicts histogram of numerical features.</w:t>
       </w:r>
     </w:p>
@@ -10825,6 +10877,14 @@
         </w:rPr>
         <w:t>Machine learning model for Bitcoin exchange rate prediction using economic and technology determinants</w:t>
       </w:r>
+      <w:r>
+        <w:rPr>
+          <w:rFonts w:ascii="Aptos" w:hAnsi="Aptos" w:cs="Angsana New"/>
+          <w:b/>
+          <w:bCs/>
+        </w:rPr>
+        <w:t xml:space="preserve"> [6]</w:t>
+      </w:r>
     </w:p>
     <w:p>
       <w:pPr>
@@ -10853,7 +10913,7 @@
     <w:p>
       <w:pPr>
         <w:pStyle w:val="Caption"/>
-        <w:ind w:left="420"/>
+        <w:ind w:left="709"/>
         <w:rPr>
           <w:rStyle w:val="Strong"/>
           <w:rFonts w:ascii="Aptos" w:hAnsi="Aptos" w:cs="Angsana New"/>
@@ -10874,7 +10934,7 @@
     <w:p>
       <w:pPr>
         <w:spacing w:after="120"/>
-        <w:ind w:left="420"/>
+        <w:ind w:left="709"/>
         <w:rPr>
           <w:rFonts w:ascii="Aptos" w:hAnsi="Aptos"/>
         </w:rPr>
@@ -10888,12 +10948,240 @@
     </w:p>
     <w:p>
       <w:pPr>
+        <w:pStyle w:val="Subtitle"/>
+        <w:numPr>
+          <w:ilvl w:val="0"/>
+          <w:numId w:val="78"/>
+        </w:numPr>
+        <w:rPr>
+          <w:rFonts w:ascii="Aptos" w:hAnsi="Aptos" w:cs="Angsana New"/>
+          <w:b/>
+          <w:bCs/>
+        </w:rPr>
+      </w:pPr>
+      <w:r>
+        <w:rPr>
+          <w:rFonts w:ascii="Aptos" w:hAnsi="Aptos" w:cs="Angsana New"/>
+          <w:b/>
+          <w:bCs/>
+        </w:rPr>
+        <w:t>Evaluation of Tree-Based Ensemble Machine Learning Models in Predicting Stock Price Direction of Movement</w:t>
+      </w:r>
+      <w:r>
+        <w:rPr>
+          <w:rFonts w:ascii="Aptos" w:hAnsi="Aptos" w:cs="Angsana New"/>
+          <w:b/>
+          <w:bCs/>
+        </w:rPr>
+        <w:t xml:space="preserve"> [7]</w:t>
+      </w:r>
+    </w:p>
+    <w:p>
+      <w:pPr>
+        <w:pStyle w:val="ListParagraph"/>
         <w:spacing w:after="120"/>
-        <w:ind w:left="420"/>
-        <w:rPr>
-          <w:rFonts w:ascii="Aptos" w:hAnsi="Aptos"/>
-        </w:rPr>
-      </w:pPr>
+        <w:rPr>
+          <w:rFonts w:ascii="Aptos" w:hAnsi="Aptos"/>
+        </w:rPr>
+      </w:pPr>
+      <w:r>
+        <w:rPr>
+          <w:rFonts w:ascii="Aptos" w:hAnsi="Aptos" w:cs="Angsana New"/>
+          <w:b/>
+          <w:bCs/>
+        </w:rPr>
+        <w:t>Source:</w:t>
+      </w:r>
+      <w:r>
+        <w:rPr>
+          <w:rFonts w:ascii="Aptos" w:hAnsi="Aptos" w:cs="Angsana New"/>
+        </w:rPr>
+        <w:t xml:space="preserve"> </w:t>
+      </w:r>
+      <w:r>
+        <w:rPr>
+          <w:rFonts w:ascii="Aptos" w:hAnsi="Aptos"/>
+        </w:rPr>
+        <w:t>J</w:t>
+      </w:r>
+      <w:r>
+        <w:rPr>
+          <w:rFonts w:ascii="Aptos" w:hAnsi="Aptos"/>
+        </w:rPr>
+        <w:t>ournal of information science and technology, data, knowledge, and communication</w:t>
+      </w:r>
+    </w:p>
+    <w:p>
+      <w:pPr>
+        <w:pStyle w:val="Caption"/>
+        <w:ind w:left="709"/>
+        <w:rPr>
+          <w:rStyle w:val="Strong"/>
+          <w:rFonts w:ascii="Aptos" w:hAnsi="Aptos" w:cs="Angsana New"/>
+          <w:b w:val="0"/>
+          <w:bCs w:val="0"/>
+        </w:rPr>
+      </w:pPr>
+      <w:r>
+        <w:rPr>
+          <w:rStyle w:val="Strong"/>
+          <w:rFonts w:ascii="Aptos" w:hAnsi="Aptos" w:cs="Angsana New"/>
+          <w:b w:val="0"/>
+          <w:bCs w:val="0"/>
+        </w:rPr>
+        <w:t>Summary</w:t>
+      </w:r>
+    </w:p>
+    <w:p>
+      <w:pPr>
+        <w:pStyle w:val="Caption"/>
+        <w:ind w:left="709"/>
+        <w:rPr>
+          <w:rStyle w:val="Strong"/>
+          <w:rFonts w:ascii="Aptos" w:hAnsi="Aptos" w:cs="Angsana New"/>
+          <w:b w:val="0"/>
+          <w:bCs w:val="0"/>
+        </w:rPr>
+      </w:pPr>
+      <w:r>
+        <w:rPr>
+          <w:rStyle w:val="Strong"/>
+          <w:rFonts w:ascii="Aptos" w:hAnsi="Aptos" w:cs="Angsana New"/>
+          <w:b w:val="0"/>
+          <w:bCs w:val="0"/>
+        </w:rPr>
+        <w:t>Evaluated tree-based ensemble methods (XGBoost) for financial assets</w:t>
+      </w:r>
+      <w:r>
+        <w:rPr>
+          <w:rStyle w:val="Strong"/>
+          <w:rFonts w:ascii="Aptos" w:hAnsi="Aptos" w:cs="Angsana New"/>
+          <w:b w:val="0"/>
+          <w:bCs w:val="0"/>
+        </w:rPr>
+        <w:t>. XGBoost is flexible and robust to outliers. Its limited in extrapolating beyond the range of prices observed during training.</w:t>
+      </w:r>
+    </w:p>
+    <w:p>
+      <w:pPr>
+        <w:pStyle w:val="Subtitle"/>
+        <w:numPr>
+          <w:ilvl w:val="0"/>
+          <w:numId w:val="78"/>
+        </w:numPr>
+        <w:rPr>
+          <w:rFonts w:ascii="Aptos" w:hAnsi="Aptos" w:cs="Angsana New"/>
+          <w:b/>
+          <w:bCs/>
+        </w:rPr>
+      </w:pPr>
+      <w:r>
+        <w:rPr>
+          <w:rFonts w:ascii="Aptos" w:hAnsi="Aptos" w:cs="Angsana New"/>
+          <w:b/>
+          <w:bCs/>
+        </w:rPr>
+        <w:t>A hybrid volatility forecasting framework integrating GARCH, artificial neural network, technical analysis, and principal components analysis</w:t>
+      </w:r>
+      <w:r>
+        <w:rPr>
+          <w:rFonts w:ascii="Aptos" w:hAnsi="Aptos" w:cs="Angsana New"/>
+          <w:b/>
+          <w:bCs/>
+        </w:rPr>
+        <w:t xml:space="preserve"> [8]</w:t>
+      </w:r>
+    </w:p>
+    <w:p>
+      <w:pPr>
+        <w:spacing w:after="120"/>
+        <w:ind w:left="360" w:firstLine="349"/>
+        <w:rPr>
+          <w:rFonts w:ascii="Aptos" w:hAnsi="Aptos" w:cs="Mangal"/>
+        </w:rPr>
+      </w:pPr>
+      <w:r>
+        <w:rPr>
+          <w:rFonts w:ascii="Aptos" w:hAnsi="Aptos" w:cs="Angsana New"/>
+          <w:b/>
+          <w:bCs/>
+        </w:rPr>
+        <w:t>Source:</w:t>
+      </w:r>
+      <w:r>
+        <w:rPr>
+          <w:rFonts w:ascii="Aptos" w:hAnsi="Aptos" w:cs="Angsana New"/>
+          <w:b/>
+          <w:bCs/>
+        </w:rPr>
+        <w:t xml:space="preserve"> </w:t>
+      </w:r>
+      <w:r>
+        <w:rPr>
+          <w:rFonts w:ascii="Aptos" w:hAnsi="Aptos" w:cs="Angsana New"/>
+        </w:rPr>
+        <w:t>Expert Systems with Applications</w:t>
+      </w:r>
+      <w:r>
+        <w:rPr>
+          <w:rFonts w:ascii="Aptos" w:hAnsi="Aptos" w:cs="Angsana New"/>
+        </w:rPr>
+        <w:t xml:space="preserve"> Journal</w:t>
+      </w:r>
+    </w:p>
+    <w:p>
+      <w:pPr>
+        <w:pStyle w:val="Caption"/>
+        <w:ind w:left="709"/>
+        <w:rPr>
+          <w:rStyle w:val="Strong"/>
+          <w:rFonts w:ascii="Aptos" w:hAnsi="Aptos" w:cs="Angsana New"/>
+          <w:b w:val="0"/>
+          <w:bCs w:val="0"/>
+        </w:rPr>
+      </w:pPr>
+      <w:r>
+        <w:rPr>
+          <w:rStyle w:val="Strong"/>
+          <w:rFonts w:ascii="Aptos" w:hAnsi="Aptos" w:cs="Angsana New"/>
+          <w:b w:val="0"/>
+          <w:bCs w:val="0"/>
+        </w:rPr>
+        <w:t>Summary</w:t>
+      </w:r>
+    </w:p>
+    <w:p>
+      <w:pPr>
+        <w:pStyle w:val="ListParagraph"/>
+        <w:spacing w:after="120"/>
+        <w:rPr>
+          <w:rFonts w:ascii="Aptos" w:hAnsi="Aptos"/>
+        </w:rPr>
+      </w:pPr>
+      <w:r>
+        <w:rPr>
+          <w:rFonts w:ascii="Aptos" w:hAnsi="Aptos"/>
+        </w:rPr>
+        <w:t>Proposed a hybrid GARCH</w:t>
+      </w:r>
+      <w:r>
+        <w:rPr>
+          <w:rFonts w:ascii="Aptos" w:hAnsi="Aptos"/>
+        </w:rPr>
+        <w:t>+</w:t>
+      </w:r>
+      <w:r>
+        <w:rPr>
+          <w:rFonts w:ascii="Aptos" w:hAnsi="Aptos"/>
+        </w:rPr>
+        <w:t>LSTM mode</w:t>
+      </w:r>
+      <w:r>
+        <w:rPr>
+          <w:rFonts w:ascii="Aptos" w:hAnsi="Aptos"/>
+        </w:rPr>
+        <w:t xml:space="preserve">l. They were used this to prove hybrid statistical and neural models outperforms standalone models. </w:t>
+      </w:r>
     </w:p>
     <w:p>
       <w:pPr>
@@ -11008,6 +11296,7 @@
         <w:rPr>
           <w:rFonts w:ascii="Aptos" w:hAnsi="Aptos"/>
         </w:rPr>
+        <w:lastRenderedPageBreak/>
         <w:t>Therefore we implement models from different families and evaluate those approaches.</w:t>
       </w:r>
     </w:p>
@@ -11016,7 +11305,7 @@
         <w:pStyle w:val="ListParagraph"/>
         <w:numPr>
           <w:ilvl w:val="0"/>
-          <w:numId w:val="80"/>
+          <w:numId w:val="90"/>
         </w:numPr>
         <w:spacing w:after="100"/>
         <w:contextualSpacing w:val="0"/>
@@ -11044,7 +11333,7 @@
         <w:pStyle w:val="ListParagraph"/>
         <w:numPr>
           <w:ilvl w:val="0"/>
-          <w:numId w:val="80"/>
+          <w:numId w:val="90"/>
         </w:numPr>
         <w:spacing w:after="100"/>
         <w:contextualSpacing w:val="0"/>
@@ -11072,7 +11361,7 @@
         <w:pStyle w:val="ListParagraph"/>
         <w:numPr>
           <w:ilvl w:val="0"/>
-          <w:numId w:val="80"/>
+          <w:numId w:val="90"/>
         </w:numPr>
         <w:spacing w:after="100"/>
         <w:contextualSpacing w:val="0"/>
@@ -11136,7 +11425,6 @@
         <w:rPr>
           <w:rFonts w:ascii="Aptos" w:hAnsi="Aptos" w:cs="Angsana New"/>
         </w:rPr>
-        <w:lastRenderedPageBreak/>
         <w:t>Time Series Exploration and Preprocessing</w:t>
       </w:r>
     </w:p>
@@ -11307,6 +11595,7 @@
           <w:rFonts w:ascii="Aptos" w:hAnsi="Aptos"/>
           <w:noProof/>
         </w:rPr>
+        <w:lastRenderedPageBreak/>
         <w:drawing>
           <wp:inline distT="0" distB="0" distL="0" distR="0" wp14:anchorId="6642A5BA" wp14:editId="523A2F57">
             <wp:extent cx="3555747" cy="5226630"/>
@@ -11389,7 +11678,6 @@
           <w:bCs/>
           <w:noProof/>
         </w:rPr>
-        <w:lastRenderedPageBreak/>
         <w:drawing>
           <wp:inline distT="0" distB="0" distL="0" distR="0" wp14:anchorId="5C4CF822" wp14:editId="54307D73">
             <wp:extent cx="6120130" cy="1363980"/>
@@ -11539,6 +11827,7 @@
         <w:rPr>
           <w:rFonts w:ascii="Aptos" w:hAnsi="Aptos"/>
         </w:rPr>
+        <w:lastRenderedPageBreak/>
         <w:t>This gives the model a memory.</w:t>
       </w:r>
       <w:r>
@@ -11724,7 +12013,6 @@
           <w:b/>
           <w:bCs/>
         </w:rPr>
-        <w:lastRenderedPageBreak/>
         <w:t>Trading Volume Plot</w:t>
       </w:r>
     </w:p>
@@ -11824,6 +12112,7 @@
           <w:rFonts w:ascii="Aptos" w:hAnsi="Aptos" w:cs="Angsana New"/>
           <w:noProof/>
         </w:rPr>
+        <w:lastRenderedPageBreak/>
         <w:drawing>
           <wp:inline distT="0" distB="0" distL="0" distR="0" wp14:anchorId="54BCA36B" wp14:editId="3D4DABAA">
             <wp:extent cx="4746433" cy="1582309"/>
@@ -12027,7 +12316,6 @@
         <w:rPr>
           <w:rFonts w:ascii="Aptos" w:hAnsi="Aptos"/>
         </w:rPr>
-        <w:lastRenderedPageBreak/>
         <w:t>Stationarity Tests – ADF(Augmented Dickey Fuller)</w:t>
       </w:r>
     </w:p>
@@ -12042,7 +12330,19 @@
         <w:rPr>
           <w:rFonts w:ascii="Aptos" w:hAnsi="Aptos" w:cs="Angsana New"/>
         </w:rPr>
-        <w:t>ADF evaluates whther time series has a unit toot (non stationary and trending) or its stationary.</w:t>
+        <w:t xml:space="preserve">ADF evaluates whther time series has a unit </w:t>
+      </w:r>
+      <w:r>
+        <w:rPr>
+          <w:rFonts w:ascii="Aptos" w:hAnsi="Aptos" w:cs="Angsana New"/>
+        </w:rPr>
+        <w:t>r</w:t>
+      </w:r>
+      <w:r>
+        <w:rPr>
+          <w:rFonts w:ascii="Aptos" w:hAnsi="Aptos" w:cs="Angsana New"/>
+        </w:rPr>
+        <w:t>oot (non stationary and trending) or its stationary.</w:t>
       </w:r>
     </w:p>
     <w:p>
@@ -12127,6 +12427,7 @@
           <w:rFonts w:ascii="Aptos" w:hAnsi="Aptos" w:cs="Angsana New"/>
           <w:noProof/>
         </w:rPr>
+        <w:lastRenderedPageBreak/>
         <w:drawing>
           <wp:inline distT="0" distB="0" distL="0" distR="0" wp14:anchorId="4B5AF783" wp14:editId="12ABDB53">
             <wp:extent cx="6120130" cy="1679575"/>
@@ -12544,7 +12845,7 @@
           <w:b/>
           <w:bCs/>
         </w:rPr>
-        <w:t xml:space="preserve"> So this is viable for time-series and economical modeliing.</w:t>
+        <w:t xml:space="preserve"> So this is viable for timeseries and economical modeliing.</w:t>
       </w:r>
     </w:p>
     <w:p>
@@ -12658,7 +12959,6 @@
           <w:b/>
           <w:bCs/>
         </w:rPr>
-        <w:lastRenderedPageBreak/>
         <w:t>Train Set (70%):</w:t>
       </w:r>
       <w:r>
@@ -12810,6 +13110,7 @@
         <w:rPr>
           <w:rFonts w:ascii="Aptos" w:hAnsi="Aptos"/>
         </w:rPr>
+        <w:lastRenderedPageBreak/>
         <w:t>D(Integration) : How many times the data needs to be differenced to make it stationary</w:t>
       </w:r>
     </w:p>
@@ -13002,79 +13303,79 @@
         <w:rPr>
           <w:rFonts w:ascii="Aptos" w:hAnsi="Aptos"/>
         </w:rPr>
+        <w:t>XGBoost</w:t>
+      </w:r>
+    </w:p>
+    <w:p>
+      <w:pPr>
+        <w:pStyle w:val="BodyText"/>
+        <w:rPr>
+          <w:rFonts w:ascii="Aptos" w:hAnsi="Aptos"/>
+        </w:rPr>
+      </w:pPr>
+      <w:r>
+        <w:rPr>
+          <w:rFonts w:ascii="Aptos" w:hAnsi="Aptos"/>
+        </w:rPr>
+        <w:t xml:space="preserve">Here the hyperparameters optimized with grid search to minimize RMSE(Root Mean Squared Error). And it gave optimized params as </w:t>
+      </w:r>
+      <w:r>
+        <w:rPr>
+          <w:rFonts w:ascii="Aptos" w:hAnsi="Aptos"/>
+        </w:rPr>
+        <w:t>n_estimators: 200, max_depth: 3, and learning_rate: 0.03</w:t>
+      </w:r>
+      <w:r>
+        <w:rPr>
+          <w:rFonts w:ascii="Aptos" w:hAnsi="Aptos"/>
+        </w:rPr>
+        <w:t xml:space="preserve">. Data leakages were prevented by enforcing exclusion of raw price variables(Open, High, Low, Adj Close) and target returns. This ensures model trains on structural indicators and calendar features. </w:t>
+      </w:r>
+    </w:p>
+    <w:p>
+      <w:pPr>
+        <w:pStyle w:val="BodyText"/>
+        <w:rPr>
+          <w:rFonts w:ascii="Aptos" w:hAnsi="Aptos"/>
+        </w:rPr>
+      </w:pPr>
+      <w:r>
+        <w:rPr>
+          <w:rFonts w:ascii="Aptos" w:hAnsi="Aptos"/>
+        </w:rPr>
+        <w:t>Concerns</w:t>
+      </w:r>
+      <w:r>
+        <w:rPr>
+          <w:rFonts w:ascii="Aptos" w:hAnsi="Aptos"/>
+        </w:rPr>
+        <w:br/>
+      </w:r>
+      <w:r>
+        <w:rPr>
+          <w:rFonts w:ascii="Aptos" w:hAnsi="Aptos"/>
+        </w:rPr>
+        <w:t>Open, High, Low, and Close</w:t>
+      </w:r>
+      <w:r>
+        <w:rPr>
+          <w:rFonts w:ascii="Aptos" w:hAnsi="Aptos"/>
+        </w:rPr>
+        <w:t xml:space="preserve"> are highly correlated, if we included them to XGBoost it could bypass engineered feature completely. It may simply look at High or Open value to predict Close calue.</w:t>
+      </w:r>
+    </w:p>
+    <w:p>
+      <w:pPr>
+        <w:pStyle w:val="BodyText"/>
+        <w:rPr>
+          <w:rFonts w:ascii="Aptos" w:hAnsi="Aptos"/>
+        </w:rPr>
+      </w:pPr>
+      <w:r>
+        <w:rPr>
+          <w:rFonts w:ascii="Aptos" w:hAnsi="Aptos"/>
+        </w:rPr>
         <w:lastRenderedPageBreak/>
-        <w:t>XGBoost</w:t>
-      </w:r>
-    </w:p>
-    <w:p>
-      <w:pPr>
-        <w:pStyle w:val="BodyText"/>
-        <w:rPr>
-          <w:rFonts w:ascii="Aptos" w:hAnsi="Aptos"/>
-        </w:rPr>
-      </w:pPr>
-      <w:r>
-        <w:rPr>
-          <w:rFonts w:ascii="Aptos" w:hAnsi="Aptos"/>
-        </w:rPr>
-        <w:t xml:space="preserve">Here the hyperparameters optimized with grid search to minimize RMSE(Root Mean Squared Error). And it gave optimized params as </w:t>
-      </w:r>
-      <w:r>
-        <w:rPr>
-          <w:rFonts w:ascii="Aptos" w:hAnsi="Aptos"/>
-        </w:rPr>
-        <w:t>n_estimators: 200, max_depth: 3, and learning_rate: 0.03</w:t>
-      </w:r>
-      <w:r>
-        <w:rPr>
-          <w:rFonts w:ascii="Aptos" w:hAnsi="Aptos"/>
-        </w:rPr>
-        <w:t xml:space="preserve">. Data leakages were prevented by enforcing exclusion of raw price variables(Open, High, Low, Adj Close) and target returns. This ensures model trains on structural indicators and calendar features. </w:t>
-      </w:r>
-    </w:p>
-    <w:p>
-      <w:pPr>
-        <w:pStyle w:val="BodyText"/>
-        <w:rPr>
-          <w:rFonts w:ascii="Aptos" w:hAnsi="Aptos"/>
-        </w:rPr>
-      </w:pPr>
-      <w:r>
-        <w:rPr>
-          <w:rFonts w:ascii="Aptos" w:hAnsi="Aptos"/>
-        </w:rPr>
-        <w:t>Concerns</w:t>
-      </w:r>
-      <w:r>
-        <w:rPr>
-          <w:rFonts w:ascii="Aptos" w:hAnsi="Aptos"/>
-        </w:rPr>
-        <w:br/>
-      </w:r>
-      <w:r>
-        <w:rPr>
-          <w:rFonts w:ascii="Aptos" w:hAnsi="Aptos"/>
-        </w:rPr>
-        <w:t>Open, High, Low, and Close</w:t>
-      </w:r>
-      <w:r>
-        <w:rPr>
-          <w:rFonts w:ascii="Aptos" w:hAnsi="Aptos"/>
-        </w:rPr>
-        <w:t xml:space="preserve"> are highly correlated, if we included them to XGBoost it could bypass engineered feature completely. It may simply look at High or Open value to predict Close calue.</w:t>
-      </w:r>
-    </w:p>
-    <w:p>
-      <w:pPr>
-        <w:pStyle w:val="BodyText"/>
-        <w:rPr>
-          <w:rFonts w:ascii="Aptos" w:hAnsi="Aptos"/>
-        </w:rPr>
-      </w:pPr>
-      <w:r>
-        <w:rPr>
-          <w:rFonts w:ascii="Aptos" w:hAnsi="Aptos"/>
-        </w:rPr>
         <w:drawing>
           <wp:inline distT="0" distB="0" distL="0" distR="0" wp14:anchorId="22FE5A72" wp14:editId="489C4537">
             <wp:extent cx="6120130" cy="4436110"/>
@@ -13292,7 +13593,6 @@
                 <w:b/>
                 <w:bCs/>
               </w:rPr>
-              <w:lastRenderedPageBreak/>
               <w:t>Model</w:t>
             </w:r>
           </w:p>
@@ -13522,10 +13822,21 @@
     <w:p>
       <w:pPr>
         <w:pStyle w:val="BodyText"/>
-        <w:rPr>
-          <w:rFonts w:ascii="Aptos" w:hAnsi="Aptos"/>
-        </w:rPr>
-      </w:pPr>
+        <w:jc w:val="center"/>
+        <w:rPr>
+          <w:rFonts w:ascii="Aptos" w:hAnsi="Aptos"/>
+          <w:sz w:val="20"/>
+          <w:szCs w:val="20"/>
+        </w:rPr>
+      </w:pPr>
+      <w:r>
+        <w:rPr>
+          <w:rFonts w:ascii="Aptos" w:hAnsi="Aptos"/>
+          <w:sz w:val="20"/>
+          <w:szCs w:val="20"/>
+        </w:rPr>
+        <w:t>Table 2.2: Evalaution Results of Models</w:t>
+      </w:r>
     </w:p>
     <w:p>
       <w:pPr>
@@ -13587,6 +13898,7 @@
         <w:rPr>
           <w:rFonts w:ascii="Aptos" w:hAnsi="Aptos"/>
         </w:rPr>
+        <w:lastRenderedPageBreak/>
         <w:t>Model prediction on test set which depicts in figure 2.9 clearly indicate above behaviour noticed in matrix that ARIMA clearly outperforms XGBoost in test set.</w:t>
       </w:r>
     </w:p>
@@ -13835,7 +14147,6 @@
           <w:b/>
           <w:bCs/>
         </w:rPr>
-        <w:lastRenderedPageBreak/>
         <w:t>ARCH Effect</w:t>
       </w:r>
       <w:r>
@@ -13953,6 +14264,7 @@
         <w:rPr>
           <w:rFonts w:ascii="Aptos" w:hAnsi="Aptos"/>
         </w:rPr>
+        <w:lastRenderedPageBreak/>
         <w:t>Analyze the Time Series for changing variance</w:t>
       </w:r>
     </w:p>
@@ -14156,11 +14468,822 @@
     </w:p>
     <w:p>
       <w:pPr>
-        <w:pStyle w:val="BodyText"/>
-        <w:rPr>
-          <w:rFonts w:ascii="Aptos" w:hAnsi="Aptos"/>
-        </w:rPr>
-      </w:pPr>
+        <w:pStyle w:val="Heading3"/>
+        <w:spacing w:after="200"/>
+        <w:rPr>
+          <w:rFonts w:ascii="Aptos" w:hAnsi="Aptos"/>
+        </w:rPr>
+      </w:pPr>
+    </w:p>
+    <w:p>
+      <w:pPr>
+        <w:pStyle w:val="Heading3"/>
+        <w:spacing w:after="200"/>
+        <w:rPr>
+          <w:rFonts w:ascii="Aptos" w:hAnsi="Aptos"/>
+        </w:rPr>
+      </w:pPr>
+      <w:r>
+        <w:rPr>
+          <w:rFonts w:ascii="Aptos" w:hAnsi="Aptos"/>
+        </w:rPr>
+        <w:t>Implement the GARCH Model</w:t>
+      </w:r>
+    </w:p>
+    <w:p>
+      <w:pPr>
+        <w:pStyle w:val="BodyText"/>
+        <w:rPr>
+          <w:rFonts w:ascii="Aptos" w:hAnsi="Aptos"/>
+        </w:rPr>
+      </w:pPr>
+      <w:r>
+        <w:rPr>
+          <w:rFonts w:ascii="Aptos" w:hAnsi="Aptos"/>
+        </w:rPr>
+        <w:t>Here we use GARCH(1,1), p = 1, q = 1</w:t>
+      </w:r>
+    </w:p>
+    <w:p>
+      <w:pPr>
+        <w:pStyle w:val="BodyText"/>
+        <w:rPr>
+          <w:rFonts w:ascii="Aptos" w:hAnsi="Aptos"/>
+        </w:rPr>
+      </w:pPr>
+      <w:r>
+        <w:rPr>
+          <w:rFonts w:ascii="Aptos" w:hAnsi="Aptos"/>
+        </w:rPr>
+        <w:t>p = Measures impact of recent market shocks on current volatality</w:t>
+      </w:r>
+      <w:r>
+        <w:rPr>
+          <w:rFonts w:ascii="Aptos" w:hAnsi="Aptos"/>
+        </w:rPr>
+        <w:br/>
+        <w:t>q = Persistance of historical volatality over time</w:t>
+      </w:r>
+      <w:r>
+        <w:rPr>
+          <w:rFonts w:ascii="Aptos" w:hAnsi="Aptos"/>
+        </w:rPr>
+        <w:br/>
+      </w:r>
+    </w:p>
+    <w:p>
+      <w:pPr>
+        <w:pStyle w:val="BodyText"/>
+        <w:rPr>
+          <w:rFonts w:ascii="Aptos" w:hAnsi="Aptos"/>
+        </w:rPr>
+      </w:pPr>
+      <w:r>
+        <w:rPr>
+          <w:rFonts w:ascii="Aptos" w:hAnsi="Aptos"/>
+        </w:rPr>
+        <w:t>p = 1, q = 1, looking 1 step back for both market shock and historical volatality</w:t>
+      </w:r>
+    </w:p>
+    <w:p>
+      <w:pPr>
+        <w:pStyle w:val="BodyText"/>
+        <w:rPr>
+          <w:rFonts w:ascii="Aptos" w:hAnsi="Aptos"/>
+        </w:rPr>
+      </w:pPr>
+      <w:r>
+        <w:rPr>
+          <w:rFonts w:ascii="Aptos" w:hAnsi="Aptos"/>
+        </w:rPr>
+        <w:t>Figure 2.11 depicts GARCH model (1,1) implementation.</w:t>
+      </w:r>
+    </w:p>
+    <w:p>
+      <w:pPr>
+        <w:pStyle w:val="BodyText"/>
+        <w:jc w:val="center"/>
+        <w:rPr>
+          <w:rFonts w:ascii="Aptos" w:hAnsi="Aptos"/>
+        </w:rPr>
+      </w:pPr>
+      <w:r>
+        <w:rPr>
+          <w:rFonts w:ascii="Aptos" w:hAnsi="Aptos"/>
+        </w:rPr>
+        <w:lastRenderedPageBreak/>
+        <w:drawing>
+          <wp:inline distT="0" distB="0" distL="0" distR="0" wp14:anchorId="6CB7564D" wp14:editId="7CD1E1B8">
+            <wp:extent cx="6120130" cy="3707130"/>
+            <wp:effectExtent l="0" t="0" r="1270" b="1270"/>
+            <wp:docPr id="127211303" name="Picture 1" descr="A screen shot of a computer program&#10;&#10;AI-generated content may be incorrect."/>
+            <wp:cNvGraphicFramePr>
+              <a:graphicFrameLocks xmlns:a="http://schemas.openxmlformats.org/drawingml/2006/main" noChangeAspect="1"/>
+            </wp:cNvGraphicFramePr>
+            <a:graphic xmlns:a="http://schemas.openxmlformats.org/drawingml/2006/main">
+              <a:graphicData uri="http://schemas.openxmlformats.org/drawingml/2006/picture">
+                <pic:pic xmlns:pic="http://schemas.openxmlformats.org/drawingml/2006/picture">
+                  <pic:nvPicPr>
+                    <pic:cNvPr id="127211303" name="Picture 1" descr="A screen shot of a computer program&#10;&#10;AI-generated content may be incorrect."/>
+                    <pic:cNvPicPr/>
+                  </pic:nvPicPr>
+                  <pic:blipFill>
+                    <a:blip r:embed="rId39"/>
+                    <a:stretch>
+                      <a:fillRect/>
+                    </a:stretch>
+                  </pic:blipFill>
+                  <pic:spPr>
+                    <a:xfrm>
+                      <a:off x="0" y="0"/>
+                      <a:ext cx="6120130" cy="3707130"/>
+                    </a:xfrm>
+                    <a:prstGeom prst="rect">
+                      <a:avLst/>
+                    </a:prstGeom>
+                  </pic:spPr>
+                </pic:pic>
+              </a:graphicData>
+            </a:graphic>
+          </wp:inline>
+        </w:drawing>
+      </w:r>
+    </w:p>
+    <w:p>
+      <w:pPr>
+        <w:pStyle w:val="BodyText"/>
+        <w:jc w:val="center"/>
+        <w:rPr>
+          <w:rFonts w:ascii="Aptos" w:hAnsi="Aptos"/>
+          <w:sz w:val="20"/>
+          <w:szCs w:val="20"/>
+        </w:rPr>
+      </w:pPr>
+      <w:r>
+        <w:rPr>
+          <w:rFonts w:ascii="Aptos" w:hAnsi="Aptos"/>
+          <w:sz w:val="20"/>
+          <w:szCs w:val="20"/>
+        </w:rPr>
+        <w:t>Figure 2.11: GARCH Implementation</w:t>
+      </w:r>
+    </w:p>
+    <w:tbl>
+      <w:tblPr>
+        <w:tblStyle w:val="TableGrid"/>
+        <w:tblW w:w="0" w:type="auto"/>
+        <w:tblLook w:val="04A0" w:firstRow="1" w:lastRow="0" w:firstColumn="1" w:lastColumn="0" w:noHBand="0" w:noVBand="1"/>
+      </w:tblPr>
+      <w:tblGrid>
+        <w:gridCol w:w="4814"/>
+        <w:gridCol w:w="4814"/>
+      </w:tblGrid>
+      <w:tr>
+        <w:tc>
+          <w:tcPr>
+            <w:tcW w:w="4814" w:type="dxa"/>
+          </w:tcPr>
+          <w:p>
+            <w:pPr>
+              <w:pStyle w:val="BodyText"/>
+              <w:rPr>
+                <w:rFonts w:ascii="Aptos" w:hAnsi="Aptos"/>
+              </w:rPr>
+            </w:pPr>
+            <w:r>
+              <w:rPr>
+                <w:rFonts w:ascii="Aptos" w:hAnsi="Aptos"/>
+              </w:rPr>
+              <w:t>Alpha</w:t>
+            </w:r>
+          </w:p>
+        </w:tc>
+        <w:tc>
+          <w:tcPr>
+            <w:tcW w:w="4814" w:type="dxa"/>
+          </w:tcPr>
+          <w:p>
+            <w:pPr>
+              <w:pStyle w:val="BodyText"/>
+              <w:rPr>
+                <w:rFonts w:ascii="Aptos" w:hAnsi="Aptos"/>
+              </w:rPr>
+            </w:pPr>
+            <w:r>
+              <w:rPr>
+                <w:rFonts w:ascii="Aptos" w:hAnsi="Aptos"/>
+              </w:rPr>
+              <w:t>0.0957</w:t>
+            </w:r>
+          </w:p>
+        </w:tc>
+      </w:tr>
+      <w:tr>
+        <w:tc>
+          <w:tcPr>
+            <w:tcW w:w="4814" w:type="dxa"/>
+          </w:tcPr>
+          <w:p>
+            <w:pPr>
+              <w:pStyle w:val="BodyText"/>
+              <w:rPr>
+                <w:rFonts w:ascii="Aptos" w:hAnsi="Aptos"/>
+              </w:rPr>
+            </w:pPr>
+            <w:r>
+              <w:rPr>
+                <w:rFonts w:ascii="Aptos" w:hAnsi="Aptos"/>
+              </w:rPr>
+              <w:t>Beta</w:t>
+            </w:r>
+          </w:p>
+        </w:tc>
+        <w:tc>
+          <w:tcPr>
+            <w:tcW w:w="4814" w:type="dxa"/>
+          </w:tcPr>
+          <w:p>
+            <w:pPr>
+              <w:pStyle w:val="BodyText"/>
+              <w:rPr>
+                <w:rFonts w:ascii="Aptos" w:hAnsi="Aptos"/>
+              </w:rPr>
+            </w:pPr>
+            <w:r>
+              <w:rPr>
+                <w:rFonts w:ascii="Aptos" w:hAnsi="Aptos"/>
+              </w:rPr>
+              <w:t>0.8787</w:t>
+            </w:r>
+          </w:p>
+        </w:tc>
+      </w:tr>
+      <w:tr>
+        <w:tc>
+          <w:tcPr>
+            <w:tcW w:w="4814" w:type="dxa"/>
+          </w:tcPr>
+          <w:p>
+            <w:pPr>
+              <w:pStyle w:val="BodyText"/>
+              <w:rPr>
+                <w:rFonts w:ascii="Aptos" w:hAnsi="Aptos"/>
+              </w:rPr>
+            </w:pPr>
+            <w:r>
+              <w:rPr>
+                <w:rFonts w:ascii="Aptos" w:hAnsi="Aptos"/>
+              </w:rPr>
+              <w:t>Persistance (Alpha + Beta)</w:t>
+            </w:r>
+          </w:p>
+        </w:tc>
+        <w:tc>
+          <w:tcPr>
+            <w:tcW w:w="4814" w:type="dxa"/>
+          </w:tcPr>
+          <w:p>
+            <w:pPr>
+              <w:pStyle w:val="BodyText"/>
+              <w:rPr>
+                <w:rFonts w:ascii="Aptos" w:hAnsi="Aptos"/>
+              </w:rPr>
+            </w:pPr>
+            <w:r>
+              <w:rPr>
+                <w:rFonts w:ascii="Aptos" w:hAnsi="Aptos"/>
+              </w:rPr>
+              <w:t>0.9744</w:t>
+            </w:r>
+          </w:p>
+        </w:tc>
+      </w:tr>
+    </w:tbl>
+    <w:p>
+      <w:pPr>
+        <w:pStyle w:val="BodyText"/>
+        <w:jc w:val="center"/>
+        <w:rPr>
+          <w:rFonts w:ascii="Aptos" w:hAnsi="Aptos"/>
+          <w:sz w:val="20"/>
+          <w:szCs w:val="20"/>
+        </w:rPr>
+      </w:pPr>
+      <w:r>
+        <w:rPr>
+          <w:rFonts w:ascii="Aptos" w:hAnsi="Aptos"/>
+          <w:sz w:val="20"/>
+          <w:szCs w:val="20"/>
+        </w:rPr>
+        <w:t>Table 2.</w:t>
+      </w:r>
+      <w:r>
+        <w:rPr>
+          <w:rFonts w:ascii="Aptos" w:hAnsi="Aptos"/>
+          <w:sz w:val="20"/>
+          <w:szCs w:val="20"/>
+        </w:rPr>
+        <w:t>3</w:t>
+      </w:r>
+      <w:r>
+        <w:rPr>
+          <w:rFonts w:ascii="Aptos" w:hAnsi="Aptos"/>
+          <w:sz w:val="20"/>
+          <w:szCs w:val="20"/>
+        </w:rPr>
+        <w:t xml:space="preserve">: </w:t>
+      </w:r>
+      <w:r>
+        <w:rPr>
+          <w:rFonts w:ascii="Aptos" w:hAnsi="Aptos"/>
+          <w:sz w:val="20"/>
+          <w:szCs w:val="20"/>
+        </w:rPr>
+        <w:t>GARCH Parameters</w:t>
+      </w:r>
+    </w:p>
+    <w:p>
+      <w:pPr>
+        <w:pStyle w:val="BodyText"/>
+        <w:rPr>
+          <w:rFonts w:ascii="Aptos" w:hAnsi="Aptos"/>
+          <w:b/>
+          <w:bCs/>
+        </w:rPr>
+      </w:pPr>
+      <w:r>
+        <w:rPr>
+          <w:rFonts w:ascii="Aptos" w:hAnsi="Aptos"/>
+          <w:b/>
+          <w:bCs/>
+        </w:rPr>
+        <w:t>ARCH Coeeficient(Alpha)</w:t>
+      </w:r>
+    </w:p>
+    <w:p>
+      <w:pPr>
+        <w:pStyle w:val="BodyText"/>
+        <w:rPr>
+          <w:rFonts w:ascii="Aptos" w:hAnsi="Aptos"/>
+        </w:rPr>
+      </w:pPr>
+      <w:r>
+        <w:rPr>
+          <w:rFonts w:ascii="Aptos" w:hAnsi="Aptos"/>
+        </w:rPr>
+        <w:t xml:space="preserve">Measures the immediate impact of yesterday market shock. The value 0.096 satisfies non negative condition. Model is sensitive to short term price shocks. </w:t>
+      </w:r>
+    </w:p>
+    <w:p>
+      <w:pPr>
+        <w:pStyle w:val="BodyText"/>
+        <w:rPr>
+          <w:rFonts w:ascii="Aptos" w:hAnsi="Aptos"/>
+          <w:b/>
+          <w:bCs/>
+        </w:rPr>
+      </w:pPr>
+      <w:r>
+        <w:rPr>
+          <w:rFonts w:ascii="Aptos" w:hAnsi="Aptos"/>
+          <w:b/>
+          <w:bCs/>
+        </w:rPr>
+        <w:t>GARCH Coefficent (Beta)</w:t>
+      </w:r>
+    </w:p>
+    <w:p>
+      <w:pPr>
+        <w:pStyle w:val="BodyText"/>
+        <w:rPr>
+          <w:rFonts w:ascii="Aptos" w:hAnsi="Aptos"/>
+        </w:rPr>
+      </w:pPr>
+      <w:r>
+        <w:rPr>
+          <w:rFonts w:ascii="Aptos" w:hAnsi="Aptos"/>
+        </w:rPr>
+        <w:t xml:space="preserve">This measures the impact of historical volatality. Beta is 0.8787 wich is significantly larger than Alpha variance much depends on long term </w:t>
+      </w:r>
+      <w:r>
+        <w:rPr>
+          <w:rFonts w:ascii="Aptos" w:hAnsi="Aptos"/>
+        </w:rPr>
+        <w:t>swings rather than short term.</w:t>
+      </w:r>
+    </w:p>
+    <w:p>
+      <w:pPr>
+        <w:pStyle w:val="BodyText"/>
+        <w:rPr>
+          <w:rFonts w:ascii="Aptos" w:hAnsi="Aptos"/>
+          <w:b/>
+          <w:bCs/>
+        </w:rPr>
+      </w:pPr>
+      <w:r>
+        <w:rPr>
+          <w:rFonts w:ascii="Aptos" w:hAnsi="Aptos"/>
+          <w:b/>
+          <w:bCs/>
+        </w:rPr>
+        <w:t>Volatality Persistance</w:t>
+      </w:r>
+    </w:p>
+    <w:p>
+      <w:pPr>
+        <w:pStyle w:val="BodyText"/>
+        <w:rPr>
+          <w:rFonts w:ascii="Aptos" w:hAnsi="Aptos"/>
+        </w:rPr>
+      </w:pPr>
+      <w:r>
+        <w:rPr>
+          <w:rFonts w:ascii="Aptos" w:hAnsi="Aptos"/>
+        </w:rPr>
+        <w:t>This is 0.9744 which is closer to 1, this means if volatality shock enters it stays longer and decays at very slow rate.</w:t>
+      </w:r>
+    </w:p>
+    <w:p>
+      <w:pPr>
+        <w:pStyle w:val="BodyText"/>
+        <w:rPr>
+          <w:rFonts w:ascii="Aptos" w:hAnsi="Aptos"/>
+        </w:rPr>
+      </w:pPr>
+    </w:p>
+    <w:p>
+      <w:pPr>
+        <w:pStyle w:val="Heading1"/>
+        <w:numPr>
+          <w:ilvl w:val="0"/>
+          <w:numId w:val="1"/>
+        </w:numPr>
+        <w:rPr>
+          <w:rFonts w:ascii="Aptos" w:hAnsi="Aptos" w:cs="Angsana New"/>
+        </w:rPr>
+      </w:pPr>
+      <w:r>
+        <w:rPr>
+          <w:rFonts w:ascii="Aptos" w:hAnsi="Aptos" w:cs="Angsana New"/>
+        </w:rPr>
+        <w:t>Model Comparison, Insights, and Critical Reflection</w:t>
+      </w:r>
+    </w:p>
+    <w:p>
+      <w:pPr>
+        <w:pStyle w:val="BodyText"/>
+        <w:rPr>
+          <w:rFonts w:ascii="Aptos" w:hAnsi="Aptos"/>
+        </w:rPr>
+      </w:pPr>
+      <w:r>
+        <w:rPr>
+          <w:rFonts w:ascii="Aptos" w:hAnsi="Aptos"/>
+        </w:rPr>
+        <w:t>We already compared ARIMA and XGBoost comparison in above table 2.2.</w:t>
+      </w:r>
+    </w:p>
+    <w:p>
+      <w:pPr>
+        <w:pStyle w:val="Heading3"/>
+        <w:spacing w:after="200"/>
+        <w:rPr>
+          <w:rFonts w:ascii="Aptos" w:hAnsi="Aptos"/>
+        </w:rPr>
+      </w:pPr>
+      <w:r>
+        <w:rPr>
+          <w:rFonts w:ascii="Aptos" w:hAnsi="Aptos"/>
+        </w:rPr>
+        <w:lastRenderedPageBreak/>
+        <w:t>Critical Reflections</w:t>
+      </w:r>
+    </w:p>
+    <w:p>
+      <w:pPr>
+        <w:pStyle w:val="BodyText"/>
+        <w:rPr>
+          <w:rFonts w:ascii="Aptos" w:hAnsi="Aptos"/>
+        </w:rPr>
+      </w:pPr>
+      <w:r>
+        <w:rPr>
+          <w:rFonts w:ascii="Aptos" w:hAnsi="Aptos"/>
+        </w:rPr>
+        <w:t xml:space="preserve">XGBoost </w:t>
+      </w:r>
+      <w:r>
+        <w:rPr>
+          <w:rFonts w:ascii="Aptos" w:hAnsi="Aptos"/>
+        </w:rPr>
+        <w:t xml:space="preserve">failt to comply on Test data set and predicted flat values. </w:t>
+      </w:r>
+    </w:p>
+    <w:p>
+      <w:pPr>
+        <w:pStyle w:val="BodyText"/>
+        <w:rPr>
+          <w:rFonts w:ascii="Aptos" w:hAnsi="Aptos" w:cs="Angsana New"/>
+        </w:rPr>
+      </w:pPr>
+      <w:r>
+        <w:rPr>
+          <w:rFonts w:ascii="Aptos" w:hAnsi="Aptos"/>
+        </w:rPr>
+        <w:t xml:space="preserve">We splits the dataset and assigned 70% for training. But if we refer to the </w:t>
+      </w:r>
+      <w:r>
+        <w:rPr>
+          <w:rFonts w:ascii="Aptos" w:hAnsi="Aptos" w:cs="Angsana New"/>
+        </w:rPr>
+        <w:t>figure 2.3 above which reflects the bitcoin historical data, starting later 2024 bitcoin reached record high which are mostly fits in the test dataset (30%). Trees cannot extrapolate predictions outside the range of target labels observed in training dataset. That is the reason for flat values capped near training maximum</w:t>
+      </w:r>
+      <w:r>
+        <w:rPr>
+          <w:rFonts w:ascii="Aptos" w:hAnsi="Aptos" w:cs="Angsana New"/>
+        </w:rPr>
+        <w:t xml:space="preserve"> which is exactly what addresses in the Ernest et al[7].</w:t>
+      </w:r>
+    </w:p>
+    <w:p>
+      <w:pPr>
+        <w:pStyle w:val="BodyText"/>
+        <w:rPr>
+          <w:rFonts w:ascii="Aptos" w:hAnsi="Aptos" w:cs="Angsana New"/>
+        </w:rPr>
+      </w:pPr>
+    </w:p>
+    <w:p>
+      <w:pPr>
+        <w:suppressAutoHyphens/>
+        <w:rPr>
+          <w:rFonts w:ascii="Aptos" w:hAnsi="Aptos" w:cs="Angsana New"/>
+        </w:rPr>
+      </w:pPr>
+      <w:r>
+        <w:rPr>
+          <w:rFonts w:ascii="Aptos" w:hAnsi="Aptos" w:cs="Angsana New"/>
+        </w:rPr>
+        <w:br w:type="page"/>
+      </w:r>
+    </w:p>
+    <w:p>
+      <w:pPr>
+        <w:pStyle w:val="BodyText"/>
+        <w:numPr>
+          <w:ilvl w:val="1"/>
+          <w:numId w:val="1"/>
+        </w:numPr>
+        <w:rPr>
+          <w:rFonts w:ascii="Aptos" w:hAnsi="Aptos" w:cs="Angsana New"/>
+        </w:rPr>
+      </w:pPr>
+      <w:r>
+        <w:rPr>
+          <w:rFonts w:ascii="Aptos" w:hAnsi="Aptos"/>
+        </w:rPr>
+        <w:lastRenderedPageBreak/>
+        <w:t xml:space="preserve">R. Kohavi, "Scaling up the accuracy of Naive-Bayes classifiers: A decision-tree hybrid," in </w:t>
+      </w:r>
+      <w:r>
+        <w:rPr>
+          <w:rFonts w:ascii="Aptos" w:hAnsi="Aptos"/>
+          <w:i/>
+          <w:iCs/>
+        </w:rPr>
+        <w:t>Proceedings of the Second International Conference on Knowledge Discovery and Data Mining (KDD)</w:t>
+      </w:r>
+      <w:r>
+        <w:rPr>
+          <w:rFonts w:ascii="Aptos" w:hAnsi="Aptos"/>
+        </w:rPr>
+        <w:t>, Portland, OR, USA, 1996, pp. 202–207.</w:t>
+      </w:r>
+    </w:p>
+    <w:p>
+      <w:pPr>
+        <w:pStyle w:val="BodyText"/>
+        <w:numPr>
+          <w:ilvl w:val="1"/>
+          <w:numId w:val="1"/>
+        </w:numPr>
+        <w:rPr>
+          <w:rFonts w:ascii="Aptos" w:hAnsi="Aptos" w:cs="Angsana New"/>
+        </w:rPr>
+      </w:pPr>
+      <w:r>
+        <w:rPr>
+          <w:rFonts w:ascii="Aptos" w:hAnsi="Aptos"/>
+        </w:rPr>
+        <w:t xml:space="preserve">A. Chockalingam et al., "Comparative study of machine learning algorithms on census income data set," </w:t>
+      </w:r>
+      <w:r>
+        <w:rPr>
+          <w:rFonts w:ascii="Aptos" w:hAnsi="Aptos"/>
+          <w:i/>
+          <w:iCs/>
+        </w:rPr>
+        <w:t>International Journal of Engineering Research and Applications (IJERA)</w:t>
+      </w:r>
+      <w:r>
+        <w:rPr>
+          <w:rFonts w:ascii="Aptos" w:hAnsi="Aptos"/>
+        </w:rPr>
+        <w:t>, vol. 9, no. 8, pp. 78–81, Aug. 2019.</w:t>
+      </w:r>
+    </w:p>
+    <w:p>
+      <w:pPr>
+        <w:pStyle w:val="BodyText"/>
+        <w:numPr>
+          <w:ilvl w:val="1"/>
+          <w:numId w:val="1"/>
+        </w:numPr>
+        <w:rPr>
+          <w:rFonts w:ascii="Aptos" w:hAnsi="Aptos" w:cs="Angsana New"/>
+        </w:rPr>
+      </w:pPr>
+      <w:r>
+        <w:rPr>
+          <w:rFonts w:ascii="Aptos" w:hAnsi="Aptos"/>
+        </w:rPr>
+        <w:t xml:space="preserve">M. Topiwalla, "Machine learning on UCI Adult dataset using various classifier algorithms and scaling up the accuracy using extreme gradient boosting," </w:t>
+      </w:r>
+      <w:r>
+        <w:rPr>
+          <w:rFonts w:ascii="Aptos" w:hAnsi="Aptos"/>
+          <w:i/>
+          <w:iCs/>
+        </w:rPr>
+        <w:t>Technical Report</w:t>
+      </w:r>
+      <w:r>
+        <w:rPr>
+          <w:rFonts w:ascii="Aptos" w:hAnsi="Aptos"/>
+        </w:rPr>
+        <w:t>, Feb. 2017. [Online]. Available: WordPress.com.</w:t>
+      </w:r>
+    </w:p>
+    <w:p>
+      <w:pPr>
+        <w:pStyle w:val="BodyText"/>
+        <w:numPr>
+          <w:ilvl w:val="1"/>
+          <w:numId w:val="1"/>
+        </w:numPr>
+        <w:rPr>
+          <w:rFonts w:ascii="Aptos" w:hAnsi="Aptos" w:cs="Angsana New"/>
+        </w:rPr>
+      </w:pPr>
+      <w:r>
+        <w:rPr>
+          <w:rFonts w:ascii="Aptos" w:hAnsi="Aptos"/>
+        </w:rPr>
+        <w:t xml:space="preserve">L. B. Sena and J. C. Machado, "Evaluation of fairness in machine learning models using the UCI Adult Dataset," in </w:t>
+      </w:r>
+      <w:r>
+        <w:rPr>
+          <w:rFonts w:ascii="Aptos" w:hAnsi="Aptos"/>
+          <w:i/>
+          <w:iCs/>
+        </w:rPr>
+        <w:t>Proceedings of the Brazilian Symposium on Databases (SBBD)</w:t>
+      </w:r>
+      <w:r>
+        <w:rPr>
+          <w:rFonts w:ascii="Aptos" w:hAnsi="Aptos"/>
+        </w:rPr>
+        <w:t>, 2024, pp. 1–6.</w:t>
+      </w:r>
+    </w:p>
+    <w:p>
+      <w:pPr>
+        <w:pStyle w:val="BodyText"/>
+        <w:numPr>
+          <w:ilvl w:val="1"/>
+          <w:numId w:val="1"/>
+        </w:numPr>
+        <w:rPr>
+          <w:rFonts w:ascii="Aptos" w:hAnsi="Aptos" w:cs="Angsana New"/>
+        </w:rPr>
+      </w:pPr>
+      <w:r>
+        <w:rPr>
+          <w:rFonts w:ascii="Aptos" w:hAnsi="Aptos"/>
+        </w:rPr>
+        <w:t xml:space="preserve">C. Dewi, R. A. Andika, E. Haryani, D. Riantama, A. Sajid, M. M. Alam, and M. M. Su'ud, "Feature selection for financial data classification using Random Forest, Boruta, and Recursive Feature Elimination," </w:t>
+      </w:r>
+      <w:r>
+        <w:rPr>
+          <w:rFonts w:ascii="Aptos" w:hAnsi="Aptos"/>
+          <w:i/>
+          <w:iCs/>
+        </w:rPr>
+        <w:t>Ingénierie des Systèmes d'Information</w:t>
+      </w:r>
+      <w:r>
+        <w:rPr>
+          <w:rFonts w:ascii="Aptos" w:hAnsi="Aptos"/>
+        </w:rPr>
+        <w:t>, vol. 30, no. 8, pp. 2165–2173, Aug. 2025. doi: 10.18280/isi.300822.</w:t>
+      </w:r>
+    </w:p>
+    <w:p>
+      <w:pPr>
+        <w:pStyle w:val="BodyText"/>
+        <w:numPr>
+          <w:ilvl w:val="1"/>
+          <w:numId w:val="1"/>
+        </w:numPr>
+        <w:rPr>
+          <w:rFonts w:ascii="Aptos" w:hAnsi="Aptos" w:cs="Angsana New"/>
+        </w:rPr>
+      </w:pPr>
+      <w:r>
+        <w:rPr>
+          <w:rFonts w:ascii="Aptos" w:hAnsi="Aptos"/>
+        </w:rPr>
+        <w:t xml:space="preserve">W. Chen, H. Xu, L. Jia, and Y. Gao, "Machine learning model for Bitcoin exchange rate prediction using economic and technology determinants," </w:t>
+      </w:r>
+      <w:r>
+        <w:rPr>
+          <w:rFonts w:ascii="Aptos" w:hAnsi="Aptos"/>
+          <w:i/>
+          <w:iCs/>
+        </w:rPr>
+        <w:t>International Journal of Forecasting</w:t>
+      </w:r>
+      <w:r>
+        <w:rPr>
+          <w:rFonts w:ascii="Aptos" w:hAnsi="Aptos"/>
+        </w:rPr>
+        <w:t>, vol. 37, no. 1, pp. 28–43, Jan.–Mar. 2021, doi: 10.1016/j.ijforecast.2020.02.008.</w:t>
+      </w:r>
+    </w:p>
+    <w:p>
+      <w:pPr>
+        <w:pStyle w:val="BodyText"/>
+        <w:numPr>
+          <w:ilvl w:val="1"/>
+          <w:numId w:val="1"/>
+        </w:numPr>
+        <w:rPr>
+          <w:rFonts w:ascii="Aptos" w:hAnsi="Aptos" w:cs="Angsana New"/>
+        </w:rPr>
+      </w:pPr>
+      <w:r>
+        <w:rPr>
+          <w:rFonts w:ascii="Aptos" w:hAnsi="Aptos"/>
+        </w:rPr>
+        <w:t xml:space="preserve">S. Dey, Y. Roy, and S. Das, "Evaluation of tree-based ensemble machine learning models in predicting stock price direction of movement," </w:t>
+      </w:r>
+      <w:r>
+        <w:rPr>
+          <w:rFonts w:ascii="Aptos" w:hAnsi="Aptos"/>
+          <w:i/>
+          <w:iCs/>
+        </w:rPr>
+        <w:t>Information</w:t>
+      </w:r>
+      <w:r>
+        <w:rPr>
+          <w:rFonts w:ascii="Aptos" w:hAnsi="Aptos"/>
+        </w:rPr>
+        <w:t>, vol. 11, no. 6, p. 332, Jun. 2020. doi: 10.3390/info11060332.</w:t>
+      </w:r>
+    </w:p>
+    <w:p>
+      <w:pPr>
+        <w:pStyle w:val="BodyText"/>
+        <w:numPr>
+          <w:ilvl w:val="1"/>
+          <w:numId w:val="1"/>
+        </w:numPr>
+        <w:rPr>
+          <w:rFonts w:ascii="Aptos" w:hAnsi="Aptos" w:cs="Angsana New"/>
+        </w:rPr>
+      </w:pPr>
+      <w:r>
+        <w:rPr>
+          <w:rFonts w:ascii="Aptos" w:hAnsi="Aptos"/>
+        </w:rPr>
+        <w:t xml:space="preserve">W. Kristjanpoller and M. C. Minutolo, "A hybrid volatility forecasting framework integrating GARCH, artificial neural network, technical analysis, and principal components analysis," </w:t>
+      </w:r>
+      <w:r>
+        <w:rPr>
+          <w:rFonts w:ascii="Aptos" w:hAnsi="Aptos"/>
+          <w:i/>
+          <w:iCs/>
+        </w:rPr>
+        <w:t>Expert Systems with Applications</w:t>
+      </w:r>
+      <w:r>
+        <w:rPr>
+          <w:rFonts w:ascii="Aptos" w:hAnsi="Aptos"/>
+        </w:rPr>
+        <w:t>, vol. 109, pp. 1–11, Nov. 2018. doi: 10.1016/j.eswa.2018.05.011.</w:t>
+      </w:r>
     </w:p>
     <w:sectPr>
       <w:pgSz w:w="11906" w:h="16838"/>
@@ -17802,6 +18925,104 @@
     </w:lvl>
   </w:abstractNum>
   <w:abstractNum w:abstractNumId="33" w15:restartNumberingAfterBreak="0">
+    <w:nsid w:val="2FF63291"/>
+    <w:multiLevelType w:val="hybridMultilevel"/>
+    <w:tmpl w:val="1CE49AF4"/>
+    <w:lvl w:ilvl="0" w:tplc="A2261510">
+      <w:start w:val="1"/>
+      <w:numFmt w:val="bullet"/>
+      <w:lvlText w:val=""/>
+      <w:lvlJc w:val="left"/>
+      <w:pPr>
+        <w:ind w:left="720" w:hanging="360"/>
+      </w:pPr>
+      <w:rPr>
+        <w:rFonts w:ascii="Symbol" w:hAnsi="Symbol" w:hint="default"/>
+        <w:color w:val="auto"/>
+      </w:rPr>
+    </w:lvl>
+    <w:lvl w:ilvl="1" w:tplc="FFFFFFFF">
+      <w:start w:val="1"/>
+      <w:numFmt w:val="bullet"/>
+      <w:suff w:val="space"/>
+      <w:lvlText w:val="○"/>
+      <w:lvlJc w:val="left"/>
+      <w:pPr>
+        <w:ind w:left="1020" w:hanging="180"/>
+      </w:pPr>
+    </w:lvl>
+    <w:lvl w:ilvl="2" w:tplc="FFFFFFFF">
+      <w:start w:val="1"/>
+      <w:numFmt w:val="bullet"/>
+      <w:suff w:val="space"/>
+      <w:lvlText w:val="■"/>
+      <w:lvlJc w:val="left"/>
+      <w:pPr>
+        <w:ind w:left="1440" w:hanging="180"/>
+      </w:pPr>
+    </w:lvl>
+    <w:lvl w:ilvl="3" w:tplc="FFFFFFFF">
+      <w:start w:val="1"/>
+      <w:numFmt w:val="bullet"/>
+      <w:suff w:val="space"/>
+      <w:lvlText w:val="●"/>
+      <w:lvlJc w:val="left"/>
+      <w:pPr>
+        <w:ind w:left="1860" w:hanging="180"/>
+      </w:pPr>
+    </w:lvl>
+    <w:lvl w:ilvl="4" w:tplc="FFFFFFFF">
+      <w:start w:val="1"/>
+      <w:numFmt w:val="bullet"/>
+      <w:suff w:val="space"/>
+      <w:lvlText w:val="○"/>
+      <w:lvlJc w:val="left"/>
+      <w:pPr>
+        <w:ind w:left="2280" w:hanging="180"/>
+      </w:pPr>
+    </w:lvl>
+    <w:lvl w:ilvl="5" w:tplc="FFFFFFFF">
+      <w:start w:val="1"/>
+      <w:numFmt w:val="bullet"/>
+      <w:suff w:val="space"/>
+      <w:lvlText w:val="■"/>
+      <w:lvlJc w:val="left"/>
+      <w:pPr>
+        <w:ind w:left="2700" w:hanging="180"/>
+      </w:pPr>
+    </w:lvl>
+    <w:lvl w:ilvl="6" w:tplc="FFFFFFFF">
+      <w:start w:val="1"/>
+      <w:numFmt w:val="bullet"/>
+      <w:suff w:val="space"/>
+      <w:lvlText w:val="●"/>
+      <w:lvlJc w:val="left"/>
+      <w:pPr>
+        <w:ind w:left="3120" w:hanging="180"/>
+      </w:pPr>
+    </w:lvl>
+    <w:lvl w:ilvl="7" w:tplc="FFFFFFFF">
+      <w:start w:val="1"/>
+      <w:numFmt w:val="bullet"/>
+      <w:suff w:val="space"/>
+      <w:lvlText w:val="○"/>
+      <w:lvlJc w:val="left"/>
+      <w:pPr>
+        <w:ind w:left="3540" w:hanging="180"/>
+      </w:pPr>
+    </w:lvl>
+    <w:lvl w:ilvl="8" w:tplc="FFFFFFFF">
+      <w:start w:val="1"/>
+      <w:numFmt w:val="bullet"/>
+      <w:suff w:val="space"/>
+      <w:lvlText w:val="■"/>
+      <w:lvlJc w:val="left"/>
+      <w:pPr>
+        <w:ind w:left="3960" w:hanging="180"/>
+      </w:pPr>
+    </w:lvl>
+  </w:abstractNum>
+  <w:abstractNum w:abstractNumId="34" w15:restartNumberingAfterBreak="0">
     <w:nsid w:val="301C5C6E"/>
     <w:multiLevelType w:val="hybridMultilevel"/>
     <w:tmpl w:val="3F1EB2FE"/>
@@ -17887,7 +19108,7 @@
       </w:pPr>
     </w:lvl>
   </w:abstractNum>
-  <w:abstractNum w:abstractNumId="34" w15:restartNumberingAfterBreak="0">
+  <w:abstractNum w:abstractNumId="35" w15:restartNumberingAfterBreak="0">
     <w:nsid w:val="343060AA"/>
     <w:multiLevelType w:val="hybridMultilevel"/>
     <w:tmpl w:val="309C4EEE"/>
@@ -17973,7 +19194,7 @@
       </w:pPr>
     </w:lvl>
   </w:abstractNum>
-  <w:abstractNum w:abstractNumId="35" w15:restartNumberingAfterBreak="0">
+  <w:abstractNum w:abstractNumId="36" w15:restartNumberingAfterBreak="0">
     <w:nsid w:val="3688439B"/>
     <w:multiLevelType w:val="hybridMultilevel"/>
     <w:tmpl w:val="7D2EE680"/>
@@ -18062,7 +19283,7 @@
       </w:pPr>
     </w:lvl>
   </w:abstractNum>
-  <w:abstractNum w:abstractNumId="36" w15:restartNumberingAfterBreak="0">
+  <w:abstractNum w:abstractNumId="37" w15:restartNumberingAfterBreak="0">
     <w:nsid w:val="3B94696D"/>
     <w:multiLevelType w:val="hybridMultilevel"/>
     <w:tmpl w:val="6D68C3A2"/>
@@ -18176,7 +19397,7 @@
       </w:rPr>
     </w:lvl>
   </w:abstractNum>
-  <w:abstractNum w:abstractNumId="37" w15:restartNumberingAfterBreak="0">
+  <w:abstractNum w:abstractNumId="38" w15:restartNumberingAfterBreak="0">
     <w:nsid w:val="3CF96E84"/>
     <w:multiLevelType w:val="hybridMultilevel"/>
     <w:tmpl w:val="6F5A4240"/>
@@ -18262,7 +19483,7 @@
       </w:pPr>
     </w:lvl>
   </w:abstractNum>
-  <w:abstractNum w:abstractNumId="38" w15:restartNumberingAfterBreak="0">
+  <w:abstractNum w:abstractNumId="39" w15:restartNumberingAfterBreak="0">
     <w:nsid w:val="3D522993"/>
     <w:multiLevelType w:val="multilevel"/>
     <w:tmpl w:val="587A946C"/>
@@ -18411,7 +19632,7 @@
       </w:rPr>
     </w:lvl>
   </w:abstractNum>
-  <w:abstractNum w:abstractNumId="39" w15:restartNumberingAfterBreak="0">
+  <w:abstractNum w:abstractNumId="40" w15:restartNumberingAfterBreak="0">
     <w:nsid w:val="41593F0F"/>
     <w:multiLevelType w:val="hybridMultilevel"/>
     <w:tmpl w:val="9B96719A"/>
@@ -18497,7 +19718,7 @@
       </w:pPr>
     </w:lvl>
   </w:abstractNum>
-  <w:abstractNum w:abstractNumId="40" w15:restartNumberingAfterBreak="0">
+  <w:abstractNum w:abstractNumId="41" w15:restartNumberingAfterBreak="0">
     <w:nsid w:val="42B150AE"/>
     <w:multiLevelType w:val="hybridMultilevel"/>
     <w:tmpl w:val="9B96719A"/>
@@ -18583,7 +19804,7 @@
       </w:pPr>
     </w:lvl>
   </w:abstractNum>
-  <w:abstractNum w:abstractNumId="41" w15:restartNumberingAfterBreak="0">
+  <w:abstractNum w:abstractNumId="42" w15:restartNumberingAfterBreak="0">
     <w:nsid w:val="42D52088"/>
     <w:multiLevelType w:val="hybridMultilevel"/>
     <w:tmpl w:val="778A69FE"/>
@@ -18697,7 +19918,7 @@
       </w:rPr>
     </w:lvl>
   </w:abstractNum>
-  <w:abstractNum w:abstractNumId="42" w15:restartNumberingAfterBreak="0">
+  <w:abstractNum w:abstractNumId="43" w15:restartNumberingAfterBreak="0">
     <w:nsid w:val="44216B3E"/>
     <w:multiLevelType w:val="multilevel"/>
     <w:tmpl w:val="DDA22A5E"/>
@@ -18834,7 +20055,7 @@
       </w:rPr>
     </w:lvl>
   </w:abstractNum>
-  <w:abstractNum w:abstractNumId="43" w15:restartNumberingAfterBreak="0">
+  <w:abstractNum w:abstractNumId="44" w15:restartNumberingAfterBreak="0">
     <w:nsid w:val="4B2A49D7"/>
     <w:multiLevelType w:val="hybridMultilevel"/>
     <w:tmpl w:val="FF38B69E"/>
@@ -18920,7 +20141,7 @@
       </w:pPr>
     </w:lvl>
   </w:abstractNum>
-  <w:abstractNum w:abstractNumId="44" w15:restartNumberingAfterBreak="0">
+  <w:abstractNum w:abstractNumId="45" w15:restartNumberingAfterBreak="0">
     <w:nsid w:val="53702BD6"/>
     <w:multiLevelType w:val="hybridMultilevel"/>
     <w:tmpl w:val="373AFA12"/>
@@ -19009,7 +20230,7 @@
       </w:pPr>
     </w:lvl>
   </w:abstractNum>
-  <w:abstractNum w:abstractNumId="45" w15:restartNumberingAfterBreak="0">
+  <w:abstractNum w:abstractNumId="46" w15:restartNumberingAfterBreak="0">
     <w:nsid w:val="537506E6"/>
     <w:multiLevelType w:val="multilevel"/>
     <w:tmpl w:val="BCE88726"/>
@@ -19149,7 +20370,7 @@
       </w:rPr>
     </w:lvl>
   </w:abstractNum>
-  <w:abstractNum w:abstractNumId="46" w15:restartNumberingAfterBreak="0">
+  <w:abstractNum w:abstractNumId="47" w15:restartNumberingAfterBreak="0">
     <w:nsid w:val="53A3586F"/>
     <w:multiLevelType w:val="hybridMultilevel"/>
     <w:tmpl w:val="A0569A98"/>
@@ -19244,7 +20465,7 @@
       </w:pPr>
     </w:lvl>
   </w:abstractNum>
-  <w:abstractNum w:abstractNumId="47" w15:restartNumberingAfterBreak="0">
+  <w:abstractNum w:abstractNumId="48" w15:restartNumberingAfterBreak="0">
     <w:nsid w:val="54452864"/>
     <w:multiLevelType w:val="hybridMultilevel"/>
     <w:tmpl w:val="9E78C98E"/>
@@ -19357,7 +20578,7 @@
       </w:rPr>
     </w:lvl>
   </w:abstractNum>
-  <w:abstractNum w:abstractNumId="48" w15:restartNumberingAfterBreak="0">
+  <w:abstractNum w:abstractNumId="49" w15:restartNumberingAfterBreak="0">
     <w:nsid w:val="57ED5547"/>
     <w:multiLevelType w:val="multilevel"/>
     <w:tmpl w:val="B38A48C4"/>
@@ -19497,7 +20718,7 @@
       </w:rPr>
     </w:lvl>
   </w:abstractNum>
-  <w:abstractNum w:abstractNumId="49" w15:restartNumberingAfterBreak="0">
+  <w:abstractNum w:abstractNumId="50" w15:restartNumberingAfterBreak="0">
     <w:nsid w:val="5AC32B88"/>
     <w:multiLevelType w:val="hybridMultilevel"/>
     <w:tmpl w:val="748C87A0"/>
@@ -19583,7 +20804,7 @@
       </w:pPr>
     </w:lvl>
   </w:abstractNum>
-  <w:abstractNum w:abstractNumId="50" w15:restartNumberingAfterBreak="0">
+  <w:abstractNum w:abstractNumId="51" w15:restartNumberingAfterBreak="0">
     <w:nsid w:val="5FE76B91"/>
     <w:multiLevelType w:val="hybridMultilevel"/>
     <w:tmpl w:val="F5869F58"/>
@@ -19673,7 +20894,7 @@
       </w:pPr>
     </w:lvl>
   </w:abstractNum>
-  <w:abstractNum w:abstractNumId="51" w15:restartNumberingAfterBreak="0">
+  <w:abstractNum w:abstractNumId="52" w15:restartNumberingAfterBreak="0">
     <w:nsid w:val="60E342C7"/>
     <w:multiLevelType w:val="multilevel"/>
     <w:tmpl w:val="3AE6F6DE"/>
@@ -19786,7 +21007,7 @@
       </w:pPr>
     </w:lvl>
   </w:abstractNum>
-  <w:abstractNum w:abstractNumId="52" w15:restartNumberingAfterBreak="0">
+  <w:abstractNum w:abstractNumId="53" w15:restartNumberingAfterBreak="0">
     <w:nsid w:val="616370BE"/>
     <w:multiLevelType w:val="hybridMultilevel"/>
     <w:tmpl w:val="FCBAF152"/>
@@ -19900,7 +21121,7 @@
       </w:rPr>
     </w:lvl>
   </w:abstractNum>
-  <w:abstractNum w:abstractNumId="53" w15:restartNumberingAfterBreak="0">
+  <w:abstractNum w:abstractNumId="54" w15:restartNumberingAfterBreak="0">
     <w:nsid w:val="67C36222"/>
     <w:multiLevelType w:val="hybridMultilevel"/>
     <w:tmpl w:val="FB3CB0AC"/>
@@ -19989,7 +21210,7 @@
       </w:pPr>
     </w:lvl>
   </w:abstractNum>
-  <w:abstractNum w:abstractNumId="54" w15:restartNumberingAfterBreak="0">
+  <w:abstractNum w:abstractNumId="55" w15:restartNumberingAfterBreak="0">
     <w:nsid w:val="68A13AFA"/>
     <w:multiLevelType w:val="multilevel"/>
     <w:tmpl w:val="9D8ED202"/>
@@ -20129,7 +21350,7 @@
       </w:rPr>
     </w:lvl>
   </w:abstractNum>
-  <w:abstractNum w:abstractNumId="55" w15:restartNumberingAfterBreak="0">
+  <w:abstractNum w:abstractNumId="56" w15:restartNumberingAfterBreak="0">
     <w:nsid w:val="6A3306C0"/>
     <w:multiLevelType w:val="hybridMultilevel"/>
     <w:tmpl w:val="2E303AD2"/>
@@ -20243,7 +21464,7 @@
       </w:rPr>
     </w:lvl>
   </w:abstractNum>
-  <w:abstractNum w:abstractNumId="56" w15:restartNumberingAfterBreak="0">
+  <w:abstractNum w:abstractNumId="57" w15:restartNumberingAfterBreak="0">
     <w:nsid w:val="6EA919B6"/>
     <w:multiLevelType w:val="multilevel"/>
     <w:tmpl w:val="FBFC98EE"/>
@@ -20383,7 +21604,7 @@
       </w:rPr>
     </w:lvl>
   </w:abstractNum>
-  <w:abstractNum w:abstractNumId="57" w15:restartNumberingAfterBreak="0">
+  <w:abstractNum w:abstractNumId="58" w15:restartNumberingAfterBreak="0">
     <w:nsid w:val="720E469D"/>
     <w:multiLevelType w:val="hybridMultilevel"/>
     <w:tmpl w:val="8A847CAE"/>
@@ -20472,7 +21693,7 @@
       </w:pPr>
     </w:lvl>
   </w:abstractNum>
-  <w:abstractNum w:abstractNumId="58" w15:restartNumberingAfterBreak="0">
+  <w:abstractNum w:abstractNumId="59" w15:restartNumberingAfterBreak="0">
     <w:nsid w:val="72282641"/>
     <w:multiLevelType w:val="hybridMultilevel"/>
     <w:tmpl w:val="E58816D6"/>
@@ -20586,7 +21807,7 @@
       </w:rPr>
     </w:lvl>
   </w:abstractNum>
-  <w:abstractNum w:abstractNumId="59" w15:restartNumberingAfterBreak="0">
+  <w:abstractNum w:abstractNumId="60" w15:restartNumberingAfterBreak="0">
     <w:nsid w:val="7236607D"/>
     <w:multiLevelType w:val="multilevel"/>
     <w:tmpl w:val="33C21AF4"/>
@@ -20717,7 +21938,7 @@
       </w:rPr>
     </w:lvl>
   </w:abstractNum>
-  <w:abstractNum w:abstractNumId="60" w15:restartNumberingAfterBreak="0">
+  <w:abstractNum w:abstractNumId="61" w15:restartNumberingAfterBreak="0">
     <w:nsid w:val="77751C34"/>
     <w:multiLevelType w:val="hybridMultilevel"/>
     <w:tmpl w:val="93B03718"/>
@@ -20806,7 +22027,7 @@
       </w:pPr>
     </w:lvl>
   </w:abstractNum>
-  <w:abstractNum w:abstractNumId="61" w15:restartNumberingAfterBreak="0">
+  <w:abstractNum w:abstractNumId="62" w15:restartNumberingAfterBreak="0">
     <w:nsid w:val="77A13E6C"/>
     <w:multiLevelType w:val="hybridMultilevel"/>
     <w:tmpl w:val="E24619C8"/>
@@ -20901,7 +22122,7 @@
       </w:pPr>
     </w:lvl>
   </w:abstractNum>
-  <w:abstractNum w:abstractNumId="62" w15:restartNumberingAfterBreak="0">
+  <w:abstractNum w:abstractNumId="63" w15:restartNumberingAfterBreak="0">
     <w:nsid w:val="78A40B1D"/>
     <w:multiLevelType w:val="multilevel"/>
     <w:tmpl w:val="1AC2EB18"/>
@@ -21041,7 +22262,7 @@
       </w:rPr>
     </w:lvl>
   </w:abstractNum>
-  <w:abstractNum w:abstractNumId="63" w15:restartNumberingAfterBreak="0">
+  <w:abstractNum w:abstractNumId="64" w15:restartNumberingAfterBreak="0">
     <w:nsid w:val="79F162FB"/>
     <w:multiLevelType w:val="multilevel"/>
     <w:tmpl w:val="0C321464"/>
@@ -21181,7 +22402,7 @@
       </w:rPr>
     </w:lvl>
   </w:abstractNum>
-  <w:abstractNum w:abstractNumId="64" w15:restartNumberingAfterBreak="0">
+  <w:abstractNum w:abstractNumId="65" w15:restartNumberingAfterBreak="0">
     <w:nsid w:val="7C970EC7"/>
     <w:multiLevelType w:val="hybridMultilevel"/>
     <w:tmpl w:val="7D2EE680"/>
@@ -21270,7 +22491,7 @@
       </w:pPr>
     </w:lvl>
   </w:abstractNum>
-  <w:abstractNum w:abstractNumId="65" w15:restartNumberingAfterBreak="0">
+  <w:abstractNum w:abstractNumId="66" w15:restartNumberingAfterBreak="0">
     <w:nsid w:val="7F3605F0"/>
     <w:multiLevelType w:val="multilevel"/>
     <w:tmpl w:val="0B484776"/>
@@ -21410,7 +22631,7 @@
       </w:rPr>
     </w:lvl>
   </w:abstractNum>
-  <w:abstractNum w:abstractNumId="66" w15:restartNumberingAfterBreak="0">
+  <w:abstractNum w:abstractNumId="67" w15:restartNumberingAfterBreak="0">
     <w:nsid w:val="7FEE14A8"/>
     <w:multiLevelType w:val="hybridMultilevel"/>
     <w:tmpl w:val="64FC9D2C"/>
@@ -21496,7 +22717,7 @@
       </w:pPr>
     </w:lvl>
   </w:abstractNum>
-  <w:abstractNum w:abstractNumId="67" w15:restartNumberingAfterBreak="0">
+  <w:abstractNum w:abstractNumId="68" w15:restartNumberingAfterBreak="0">
     <w:nsid w:val="7FF24A2E"/>
     <w:multiLevelType w:val="hybridMultilevel"/>
     <w:tmpl w:val="AA284BB2"/>
@@ -21587,7 +22808,7 @@
     </w:lvl>
   </w:abstractNum>
   <w:num w:numId="1" w16cid:durableId="462768859">
-    <w:abstractNumId w:val="51"/>
+    <w:abstractNumId w:val="52"/>
   </w:num>
   <w:num w:numId="2" w16cid:durableId="534851259">
     <w:abstractNumId w:val="20"/>
@@ -21596,13 +22817,13 @@
     <w:abstractNumId w:val="27"/>
   </w:num>
   <w:num w:numId="4" w16cid:durableId="2071151317">
-    <w:abstractNumId w:val="45"/>
+    <w:abstractNumId w:val="46"/>
   </w:num>
   <w:num w:numId="5" w16cid:durableId="1569268375">
-    <w:abstractNumId w:val="65"/>
+    <w:abstractNumId w:val="66"/>
   </w:num>
   <w:num w:numId="6" w16cid:durableId="1342007254">
-    <w:abstractNumId w:val="54"/>
+    <w:abstractNumId w:val="55"/>
   </w:num>
   <w:num w:numId="7" w16cid:durableId="935209781">
     <w:abstractNumId w:val="26"/>
@@ -21611,19 +22832,19 @@
     <w:abstractNumId w:val="29"/>
   </w:num>
   <w:num w:numId="9" w16cid:durableId="1732313751">
-    <w:abstractNumId w:val="48"/>
+    <w:abstractNumId w:val="49"/>
   </w:num>
   <w:num w:numId="10" w16cid:durableId="1929850215">
-    <w:abstractNumId w:val="56"/>
+    <w:abstractNumId w:val="57"/>
   </w:num>
   <w:num w:numId="11" w16cid:durableId="624845372">
     <w:abstractNumId w:val="25"/>
   </w:num>
   <w:num w:numId="12" w16cid:durableId="407583010">
-    <w:abstractNumId w:val="62"/>
+    <w:abstractNumId w:val="63"/>
   </w:num>
   <w:num w:numId="13" w16cid:durableId="750663636">
-    <w:abstractNumId w:val="63"/>
+    <w:abstractNumId w:val="64"/>
   </w:num>
   <w:num w:numId="14" w16cid:durableId="1026060989">
     <w:abstractNumId w:val="17"/>
@@ -21632,7 +22853,7 @@
     <w:abstractNumId w:val="30"/>
   </w:num>
   <w:num w:numId="16" w16cid:durableId="1566524494">
-    <w:abstractNumId w:val="33"/>
+    <w:abstractNumId w:val="34"/>
   </w:num>
   <w:num w:numId="17" w16cid:durableId="2041972332">
     <w:abstractNumId w:val="18"/>
@@ -21641,10 +22862,10 @@
     <w:abstractNumId w:val="3"/>
   </w:num>
   <w:num w:numId="19" w16cid:durableId="153645313">
-    <w:abstractNumId w:val="37"/>
+    <w:abstractNumId w:val="38"/>
   </w:num>
   <w:num w:numId="20" w16cid:durableId="1506895684">
-    <w:abstractNumId w:val="44"/>
+    <w:abstractNumId w:val="45"/>
   </w:num>
   <w:num w:numId="21" w16cid:durableId="264191240">
     <w:abstractNumId w:val="28"/>
@@ -21659,25 +22880,25 @@
     </w:lvlOverride>
   </w:num>
   <w:num w:numId="24" w16cid:durableId="883636844">
-    <w:abstractNumId w:val="61"/>
+    <w:abstractNumId w:val="62"/>
     <w:lvlOverride w:ilvl="0">
       <w:startOverride w:val="1"/>
     </w:lvlOverride>
   </w:num>
   <w:num w:numId="25" w16cid:durableId="1517230823">
-    <w:abstractNumId w:val="35"/>
+    <w:abstractNumId w:val="36"/>
   </w:num>
   <w:num w:numId="26" w16cid:durableId="198737806">
-    <w:abstractNumId w:val="36"/>
+    <w:abstractNumId w:val="37"/>
   </w:num>
   <w:num w:numId="27" w16cid:durableId="1970436380">
-    <w:abstractNumId w:val="50"/>
+    <w:abstractNumId w:val="51"/>
   </w:num>
   <w:num w:numId="28" w16cid:durableId="1109744282">
     <w:abstractNumId w:val="10"/>
   </w:num>
   <w:num w:numId="29" w16cid:durableId="1596595425">
-    <w:abstractNumId w:val="40"/>
+    <w:abstractNumId w:val="41"/>
   </w:num>
   <w:num w:numId="30" w16cid:durableId="1092163475">
     <w:abstractNumId w:val="21"/>
@@ -21686,10 +22907,10 @@
     <w:abstractNumId w:val="31"/>
   </w:num>
   <w:num w:numId="32" w16cid:durableId="99614821">
-    <w:abstractNumId w:val="67"/>
+    <w:abstractNumId w:val="68"/>
   </w:num>
   <w:num w:numId="33" w16cid:durableId="1972857697">
-    <w:abstractNumId w:val="39"/>
+    <w:abstractNumId w:val="40"/>
   </w:num>
   <w:num w:numId="34" w16cid:durableId="2055888871">
     <w:abstractNumId w:val="32"/>
@@ -21698,10 +22919,10 @@
     <w:abstractNumId w:val="1"/>
   </w:num>
   <w:num w:numId="36" w16cid:durableId="921449534">
-    <w:abstractNumId w:val="42"/>
+    <w:abstractNumId w:val="43"/>
   </w:num>
   <w:num w:numId="37" w16cid:durableId="1249339732">
-    <w:abstractNumId w:val="51"/>
+    <w:abstractNumId w:val="52"/>
   </w:num>
   <w:num w:numId="38" w16cid:durableId="901332559">
     <w:abstractNumId w:val="15"/>
@@ -21710,58 +22931,58 @@
     <w:abstractNumId w:val="0"/>
   </w:num>
   <w:num w:numId="40" w16cid:durableId="1691839389">
-    <w:abstractNumId w:val="41"/>
+    <w:abstractNumId w:val="42"/>
   </w:num>
   <w:num w:numId="41" w16cid:durableId="1257639454">
-    <w:abstractNumId w:val="51"/>
+    <w:abstractNumId w:val="52"/>
   </w:num>
   <w:num w:numId="42" w16cid:durableId="196894282">
     <w:abstractNumId w:val="7"/>
   </w:num>
   <w:num w:numId="43" w16cid:durableId="680471570">
-    <w:abstractNumId w:val="64"/>
+    <w:abstractNumId w:val="65"/>
   </w:num>
   <w:num w:numId="44" w16cid:durableId="1315139082">
-    <w:abstractNumId w:val="51"/>
+    <w:abstractNumId w:val="52"/>
   </w:num>
   <w:num w:numId="45" w16cid:durableId="2113940701">
-    <w:abstractNumId w:val="51"/>
+    <w:abstractNumId w:val="52"/>
   </w:num>
   <w:num w:numId="46" w16cid:durableId="1884713029">
-    <w:abstractNumId w:val="53"/>
+    <w:abstractNumId w:val="54"/>
   </w:num>
   <w:num w:numId="47" w16cid:durableId="1079255107">
-    <w:abstractNumId w:val="57"/>
+    <w:abstractNumId w:val="58"/>
   </w:num>
   <w:num w:numId="48" w16cid:durableId="163739946">
-    <w:abstractNumId w:val="34"/>
+    <w:abstractNumId w:val="35"/>
     <w:lvlOverride w:ilvl="0">
       <w:startOverride w:val="1"/>
     </w:lvlOverride>
   </w:num>
   <w:num w:numId="49" w16cid:durableId="130177845">
-    <w:abstractNumId w:val="51"/>
+    <w:abstractNumId w:val="52"/>
   </w:num>
   <w:num w:numId="50" w16cid:durableId="1549225530">
-    <w:abstractNumId w:val="51"/>
+    <w:abstractNumId w:val="52"/>
   </w:num>
   <w:num w:numId="51" w16cid:durableId="1543207655">
-    <w:abstractNumId w:val="51"/>
+    <w:abstractNumId w:val="52"/>
   </w:num>
   <w:num w:numId="52" w16cid:durableId="2082754323">
     <w:abstractNumId w:val="24"/>
   </w:num>
   <w:num w:numId="53" w16cid:durableId="1140000597">
-    <w:abstractNumId w:val="46"/>
+    <w:abstractNumId w:val="47"/>
     <w:lvlOverride w:ilvl="0">
       <w:startOverride w:val="1"/>
     </w:lvlOverride>
   </w:num>
   <w:num w:numId="54" w16cid:durableId="1476414865">
-    <w:abstractNumId w:val="51"/>
+    <w:abstractNumId w:val="52"/>
   </w:num>
   <w:num w:numId="55" w16cid:durableId="1747803550">
-    <w:abstractNumId w:val="60"/>
+    <w:abstractNumId w:val="61"/>
   </w:num>
   <w:num w:numId="56" w16cid:durableId="1421872203">
     <w:abstractNumId w:val="23"/>
@@ -21770,10 +22991,10 @@
     </w:lvlOverride>
   </w:num>
   <w:num w:numId="57" w16cid:durableId="1090199479">
-    <w:abstractNumId w:val="55"/>
+    <w:abstractNumId w:val="56"/>
   </w:num>
   <w:num w:numId="58" w16cid:durableId="794324903">
-    <w:abstractNumId w:val="51"/>
+    <w:abstractNumId w:val="52"/>
   </w:num>
   <w:num w:numId="59" w16cid:durableId="1306081610">
     <w:abstractNumId w:val="14"/>
@@ -21782,55 +23003,55 @@
     <w:abstractNumId w:val="13"/>
   </w:num>
   <w:num w:numId="61" w16cid:durableId="903416085">
-    <w:abstractNumId w:val="38"/>
+    <w:abstractNumId w:val="39"/>
   </w:num>
   <w:num w:numId="62" w16cid:durableId="109403679">
     <w:abstractNumId w:val="9"/>
   </w:num>
   <w:num w:numId="63" w16cid:durableId="1952125431">
-    <w:abstractNumId w:val="51"/>
+    <w:abstractNumId w:val="52"/>
   </w:num>
   <w:num w:numId="64" w16cid:durableId="1966891500">
     <w:abstractNumId w:val="4"/>
   </w:num>
   <w:num w:numId="65" w16cid:durableId="697698884">
-    <w:abstractNumId w:val="51"/>
+    <w:abstractNumId w:val="52"/>
   </w:num>
   <w:num w:numId="66" w16cid:durableId="1168981868">
-    <w:abstractNumId w:val="59"/>
+    <w:abstractNumId w:val="60"/>
   </w:num>
   <w:num w:numId="67" w16cid:durableId="160393705">
-    <w:abstractNumId w:val="51"/>
+    <w:abstractNumId w:val="52"/>
   </w:num>
   <w:num w:numId="68" w16cid:durableId="1831167593">
     <w:abstractNumId w:val="12"/>
   </w:num>
   <w:num w:numId="69" w16cid:durableId="1698121427">
-    <w:abstractNumId w:val="51"/>
+    <w:abstractNumId w:val="52"/>
   </w:num>
   <w:num w:numId="70" w16cid:durableId="1760105121">
-    <w:abstractNumId w:val="47"/>
+    <w:abstractNumId w:val="48"/>
   </w:num>
   <w:num w:numId="71" w16cid:durableId="702751241">
-    <w:abstractNumId w:val="58"/>
+    <w:abstractNumId w:val="59"/>
   </w:num>
   <w:num w:numId="72" w16cid:durableId="408386921">
-    <w:abstractNumId w:val="51"/>
+    <w:abstractNumId w:val="52"/>
   </w:num>
   <w:num w:numId="73" w16cid:durableId="2030330978">
-    <w:abstractNumId w:val="49"/>
+    <w:abstractNumId w:val="50"/>
   </w:num>
   <w:num w:numId="74" w16cid:durableId="100954797">
-    <w:abstractNumId w:val="51"/>
+    <w:abstractNumId w:val="52"/>
   </w:num>
   <w:num w:numId="75" w16cid:durableId="1834107868">
-    <w:abstractNumId w:val="51"/>
+    <w:abstractNumId w:val="52"/>
   </w:num>
   <w:num w:numId="76" w16cid:durableId="1557204703">
     <w:abstractNumId w:val="8"/>
   </w:num>
   <w:num w:numId="77" w16cid:durableId="534007519">
-    <w:abstractNumId w:val="66"/>
+    <w:abstractNumId w:val="67"/>
     <w:lvlOverride w:ilvl="0">
       <w:startOverride w:val="1"/>
     </w:lvlOverride>
@@ -21848,19 +23069,19 @@
     </w:lvlOverride>
   </w:num>
   <w:num w:numId="81" w16cid:durableId="1371109530">
-    <w:abstractNumId w:val="51"/>
+    <w:abstractNumId w:val="52"/>
   </w:num>
   <w:num w:numId="82" w16cid:durableId="56056520">
-    <w:abstractNumId w:val="51"/>
+    <w:abstractNumId w:val="52"/>
   </w:num>
   <w:num w:numId="83" w16cid:durableId="903219920">
-    <w:abstractNumId w:val="51"/>
+    <w:abstractNumId w:val="52"/>
   </w:num>
   <w:num w:numId="84" w16cid:durableId="1131555045">
-    <w:abstractNumId w:val="51"/>
+    <w:abstractNumId w:val="52"/>
   </w:num>
   <w:num w:numId="85" w16cid:durableId="501623252">
-    <w:abstractNumId w:val="52"/>
+    <w:abstractNumId w:val="53"/>
   </w:num>
   <w:num w:numId="86" w16cid:durableId="1804806667">
     <w:abstractNumId w:val="11"/>
@@ -21869,7 +23090,13 @@
     <w:abstractNumId w:val="19"/>
   </w:num>
   <w:num w:numId="88" w16cid:durableId="248933344">
-    <w:abstractNumId w:val="43"/>
+    <w:abstractNumId w:val="44"/>
+  </w:num>
+  <w:num w:numId="89" w16cid:durableId="144778899">
+    <w:abstractNumId w:val="5"/>
+  </w:num>
+  <w:num w:numId="90" w16cid:durableId="296032824">
+    <w:abstractNumId w:val="33"/>
   </w:num>
 </w:numbering>
 </file>

--- a/CW_Doc.docx
+++ b/CW_Doc.docx
@@ -11597,7 +11597,7 @@
         </w:rPr>
         <w:lastRenderedPageBreak/>
         <w:drawing>
-          <wp:inline distT="0" distB="0" distL="0" distR="0" wp14:anchorId="6642A5BA" wp14:editId="523A2F57">
+          <wp:inline distT="0" distB="0" distL="0" distR="0" wp14:anchorId="6642A5BA" wp14:editId="405A0A80">
             <wp:extent cx="3555747" cy="5226630"/>
             <wp:effectExtent l="0" t="0" r="635" b="6350"/>
             <wp:docPr id="299739711" name="Picture 1" descr="A screen shot of a computer program&#10;&#10;AI-generated content may be incorrect."/>
@@ -11620,7 +11620,7 @@
                   <pic:spPr>
                     <a:xfrm>
                       <a:off x="0" y="0"/>
-                      <a:ext cx="3596121" cy="5285976"/>
+                      <a:ext cx="3555747" cy="5226630"/>
                     </a:xfrm>
                     <a:prstGeom prst="rect">
                       <a:avLst/>
@@ -11989,14 +11989,6 @@
         </w:rPr>
         <w:t xml:space="preserve">Figure 2.3 depicts BTC historial closing price chart. Bitcoin's supply schedule is hardcoded to cut the mining suppy in half nearly every four years. Historical values depicts exactly same as depicted in figure 2.3 which has occurred in early 2024. This can be identified as macro cycles which is predictable. </w:t>
       </w:r>
-    </w:p>
-    <w:p>
-      <w:pPr>
-        <w:pStyle w:val="BodyText"/>
-        <w:rPr>
-          <w:rFonts w:ascii="Aptos" w:hAnsi="Aptos"/>
-        </w:rPr>
-      </w:pPr>
     </w:p>
     <w:p>
       <w:pPr>
@@ -12172,24 +12164,17 @@
     <w:p>
       <w:pPr>
         <w:pStyle w:val="BodyText"/>
-        <w:jc w:val="center"/>
-        <w:rPr>
-          <w:rFonts w:ascii="Aptos" w:hAnsi="Aptos" w:cs="Angsana New"/>
-          <w:sz w:val="20"/>
-          <w:szCs w:val="20"/>
-        </w:rPr>
-      </w:pPr>
-    </w:p>
-    <w:p>
-      <w:pPr>
-        <w:pStyle w:val="BodyText"/>
-        <w:rPr>
-          <w:rFonts w:ascii="Aptos" w:hAnsi="Aptos" w:cs="Angsana New"/>
-        </w:rPr>
-      </w:pPr>
-      <w:r>
-        <w:rPr>
-          <w:rFonts w:ascii="Aptos" w:hAnsi="Aptos" w:cs="Angsana New"/>
+        <w:rPr>
+          <w:rFonts w:ascii="Aptos" w:hAnsi="Aptos"/>
+          <w:b/>
+          <w:bCs/>
+        </w:rPr>
+      </w:pPr>
+      <w:r>
+        <w:rPr>
+          <w:rFonts w:ascii="Aptos" w:hAnsi="Aptos"/>
+          <w:b/>
+          <w:bCs/>
         </w:rPr>
         <w:t>Returns Plot</w:t>
       </w:r>
@@ -12330,7 +12315,19 @@
         <w:rPr>
           <w:rFonts w:ascii="Aptos" w:hAnsi="Aptos" w:cs="Angsana New"/>
         </w:rPr>
-        <w:t xml:space="preserve">ADF evaluates whther time series has a unit </w:t>
+        <w:t>ADF evaluates wh</w:t>
+      </w:r>
+      <w:r>
+        <w:rPr>
+          <w:rFonts w:ascii="Aptos" w:hAnsi="Aptos" w:cs="Angsana New"/>
+        </w:rPr>
+        <w:t>e</w:t>
+      </w:r>
+      <w:r>
+        <w:rPr>
+          <w:rFonts w:ascii="Aptos" w:hAnsi="Aptos" w:cs="Angsana New"/>
+        </w:rPr>
+        <w:t xml:space="preserve">ther time series has a unit </w:t>
       </w:r>
       <w:r>
         <w:rPr>
@@ -12770,7 +12767,25 @@
         <w:rPr>
           <w:rFonts w:ascii="Aptos" w:hAnsi="Aptos" w:cs="Angsana New"/>
         </w:rPr>
-        <w:t xml:space="preserve"> : P-Val(0.5252) &gt; 0.5252 means it fails to reject null hypothesis</w:t>
+        <w:t xml:space="preserve"> : P-Val(0.5252) &gt; 0.</w:t>
+      </w:r>
+      <w:r>
+        <w:rPr>
+          <w:rFonts w:ascii="Aptos" w:hAnsi="Aptos" w:cs="Angsana New"/>
+        </w:rPr>
+        <w:t xml:space="preserve"> </w:t>
+      </w:r>
+      <w:r>
+        <w:rPr>
+          <w:rFonts w:ascii="Aptos" w:hAnsi="Aptos" w:cs="Angsana New"/>
+        </w:rPr>
+        <w:t xml:space="preserve">05 </w:t>
+      </w:r>
+      <w:r>
+        <w:rPr>
+          <w:rFonts w:ascii="Aptos" w:hAnsi="Aptos" w:cs="Angsana New"/>
+        </w:rPr>
+        <w:t>means it fails to reject null hypothesis</w:t>
       </w:r>
       <w:r>
         <w:rPr>
@@ -12944,10 +12959,9 @@
         <w:pStyle w:val="ListParagraph"/>
         <w:numPr>
           <w:ilvl w:val="0"/>
-          <w:numId w:val="80"/>
+          <w:numId w:val="91"/>
         </w:numPr>
         <w:spacing w:after="100"/>
-        <w:ind w:left="240"/>
         <w:contextualSpacing w:val="0"/>
         <w:rPr>
           <w:rFonts w:ascii="Aptos" w:hAnsi="Aptos"/>
@@ -12973,10 +12987,9 @@
         <w:pStyle w:val="ListParagraph"/>
         <w:numPr>
           <w:ilvl w:val="0"/>
-          <w:numId w:val="80"/>
+          <w:numId w:val="91"/>
         </w:numPr>
         <w:spacing w:after="100"/>
-        <w:ind w:left="240"/>
         <w:contextualSpacing w:val="0"/>
         <w:rPr>
           <w:rFonts w:ascii="Aptos" w:hAnsi="Aptos"/>
@@ -13002,10 +13015,9 @@
         <w:pStyle w:val="ListParagraph"/>
         <w:numPr>
           <w:ilvl w:val="0"/>
-          <w:numId w:val="80"/>
+          <w:numId w:val="91"/>
         </w:numPr>
         <w:spacing w:after="100"/>
-        <w:ind w:left="240"/>
         <w:contextualSpacing w:val="0"/>
         <w:rPr>
           <w:rFonts w:ascii="Aptos" w:hAnsi="Aptos"/>
@@ -20805,6 +20817,104 @@
     </w:lvl>
   </w:abstractNum>
   <w:abstractNum w:abstractNumId="51" w15:restartNumberingAfterBreak="0">
+    <w:nsid w:val="5C3F3720"/>
+    <w:multiLevelType w:val="hybridMultilevel"/>
+    <w:tmpl w:val="F2D217D0"/>
+    <w:lvl w:ilvl="0" w:tplc="A2261510">
+      <w:start w:val="1"/>
+      <w:numFmt w:val="bullet"/>
+      <w:lvlText w:val=""/>
+      <w:lvlJc w:val="left"/>
+      <w:pPr>
+        <w:ind w:left="720" w:hanging="360"/>
+      </w:pPr>
+      <w:rPr>
+        <w:rFonts w:ascii="Symbol" w:hAnsi="Symbol" w:hint="default"/>
+        <w:color w:val="auto"/>
+      </w:rPr>
+    </w:lvl>
+    <w:lvl w:ilvl="1" w:tplc="FFFFFFFF">
+      <w:start w:val="1"/>
+      <w:numFmt w:val="bullet"/>
+      <w:suff w:val="space"/>
+      <w:lvlText w:val="○"/>
+      <w:lvlJc w:val="left"/>
+      <w:pPr>
+        <w:ind w:left="1020" w:hanging="180"/>
+      </w:pPr>
+    </w:lvl>
+    <w:lvl w:ilvl="2" w:tplc="FFFFFFFF">
+      <w:start w:val="1"/>
+      <w:numFmt w:val="bullet"/>
+      <w:suff w:val="space"/>
+      <w:lvlText w:val="■"/>
+      <w:lvlJc w:val="left"/>
+      <w:pPr>
+        <w:ind w:left="1440" w:hanging="180"/>
+      </w:pPr>
+    </w:lvl>
+    <w:lvl w:ilvl="3" w:tplc="FFFFFFFF">
+      <w:start w:val="1"/>
+      <w:numFmt w:val="bullet"/>
+      <w:suff w:val="space"/>
+      <w:lvlText w:val="●"/>
+      <w:lvlJc w:val="left"/>
+      <w:pPr>
+        <w:ind w:left="1860" w:hanging="180"/>
+      </w:pPr>
+    </w:lvl>
+    <w:lvl w:ilvl="4" w:tplc="FFFFFFFF">
+      <w:start w:val="1"/>
+      <w:numFmt w:val="bullet"/>
+      <w:suff w:val="space"/>
+      <w:lvlText w:val="○"/>
+      <w:lvlJc w:val="left"/>
+      <w:pPr>
+        <w:ind w:left="2280" w:hanging="180"/>
+      </w:pPr>
+    </w:lvl>
+    <w:lvl w:ilvl="5" w:tplc="FFFFFFFF">
+      <w:start w:val="1"/>
+      <w:numFmt w:val="bullet"/>
+      <w:suff w:val="space"/>
+      <w:lvlText w:val="■"/>
+      <w:lvlJc w:val="left"/>
+      <w:pPr>
+        <w:ind w:left="2700" w:hanging="180"/>
+      </w:pPr>
+    </w:lvl>
+    <w:lvl w:ilvl="6" w:tplc="FFFFFFFF">
+      <w:start w:val="1"/>
+      <w:numFmt w:val="bullet"/>
+      <w:suff w:val="space"/>
+      <w:lvlText w:val="●"/>
+      <w:lvlJc w:val="left"/>
+      <w:pPr>
+        <w:ind w:left="3120" w:hanging="180"/>
+      </w:pPr>
+    </w:lvl>
+    <w:lvl w:ilvl="7" w:tplc="FFFFFFFF">
+      <w:start w:val="1"/>
+      <w:numFmt w:val="bullet"/>
+      <w:suff w:val="space"/>
+      <w:lvlText w:val="○"/>
+      <w:lvlJc w:val="left"/>
+      <w:pPr>
+        <w:ind w:left="3540" w:hanging="180"/>
+      </w:pPr>
+    </w:lvl>
+    <w:lvl w:ilvl="8" w:tplc="FFFFFFFF">
+      <w:start w:val="1"/>
+      <w:numFmt w:val="bullet"/>
+      <w:suff w:val="space"/>
+      <w:lvlText w:val="■"/>
+      <w:lvlJc w:val="left"/>
+      <w:pPr>
+        <w:ind w:left="3960" w:hanging="180"/>
+      </w:pPr>
+    </w:lvl>
+  </w:abstractNum>
+  <w:abstractNum w:abstractNumId="52" w15:restartNumberingAfterBreak="0">
     <w:nsid w:val="5FE76B91"/>
     <w:multiLevelType w:val="hybridMultilevel"/>
     <w:tmpl w:val="F5869F58"/>
@@ -20894,7 +21004,7 @@
       </w:pPr>
     </w:lvl>
   </w:abstractNum>
-  <w:abstractNum w:abstractNumId="52" w15:restartNumberingAfterBreak="0">
+  <w:abstractNum w:abstractNumId="53" w15:restartNumberingAfterBreak="0">
     <w:nsid w:val="60E342C7"/>
     <w:multiLevelType w:val="multilevel"/>
     <w:tmpl w:val="3AE6F6DE"/>
@@ -21007,7 +21117,7 @@
       </w:pPr>
     </w:lvl>
   </w:abstractNum>
-  <w:abstractNum w:abstractNumId="53" w15:restartNumberingAfterBreak="0">
+  <w:abstractNum w:abstractNumId="54" w15:restartNumberingAfterBreak="0">
     <w:nsid w:val="616370BE"/>
     <w:multiLevelType w:val="hybridMultilevel"/>
     <w:tmpl w:val="FCBAF152"/>
@@ -21121,7 +21231,7 @@
       </w:rPr>
     </w:lvl>
   </w:abstractNum>
-  <w:abstractNum w:abstractNumId="54" w15:restartNumberingAfterBreak="0">
+  <w:abstractNum w:abstractNumId="55" w15:restartNumberingAfterBreak="0">
     <w:nsid w:val="67C36222"/>
     <w:multiLevelType w:val="hybridMultilevel"/>
     <w:tmpl w:val="FB3CB0AC"/>
@@ -21210,7 +21320,7 @@
       </w:pPr>
     </w:lvl>
   </w:abstractNum>
-  <w:abstractNum w:abstractNumId="55" w15:restartNumberingAfterBreak="0">
+  <w:abstractNum w:abstractNumId="56" w15:restartNumberingAfterBreak="0">
     <w:nsid w:val="68A13AFA"/>
     <w:multiLevelType w:val="multilevel"/>
     <w:tmpl w:val="9D8ED202"/>
@@ -21350,7 +21460,7 @@
       </w:rPr>
     </w:lvl>
   </w:abstractNum>
-  <w:abstractNum w:abstractNumId="56" w15:restartNumberingAfterBreak="0">
+  <w:abstractNum w:abstractNumId="57" w15:restartNumberingAfterBreak="0">
     <w:nsid w:val="6A3306C0"/>
     <w:multiLevelType w:val="hybridMultilevel"/>
     <w:tmpl w:val="2E303AD2"/>
@@ -21464,7 +21574,7 @@
       </w:rPr>
     </w:lvl>
   </w:abstractNum>
-  <w:abstractNum w:abstractNumId="57" w15:restartNumberingAfterBreak="0">
+  <w:abstractNum w:abstractNumId="58" w15:restartNumberingAfterBreak="0">
     <w:nsid w:val="6EA919B6"/>
     <w:multiLevelType w:val="multilevel"/>
     <w:tmpl w:val="FBFC98EE"/>
@@ -21604,7 +21714,7 @@
       </w:rPr>
     </w:lvl>
   </w:abstractNum>
-  <w:abstractNum w:abstractNumId="58" w15:restartNumberingAfterBreak="0">
+  <w:abstractNum w:abstractNumId="59" w15:restartNumberingAfterBreak="0">
     <w:nsid w:val="720E469D"/>
     <w:multiLevelType w:val="hybridMultilevel"/>
     <w:tmpl w:val="8A847CAE"/>
@@ -21693,7 +21803,7 @@
       </w:pPr>
     </w:lvl>
   </w:abstractNum>
-  <w:abstractNum w:abstractNumId="59" w15:restartNumberingAfterBreak="0">
+  <w:abstractNum w:abstractNumId="60" w15:restartNumberingAfterBreak="0">
     <w:nsid w:val="72282641"/>
     <w:multiLevelType w:val="hybridMultilevel"/>
     <w:tmpl w:val="E58816D6"/>
@@ -21807,7 +21917,7 @@
       </w:rPr>
     </w:lvl>
   </w:abstractNum>
-  <w:abstractNum w:abstractNumId="60" w15:restartNumberingAfterBreak="0">
+  <w:abstractNum w:abstractNumId="61" w15:restartNumberingAfterBreak="0">
     <w:nsid w:val="7236607D"/>
     <w:multiLevelType w:val="multilevel"/>
     <w:tmpl w:val="33C21AF4"/>
@@ -21938,7 +22048,7 @@
       </w:rPr>
     </w:lvl>
   </w:abstractNum>
-  <w:abstractNum w:abstractNumId="61" w15:restartNumberingAfterBreak="0">
+  <w:abstractNum w:abstractNumId="62" w15:restartNumberingAfterBreak="0">
     <w:nsid w:val="77751C34"/>
     <w:multiLevelType w:val="hybridMultilevel"/>
     <w:tmpl w:val="93B03718"/>
@@ -22027,7 +22137,7 @@
       </w:pPr>
     </w:lvl>
   </w:abstractNum>
-  <w:abstractNum w:abstractNumId="62" w15:restartNumberingAfterBreak="0">
+  <w:abstractNum w:abstractNumId="63" w15:restartNumberingAfterBreak="0">
     <w:nsid w:val="77A13E6C"/>
     <w:multiLevelType w:val="hybridMultilevel"/>
     <w:tmpl w:val="E24619C8"/>
@@ -22122,7 +22232,7 @@
       </w:pPr>
     </w:lvl>
   </w:abstractNum>
-  <w:abstractNum w:abstractNumId="63" w15:restartNumberingAfterBreak="0">
+  <w:abstractNum w:abstractNumId="64" w15:restartNumberingAfterBreak="0">
     <w:nsid w:val="78A40B1D"/>
     <w:multiLevelType w:val="multilevel"/>
     <w:tmpl w:val="1AC2EB18"/>
@@ -22262,7 +22372,7 @@
       </w:rPr>
     </w:lvl>
   </w:abstractNum>
-  <w:abstractNum w:abstractNumId="64" w15:restartNumberingAfterBreak="0">
+  <w:abstractNum w:abstractNumId="65" w15:restartNumberingAfterBreak="0">
     <w:nsid w:val="79F162FB"/>
     <w:multiLevelType w:val="multilevel"/>
     <w:tmpl w:val="0C321464"/>
@@ -22402,7 +22512,7 @@
       </w:rPr>
     </w:lvl>
   </w:abstractNum>
-  <w:abstractNum w:abstractNumId="65" w15:restartNumberingAfterBreak="0">
+  <w:abstractNum w:abstractNumId="66" w15:restartNumberingAfterBreak="0">
     <w:nsid w:val="7C970EC7"/>
     <w:multiLevelType w:val="hybridMultilevel"/>
     <w:tmpl w:val="7D2EE680"/>
@@ -22491,7 +22601,7 @@
       </w:pPr>
     </w:lvl>
   </w:abstractNum>
-  <w:abstractNum w:abstractNumId="66" w15:restartNumberingAfterBreak="0">
+  <w:abstractNum w:abstractNumId="67" w15:restartNumberingAfterBreak="0">
     <w:nsid w:val="7F3605F0"/>
     <w:multiLevelType w:val="multilevel"/>
     <w:tmpl w:val="0B484776"/>
@@ -22631,7 +22741,7 @@
       </w:rPr>
     </w:lvl>
   </w:abstractNum>
-  <w:abstractNum w:abstractNumId="67" w15:restartNumberingAfterBreak="0">
+  <w:abstractNum w:abstractNumId="68" w15:restartNumberingAfterBreak="0">
     <w:nsid w:val="7FEE14A8"/>
     <w:multiLevelType w:val="hybridMultilevel"/>
     <w:tmpl w:val="64FC9D2C"/>
@@ -22717,7 +22827,7 @@
       </w:pPr>
     </w:lvl>
   </w:abstractNum>
-  <w:abstractNum w:abstractNumId="68" w15:restartNumberingAfterBreak="0">
+  <w:abstractNum w:abstractNumId="69" w15:restartNumberingAfterBreak="0">
     <w:nsid w:val="7FF24A2E"/>
     <w:multiLevelType w:val="hybridMultilevel"/>
     <w:tmpl w:val="AA284BB2"/>
@@ -22808,7 +22918,7 @@
     </w:lvl>
   </w:abstractNum>
   <w:num w:numId="1" w16cid:durableId="462768859">
-    <w:abstractNumId w:val="52"/>
+    <w:abstractNumId w:val="53"/>
   </w:num>
   <w:num w:numId="2" w16cid:durableId="534851259">
     <w:abstractNumId w:val="20"/>
@@ -22820,10 +22930,10 @@
     <w:abstractNumId w:val="46"/>
   </w:num>
   <w:num w:numId="5" w16cid:durableId="1569268375">
-    <w:abstractNumId w:val="66"/>
+    <w:abstractNumId w:val="67"/>
   </w:num>
   <w:num w:numId="6" w16cid:durableId="1342007254">
-    <w:abstractNumId w:val="55"/>
+    <w:abstractNumId w:val="56"/>
   </w:num>
   <w:num w:numId="7" w16cid:durableId="935209781">
     <w:abstractNumId w:val="26"/>
@@ -22835,16 +22945,16 @@
     <w:abstractNumId w:val="49"/>
   </w:num>
   <w:num w:numId="10" w16cid:durableId="1929850215">
-    <w:abstractNumId w:val="57"/>
+    <w:abstractNumId w:val="58"/>
   </w:num>
   <w:num w:numId="11" w16cid:durableId="624845372">
     <w:abstractNumId w:val="25"/>
   </w:num>
   <w:num w:numId="12" w16cid:durableId="407583010">
-    <w:abstractNumId w:val="63"/>
+    <w:abstractNumId w:val="64"/>
   </w:num>
   <w:num w:numId="13" w16cid:durableId="750663636">
-    <w:abstractNumId w:val="64"/>
+    <w:abstractNumId w:val="65"/>
   </w:num>
   <w:num w:numId="14" w16cid:durableId="1026060989">
     <w:abstractNumId w:val="17"/>
@@ -22880,7 +22990,7 @@
     </w:lvlOverride>
   </w:num>
   <w:num w:numId="24" w16cid:durableId="883636844">
-    <w:abstractNumId w:val="62"/>
+    <w:abstractNumId w:val="63"/>
     <w:lvlOverride w:ilvl="0">
       <w:startOverride w:val="1"/>
     </w:lvlOverride>
@@ -22892,7 +23002,7 @@
     <w:abstractNumId w:val="37"/>
   </w:num>
   <w:num w:numId="27" w16cid:durableId="1970436380">
-    <w:abstractNumId w:val="51"/>
+    <w:abstractNumId w:val="52"/>
   </w:num>
   <w:num w:numId="28" w16cid:durableId="1109744282">
     <w:abstractNumId w:val="10"/>
@@ -22907,7 +23017,7 @@
     <w:abstractNumId w:val="31"/>
   </w:num>
   <w:num w:numId="32" w16cid:durableId="99614821">
-    <w:abstractNumId w:val="68"/>
+    <w:abstractNumId w:val="69"/>
   </w:num>
   <w:num w:numId="33" w16cid:durableId="1972857697">
     <w:abstractNumId w:val="40"/>
@@ -22922,7 +23032,7 @@
     <w:abstractNumId w:val="43"/>
   </w:num>
   <w:num w:numId="37" w16cid:durableId="1249339732">
-    <w:abstractNumId w:val="52"/>
+    <w:abstractNumId w:val="53"/>
   </w:num>
   <w:num w:numId="38" w16cid:durableId="901332559">
     <w:abstractNumId w:val="15"/>
@@ -22934,25 +23044,25 @@
     <w:abstractNumId w:val="42"/>
   </w:num>
   <w:num w:numId="41" w16cid:durableId="1257639454">
-    <w:abstractNumId w:val="52"/>
+    <w:abstractNumId w:val="53"/>
   </w:num>
   <w:num w:numId="42" w16cid:durableId="196894282">
     <w:abstractNumId w:val="7"/>
   </w:num>
   <w:num w:numId="43" w16cid:durableId="680471570">
-    <w:abstractNumId w:val="65"/>
+    <w:abstractNumId w:val="66"/>
   </w:num>
   <w:num w:numId="44" w16cid:durableId="1315139082">
-    <w:abstractNumId w:val="52"/>
+    <w:abstractNumId w:val="53"/>
   </w:num>
   <w:num w:numId="45" w16cid:durableId="2113940701">
-    <w:abstractNumId w:val="52"/>
+    <w:abstractNumId w:val="53"/>
   </w:num>
   <w:num w:numId="46" w16cid:durableId="1884713029">
-    <w:abstractNumId w:val="54"/>
+    <w:abstractNumId w:val="55"/>
   </w:num>
   <w:num w:numId="47" w16cid:durableId="1079255107">
-    <w:abstractNumId w:val="58"/>
+    <w:abstractNumId w:val="59"/>
   </w:num>
   <w:num w:numId="48" w16cid:durableId="163739946">
     <w:abstractNumId w:val="35"/>
@@ -22961,13 +23071,13 @@
     </w:lvlOverride>
   </w:num>
   <w:num w:numId="49" w16cid:durableId="130177845">
-    <w:abstractNumId w:val="52"/>
+    <w:abstractNumId w:val="53"/>
   </w:num>
   <w:num w:numId="50" w16cid:durableId="1549225530">
-    <w:abstractNumId w:val="52"/>
+    <w:abstractNumId w:val="53"/>
   </w:num>
   <w:num w:numId="51" w16cid:durableId="1543207655">
-    <w:abstractNumId w:val="52"/>
+    <w:abstractNumId w:val="53"/>
   </w:num>
   <w:num w:numId="52" w16cid:durableId="2082754323">
     <w:abstractNumId w:val="24"/>
@@ -22979,10 +23089,10 @@
     </w:lvlOverride>
   </w:num>
   <w:num w:numId="54" w16cid:durableId="1476414865">
-    <w:abstractNumId w:val="52"/>
+    <w:abstractNumId w:val="53"/>
   </w:num>
   <w:num w:numId="55" w16cid:durableId="1747803550">
-    <w:abstractNumId w:val="61"/>
+    <w:abstractNumId w:val="62"/>
   </w:num>
   <w:num w:numId="56" w16cid:durableId="1421872203">
     <w:abstractNumId w:val="23"/>
@@ -22991,10 +23101,10 @@
     </w:lvlOverride>
   </w:num>
   <w:num w:numId="57" w16cid:durableId="1090199479">
-    <w:abstractNumId w:val="56"/>
+    <w:abstractNumId w:val="57"/>
   </w:num>
   <w:num w:numId="58" w16cid:durableId="794324903">
-    <w:abstractNumId w:val="52"/>
+    <w:abstractNumId w:val="53"/>
   </w:num>
   <w:num w:numId="59" w16cid:durableId="1306081610">
     <w:abstractNumId w:val="14"/>
@@ -23009,49 +23119,49 @@
     <w:abstractNumId w:val="9"/>
   </w:num>
   <w:num w:numId="63" w16cid:durableId="1952125431">
-    <w:abstractNumId w:val="52"/>
+    <w:abstractNumId w:val="53"/>
   </w:num>
   <w:num w:numId="64" w16cid:durableId="1966891500">
     <w:abstractNumId w:val="4"/>
   </w:num>
   <w:num w:numId="65" w16cid:durableId="697698884">
-    <w:abstractNumId w:val="52"/>
+    <w:abstractNumId w:val="53"/>
   </w:num>
   <w:num w:numId="66" w16cid:durableId="1168981868">
-    <w:abstractNumId w:val="60"/>
+    <w:abstractNumId w:val="61"/>
   </w:num>
   <w:num w:numId="67" w16cid:durableId="160393705">
-    <w:abstractNumId w:val="52"/>
+    <w:abstractNumId w:val="53"/>
   </w:num>
   <w:num w:numId="68" w16cid:durableId="1831167593">
     <w:abstractNumId w:val="12"/>
   </w:num>
   <w:num w:numId="69" w16cid:durableId="1698121427">
-    <w:abstractNumId w:val="52"/>
+    <w:abstractNumId w:val="53"/>
   </w:num>
   <w:num w:numId="70" w16cid:durableId="1760105121">
     <w:abstractNumId w:val="48"/>
   </w:num>
   <w:num w:numId="71" w16cid:durableId="702751241">
-    <w:abstractNumId w:val="59"/>
+    <w:abstractNumId w:val="60"/>
   </w:num>
   <w:num w:numId="72" w16cid:durableId="408386921">
-    <w:abstractNumId w:val="52"/>
+    <w:abstractNumId w:val="53"/>
   </w:num>
   <w:num w:numId="73" w16cid:durableId="2030330978">
     <w:abstractNumId w:val="50"/>
   </w:num>
   <w:num w:numId="74" w16cid:durableId="100954797">
-    <w:abstractNumId w:val="52"/>
+    <w:abstractNumId w:val="53"/>
   </w:num>
   <w:num w:numId="75" w16cid:durableId="1834107868">
-    <w:abstractNumId w:val="52"/>
+    <w:abstractNumId w:val="53"/>
   </w:num>
   <w:num w:numId="76" w16cid:durableId="1557204703">
     <w:abstractNumId w:val="8"/>
   </w:num>
   <w:num w:numId="77" w16cid:durableId="534007519">
-    <w:abstractNumId w:val="67"/>
+    <w:abstractNumId w:val="68"/>
     <w:lvlOverride w:ilvl="0">
       <w:startOverride w:val="1"/>
     </w:lvlOverride>
@@ -23069,19 +23179,19 @@
     </w:lvlOverride>
   </w:num>
   <w:num w:numId="81" w16cid:durableId="1371109530">
-    <w:abstractNumId w:val="52"/>
+    <w:abstractNumId w:val="53"/>
   </w:num>
   <w:num w:numId="82" w16cid:durableId="56056520">
-    <w:abstractNumId w:val="52"/>
+    <w:abstractNumId w:val="53"/>
   </w:num>
   <w:num w:numId="83" w16cid:durableId="903219920">
-    <w:abstractNumId w:val="52"/>
+    <w:abstractNumId w:val="53"/>
   </w:num>
   <w:num w:numId="84" w16cid:durableId="1131555045">
-    <w:abstractNumId w:val="52"/>
+    <w:abstractNumId w:val="53"/>
   </w:num>
   <w:num w:numId="85" w16cid:durableId="501623252">
-    <w:abstractNumId w:val="53"/>
+    <w:abstractNumId w:val="54"/>
   </w:num>
   <w:num w:numId="86" w16cid:durableId="1804806667">
     <w:abstractNumId w:val="11"/>
@@ -23097,6 +23207,9 @@
   </w:num>
   <w:num w:numId="90" w16cid:durableId="296032824">
     <w:abstractNumId w:val="33"/>
+  </w:num>
+  <w:num w:numId="91" w16cid:durableId="316420869">
+    <w:abstractNumId w:val="51"/>
   </w:num>
 </w:numbering>
 </file>

--- a/CW_Doc.docx
+++ b/CW_Doc.docx
@@ -1328,13 +1328,7 @@
         <w:rPr>
           <w:rFonts w:ascii="Aptos" w:hAnsi="Aptos" w:cs="Angsana New"/>
         </w:rPr>
-        <w:t>I</w:t>
-      </w:r>
-      <w:r>
-        <w:rPr>
-          <w:rFonts w:ascii="Aptos" w:hAnsi="Aptos" w:cs="Angsana New"/>
-        </w:rPr>
-        <w:t>nternational Information and Engineering Technology Association</w:t>
+        <w:t>International Information and Engineering Technology Association</w:t>
       </w:r>
     </w:p>
     <w:p>
@@ -11002,13 +10996,7 @@
         <w:rPr>
           <w:rFonts w:ascii="Aptos" w:hAnsi="Aptos"/>
         </w:rPr>
-        <w:t>J</w:t>
-      </w:r>
-      <w:r>
-        <w:rPr>
-          <w:rFonts w:ascii="Aptos" w:hAnsi="Aptos"/>
-        </w:rPr>
-        <w:t>ournal of information science and technology, data, knowledge, and communication</w:t>
+        <w:t>Journal of information science and technology, data, knowledge, and communication</w:t>
       </w:r>
     </w:p>
     <w:p>
@@ -11050,16 +11038,7 @@
           <w:b w:val="0"/>
           <w:bCs w:val="0"/>
         </w:rPr>
-        <w:t>Evaluated tree-based ensemble methods (XGBoost) for financial assets</w:t>
-      </w:r>
-      <w:r>
-        <w:rPr>
-          <w:rStyle w:val="Strong"/>
-          <w:rFonts w:ascii="Aptos" w:hAnsi="Aptos" w:cs="Angsana New"/>
-          <w:b w:val="0"/>
-          <w:bCs w:val="0"/>
-        </w:rPr>
-        <w:t>. XGBoost is flexible and robust to outliers. Its limited in extrapolating beyond the range of prices observed during training.</w:t>
+        <w:t>Evaluated tree-based ensemble methods (XGBoost) for financial assets. XGBoost is flexible and robust to outliers. Its limited in extrapolating beyond the range of prices observed during training.</w:t>
       </w:r>
     </w:p>
     <w:p>
@@ -11081,52 +11060,30 @@
           <w:b/>
           <w:bCs/>
         </w:rPr>
-        <w:t>A hybrid volatility forecasting framework integrating GARCH, artificial neural network, technical analysis, and principal components analysis</w:t>
-      </w:r>
+        <w:t>A hybrid volatility forecasting framework integrating GARCH, artificial neural network, technical analysis, and principal components analysis [8]</w:t>
+      </w:r>
+    </w:p>
+    <w:p>
+      <w:pPr>
+        <w:spacing w:after="120"/>
+        <w:ind w:left="360" w:firstLine="349"/>
+        <w:rPr>
+          <w:rFonts w:ascii="Aptos" w:hAnsi="Aptos" w:cs="Mangal"/>
+        </w:rPr>
+      </w:pPr>
       <w:r>
         <w:rPr>
           <w:rFonts w:ascii="Aptos" w:hAnsi="Aptos" w:cs="Angsana New"/>
           <w:b/>
           <w:bCs/>
         </w:rPr>
-        <w:t xml:space="preserve"> [8]</w:t>
-      </w:r>
-    </w:p>
-    <w:p>
-      <w:pPr>
-        <w:spacing w:after="120"/>
-        <w:ind w:left="360" w:firstLine="349"/>
-        <w:rPr>
-          <w:rFonts w:ascii="Aptos" w:hAnsi="Aptos" w:cs="Mangal"/>
-        </w:rPr>
-      </w:pPr>
-      <w:r>
-        <w:rPr>
-          <w:rFonts w:ascii="Aptos" w:hAnsi="Aptos" w:cs="Angsana New"/>
-          <w:b/>
-          <w:bCs/>
-        </w:rPr>
-        <w:t>Source:</w:t>
-      </w:r>
-      <w:r>
-        <w:rPr>
-          <w:rFonts w:ascii="Aptos" w:hAnsi="Aptos" w:cs="Angsana New"/>
-          <w:b/>
-          <w:bCs/>
-        </w:rPr>
-        <w:t xml:space="preserve"> </w:t>
-      </w:r>
-      <w:r>
-        <w:rPr>
-          <w:rFonts w:ascii="Aptos" w:hAnsi="Aptos" w:cs="Angsana New"/>
-        </w:rPr>
-        <w:t>Expert Systems with Applications</w:t>
-      </w:r>
-      <w:r>
-        <w:rPr>
-          <w:rFonts w:ascii="Aptos" w:hAnsi="Aptos" w:cs="Angsana New"/>
-        </w:rPr>
-        <w:t xml:space="preserve"> Journal</w:t>
+        <w:t xml:space="preserve">Source: </w:t>
+      </w:r>
+      <w:r>
+        <w:rPr>
+          <w:rFonts w:ascii="Aptos" w:hAnsi="Aptos" w:cs="Angsana New"/>
+        </w:rPr>
+        <w:t>Expert Systems with Applications Journal</w:t>
       </w:r>
     </w:p>
     <w:p>
@@ -11162,25 +11119,7 @@
         <w:rPr>
           <w:rFonts w:ascii="Aptos" w:hAnsi="Aptos"/>
         </w:rPr>
-        <w:t>Proposed a hybrid GARCH</w:t>
-      </w:r>
-      <w:r>
-        <w:rPr>
-          <w:rFonts w:ascii="Aptos" w:hAnsi="Aptos"/>
-        </w:rPr>
-        <w:t>+</w:t>
-      </w:r>
-      <w:r>
-        <w:rPr>
-          <w:rFonts w:ascii="Aptos" w:hAnsi="Aptos"/>
-        </w:rPr>
-        <w:t>LSTM mode</w:t>
-      </w:r>
-      <w:r>
-        <w:rPr>
-          <w:rFonts w:ascii="Aptos" w:hAnsi="Aptos"/>
-        </w:rPr>
-        <w:t xml:space="preserve">l. They were used this to prove hybrid statistical and neural models outperforms standalone models. </w:t>
+        <w:t xml:space="preserve">Proposed a hybrid GARCH+LSTM model. They were used this to prove hybrid statistical and neural models outperforms standalone models. </w:t>
       </w:r>
     </w:p>
     <w:p>
@@ -12233,6 +12172,7 @@
       <w:r>
         <w:rPr>
           <w:rFonts w:ascii="Aptos" w:hAnsi="Aptos" w:cs="Angsana New"/>
+          <w:noProof/>
         </w:rPr>
         <w:drawing>
           <wp:inline distT="0" distB="0" distL="0" distR="0" wp14:anchorId="0C4F4045" wp14:editId="51BB1C4B">
@@ -12773,13 +12713,7 @@
         <w:rPr>
           <w:rFonts w:ascii="Aptos" w:hAnsi="Aptos" w:cs="Angsana New"/>
         </w:rPr>
-        <w:t xml:space="preserve"> </w:t>
-      </w:r>
-      <w:r>
-        <w:rPr>
-          <w:rFonts w:ascii="Aptos" w:hAnsi="Aptos" w:cs="Angsana New"/>
-        </w:rPr>
-        <w:t xml:space="preserve">05 </w:t>
+        <w:t xml:space="preserve"> 05 </w:t>
       </w:r>
       <w:r>
         <w:rPr>
@@ -13329,19 +13263,7 @@
         <w:rPr>
           <w:rFonts w:ascii="Aptos" w:hAnsi="Aptos"/>
         </w:rPr>
-        <w:t xml:space="preserve">Here the hyperparameters optimized with grid search to minimize RMSE(Root Mean Squared Error). And it gave optimized params as </w:t>
-      </w:r>
-      <w:r>
-        <w:rPr>
-          <w:rFonts w:ascii="Aptos" w:hAnsi="Aptos"/>
-        </w:rPr>
-        <w:t>n_estimators: 200, max_depth: 3, and learning_rate: 0.03</w:t>
-      </w:r>
-      <w:r>
-        <w:rPr>
-          <w:rFonts w:ascii="Aptos" w:hAnsi="Aptos"/>
-        </w:rPr>
-        <w:t xml:space="preserve">. Data leakages were prevented by enforcing exclusion of raw price variables(Open, High, Low, Adj Close) and target returns. This ensures model trains on structural indicators and calendar features. </w:t>
+        <w:t xml:space="preserve">Here the hyperparameters optimized with grid search to minimize RMSE(Root Mean Squared Error). And it gave optimized params as n_estimators: 200, max_depth: 3, and learning_rate: 0.03. Data leakages were prevented by enforcing exclusion of raw price variables(Open, High, Low, Adj Close) and target returns. This ensures model trains on structural indicators and calendar features. </w:t>
       </w:r>
     </w:p>
     <w:p>
@@ -13367,25 +13289,20 @@
         <w:rPr>
           <w:rFonts w:ascii="Aptos" w:hAnsi="Aptos"/>
         </w:rPr>
-        <w:t>Open, High, Low, and Close</w:t>
-      </w:r>
-      <w:r>
-        <w:rPr>
-          <w:rFonts w:ascii="Aptos" w:hAnsi="Aptos"/>
-        </w:rPr>
-        <w:t xml:space="preserve"> are highly correlated, if we included them to XGBoost it could bypass engineered feature completely. It may simply look at High or Open value to predict Close calue.</w:t>
-      </w:r>
-    </w:p>
-    <w:p>
-      <w:pPr>
-        <w:pStyle w:val="BodyText"/>
-        <w:rPr>
-          <w:rFonts w:ascii="Aptos" w:hAnsi="Aptos"/>
-        </w:rPr>
-      </w:pPr>
-      <w:r>
-        <w:rPr>
-          <w:rFonts w:ascii="Aptos" w:hAnsi="Aptos"/>
+        <w:t>Open, High, Low, and Close are highly correlated, if we included them to XGBoost it could bypass engineered feature completely. It may simply look at High or Open value to predict Close calue.</w:t>
+      </w:r>
+    </w:p>
+    <w:p>
+      <w:pPr>
+        <w:pStyle w:val="BodyText"/>
+        <w:rPr>
+          <w:rFonts w:ascii="Aptos" w:hAnsi="Aptos"/>
+        </w:rPr>
+      </w:pPr>
+      <w:r>
+        <w:rPr>
+          <w:rFonts w:ascii="Aptos" w:hAnsi="Aptos"/>
+          <w:noProof/>
         </w:rPr>
         <w:lastRenderedPageBreak/>
         <w:drawing>
@@ -13441,39 +13358,7 @@
           <w:sz w:val="20"/>
           <w:szCs w:val="20"/>
         </w:rPr>
-        <w:t>Figure 2.</w:t>
-      </w:r>
-      <w:r>
-        <w:rPr>
-          <w:rFonts w:ascii="Aptos" w:hAnsi="Aptos"/>
-          <w:sz w:val="20"/>
-          <w:szCs w:val="20"/>
-        </w:rPr>
-        <w:t>8</w:t>
-      </w:r>
-      <w:r>
-        <w:rPr>
-          <w:rFonts w:ascii="Aptos" w:hAnsi="Aptos"/>
-          <w:sz w:val="20"/>
-          <w:szCs w:val="20"/>
-        </w:rPr>
-        <w:t xml:space="preserve">: </w:t>
-      </w:r>
-      <w:r>
-        <w:rPr>
-          <w:rFonts w:ascii="Aptos" w:hAnsi="Aptos"/>
-          <w:sz w:val="20"/>
-          <w:szCs w:val="20"/>
-        </w:rPr>
-        <w:t>XGBoost</w:t>
-      </w:r>
-      <w:r>
-        <w:rPr>
-          <w:rFonts w:ascii="Aptos" w:hAnsi="Aptos"/>
-          <w:sz w:val="20"/>
-          <w:szCs w:val="20"/>
-        </w:rPr>
-        <w:t xml:space="preserve"> model implementation</w:t>
+        <w:t>Figure 2.8: XGBoost model implementation</w:t>
       </w:r>
     </w:p>
     <w:p>
@@ -13924,6 +13809,7 @@
       <w:r>
         <w:rPr>
           <w:rFonts w:ascii="Aptos" w:hAnsi="Aptos"/>
+          <w:noProof/>
         </w:rPr>
         <w:drawing>
           <wp:inline distT="0" distB="0" distL="0" distR="0" wp14:anchorId="2C184F85" wp14:editId="2447285A">
@@ -13978,15 +13864,7 @@
           <w:sz w:val="20"/>
           <w:szCs w:val="20"/>
         </w:rPr>
-        <w:t>Figure 2.</w:t>
-      </w:r>
-      <w:r>
-        <w:rPr>
-          <w:rFonts w:ascii="Aptos" w:hAnsi="Aptos"/>
-          <w:sz w:val="20"/>
-          <w:szCs w:val="20"/>
-        </w:rPr>
-        <w:t>9: Test set model forecasting plots</w:t>
+        <w:t>Figure 2.9: Test set model forecasting plots</w:t>
       </w:r>
     </w:p>
     <w:p>
@@ -14311,6 +14189,7 @@
       <w:r>
         <w:rPr>
           <w:rFonts w:ascii="Aptos" w:hAnsi="Aptos"/>
+          <w:noProof/>
         </w:rPr>
         <w:drawing>
           <wp:inline distT="0" distB="0" distL="0" distR="0" wp14:anchorId="4CA5000F" wp14:editId="2ADAB18E">
@@ -14365,7 +14244,7 @@
           <w:sz w:val="20"/>
           <w:szCs w:val="20"/>
         </w:rPr>
-        <w:t>Figure 2.</w:t>
+        <w:t xml:space="preserve">Figure 2.10: </w:t>
       </w:r>
       <w:r>
         <w:rPr>
@@ -14373,66 +14252,30 @@
           <w:sz w:val="20"/>
           <w:szCs w:val="20"/>
         </w:rPr>
-        <w:t>10</w:t>
-      </w:r>
-      <w:r>
+        <w:t>ARCH effect testing</w:t>
+      </w:r>
+    </w:p>
+    <w:p>
+      <w:pPr>
+        <w:pStyle w:val="BodyText"/>
         <w:rPr>
           <w:rFonts w:ascii="Aptos" w:hAnsi="Aptos"/>
           <w:sz w:val="20"/>
           <w:szCs w:val="20"/>
         </w:rPr>
-        <w:t>:</w:t>
-      </w:r>
-      <w:r>
-        <w:rPr>
-          <w:rFonts w:ascii="Aptos" w:hAnsi="Aptos"/>
-          <w:sz w:val="20"/>
-          <w:szCs w:val="20"/>
-        </w:rPr>
-        <w:t xml:space="preserve"> </w:t>
-      </w:r>
-      <w:r>
-        <w:rPr>
-          <w:rFonts w:ascii="Aptos" w:hAnsi="Aptos"/>
-          <w:sz w:val="20"/>
-          <w:szCs w:val="20"/>
-        </w:rPr>
-        <w:t>ARCH effect testing</w:t>
-      </w:r>
-    </w:p>
-    <w:p>
-      <w:pPr>
-        <w:pStyle w:val="BodyText"/>
-        <w:rPr>
-          <w:rFonts w:ascii="Aptos" w:hAnsi="Aptos"/>
-          <w:sz w:val="20"/>
-          <w:szCs w:val="20"/>
-        </w:rPr>
-      </w:pPr>
-    </w:p>
-    <w:p>
-      <w:pPr>
-        <w:rPr>
-          <w:rFonts w:ascii="Aptos" w:hAnsi="Aptos"/>
-        </w:rPr>
-      </w:pPr>
-      <w:r>
-        <w:rPr>
-          <w:rFonts w:ascii="Aptos" w:hAnsi="Aptos"/>
-        </w:rPr>
-        <w:t xml:space="preserve">Here we got significantly low p-value </w:t>
-      </w:r>
-      <w:r>
-        <w:rPr>
-          <w:rFonts w:ascii="Aptos" w:hAnsi="Aptos"/>
-        </w:rPr>
-        <w:t>1.981030</w:t>
-      </w:r>
-      <w:r>
-        <w:rPr>
-          <w:rFonts w:ascii="Aptos" w:hAnsi="Aptos"/>
-        </w:rPr>
-        <w:t xml:space="preserve"> x 10</w:t>
+      </w:pPr>
+    </w:p>
+    <w:p>
+      <w:pPr>
+        <w:rPr>
+          <w:rFonts w:ascii="Aptos" w:hAnsi="Aptos"/>
+        </w:rPr>
+      </w:pPr>
+      <w:r>
+        <w:rPr>
+          <w:rFonts w:ascii="Aptos" w:hAnsi="Aptos"/>
+        </w:rPr>
+        <w:t>Here we got significantly low p-value 1.981030 x 10</w:t>
       </w:r>
       <w:r>
         <w:rPr>
@@ -14582,6 +14425,7 @@
       <w:r>
         <w:rPr>
           <w:rFonts w:ascii="Aptos" w:hAnsi="Aptos"/>
+          <w:noProof/>
         </w:rPr>
         <w:lastRenderedPageBreak/>
         <w:drawing>
@@ -14787,31 +14631,7 @@
           <w:sz w:val="20"/>
           <w:szCs w:val="20"/>
         </w:rPr>
-        <w:t>Table 2.</w:t>
-      </w:r>
-      <w:r>
-        <w:rPr>
-          <w:rFonts w:ascii="Aptos" w:hAnsi="Aptos"/>
-          <w:sz w:val="20"/>
-          <w:szCs w:val="20"/>
-        </w:rPr>
-        <w:t>3</w:t>
-      </w:r>
-      <w:r>
-        <w:rPr>
-          <w:rFonts w:ascii="Aptos" w:hAnsi="Aptos"/>
-          <w:sz w:val="20"/>
-          <w:szCs w:val="20"/>
-        </w:rPr>
-        <w:t xml:space="preserve">: </w:t>
-      </w:r>
-      <w:r>
-        <w:rPr>
-          <w:rFonts w:ascii="Aptos" w:hAnsi="Aptos"/>
-          <w:sz w:val="20"/>
-          <w:szCs w:val="20"/>
-        </w:rPr>
-        <w:t>GARCH Parameters</w:t>
+        <w:t>Table 2.3: GARCH Parameters</w:t>
       </w:r>
     </w:p>
     <w:p>
@@ -15042,20 +14862,1457 @@
     </w:p>
     <w:p>
       <w:pPr>
+        <w:pStyle w:val="Title"/>
+        <w:rPr>
+          <w:rFonts w:ascii="Aptos" w:hAnsi="Aptos"/>
+        </w:rPr>
+      </w:pPr>
+      <w:r>
+        <w:rPr>
+          <w:rFonts w:ascii="Aptos" w:hAnsi="Aptos"/>
+        </w:rPr>
+        <w:lastRenderedPageBreak/>
+        <w:t xml:space="preserve">Question 3: Optimization using Genetic Algorithms </w:t>
+      </w:r>
+    </w:p>
+    <w:p>
+      <w:pPr>
+        <w:pStyle w:val="Heading1"/>
+        <w:numPr>
+          <w:ilvl w:val="0"/>
+          <w:numId w:val="92"/>
+        </w:numPr>
+        <w:rPr>
+          <w:rFonts w:ascii="Aptos" w:hAnsi="Aptos" w:cs="Angsana New"/>
+        </w:rPr>
+      </w:pPr>
+      <w:r>
+        <w:rPr>
+          <w:rFonts w:ascii="Aptos" w:hAnsi="Aptos" w:cs="Angsana New"/>
+        </w:rPr>
+        <w:t xml:space="preserve">Problem Definition and Literature Review </w:t>
+      </w:r>
+    </w:p>
+    <w:p>
+      <w:pPr>
+        <w:pStyle w:val="ListParagraph"/>
+        <w:spacing w:after="120"/>
+        <w:ind w:left="360"/>
+        <w:rPr>
+          <w:rFonts w:ascii="Aptos" w:hAnsi="Aptos"/>
+        </w:rPr>
+      </w:pPr>
+      <w:r>
+        <w:rPr>
+          <w:rFonts w:ascii="Aptos" w:hAnsi="Aptos"/>
+        </w:rPr>
+        <w:t xml:space="preserve">Project Portfolio Selection (Resource Allocation) was selected as our optimization problem. Here </w:t>
+      </w:r>
+      <w:r>
+        <w:rPr>
+          <w:rFonts w:ascii="Aptos" w:hAnsi="Aptos"/>
+        </w:rPr>
+        <w:t xml:space="preserve">need to </w:t>
+      </w:r>
+      <w:r>
+        <w:rPr>
+          <w:rFonts w:ascii="Aptos" w:hAnsi="Aptos"/>
+        </w:rPr>
+        <w:t xml:space="preserve">select optimal subset of projects from pool of avialable projects to maximize the profit with </w:t>
+      </w:r>
+      <w:r>
+        <w:rPr>
+          <w:rFonts w:ascii="Aptos" w:hAnsi="Aptos"/>
+          <w:b/>
+          <w:bCs/>
+        </w:rPr>
+        <w:t>considering capital budget constraints</w:t>
+      </w:r>
+      <w:r>
+        <w:rPr>
+          <w:rFonts w:ascii="Aptos" w:hAnsi="Aptos"/>
+          <w:b/>
+          <w:bCs/>
+        </w:rPr>
+        <w:t xml:space="preserve">, </w:t>
+      </w:r>
+      <w:r>
+        <w:rPr>
+          <w:rFonts w:ascii="Aptos" w:hAnsi="Aptos"/>
+          <w:b/>
+          <w:bCs/>
+        </w:rPr>
+        <w:t>constraints with avialable developer</w:t>
+      </w:r>
+      <w:r>
+        <w:rPr>
+          <w:rFonts w:ascii="Aptos" w:hAnsi="Aptos"/>
+          <w:b/>
+          <w:bCs/>
+        </w:rPr>
+        <w:t xml:space="preserve"> hours</w:t>
+      </w:r>
+      <w:r>
+        <w:rPr>
+          <w:rFonts w:ascii="Aptos" w:hAnsi="Aptos"/>
+          <w:b/>
+          <w:bCs/>
+        </w:rPr>
+        <w:t xml:space="preserve"> and </w:t>
+      </w:r>
+      <w:r>
+        <w:rPr>
+          <w:rFonts w:ascii="Aptos" w:hAnsi="Aptos"/>
+          <w:b/>
+          <w:bCs/>
+        </w:rPr>
+        <w:t>other logical</w:t>
+      </w:r>
+      <w:r>
+        <w:rPr>
+          <w:rFonts w:ascii="Aptos" w:hAnsi="Aptos"/>
+          <w:b/>
+          <w:bCs/>
+        </w:rPr>
+        <w:t xml:space="preserve"> constraints</w:t>
+      </w:r>
+      <w:r>
+        <w:rPr>
+          <w:rFonts w:ascii="Aptos" w:hAnsi="Aptos"/>
+        </w:rPr>
+        <w:t>.</w:t>
+      </w:r>
+    </w:p>
+    <w:p>
+      <w:pPr>
+        <w:pStyle w:val="ListParagraph"/>
+        <w:spacing w:after="120"/>
+        <w:ind w:left="360"/>
+        <w:rPr>
+          <w:rFonts w:ascii="Aptos" w:hAnsi="Aptos"/>
+        </w:rPr>
+      </w:pPr>
+    </w:p>
+    <w:p>
+      <w:pPr>
+        <w:pStyle w:val="ListParagraph"/>
+        <w:spacing w:after="120"/>
+        <w:ind w:left="360"/>
+        <w:rPr>
+          <w:rFonts w:ascii="Aptos" w:hAnsi="Aptos"/>
+        </w:rPr>
+      </w:pPr>
+      <w:r>
+        <w:rPr>
+          <w:rFonts w:ascii="Aptos" w:hAnsi="Aptos"/>
+        </w:rPr>
+        <w:t>Resource Constraints : Budget Limit and Developer Hours</w:t>
+      </w:r>
+    </w:p>
+    <w:p>
+      <w:pPr>
+        <w:pStyle w:val="ListParagraph"/>
+        <w:spacing w:after="120"/>
+        <w:ind w:left="360"/>
+        <w:rPr>
+          <w:rFonts w:ascii="Aptos" w:hAnsi="Aptos"/>
+        </w:rPr>
+      </w:pPr>
+    </w:p>
+    <w:p>
+      <w:pPr>
+        <w:pStyle w:val="ListParagraph"/>
+        <w:spacing w:after="120"/>
+        <w:ind w:left="360"/>
+        <w:rPr>
+          <w:rFonts w:ascii="Aptos" w:hAnsi="Aptos"/>
+        </w:rPr>
+      </w:pPr>
+      <w:r>
+        <w:rPr>
+          <w:rFonts w:ascii="Aptos" w:hAnsi="Aptos"/>
+        </w:rPr>
+        <w:t xml:space="preserve">Logical Constraints : </w:t>
+      </w:r>
+    </w:p>
+    <w:p>
+      <w:pPr>
+        <w:pStyle w:val="ListParagraph"/>
+        <w:numPr>
+          <w:ilvl w:val="2"/>
+          <w:numId w:val="92"/>
+        </w:numPr>
+        <w:spacing w:after="120"/>
+        <w:rPr>
+          <w:rFonts w:ascii="Aptos" w:hAnsi="Aptos"/>
+        </w:rPr>
+      </w:pPr>
+      <w:r>
+        <w:rPr>
+          <w:rFonts w:ascii="Aptos" w:hAnsi="Aptos"/>
+        </w:rPr>
+        <w:t>Mutual Exclusion : Certain projects cannot picked together</w:t>
+      </w:r>
+    </w:p>
+    <w:p>
+      <w:pPr>
+        <w:pStyle w:val="ListParagraph"/>
+        <w:numPr>
+          <w:ilvl w:val="2"/>
+          <w:numId w:val="92"/>
+        </w:numPr>
+        <w:spacing w:after="120"/>
+        <w:rPr>
+          <w:rFonts w:ascii="Aptos" w:hAnsi="Aptos"/>
+        </w:rPr>
+      </w:pPr>
+      <w:r>
+        <w:rPr>
+          <w:rFonts w:ascii="Aptos" w:hAnsi="Aptos"/>
+        </w:rPr>
+        <w:t>Dependency : Some projects depends on completion of another</w:t>
+      </w:r>
+    </w:p>
+    <w:p>
+      <w:pPr>
+        <w:pStyle w:val="ListParagraph"/>
+        <w:spacing w:after="120"/>
+        <w:ind w:left="709"/>
+        <w:rPr>
+          <w:rFonts w:ascii="Aptos" w:hAnsi="Aptos"/>
+        </w:rPr>
+      </w:pPr>
+      <w:r>
+        <w:rPr>
+          <w:rFonts w:ascii="Aptos" w:hAnsi="Aptos"/>
+        </w:rPr>
+        <w:t xml:space="preserve"> </w:t>
+      </w:r>
+    </w:p>
+    <w:p>
+      <w:pPr>
+        <w:pStyle w:val="Heading3"/>
+        <w:rPr>
+          <w:rFonts w:ascii="Aptos" w:hAnsi="Aptos" w:cs="Angsana New"/>
+        </w:rPr>
+      </w:pPr>
+      <w:r>
+        <w:rPr>
+          <w:rFonts w:ascii="Aptos" w:hAnsi="Aptos" w:cs="Angsana New"/>
+        </w:rPr>
+        <w:t>Mathematical Formulation</w:t>
+      </w:r>
+    </w:p>
+    <w:p>
+      <w:pPr>
+        <w:pStyle w:val="ListParagraph"/>
+        <w:spacing w:after="120"/>
+        <w:ind w:left="360"/>
+        <w:rPr>
+          <w:rFonts w:ascii="Aptos" w:hAnsi="Aptos"/>
+        </w:rPr>
+      </w:pPr>
+      <w:r>
+        <w:rPr>
+          <w:rFonts w:ascii="Aptos" w:hAnsi="Aptos"/>
+        </w:rPr>
+        <w:t xml:space="preserve">Here we need to Pick </w:t>
+      </w:r>
+      <w:r>
+        <w:rPr>
+          <w:rFonts w:ascii="Aptos" w:hAnsi="Aptos"/>
+          <w:b/>
+          <w:bCs/>
+        </w:rPr>
+        <w:t>N</w:t>
+      </w:r>
+      <w:r>
+        <w:rPr>
+          <w:rFonts w:ascii="Aptos" w:hAnsi="Aptos"/>
+        </w:rPr>
+        <w:t xml:space="preserve"> number of projects that maximises the profit. </w:t>
+      </w:r>
+    </w:p>
+    <w:p>
+      <w:pPr>
+        <w:pStyle w:val="Heading"/>
+        <w:rPr>
+          <w:rFonts w:ascii="Aptos" w:hAnsi="Aptos"/>
+        </w:rPr>
+      </w:pPr>
+      <w:r>
+        <w:rPr>
+          <w:rFonts w:ascii="Aptos" w:hAnsi="Aptos"/>
+        </w:rPr>
+        <w:t>Objective Function</w:t>
+      </w:r>
+    </w:p>
+    <w:p>
+      <w:pPr>
+        <w:pStyle w:val="ListParagraph"/>
+        <w:spacing w:after="120"/>
+        <w:ind w:left="360"/>
+        <w:rPr>
+          <w:rFonts w:ascii="Aptos" w:hAnsi="Aptos"/>
+          <w:sz w:val="32"/>
+          <w:szCs w:val="32"/>
+        </w:rPr>
+      </w:pPr>
+      <m:oMathPara>
+        <m:oMath>
+          <m:r>
+            <w:rPr>
+              <w:rFonts w:ascii="Cambria Math" w:hAnsi="Cambria Math"/>
+              <w:sz w:val="32"/>
+              <w:szCs w:val="32"/>
+            </w:rPr>
+            <m:t xml:space="preserve">Max </m:t>
+          </m:r>
+          <m:nary>
+            <m:naryPr>
+              <m:chr m:val="∑"/>
+              <m:limLoc m:val="undOvr"/>
+              <m:ctrlPr>
+                <w:rPr>
+                  <w:rFonts w:ascii="Cambria Math" w:hAnsi="Cambria Math"/>
+                  <w:sz w:val="32"/>
+                  <w:szCs w:val="32"/>
+                </w:rPr>
+              </m:ctrlPr>
+            </m:naryPr>
+            <m:sub>
+              <m:r>
+                <w:rPr>
+                  <w:rFonts w:ascii="Cambria Math" w:hAnsi="Cambria Math"/>
+                  <w:sz w:val="32"/>
+                  <w:szCs w:val="32"/>
+                </w:rPr>
+                <m:t>i=1</m:t>
+              </m:r>
+            </m:sub>
+            <m:sup>
+              <m:r>
+                <w:rPr>
+                  <w:rFonts w:ascii="Cambria Math" w:hAnsi="Cambria Math"/>
+                  <w:sz w:val="32"/>
+                  <w:szCs w:val="32"/>
+                </w:rPr>
+                <m:t>N</m:t>
+              </m:r>
+            </m:sup>
+            <m:e>
+              <m:sSub>
+                <m:sSubPr>
+                  <m:ctrlPr>
+                    <w:rPr>
+                      <w:rFonts w:ascii="Cambria Math" w:hAnsi="Cambria Math"/>
+                      <w:i/>
+                      <w:sz w:val="32"/>
+                      <w:szCs w:val="32"/>
+                    </w:rPr>
+                  </m:ctrlPr>
+                </m:sSubPr>
+                <m:e>
+                  <m:r>
+                    <w:rPr>
+                      <w:rFonts w:ascii="Cambria Math" w:hAnsi="Cambria Math"/>
+                      <w:sz w:val="32"/>
+                      <w:szCs w:val="32"/>
+                    </w:rPr>
+                    <m:t>Pr</m:t>
+                  </m:r>
+                </m:e>
+                <m:sub>
+                  <m:r>
+                    <w:rPr>
+                      <w:rFonts w:ascii="Cambria Math" w:hAnsi="Cambria Math"/>
+                      <w:sz w:val="32"/>
+                      <w:szCs w:val="32"/>
+                    </w:rPr>
+                    <m:t xml:space="preserve">i </m:t>
+                  </m:r>
+                </m:sub>
+              </m:sSub>
+            </m:e>
+          </m:nary>
+          <m:r>
+            <m:rPr>
+              <m:sty m:val="p"/>
+            </m:rPr>
+            <w:rPr>
+              <w:rFonts w:ascii="Cambria Math" w:hAnsi="Cambria Math"/>
+              <w:sz w:val="32"/>
+              <w:szCs w:val="32"/>
+            </w:rPr>
+            <m:t xml:space="preserve"> .  </m:t>
+          </m:r>
+          <m:sSub>
+            <m:sSubPr>
+              <m:ctrlPr>
+                <w:rPr>
+                  <w:rFonts w:ascii="Cambria Math" w:hAnsi="Cambria Math"/>
+                  <w:sz w:val="32"/>
+                  <w:szCs w:val="32"/>
+                </w:rPr>
+              </m:ctrlPr>
+            </m:sSubPr>
+            <m:e>
+              <m:r>
+                <w:rPr>
+                  <w:rFonts w:ascii="Cambria Math" w:hAnsi="Cambria Math"/>
+                  <w:sz w:val="32"/>
+                  <w:szCs w:val="32"/>
+                </w:rPr>
+                <m:t>BD</m:t>
+              </m:r>
+            </m:e>
+            <m:sub>
+              <m:r>
+                <w:rPr>
+                  <w:rFonts w:ascii="Cambria Math" w:hAnsi="Cambria Math"/>
+                  <w:sz w:val="32"/>
+                  <w:szCs w:val="32"/>
+                </w:rPr>
+                <m:t>i</m:t>
+              </m:r>
+            </m:sub>
+          </m:sSub>
+          <m:r>
+            <m:rPr>
+              <m:sty m:val="p"/>
+            </m:rPr>
+            <w:rPr>
+              <w:rFonts w:ascii="Cambria Math" w:hAnsi="Cambria Math"/>
+              <w:sz w:val="32"/>
+              <w:szCs w:val="32"/>
+            </w:rPr>
+            <m:t xml:space="preserve"> </m:t>
+          </m:r>
+        </m:oMath>
+      </m:oMathPara>
+    </w:p>
+    <w:p>
+      <w:pPr>
+        <w:pStyle w:val="ListParagraph"/>
+        <w:spacing w:after="120"/>
+        <w:ind w:left="360"/>
+        <w:rPr>
+          <w:rFonts w:ascii="Aptos" w:hAnsi="Aptos"/>
+        </w:rPr>
+      </w:pPr>
+    </w:p>
+    <w:p>
+      <w:pPr>
+        <w:pStyle w:val="ListParagraph"/>
+        <w:spacing w:after="120"/>
+        <w:ind w:left="360"/>
+        <w:rPr>
+          <w:rFonts w:ascii="Aptos" w:hAnsi="Aptos"/>
+          <w:sz w:val="32"/>
+          <w:szCs w:val="32"/>
+        </w:rPr>
+      </w:pPr>
+      <w:r>
+        <w:rPr>
+          <w:rFonts w:ascii="Aptos" w:hAnsi="Aptos"/>
+        </w:rPr>
+        <w:tab/>
+      </w:r>
+      <w:r>
+        <w:rPr>
+          <w:rFonts w:ascii="Aptos" w:hAnsi="Aptos"/>
+        </w:rPr>
+        <w:tab/>
+      </w:r>
+      <w:r>
+        <w:rPr>
+          <w:rFonts w:ascii="Aptos" w:hAnsi="Aptos"/>
+        </w:rPr>
+        <w:tab/>
+      </w:r>
+      <w:r>
+        <w:rPr>
+          <w:rFonts w:ascii="Aptos" w:hAnsi="Aptos"/>
+        </w:rPr>
+        <w:tab/>
+      </w:r>
+      <w:r>
+        <w:rPr>
+          <w:rFonts w:ascii="Aptos" w:hAnsi="Aptos"/>
+        </w:rPr>
+        <w:tab/>
+      </w:r>
+      <w:r>
+        <w:rPr>
+          <w:rFonts w:ascii="Aptos" w:hAnsi="Aptos"/>
+          <w:i/>
+          <w:sz w:val="32"/>
+          <w:szCs w:val="32"/>
+        </w:rPr>
+        <w:br/>
+      </w:r>
+      <m:oMathPara>
+        <m:oMath>
+          <m:nary>
+            <m:naryPr>
+              <m:chr m:val="∑"/>
+              <m:limLoc m:val="undOvr"/>
+              <m:ctrlPr>
+                <w:rPr>
+                  <w:rFonts w:ascii="Cambria Math" w:hAnsi="Cambria Math"/>
+                  <w:sz w:val="32"/>
+                  <w:szCs w:val="32"/>
+                </w:rPr>
+              </m:ctrlPr>
+            </m:naryPr>
+            <m:sub>
+              <m:r>
+                <w:rPr>
+                  <w:rFonts w:ascii="Cambria Math" w:hAnsi="Cambria Math"/>
+                  <w:sz w:val="32"/>
+                  <w:szCs w:val="32"/>
+                </w:rPr>
+                <m:t>i=1</m:t>
+              </m:r>
+            </m:sub>
+            <m:sup>
+              <m:r>
+                <w:rPr>
+                  <w:rFonts w:ascii="Cambria Math" w:hAnsi="Cambria Math"/>
+                  <w:sz w:val="32"/>
+                  <w:szCs w:val="32"/>
+                </w:rPr>
+                <m:t>N</m:t>
+              </m:r>
+            </m:sup>
+            <m:e>
+              <m:sSub>
+                <m:sSubPr>
+                  <m:ctrlPr>
+                    <w:rPr>
+                      <w:rFonts w:ascii="Cambria Math" w:hAnsi="Cambria Math"/>
+                      <w:i/>
+                      <w:sz w:val="32"/>
+                      <w:szCs w:val="32"/>
+                    </w:rPr>
+                  </m:ctrlPr>
+                </m:sSubPr>
+                <m:e>
+                  <m:r>
+                    <w:rPr>
+                      <w:rFonts w:ascii="Cambria Math" w:hAnsi="Cambria Math"/>
+                      <w:sz w:val="32"/>
+                      <w:szCs w:val="32"/>
+                    </w:rPr>
+                    <m:t>C</m:t>
+                  </m:r>
+                </m:e>
+                <m:sub>
+                  <m:r>
+                    <w:rPr>
+                      <w:rFonts w:ascii="Cambria Math" w:hAnsi="Cambria Math"/>
+                      <w:sz w:val="32"/>
+                      <w:szCs w:val="32"/>
+                    </w:rPr>
+                    <m:t xml:space="preserve">i </m:t>
+                  </m:r>
+                </m:sub>
+              </m:sSub>
+            </m:e>
+          </m:nary>
+          <m:r>
+            <m:rPr>
+              <m:sty m:val="p"/>
+            </m:rPr>
+            <w:rPr>
+              <w:rFonts w:ascii="Cambria Math" w:hAnsi="Cambria Math"/>
+              <w:sz w:val="32"/>
+              <w:szCs w:val="32"/>
+            </w:rPr>
+            <m:t xml:space="preserve"> .  </m:t>
+          </m:r>
+          <m:sSub>
+            <m:sSubPr>
+              <m:ctrlPr>
+                <w:rPr>
+                  <w:rFonts w:ascii="Cambria Math" w:hAnsi="Cambria Math"/>
+                  <w:sz w:val="32"/>
+                  <w:szCs w:val="32"/>
+                </w:rPr>
+              </m:ctrlPr>
+            </m:sSubPr>
+            <m:e>
+              <m:r>
+                <w:rPr>
+                  <w:rFonts w:ascii="Cambria Math" w:hAnsi="Cambria Math"/>
+                  <w:sz w:val="32"/>
+                  <w:szCs w:val="32"/>
+                </w:rPr>
+                <m:t>BD</m:t>
+              </m:r>
+            </m:e>
+            <m:sub>
+              <m:r>
+                <w:rPr>
+                  <w:rFonts w:ascii="Cambria Math" w:hAnsi="Cambria Math"/>
+                  <w:sz w:val="32"/>
+                  <w:szCs w:val="32"/>
+                </w:rPr>
+                <m:t xml:space="preserve">i </m:t>
+              </m:r>
+            </m:sub>
+          </m:sSub>
+          <m:r>
+            <m:rPr>
+              <m:sty m:val="p"/>
+            </m:rPr>
+            <w:rPr>
+              <w:rFonts w:ascii="Cambria Math" w:hAnsi="Cambria Math"/>
+              <w:sz w:val="32"/>
+              <w:szCs w:val="32"/>
+            </w:rPr>
+            <m:t>≤ TB</m:t>
+          </m:r>
+        </m:oMath>
+      </m:oMathPara>
+    </w:p>
+    <w:p>
+      <w:pPr>
+        <w:pStyle w:val="ListParagraph"/>
+        <w:spacing w:after="120"/>
+        <w:ind w:left="360"/>
+        <w:rPr>
+          <w:rFonts w:ascii="Aptos" w:hAnsi="Aptos"/>
+        </w:rPr>
+      </w:pPr>
+    </w:p>
+    <w:p>
+      <w:pPr>
+        <w:pStyle w:val="ListParagraph"/>
+        <w:spacing w:after="120"/>
+        <w:ind w:left="360"/>
+        <w:rPr>
+          <w:rFonts w:ascii="Aptos" w:hAnsi="Aptos"/>
+          <w:sz w:val="32"/>
+          <w:szCs w:val="32"/>
+        </w:rPr>
+      </w:pPr>
+      <w:r>
+        <w:rPr>
+          <w:rFonts w:ascii="Aptos" w:hAnsi="Aptos"/>
+        </w:rPr>
+        <w:tab/>
+      </w:r>
+      <w:r>
+        <w:rPr>
+          <w:rFonts w:ascii="Aptos" w:hAnsi="Aptos"/>
+        </w:rPr>
+        <w:tab/>
+      </w:r>
+      <w:r>
+        <w:rPr>
+          <w:rFonts w:ascii="Aptos" w:hAnsi="Aptos"/>
+        </w:rPr>
+        <w:tab/>
+      </w:r>
+      <w:r>
+        <w:rPr>
+          <w:rFonts w:ascii="Aptos" w:hAnsi="Aptos"/>
+        </w:rPr>
+        <w:tab/>
+      </w:r>
+      <w:r>
+        <w:rPr>
+          <w:rFonts w:ascii="Aptos" w:hAnsi="Aptos"/>
+        </w:rPr>
+        <w:tab/>
+      </w:r>
+      <w:r>
+        <w:rPr>
+          <w:rFonts w:ascii="Aptos" w:hAnsi="Aptos"/>
+          <w:sz w:val="32"/>
+          <w:szCs w:val="32"/>
+        </w:rPr>
+        <w:br/>
+      </w:r>
+      <m:oMathPara>
+        <m:oMath>
+          <m:nary>
+            <m:naryPr>
+              <m:chr m:val="∑"/>
+              <m:limLoc m:val="undOvr"/>
+              <m:ctrlPr>
+                <w:rPr>
+                  <w:rFonts w:ascii="Cambria Math" w:hAnsi="Cambria Math"/>
+                  <w:sz w:val="32"/>
+                  <w:szCs w:val="32"/>
+                </w:rPr>
+              </m:ctrlPr>
+            </m:naryPr>
+            <m:sub>
+              <m:r>
+                <w:rPr>
+                  <w:rFonts w:ascii="Cambria Math" w:hAnsi="Cambria Math"/>
+                  <w:sz w:val="32"/>
+                  <w:szCs w:val="32"/>
+                </w:rPr>
+                <m:t>i=1</m:t>
+              </m:r>
+            </m:sub>
+            <m:sup>
+              <m:r>
+                <w:rPr>
+                  <w:rFonts w:ascii="Cambria Math" w:hAnsi="Cambria Math"/>
+                  <w:sz w:val="32"/>
+                  <w:szCs w:val="32"/>
+                </w:rPr>
+                <m:t>N</m:t>
+              </m:r>
+            </m:sup>
+            <m:e>
+              <m:sSub>
+                <m:sSubPr>
+                  <m:ctrlPr>
+                    <w:rPr>
+                      <w:rFonts w:ascii="Cambria Math" w:hAnsi="Cambria Math"/>
+                      <w:i/>
+                      <w:sz w:val="32"/>
+                      <w:szCs w:val="32"/>
+                    </w:rPr>
+                  </m:ctrlPr>
+                </m:sSubPr>
+                <m:e>
+                  <m:r>
+                    <w:rPr>
+                      <w:rFonts w:ascii="Cambria Math" w:hAnsi="Cambria Math"/>
+                      <w:sz w:val="32"/>
+                      <w:szCs w:val="32"/>
+                    </w:rPr>
+                    <m:t>H</m:t>
+                  </m:r>
+                </m:e>
+                <m:sub>
+                  <m:r>
+                    <w:rPr>
+                      <w:rFonts w:ascii="Cambria Math" w:hAnsi="Cambria Math"/>
+                      <w:sz w:val="32"/>
+                      <w:szCs w:val="32"/>
+                    </w:rPr>
+                    <m:t xml:space="preserve">i </m:t>
+                  </m:r>
+                </m:sub>
+              </m:sSub>
+            </m:e>
+          </m:nary>
+          <m:r>
+            <m:rPr>
+              <m:sty m:val="p"/>
+            </m:rPr>
+            <w:rPr>
+              <w:rFonts w:ascii="Cambria Math" w:hAnsi="Cambria Math"/>
+              <w:sz w:val="32"/>
+              <w:szCs w:val="32"/>
+            </w:rPr>
+            <m:t xml:space="preserve"> .  </m:t>
+          </m:r>
+          <m:sSub>
+            <m:sSubPr>
+              <m:ctrlPr>
+                <w:rPr>
+                  <w:rFonts w:ascii="Cambria Math" w:hAnsi="Cambria Math"/>
+                  <w:sz w:val="32"/>
+                  <w:szCs w:val="32"/>
+                </w:rPr>
+              </m:ctrlPr>
+            </m:sSubPr>
+            <m:e>
+              <m:r>
+                <w:rPr>
+                  <w:rFonts w:ascii="Cambria Math" w:hAnsi="Cambria Math"/>
+                  <w:sz w:val="32"/>
+                  <w:szCs w:val="32"/>
+                </w:rPr>
+                <m:t>BD</m:t>
+              </m:r>
+            </m:e>
+            <m:sub>
+              <m:r>
+                <w:rPr>
+                  <w:rFonts w:ascii="Cambria Math" w:hAnsi="Cambria Math"/>
+                  <w:sz w:val="32"/>
+                  <w:szCs w:val="32"/>
+                </w:rPr>
+                <m:t xml:space="preserve">i </m:t>
+              </m:r>
+            </m:sub>
+          </m:sSub>
+          <m:r>
+            <m:rPr>
+              <m:sty m:val="p"/>
+            </m:rPr>
+            <w:rPr>
+              <w:rFonts w:ascii="Cambria Math" w:hAnsi="Cambria Math"/>
+              <w:sz w:val="32"/>
+              <w:szCs w:val="32"/>
+            </w:rPr>
+            <m:t>≤ TDH</m:t>
+          </m:r>
+        </m:oMath>
+      </m:oMathPara>
+    </w:p>
+    <w:p>
+      <w:pPr>
+        <w:pStyle w:val="ListParagraph"/>
+        <w:spacing w:after="120"/>
+        <w:ind w:left="360"/>
+        <w:rPr>
+          <w:rFonts w:ascii="Aptos" w:hAnsi="Aptos"/>
+        </w:rPr>
+      </w:pPr>
+    </w:p>
+    <w:p>
+      <w:pPr>
+        <w:pStyle w:val="ListParagraph"/>
+        <w:spacing w:after="120"/>
+        <w:ind w:left="360"/>
+        <w:rPr>
+          <w:rFonts w:ascii="Aptos" w:hAnsi="Aptos"/>
+        </w:rPr>
+      </w:pPr>
+      <w:r>
+        <w:rPr>
+          <w:rFonts w:ascii="Aptos" w:hAnsi="Aptos"/>
+        </w:rPr>
+        <w:tab/>
+      </w:r>
+      <w:r>
+        <w:rPr>
+          <w:rFonts w:ascii="Aptos" w:hAnsi="Aptos"/>
+        </w:rPr>
+        <w:tab/>
+      </w:r>
+      <w:r>
+        <w:rPr>
+          <w:rFonts w:ascii="Aptos" w:hAnsi="Aptos"/>
+        </w:rPr>
+        <w:tab/>
+      </w:r>
+      <w:r>
+        <w:rPr>
+          <w:rFonts w:ascii="Aptos" w:hAnsi="Aptos"/>
+        </w:rPr>
+        <w:tab/>
+      </w:r>
+      <w:r>
+        <w:rPr>
+          <w:rFonts w:ascii="Aptos" w:hAnsi="Aptos"/>
+        </w:rPr>
+        <w:tab/>
+      </w:r>
+      <w:r>
+        <w:rPr>
+          <w:rFonts w:ascii="Aptos" w:hAnsi="Aptos"/>
+        </w:rPr>
+        <w:tab/>
+      </w:r>
+    </w:p>
+    <w:p>
+      <w:pPr>
+        <w:pStyle w:val="ListParagraph"/>
+        <w:spacing w:after="120"/>
+        <w:ind w:left="360"/>
+        <w:rPr>
+          <w:rFonts w:ascii="Aptos" w:hAnsi="Aptos"/>
+        </w:rPr>
+      </w:pPr>
+    </w:p>
+    <w:p>
+      <w:pPr>
+        <w:pStyle w:val="ListParagraph"/>
+        <w:spacing w:after="120"/>
+        <w:ind w:left="360"/>
+        <w:rPr>
+          <w:rFonts w:ascii="Aptos" w:hAnsi="Aptos"/>
+        </w:rPr>
+      </w:pPr>
+    </w:p>
+    <w:p>
+      <w:pPr>
+        <w:pStyle w:val="ListParagraph"/>
+        <w:spacing w:after="120"/>
+        <w:ind w:left="360"/>
+        <w:rPr>
+          <w:rFonts w:ascii="Aptos" w:hAnsi="Aptos" w:cstheme="minorHAnsi"/>
+          <w:szCs w:val="24"/>
+        </w:rPr>
+      </w:pPr>
+      <m:oMath>
+        <m:sSub>
+          <m:sSubPr>
+            <m:ctrlPr>
+              <w:rPr>
+                <w:rFonts w:ascii="Cambria Math" w:hAnsi="Cambria Math" w:cstheme="minorHAnsi"/>
+                <w:i/>
+                <w:szCs w:val="24"/>
+              </w:rPr>
+            </m:ctrlPr>
+          </m:sSubPr>
+          <m:e>
+            <m:r>
+              <w:rPr>
+                <w:rFonts w:ascii="Cambria Math" w:hAnsi="Cambria Math" w:cstheme="minorHAnsi"/>
+                <w:szCs w:val="24"/>
+              </w:rPr>
+              <m:t>Pr</m:t>
+            </m:r>
+          </m:e>
+          <m:sub>
+            <m:r>
+              <w:rPr>
+                <w:rFonts w:ascii="Cambria Math" w:hAnsi="Cambria Math" w:cstheme="minorHAnsi"/>
+                <w:szCs w:val="24"/>
+              </w:rPr>
+              <m:t xml:space="preserve">i </m:t>
+            </m:r>
+          </m:sub>
+        </m:sSub>
+      </m:oMath>
+      <w:r>
+        <w:rPr>
+          <w:rFonts w:ascii="Aptos" w:hAnsi="Aptos" w:cstheme="minorHAnsi"/>
+          <w:szCs w:val="24"/>
+        </w:rPr>
+        <w:t>: Profit of project i</w:t>
+      </w:r>
+    </w:p>
+    <w:p>
+      <w:pPr>
+        <w:pStyle w:val="ListParagraph"/>
+        <w:spacing w:after="120"/>
+        <w:ind w:left="360"/>
+        <w:rPr>
+          <w:rFonts w:ascii="Aptos" w:hAnsi="Aptos" w:cstheme="minorHAnsi"/>
+          <w:szCs w:val="24"/>
+        </w:rPr>
+      </w:pPr>
+      <m:oMath>
+        <m:sSub>
+          <m:sSubPr>
+            <m:ctrlPr>
+              <w:rPr>
+                <w:rFonts w:ascii="Cambria Math" w:hAnsi="Cambria Math" w:cstheme="minorHAnsi"/>
+                <w:szCs w:val="24"/>
+              </w:rPr>
+            </m:ctrlPr>
+          </m:sSubPr>
+          <m:e>
+            <m:r>
+              <w:rPr>
+                <w:rFonts w:ascii="Cambria Math" w:hAnsi="Cambria Math" w:cstheme="minorHAnsi"/>
+                <w:szCs w:val="24"/>
+              </w:rPr>
+              <m:t>BD</m:t>
+            </m:r>
+          </m:e>
+          <m:sub>
+            <m:r>
+              <w:rPr>
+                <w:rFonts w:ascii="Cambria Math" w:hAnsi="Cambria Math" w:cstheme="minorHAnsi"/>
+                <w:szCs w:val="24"/>
+              </w:rPr>
+              <m:t xml:space="preserve">i </m:t>
+            </m:r>
+          </m:sub>
+        </m:sSub>
+      </m:oMath>
+      <w:r>
+        <w:rPr>
+          <w:rFonts w:ascii="Aptos" w:hAnsi="Aptos" w:cstheme="minorHAnsi"/>
+          <w:szCs w:val="24"/>
+        </w:rPr>
+        <w:t xml:space="preserve"> : Binary Decision</w:t>
+      </w:r>
+      <w:r>
+        <w:rPr>
+          <w:rFonts w:ascii="Aptos" w:hAnsi="Aptos" w:cstheme="minorHAnsi"/>
+          <w:szCs w:val="24"/>
+        </w:rPr>
+        <w:t xml:space="preserve"> Variable</w:t>
+      </w:r>
+      <w:r>
+        <w:rPr>
+          <w:rFonts w:ascii="Aptos" w:hAnsi="Aptos" w:cstheme="minorHAnsi"/>
+          <w:szCs w:val="24"/>
+        </w:rPr>
+        <w:t xml:space="preserve"> </w:t>
+      </w:r>
+      <m:oMath>
+        <m:r>
+          <w:rPr>
+            <w:rFonts w:ascii="Cambria Math" w:hAnsi="Cambria Math" w:cstheme="minorHAnsi"/>
+            <w:szCs w:val="24"/>
+          </w:rPr>
+          <m:t>∈(0, 1)</m:t>
+        </m:r>
+      </m:oMath>
+      <w:r>
+        <w:rPr>
+          <w:rFonts w:ascii="Aptos" w:hAnsi="Aptos" w:cstheme="minorHAnsi"/>
+          <w:szCs w:val="24"/>
+        </w:rPr>
+        <w:t xml:space="preserve"> of selecting the project/not</w:t>
+      </w:r>
+    </w:p>
+    <w:p>
+      <w:pPr>
+        <w:pStyle w:val="ListParagraph"/>
+        <w:spacing w:after="120"/>
+        <w:ind w:left="360"/>
+        <w:rPr>
+          <w:rFonts w:ascii="Aptos" w:hAnsi="Aptos" w:cstheme="minorHAnsi"/>
+          <w:szCs w:val="24"/>
+        </w:rPr>
+      </w:pPr>
+      <m:oMath>
+        <m:sSub>
+          <m:sSubPr>
+            <m:ctrlPr>
+              <w:rPr>
+                <w:rFonts w:ascii="Cambria Math" w:hAnsi="Cambria Math" w:cstheme="minorHAnsi"/>
+                <w:szCs w:val="24"/>
+              </w:rPr>
+            </m:ctrlPr>
+          </m:sSubPr>
+          <m:e>
+            <m:r>
+              <w:rPr>
+                <w:rFonts w:ascii="Cambria Math" w:hAnsi="Cambria Math" w:cstheme="minorHAnsi"/>
+                <w:szCs w:val="24"/>
+              </w:rPr>
+              <m:t>C</m:t>
+            </m:r>
+          </m:e>
+          <m:sub>
+            <m:r>
+              <w:rPr>
+                <w:rFonts w:ascii="Cambria Math" w:hAnsi="Cambria Math" w:cstheme="minorHAnsi"/>
+                <w:szCs w:val="24"/>
+              </w:rPr>
+              <m:t>i</m:t>
+            </m:r>
+          </m:sub>
+        </m:sSub>
+      </m:oMath>
+      <w:r>
+        <w:rPr>
+          <w:rFonts w:ascii="Aptos" w:hAnsi="Aptos" w:cstheme="minorHAnsi"/>
+          <w:szCs w:val="24"/>
+        </w:rPr>
+        <w:t xml:space="preserve"> : Cost of project i</w:t>
+      </w:r>
+    </w:p>
+    <w:p>
+      <w:pPr>
+        <w:pStyle w:val="ListParagraph"/>
+        <w:spacing w:after="120"/>
+        <w:ind w:left="360"/>
+        <w:rPr>
+          <w:rFonts w:ascii="Aptos" w:hAnsi="Aptos" w:cstheme="minorHAnsi"/>
+          <w:szCs w:val="24"/>
+        </w:rPr>
+      </w:pPr>
+      <m:oMath>
+        <m:r>
+          <m:rPr>
+            <m:sty m:val="p"/>
+          </m:rPr>
+          <w:rPr>
+            <w:rFonts w:ascii="Cambria Math" w:hAnsi="Cambria Math" w:cstheme="minorHAnsi"/>
+            <w:szCs w:val="24"/>
+          </w:rPr>
+          <m:t>TB</m:t>
+        </m:r>
+      </m:oMath>
+      <w:r>
+        <w:rPr>
+          <w:rFonts w:ascii="Aptos" w:hAnsi="Aptos" w:cstheme="minorHAnsi"/>
+          <w:szCs w:val="24"/>
+        </w:rPr>
+        <w:t xml:space="preserve"> : Total Budget Avaialable </w:t>
+      </w:r>
+    </w:p>
+    <w:p>
+      <w:pPr>
+        <w:pStyle w:val="ListParagraph"/>
+        <w:spacing w:after="120"/>
+        <w:ind w:left="360"/>
+        <w:rPr>
+          <w:rFonts w:ascii="Aptos" w:hAnsi="Aptos" w:cstheme="minorHAnsi"/>
+          <w:szCs w:val="24"/>
+        </w:rPr>
+      </w:pPr>
+      <m:oMath>
+        <m:r>
+          <m:rPr>
+            <m:sty m:val="p"/>
+          </m:rPr>
+          <w:rPr>
+            <w:rFonts w:ascii="Cambria Math" w:hAnsi="Cambria Math" w:cstheme="minorHAnsi"/>
+            <w:szCs w:val="24"/>
+          </w:rPr>
+          <m:t>TH</m:t>
+        </m:r>
+      </m:oMath>
+      <w:r>
+        <w:rPr>
+          <w:rFonts w:ascii="Aptos" w:hAnsi="Aptos" w:cstheme="minorHAnsi"/>
+          <w:szCs w:val="24"/>
+        </w:rPr>
+        <w:t xml:space="preserve"> : Total Developer Hours Avaialable </w:t>
+      </w:r>
+    </w:p>
+    <w:p>
+      <w:pPr>
+        <w:pStyle w:val="ListParagraph"/>
+        <w:spacing w:after="120"/>
+        <w:ind w:left="360"/>
+        <w:rPr>
+          <w:rFonts w:ascii="Aptos" w:hAnsi="Aptos" w:cstheme="minorHAnsi"/>
+          <w:szCs w:val="24"/>
+        </w:rPr>
+      </w:pPr>
+    </w:p>
+    <w:p>
+      <w:pPr>
+        <w:pStyle w:val="Heading3"/>
+        <w:rPr>
+          <w:rFonts w:ascii="Aptos" w:hAnsi="Aptos" w:cs="Angsana New"/>
+        </w:rPr>
+      </w:pPr>
+      <w:r>
+        <w:rPr>
+          <w:rFonts w:ascii="Aptos" w:hAnsi="Aptos" w:cs="Angsana New"/>
+        </w:rPr>
+        <w:lastRenderedPageBreak/>
+        <w:t>Literature Review</w:t>
+      </w:r>
+    </w:p>
+    <w:p>
+      <w:pPr>
+        <w:pStyle w:val="Heading3"/>
+        <w:rPr>
+          <w:rFonts w:ascii="Aptos" w:hAnsi="Aptos" w:cs="Angsana New"/>
+        </w:rPr>
+      </w:pPr>
+    </w:p>
+    <w:p>
+      <w:pPr>
+        <w:pStyle w:val="Heading3"/>
+        <w:rPr>
+          <w:rFonts w:ascii="Aptos" w:hAnsi="Aptos" w:cs="Angsana New"/>
+        </w:rPr>
+      </w:pPr>
+      <w:r>
+        <w:rPr>
+          <w:rFonts w:ascii="Aptos" w:hAnsi="Aptos" w:cs="Angsana New"/>
+        </w:rPr>
+        <w:t>Slecting GA and MIP</w:t>
+      </w:r>
+    </w:p>
+    <w:p>
+      <w:pPr>
+        <w:pStyle w:val="BodyText"/>
+      </w:pPr>
+    </w:p>
+    <w:p>
+      <w:pPr>
+        <w:pStyle w:val="Heading5"/>
+      </w:pPr>
+      <w:r>
+        <w:t xml:space="preserve">Mixed Integer Programming (MIP) </w:t>
+      </w:r>
+    </w:p>
+    <w:p>
+      <w:pPr>
+        <w:rPr>
+          <w:rFonts w:ascii="Aptos" w:hAnsi="Aptos"/>
+        </w:rPr>
+      </w:pPr>
+      <w:r>
+        <w:rPr>
+          <w:rFonts w:ascii="Aptos" w:hAnsi="Aptos"/>
+        </w:rPr>
+        <w:t xml:space="preserve">This is mathematically optimal solution to slicing the search space using branch and cut method to make the best possible decision. The “Mixed” part here meant to be handle two distinct types of variables. </w:t>
+      </w:r>
+    </w:p>
+    <w:p>
+      <w:pPr>
+        <w:pStyle w:val="ListParagraph"/>
+        <w:numPr>
+          <w:ilvl w:val="0"/>
+          <w:numId w:val="93"/>
+        </w:numPr>
+        <w:rPr>
+          <w:rFonts w:ascii="Aptos" w:hAnsi="Aptos"/>
+        </w:rPr>
+      </w:pPr>
+      <w:r>
+        <w:rPr>
+          <w:rFonts w:ascii="Aptos" w:hAnsi="Aptos"/>
+          <w:b/>
+          <w:bCs/>
+          <w:i/>
+          <w:iCs/>
+        </w:rPr>
+        <w:t>Integer</w:t>
+      </w:r>
+      <w:r>
+        <w:rPr>
+          <w:rFonts w:ascii="Aptos" w:hAnsi="Aptos"/>
+          <w:b/>
+          <w:bCs/>
+          <w:i/>
+          <w:iCs/>
+        </w:rPr>
+        <w:t>/</w:t>
+      </w:r>
+      <w:r>
+        <w:rPr>
+          <w:rFonts w:ascii="Aptos" w:hAnsi="Aptos"/>
+          <w:b/>
+          <w:bCs/>
+          <w:i/>
+          <w:iCs/>
+        </w:rPr>
+        <w:t>Binary varaibles</w:t>
+      </w:r>
+      <w:r>
+        <w:rPr>
+          <w:rFonts w:ascii="Aptos" w:hAnsi="Aptos"/>
+        </w:rPr>
+        <w:t xml:space="preserve"> : This is for problems that cannot be devided into fractions. For exaple </w:t>
+      </w:r>
+      <w:r>
+        <w:rPr>
+          <w:rFonts w:ascii="Aptos" w:hAnsi="Aptos"/>
+        </w:rPr>
+        <w:t>the projet selection above is select or not. We cannot execute the project partially</w:t>
+      </w:r>
+    </w:p>
+    <w:p>
+      <w:pPr>
+        <w:pStyle w:val="ListParagraph"/>
+        <w:numPr>
+          <w:ilvl w:val="0"/>
+          <w:numId w:val="93"/>
+        </w:numPr>
+        <w:rPr>
+          <w:rFonts w:ascii="Aptos" w:hAnsi="Aptos"/>
+        </w:rPr>
+      </w:pPr>
+      <w:r>
+        <w:rPr>
+          <w:rFonts w:ascii="Aptos" w:hAnsi="Aptos"/>
+          <w:b/>
+          <w:bCs/>
+          <w:i/>
+          <w:iCs/>
+        </w:rPr>
+        <w:t>Continous variables</w:t>
+      </w:r>
+      <w:r>
+        <w:rPr>
+          <w:rFonts w:ascii="Aptos" w:hAnsi="Aptos"/>
+        </w:rPr>
+        <w:t xml:space="preserve"> : Numbers may have fraction values. For example the problems like 1.5 devleoper hours if applciable.</w:t>
+      </w:r>
+    </w:p>
+    <w:p>
+      <w:pPr>
+        <w:rPr>
+          <w:rFonts w:ascii="Aptos" w:hAnsi="Aptos"/>
+        </w:rPr>
+      </w:pPr>
+      <w:r>
+        <w:rPr>
+          <w:rFonts w:ascii="Aptos" w:hAnsi="Aptos"/>
+        </w:rPr>
+        <w:t>And MIP can address only when relationship</w:t>
+      </w:r>
+      <w:r>
+        <w:rPr>
+          <w:rFonts w:ascii="Aptos" w:hAnsi="Aptos"/>
+        </w:rPr>
+        <w:t xml:space="preserve"> </w:t>
+      </w:r>
+      <w:r>
+        <w:rPr>
+          <w:rFonts w:ascii="Aptos" w:hAnsi="Aptos"/>
+        </w:rPr>
+        <w:t>between variables are linear.</w:t>
+      </w:r>
+    </w:p>
+    <w:p>
+      <w:pPr>
+        <w:rPr>
+          <w:rFonts w:ascii="Aptos" w:hAnsi="Aptos"/>
+        </w:rPr>
+      </w:pPr>
+    </w:p>
+    <w:p>
+      <w:pPr>
+        <w:pStyle w:val="Heading5"/>
+      </w:pPr>
+      <w:r>
+        <w:t>Genetic Algorithm (GA)</w:t>
+      </w:r>
+    </w:p>
+    <w:p>
+      <w:pPr>
+        <w:pStyle w:val="BodyText"/>
+        <w:rPr>
+          <w:lang w:val="en-US" w:eastAsia="zh-CN" w:bidi="hi-IN"/>
+        </w:rPr>
+      </w:pPr>
+      <w:r>
+        <w:rPr>
+          <w:lang w:val="en-US" w:eastAsia="zh-CN" w:bidi="hi-IN"/>
+        </w:rPr>
+        <w:t>For simple use cases MIP normally superior because, they execute fast and guarantees we found best possible combination. But when the problem shifts from simple use cases to more extreme complex use cases GA becomes the preferred choice.</w:t>
+      </w:r>
+      <w:r>
+        <w:rPr>
+          <w:lang w:val="en-US" w:eastAsia="zh-CN" w:bidi="hi-IN"/>
+        </w:rPr>
+        <w:t xml:space="preserve"> Following are some cases where GA becomes the superior choice</w:t>
+      </w:r>
+      <w:r>
+        <w:rPr>
+          <w:lang w:val="en-US" w:eastAsia="zh-CN" w:bidi="hi-IN"/>
+        </w:rPr>
+        <w:t>.</w:t>
+      </w:r>
+    </w:p>
+    <w:p>
+      <w:pPr>
         <w:pStyle w:val="BodyText"/>
         <w:numPr>
           <w:ilvl w:val="1"/>
-          <w:numId w:val="1"/>
+          <w:numId w:val="93"/>
         </w:numPr>
         <w:rPr>
-          <w:rFonts w:ascii="Aptos" w:hAnsi="Aptos" w:cs="Angsana New"/>
-        </w:rPr>
-      </w:pPr>
-      <w:r>
-        <w:rPr>
-          <w:rFonts w:ascii="Aptos" w:hAnsi="Aptos"/>
+          <w:lang w:val="en-US" w:eastAsia="zh-CN" w:bidi="hi-IN"/>
+        </w:rPr>
+      </w:pPr>
+      <w:r>
+        <w:rPr>
+          <w:lang w:val="en-US" w:eastAsia="zh-CN" w:bidi="hi-IN"/>
+        </w:rPr>
+        <w:t>Massive problem Size: Eg: 100,000 projects, number of combinations may not be possible for MIP to handle</w:t>
+      </w:r>
+    </w:p>
+    <w:p>
+      <w:pPr>
+        <w:pStyle w:val="BodyText"/>
+        <w:numPr>
+          <w:ilvl w:val="1"/>
+          <w:numId w:val="93"/>
+        </w:numPr>
+        <w:rPr>
+          <w:lang w:val="en-US" w:eastAsia="zh-CN" w:bidi="hi-IN"/>
+        </w:rPr>
+      </w:pPr>
+      <w:r>
+        <w:rPr>
+          <w:lang w:val="en-US" w:eastAsia="zh-CN" w:bidi="hi-IN"/>
+        </w:rPr>
+        <w:t>Non-Linear variables: Eg: Profile = Project 1</w:t>
+      </w:r>
+      <w:proofErr w:type="gramStart"/>
+      <w:r>
+        <w:rPr>
+          <w:lang w:val="en-US" w:eastAsia="zh-CN" w:bidi="hi-IN"/>
+        </w:rPr>
+        <w:t>^  2</w:t>
+      </w:r>
+      <w:proofErr w:type="gramEnd"/>
+      <w:r>
+        <w:rPr>
+          <w:lang w:val="en-US" w:eastAsia="zh-CN" w:bidi="hi-IN"/>
+        </w:rPr>
+        <w:t>, MIP may fail here, GA do not care linearity</w:t>
+      </w:r>
+    </w:p>
+    <w:p>
+      <w:pPr>
+        <w:pStyle w:val="BodyText"/>
+        <w:numPr>
+          <w:ilvl w:val="1"/>
+          <w:numId w:val="93"/>
+        </w:numPr>
+        <w:rPr>
+          <w:lang w:val="en-US" w:eastAsia="zh-CN" w:bidi="hi-IN"/>
+        </w:rPr>
+      </w:pPr>
+      <w:r>
+        <w:rPr>
+          <w:lang w:val="en-US" w:eastAsia="zh-CN" w:bidi="hi-IN"/>
+        </w:rPr>
+        <w:t>Complex Time-sequence dependencies: Eg: due to a holiday season in 2 months developer hours availability significantly reduce.</w:t>
+      </w:r>
+    </w:p>
+    <w:p>
+      <w:pPr>
+        <w:suppressAutoHyphens/>
+        <w:rPr>
+          <w:lang w:val="en-US" w:eastAsia="zh-CN" w:bidi="hi-IN"/>
+        </w:rPr>
+      </w:pPr>
+      <w:r>
+        <w:rPr>
+          <w:lang w:val="en-US" w:eastAsia="zh-CN" w:bidi="hi-IN"/>
+        </w:rPr>
+        <w:br w:type="page"/>
+      </w:r>
+    </w:p>
+    <w:p>
+      <w:pPr>
+        <w:pStyle w:val="BodyText"/>
+        <w:rPr>
+          <w:lang w:val="en-US" w:eastAsia="zh-CN" w:bidi="hi-IN"/>
+        </w:rPr>
+      </w:pPr>
+      <w:r>
+        <w:rPr>
+          <w:lang w:val="en-US" w:eastAsia="zh-CN" w:bidi="hi-IN"/>
         </w:rPr>
         <w:lastRenderedPageBreak/>
+        <w:t>References</w:t>
+      </w:r>
+    </w:p>
+    <w:p>
+      <w:pPr>
+        <w:suppressAutoHyphens/>
+        <w:rPr>
+          <w:rFonts w:ascii="Aptos" w:hAnsi="Aptos" w:cs="Angsana New"/>
+        </w:rPr>
+      </w:pPr>
+    </w:p>
+    <w:p>
+      <w:pPr>
+        <w:pStyle w:val="BodyText"/>
+        <w:numPr>
+          <w:ilvl w:val="1"/>
+          <w:numId w:val="94"/>
+        </w:numPr>
+        <w:rPr>
+          <w:rFonts w:ascii="Aptos" w:hAnsi="Aptos" w:cs="Angsana New"/>
+        </w:rPr>
+      </w:pPr>
+      <w:r>
+        <w:rPr>
+          <w:rFonts w:ascii="Aptos" w:hAnsi="Aptos"/>
+        </w:rPr>
         <w:t xml:space="preserve">R. Kohavi, "Scaling up the accuracy of Naive-Bayes classifiers: A decision-tree hybrid," in </w:t>
       </w:r>
       <w:r>
@@ -15078,7 +16335,7 @@
         <w:pStyle w:val="BodyText"/>
         <w:numPr>
           <w:ilvl w:val="1"/>
-          <w:numId w:val="1"/>
+          <w:numId w:val="94"/>
         </w:numPr>
         <w:rPr>
           <w:rFonts w:ascii="Aptos" w:hAnsi="Aptos" w:cs="Angsana New"/>
@@ -15110,7 +16367,7 @@
         <w:pStyle w:val="BodyText"/>
         <w:numPr>
           <w:ilvl w:val="1"/>
-          <w:numId w:val="1"/>
+          <w:numId w:val="94"/>
         </w:numPr>
         <w:rPr>
           <w:rFonts w:ascii="Aptos" w:hAnsi="Aptos" w:cs="Angsana New"/>
@@ -15142,7 +16399,7 @@
         <w:pStyle w:val="BodyText"/>
         <w:numPr>
           <w:ilvl w:val="1"/>
-          <w:numId w:val="1"/>
+          <w:numId w:val="94"/>
         </w:numPr>
         <w:rPr>
           <w:rFonts w:ascii="Aptos" w:hAnsi="Aptos" w:cs="Angsana New"/>
@@ -15174,7 +16431,7 @@
         <w:pStyle w:val="BodyText"/>
         <w:numPr>
           <w:ilvl w:val="1"/>
-          <w:numId w:val="1"/>
+          <w:numId w:val="94"/>
         </w:numPr>
         <w:rPr>
           <w:rFonts w:ascii="Aptos" w:hAnsi="Aptos" w:cs="Angsana New"/>
@@ -15206,7 +16463,7 @@
         <w:pStyle w:val="BodyText"/>
         <w:numPr>
           <w:ilvl w:val="1"/>
-          <w:numId w:val="1"/>
+          <w:numId w:val="94"/>
         </w:numPr>
         <w:rPr>
           <w:rFonts w:ascii="Aptos" w:hAnsi="Aptos" w:cs="Angsana New"/>
@@ -15238,7 +16495,7 @@
         <w:pStyle w:val="BodyText"/>
         <w:numPr>
           <w:ilvl w:val="1"/>
-          <w:numId w:val="1"/>
+          <w:numId w:val="94"/>
         </w:numPr>
         <w:rPr>
           <w:rFonts w:ascii="Aptos" w:hAnsi="Aptos" w:cs="Angsana New"/>
@@ -15270,7 +16527,7 @@
         <w:pStyle w:val="BodyText"/>
         <w:numPr>
           <w:ilvl w:val="1"/>
-          <w:numId w:val="1"/>
+          <w:numId w:val="94"/>
         </w:numPr>
         <w:rPr>
           <w:rFonts w:ascii="Aptos" w:hAnsi="Aptos" w:cs="Angsana New"/>
@@ -15860,6 +17117,119 @@
     </w:lvl>
   </w:abstractNum>
   <w:abstractNum w:abstractNumId="5" w15:restartNumberingAfterBreak="0">
+    <w:nsid w:val="06D018EA"/>
+    <w:multiLevelType w:val="multilevel"/>
+    <w:tmpl w:val="3AE6F6DE"/>
+    <w:lvl w:ilvl="0">
+      <w:start w:val="1"/>
+      <w:numFmt w:val="decimal"/>
+      <w:lvlText w:val="%1."/>
+      <w:lvlJc w:val="left"/>
+      <w:pPr>
+        <w:ind w:left="360" w:hanging="360"/>
+      </w:pPr>
+      <w:rPr>
+        <w:rFonts w:hint="default"/>
+      </w:rPr>
+    </w:lvl>
+    <w:lvl w:ilvl="1">
+      <w:start w:val="1"/>
+      <w:numFmt w:val="decimal"/>
+      <w:lvlText w:val="%2."/>
+      <w:lvlJc w:val="left"/>
+      <w:pPr>
+        <w:tabs>
+          <w:tab w:val="num" w:pos="632"/>
+        </w:tabs>
+        <w:ind w:left="632" w:hanging="283"/>
+      </w:pPr>
+    </w:lvl>
+    <w:lvl w:ilvl="2">
+      <w:start w:val="1"/>
+      <w:numFmt w:val="decimal"/>
+      <w:lvlText w:val="%3."/>
+      <w:lvlJc w:val="left"/>
+      <w:pPr>
+        <w:tabs>
+          <w:tab w:val="num" w:pos="1341"/>
+        </w:tabs>
+        <w:ind w:left="1341" w:hanging="283"/>
+      </w:pPr>
+    </w:lvl>
+    <w:lvl w:ilvl="3">
+      <w:start w:val="1"/>
+      <w:numFmt w:val="decimal"/>
+      <w:lvlText w:val="%4."/>
+      <w:lvlJc w:val="left"/>
+      <w:pPr>
+        <w:tabs>
+          <w:tab w:val="num" w:pos="2050"/>
+        </w:tabs>
+        <w:ind w:left="2050" w:hanging="283"/>
+      </w:pPr>
+    </w:lvl>
+    <w:lvl w:ilvl="4">
+      <w:start w:val="1"/>
+      <w:numFmt w:val="decimal"/>
+      <w:lvlText w:val="%5."/>
+      <w:lvlJc w:val="left"/>
+      <w:pPr>
+        <w:tabs>
+          <w:tab w:val="num" w:pos="2759"/>
+        </w:tabs>
+        <w:ind w:left="2759" w:hanging="283"/>
+      </w:pPr>
+    </w:lvl>
+    <w:lvl w:ilvl="5">
+      <w:start w:val="1"/>
+      <w:numFmt w:val="decimal"/>
+      <w:lvlText w:val="%6."/>
+      <w:lvlJc w:val="left"/>
+      <w:pPr>
+        <w:tabs>
+          <w:tab w:val="num" w:pos="3468"/>
+        </w:tabs>
+        <w:ind w:left="3468" w:hanging="283"/>
+      </w:pPr>
+    </w:lvl>
+    <w:lvl w:ilvl="6">
+      <w:start w:val="1"/>
+      <w:numFmt w:val="decimal"/>
+      <w:lvlText w:val="%7."/>
+      <w:lvlJc w:val="left"/>
+      <w:pPr>
+        <w:tabs>
+          <w:tab w:val="num" w:pos="4177"/>
+        </w:tabs>
+        <w:ind w:left="4177" w:hanging="283"/>
+      </w:pPr>
+    </w:lvl>
+    <w:lvl w:ilvl="7">
+      <w:start w:val="1"/>
+      <w:numFmt w:val="decimal"/>
+      <w:lvlText w:val="%8."/>
+      <w:lvlJc w:val="left"/>
+      <w:pPr>
+        <w:tabs>
+          <w:tab w:val="num" w:pos="4886"/>
+        </w:tabs>
+        <w:ind w:left="4886" w:hanging="283"/>
+      </w:pPr>
+    </w:lvl>
+    <w:lvl w:ilvl="8">
+      <w:start w:val="1"/>
+      <w:numFmt w:val="decimal"/>
+      <w:lvlText w:val="%9."/>
+      <w:lvlJc w:val="left"/>
+      <w:pPr>
+        <w:tabs>
+          <w:tab w:val="num" w:pos="5595"/>
+        </w:tabs>
+        <w:ind w:left="5595" w:hanging="283"/>
+      </w:pPr>
+    </w:lvl>
+  </w:abstractNum>
+  <w:abstractNum w:abstractNumId="6" w15:restartNumberingAfterBreak="0">
     <w:nsid w:val="071D2490"/>
     <w:multiLevelType w:val="hybridMultilevel"/>
     <w:tmpl w:val="CB145054"/>
@@ -15954,7 +17324,7 @@
       </w:pPr>
     </w:lvl>
   </w:abstractNum>
-  <w:abstractNum w:abstractNumId="6" w15:restartNumberingAfterBreak="0">
+  <w:abstractNum w:abstractNumId="7" w15:restartNumberingAfterBreak="0">
     <w:nsid w:val="075C018C"/>
     <w:multiLevelType w:val="hybridMultilevel"/>
     <w:tmpl w:val="7D2EE680"/>
@@ -16043,7 +17413,7 @@
       </w:pPr>
     </w:lvl>
   </w:abstractNum>
-  <w:abstractNum w:abstractNumId="7" w15:restartNumberingAfterBreak="0">
+  <w:abstractNum w:abstractNumId="8" w15:restartNumberingAfterBreak="0">
     <w:nsid w:val="084B5F6F"/>
     <w:multiLevelType w:val="hybridMultilevel"/>
     <w:tmpl w:val="CE9AA2AC"/>
@@ -16157,7 +17527,7 @@
       </w:rPr>
     </w:lvl>
   </w:abstractNum>
-  <w:abstractNum w:abstractNumId="8" w15:restartNumberingAfterBreak="0">
+  <w:abstractNum w:abstractNumId="9" w15:restartNumberingAfterBreak="0">
     <w:nsid w:val="09B6400A"/>
     <w:multiLevelType w:val="hybridMultilevel"/>
     <w:tmpl w:val="5AD4FBBA"/>
@@ -16246,7 +17616,7 @@
       </w:pPr>
     </w:lvl>
   </w:abstractNum>
-  <w:abstractNum w:abstractNumId="9" w15:restartNumberingAfterBreak="0">
+  <w:abstractNum w:abstractNumId="10" w15:restartNumberingAfterBreak="0">
     <w:nsid w:val="0BEA3F5F"/>
     <w:multiLevelType w:val="multilevel"/>
     <w:tmpl w:val="D95C38D0"/>
@@ -16359,7 +17729,7 @@
       </w:pPr>
     </w:lvl>
   </w:abstractNum>
-  <w:abstractNum w:abstractNumId="10" w15:restartNumberingAfterBreak="0">
+  <w:abstractNum w:abstractNumId="11" w15:restartNumberingAfterBreak="0">
     <w:nsid w:val="0F723653"/>
     <w:multiLevelType w:val="hybridMultilevel"/>
     <w:tmpl w:val="9B96719A"/>
@@ -16445,7 +17815,7 @@
       </w:pPr>
     </w:lvl>
   </w:abstractNum>
-  <w:abstractNum w:abstractNumId="11" w15:restartNumberingAfterBreak="0">
+  <w:abstractNum w:abstractNumId="12" w15:restartNumberingAfterBreak="0">
     <w:nsid w:val="10CB70C6"/>
     <w:multiLevelType w:val="hybridMultilevel"/>
     <w:tmpl w:val="6DD0207A"/>
@@ -16559,7 +17929,7 @@
       </w:rPr>
     </w:lvl>
   </w:abstractNum>
-  <w:abstractNum w:abstractNumId="12" w15:restartNumberingAfterBreak="0">
+  <w:abstractNum w:abstractNumId="13" w15:restartNumberingAfterBreak="0">
     <w:nsid w:val="140A0A72"/>
     <w:multiLevelType w:val="multilevel"/>
     <w:tmpl w:val="3AE6F6DE"/>
@@ -16672,7 +18042,7 @@
       </w:pPr>
     </w:lvl>
   </w:abstractNum>
-  <w:abstractNum w:abstractNumId="13" w15:restartNumberingAfterBreak="0">
+  <w:abstractNum w:abstractNumId="14" w15:restartNumberingAfterBreak="0">
     <w:nsid w:val="152C6DF0"/>
     <w:multiLevelType w:val="multilevel"/>
     <w:tmpl w:val="C6EC08BA"/>
@@ -16821,7 +18191,7 @@
       </w:rPr>
     </w:lvl>
   </w:abstractNum>
-  <w:abstractNum w:abstractNumId="14" w15:restartNumberingAfterBreak="0">
+  <w:abstractNum w:abstractNumId="15" w15:restartNumberingAfterBreak="0">
     <w:nsid w:val="165A2156"/>
     <w:multiLevelType w:val="multilevel"/>
     <w:tmpl w:val="40D0C17E"/>
@@ -16970,7 +18340,7 @@
       </w:rPr>
     </w:lvl>
   </w:abstractNum>
-  <w:abstractNum w:abstractNumId="15" w15:restartNumberingAfterBreak="0">
+  <w:abstractNum w:abstractNumId="16" w15:restartNumberingAfterBreak="0">
     <w:nsid w:val="19296353"/>
     <w:multiLevelType w:val="hybridMultilevel"/>
     <w:tmpl w:val="49ACDB06"/>
@@ -17084,7 +18454,7 @@
       </w:rPr>
     </w:lvl>
   </w:abstractNum>
-  <w:abstractNum w:abstractNumId="16" w15:restartNumberingAfterBreak="0">
+  <w:abstractNum w:abstractNumId="17" w15:restartNumberingAfterBreak="0">
     <w:nsid w:val="1AAF6121"/>
     <w:multiLevelType w:val="multilevel"/>
     <w:tmpl w:val="3AE6F6DE"/>
@@ -17197,7 +18567,7 @@
       </w:pPr>
     </w:lvl>
   </w:abstractNum>
-  <w:abstractNum w:abstractNumId="17" w15:restartNumberingAfterBreak="0">
+  <w:abstractNum w:abstractNumId="18" w15:restartNumberingAfterBreak="0">
     <w:nsid w:val="1AF0283E"/>
     <w:multiLevelType w:val="multilevel"/>
     <w:tmpl w:val="F7425054"/>
@@ -17310,7 +18680,120 @@
       </w:pPr>
     </w:lvl>
   </w:abstractNum>
-  <w:abstractNum w:abstractNumId="18" w15:restartNumberingAfterBreak="0">
+  <w:abstractNum w:abstractNumId="19" w15:restartNumberingAfterBreak="0">
+    <w:nsid w:val="1BD2073C"/>
+    <w:multiLevelType w:val="multilevel"/>
+    <w:tmpl w:val="3AE6F6DE"/>
+    <w:lvl w:ilvl="0">
+      <w:start w:val="1"/>
+      <w:numFmt w:val="decimal"/>
+      <w:lvlText w:val="%1."/>
+      <w:lvlJc w:val="left"/>
+      <w:pPr>
+        <w:ind w:left="360" w:hanging="360"/>
+      </w:pPr>
+      <w:rPr>
+        <w:rFonts w:hint="default"/>
+      </w:rPr>
+    </w:lvl>
+    <w:lvl w:ilvl="1">
+      <w:start w:val="1"/>
+      <w:numFmt w:val="decimal"/>
+      <w:lvlText w:val="%2."/>
+      <w:lvlJc w:val="left"/>
+      <w:pPr>
+        <w:tabs>
+          <w:tab w:val="num" w:pos="632"/>
+        </w:tabs>
+        <w:ind w:left="632" w:hanging="283"/>
+      </w:pPr>
+    </w:lvl>
+    <w:lvl w:ilvl="2">
+      <w:start w:val="1"/>
+      <w:numFmt w:val="decimal"/>
+      <w:lvlText w:val="%3."/>
+      <w:lvlJc w:val="left"/>
+      <w:pPr>
+        <w:tabs>
+          <w:tab w:val="num" w:pos="1341"/>
+        </w:tabs>
+        <w:ind w:left="1341" w:hanging="283"/>
+      </w:pPr>
+    </w:lvl>
+    <w:lvl w:ilvl="3">
+      <w:start w:val="1"/>
+      <w:numFmt w:val="decimal"/>
+      <w:lvlText w:val="%4."/>
+      <w:lvlJc w:val="left"/>
+      <w:pPr>
+        <w:tabs>
+          <w:tab w:val="num" w:pos="2050"/>
+        </w:tabs>
+        <w:ind w:left="2050" w:hanging="283"/>
+      </w:pPr>
+    </w:lvl>
+    <w:lvl w:ilvl="4">
+      <w:start w:val="1"/>
+      <w:numFmt w:val="decimal"/>
+      <w:lvlText w:val="%5."/>
+      <w:lvlJc w:val="left"/>
+      <w:pPr>
+        <w:tabs>
+          <w:tab w:val="num" w:pos="2759"/>
+        </w:tabs>
+        <w:ind w:left="2759" w:hanging="283"/>
+      </w:pPr>
+    </w:lvl>
+    <w:lvl w:ilvl="5">
+      <w:start w:val="1"/>
+      <w:numFmt w:val="decimal"/>
+      <w:lvlText w:val="%6."/>
+      <w:lvlJc w:val="left"/>
+      <w:pPr>
+        <w:tabs>
+          <w:tab w:val="num" w:pos="3468"/>
+        </w:tabs>
+        <w:ind w:left="3468" w:hanging="283"/>
+      </w:pPr>
+    </w:lvl>
+    <w:lvl w:ilvl="6">
+      <w:start w:val="1"/>
+      <w:numFmt w:val="decimal"/>
+      <w:lvlText w:val="%7."/>
+      <w:lvlJc w:val="left"/>
+      <w:pPr>
+        <w:tabs>
+          <w:tab w:val="num" w:pos="4177"/>
+        </w:tabs>
+        <w:ind w:left="4177" w:hanging="283"/>
+      </w:pPr>
+    </w:lvl>
+    <w:lvl w:ilvl="7">
+      <w:start w:val="1"/>
+      <w:numFmt w:val="decimal"/>
+      <w:lvlText w:val="%8."/>
+      <w:lvlJc w:val="left"/>
+      <w:pPr>
+        <w:tabs>
+          <w:tab w:val="num" w:pos="4886"/>
+        </w:tabs>
+        <w:ind w:left="4886" w:hanging="283"/>
+      </w:pPr>
+    </w:lvl>
+    <w:lvl w:ilvl="8">
+      <w:start w:val="1"/>
+      <w:numFmt w:val="decimal"/>
+      <w:lvlText w:val="%9."/>
+      <w:lvlJc w:val="left"/>
+      <w:pPr>
+        <w:tabs>
+          <w:tab w:val="num" w:pos="5595"/>
+        </w:tabs>
+        <w:ind w:left="5595" w:hanging="283"/>
+      </w:pPr>
+    </w:lvl>
+  </w:abstractNum>
+  <w:abstractNum w:abstractNumId="20" w15:restartNumberingAfterBreak="0">
     <w:nsid w:val="1E7779C4"/>
     <w:multiLevelType w:val="hybridMultilevel"/>
     <w:tmpl w:val="6F5A4240"/>
@@ -17396,7 +18879,7 @@
       </w:pPr>
     </w:lvl>
   </w:abstractNum>
-  <w:abstractNum w:abstractNumId="19" w15:restartNumberingAfterBreak="0">
+  <w:abstractNum w:abstractNumId="21" w15:restartNumberingAfterBreak="0">
     <w:nsid w:val="2082558F"/>
     <w:multiLevelType w:val="hybridMultilevel"/>
     <w:tmpl w:val="0E24C6FE"/>
@@ -17482,7 +18965,7 @@
       </w:pPr>
     </w:lvl>
   </w:abstractNum>
-  <w:abstractNum w:abstractNumId="20" w15:restartNumberingAfterBreak="0">
+  <w:abstractNum w:abstractNumId="22" w15:restartNumberingAfterBreak="0">
     <w:nsid w:val="20AE70D9"/>
     <w:multiLevelType w:val="multilevel"/>
     <w:tmpl w:val="17B6E6B8"/>
@@ -17622,7 +19105,7 @@
       </w:rPr>
     </w:lvl>
   </w:abstractNum>
-  <w:abstractNum w:abstractNumId="21" w15:restartNumberingAfterBreak="0">
+  <w:abstractNum w:abstractNumId="23" w15:restartNumberingAfterBreak="0">
     <w:nsid w:val="20DD6CA6"/>
     <w:multiLevelType w:val="hybridMultilevel"/>
     <w:tmpl w:val="E92CCC3C"/>
@@ -17708,7 +19191,7 @@
       </w:pPr>
     </w:lvl>
   </w:abstractNum>
-  <w:abstractNum w:abstractNumId="22" w15:restartNumberingAfterBreak="0">
+  <w:abstractNum w:abstractNumId="24" w15:restartNumberingAfterBreak="0">
     <w:nsid w:val="228D2141"/>
     <w:multiLevelType w:val="hybridMultilevel"/>
     <w:tmpl w:val="F66AEBAA"/>
@@ -17794,7 +19277,7 @@
       </w:pPr>
     </w:lvl>
   </w:abstractNum>
-  <w:abstractNum w:abstractNumId="23" w15:restartNumberingAfterBreak="0">
+  <w:abstractNum w:abstractNumId="25" w15:restartNumberingAfterBreak="0">
     <w:nsid w:val="23831269"/>
     <w:multiLevelType w:val="hybridMultilevel"/>
     <w:tmpl w:val="D24C40E8"/>
@@ -17880,7 +19363,7 @@
       </w:pPr>
     </w:lvl>
   </w:abstractNum>
-  <w:abstractNum w:abstractNumId="24" w15:restartNumberingAfterBreak="0">
+  <w:abstractNum w:abstractNumId="26" w15:restartNumberingAfterBreak="0">
     <w:nsid w:val="27B4661F"/>
     <w:multiLevelType w:val="hybridMultilevel"/>
     <w:tmpl w:val="4CB89B40"/>
@@ -17969,7 +19452,7 @@
       </w:pPr>
     </w:lvl>
   </w:abstractNum>
-  <w:abstractNum w:abstractNumId="25" w15:restartNumberingAfterBreak="0">
+  <w:abstractNum w:abstractNumId="27" w15:restartNumberingAfterBreak="0">
     <w:nsid w:val="28DD64D0"/>
     <w:multiLevelType w:val="multilevel"/>
     <w:tmpl w:val="B84E2224"/>
@@ -18109,7 +19592,7 @@
       </w:rPr>
     </w:lvl>
   </w:abstractNum>
-  <w:abstractNum w:abstractNumId="26" w15:restartNumberingAfterBreak="0">
+  <w:abstractNum w:abstractNumId="28" w15:restartNumberingAfterBreak="0">
     <w:nsid w:val="292C3BC6"/>
     <w:multiLevelType w:val="multilevel"/>
     <w:tmpl w:val="CA744F16"/>
@@ -18249,7 +19732,7 @@
       </w:rPr>
     </w:lvl>
   </w:abstractNum>
-  <w:abstractNum w:abstractNumId="27" w15:restartNumberingAfterBreak="0">
+  <w:abstractNum w:abstractNumId="29" w15:restartNumberingAfterBreak="0">
     <w:nsid w:val="29D04CD5"/>
     <w:multiLevelType w:val="multilevel"/>
     <w:tmpl w:val="76BC96D4"/>
@@ -18389,7 +19872,7 @@
       </w:rPr>
     </w:lvl>
   </w:abstractNum>
-  <w:abstractNum w:abstractNumId="28" w15:restartNumberingAfterBreak="0">
+  <w:abstractNum w:abstractNumId="30" w15:restartNumberingAfterBreak="0">
     <w:nsid w:val="2CC94DA2"/>
     <w:multiLevelType w:val="multilevel"/>
     <w:tmpl w:val="45E0056A"/>
@@ -18510,7 +19993,7 @@
       </w:pPr>
     </w:lvl>
   </w:abstractNum>
-  <w:abstractNum w:abstractNumId="29" w15:restartNumberingAfterBreak="0">
+  <w:abstractNum w:abstractNumId="31" w15:restartNumberingAfterBreak="0">
     <w:nsid w:val="2E774A7B"/>
     <w:multiLevelType w:val="multilevel"/>
     <w:tmpl w:val="2A44F1CE"/>
@@ -18650,7 +20133,7 @@
       </w:rPr>
     </w:lvl>
   </w:abstractNum>
-  <w:abstractNum w:abstractNumId="30" w15:restartNumberingAfterBreak="0">
+  <w:abstractNum w:abstractNumId="32" w15:restartNumberingAfterBreak="0">
     <w:nsid w:val="2EE24CB3"/>
     <w:multiLevelType w:val="hybridMultilevel"/>
     <w:tmpl w:val="A8B6CB94"/>
@@ -18764,7 +20247,7 @@
       </w:rPr>
     </w:lvl>
   </w:abstractNum>
-  <w:abstractNum w:abstractNumId="31" w15:restartNumberingAfterBreak="0">
+  <w:abstractNum w:abstractNumId="33" w15:restartNumberingAfterBreak="0">
     <w:nsid w:val="2F7A13C3"/>
     <w:multiLevelType w:val="hybridMultilevel"/>
     <w:tmpl w:val="9B96719A"/>
@@ -18850,7 +20333,7 @@
       </w:pPr>
     </w:lvl>
   </w:abstractNum>
-  <w:abstractNum w:abstractNumId="32" w15:restartNumberingAfterBreak="0">
+  <w:abstractNum w:abstractNumId="34" w15:restartNumberingAfterBreak="0">
     <w:nsid w:val="2FC838BD"/>
     <w:multiLevelType w:val="hybridMultilevel"/>
     <w:tmpl w:val="9B96719A"/>
@@ -18936,7 +20419,7 @@
       </w:pPr>
     </w:lvl>
   </w:abstractNum>
-  <w:abstractNum w:abstractNumId="33" w15:restartNumberingAfterBreak="0">
+  <w:abstractNum w:abstractNumId="35" w15:restartNumberingAfterBreak="0">
     <w:nsid w:val="2FF63291"/>
     <w:multiLevelType w:val="hybridMultilevel"/>
     <w:tmpl w:val="1CE49AF4"/>
@@ -19034,7 +20517,7 @@
       </w:pPr>
     </w:lvl>
   </w:abstractNum>
-  <w:abstractNum w:abstractNumId="34" w15:restartNumberingAfterBreak="0">
+  <w:abstractNum w:abstractNumId="36" w15:restartNumberingAfterBreak="0">
     <w:nsid w:val="301C5C6E"/>
     <w:multiLevelType w:val="hybridMultilevel"/>
     <w:tmpl w:val="3F1EB2FE"/>
@@ -19120,7 +20603,120 @@
       </w:pPr>
     </w:lvl>
   </w:abstractNum>
-  <w:abstractNum w:abstractNumId="35" w15:restartNumberingAfterBreak="0">
+  <w:abstractNum w:abstractNumId="37" w15:restartNumberingAfterBreak="0">
+    <w:nsid w:val="33A211D5"/>
+    <w:multiLevelType w:val="multilevel"/>
+    <w:tmpl w:val="3AE6F6DE"/>
+    <w:lvl w:ilvl="0">
+      <w:start w:val="1"/>
+      <w:numFmt w:val="decimal"/>
+      <w:lvlText w:val="%1."/>
+      <w:lvlJc w:val="left"/>
+      <w:pPr>
+        <w:ind w:left="360" w:hanging="360"/>
+      </w:pPr>
+      <w:rPr>
+        <w:rFonts w:hint="default"/>
+      </w:rPr>
+    </w:lvl>
+    <w:lvl w:ilvl="1">
+      <w:start w:val="1"/>
+      <w:numFmt w:val="decimal"/>
+      <w:lvlText w:val="%2."/>
+      <w:lvlJc w:val="left"/>
+      <w:pPr>
+        <w:tabs>
+          <w:tab w:val="num" w:pos="632"/>
+        </w:tabs>
+        <w:ind w:left="632" w:hanging="283"/>
+      </w:pPr>
+    </w:lvl>
+    <w:lvl w:ilvl="2">
+      <w:start w:val="1"/>
+      <w:numFmt w:val="decimal"/>
+      <w:lvlText w:val="%3."/>
+      <w:lvlJc w:val="left"/>
+      <w:pPr>
+        <w:tabs>
+          <w:tab w:val="num" w:pos="1341"/>
+        </w:tabs>
+        <w:ind w:left="1341" w:hanging="283"/>
+      </w:pPr>
+    </w:lvl>
+    <w:lvl w:ilvl="3">
+      <w:start w:val="1"/>
+      <w:numFmt w:val="decimal"/>
+      <w:lvlText w:val="%4."/>
+      <w:lvlJc w:val="left"/>
+      <w:pPr>
+        <w:tabs>
+          <w:tab w:val="num" w:pos="2050"/>
+        </w:tabs>
+        <w:ind w:left="2050" w:hanging="283"/>
+      </w:pPr>
+    </w:lvl>
+    <w:lvl w:ilvl="4">
+      <w:start w:val="1"/>
+      <w:numFmt w:val="decimal"/>
+      <w:lvlText w:val="%5."/>
+      <w:lvlJc w:val="left"/>
+      <w:pPr>
+        <w:tabs>
+          <w:tab w:val="num" w:pos="2759"/>
+        </w:tabs>
+        <w:ind w:left="2759" w:hanging="283"/>
+      </w:pPr>
+    </w:lvl>
+    <w:lvl w:ilvl="5">
+      <w:start w:val="1"/>
+      <w:numFmt w:val="decimal"/>
+      <w:lvlText w:val="%6."/>
+      <w:lvlJc w:val="left"/>
+      <w:pPr>
+        <w:tabs>
+          <w:tab w:val="num" w:pos="3468"/>
+        </w:tabs>
+        <w:ind w:left="3468" w:hanging="283"/>
+      </w:pPr>
+    </w:lvl>
+    <w:lvl w:ilvl="6">
+      <w:start w:val="1"/>
+      <w:numFmt w:val="decimal"/>
+      <w:lvlText w:val="%7."/>
+      <w:lvlJc w:val="left"/>
+      <w:pPr>
+        <w:tabs>
+          <w:tab w:val="num" w:pos="4177"/>
+        </w:tabs>
+        <w:ind w:left="4177" w:hanging="283"/>
+      </w:pPr>
+    </w:lvl>
+    <w:lvl w:ilvl="7">
+      <w:start w:val="1"/>
+      <w:numFmt w:val="decimal"/>
+      <w:lvlText w:val="%8."/>
+      <w:lvlJc w:val="left"/>
+      <w:pPr>
+        <w:tabs>
+          <w:tab w:val="num" w:pos="4886"/>
+        </w:tabs>
+        <w:ind w:left="4886" w:hanging="283"/>
+      </w:pPr>
+    </w:lvl>
+    <w:lvl w:ilvl="8">
+      <w:start w:val="1"/>
+      <w:numFmt w:val="decimal"/>
+      <w:lvlText w:val="%9."/>
+      <w:lvlJc w:val="left"/>
+      <w:pPr>
+        <w:tabs>
+          <w:tab w:val="num" w:pos="5595"/>
+        </w:tabs>
+        <w:ind w:left="5595" w:hanging="283"/>
+      </w:pPr>
+    </w:lvl>
+  </w:abstractNum>
+  <w:abstractNum w:abstractNumId="38" w15:restartNumberingAfterBreak="0">
     <w:nsid w:val="343060AA"/>
     <w:multiLevelType w:val="hybridMultilevel"/>
     <w:tmpl w:val="309C4EEE"/>
@@ -19206,7 +20802,7 @@
       </w:pPr>
     </w:lvl>
   </w:abstractNum>
-  <w:abstractNum w:abstractNumId="36" w15:restartNumberingAfterBreak="0">
+  <w:abstractNum w:abstractNumId="39" w15:restartNumberingAfterBreak="0">
     <w:nsid w:val="3688439B"/>
     <w:multiLevelType w:val="hybridMultilevel"/>
     <w:tmpl w:val="7D2EE680"/>
@@ -19295,7 +20891,7 @@
       </w:pPr>
     </w:lvl>
   </w:abstractNum>
-  <w:abstractNum w:abstractNumId="37" w15:restartNumberingAfterBreak="0">
+  <w:abstractNum w:abstractNumId="40" w15:restartNumberingAfterBreak="0">
     <w:nsid w:val="3B94696D"/>
     <w:multiLevelType w:val="hybridMultilevel"/>
     <w:tmpl w:val="6D68C3A2"/>
@@ -19409,7 +21005,7 @@
       </w:rPr>
     </w:lvl>
   </w:abstractNum>
-  <w:abstractNum w:abstractNumId="38" w15:restartNumberingAfterBreak="0">
+  <w:abstractNum w:abstractNumId="41" w15:restartNumberingAfterBreak="0">
     <w:nsid w:val="3CF96E84"/>
     <w:multiLevelType w:val="hybridMultilevel"/>
     <w:tmpl w:val="6F5A4240"/>
@@ -19495,7 +21091,7 @@
       </w:pPr>
     </w:lvl>
   </w:abstractNum>
-  <w:abstractNum w:abstractNumId="39" w15:restartNumberingAfterBreak="0">
+  <w:abstractNum w:abstractNumId="42" w15:restartNumberingAfterBreak="0">
     <w:nsid w:val="3D522993"/>
     <w:multiLevelType w:val="multilevel"/>
     <w:tmpl w:val="587A946C"/>
@@ -19644,7 +21240,7 @@
       </w:rPr>
     </w:lvl>
   </w:abstractNum>
-  <w:abstractNum w:abstractNumId="40" w15:restartNumberingAfterBreak="0">
+  <w:abstractNum w:abstractNumId="43" w15:restartNumberingAfterBreak="0">
     <w:nsid w:val="41593F0F"/>
     <w:multiLevelType w:val="hybridMultilevel"/>
     <w:tmpl w:val="9B96719A"/>
@@ -19730,7 +21326,7 @@
       </w:pPr>
     </w:lvl>
   </w:abstractNum>
-  <w:abstractNum w:abstractNumId="41" w15:restartNumberingAfterBreak="0">
+  <w:abstractNum w:abstractNumId="44" w15:restartNumberingAfterBreak="0">
     <w:nsid w:val="42B150AE"/>
     <w:multiLevelType w:val="hybridMultilevel"/>
     <w:tmpl w:val="9B96719A"/>
@@ -19816,7 +21412,7 @@
       </w:pPr>
     </w:lvl>
   </w:abstractNum>
-  <w:abstractNum w:abstractNumId="42" w15:restartNumberingAfterBreak="0">
+  <w:abstractNum w:abstractNumId="45" w15:restartNumberingAfterBreak="0">
     <w:nsid w:val="42D52088"/>
     <w:multiLevelType w:val="hybridMultilevel"/>
     <w:tmpl w:val="778A69FE"/>
@@ -19930,7 +21526,7 @@
       </w:rPr>
     </w:lvl>
   </w:abstractNum>
-  <w:abstractNum w:abstractNumId="43" w15:restartNumberingAfterBreak="0">
+  <w:abstractNum w:abstractNumId="46" w15:restartNumberingAfterBreak="0">
     <w:nsid w:val="44216B3E"/>
     <w:multiLevelType w:val="multilevel"/>
     <w:tmpl w:val="DDA22A5E"/>
@@ -20067,7 +21663,7 @@
       </w:rPr>
     </w:lvl>
   </w:abstractNum>
-  <w:abstractNum w:abstractNumId="44" w15:restartNumberingAfterBreak="0">
+  <w:abstractNum w:abstractNumId="47" w15:restartNumberingAfterBreak="0">
     <w:nsid w:val="4B2A49D7"/>
     <w:multiLevelType w:val="hybridMultilevel"/>
     <w:tmpl w:val="FF38B69E"/>
@@ -20153,7 +21749,7 @@
       </w:pPr>
     </w:lvl>
   </w:abstractNum>
-  <w:abstractNum w:abstractNumId="45" w15:restartNumberingAfterBreak="0">
+  <w:abstractNum w:abstractNumId="48" w15:restartNumberingAfterBreak="0">
     <w:nsid w:val="53702BD6"/>
     <w:multiLevelType w:val="hybridMultilevel"/>
     <w:tmpl w:val="373AFA12"/>
@@ -20242,7 +21838,7 @@
       </w:pPr>
     </w:lvl>
   </w:abstractNum>
-  <w:abstractNum w:abstractNumId="46" w15:restartNumberingAfterBreak="0">
+  <w:abstractNum w:abstractNumId="49" w15:restartNumberingAfterBreak="0">
     <w:nsid w:val="537506E6"/>
     <w:multiLevelType w:val="multilevel"/>
     <w:tmpl w:val="BCE88726"/>
@@ -20382,7 +21978,7 @@
       </w:rPr>
     </w:lvl>
   </w:abstractNum>
-  <w:abstractNum w:abstractNumId="47" w15:restartNumberingAfterBreak="0">
+  <w:abstractNum w:abstractNumId="50" w15:restartNumberingAfterBreak="0">
     <w:nsid w:val="53A3586F"/>
     <w:multiLevelType w:val="hybridMultilevel"/>
     <w:tmpl w:val="A0569A98"/>
@@ -20477,7 +22073,7 @@
       </w:pPr>
     </w:lvl>
   </w:abstractNum>
-  <w:abstractNum w:abstractNumId="48" w15:restartNumberingAfterBreak="0">
+  <w:abstractNum w:abstractNumId="51" w15:restartNumberingAfterBreak="0">
     <w:nsid w:val="54452864"/>
     <w:multiLevelType w:val="hybridMultilevel"/>
     <w:tmpl w:val="9E78C98E"/>
@@ -20590,7 +22186,7 @@
       </w:rPr>
     </w:lvl>
   </w:abstractNum>
-  <w:abstractNum w:abstractNumId="49" w15:restartNumberingAfterBreak="0">
+  <w:abstractNum w:abstractNumId="52" w15:restartNumberingAfterBreak="0">
     <w:nsid w:val="57ED5547"/>
     <w:multiLevelType w:val="multilevel"/>
     <w:tmpl w:val="B38A48C4"/>
@@ -20730,7 +22326,7 @@
       </w:rPr>
     </w:lvl>
   </w:abstractNum>
-  <w:abstractNum w:abstractNumId="50" w15:restartNumberingAfterBreak="0">
+  <w:abstractNum w:abstractNumId="53" w15:restartNumberingAfterBreak="0">
     <w:nsid w:val="5AC32B88"/>
     <w:multiLevelType w:val="hybridMultilevel"/>
     <w:tmpl w:val="748C87A0"/>
@@ -20816,7 +22412,7 @@
       </w:pPr>
     </w:lvl>
   </w:abstractNum>
-  <w:abstractNum w:abstractNumId="51" w15:restartNumberingAfterBreak="0">
+  <w:abstractNum w:abstractNumId="54" w15:restartNumberingAfterBreak="0">
     <w:nsid w:val="5C3F3720"/>
     <w:multiLevelType w:val="hybridMultilevel"/>
     <w:tmpl w:val="F2D217D0"/>
@@ -20914,7 +22510,7 @@
       </w:pPr>
     </w:lvl>
   </w:abstractNum>
-  <w:abstractNum w:abstractNumId="52" w15:restartNumberingAfterBreak="0">
+  <w:abstractNum w:abstractNumId="55" w15:restartNumberingAfterBreak="0">
     <w:nsid w:val="5FE76B91"/>
     <w:multiLevelType w:val="hybridMultilevel"/>
     <w:tmpl w:val="F5869F58"/>
@@ -21004,7 +22600,7 @@
       </w:pPr>
     </w:lvl>
   </w:abstractNum>
-  <w:abstractNum w:abstractNumId="53" w15:restartNumberingAfterBreak="0">
+  <w:abstractNum w:abstractNumId="56" w15:restartNumberingAfterBreak="0">
     <w:nsid w:val="60E342C7"/>
     <w:multiLevelType w:val="multilevel"/>
     <w:tmpl w:val="3AE6F6DE"/>
@@ -21117,7 +22713,7 @@
       </w:pPr>
     </w:lvl>
   </w:abstractNum>
-  <w:abstractNum w:abstractNumId="54" w15:restartNumberingAfterBreak="0">
+  <w:abstractNum w:abstractNumId="57" w15:restartNumberingAfterBreak="0">
     <w:nsid w:val="616370BE"/>
     <w:multiLevelType w:val="hybridMultilevel"/>
     <w:tmpl w:val="FCBAF152"/>
@@ -21231,7 +22827,7 @@
       </w:rPr>
     </w:lvl>
   </w:abstractNum>
-  <w:abstractNum w:abstractNumId="55" w15:restartNumberingAfterBreak="0">
+  <w:abstractNum w:abstractNumId="58" w15:restartNumberingAfterBreak="0">
     <w:nsid w:val="67C36222"/>
     <w:multiLevelType w:val="hybridMultilevel"/>
     <w:tmpl w:val="FB3CB0AC"/>
@@ -21320,7 +22916,7 @@
       </w:pPr>
     </w:lvl>
   </w:abstractNum>
-  <w:abstractNum w:abstractNumId="56" w15:restartNumberingAfterBreak="0">
+  <w:abstractNum w:abstractNumId="59" w15:restartNumberingAfterBreak="0">
     <w:nsid w:val="68A13AFA"/>
     <w:multiLevelType w:val="multilevel"/>
     <w:tmpl w:val="9D8ED202"/>
@@ -21460,7 +23056,7 @@
       </w:rPr>
     </w:lvl>
   </w:abstractNum>
-  <w:abstractNum w:abstractNumId="57" w15:restartNumberingAfterBreak="0">
+  <w:abstractNum w:abstractNumId="60" w15:restartNumberingAfterBreak="0">
     <w:nsid w:val="6A3306C0"/>
     <w:multiLevelType w:val="hybridMultilevel"/>
     <w:tmpl w:val="2E303AD2"/>
@@ -21574,7 +23170,7 @@
       </w:rPr>
     </w:lvl>
   </w:abstractNum>
-  <w:abstractNum w:abstractNumId="58" w15:restartNumberingAfterBreak="0">
+  <w:abstractNum w:abstractNumId="61" w15:restartNumberingAfterBreak="0">
     <w:nsid w:val="6EA919B6"/>
     <w:multiLevelType w:val="multilevel"/>
     <w:tmpl w:val="FBFC98EE"/>
@@ -21714,7 +23310,7 @@
       </w:rPr>
     </w:lvl>
   </w:abstractNum>
-  <w:abstractNum w:abstractNumId="59" w15:restartNumberingAfterBreak="0">
+  <w:abstractNum w:abstractNumId="62" w15:restartNumberingAfterBreak="0">
     <w:nsid w:val="720E469D"/>
     <w:multiLevelType w:val="hybridMultilevel"/>
     <w:tmpl w:val="8A847CAE"/>
@@ -21803,7 +23399,7 @@
       </w:pPr>
     </w:lvl>
   </w:abstractNum>
-  <w:abstractNum w:abstractNumId="60" w15:restartNumberingAfterBreak="0">
+  <w:abstractNum w:abstractNumId="63" w15:restartNumberingAfterBreak="0">
     <w:nsid w:val="72282641"/>
     <w:multiLevelType w:val="hybridMultilevel"/>
     <w:tmpl w:val="E58816D6"/>
@@ -21917,7 +23513,7 @@
       </w:rPr>
     </w:lvl>
   </w:abstractNum>
-  <w:abstractNum w:abstractNumId="61" w15:restartNumberingAfterBreak="0">
+  <w:abstractNum w:abstractNumId="64" w15:restartNumberingAfterBreak="0">
     <w:nsid w:val="7236607D"/>
     <w:multiLevelType w:val="multilevel"/>
     <w:tmpl w:val="33C21AF4"/>
@@ -22048,7 +23644,7 @@
       </w:rPr>
     </w:lvl>
   </w:abstractNum>
-  <w:abstractNum w:abstractNumId="62" w15:restartNumberingAfterBreak="0">
+  <w:abstractNum w:abstractNumId="65" w15:restartNumberingAfterBreak="0">
     <w:nsid w:val="77751C34"/>
     <w:multiLevelType w:val="hybridMultilevel"/>
     <w:tmpl w:val="93B03718"/>
@@ -22137,7 +23733,7 @@
       </w:pPr>
     </w:lvl>
   </w:abstractNum>
-  <w:abstractNum w:abstractNumId="63" w15:restartNumberingAfterBreak="0">
+  <w:abstractNum w:abstractNumId="66" w15:restartNumberingAfterBreak="0">
     <w:nsid w:val="77A13E6C"/>
     <w:multiLevelType w:val="hybridMultilevel"/>
     <w:tmpl w:val="E24619C8"/>
@@ -22232,7 +23828,7 @@
       </w:pPr>
     </w:lvl>
   </w:abstractNum>
-  <w:abstractNum w:abstractNumId="64" w15:restartNumberingAfterBreak="0">
+  <w:abstractNum w:abstractNumId="67" w15:restartNumberingAfterBreak="0">
     <w:nsid w:val="78A40B1D"/>
     <w:multiLevelType w:val="multilevel"/>
     <w:tmpl w:val="1AC2EB18"/>
@@ -22372,7 +23968,7 @@
       </w:rPr>
     </w:lvl>
   </w:abstractNum>
-  <w:abstractNum w:abstractNumId="65" w15:restartNumberingAfterBreak="0">
+  <w:abstractNum w:abstractNumId="68" w15:restartNumberingAfterBreak="0">
     <w:nsid w:val="79F162FB"/>
     <w:multiLevelType w:val="multilevel"/>
     <w:tmpl w:val="0C321464"/>
@@ -22512,7 +24108,7 @@
       </w:rPr>
     </w:lvl>
   </w:abstractNum>
-  <w:abstractNum w:abstractNumId="66" w15:restartNumberingAfterBreak="0">
+  <w:abstractNum w:abstractNumId="69" w15:restartNumberingAfterBreak="0">
     <w:nsid w:val="7C970EC7"/>
     <w:multiLevelType w:val="hybridMultilevel"/>
     <w:tmpl w:val="7D2EE680"/>
@@ -22601,7 +24197,7 @@
       </w:pPr>
     </w:lvl>
   </w:abstractNum>
-  <w:abstractNum w:abstractNumId="67" w15:restartNumberingAfterBreak="0">
+  <w:abstractNum w:abstractNumId="70" w15:restartNumberingAfterBreak="0">
     <w:nsid w:val="7F3605F0"/>
     <w:multiLevelType w:val="multilevel"/>
     <w:tmpl w:val="0B484776"/>
@@ -22741,7 +24337,7 @@
       </w:rPr>
     </w:lvl>
   </w:abstractNum>
-  <w:abstractNum w:abstractNumId="68" w15:restartNumberingAfterBreak="0">
+  <w:abstractNum w:abstractNumId="71" w15:restartNumberingAfterBreak="0">
     <w:nsid w:val="7FEE14A8"/>
     <w:multiLevelType w:val="hybridMultilevel"/>
     <w:tmpl w:val="64FC9D2C"/>
@@ -22827,7 +24423,7 @@
       </w:pPr>
     </w:lvl>
   </w:abstractNum>
-  <w:abstractNum w:abstractNumId="69" w15:restartNumberingAfterBreak="0">
+  <w:abstractNum w:abstractNumId="72" w15:restartNumberingAfterBreak="0">
     <w:nsid w:val="7FF24A2E"/>
     <w:multiLevelType w:val="hybridMultilevel"/>
     <w:tmpl w:val="AA284BB2"/>
@@ -22918,298 +24514,307 @@
     </w:lvl>
   </w:abstractNum>
   <w:num w:numId="1" w16cid:durableId="462768859">
-    <w:abstractNumId w:val="53"/>
+    <w:abstractNumId w:val="56"/>
   </w:num>
   <w:num w:numId="2" w16cid:durableId="534851259">
-    <w:abstractNumId w:val="20"/>
+    <w:abstractNumId w:val="22"/>
   </w:num>
   <w:num w:numId="3" w16cid:durableId="754977449">
+    <w:abstractNumId w:val="29"/>
+  </w:num>
+  <w:num w:numId="4" w16cid:durableId="2071151317">
+    <w:abstractNumId w:val="49"/>
+  </w:num>
+  <w:num w:numId="5" w16cid:durableId="1569268375">
+    <w:abstractNumId w:val="70"/>
+  </w:num>
+  <w:num w:numId="6" w16cid:durableId="1342007254">
+    <w:abstractNumId w:val="59"/>
+  </w:num>
+  <w:num w:numId="7" w16cid:durableId="935209781">
+    <w:abstractNumId w:val="28"/>
+  </w:num>
+  <w:num w:numId="8" w16cid:durableId="393507632">
+    <w:abstractNumId w:val="31"/>
+  </w:num>
+  <w:num w:numId="9" w16cid:durableId="1732313751">
+    <w:abstractNumId w:val="52"/>
+  </w:num>
+  <w:num w:numId="10" w16cid:durableId="1929850215">
+    <w:abstractNumId w:val="61"/>
+  </w:num>
+  <w:num w:numId="11" w16cid:durableId="624845372">
     <w:abstractNumId w:val="27"/>
   </w:num>
-  <w:num w:numId="4" w16cid:durableId="2071151317">
-    <w:abstractNumId w:val="46"/>
-  </w:num>
-  <w:num w:numId="5" w16cid:durableId="1569268375">
+  <w:num w:numId="12" w16cid:durableId="407583010">
     <w:abstractNumId w:val="67"/>
   </w:num>
-  <w:num w:numId="6" w16cid:durableId="1342007254">
-    <w:abstractNumId w:val="56"/>
-  </w:num>
-  <w:num w:numId="7" w16cid:durableId="935209781">
-    <w:abstractNumId w:val="26"/>
-  </w:num>
-  <w:num w:numId="8" w16cid:durableId="393507632">
-    <w:abstractNumId w:val="29"/>
-  </w:num>
-  <w:num w:numId="9" w16cid:durableId="1732313751">
-    <w:abstractNumId w:val="49"/>
-  </w:num>
-  <w:num w:numId="10" w16cid:durableId="1929850215">
-    <w:abstractNumId w:val="58"/>
-  </w:num>
-  <w:num w:numId="11" w16cid:durableId="624845372">
-    <w:abstractNumId w:val="25"/>
-  </w:num>
-  <w:num w:numId="12" w16cid:durableId="407583010">
-    <w:abstractNumId w:val="64"/>
-  </w:num>
   <w:num w:numId="13" w16cid:durableId="750663636">
-    <w:abstractNumId w:val="65"/>
+    <w:abstractNumId w:val="68"/>
   </w:num>
   <w:num w:numId="14" w16cid:durableId="1026060989">
-    <w:abstractNumId w:val="17"/>
+    <w:abstractNumId w:val="18"/>
   </w:num>
   <w:num w:numId="15" w16cid:durableId="670109320">
-    <w:abstractNumId w:val="30"/>
+    <w:abstractNumId w:val="32"/>
   </w:num>
   <w:num w:numId="16" w16cid:durableId="1566524494">
-    <w:abstractNumId w:val="34"/>
+    <w:abstractNumId w:val="36"/>
   </w:num>
   <w:num w:numId="17" w16cid:durableId="2041972332">
-    <w:abstractNumId w:val="18"/>
+    <w:abstractNumId w:val="20"/>
   </w:num>
   <w:num w:numId="18" w16cid:durableId="1397167982">
     <w:abstractNumId w:val="3"/>
   </w:num>
   <w:num w:numId="19" w16cid:durableId="153645313">
-    <w:abstractNumId w:val="38"/>
+    <w:abstractNumId w:val="41"/>
   </w:num>
   <w:num w:numId="20" w16cid:durableId="1506895684">
-    <w:abstractNumId w:val="45"/>
+    <w:abstractNumId w:val="48"/>
   </w:num>
   <w:num w:numId="21" w16cid:durableId="264191240">
-    <w:abstractNumId w:val="28"/>
+    <w:abstractNumId w:val="30"/>
   </w:num>
   <w:num w:numId="22" w16cid:durableId="1217857422">
     <w:abstractNumId w:val="2"/>
   </w:num>
   <w:num w:numId="23" w16cid:durableId="178354707">
-    <w:abstractNumId w:val="22"/>
+    <w:abstractNumId w:val="24"/>
     <w:lvlOverride w:ilvl="0">
       <w:startOverride w:val="1"/>
     </w:lvlOverride>
   </w:num>
   <w:num w:numId="24" w16cid:durableId="883636844">
-    <w:abstractNumId w:val="63"/>
+    <w:abstractNumId w:val="66"/>
     <w:lvlOverride w:ilvl="0">
       <w:startOverride w:val="1"/>
     </w:lvlOverride>
   </w:num>
   <w:num w:numId="25" w16cid:durableId="1517230823">
-    <w:abstractNumId w:val="36"/>
+    <w:abstractNumId w:val="39"/>
   </w:num>
   <w:num w:numId="26" w16cid:durableId="198737806">
-    <w:abstractNumId w:val="37"/>
+    <w:abstractNumId w:val="40"/>
   </w:num>
   <w:num w:numId="27" w16cid:durableId="1970436380">
-    <w:abstractNumId w:val="52"/>
+    <w:abstractNumId w:val="55"/>
   </w:num>
   <w:num w:numId="28" w16cid:durableId="1109744282">
-    <w:abstractNumId w:val="10"/>
+    <w:abstractNumId w:val="11"/>
   </w:num>
   <w:num w:numId="29" w16cid:durableId="1596595425">
-    <w:abstractNumId w:val="41"/>
+    <w:abstractNumId w:val="44"/>
   </w:num>
   <w:num w:numId="30" w16cid:durableId="1092163475">
-    <w:abstractNumId w:val="21"/>
+    <w:abstractNumId w:val="23"/>
   </w:num>
   <w:num w:numId="31" w16cid:durableId="1638341705">
-    <w:abstractNumId w:val="31"/>
+    <w:abstractNumId w:val="33"/>
   </w:num>
   <w:num w:numId="32" w16cid:durableId="99614821">
-    <w:abstractNumId w:val="69"/>
+    <w:abstractNumId w:val="72"/>
   </w:num>
   <w:num w:numId="33" w16cid:durableId="1972857697">
-    <w:abstractNumId w:val="40"/>
+    <w:abstractNumId w:val="43"/>
   </w:num>
   <w:num w:numId="34" w16cid:durableId="2055888871">
-    <w:abstractNumId w:val="32"/>
+    <w:abstractNumId w:val="34"/>
   </w:num>
   <w:num w:numId="35" w16cid:durableId="2124761692">
     <w:abstractNumId w:val="1"/>
   </w:num>
   <w:num w:numId="36" w16cid:durableId="921449534">
-    <w:abstractNumId w:val="43"/>
+    <w:abstractNumId w:val="46"/>
   </w:num>
   <w:num w:numId="37" w16cid:durableId="1249339732">
-    <w:abstractNumId w:val="53"/>
+    <w:abstractNumId w:val="56"/>
   </w:num>
   <w:num w:numId="38" w16cid:durableId="901332559">
-    <w:abstractNumId w:val="15"/>
+    <w:abstractNumId w:val="16"/>
   </w:num>
   <w:num w:numId="39" w16cid:durableId="226458378">
     <w:abstractNumId w:val="0"/>
   </w:num>
   <w:num w:numId="40" w16cid:durableId="1691839389">
-    <w:abstractNumId w:val="42"/>
+    <w:abstractNumId w:val="45"/>
   </w:num>
   <w:num w:numId="41" w16cid:durableId="1257639454">
-    <w:abstractNumId w:val="53"/>
+    <w:abstractNumId w:val="56"/>
   </w:num>
   <w:num w:numId="42" w16cid:durableId="196894282">
-    <w:abstractNumId w:val="7"/>
+    <w:abstractNumId w:val="8"/>
   </w:num>
   <w:num w:numId="43" w16cid:durableId="680471570">
-    <w:abstractNumId w:val="66"/>
+    <w:abstractNumId w:val="69"/>
   </w:num>
   <w:num w:numId="44" w16cid:durableId="1315139082">
-    <w:abstractNumId w:val="53"/>
+    <w:abstractNumId w:val="56"/>
   </w:num>
   <w:num w:numId="45" w16cid:durableId="2113940701">
-    <w:abstractNumId w:val="53"/>
+    <w:abstractNumId w:val="56"/>
   </w:num>
   <w:num w:numId="46" w16cid:durableId="1884713029">
-    <w:abstractNumId w:val="55"/>
+    <w:abstractNumId w:val="58"/>
   </w:num>
   <w:num w:numId="47" w16cid:durableId="1079255107">
-    <w:abstractNumId w:val="59"/>
+    <w:abstractNumId w:val="62"/>
   </w:num>
   <w:num w:numId="48" w16cid:durableId="163739946">
-    <w:abstractNumId w:val="35"/>
+    <w:abstractNumId w:val="38"/>
     <w:lvlOverride w:ilvl="0">
       <w:startOverride w:val="1"/>
     </w:lvlOverride>
   </w:num>
   <w:num w:numId="49" w16cid:durableId="130177845">
-    <w:abstractNumId w:val="53"/>
+    <w:abstractNumId w:val="56"/>
   </w:num>
   <w:num w:numId="50" w16cid:durableId="1549225530">
-    <w:abstractNumId w:val="53"/>
+    <w:abstractNumId w:val="56"/>
   </w:num>
   <w:num w:numId="51" w16cid:durableId="1543207655">
-    <w:abstractNumId w:val="53"/>
+    <w:abstractNumId w:val="56"/>
   </w:num>
   <w:num w:numId="52" w16cid:durableId="2082754323">
-    <w:abstractNumId w:val="24"/>
+    <w:abstractNumId w:val="26"/>
   </w:num>
   <w:num w:numId="53" w16cid:durableId="1140000597">
-    <w:abstractNumId w:val="47"/>
+    <w:abstractNumId w:val="50"/>
     <w:lvlOverride w:ilvl="0">
       <w:startOverride w:val="1"/>
     </w:lvlOverride>
   </w:num>
   <w:num w:numId="54" w16cid:durableId="1476414865">
-    <w:abstractNumId w:val="53"/>
+    <w:abstractNumId w:val="56"/>
   </w:num>
   <w:num w:numId="55" w16cid:durableId="1747803550">
-    <w:abstractNumId w:val="62"/>
+    <w:abstractNumId w:val="65"/>
   </w:num>
   <w:num w:numId="56" w16cid:durableId="1421872203">
-    <w:abstractNumId w:val="23"/>
+    <w:abstractNumId w:val="25"/>
     <w:lvlOverride w:ilvl="0">
       <w:startOverride w:val="1"/>
     </w:lvlOverride>
   </w:num>
   <w:num w:numId="57" w16cid:durableId="1090199479">
-    <w:abstractNumId w:val="57"/>
+    <w:abstractNumId w:val="60"/>
   </w:num>
   <w:num w:numId="58" w16cid:durableId="794324903">
-    <w:abstractNumId w:val="53"/>
+    <w:abstractNumId w:val="56"/>
   </w:num>
   <w:num w:numId="59" w16cid:durableId="1306081610">
+    <w:abstractNumId w:val="15"/>
+  </w:num>
+  <w:num w:numId="60" w16cid:durableId="432749816">
     <w:abstractNumId w:val="14"/>
   </w:num>
-  <w:num w:numId="60" w16cid:durableId="432749816">
-    <w:abstractNumId w:val="13"/>
-  </w:num>
   <w:num w:numId="61" w16cid:durableId="903416085">
-    <w:abstractNumId w:val="39"/>
+    <w:abstractNumId w:val="42"/>
   </w:num>
   <w:num w:numId="62" w16cid:durableId="109403679">
-    <w:abstractNumId w:val="9"/>
+    <w:abstractNumId w:val="10"/>
   </w:num>
   <w:num w:numId="63" w16cid:durableId="1952125431">
-    <w:abstractNumId w:val="53"/>
+    <w:abstractNumId w:val="56"/>
   </w:num>
   <w:num w:numId="64" w16cid:durableId="1966891500">
     <w:abstractNumId w:val="4"/>
   </w:num>
   <w:num w:numId="65" w16cid:durableId="697698884">
+    <w:abstractNumId w:val="56"/>
+  </w:num>
+  <w:num w:numId="66" w16cid:durableId="1168981868">
+    <w:abstractNumId w:val="64"/>
+  </w:num>
+  <w:num w:numId="67" w16cid:durableId="160393705">
+    <w:abstractNumId w:val="56"/>
+  </w:num>
+  <w:num w:numId="68" w16cid:durableId="1831167593">
+    <w:abstractNumId w:val="13"/>
+  </w:num>
+  <w:num w:numId="69" w16cid:durableId="1698121427">
+    <w:abstractNumId w:val="56"/>
+  </w:num>
+  <w:num w:numId="70" w16cid:durableId="1760105121">
+    <w:abstractNumId w:val="51"/>
+  </w:num>
+  <w:num w:numId="71" w16cid:durableId="702751241">
+    <w:abstractNumId w:val="63"/>
+  </w:num>
+  <w:num w:numId="72" w16cid:durableId="408386921">
+    <w:abstractNumId w:val="56"/>
+  </w:num>
+  <w:num w:numId="73" w16cid:durableId="2030330978">
     <w:abstractNumId w:val="53"/>
   </w:num>
-  <w:num w:numId="66" w16cid:durableId="1168981868">
-    <w:abstractNumId w:val="61"/>
-  </w:num>
-  <w:num w:numId="67" w16cid:durableId="160393705">
-    <w:abstractNumId w:val="53"/>
-  </w:num>
-  <w:num w:numId="68" w16cid:durableId="1831167593">
-    <w:abstractNumId w:val="12"/>
-  </w:num>
-  <w:num w:numId="69" w16cid:durableId="1698121427">
-    <w:abstractNumId w:val="53"/>
-  </w:num>
-  <w:num w:numId="70" w16cid:durableId="1760105121">
-    <w:abstractNumId w:val="48"/>
-  </w:num>
-  <w:num w:numId="71" w16cid:durableId="702751241">
-    <w:abstractNumId w:val="60"/>
-  </w:num>
-  <w:num w:numId="72" w16cid:durableId="408386921">
-    <w:abstractNumId w:val="53"/>
-  </w:num>
-  <w:num w:numId="73" w16cid:durableId="2030330978">
-    <w:abstractNumId w:val="50"/>
-  </w:num>
   <w:num w:numId="74" w16cid:durableId="100954797">
-    <w:abstractNumId w:val="53"/>
+    <w:abstractNumId w:val="56"/>
   </w:num>
   <w:num w:numId="75" w16cid:durableId="1834107868">
-    <w:abstractNumId w:val="53"/>
+    <w:abstractNumId w:val="56"/>
   </w:num>
   <w:num w:numId="76" w16cid:durableId="1557204703">
-    <w:abstractNumId w:val="8"/>
+    <w:abstractNumId w:val="9"/>
   </w:num>
   <w:num w:numId="77" w16cid:durableId="534007519">
-    <w:abstractNumId w:val="68"/>
+    <w:abstractNumId w:val="71"/>
     <w:lvlOverride w:ilvl="0">
       <w:startOverride w:val="1"/>
     </w:lvlOverride>
   </w:num>
   <w:num w:numId="78" w16cid:durableId="48388127">
-    <w:abstractNumId w:val="6"/>
+    <w:abstractNumId w:val="7"/>
   </w:num>
   <w:num w:numId="79" w16cid:durableId="163978971">
-    <w:abstractNumId w:val="16"/>
+    <w:abstractNumId w:val="17"/>
   </w:num>
   <w:num w:numId="80" w16cid:durableId="157352278">
-    <w:abstractNumId w:val="5"/>
+    <w:abstractNumId w:val="6"/>
     <w:lvlOverride w:ilvl="0">
       <w:startOverride w:val="1"/>
     </w:lvlOverride>
   </w:num>
   <w:num w:numId="81" w16cid:durableId="1371109530">
-    <w:abstractNumId w:val="53"/>
+    <w:abstractNumId w:val="56"/>
   </w:num>
   <w:num w:numId="82" w16cid:durableId="56056520">
-    <w:abstractNumId w:val="53"/>
+    <w:abstractNumId w:val="56"/>
   </w:num>
   <w:num w:numId="83" w16cid:durableId="903219920">
-    <w:abstractNumId w:val="53"/>
+    <w:abstractNumId w:val="56"/>
   </w:num>
   <w:num w:numId="84" w16cid:durableId="1131555045">
-    <w:abstractNumId w:val="53"/>
+    <w:abstractNumId w:val="56"/>
   </w:num>
   <w:num w:numId="85" w16cid:durableId="501623252">
+    <w:abstractNumId w:val="57"/>
+  </w:num>
+  <w:num w:numId="86" w16cid:durableId="1804806667">
+    <w:abstractNumId w:val="12"/>
+  </w:num>
+  <w:num w:numId="87" w16cid:durableId="948468945">
+    <w:abstractNumId w:val="21"/>
+  </w:num>
+  <w:num w:numId="88" w16cid:durableId="248933344">
+    <w:abstractNumId w:val="47"/>
+  </w:num>
+  <w:num w:numId="89" w16cid:durableId="144778899">
+    <w:abstractNumId w:val="6"/>
+  </w:num>
+  <w:num w:numId="90" w16cid:durableId="296032824">
+    <w:abstractNumId w:val="35"/>
+  </w:num>
+  <w:num w:numId="91" w16cid:durableId="316420869">
     <w:abstractNumId w:val="54"/>
   </w:num>
-  <w:num w:numId="86" w16cid:durableId="1804806667">
-    <w:abstractNumId w:val="11"/>
+  <w:num w:numId="92" w16cid:durableId="1106775173">
+    <w:abstractNumId w:val="37"/>
   </w:num>
-  <w:num w:numId="87" w16cid:durableId="948468945">
+  <w:num w:numId="93" w16cid:durableId="1720977892">
     <w:abstractNumId w:val="19"/>
   </w:num>
-  <w:num w:numId="88" w16cid:durableId="248933344">
-    <w:abstractNumId w:val="44"/>
-  </w:num>
-  <w:num w:numId="89" w16cid:durableId="144778899">
+  <w:num w:numId="94" w16cid:durableId="1904827934">
     <w:abstractNumId w:val="5"/>
-  </w:num>
-  <w:num w:numId="90" w16cid:durableId="296032824">
-    <w:abstractNumId w:val="33"/>
-  </w:num>
-  <w:num w:numId="91" w16cid:durableId="316420869">
-    <w:abstractNumId w:val="51"/>
   </w:num>
 </w:numbering>
 </file>
@@ -23783,6 +25388,7 @@
   <w:style w:type="paragraph" w:styleId="BodyText">
     <w:name w:val="Body Text"/>
     <w:basedOn w:val="Normal"/>
+    <w:link w:val="BodyTextChar"/>
     <w:pPr>
       <w:spacing w:after="140" w:line="276" w:lineRule="auto"/>
     </w:pPr>
@@ -24295,6 +25901,16 @@
       <w:szCs w:val="18"/>
     </w:rPr>
   </w:style>
+  <w:style w:type="character" w:customStyle="1" w:styleId="BodyTextChar">
+    <w:name w:val="Body Text Char"/>
+    <w:basedOn w:val="DefaultParagraphFont"/>
+    <w:link w:val="BodyText"/>
+    <w:rsid w:val="00DB10BC"/>
+    <w:rPr>
+      <w:rFonts w:ascii="Times New Roman" w:eastAsia="Times New Roman" w:hAnsi="Times New Roman" w:cs="Times New Roman"/>
+      <w:lang w:val="en-LK" w:eastAsia="en-GB" w:bidi="ar-SA"/>
+    </w:rPr>
+  </w:style>
 </w:styles>
 </file>
 

--- a/CW_Doc.docx
+++ b/CW_Doc.docx
@@ -16022,13 +16022,22 @@
     <w:p>
       <w:pPr>
         <w:pStyle w:val="BodyText"/>
+        <w:rPr>
+          <w:rFonts w:ascii="Aptos" w:hAnsi="Aptos"/>
+        </w:rPr>
       </w:pPr>
     </w:p>
     <w:p>
       <w:pPr>
         <w:pStyle w:val="Heading5"/>
-      </w:pPr>
-      <w:r>
+        <w:rPr>
+          <w:rFonts w:ascii="Aptos" w:hAnsi="Aptos"/>
+        </w:rPr>
+      </w:pPr>
+      <w:r>
+        <w:rPr>
+          <w:rFonts w:ascii="Aptos" w:hAnsi="Aptos"/>
+        </w:rPr>
         <w:t xml:space="preserve">Mixed Integer Programming (MIP) </w:t>
       </w:r>
     </w:p>
@@ -16162,8 +16171,14 @@
     <w:p>
       <w:pPr>
         <w:pStyle w:val="Heading5"/>
-      </w:pPr>
-      <w:r>
+        <w:rPr>
+          <w:rFonts w:ascii="Aptos" w:hAnsi="Aptos"/>
+        </w:rPr>
+      </w:pPr>
+      <w:r>
+        <w:rPr>
+          <w:rFonts w:ascii="Aptos" w:hAnsi="Aptos"/>
+        </w:rPr>
         <w:t>Genetic Algorithm (GA)</w:t>
       </w:r>
     </w:p>
@@ -16171,23 +16186,27 @@
       <w:pPr>
         <w:pStyle w:val="BodyText"/>
         <w:rPr>
+          <w:rFonts w:ascii="Aptos" w:hAnsi="Aptos"/>
           <w:lang w:val="en-US" w:eastAsia="zh-CN" w:bidi="hi-IN"/>
         </w:rPr>
       </w:pPr>
       <w:r>
         <w:rPr>
+          <w:rFonts w:ascii="Aptos" w:hAnsi="Aptos"/>
           <w:lang w:val="en-US" w:eastAsia="zh-CN" w:bidi="hi-IN"/>
         </w:rPr>
         <w:t>For simple use cases MIP normally superior because, they execute fast and guarantees we found best possible combination. But when the problem shifts from simple use cases to more extreme complex use cases GA becomes the preferred choice.</w:t>
       </w:r>
       <w:r>
         <w:rPr>
+          <w:rFonts w:ascii="Aptos" w:hAnsi="Aptos"/>
           <w:lang w:val="en-US" w:eastAsia="zh-CN" w:bidi="hi-IN"/>
         </w:rPr>
         <w:t xml:space="preserve"> Following are some cases where GA becomes the superior choice</w:t>
       </w:r>
       <w:r>
         <w:rPr>
+          <w:rFonts w:ascii="Aptos" w:hAnsi="Aptos"/>
           <w:lang w:val="en-US" w:eastAsia="zh-CN" w:bidi="hi-IN"/>
         </w:rPr>
         <w:t>.</w:t>
@@ -16201,11 +16220,13 @@
           <w:numId w:val="93"/>
         </w:numPr>
         <w:rPr>
+          <w:rFonts w:ascii="Aptos" w:hAnsi="Aptos"/>
           <w:lang w:val="en-US" w:eastAsia="zh-CN" w:bidi="hi-IN"/>
         </w:rPr>
       </w:pPr>
       <w:r>
         <w:rPr>
+          <w:rFonts w:ascii="Aptos" w:hAnsi="Aptos"/>
           <w:lang w:val="en-US" w:eastAsia="zh-CN" w:bidi="hi-IN"/>
         </w:rPr>
         <w:t>Massive problem Size: Eg: 100,000 projects, number of combinations may not be possible for MIP to handle</w:t>
@@ -16219,11 +16240,13 @@
           <w:numId w:val="93"/>
         </w:numPr>
         <w:rPr>
+          <w:rFonts w:ascii="Aptos" w:hAnsi="Aptos"/>
           <w:lang w:val="en-US" w:eastAsia="zh-CN" w:bidi="hi-IN"/>
         </w:rPr>
       </w:pPr>
       <w:r>
         <w:rPr>
+          <w:rFonts w:ascii="Aptos" w:hAnsi="Aptos"/>
           <w:lang w:val="en-US" w:eastAsia="zh-CN" w:bidi="hi-IN"/>
         </w:rPr>
         <w:t>Non-Linear variables: Eg: Profile = Project 1</w:t>
@@ -16231,6 +16254,7 @@
       <w:proofErr w:type="gramStart"/>
       <w:r>
         <w:rPr>
+          <w:rFonts w:ascii="Aptos" w:hAnsi="Aptos"/>
           <w:lang w:val="en-US" w:eastAsia="zh-CN" w:bidi="hi-IN"/>
         </w:rPr>
         <w:t>^  2</w:t>
@@ -16238,6 +16262,7 @@
       <w:proofErr w:type="gramEnd"/>
       <w:r>
         <w:rPr>
+          <w:rFonts w:ascii="Aptos" w:hAnsi="Aptos"/>
           <w:lang w:val="en-US" w:eastAsia="zh-CN" w:bidi="hi-IN"/>
         </w:rPr>
         <w:t>, MIP may fail here, GA do not care linearity</w:t>
@@ -16251,11 +16276,13 @@
           <w:numId w:val="93"/>
         </w:numPr>
         <w:rPr>
+          <w:rFonts w:ascii="Aptos" w:hAnsi="Aptos"/>
           <w:lang w:val="en-US" w:eastAsia="zh-CN" w:bidi="hi-IN"/>
         </w:rPr>
       </w:pPr>
       <w:r>
         <w:rPr>
+          <w:rFonts w:ascii="Aptos" w:hAnsi="Aptos"/>
           <w:lang w:val="en-US" w:eastAsia="zh-CN" w:bidi="hi-IN"/>
         </w:rPr>
         <w:t>Complex Time-sequence dependencies: Eg: due to a holiday season in 2 months developer hours availability significantly reduce.</w:t>
@@ -16263,30 +16290,198 @@
     </w:p>
     <w:p>
       <w:pPr>
+        <w:pStyle w:val="Heading1"/>
+        <w:numPr>
+          <w:ilvl w:val="0"/>
+          <w:numId w:val="92"/>
+        </w:numPr>
+        <w:rPr>
+          <w:rFonts w:ascii="Aptos" w:hAnsi="Aptos"/>
+        </w:rPr>
+      </w:pPr>
+      <w:r>
+        <w:rPr>
+          <w:rFonts w:ascii="Aptos" w:hAnsi="Aptos" w:cs="Angsana New"/>
+        </w:rPr>
+        <w:t>Data Preparation and Problem Analysis</w:t>
+      </w:r>
+    </w:p>
+    <w:p>
+      <w:pPr>
         <w:suppressAutoHyphens/>
         <w:rPr>
+          <w:rFonts w:ascii="Aptos" w:hAnsi="Aptos"/>
           <w:lang w:val="en-US" w:eastAsia="zh-CN" w:bidi="hi-IN"/>
         </w:rPr>
       </w:pPr>
       <w:r>
         <w:rPr>
+          <w:rFonts w:ascii="Aptos" w:hAnsi="Aptos"/>
           <w:lang w:val="en-US" w:eastAsia="zh-CN" w:bidi="hi-IN"/>
         </w:rPr>
+        <w:t>We have generated dataset of size 30 (N = 30) projects</w:t>
+      </w:r>
+      <w:r>
+        <w:rPr>
+          <w:rFonts w:ascii="Aptos" w:hAnsi="Aptos"/>
+          <w:lang w:val="en-US" w:eastAsia="zh-CN" w:bidi="hi-IN"/>
+        </w:rPr>
+        <w:t xml:space="preserve"> </w:t>
+      </w:r>
+      <w:r>
+        <w:rPr>
+          <w:rFonts w:ascii="Aptos" w:hAnsi="Aptos"/>
+          <w:lang w:val="en-US" w:eastAsia="zh-CN" w:bidi="hi-IN"/>
+        </w:rPr>
+        <w:t xml:space="preserve">as </w:t>
+      </w:r>
+      <w:r>
+        <w:rPr>
+          <w:rFonts w:ascii="Aptos" w:hAnsi="Aptos"/>
+          <w:lang w:val="en-US" w:eastAsia="zh-CN" w:bidi="hi-IN"/>
+        </w:rPr>
+        <w:t xml:space="preserve">sample shown in </w:t>
+      </w:r>
+      <w:r>
+        <w:rPr>
+          <w:rFonts w:ascii="Aptos" w:hAnsi="Aptos"/>
+          <w:lang w:val="en-US" w:eastAsia="zh-CN" w:bidi="hi-IN"/>
+        </w:rPr>
+        <w:t xml:space="preserve">figure 3.1 below. </w:t>
+      </w:r>
+    </w:p>
+    <w:p>
+      <w:pPr>
+        <w:suppressAutoHyphens/>
+        <w:rPr>
+          <w:rFonts w:ascii="Aptos" w:hAnsi="Aptos"/>
+          <w:lang w:val="en-US" w:eastAsia="zh-CN" w:bidi="hi-IN"/>
+        </w:rPr>
+      </w:pPr>
+    </w:p>
+    <w:p>
+      <w:pPr>
+        <w:suppressAutoHyphens/>
+        <w:jc w:val="center"/>
+        <w:rPr>
+          <w:rFonts w:ascii="Aptos" w:hAnsi="Aptos"/>
+          <w:lang w:val="en-US" w:eastAsia="zh-CN" w:bidi="hi-IN"/>
+        </w:rPr>
+      </w:pPr>
+      <w:r>
+        <w:rPr>
+          <w:rFonts w:ascii="Aptos" w:hAnsi="Aptos"/>
+          <w:lang w:val="en-US" w:eastAsia="zh-CN" w:bidi="hi-IN"/>
+        </w:rPr>
+        <w:drawing>
+          <wp:inline distT="0" distB="0" distL="0" distR="0" wp14:anchorId="5FA77311" wp14:editId="41C413C6">
+            <wp:extent cx="4153563" cy="2373465"/>
+            <wp:effectExtent l="0" t="0" r="0" b="1905"/>
+            <wp:docPr id="380084490" name="Picture 1" descr="A screenshot of a graph&#10;&#10;AI-generated content may be incorrect."/>
+            <wp:cNvGraphicFramePr>
+              <a:graphicFrameLocks xmlns:a="http://schemas.openxmlformats.org/drawingml/2006/main" noChangeAspect="1"/>
+            </wp:cNvGraphicFramePr>
+            <a:graphic xmlns:a="http://schemas.openxmlformats.org/drawingml/2006/main">
+              <a:graphicData uri="http://schemas.openxmlformats.org/drawingml/2006/picture">
+                <pic:pic xmlns:pic="http://schemas.openxmlformats.org/drawingml/2006/picture">
+                  <pic:nvPicPr>
+                    <pic:cNvPr id="380084490" name="Picture 1" descr="A screenshot of a graph&#10;&#10;AI-generated content may be incorrect."/>
+                    <pic:cNvPicPr/>
+                  </pic:nvPicPr>
+                  <pic:blipFill>
+                    <a:blip r:embed="rId40"/>
+                    <a:stretch>
+                      <a:fillRect/>
+                    </a:stretch>
+                  </pic:blipFill>
+                  <pic:spPr>
+                    <a:xfrm>
+                      <a:off x="0" y="0"/>
+                      <a:ext cx="4181749" cy="2389571"/>
+                    </a:xfrm>
+                    <a:prstGeom prst="rect">
+                      <a:avLst/>
+                    </a:prstGeom>
+                  </pic:spPr>
+                </pic:pic>
+              </a:graphicData>
+            </a:graphic>
+          </wp:inline>
+        </w:drawing>
+      </w:r>
+    </w:p>
+    <w:p>
+      <w:pPr>
+        <w:suppressAutoHyphens/>
+        <w:jc w:val="center"/>
+        <w:rPr>
+          <w:rFonts w:ascii="Aptos" w:hAnsi="Aptos"/>
+          <w:sz w:val="20"/>
+          <w:szCs w:val="20"/>
+          <w:lang w:val="en-US" w:eastAsia="zh-CN" w:bidi="hi-IN"/>
+        </w:rPr>
+      </w:pPr>
+      <w:r>
+        <w:rPr>
+          <w:rFonts w:ascii="Aptos" w:hAnsi="Aptos"/>
+          <w:sz w:val="20"/>
+          <w:szCs w:val="20"/>
+          <w:lang w:val="en-US" w:eastAsia="zh-CN" w:bidi="hi-IN"/>
+        </w:rPr>
+        <w:t xml:space="preserve">Figure </w:t>
+      </w:r>
+      <w:proofErr w:type="gramStart"/>
+      <w:r>
+        <w:rPr>
+          <w:rFonts w:ascii="Aptos" w:hAnsi="Aptos"/>
+          <w:sz w:val="20"/>
+          <w:szCs w:val="20"/>
+          <w:lang w:val="en-US" w:eastAsia="zh-CN" w:bidi="hi-IN"/>
+        </w:rPr>
+        <w:t>3.1 :</w:t>
+      </w:r>
+      <w:proofErr w:type="gramEnd"/>
+      <w:r>
+        <w:rPr>
+          <w:rFonts w:ascii="Aptos" w:hAnsi="Aptos"/>
+          <w:sz w:val="20"/>
+          <w:szCs w:val="20"/>
+          <w:lang w:val="en-US" w:eastAsia="zh-CN" w:bidi="hi-IN"/>
+        </w:rPr>
+        <w:t xml:space="preserve"> Projects </w:t>
+      </w:r>
+      <w:r>
+        <w:rPr>
+          <w:rFonts w:ascii="Aptos" w:hAnsi="Aptos"/>
+          <w:sz w:val="20"/>
+          <w:szCs w:val="20"/>
+          <w:lang w:val="en-US" w:eastAsia="zh-CN" w:bidi="hi-IN"/>
+        </w:rPr>
         <w:br w:type="page"/>
       </w:r>
     </w:p>
     <w:p>
       <w:pPr>
-        <w:pStyle w:val="BodyText"/>
-        <w:rPr>
+        <w:suppressAutoHyphens/>
+        <w:rPr>
+          <w:rFonts w:ascii="Aptos" w:hAnsi="Aptos"/>
           <w:lang w:val="en-US" w:eastAsia="zh-CN" w:bidi="hi-IN"/>
         </w:rPr>
       </w:pPr>
-      <w:r>
-        <w:rPr>
+    </w:p>
+    <w:p>
+      <w:pPr>
+        <w:pStyle w:val="Heading1"/>
+        <w:rPr>
+          <w:rFonts w:ascii="Aptos" w:hAnsi="Aptos"/>
           <w:lang w:val="en-US" w:eastAsia="zh-CN" w:bidi="hi-IN"/>
         </w:rPr>
-        <w:lastRenderedPageBreak/>
+      </w:pPr>
+      <w:r>
+        <w:rPr>
+          <w:rFonts w:ascii="Aptos" w:hAnsi="Aptos"/>
+          <w:lang w:val="en-US" w:eastAsia="zh-CN" w:bidi="hi-IN"/>
+        </w:rPr>
         <w:t>References</w:t>
       </w:r>
     </w:p>

--- a/CW_Doc.docx
+++ b/CW_Doc.docx
@@ -16371,6 +16371,7 @@
       <w:r>
         <w:rPr>
           <w:rFonts w:ascii="Aptos" w:hAnsi="Aptos"/>
+          <w:noProof/>
           <w:lang w:val="en-US" w:eastAsia="zh-CN" w:bidi="hi-IN"/>
         </w:rPr>
         <w:drawing>
@@ -16468,6 +16469,1241 @@
           <w:lang w:val="en-US" w:eastAsia="zh-CN" w:bidi="hi-IN"/>
         </w:rPr>
       </w:pPr>
+      <w:r>
+        <w:rPr>
+          <w:rFonts w:ascii="Aptos" w:hAnsi="Aptos"/>
+          <w:b/>
+          <w:bCs/>
+          <w:lang w:val="en-US" w:eastAsia="zh-CN" w:bidi="hi-IN"/>
+        </w:rPr>
+        <w:lastRenderedPageBreak/>
+        <w:t xml:space="preserve">Total </w:t>
+      </w:r>
+      <w:r>
+        <w:rPr>
+          <w:rFonts w:ascii="Aptos" w:hAnsi="Aptos"/>
+          <w:b/>
+          <w:bCs/>
+          <w:lang w:val="en-US" w:eastAsia="zh-CN" w:bidi="hi-IN"/>
+        </w:rPr>
+        <w:t>Cost</w:t>
+      </w:r>
+      <w:r>
+        <w:rPr>
+          <w:rFonts w:ascii="Aptos" w:hAnsi="Aptos"/>
+          <w:lang w:val="en-US" w:eastAsia="zh-CN" w:bidi="hi-IN"/>
+        </w:rPr>
+        <w:t xml:space="preserve"> for 30 </w:t>
+      </w:r>
+      <w:proofErr w:type="gramStart"/>
+      <w:r>
+        <w:rPr>
+          <w:rFonts w:ascii="Aptos" w:hAnsi="Aptos"/>
+          <w:lang w:val="en-US" w:eastAsia="zh-CN" w:bidi="hi-IN"/>
+        </w:rPr>
+        <w:t>projects :</w:t>
+      </w:r>
+      <w:proofErr w:type="gramEnd"/>
+      <w:r>
+        <w:rPr>
+          <w:rFonts w:ascii="Aptos" w:hAnsi="Aptos"/>
+          <w:lang w:val="en-US" w:eastAsia="zh-CN" w:bidi="hi-IN"/>
+        </w:rPr>
+        <w:t xml:space="preserve"> $2226K</w:t>
+      </w:r>
+      <w:r>
+        <w:rPr>
+          <w:rFonts w:ascii="Aptos" w:hAnsi="Aptos"/>
+          <w:lang w:val="en-US" w:eastAsia="zh-CN" w:bidi="hi-IN"/>
+        </w:rPr>
+        <w:br/>
+      </w:r>
+      <w:r>
+        <w:rPr>
+          <w:rFonts w:ascii="Aptos" w:hAnsi="Aptos"/>
+          <w:b/>
+          <w:bCs/>
+          <w:lang w:val="en-US" w:eastAsia="zh-CN" w:bidi="hi-IN"/>
+        </w:rPr>
+        <w:t>Total Developer Hours</w:t>
+      </w:r>
+      <w:r>
+        <w:rPr>
+          <w:rFonts w:ascii="Aptos" w:hAnsi="Aptos"/>
+          <w:lang w:val="en-US" w:eastAsia="zh-CN" w:bidi="hi-IN"/>
+        </w:rPr>
+        <w:t xml:space="preserve"> </w:t>
+      </w:r>
+      <w:proofErr w:type="gramStart"/>
+      <w:r>
+        <w:rPr>
+          <w:rFonts w:ascii="Aptos" w:hAnsi="Aptos"/>
+          <w:lang w:val="en-US" w:eastAsia="zh-CN" w:bidi="hi-IN"/>
+        </w:rPr>
+        <w:t>Required :</w:t>
+      </w:r>
+      <w:proofErr w:type="gramEnd"/>
+      <w:r>
+        <w:rPr>
+          <w:rFonts w:ascii="Aptos" w:hAnsi="Aptos"/>
+          <w:lang w:val="en-US" w:eastAsia="zh-CN" w:bidi="hi-IN"/>
+        </w:rPr>
+        <w:t xml:space="preserve"> 2566</w:t>
+      </w:r>
+      <w:r>
+        <w:rPr>
+          <w:rFonts w:ascii="Aptos" w:hAnsi="Aptos"/>
+          <w:lang w:val="en-US" w:eastAsia="zh-CN" w:bidi="hi-IN"/>
+        </w:rPr>
+        <w:t xml:space="preserve"> </w:t>
+      </w:r>
+    </w:p>
+    <w:p>
+      <w:pPr>
+        <w:suppressAutoHyphens/>
+        <w:rPr>
+          <w:rFonts w:ascii="Aptos" w:hAnsi="Aptos"/>
+          <w:lang w:val="en-US" w:eastAsia="zh-CN" w:bidi="hi-IN"/>
+        </w:rPr>
+      </w:pPr>
+    </w:p>
+    <w:p>
+      <w:pPr>
+        <w:suppressAutoHyphens/>
+        <w:rPr>
+          <w:rFonts w:ascii="Aptos" w:hAnsi="Aptos"/>
+          <w:lang w:val="en-US" w:eastAsia="zh-CN" w:bidi="hi-IN"/>
+        </w:rPr>
+      </w:pPr>
+      <w:r>
+        <w:rPr>
+          <w:rFonts w:ascii="Aptos" w:hAnsi="Aptos"/>
+          <w:lang w:val="en-US" w:eastAsia="zh-CN" w:bidi="hi-IN"/>
+        </w:rPr>
+        <w:t>We set 50% as the capacity threshold</w:t>
+      </w:r>
+    </w:p>
+    <w:p>
+      <w:pPr>
+        <w:suppressAutoHyphens/>
+        <w:rPr>
+          <w:rFonts w:ascii="Aptos" w:hAnsi="Aptos"/>
+          <w:lang w:val="en-US" w:eastAsia="zh-CN" w:bidi="hi-IN"/>
+        </w:rPr>
+      </w:pPr>
+      <w:r>
+        <w:rPr>
+          <w:rFonts w:ascii="Aptos" w:hAnsi="Aptos"/>
+          <w:b/>
+          <w:bCs/>
+          <w:lang w:val="en-US" w:eastAsia="zh-CN" w:bidi="hi-IN"/>
+        </w:rPr>
+        <w:t xml:space="preserve">Total </w:t>
+      </w:r>
+      <w:proofErr w:type="gramStart"/>
+      <w:r>
+        <w:rPr>
+          <w:rFonts w:ascii="Aptos" w:hAnsi="Aptos"/>
+          <w:b/>
+          <w:bCs/>
+          <w:lang w:val="en-US" w:eastAsia="zh-CN" w:bidi="hi-IN"/>
+        </w:rPr>
+        <w:t>Budget</w:t>
+      </w:r>
+      <w:r>
+        <w:rPr>
+          <w:rFonts w:ascii="Aptos" w:hAnsi="Aptos"/>
+          <w:lang w:val="en-US" w:eastAsia="zh-CN" w:bidi="hi-IN"/>
+        </w:rPr>
+        <w:t xml:space="preserve"> :</w:t>
+      </w:r>
+      <w:proofErr w:type="gramEnd"/>
+      <w:r>
+        <w:rPr>
+          <w:rFonts w:ascii="Aptos" w:hAnsi="Aptos"/>
+          <w:lang w:val="en-US" w:eastAsia="zh-CN" w:bidi="hi-IN"/>
+        </w:rPr>
+        <w:t xml:space="preserve"> $1113K</w:t>
+      </w:r>
+    </w:p>
+    <w:p>
+      <w:pPr>
+        <w:suppressAutoHyphens/>
+        <w:rPr>
+          <w:rFonts w:ascii="Aptos" w:hAnsi="Aptos"/>
+          <w:lang w:val="en-US" w:eastAsia="zh-CN" w:bidi="hi-IN"/>
+        </w:rPr>
+      </w:pPr>
+      <w:r>
+        <w:rPr>
+          <w:rFonts w:ascii="Aptos" w:hAnsi="Aptos"/>
+          <w:b/>
+          <w:bCs/>
+          <w:lang w:val="en-US" w:eastAsia="zh-CN" w:bidi="hi-IN"/>
+        </w:rPr>
+        <w:t xml:space="preserve">Total Developer Hours </w:t>
+      </w:r>
+      <w:proofErr w:type="gramStart"/>
+      <w:r>
+        <w:rPr>
+          <w:rFonts w:ascii="Aptos" w:hAnsi="Aptos"/>
+          <w:b/>
+          <w:bCs/>
+          <w:lang w:val="en-US" w:eastAsia="zh-CN" w:bidi="hi-IN"/>
+        </w:rPr>
+        <w:t>Limit</w:t>
+      </w:r>
+      <w:r>
+        <w:rPr>
+          <w:rFonts w:ascii="Aptos" w:hAnsi="Aptos"/>
+          <w:lang w:val="en-US" w:eastAsia="zh-CN" w:bidi="hi-IN"/>
+        </w:rPr>
+        <w:t xml:space="preserve"> :</w:t>
+      </w:r>
+      <w:proofErr w:type="gramEnd"/>
+      <w:r>
+        <w:rPr>
+          <w:rFonts w:ascii="Aptos" w:hAnsi="Aptos"/>
+          <w:lang w:val="en-US" w:eastAsia="zh-CN" w:bidi="hi-IN"/>
+        </w:rPr>
+        <w:t xml:space="preserve"> 1283</w:t>
+      </w:r>
+    </w:p>
+    <w:p>
+      <w:pPr>
+        <w:suppressAutoHyphens/>
+        <w:rPr>
+          <w:rFonts w:ascii="Aptos" w:hAnsi="Aptos"/>
+          <w:lang w:val="en-US" w:eastAsia="zh-CN" w:bidi="hi-IN"/>
+        </w:rPr>
+      </w:pPr>
+    </w:p>
+    <w:p>
+      <w:pPr>
+        <w:suppressAutoHyphens/>
+        <w:rPr>
+          <w:rFonts w:ascii="Aptos" w:hAnsi="Aptos"/>
+          <w:lang w:val="en-US" w:eastAsia="zh-CN" w:bidi="hi-IN"/>
+        </w:rPr>
+      </w:pPr>
+      <w:r>
+        <w:rPr>
+          <w:rFonts w:ascii="Aptos" w:hAnsi="Aptos"/>
+          <w:b/>
+          <w:bCs/>
+          <w:lang w:val="en-US" w:eastAsia="zh-CN" w:bidi="hi-IN"/>
+        </w:rPr>
+        <w:t>Mutual Exclusion</w:t>
+      </w:r>
+      <w:r>
+        <w:rPr>
+          <w:rFonts w:ascii="Aptos" w:hAnsi="Aptos"/>
+          <w:lang w:val="en-US" w:eastAsia="zh-CN" w:bidi="hi-IN"/>
+        </w:rPr>
+        <w:t xml:space="preserve">: From below pairs only 1 project can be selected </w:t>
+      </w:r>
+    </w:p>
+    <w:p>
+      <w:pPr>
+        <w:suppressAutoHyphens/>
+        <w:rPr>
+          <w:rFonts w:ascii="Aptos" w:hAnsi="Aptos"/>
+          <w:lang w:val="en-US" w:eastAsia="zh-CN" w:bidi="hi-IN"/>
+        </w:rPr>
+      </w:pPr>
+    </w:p>
+    <w:p>
+      <w:pPr>
+        <w:pStyle w:val="ListParagraph"/>
+        <w:numPr>
+          <w:ilvl w:val="0"/>
+          <w:numId w:val="95"/>
+        </w:numPr>
+        <w:suppressAutoHyphens/>
+        <w:rPr>
+          <w:rFonts w:ascii="Aptos" w:hAnsi="Aptos"/>
+          <w:lang w:val="en-US" w:eastAsia="zh-CN" w:bidi="hi-IN"/>
+        </w:rPr>
+      </w:pPr>
+      <w:r>
+        <w:rPr>
+          <w:rFonts w:ascii="Aptos" w:hAnsi="Aptos"/>
+          <w:lang w:val="en-US" w:eastAsia="zh-CN" w:bidi="hi-IN"/>
+        </w:rPr>
+        <w:t>P3 (Enterprise Automation)</w:t>
+      </w:r>
+      <w:r>
+        <w:rPr>
+          <w:rFonts w:ascii="Aptos" w:hAnsi="Aptos"/>
+          <w:lang w:val="en-US" w:eastAsia="zh-CN" w:bidi="hi-IN"/>
+        </w:rPr>
+        <w:t xml:space="preserve">, </w:t>
+      </w:r>
+      <w:r>
+        <w:rPr>
+          <w:rFonts w:ascii="Aptos" w:hAnsi="Aptos"/>
+          <w:lang w:val="en-US" w:eastAsia="zh-CN" w:bidi="hi-IN"/>
+        </w:rPr>
+        <w:t>P7 (Enterprise Pipeline)</w:t>
+      </w:r>
+    </w:p>
+    <w:p>
+      <w:pPr>
+        <w:pStyle w:val="ListParagraph"/>
+        <w:numPr>
+          <w:ilvl w:val="0"/>
+          <w:numId w:val="95"/>
+        </w:numPr>
+        <w:suppressAutoHyphens/>
+        <w:rPr>
+          <w:rFonts w:ascii="Aptos" w:hAnsi="Aptos"/>
+          <w:lang w:val="en-US" w:eastAsia="zh-CN" w:bidi="hi-IN"/>
+        </w:rPr>
+      </w:pPr>
+      <w:r>
+        <w:rPr>
+          <w:rFonts w:ascii="Aptos" w:hAnsi="Aptos" w:cs="Arial"/>
+        </w:rPr>
+        <w:t>P12</w:t>
+      </w:r>
+      <w:r>
+        <w:rPr>
+          <w:rFonts w:ascii="Aptos" w:hAnsi="Aptos"/>
+        </w:rPr>
+        <w:t xml:space="preserve"> (</w:t>
+      </w:r>
+      <w:r>
+        <w:rPr>
+          <w:rFonts w:ascii="Aptos" w:hAnsi="Aptos" w:cs="Arial"/>
+          <w:i/>
+          <w:iCs/>
+        </w:rPr>
+        <w:t>Enterprise Testing</w:t>
+      </w:r>
+      <w:r>
+        <w:rPr>
+          <w:rFonts w:ascii="Aptos" w:hAnsi="Aptos"/>
+        </w:rPr>
+        <w:t>)</w:t>
+      </w:r>
+      <w:r>
+        <w:rPr>
+          <w:rFonts w:ascii="Aptos" w:hAnsi="Aptos"/>
+        </w:rPr>
+        <w:t>,</w:t>
+      </w:r>
+      <w:r>
+        <w:rPr>
+          <w:rFonts w:ascii="Aptos" w:hAnsi="Aptos"/>
+        </w:rPr>
+        <w:t xml:space="preserve"> </w:t>
+      </w:r>
+      <w:r>
+        <w:rPr>
+          <w:rFonts w:ascii="Aptos" w:hAnsi="Aptos" w:cs="Arial"/>
+        </w:rPr>
+        <w:t>P18</w:t>
+      </w:r>
+      <w:r>
+        <w:rPr>
+          <w:rFonts w:ascii="Aptos" w:hAnsi="Aptos"/>
+        </w:rPr>
+        <w:t xml:space="preserve"> (</w:t>
+      </w:r>
+      <w:r>
+        <w:rPr>
+          <w:rFonts w:ascii="Aptos" w:hAnsi="Aptos" w:cs="Arial"/>
+          <w:i/>
+          <w:iCs/>
+        </w:rPr>
+        <w:t>Enterprise Optimizer</w:t>
+      </w:r>
+      <w:r>
+        <w:rPr>
+          <w:rFonts w:ascii="Aptos" w:hAnsi="Aptos"/>
+        </w:rPr>
+        <w:t>)</w:t>
+      </w:r>
+    </w:p>
+    <w:p>
+      <w:pPr>
+        <w:pStyle w:val="ListParagraph"/>
+        <w:numPr>
+          <w:ilvl w:val="0"/>
+          <w:numId w:val="95"/>
+        </w:numPr>
+        <w:suppressAutoHyphens/>
+        <w:rPr>
+          <w:rFonts w:ascii="Aptos" w:hAnsi="Aptos"/>
+          <w:lang w:val="en-US" w:eastAsia="zh-CN" w:bidi="hi-IN"/>
+        </w:rPr>
+      </w:pPr>
+      <w:r>
+        <w:rPr>
+          <w:rFonts w:ascii="Aptos" w:hAnsi="Aptos" w:cs="Arial"/>
+        </w:rPr>
+        <w:t>P22</w:t>
+      </w:r>
+      <w:r>
+        <w:rPr>
+          <w:rFonts w:ascii="Aptos" w:hAnsi="Aptos"/>
+        </w:rPr>
+        <w:t xml:space="preserve"> (</w:t>
+      </w:r>
+      <w:r>
+        <w:rPr>
+          <w:rFonts w:ascii="Aptos" w:hAnsi="Aptos" w:cs="Arial"/>
+          <w:i/>
+          <w:iCs/>
+        </w:rPr>
+        <w:t>Cloud Integration</w:t>
+      </w:r>
+      <w:r>
+        <w:rPr>
+          <w:rFonts w:ascii="Aptos" w:hAnsi="Aptos"/>
+        </w:rPr>
+        <w:t>)</w:t>
+      </w:r>
+      <w:r>
+        <w:rPr>
+          <w:rFonts w:ascii="Aptos" w:hAnsi="Aptos"/>
+        </w:rPr>
+        <w:t xml:space="preserve">, </w:t>
+      </w:r>
+      <w:r>
+        <w:rPr>
+          <w:rFonts w:ascii="Aptos" w:hAnsi="Aptos" w:cs="Arial"/>
+        </w:rPr>
+        <w:t>P27</w:t>
+      </w:r>
+      <w:r>
+        <w:rPr>
+          <w:rFonts w:ascii="Aptos" w:hAnsi="Aptos"/>
+        </w:rPr>
+        <w:t xml:space="preserve"> (</w:t>
+      </w:r>
+      <w:r>
+        <w:rPr>
+          <w:rFonts w:ascii="Aptos" w:hAnsi="Aptos" w:cs="Arial"/>
+          <w:i/>
+          <w:iCs/>
+        </w:rPr>
+        <w:t>Cloud Pipeline</w:t>
+      </w:r>
+      <w:r>
+        <w:rPr>
+          <w:rFonts w:ascii="Aptos" w:hAnsi="Aptos"/>
+        </w:rPr>
+        <w:t>)</w:t>
+      </w:r>
+    </w:p>
+    <w:p>
+      <w:pPr>
+        <w:suppressAutoHyphens/>
+        <w:rPr>
+          <w:rFonts w:ascii="Aptos" w:hAnsi="Aptos"/>
+          <w:lang w:val="en-US" w:eastAsia="zh-CN" w:bidi="hi-IN"/>
+        </w:rPr>
+      </w:pPr>
+    </w:p>
+    <w:p>
+      <w:pPr>
+        <w:suppressAutoHyphens/>
+        <w:rPr>
+          <w:rFonts w:ascii="Aptos" w:hAnsi="Aptos"/>
+          <w:lang w:val="en-US" w:eastAsia="zh-CN" w:bidi="hi-IN"/>
+        </w:rPr>
+      </w:pPr>
+      <w:r>
+        <w:rPr>
+          <w:rFonts w:ascii="Aptos" w:hAnsi="Aptos"/>
+          <w:b/>
+          <w:bCs/>
+          <w:lang w:val="en-US" w:eastAsia="zh-CN" w:bidi="hi-IN"/>
+        </w:rPr>
+        <w:t>Dependency Projects</w:t>
+      </w:r>
+      <w:r>
+        <w:rPr>
+          <w:rFonts w:ascii="Aptos" w:hAnsi="Aptos"/>
+          <w:lang w:val="en-US" w:eastAsia="zh-CN" w:bidi="hi-IN"/>
+        </w:rPr>
+        <w:t xml:space="preserve">: Below shows interdependent projects. </w:t>
+      </w:r>
+    </w:p>
+    <w:p>
+      <w:pPr>
+        <w:suppressAutoHyphens/>
+        <w:rPr>
+          <w:rFonts w:ascii="Aptos" w:hAnsi="Aptos"/>
+          <w:lang w:val="en-US" w:eastAsia="zh-CN" w:bidi="hi-IN"/>
+        </w:rPr>
+      </w:pPr>
+    </w:p>
+    <w:p>
+      <w:pPr>
+        <w:pStyle w:val="ListParagraph"/>
+        <w:numPr>
+          <w:ilvl w:val="0"/>
+          <w:numId w:val="96"/>
+        </w:numPr>
+        <w:suppressAutoHyphens/>
+        <w:rPr>
+          <w:rFonts w:ascii="Aptos" w:hAnsi="Aptos"/>
+          <w:lang w:val="en-US" w:eastAsia="zh-CN" w:bidi="hi-IN"/>
+        </w:rPr>
+      </w:pPr>
+      <w:r>
+        <w:rPr>
+          <w:rFonts w:ascii="Aptos" w:hAnsi="Aptos" w:cs="Arial"/>
+        </w:rPr>
+        <w:t>P8</w:t>
+      </w:r>
+      <w:r>
+        <w:rPr>
+          <w:rFonts w:ascii="Aptos" w:hAnsi="Aptos"/>
+        </w:rPr>
+        <w:t xml:space="preserve"> (</w:t>
+      </w:r>
+      <w:r>
+        <w:rPr>
+          <w:rFonts w:ascii="Aptos" w:hAnsi="Aptos" w:cs="Arial"/>
+          <w:i/>
+          <w:iCs/>
+        </w:rPr>
+        <w:t>Enterprise Analytics</w:t>
+      </w:r>
+      <w:r>
+        <w:rPr>
+          <w:rFonts w:ascii="Aptos" w:hAnsi="Aptos"/>
+        </w:rPr>
+        <w:t xml:space="preserve">) requires </w:t>
+      </w:r>
+      <w:r>
+        <w:rPr>
+          <w:rFonts w:ascii="Aptos" w:hAnsi="Aptos" w:cs="Arial"/>
+        </w:rPr>
+        <w:t>P2</w:t>
+      </w:r>
+      <w:r>
+        <w:rPr>
+          <w:rFonts w:ascii="Aptos" w:hAnsi="Aptos"/>
+        </w:rPr>
+        <w:t xml:space="preserve"> (</w:t>
+      </w:r>
+      <w:r>
+        <w:rPr>
+          <w:rFonts w:ascii="Aptos" w:hAnsi="Aptos" w:cs="Arial"/>
+          <w:i/>
+          <w:iCs/>
+        </w:rPr>
+        <w:t>Enterprise Integration</w:t>
+      </w:r>
+      <w:r>
+        <w:rPr>
+          <w:rFonts w:ascii="Aptos" w:hAnsi="Aptos"/>
+        </w:rPr>
+        <w:t>)</w:t>
+      </w:r>
+    </w:p>
+    <w:p>
+      <w:pPr>
+        <w:pStyle w:val="ListParagraph"/>
+        <w:numPr>
+          <w:ilvl w:val="0"/>
+          <w:numId w:val="96"/>
+        </w:numPr>
+        <w:suppressAutoHyphens/>
+        <w:rPr>
+          <w:rFonts w:ascii="Aptos" w:hAnsi="Aptos"/>
+          <w:lang w:val="en-US" w:eastAsia="zh-CN" w:bidi="hi-IN"/>
+        </w:rPr>
+      </w:pPr>
+      <w:r>
+        <w:rPr>
+          <w:rFonts w:ascii="Aptos" w:hAnsi="Aptos" w:cs="Arial"/>
+        </w:rPr>
+        <w:t>P15</w:t>
+      </w:r>
+      <w:r>
+        <w:rPr>
+          <w:rFonts w:ascii="Aptos" w:hAnsi="Aptos"/>
+        </w:rPr>
+        <w:t xml:space="preserve"> (</w:t>
+      </w:r>
+      <w:r>
+        <w:rPr>
+          <w:rFonts w:ascii="Aptos" w:hAnsi="Aptos" w:cs="Arial"/>
+          <w:i/>
+          <w:iCs/>
+        </w:rPr>
+        <w:t>Enterprise Portal</w:t>
+      </w:r>
+      <w:r>
+        <w:rPr>
+          <w:rFonts w:ascii="Aptos" w:hAnsi="Aptos"/>
+        </w:rPr>
+        <w:t xml:space="preserve"> requires </w:t>
+      </w:r>
+      <w:r>
+        <w:rPr>
+          <w:rFonts w:ascii="Aptos" w:hAnsi="Aptos" w:cs="Arial"/>
+        </w:rPr>
+        <w:t>P10</w:t>
+      </w:r>
+      <w:r>
+        <w:rPr>
+          <w:rFonts w:ascii="Aptos" w:hAnsi="Aptos"/>
+        </w:rPr>
+        <w:t xml:space="preserve"> (</w:t>
+      </w:r>
+      <w:r>
+        <w:rPr>
+          <w:rFonts w:ascii="Aptos" w:hAnsi="Aptos" w:cs="Arial"/>
+          <w:i/>
+          <w:iCs/>
+        </w:rPr>
+        <w:t>Enterprise Rewrite</w:t>
+      </w:r>
+      <w:r>
+        <w:rPr>
+          <w:rFonts w:ascii="Aptos" w:hAnsi="Aptos"/>
+        </w:rPr>
+        <w:t>)</w:t>
+      </w:r>
+    </w:p>
+    <w:p>
+      <w:pPr>
+        <w:pStyle w:val="ListParagraph"/>
+        <w:numPr>
+          <w:ilvl w:val="0"/>
+          <w:numId w:val="96"/>
+        </w:numPr>
+        <w:suppressAutoHyphens/>
+        <w:rPr>
+          <w:rFonts w:ascii="Aptos" w:hAnsi="Aptos"/>
+          <w:lang w:val="en-US" w:eastAsia="zh-CN" w:bidi="hi-IN"/>
+        </w:rPr>
+      </w:pPr>
+      <w:r>
+        <w:rPr>
+          <w:rFonts w:ascii="Aptos" w:hAnsi="Aptos" w:cs="Arial"/>
+        </w:rPr>
+        <w:t>P25</w:t>
+      </w:r>
+      <w:r>
+        <w:rPr>
+          <w:rFonts w:ascii="Aptos" w:hAnsi="Aptos"/>
+        </w:rPr>
+        <w:t xml:space="preserve"> (</w:t>
+      </w:r>
+      <w:r>
+        <w:rPr>
+          <w:rFonts w:ascii="Aptos" w:hAnsi="Aptos" w:cs="Arial"/>
+          <w:i/>
+          <w:iCs/>
+        </w:rPr>
+        <w:t>Cloud Platform</w:t>
+      </w:r>
+      <w:r>
+        <w:rPr>
+          <w:rFonts w:ascii="Aptos" w:hAnsi="Aptos"/>
+        </w:rPr>
+        <w:t xml:space="preserve">) requires </w:t>
+      </w:r>
+      <w:r>
+        <w:rPr>
+          <w:rFonts w:ascii="Aptos" w:hAnsi="Aptos" w:cs="Arial"/>
+        </w:rPr>
+        <w:t>P20</w:t>
+      </w:r>
+      <w:r>
+        <w:rPr>
+          <w:rFonts w:ascii="Aptos" w:hAnsi="Aptos"/>
+        </w:rPr>
+        <w:t xml:space="preserve"> (</w:t>
+      </w:r>
+      <w:r>
+        <w:rPr>
+          <w:rFonts w:ascii="Aptos" w:hAnsi="Aptos" w:cs="Arial"/>
+          <w:i/>
+          <w:iCs/>
+        </w:rPr>
+        <w:t>Cloud Migration</w:t>
+      </w:r>
+      <w:r>
+        <w:rPr>
+          <w:rFonts w:ascii="Aptos" w:hAnsi="Aptos"/>
+        </w:rPr>
+        <w:t>)</w:t>
+      </w:r>
+    </w:p>
+    <w:p>
+      <w:pPr>
+        <w:suppressAutoHyphens/>
+        <w:rPr>
+          <w:rFonts w:ascii="Aptos" w:hAnsi="Aptos"/>
+          <w:lang w:val="en-US" w:eastAsia="zh-CN" w:bidi="hi-IN"/>
+        </w:rPr>
+      </w:pPr>
+    </w:p>
+    <w:p>
+      <w:pPr>
+        <w:suppressAutoHyphens/>
+        <w:rPr>
+          <w:rFonts w:ascii="Aptos" w:hAnsi="Aptos"/>
+          <w:lang w:val="en-US" w:eastAsia="zh-CN" w:bidi="hi-IN"/>
+        </w:rPr>
+      </w:pPr>
+      <w:r>
+        <w:rPr>
+          <w:rFonts w:ascii="Aptos" w:hAnsi="Aptos"/>
+          <w:lang w:val="en-US" w:eastAsia="zh-CN" w:bidi="hi-IN"/>
+        </w:rPr>
+        <w:t>Figure 3.2 illustrates project distribution plots which visualize the cost vs profit tradeoff. The size of the points represents the required developer dev hours.</w:t>
+      </w:r>
+    </w:p>
+    <w:p>
+      <w:pPr>
+        <w:suppressAutoHyphens/>
+        <w:rPr>
+          <w:rFonts w:ascii="Aptos" w:hAnsi="Aptos"/>
+          <w:lang w:val="en-US" w:eastAsia="zh-CN" w:bidi="hi-IN"/>
+        </w:rPr>
+      </w:pPr>
+    </w:p>
+    <w:p>
+      <w:pPr>
+        <w:suppressAutoHyphens/>
+        <w:jc w:val="center"/>
+        <w:rPr>
+          <w:rFonts w:ascii="Aptos" w:hAnsi="Aptos"/>
+          <w:sz w:val="20"/>
+          <w:szCs w:val="20"/>
+          <w:lang w:val="en-US" w:eastAsia="zh-CN" w:bidi="hi-IN"/>
+        </w:rPr>
+      </w:pPr>
+      <w:r>
+        <w:rPr>
+          <w:rFonts w:ascii="Aptos" w:hAnsi="Aptos"/>
+          <w:sz w:val="20"/>
+          <w:szCs w:val="20"/>
+          <w:lang w:val="en-US" w:eastAsia="zh-CN" w:bidi="hi-IN"/>
+        </w:rPr>
+        <w:drawing>
+          <wp:inline distT="0" distB="0" distL="0" distR="0" wp14:anchorId="51E146FB" wp14:editId="1ED5F513">
+            <wp:extent cx="6120130" cy="4590415"/>
+            <wp:effectExtent l="0" t="0" r="1270" b="0"/>
+            <wp:docPr id="1697216257" name="Picture 1" descr="A graph with blue circles&#10;&#10;AI-generated content may be incorrect."/>
+            <wp:cNvGraphicFramePr>
+              <a:graphicFrameLocks xmlns:a="http://schemas.openxmlformats.org/drawingml/2006/main" noChangeAspect="1"/>
+            </wp:cNvGraphicFramePr>
+            <a:graphic xmlns:a="http://schemas.openxmlformats.org/drawingml/2006/main">
+              <a:graphicData uri="http://schemas.openxmlformats.org/drawingml/2006/picture">
+                <pic:pic xmlns:pic="http://schemas.openxmlformats.org/drawingml/2006/picture">
+                  <pic:nvPicPr>
+                    <pic:cNvPr id="1697216257" name="Picture 1" descr="A graph with blue circles&#10;&#10;AI-generated content may be incorrect."/>
+                    <pic:cNvPicPr/>
+                  </pic:nvPicPr>
+                  <pic:blipFill>
+                    <a:blip r:embed="rId41"/>
+                    <a:stretch>
+                      <a:fillRect/>
+                    </a:stretch>
+                  </pic:blipFill>
+                  <pic:spPr>
+                    <a:xfrm>
+                      <a:off x="0" y="0"/>
+                      <a:ext cx="6120130" cy="4590415"/>
+                    </a:xfrm>
+                    <a:prstGeom prst="rect">
+                      <a:avLst/>
+                    </a:prstGeom>
+                  </pic:spPr>
+                </pic:pic>
+              </a:graphicData>
+            </a:graphic>
+          </wp:inline>
+        </w:drawing>
+      </w:r>
+    </w:p>
+    <w:p>
+      <w:pPr>
+        <w:suppressAutoHyphens/>
+        <w:jc w:val="center"/>
+        <w:rPr>
+          <w:rFonts w:ascii="Aptos" w:hAnsi="Aptos"/>
+          <w:sz w:val="20"/>
+          <w:szCs w:val="20"/>
+          <w:lang w:val="en-US" w:eastAsia="zh-CN" w:bidi="hi-IN"/>
+        </w:rPr>
+      </w:pPr>
+      <w:r>
+        <w:rPr>
+          <w:rFonts w:ascii="Aptos" w:hAnsi="Aptos"/>
+          <w:sz w:val="20"/>
+          <w:szCs w:val="20"/>
+          <w:lang w:val="en-US" w:eastAsia="zh-CN" w:bidi="hi-IN"/>
+        </w:rPr>
+        <w:t xml:space="preserve">Figure </w:t>
+      </w:r>
+      <w:proofErr w:type="gramStart"/>
+      <w:r>
+        <w:rPr>
+          <w:rFonts w:ascii="Aptos" w:hAnsi="Aptos"/>
+          <w:sz w:val="20"/>
+          <w:szCs w:val="20"/>
+          <w:lang w:val="en-US" w:eastAsia="zh-CN" w:bidi="hi-IN"/>
+        </w:rPr>
+        <w:t>3.2 :</w:t>
+      </w:r>
+      <w:proofErr w:type="gramEnd"/>
+      <w:r>
+        <w:rPr>
+          <w:rFonts w:ascii="Aptos" w:hAnsi="Aptos"/>
+          <w:sz w:val="20"/>
+          <w:szCs w:val="20"/>
+          <w:lang w:val="en-US" w:eastAsia="zh-CN" w:bidi="hi-IN"/>
+        </w:rPr>
+        <w:t xml:space="preserve"> Project Distribution Plot</w:t>
+      </w:r>
+    </w:p>
+    <w:p>
+      <w:pPr>
+        <w:rPr>
+          <w:rFonts w:ascii="Aptos" w:hAnsi="Aptos"/>
+          <w:lang w:val="en-US" w:eastAsia="zh-CN" w:bidi="hi-IN"/>
+        </w:rPr>
+      </w:pPr>
+    </w:p>
+    <w:p>
+      <w:pPr>
+        <w:rPr>
+          <w:rFonts w:ascii="Aptos" w:hAnsi="Aptos"/>
+          <w:lang w:val="en-US" w:eastAsia="zh-CN" w:bidi="hi-IN"/>
+        </w:rPr>
+      </w:pPr>
+      <w:r>
+        <w:rPr>
+          <w:rFonts w:ascii="Aptos" w:hAnsi="Aptos"/>
+          <w:lang w:val="en-US" w:eastAsia="zh-CN" w:bidi="hi-IN"/>
+        </w:rPr>
+        <w:lastRenderedPageBreak/>
+        <w:t xml:space="preserve">From the figure 3.2 plot, </w:t>
+      </w:r>
+      <w:r>
+        <w:rPr>
+          <w:rFonts w:ascii="Aptos" w:hAnsi="Aptos"/>
+          <w:lang w:val="en-US" w:eastAsia="zh-CN" w:bidi="hi-IN"/>
+        </w:rPr>
+        <w:t xml:space="preserve">we can say best projects sit in the top-left region </w:t>
+      </w:r>
+      <w:r>
+        <w:rPr>
+          <w:rFonts w:ascii="Aptos" w:hAnsi="Aptos"/>
+          <w:lang w:val="en-US" w:eastAsia="zh-CN" w:bidi="hi-IN"/>
+        </w:rPr>
+        <w:t>where high profit and low cost and we need to consider about smaller point size which is low developer hours required.</w:t>
+      </w:r>
+    </w:p>
+    <w:p>
+      <w:pPr>
+        <w:rPr>
+          <w:rFonts w:ascii="Aptos" w:hAnsi="Aptos"/>
+          <w:lang w:val="en-US" w:eastAsia="zh-CN" w:bidi="hi-IN"/>
+        </w:rPr>
+      </w:pPr>
+    </w:p>
+    <w:p>
+      <w:pPr>
+        <w:rPr>
+          <w:rFonts w:ascii="Aptos" w:hAnsi="Aptos"/>
+          <w:lang w:val="en-US" w:eastAsia="zh-CN" w:bidi="hi-IN"/>
+        </w:rPr>
+      </w:pPr>
+      <w:r>
+        <w:rPr>
+          <w:rFonts w:ascii="Aptos" w:hAnsi="Aptos"/>
+          <w:lang w:val="en-US" w:eastAsia="zh-CN" w:bidi="hi-IN"/>
+        </w:rPr>
+        <w:t>Best Candidates</w:t>
+      </w:r>
+    </w:p>
+    <w:p>
+      <w:pPr>
+        <w:rPr>
+          <w:rFonts w:ascii="Aptos" w:hAnsi="Aptos"/>
+          <w:lang w:val="en-US" w:eastAsia="zh-CN" w:bidi="hi-IN"/>
+        </w:rPr>
+      </w:pPr>
+    </w:p>
+    <w:p>
+      <w:pPr>
+        <w:pStyle w:val="ListParagraph"/>
+        <w:numPr>
+          <w:ilvl w:val="1"/>
+          <w:numId w:val="98"/>
+        </w:numPr>
+        <w:rPr>
+          <w:rFonts w:ascii="Aptos" w:hAnsi="Aptos"/>
+          <w:lang w:val="en-US" w:eastAsia="zh-CN" w:bidi="hi-IN"/>
+        </w:rPr>
+      </w:pPr>
+      <w:r>
+        <w:rPr>
+          <w:rFonts w:ascii="Aptos" w:hAnsi="Aptos"/>
+          <w:lang w:val="en-US" w:eastAsia="zh-CN" w:bidi="hi-IN"/>
+        </w:rPr>
+        <w:t>P4, P15, P13 and P26: High profit for low cost</w:t>
+      </w:r>
+    </w:p>
+    <w:p>
+      <w:pPr>
+        <w:pStyle w:val="ListParagraph"/>
+        <w:numPr>
+          <w:ilvl w:val="1"/>
+          <w:numId w:val="98"/>
+        </w:numPr>
+        <w:rPr>
+          <w:rFonts w:ascii="Aptos" w:hAnsi="Aptos"/>
+          <w:lang w:val="en-US" w:eastAsia="zh-CN" w:bidi="hi-IN"/>
+        </w:rPr>
+      </w:pPr>
+      <w:r>
+        <w:rPr>
+          <w:rFonts w:ascii="Aptos" w:hAnsi="Aptos"/>
+          <w:lang w:val="en-US" w:eastAsia="zh-CN" w:bidi="hi-IN"/>
+        </w:rPr>
+        <w:t>P</w:t>
+      </w:r>
+      <w:proofErr w:type="gramStart"/>
+      <w:r>
+        <w:rPr>
+          <w:rFonts w:ascii="Aptos" w:hAnsi="Aptos"/>
+          <w:lang w:val="en-US" w:eastAsia="zh-CN" w:bidi="hi-IN"/>
+        </w:rPr>
+        <w:t>6 :</w:t>
+      </w:r>
+      <w:proofErr w:type="gramEnd"/>
+      <w:r>
+        <w:rPr>
+          <w:rFonts w:ascii="Aptos" w:hAnsi="Aptos"/>
+          <w:lang w:val="en-US" w:eastAsia="zh-CN" w:bidi="hi-IN"/>
+        </w:rPr>
+        <w:t xml:space="preserve"> Decent profit for very low cost</w:t>
+      </w:r>
+    </w:p>
+    <w:p>
+      <w:pPr>
+        <w:rPr>
+          <w:rFonts w:ascii="Aptos" w:hAnsi="Aptos"/>
+          <w:lang w:val="en-US" w:eastAsia="zh-CN" w:bidi="hi-IN"/>
+        </w:rPr>
+      </w:pPr>
+    </w:p>
+    <w:p>
+      <w:pPr>
+        <w:rPr>
+          <w:rFonts w:ascii="Aptos" w:hAnsi="Aptos"/>
+          <w:lang w:val="en-US" w:eastAsia="zh-CN" w:bidi="hi-IN"/>
+        </w:rPr>
+      </w:pPr>
+      <w:r>
+        <w:rPr>
+          <w:rFonts w:ascii="Aptos" w:hAnsi="Aptos"/>
+          <w:lang w:val="en-US" w:eastAsia="zh-CN" w:bidi="hi-IN"/>
+        </w:rPr>
+        <w:t>High Profit but Cost or Labor requirement is intensive</w:t>
+      </w:r>
+    </w:p>
+    <w:p>
+      <w:pPr>
+        <w:rPr>
+          <w:rFonts w:ascii="Aptos" w:hAnsi="Aptos"/>
+          <w:lang w:val="en-US" w:eastAsia="zh-CN" w:bidi="hi-IN"/>
+        </w:rPr>
+      </w:pPr>
+    </w:p>
+    <w:p>
+      <w:pPr>
+        <w:pStyle w:val="ListParagraph"/>
+        <w:numPr>
+          <w:ilvl w:val="1"/>
+          <w:numId w:val="97"/>
+        </w:numPr>
+        <w:rPr>
+          <w:rFonts w:ascii="Aptos" w:hAnsi="Aptos"/>
+          <w:lang w:val="en-US" w:eastAsia="zh-CN" w:bidi="hi-IN"/>
+        </w:rPr>
+      </w:pPr>
+      <w:r>
+        <w:rPr>
+          <w:rFonts w:ascii="Aptos" w:hAnsi="Aptos"/>
+          <w:lang w:val="en-US" w:eastAsia="zh-CN" w:bidi="hi-IN"/>
+        </w:rPr>
+        <w:t>P7, P11, P</w:t>
+      </w:r>
+      <w:proofErr w:type="gramStart"/>
+      <w:r>
+        <w:rPr>
+          <w:rFonts w:ascii="Aptos" w:hAnsi="Aptos"/>
+          <w:lang w:val="en-US" w:eastAsia="zh-CN" w:bidi="hi-IN"/>
+        </w:rPr>
+        <w:t>1 :</w:t>
+      </w:r>
+      <w:proofErr w:type="gramEnd"/>
+      <w:r>
+        <w:rPr>
+          <w:rFonts w:ascii="Aptos" w:hAnsi="Aptos"/>
+          <w:lang w:val="en-US" w:eastAsia="zh-CN" w:bidi="hi-IN"/>
+        </w:rPr>
+        <w:t xml:space="preserve"> Highest Profitable projects but requires heavy capital cost to incur</w:t>
+      </w:r>
+    </w:p>
+    <w:p>
+      <w:pPr>
+        <w:pStyle w:val="ListParagraph"/>
+        <w:numPr>
+          <w:ilvl w:val="1"/>
+          <w:numId w:val="97"/>
+        </w:numPr>
+        <w:rPr>
+          <w:rFonts w:ascii="Aptos" w:hAnsi="Aptos"/>
+          <w:lang w:val="en-US" w:eastAsia="zh-CN" w:bidi="hi-IN"/>
+        </w:rPr>
+      </w:pPr>
+      <w:r>
+        <w:rPr>
+          <w:rFonts w:ascii="Aptos" w:hAnsi="Aptos"/>
+          <w:lang w:val="en-US" w:eastAsia="zh-CN" w:bidi="hi-IN"/>
+        </w:rPr>
+        <w:t>P28: Very good profit but large point which means high developer hours consumption</w:t>
+      </w:r>
+    </w:p>
+    <w:p>
+      <w:pPr>
+        <w:rPr>
+          <w:rFonts w:ascii="Aptos" w:hAnsi="Aptos"/>
+          <w:lang w:val="en-US" w:eastAsia="zh-CN" w:bidi="hi-IN"/>
+        </w:rPr>
+      </w:pPr>
+    </w:p>
+    <w:p>
+      <w:pPr>
+        <w:rPr>
+          <w:rFonts w:ascii="Aptos" w:hAnsi="Aptos"/>
+          <w:lang w:val="en-US" w:eastAsia="zh-CN" w:bidi="hi-IN"/>
+        </w:rPr>
+      </w:pPr>
+      <w:r>
+        <w:rPr>
+          <w:rFonts w:ascii="Aptos" w:hAnsi="Aptos"/>
+          <w:lang w:val="en-US" w:eastAsia="zh-CN" w:bidi="hi-IN"/>
+        </w:rPr>
+        <w:t>Projects to Avoid</w:t>
+      </w:r>
+    </w:p>
+    <w:p>
+      <w:pPr>
+        <w:rPr>
+          <w:rFonts w:ascii="Aptos" w:hAnsi="Aptos"/>
+          <w:lang w:val="en-US" w:eastAsia="zh-CN" w:bidi="hi-IN"/>
+        </w:rPr>
+      </w:pPr>
+    </w:p>
+    <w:p>
+      <w:pPr>
+        <w:pStyle w:val="ListParagraph"/>
+        <w:numPr>
+          <w:ilvl w:val="1"/>
+          <w:numId w:val="97"/>
+        </w:numPr>
+        <w:rPr>
+          <w:rFonts w:ascii="Aptos" w:hAnsi="Aptos"/>
+          <w:lang w:val="en-US" w:eastAsia="zh-CN" w:bidi="hi-IN"/>
+        </w:rPr>
+      </w:pPr>
+      <w:r>
+        <w:rPr>
+          <w:rFonts w:ascii="Aptos" w:hAnsi="Aptos"/>
+          <w:lang w:val="en-US" w:eastAsia="zh-CN" w:bidi="hi-IN"/>
+        </w:rPr>
+        <w:t xml:space="preserve">P18, P17: Locates in the bottom-right region, lower profit and </w:t>
+      </w:r>
+      <w:r>
+        <w:rPr>
+          <w:rFonts w:ascii="Aptos" w:hAnsi="Aptos"/>
+          <w:lang w:val="en-US" w:eastAsia="zh-CN" w:bidi="hi-IN"/>
+        </w:rPr>
+        <w:t>high capital cost</w:t>
+      </w:r>
+    </w:p>
+    <w:p>
+      <w:pPr>
+        <w:pStyle w:val="ListParagraph"/>
+        <w:numPr>
+          <w:ilvl w:val="1"/>
+          <w:numId w:val="97"/>
+        </w:numPr>
+        <w:rPr>
+          <w:rFonts w:ascii="Aptos" w:hAnsi="Aptos"/>
+          <w:lang w:val="en-US" w:eastAsia="zh-CN" w:bidi="hi-IN"/>
+        </w:rPr>
+      </w:pPr>
+      <w:r>
+        <w:rPr>
+          <w:rFonts w:ascii="Aptos" w:hAnsi="Aptos"/>
+          <w:lang w:val="en-US" w:eastAsia="zh-CN" w:bidi="hi-IN"/>
+        </w:rPr>
+        <w:t>P29: Very low profit</w:t>
+      </w:r>
+    </w:p>
+    <w:p>
+      <w:pPr>
+        <w:rPr>
+          <w:rFonts w:ascii="Aptos" w:hAnsi="Aptos"/>
+          <w:lang w:val="en-US" w:eastAsia="zh-CN" w:bidi="hi-IN"/>
+        </w:rPr>
+      </w:pPr>
+    </w:p>
+    <w:p>
+      <w:pPr>
+        <w:pStyle w:val="Heading3"/>
+        <w:rPr>
+          <w:rFonts w:ascii="Aptos" w:hAnsi="Aptos" w:cs="Angsana New"/>
+        </w:rPr>
+      </w:pPr>
+      <w:r>
+        <w:rPr>
+          <w:rFonts w:ascii="Aptos" w:hAnsi="Aptos" w:cs="Angsana New"/>
+        </w:rPr>
+        <w:t>Complexity Analysis</w:t>
+      </w:r>
+    </w:p>
+    <w:p>
+      <w:pPr>
+        <w:spacing w:before="240" w:after="160"/>
+        <w:rPr>
+          <w:rFonts w:ascii="Aptos" w:hAnsi="Aptos"/>
+        </w:rPr>
+      </w:pPr>
+      <w:r>
+        <w:rPr>
+          <w:rFonts w:ascii="Aptos" w:hAnsi="Aptos"/>
+          <w:lang w:val="en-US" w:eastAsia="zh-CN" w:bidi="hi-IN"/>
+        </w:rPr>
+        <w:t>The si</w:t>
+      </w:r>
+      <w:r>
+        <w:rPr>
+          <w:rFonts w:ascii="Aptos" w:hAnsi="Aptos"/>
+          <w:lang w:val="en-US" w:eastAsia="zh-CN" w:bidi="hi-IN"/>
+        </w:rPr>
+        <w:t>z</w:t>
+      </w:r>
+      <w:r>
+        <w:rPr>
+          <w:rFonts w:ascii="Aptos" w:hAnsi="Aptos"/>
+          <w:lang w:val="en-US" w:eastAsia="zh-CN" w:bidi="hi-IN"/>
+        </w:rPr>
+        <w:t>e of the search space for 30 projects is 2</w:t>
+      </w:r>
+      <w:r>
+        <w:rPr>
+          <w:rFonts w:ascii="Aptos" w:hAnsi="Aptos"/>
+          <w:vertAlign w:val="superscript"/>
+          <w:lang w:val="en-US" w:eastAsia="zh-CN" w:bidi="hi-IN"/>
+        </w:rPr>
+        <w:t xml:space="preserve">30 </w:t>
+      </w:r>
+      <w:r>
+        <w:rPr>
+          <w:rFonts w:ascii="Aptos" w:hAnsi="Aptos"/>
+          <w:lang w:val="en-US" w:eastAsia="zh-CN" w:bidi="hi-IN"/>
+        </w:rPr>
+        <w:t>which is nearly 1.07 x 10</w:t>
+      </w:r>
+      <w:r>
+        <w:rPr>
+          <w:rFonts w:ascii="Aptos" w:hAnsi="Aptos"/>
+          <w:vertAlign w:val="superscript"/>
+          <w:lang w:val="en-US" w:eastAsia="zh-CN" w:bidi="hi-IN"/>
+        </w:rPr>
+        <w:t xml:space="preserve">9 </w:t>
+      </w:r>
+      <w:r>
+        <w:rPr>
+          <w:rFonts w:ascii="Aptos" w:hAnsi="Aptos"/>
+          <w:lang w:val="en-US" w:eastAsia="zh-CN" w:bidi="hi-IN"/>
+        </w:rPr>
+        <w:t xml:space="preserve">possible combinations. </w:t>
+      </w:r>
+      <w:r>
+        <w:rPr>
+          <w:rFonts w:ascii="Aptos" w:hAnsi="Aptos"/>
+        </w:rPr>
+        <w:t>Brute</w:t>
+      </w:r>
+      <w:r>
+        <w:rPr>
+          <w:rFonts w:ascii="Aptos" w:hAnsi="Aptos"/>
+        </w:rPr>
+        <w:t xml:space="preserve"> </w:t>
+      </w:r>
+      <w:r>
+        <w:rPr>
+          <w:rFonts w:ascii="Aptos" w:hAnsi="Aptos"/>
+        </w:rPr>
+        <w:t xml:space="preserve">force evaluation of over 1 billion combinations is computationally </w:t>
+      </w:r>
+      <w:r>
+        <w:rPr>
+          <w:rFonts w:ascii="Aptos" w:hAnsi="Aptos"/>
+        </w:rPr>
+        <w:t xml:space="preserve">very expensive </w:t>
+      </w:r>
+      <w:r>
+        <w:rPr>
+          <w:rFonts w:ascii="Aptos" w:hAnsi="Aptos"/>
+        </w:rPr>
+        <w:t xml:space="preserve">which </w:t>
+      </w:r>
+      <w:r>
+        <w:rPr>
+          <w:rFonts w:ascii="Aptos" w:hAnsi="Aptos"/>
+        </w:rPr>
+        <w:t>requires better solutions like</w:t>
+      </w:r>
+      <w:r>
+        <w:rPr>
+          <w:rFonts w:ascii="Aptos" w:hAnsi="Aptos"/>
+        </w:rPr>
+        <w:t xml:space="preserve"> GA and MIP.</w:t>
+      </w:r>
+    </w:p>
+    <w:p>
+      <w:pPr>
+        <w:spacing w:before="240" w:after="160"/>
+        <w:rPr>
+          <w:rFonts w:ascii="Aptos" w:hAnsi="Aptos"/>
+        </w:rPr>
+      </w:pPr>
+    </w:p>
+    <w:p>
+      <w:pPr>
+        <w:spacing w:before="240" w:after="160"/>
+        <w:rPr>
+          <w:rFonts w:ascii="Aptos" w:hAnsi="Aptos"/>
+        </w:rPr>
+      </w:pPr>
+    </w:p>
+    <w:p>
+      <w:pPr>
+        <w:rPr>
+          <w:rFonts w:ascii="Aptos" w:hAnsi="Aptos"/>
+          <w:lang w:val="en-US" w:eastAsia="zh-CN" w:bidi="hi-IN"/>
+        </w:rPr>
+      </w:pPr>
     </w:p>
     <w:p>
       <w:pPr>
@@ -16636,6 +17872,7 @@
         <w:rPr>
           <w:rFonts w:ascii="Aptos" w:hAnsi="Aptos"/>
         </w:rPr>
+        <w:lastRenderedPageBreak/>
         <w:t xml:space="preserve">C. Dewi, R. A. Andika, E. Haryani, D. Riantama, A. Sajid, M. M. Alam, and M. M. Su'ud, "Feature selection for financial data classification using Random Forest, Boruta, and Recursive Feature Elimination," </w:t>
       </w:r>
       <w:r>
@@ -17812,6 +19049,120 @@
     </w:lvl>
   </w:abstractNum>
   <w:abstractNum w:abstractNumId="10" w15:restartNumberingAfterBreak="0">
+    <w:nsid w:val="09E30197"/>
+    <w:multiLevelType w:val="multilevel"/>
+    <w:tmpl w:val="59BC0E48"/>
+    <w:lvl w:ilvl="0">
+      <w:start w:val="1"/>
+      <w:numFmt w:val="decimal"/>
+      <w:lvlText w:val="%1."/>
+      <w:lvlJc w:val="left"/>
+      <w:pPr>
+        <w:ind w:left="360" w:hanging="360"/>
+      </w:pPr>
+      <w:rPr>
+        <w:rFonts w:hint="default"/>
+      </w:rPr>
+    </w:lvl>
+    <w:lvl w:ilvl="1">
+      <w:start w:val="1"/>
+      <w:numFmt w:val="bullet"/>
+      <w:lvlText w:val=""/>
+      <w:lvlJc w:val="left"/>
+      <w:pPr>
+        <w:ind w:left="720" w:hanging="360"/>
+      </w:pPr>
+      <w:rPr>
+        <w:rFonts w:ascii="Symbol" w:hAnsi="Symbol" w:hint="default"/>
+        <w:color w:val="auto"/>
+      </w:rPr>
+    </w:lvl>
+    <w:lvl w:ilvl="2">
+      <w:start w:val="1"/>
+      <w:numFmt w:val="decimal"/>
+      <w:lvlText w:val="%3."/>
+      <w:lvlJc w:val="left"/>
+      <w:pPr>
+        <w:tabs>
+          <w:tab w:val="num" w:pos="1341"/>
+        </w:tabs>
+        <w:ind w:left="1341" w:hanging="283"/>
+      </w:pPr>
+    </w:lvl>
+    <w:lvl w:ilvl="3">
+      <w:start w:val="1"/>
+      <w:numFmt w:val="decimal"/>
+      <w:lvlText w:val="%4."/>
+      <w:lvlJc w:val="left"/>
+      <w:pPr>
+        <w:tabs>
+          <w:tab w:val="num" w:pos="2050"/>
+        </w:tabs>
+        <w:ind w:left="2050" w:hanging="283"/>
+      </w:pPr>
+    </w:lvl>
+    <w:lvl w:ilvl="4">
+      <w:start w:val="1"/>
+      <w:numFmt w:val="decimal"/>
+      <w:lvlText w:val="%5."/>
+      <w:lvlJc w:val="left"/>
+      <w:pPr>
+        <w:tabs>
+          <w:tab w:val="num" w:pos="2759"/>
+        </w:tabs>
+        <w:ind w:left="2759" w:hanging="283"/>
+      </w:pPr>
+    </w:lvl>
+    <w:lvl w:ilvl="5">
+      <w:start w:val="1"/>
+      <w:numFmt w:val="decimal"/>
+      <w:lvlText w:val="%6."/>
+      <w:lvlJc w:val="left"/>
+      <w:pPr>
+        <w:tabs>
+          <w:tab w:val="num" w:pos="3468"/>
+        </w:tabs>
+        <w:ind w:left="3468" w:hanging="283"/>
+      </w:pPr>
+    </w:lvl>
+    <w:lvl w:ilvl="6">
+      <w:start w:val="1"/>
+      <w:numFmt w:val="decimal"/>
+      <w:lvlText w:val="%7."/>
+      <w:lvlJc w:val="left"/>
+      <w:pPr>
+        <w:tabs>
+          <w:tab w:val="num" w:pos="4177"/>
+        </w:tabs>
+        <w:ind w:left="4177" w:hanging="283"/>
+      </w:pPr>
+    </w:lvl>
+    <w:lvl w:ilvl="7">
+      <w:start w:val="1"/>
+      <w:numFmt w:val="decimal"/>
+      <w:lvlText w:val="%8."/>
+      <w:lvlJc w:val="left"/>
+      <w:pPr>
+        <w:tabs>
+          <w:tab w:val="num" w:pos="4886"/>
+        </w:tabs>
+        <w:ind w:left="4886" w:hanging="283"/>
+      </w:pPr>
+    </w:lvl>
+    <w:lvl w:ilvl="8">
+      <w:start w:val="1"/>
+      <w:numFmt w:val="decimal"/>
+      <w:lvlText w:val="%9."/>
+      <w:lvlJc w:val="left"/>
+      <w:pPr>
+        <w:tabs>
+          <w:tab w:val="num" w:pos="5595"/>
+        </w:tabs>
+        <w:ind w:left="5595" w:hanging="283"/>
+      </w:pPr>
+    </w:lvl>
+  </w:abstractNum>
+  <w:abstractNum w:abstractNumId="11" w15:restartNumberingAfterBreak="0">
     <w:nsid w:val="0BEA3F5F"/>
     <w:multiLevelType w:val="multilevel"/>
     <w:tmpl w:val="D95C38D0"/>
@@ -17924,7 +19275,7 @@
       </w:pPr>
     </w:lvl>
   </w:abstractNum>
-  <w:abstractNum w:abstractNumId="11" w15:restartNumberingAfterBreak="0">
+  <w:abstractNum w:abstractNumId="12" w15:restartNumberingAfterBreak="0">
     <w:nsid w:val="0F723653"/>
     <w:multiLevelType w:val="hybridMultilevel"/>
     <w:tmpl w:val="9B96719A"/>
@@ -18010,7 +19361,7 @@
       </w:pPr>
     </w:lvl>
   </w:abstractNum>
-  <w:abstractNum w:abstractNumId="12" w15:restartNumberingAfterBreak="0">
+  <w:abstractNum w:abstractNumId="13" w15:restartNumberingAfterBreak="0">
     <w:nsid w:val="10CB70C6"/>
     <w:multiLevelType w:val="hybridMultilevel"/>
     <w:tmpl w:val="6DD0207A"/>
@@ -18124,7 +19475,121 @@
       </w:rPr>
     </w:lvl>
   </w:abstractNum>
-  <w:abstractNum w:abstractNumId="13" w15:restartNumberingAfterBreak="0">
+  <w:abstractNum w:abstractNumId="14" w15:restartNumberingAfterBreak="0">
+    <w:nsid w:val="120B6D25"/>
+    <w:multiLevelType w:val="hybridMultilevel"/>
+    <w:tmpl w:val="FAAC377A"/>
+    <w:lvl w:ilvl="0" w:tplc="A2261510">
+      <w:start w:val="1"/>
+      <w:numFmt w:val="bullet"/>
+      <w:lvlText w:val=""/>
+      <w:lvlJc w:val="left"/>
+      <w:pPr>
+        <w:ind w:left="1069" w:hanging="360"/>
+      </w:pPr>
+      <w:rPr>
+        <w:rFonts w:ascii="Symbol" w:hAnsi="Symbol" w:hint="default"/>
+        <w:color w:val="auto"/>
+      </w:rPr>
+    </w:lvl>
+    <w:lvl w:ilvl="1" w:tplc="08090003" w:tentative="1">
+      <w:start w:val="1"/>
+      <w:numFmt w:val="bullet"/>
+      <w:lvlText w:val="o"/>
+      <w:lvlJc w:val="left"/>
+      <w:pPr>
+        <w:ind w:left="1789" w:hanging="360"/>
+      </w:pPr>
+      <w:rPr>
+        <w:rFonts w:ascii="Courier New" w:hAnsi="Courier New" w:cs="Courier New" w:hint="default"/>
+      </w:rPr>
+    </w:lvl>
+    <w:lvl w:ilvl="2" w:tplc="08090005" w:tentative="1">
+      <w:start w:val="1"/>
+      <w:numFmt w:val="bullet"/>
+      <w:lvlText w:val=""/>
+      <w:lvlJc w:val="left"/>
+      <w:pPr>
+        <w:ind w:left="2509" w:hanging="360"/>
+      </w:pPr>
+      <w:rPr>
+        <w:rFonts w:ascii="Wingdings" w:hAnsi="Wingdings" w:hint="default"/>
+      </w:rPr>
+    </w:lvl>
+    <w:lvl w:ilvl="3" w:tplc="08090001" w:tentative="1">
+      <w:start w:val="1"/>
+      <w:numFmt w:val="bullet"/>
+      <w:lvlText w:val=""/>
+      <w:lvlJc w:val="left"/>
+      <w:pPr>
+        <w:ind w:left="3229" w:hanging="360"/>
+      </w:pPr>
+      <w:rPr>
+        <w:rFonts w:ascii="Symbol" w:hAnsi="Symbol" w:hint="default"/>
+      </w:rPr>
+    </w:lvl>
+    <w:lvl w:ilvl="4" w:tplc="08090003" w:tentative="1">
+      <w:start w:val="1"/>
+      <w:numFmt w:val="bullet"/>
+      <w:lvlText w:val="o"/>
+      <w:lvlJc w:val="left"/>
+      <w:pPr>
+        <w:ind w:left="3949" w:hanging="360"/>
+      </w:pPr>
+      <w:rPr>
+        <w:rFonts w:ascii="Courier New" w:hAnsi="Courier New" w:cs="Courier New" w:hint="default"/>
+      </w:rPr>
+    </w:lvl>
+    <w:lvl w:ilvl="5" w:tplc="08090005" w:tentative="1">
+      <w:start w:val="1"/>
+      <w:numFmt w:val="bullet"/>
+      <w:lvlText w:val=""/>
+      <w:lvlJc w:val="left"/>
+      <w:pPr>
+        <w:ind w:left="4669" w:hanging="360"/>
+      </w:pPr>
+      <w:rPr>
+        <w:rFonts w:ascii="Wingdings" w:hAnsi="Wingdings" w:hint="default"/>
+      </w:rPr>
+    </w:lvl>
+    <w:lvl w:ilvl="6" w:tplc="08090001" w:tentative="1">
+      <w:start w:val="1"/>
+      <w:numFmt w:val="bullet"/>
+      <w:lvlText w:val=""/>
+      <w:lvlJc w:val="left"/>
+      <w:pPr>
+        <w:ind w:left="5389" w:hanging="360"/>
+      </w:pPr>
+      <w:rPr>
+        <w:rFonts w:ascii="Symbol" w:hAnsi="Symbol" w:hint="default"/>
+      </w:rPr>
+    </w:lvl>
+    <w:lvl w:ilvl="7" w:tplc="08090003" w:tentative="1">
+      <w:start w:val="1"/>
+      <w:numFmt w:val="bullet"/>
+      <w:lvlText w:val="o"/>
+      <w:lvlJc w:val="left"/>
+      <w:pPr>
+        <w:ind w:left="6109" w:hanging="360"/>
+      </w:pPr>
+      <w:rPr>
+        <w:rFonts w:ascii="Courier New" w:hAnsi="Courier New" w:cs="Courier New" w:hint="default"/>
+      </w:rPr>
+    </w:lvl>
+    <w:lvl w:ilvl="8" w:tplc="08090005" w:tentative="1">
+      <w:start w:val="1"/>
+      <w:numFmt w:val="bullet"/>
+      <w:lvlText w:val=""/>
+      <w:lvlJc w:val="left"/>
+      <w:pPr>
+        <w:ind w:left="6829" w:hanging="360"/>
+      </w:pPr>
+      <w:rPr>
+        <w:rFonts w:ascii="Wingdings" w:hAnsi="Wingdings" w:hint="default"/>
+      </w:rPr>
+    </w:lvl>
+  </w:abstractNum>
+  <w:abstractNum w:abstractNumId="15" w15:restartNumberingAfterBreak="0">
     <w:nsid w:val="140A0A72"/>
     <w:multiLevelType w:val="multilevel"/>
     <w:tmpl w:val="3AE6F6DE"/>
@@ -18237,7 +19702,7 @@
       </w:pPr>
     </w:lvl>
   </w:abstractNum>
-  <w:abstractNum w:abstractNumId="14" w15:restartNumberingAfterBreak="0">
+  <w:abstractNum w:abstractNumId="16" w15:restartNumberingAfterBreak="0">
     <w:nsid w:val="152C6DF0"/>
     <w:multiLevelType w:val="multilevel"/>
     <w:tmpl w:val="C6EC08BA"/>
@@ -18386,7 +19851,7 @@
       </w:rPr>
     </w:lvl>
   </w:abstractNum>
-  <w:abstractNum w:abstractNumId="15" w15:restartNumberingAfterBreak="0">
+  <w:abstractNum w:abstractNumId="17" w15:restartNumberingAfterBreak="0">
     <w:nsid w:val="165A2156"/>
     <w:multiLevelType w:val="multilevel"/>
     <w:tmpl w:val="40D0C17E"/>
@@ -18535,7 +20000,7 @@
       </w:rPr>
     </w:lvl>
   </w:abstractNum>
-  <w:abstractNum w:abstractNumId="16" w15:restartNumberingAfterBreak="0">
+  <w:abstractNum w:abstractNumId="18" w15:restartNumberingAfterBreak="0">
     <w:nsid w:val="19296353"/>
     <w:multiLevelType w:val="hybridMultilevel"/>
     <w:tmpl w:val="49ACDB06"/>
@@ -18649,7 +20114,7 @@
       </w:rPr>
     </w:lvl>
   </w:abstractNum>
-  <w:abstractNum w:abstractNumId="17" w15:restartNumberingAfterBreak="0">
+  <w:abstractNum w:abstractNumId="19" w15:restartNumberingAfterBreak="0">
     <w:nsid w:val="1AAF6121"/>
     <w:multiLevelType w:val="multilevel"/>
     <w:tmpl w:val="3AE6F6DE"/>
@@ -18762,7 +20227,7 @@
       </w:pPr>
     </w:lvl>
   </w:abstractNum>
-  <w:abstractNum w:abstractNumId="18" w15:restartNumberingAfterBreak="0">
+  <w:abstractNum w:abstractNumId="20" w15:restartNumberingAfterBreak="0">
     <w:nsid w:val="1AF0283E"/>
     <w:multiLevelType w:val="multilevel"/>
     <w:tmpl w:val="F7425054"/>
@@ -18875,7 +20340,7 @@
       </w:pPr>
     </w:lvl>
   </w:abstractNum>
-  <w:abstractNum w:abstractNumId="19" w15:restartNumberingAfterBreak="0">
+  <w:abstractNum w:abstractNumId="21" w15:restartNumberingAfterBreak="0">
     <w:nsid w:val="1BD2073C"/>
     <w:multiLevelType w:val="multilevel"/>
     <w:tmpl w:val="3AE6F6DE"/>
@@ -18988,7 +20453,7 @@
       </w:pPr>
     </w:lvl>
   </w:abstractNum>
-  <w:abstractNum w:abstractNumId="20" w15:restartNumberingAfterBreak="0">
+  <w:abstractNum w:abstractNumId="22" w15:restartNumberingAfterBreak="0">
     <w:nsid w:val="1E7779C4"/>
     <w:multiLevelType w:val="hybridMultilevel"/>
     <w:tmpl w:val="6F5A4240"/>
@@ -19074,7 +20539,7 @@
       </w:pPr>
     </w:lvl>
   </w:abstractNum>
-  <w:abstractNum w:abstractNumId="21" w15:restartNumberingAfterBreak="0">
+  <w:abstractNum w:abstractNumId="23" w15:restartNumberingAfterBreak="0">
     <w:nsid w:val="2082558F"/>
     <w:multiLevelType w:val="hybridMultilevel"/>
     <w:tmpl w:val="0E24C6FE"/>
@@ -19160,7 +20625,7 @@
       </w:pPr>
     </w:lvl>
   </w:abstractNum>
-  <w:abstractNum w:abstractNumId="22" w15:restartNumberingAfterBreak="0">
+  <w:abstractNum w:abstractNumId="24" w15:restartNumberingAfterBreak="0">
     <w:nsid w:val="20AE70D9"/>
     <w:multiLevelType w:val="multilevel"/>
     <w:tmpl w:val="17B6E6B8"/>
@@ -19300,7 +20765,7 @@
       </w:rPr>
     </w:lvl>
   </w:abstractNum>
-  <w:abstractNum w:abstractNumId="23" w15:restartNumberingAfterBreak="0">
+  <w:abstractNum w:abstractNumId="25" w15:restartNumberingAfterBreak="0">
     <w:nsid w:val="20DD6CA6"/>
     <w:multiLevelType w:val="hybridMultilevel"/>
     <w:tmpl w:val="E92CCC3C"/>
@@ -19386,7 +20851,7 @@
       </w:pPr>
     </w:lvl>
   </w:abstractNum>
-  <w:abstractNum w:abstractNumId="24" w15:restartNumberingAfterBreak="0">
+  <w:abstractNum w:abstractNumId="26" w15:restartNumberingAfterBreak="0">
     <w:nsid w:val="228D2141"/>
     <w:multiLevelType w:val="hybridMultilevel"/>
     <w:tmpl w:val="F66AEBAA"/>
@@ -19472,7 +20937,7 @@
       </w:pPr>
     </w:lvl>
   </w:abstractNum>
-  <w:abstractNum w:abstractNumId="25" w15:restartNumberingAfterBreak="0">
+  <w:abstractNum w:abstractNumId="27" w15:restartNumberingAfterBreak="0">
     <w:nsid w:val="23831269"/>
     <w:multiLevelType w:val="hybridMultilevel"/>
     <w:tmpl w:val="D24C40E8"/>
@@ -19558,7 +21023,93 @@
       </w:pPr>
     </w:lvl>
   </w:abstractNum>
-  <w:abstractNum w:abstractNumId="26" w15:restartNumberingAfterBreak="0">
+  <w:abstractNum w:abstractNumId="28" w15:restartNumberingAfterBreak="0">
+    <w:nsid w:val="265E2AAD"/>
+    <w:multiLevelType w:val="hybridMultilevel"/>
+    <w:tmpl w:val="D5D4BFCE"/>
+    <w:lvl w:ilvl="0" w:tplc="0809000F">
+      <w:start w:val="1"/>
+      <w:numFmt w:val="decimal"/>
+      <w:lvlText w:val="%1."/>
+      <w:lvlJc w:val="left"/>
+      <w:pPr>
+        <w:ind w:left="720" w:hanging="360"/>
+      </w:pPr>
+    </w:lvl>
+    <w:lvl w:ilvl="1" w:tplc="08090019" w:tentative="1">
+      <w:start w:val="1"/>
+      <w:numFmt w:val="lowerLetter"/>
+      <w:lvlText w:val="%2."/>
+      <w:lvlJc w:val="left"/>
+      <w:pPr>
+        <w:ind w:left="1440" w:hanging="360"/>
+      </w:pPr>
+    </w:lvl>
+    <w:lvl w:ilvl="2" w:tplc="0809001B" w:tentative="1">
+      <w:start w:val="1"/>
+      <w:numFmt w:val="lowerRoman"/>
+      <w:lvlText w:val="%3."/>
+      <w:lvlJc w:val="right"/>
+      <w:pPr>
+        <w:ind w:left="2160" w:hanging="180"/>
+      </w:pPr>
+    </w:lvl>
+    <w:lvl w:ilvl="3" w:tplc="0809000F" w:tentative="1">
+      <w:start w:val="1"/>
+      <w:numFmt w:val="decimal"/>
+      <w:lvlText w:val="%4."/>
+      <w:lvlJc w:val="left"/>
+      <w:pPr>
+        <w:ind w:left="2880" w:hanging="360"/>
+      </w:pPr>
+    </w:lvl>
+    <w:lvl w:ilvl="4" w:tplc="08090019" w:tentative="1">
+      <w:start w:val="1"/>
+      <w:numFmt w:val="lowerLetter"/>
+      <w:lvlText w:val="%5."/>
+      <w:lvlJc w:val="left"/>
+      <w:pPr>
+        <w:ind w:left="3600" w:hanging="360"/>
+      </w:pPr>
+    </w:lvl>
+    <w:lvl w:ilvl="5" w:tplc="0809001B" w:tentative="1">
+      <w:start w:val="1"/>
+      <w:numFmt w:val="lowerRoman"/>
+      <w:lvlText w:val="%6."/>
+      <w:lvlJc w:val="right"/>
+      <w:pPr>
+        <w:ind w:left="4320" w:hanging="180"/>
+      </w:pPr>
+    </w:lvl>
+    <w:lvl w:ilvl="6" w:tplc="0809000F" w:tentative="1">
+      <w:start w:val="1"/>
+      <w:numFmt w:val="decimal"/>
+      <w:lvlText w:val="%7."/>
+      <w:lvlJc w:val="left"/>
+      <w:pPr>
+        <w:ind w:left="5040" w:hanging="360"/>
+      </w:pPr>
+    </w:lvl>
+    <w:lvl w:ilvl="7" w:tplc="08090019" w:tentative="1">
+      <w:start w:val="1"/>
+      <w:numFmt w:val="lowerLetter"/>
+      <w:lvlText w:val="%8."/>
+      <w:lvlJc w:val="left"/>
+      <w:pPr>
+        <w:ind w:left="5760" w:hanging="360"/>
+      </w:pPr>
+    </w:lvl>
+    <w:lvl w:ilvl="8" w:tplc="0809001B" w:tentative="1">
+      <w:start w:val="1"/>
+      <w:numFmt w:val="lowerRoman"/>
+      <w:lvlText w:val="%9."/>
+      <w:lvlJc w:val="right"/>
+      <w:pPr>
+        <w:ind w:left="6480" w:hanging="180"/>
+      </w:pPr>
+    </w:lvl>
+  </w:abstractNum>
+  <w:abstractNum w:abstractNumId="29" w15:restartNumberingAfterBreak="0">
     <w:nsid w:val="27B4661F"/>
     <w:multiLevelType w:val="hybridMultilevel"/>
     <w:tmpl w:val="4CB89B40"/>
@@ -19647,7 +21198,7 @@
       </w:pPr>
     </w:lvl>
   </w:abstractNum>
-  <w:abstractNum w:abstractNumId="27" w15:restartNumberingAfterBreak="0">
+  <w:abstractNum w:abstractNumId="30" w15:restartNumberingAfterBreak="0">
     <w:nsid w:val="28DD64D0"/>
     <w:multiLevelType w:val="multilevel"/>
     <w:tmpl w:val="B84E2224"/>
@@ -19787,7 +21338,7 @@
       </w:rPr>
     </w:lvl>
   </w:abstractNum>
-  <w:abstractNum w:abstractNumId="28" w15:restartNumberingAfterBreak="0">
+  <w:abstractNum w:abstractNumId="31" w15:restartNumberingAfterBreak="0">
     <w:nsid w:val="292C3BC6"/>
     <w:multiLevelType w:val="multilevel"/>
     <w:tmpl w:val="CA744F16"/>
@@ -19927,7 +21478,7 @@
       </w:rPr>
     </w:lvl>
   </w:abstractNum>
-  <w:abstractNum w:abstractNumId="29" w15:restartNumberingAfterBreak="0">
+  <w:abstractNum w:abstractNumId="32" w15:restartNumberingAfterBreak="0">
     <w:nsid w:val="29D04CD5"/>
     <w:multiLevelType w:val="multilevel"/>
     <w:tmpl w:val="76BC96D4"/>
@@ -20067,7 +21618,7 @@
       </w:rPr>
     </w:lvl>
   </w:abstractNum>
-  <w:abstractNum w:abstractNumId="30" w15:restartNumberingAfterBreak="0">
+  <w:abstractNum w:abstractNumId="33" w15:restartNumberingAfterBreak="0">
     <w:nsid w:val="2CC94DA2"/>
     <w:multiLevelType w:val="multilevel"/>
     <w:tmpl w:val="45E0056A"/>
@@ -20188,7 +21739,7 @@
       </w:pPr>
     </w:lvl>
   </w:abstractNum>
-  <w:abstractNum w:abstractNumId="31" w15:restartNumberingAfterBreak="0">
+  <w:abstractNum w:abstractNumId="34" w15:restartNumberingAfterBreak="0">
     <w:nsid w:val="2E774A7B"/>
     <w:multiLevelType w:val="multilevel"/>
     <w:tmpl w:val="2A44F1CE"/>
@@ -20328,7 +21879,7 @@
       </w:rPr>
     </w:lvl>
   </w:abstractNum>
-  <w:abstractNum w:abstractNumId="32" w15:restartNumberingAfterBreak="0">
+  <w:abstractNum w:abstractNumId="35" w15:restartNumberingAfterBreak="0">
     <w:nsid w:val="2EE24CB3"/>
     <w:multiLevelType w:val="hybridMultilevel"/>
     <w:tmpl w:val="A8B6CB94"/>
@@ -20442,7 +21993,7 @@
       </w:rPr>
     </w:lvl>
   </w:abstractNum>
-  <w:abstractNum w:abstractNumId="33" w15:restartNumberingAfterBreak="0">
+  <w:abstractNum w:abstractNumId="36" w15:restartNumberingAfterBreak="0">
     <w:nsid w:val="2F7A13C3"/>
     <w:multiLevelType w:val="hybridMultilevel"/>
     <w:tmpl w:val="9B96719A"/>
@@ -20528,7 +22079,7 @@
       </w:pPr>
     </w:lvl>
   </w:abstractNum>
-  <w:abstractNum w:abstractNumId="34" w15:restartNumberingAfterBreak="0">
+  <w:abstractNum w:abstractNumId="37" w15:restartNumberingAfterBreak="0">
     <w:nsid w:val="2FC838BD"/>
     <w:multiLevelType w:val="hybridMultilevel"/>
     <w:tmpl w:val="9B96719A"/>
@@ -20614,7 +22165,7 @@
       </w:pPr>
     </w:lvl>
   </w:abstractNum>
-  <w:abstractNum w:abstractNumId="35" w15:restartNumberingAfterBreak="0">
+  <w:abstractNum w:abstractNumId="38" w15:restartNumberingAfterBreak="0">
     <w:nsid w:val="2FF63291"/>
     <w:multiLevelType w:val="hybridMultilevel"/>
     <w:tmpl w:val="1CE49AF4"/>
@@ -20712,7 +22263,7 @@
       </w:pPr>
     </w:lvl>
   </w:abstractNum>
-  <w:abstractNum w:abstractNumId="36" w15:restartNumberingAfterBreak="0">
+  <w:abstractNum w:abstractNumId="39" w15:restartNumberingAfterBreak="0">
     <w:nsid w:val="301C5C6E"/>
     <w:multiLevelType w:val="hybridMultilevel"/>
     <w:tmpl w:val="3F1EB2FE"/>
@@ -20798,7 +22349,7 @@
       </w:pPr>
     </w:lvl>
   </w:abstractNum>
-  <w:abstractNum w:abstractNumId="37" w15:restartNumberingAfterBreak="0">
+  <w:abstractNum w:abstractNumId="40" w15:restartNumberingAfterBreak="0">
     <w:nsid w:val="33A211D5"/>
     <w:multiLevelType w:val="multilevel"/>
     <w:tmpl w:val="3AE6F6DE"/>
@@ -20911,7 +22462,7 @@
       </w:pPr>
     </w:lvl>
   </w:abstractNum>
-  <w:abstractNum w:abstractNumId="38" w15:restartNumberingAfterBreak="0">
+  <w:abstractNum w:abstractNumId="41" w15:restartNumberingAfterBreak="0">
     <w:nsid w:val="343060AA"/>
     <w:multiLevelType w:val="hybridMultilevel"/>
     <w:tmpl w:val="309C4EEE"/>
@@ -20997,7 +22548,7 @@
       </w:pPr>
     </w:lvl>
   </w:abstractNum>
-  <w:abstractNum w:abstractNumId="39" w15:restartNumberingAfterBreak="0">
+  <w:abstractNum w:abstractNumId="42" w15:restartNumberingAfterBreak="0">
     <w:nsid w:val="3688439B"/>
     <w:multiLevelType w:val="hybridMultilevel"/>
     <w:tmpl w:val="7D2EE680"/>
@@ -21086,7 +22637,93 @@
       </w:pPr>
     </w:lvl>
   </w:abstractNum>
-  <w:abstractNum w:abstractNumId="40" w15:restartNumberingAfterBreak="0">
+  <w:abstractNum w:abstractNumId="43" w15:restartNumberingAfterBreak="0">
+    <w:nsid w:val="383C141B"/>
+    <w:multiLevelType w:val="hybridMultilevel"/>
+    <w:tmpl w:val="23085304"/>
+    <w:lvl w:ilvl="0" w:tplc="0809000F">
+      <w:start w:val="1"/>
+      <w:numFmt w:val="decimal"/>
+      <w:lvlText w:val="%1."/>
+      <w:lvlJc w:val="left"/>
+      <w:pPr>
+        <w:ind w:left="720" w:hanging="360"/>
+      </w:pPr>
+    </w:lvl>
+    <w:lvl w:ilvl="1" w:tplc="08090019" w:tentative="1">
+      <w:start w:val="1"/>
+      <w:numFmt w:val="lowerLetter"/>
+      <w:lvlText w:val="%2."/>
+      <w:lvlJc w:val="left"/>
+      <w:pPr>
+        <w:ind w:left="1440" w:hanging="360"/>
+      </w:pPr>
+    </w:lvl>
+    <w:lvl w:ilvl="2" w:tplc="0809001B" w:tentative="1">
+      <w:start w:val="1"/>
+      <w:numFmt w:val="lowerRoman"/>
+      <w:lvlText w:val="%3."/>
+      <w:lvlJc w:val="right"/>
+      <w:pPr>
+        <w:ind w:left="2160" w:hanging="180"/>
+      </w:pPr>
+    </w:lvl>
+    <w:lvl w:ilvl="3" w:tplc="0809000F" w:tentative="1">
+      <w:start w:val="1"/>
+      <w:numFmt w:val="decimal"/>
+      <w:lvlText w:val="%4."/>
+      <w:lvlJc w:val="left"/>
+      <w:pPr>
+        <w:ind w:left="2880" w:hanging="360"/>
+      </w:pPr>
+    </w:lvl>
+    <w:lvl w:ilvl="4" w:tplc="08090019" w:tentative="1">
+      <w:start w:val="1"/>
+      <w:numFmt w:val="lowerLetter"/>
+      <w:lvlText w:val="%5."/>
+      <w:lvlJc w:val="left"/>
+      <w:pPr>
+        <w:ind w:left="3600" w:hanging="360"/>
+      </w:pPr>
+    </w:lvl>
+    <w:lvl w:ilvl="5" w:tplc="0809001B" w:tentative="1">
+      <w:start w:val="1"/>
+      <w:numFmt w:val="lowerRoman"/>
+      <w:lvlText w:val="%6."/>
+      <w:lvlJc w:val="right"/>
+      <w:pPr>
+        <w:ind w:left="4320" w:hanging="180"/>
+      </w:pPr>
+    </w:lvl>
+    <w:lvl w:ilvl="6" w:tplc="0809000F" w:tentative="1">
+      <w:start w:val="1"/>
+      <w:numFmt w:val="decimal"/>
+      <w:lvlText w:val="%7."/>
+      <w:lvlJc w:val="left"/>
+      <w:pPr>
+        <w:ind w:left="5040" w:hanging="360"/>
+      </w:pPr>
+    </w:lvl>
+    <w:lvl w:ilvl="7" w:tplc="08090019" w:tentative="1">
+      <w:start w:val="1"/>
+      <w:numFmt w:val="lowerLetter"/>
+      <w:lvlText w:val="%8."/>
+      <w:lvlJc w:val="left"/>
+      <w:pPr>
+        <w:ind w:left="5760" w:hanging="360"/>
+      </w:pPr>
+    </w:lvl>
+    <w:lvl w:ilvl="8" w:tplc="0809001B" w:tentative="1">
+      <w:start w:val="1"/>
+      <w:numFmt w:val="lowerRoman"/>
+      <w:lvlText w:val="%9."/>
+      <w:lvlJc w:val="right"/>
+      <w:pPr>
+        <w:ind w:left="6480" w:hanging="180"/>
+      </w:pPr>
+    </w:lvl>
+  </w:abstractNum>
+  <w:abstractNum w:abstractNumId="44" w15:restartNumberingAfterBreak="0">
     <w:nsid w:val="3B94696D"/>
     <w:multiLevelType w:val="hybridMultilevel"/>
     <w:tmpl w:val="6D68C3A2"/>
@@ -21200,7 +22837,7 @@
       </w:rPr>
     </w:lvl>
   </w:abstractNum>
-  <w:abstractNum w:abstractNumId="41" w15:restartNumberingAfterBreak="0">
+  <w:abstractNum w:abstractNumId="45" w15:restartNumberingAfterBreak="0">
     <w:nsid w:val="3CF96E84"/>
     <w:multiLevelType w:val="hybridMultilevel"/>
     <w:tmpl w:val="6F5A4240"/>
@@ -21286,7 +22923,7 @@
       </w:pPr>
     </w:lvl>
   </w:abstractNum>
-  <w:abstractNum w:abstractNumId="42" w15:restartNumberingAfterBreak="0">
+  <w:abstractNum w:abstractNumId="46" w15:restartNumberingAfterBreak="0">
     <w:nsid w:val="3D522993"/>
     <w:multiLevelType w:val="multilevel"/>
     <w:tmpl w:val="587A946C"/>
@@ -21435,7 +23072,121 @@
       </w:rPr>
     </w:lvl>
   </w:abstractNum>
-  <w:abstractNum w:abstractNumId="43" w15:restartNumberingAfterBreak="0">
+  <w:abstractNum w:abstractNumId="47" w15:restartNumberingAfterBreak="0">
+    <w:nsid w:val="3E3F37B7"/>
+    <w:multiLevelType w:val="multilevel"/>
+    <w:tmpl w:val="E3F4B470"/>
+    <w:lvl w:ilvl="0">
+      <w:start w:val="1"/>
+      <w:numFmt w:val="decimal"/>
+      <w:lvlText w:val="%1."/>
+      <w:lvlJc w:val="left"/>
+      <w:pPr>
+        <w:ind w:left="360" w:hanging="360"/>
+      </w:pPr>
+      <w:rPr>
+        <w:rFonts w:hint="default"/>
+      </w:rPr>
+    </w:lvl>
+    <w:lvl w:ilvl="1">
+      <w:start w:val="1"/>
+      <w:numFmt w:val="bullet"/>
+      <w:lvlText w:val=""/>
+      <w:lvlJc w:val="left"/>
+      <w:pPr>
+        <w:ind w:left="709" w:hanging="360"/>
+      </w:pPr>
+      <w:rPr>
+        <w:rFonts w:ascii="Symbol" w:hAnsi="Symbol" w:hint="default"/>
+        <w:color w:val="auto"/>
+      </w:rPr>
+    </w:lvl>
+    <w:lvl w:ilvl="2">
+      <w:start w:val="1"/>
+      <w:numFmt w:val="decimal"/>
+      <w:lvlText w:val="%3."/>
+      <w:lvlJc w:val="left"/>
+      <w:pPr>
+        <w:tabs>
+          <w:tab w:val="num" w:pos="1341"/>
+        </w:tabs>
+        <w:ind w:left="1341" w:hanging="283"/>
+      </w:pPr>
+    </w:lvl>
+    <w:lvl w:ilvl="3">
+      <w:start w:val="1"/>
+      <w:numFmt w:val="decimal"/>
+      <w:lvlText w:val="%4."/>
+      <w:lvlJc w:val="left"/>
+      <w:pPr>
+        <w:tabs>
+          <w:tab w:val="num" w:pos="2050"/>
+        </w:tabs>
+        <w:ind w:left="2050" w:hanging="283"/>
+      </w:pPr>
+    </w:lvl>
+    <w:lvl w:ilvl="4">
+      <w:start w:val="1"/>
+      <w:numFmt w:val="decimal"/>
+      <w:lvlText w:val="%5."/>
+      <w:lvlJc w:val="left"/>
+      <w:pPr>
+        <w:tabs>
+          <w:tab w:val="num" w:pos="2759"/>
+        </w:tabs>
+        <w:ind w:left="2759" w:hanging="283"/>
+      </w:pPr>
+    </w:lvl>
+    <w:lvl w:ilvl="5">
+      <w:start w:val="1"/>
+      <w:numFmt w:val="decimal"/>
+      <w:lvlText w:val="%6."/>
+      <w:lvlJc w:val="left"/>
+      <w:pPr>
+        <w:tabs>
+          <w:tab w:val="num" w:pos="3468"/>
+        </w:tabs>
+        <w:ind w:left="3468" w:hanging="283"/>
+      </w:pPr>
+    </w:lvl>
+    <w:lvl w:ilvl="6">
+      <w:start w:val="1"/>
+      <w:numFmt w:val="decimal"/>
+      <w:lvlText w:val="%7."/>
+      <w:lvlJc w:val="left"/>
+      <w:pPr>
+        <w:tabs>
+          <w:tab w:val="num" w:pos="4177"/>
+        </w:tabs>
+        <w:ind w:left="4177" w:hanging="283"/>
+      </w:pPr>
+    </w:lvl>
+    <w:lvl w:ilvl="7">
+      <w:start w:val="1"/>
+      <w:numFmt w:val="decimal"/>
+      <w:lvlText w:val="%8."/>
+      <w:lvlJc w:val="left"/>
+      <w:pPr>
+        <w:tabs>
+          <w:tab w:val="num" w:pos="4886"/>
+        </w:tabs>
+        <w:ind w:left="4886" w:hanging="283"/>
+      </w:pPr>
+    </w:lvl>
+    <w:lvl w:ilvl="8">
+      <w:start w:val="1"/>
+      <w:numFmt w:val="decimal"/>
+      <w:lvlText w:val="%9."/>
+      <w:lvlJc w:val="left"/>
+      <w:pPr>
+        <w:tabs>
+          <w:tab w:val="num" w:pos="5595"/>
+        </w:tabs>
+        <w:ind w:left="5595" w:hanging="283"/>
+      </w:pPr>
+    </w:lvl>
+  </w:abstractNum>
+  <w:abstractNum w:abstractNumId="48" w15:restartNumberingAfterBreak="0">
     <w:nsid w:val="41593F0F"/>
     <w:multiLevelType w:val="hybridMultilevel"/>
     <w:tmpl w:val="9B96719A"/>
@@ -21521,7 +23272,7 @@
       </w:pPr>
     </w:lvl>
   </w:abstractNum>
-  <w:abstractNum w:abstractNumId="44" w15:restartNumberingAfterBreak="0">
+  <w:abstractNum w:abstractNumId="49" w15:restartNumberingAfterBreak="0">
     <w:nsid w:val="42B150AE"/>
     <w:multiLevelType w:val="hybridMultilevel"/>
     <w:tmpl w:val="9B96719A"/>
@@ -21607,7 +23358,7 @@
       </w:pPr>
     </w:lvl>
   </w:abstractNum>
-  <w:abstractNum w:abstractNumId="45" w15:restartNumberingAfterBreak="0">
+  <w:abstractNum w:abstractNumId="50" w15:restartNumberingAfterBreak="0">
     <w:nsid w:val="42D52088"/>
     <w:multiLevelType w:val="hybridMultilevel"/>
     <w:tmpl w:val="778A69FE"/>
@@ -21721,7 +23472,7 @@
       </w:rPr>
     </w:lvl>
   </w:abstractNum>
-  <w:abstractNum w:abstractNumId="46" w15:restartNumberingAfterBreak="0">
+  <w:abstractNum w:abstractNumId="51" w15:restartNumberingAfterBreak="0">
     <w:nsid w:val="44216B3E"/>
     <w:multiLevelType w:val="multilevel"/>
     <w:tmpl w:val="DDA22A5E"/>
@@ -21858,7 +23609,7 @@
       </w:rPr>
     </w:lvl>
   </w:abstractNum>
-  <w:abstractNum w:abstractNumId="47" w15:restartNumberingAfterBreak="0">
+  <w:abstractNum w:abstractNumId="52" w15:restartNumberingAfterBreak="0">
     <w:nsid w:val="4B2A49D7"/>
     <w:multiLevelType w:val="hybridMultilevel"/>
     <w:tmpl w:val="FF38B69E"/>
@@ -21944,7 +23695,121 @@
       </w:pPr>
     </w:lvl>
   </w:abstractNum>
-  <w:abstractNum w:abstractNumId="48" w15:restartNumberingAfterBreak="0">
+  <w:abstractNum w:abstractNumId="53" w15:restartNumberingAfterBreak="0">
+    <w:nsid w:val="53552500"/>
+    <w:multiLevelType w:val="multilevel"/>
+    <w:tmpl w:val="E3F4B470"/>
+    <w:lvl w:ilvl="0">
+      <w:start w:val="1"/>
+      <w:numFmt w:val="decimal"/>
+      <w:lvlText w:val="%1."/>
+      <w:lvlJc w:val="left"/>
+      <w:pPr>
+        <w:ind w:left="360" w:hanging="360"/>
+      </w:pPr>
+      <w:rPr>
+        <w:rFonts w:hint="default"/>
+      </w:rPr>
+    </w:lvl>
+    <w:lvl w:ilvl="1">
+      <w:start w:val="1"/>
+      <w:numFmt w:val="bullet"/>
+      <w:lvlText w:val=""/>
+      <w:lvlJc w:val="left"/>
+      <w:pPr>
+        <w:ind w:left="709" w:hanging="360"/>
+      </w:pPr>
+      <w:rPr>
+        <w:rFonts w:ascii="Symbol" w:hAnsi="Symbol" w:hint="default"/>
+        <w:color w:val="auto"/>
+      </w:rPr>
+    </w:lvl>
+    <w:lvl w:ilvl="2">
+      <w:start w:val="1"/>
+      <w:numFmt w:val="decimal"/>
+      <w:lvlText w:val="%3."/>
+      <w:lvlJc w:val="left"/>
+      <w:pPr>
+        <w:tabs>
+          <w:tab w:val="num" w:pos="1341"/>
+        </w:tabs>
+        <w:ind w:left="1341" w:hanging="283"/>
+      </w:pPr>
+    </w:lvl>
+    <w:lvl w:ilvl="3">
+      <w:start w:val="1"/>
+      <w:numFmt w:val="decimal"/>
+      <w:lvlText w:val="%4."/>
+      <w:lvlJc w:val="left"/>
+      <w:pPr>
+        <w:tabs>
+          <w:tab w:val="num" w:pos="2050"/>
+        </w:tabs>
+        <w:ind w:left="2050" w:hanging="283"/>
+      </w:pPr>
+    </w:lvl>
+    <w:lvl w:ilvl="4">
+      <w:start w:val="1"/>
+      <w:numFmt w:val="decimal"/>
+      <w:lvlText w:val="%5."/>
+      <w:lvlJc w:val="left"/>
+      <w:pPr>
+        <w:tabs>
+          <w:tab w:val="num" w:pos="2759"/>
+        </w:tabs>
+        <w:ind w:left="2759" w:hanging="283"/>
+      </w:pPr>
+    </w:lvl>
+    <w:lvl w:ilvl="5">
+      <w:start w:val="1"/>
+      <w:numFmt w:val="decimal"/>
+      <w:lvlText w:val="%6."/>
+      <w:lvlJc w:val="left"/>
+      <w:pPr>
+        <w:tabs>
+          <w:tab w:val="num" w:pos="3468"/>
+        </w:tabs>
+        <w:ind w:left="3468" w:hanging="283"/>
+      </w:pPr>
+    </w:lvl>
+    <w:lvl w:ilvl="6">
+      <w:start w:val="1"/>
+      <w:numFmt w:val="decimal"/>
+      <w:lvlText w:val="%7."/>
+      <w:lvlJc w:val="left"/>
+      <w:pPr>
+        <w:tabs>
+          <w:tab w:val="num" w:pos="4177"/>
+        </w:tabs>
+        <w:ind w:left="4177" w:hanging="283"/>
+      </w:pPr>
+    </w:lvl>
+    <w:lvl w:ilvl="7">
+      <w:start w:val="1"/>
+      <w:numFmt w:val="decimal"/>
+      <w:lvlText w:val="%8."/>
+      <w:lvlJc w:val="left"/>
+      <w:pPr>
+        <w:tabs>
+          <w:tab w:val="num" w:pos="4886"/>
+        </w:tabs>
+        <w:ind w:left="4886" w:hanging="283"/>
+      </w:pPr>
+    </w:lvl>
+    <w:lvl w:ilvl="8">
+      <w:start w:val="1"/>
+      <w:numFmt w:val="decimal"/>
+      <w:lvlText w:val="%9."/>
+      <w:lvlJc w:val="left"/>
+      <w:pPr>
+        <w:tabs>
+          <w:tab w:val="num" w:pos="5595"/>
+        </w:tabs>
+        <w:ind w:left="5595" w:hanging="283"/>
+      </w:pPr>
+    </w:lvl>
+  </w:abstractNum>
+  <w:abstractNum w:abstractNumId="54" w15:restartNumberingAfterBreak="0">
     <w:nsid w:val="53702BD6"/>
     <w:multiLevelType w:val="hybridMultilevel"/>
     <w:tmpl w:val="373AFA12"/>
@@ -22033,7 +23898,7 @@
       </w:pPr>
     </w:lvl>
   </w:abstractNum>
-  <w:abstractNum w:abstractNumId="49" w15:restartNumberingAfterBreak="0">
+  <w:abstractNum w:abstractNumId="55" w15:restartNumberingAfterBreak="0">
     <w:nsid w:val="537506E6"/>
     <w:multiLevelType w:val="multilevel"/>
     <w:tmpl w:val="BCE88726"/>
@@ -22173,7 +24038,7 @@
       </w:rPr>
     </w:lvl>
   </w:abstractNum>
-  <w:abstractNum w:abstractNumId="50" w15:restartNumberingAfterBreak="0">
+  <w:abstractNum w:abstractNumId="56" w15:restartNumberingAfterBreak="0">
     <w:nsid w:val="53A3586F"/>
     <w:multiLevelType w:val="hybridMultilevel"/>
     <w:tmpl w:val="A0569A98"/>
@@ -22268,7 +24133,7 @@
       </w:pPr>
     </w:lvl>
   </w:abstractNum>
-  <w:abstractNum w:abstractNumId="51" w15:restartNumberingAfterBreak="0">
+  <w:abstractNum w:abstractNumId="57" w15:restartNumberingAfterBreak="0">
     <w:nsid w:val="54452864"/>
     <w:multiLevelType w:val="hybridMultilevel"/>
     <w:tmpl w:val="9E78C98E"/>
@@ -22381,7 +24246,7 @@
       </w:rPr>
     </w:lvl>
   </w:abstractNum>
-  <w:abstractNum w:abstractNumId="52" w15:restartNumberingAfterBreak="0">
+  <w:abstractNum w:abstractNumId="58" w15:restartNumberingAfterBreak="0">
     <w:nsid w:val="57ED5547"/>
     <w:multiLevelType w:val="multilevel"/>
     <w:tmpl w:val="B38A48C4"/>
@@ -22521,7 +24386,7 @@
       </w:rPr>
     </w:lvl>
   </w:abstractNum>
-  <w:abstractNum w:abstractNumId="53" w15:restartNumberingAfterBreak="0">
+  <w:abstractNum w:abstractNumId="59" w15:restartNumberingAfterBreak="0">
     <w:nsid w:val="5AC32B88"/>
     <w:multiLevelType w:val="hybridMultilevel"/>
     <w:tmpl w:val="748C87A0"/>
@@ -22607,7 +24472,7 @@
       </w:pPr>
     </w:lvl>
   </w:abstractNum>
-  <w:abstractNum w:abstractNumId="54" w15:restartNumberingAfterBreak="0">
+  <w:abstractNum w:abstractNumId="60" w15:restartNumberingAfterBreak="0">
     <w:nsid w:val="5C3F3720"/>
     <w:multiLevelType w:val="hybridMultilevel"/>
     <w:tmpl w:val="F2D217D0"/>
@@ -22705,7 +24570,7 @@
       </w:pPr>
     </w:lvl>
   </w:abstractNum>
-  <w:abstractNum w:abstractNumId="55" w15:restartNumberingAfterBreak="0">
+  <w:abstractNum w:abstractNumId="61" w15:restartNumberingAfterBreak="0">
     <w:nsid w:val="5FE76B91"/>
     <w:multiLevelType w:val="hybridMultilevel"/>
     <w:tmpl w:val="F5869F58"/>
@@ -22795,7 +24660,7 @@
       </w:pPr>
     </w:lvl>
   </w:abstractNum>
-  <w:abstractNum w:abstractNumId="56" w15:restartNumberingAfterBreak="0">
+  <w:abstractNum w:abstractNumId="62" w15:restartNumberingAfterBreak="0">
     <w:nsid w:val="60E342C7"/>
     <w:multiLevelType w:val="multilevel"/>
     <w:tmpl w:val="3AE6F6DE"/>
@@ -22908,7 +24773,7 @@
       </w:pPr>
     </w:lvl>
   </w:abstractNum>
-  <w:abstractNum w:abstractNumId="57" w15:restartNumberingAfterBreak="0">
+  <w:abstractNum w:abstractNumId="63" w15:restartNumberingAfterBreak="0">
     <w:nsid w:val="616370BE"/>
     <w:multiLevelType w:val="hybridMultilevel"/>
     <w:tmpl w:val="FCBAF152"/>
@@ -23022,7 +24887,7 @@
       </w:rPr>
     </w:lvl>
   </w:abstractNum>
-  <w:abstractNum w:abstractNumId="58" w15:restartNumberingAfterBreak="0">
+  <w:abstractNum w:abstractNumId="64" w15:restartNumberingAfterBreak="0">
     <w:nsid w:val="67C36222"/>
     <w:multiLevelType w:val="hybridMultilevel"/>
     <w:tmpl w:val="FB3CB0AC"/>
@@ -23111,7 +24976,7 @@
       </w:pPr>
     </w:lvl>
   </w:abstractNum>
-  <w:abstractNum w:abstractNumId="59" w15:restartNumberingAfterBreak="0">
+  <w:abstractNum w:abstractNumId="65" w15:restartNumberingAfterBreak="0">
     <w:nsid w:val="68A13AFA"/>
     <w:multiLevelType w:val="multilevel"/>
     <w:tmpl w:val="9D8ED202"/>
@@ -23251,7 +25116,7 @@
       </w:rPr>
     </w:lvl>
   </w:abstractNum>
-  <w:abstractNum w:abstractNumId="60" w15:restartNumberingAfterBreak="0">
+  <w:abstractNum w:abstractNumId="66" w15:restartNumberingAfterBreak="0">
     <w:nsid w:val="6A3306C0"/>
     <w:multiLevelType w:val="hybridMultilevel"/>
     <w:tmpl w:val="2E303AD2"/>
@@ -23365,7 +25230,7 @@
       </w:rPr>
     </w:lvl>
   </w:abstractNum>
-  <w:abstractNum w:abstractNumId="61" w15:restartNumberingAfterBreak="0">
+  <w:abstractNum w:abstractNumId="67" w15:restartNumberingAfterBreak="0">
     <w:nsid w:val="6EA919B6"/>
     <w:multiLevelType w:val="multilevel"/>
     <w:tmpl w:val="FBFC98EE"/>
@@ -23505,7 +25370,7 @@
       </w:rPr>
     </w:lvl>
   </w:abstractNum>
-  <w:abstractNum w:abstractNumId="62" w15:restartNumberingAfterBreak="0">
+  <w:abstractNum w:abstractNumId="68" w15:restartNumberingAfterBreak="0">
     <w:nsid w:val="720E469D"/>
     <w:multiLevelType w:val="hybridMultilevel"/>
     <w:tmpl w:val="8A847CAE"/>
@@ -23594,7 +25459,7 @@
       </w:pPr>
     </w:lvl>
   </w:abstractNum>
-  <w:abstractNum w:abstractNumId="63" w15:restartNumberingAfterBreak="0">
+  <w:abstractNum w:abstractNumId="69" w15:restartNumberingAfterBreak="0">
     <w:nsid w:val="72282641"/>
     <w:multiLevelType w:val="hybridMultilevel"/>
     <w:tmpl w:val="E58816D6"/>
@@ -23708,7 +25573,7 @@
       </w:rPr>
     </w:lvl>
   </w:abstractNum>
-  <w:abstractNum w:abstractNumId="64" w15:restartNumberingAfterBreak="0">
+  <w:abstractNum w:abstractNumId="70" w15:restartNumberingAfterBreak="0">
     <w:nsid w:val="7236607D"/>
     <w:multiLevelType w:val="multilevel"/>
     <w:tmpl w:val="33C21AF4"/>
@@ -23839,7 +25704,7 @@
       </w:rPr>
     </w:lvl>
   </w:abstractNum>
-  <w:abstractNum w:abstractNumId="65" w15:restartNumberingAfterBreak="0">
+  <w:abstractNum w:abstractNumId="71" w15:restartNumberingAfterBreak="0">
     <w:nsid w:val="77751C34"/>
     <w:multiLevelType w:val="hybridMultilevel"/>
     <w:tmpl w:val="93B03718"/>
@@ -23928,7 +25793,7 @@
       </w:pPr>
     </w:lvl>
   </w:abstractNum>
-  <w:abstractNum w:abstractNumId="66" w15:restartNumberingAfterBreak="0">
+  <w:abstractNum w:abstractNumId="72" w15:restartNumberingAfterBreak="0">
     <w:nsid w:val="77A13E6C"/>
     <w:multiLevelType w:val="hybridMultilevel"/>
     <w:tmpl w:val="E24619C8"/>
@@ -24023,7 +25888,7 @@
       </w:pPr>
     </w:lvl>
   </w:abstractNum>
-  <w:abstractNum w:abstractNumId="67" w15:restartNumberingAfterBreak="0">
+  <w:abstractNum w:abstractNumId="73" w15:restartNumberingAfterBreak="0">
     <w:nsid w:val="78A40B1D"/>
     <w:multiLevelType w:val="multilevel"/>
     <w:tmpl w:val="1AC2EB18"/>
@@ -24163,7 +26028,7 @@
       </w:rPr>
     </w:lvl>
   </w:abstractNum>
-  <w:abstractNum w:abstractNumId="68" w15:restartNumberingAfterBreak="0">
+  <w:abstractNum w:abstractNumId="74" w15:restartNumberingAfterBreak="0">
     <w:nsid w:val="79F162FB"/>
     <w:multiLevelType w:val="multilevel"/>
     <w:tmpl w:val="0C321464"/>
@@ -24303,7 +26168,7 @@
       </w:rPr>
     </w:lvl>
   </w:abstractNum>
-  <w:abstractNum w:abstractNumId="69" w15:restartNumberingAfterBreak="0">
+  <w:abstractNum w:abstractNumId="75" w15:restartNumberingAfterBreak="0">
     <w:nsid w:val="7C970EC7"/>
     <w:multiLevelType w:val="hybridMultilevel"/>
     <w:tmpl w:val="7D2EE680"/>
@@ -24392,7 +26257,7 @@
       </w:pPr>
     </w:lvl>
   </w:abstractNum>
-  <w:abstractNum w:abstractNumId="70" w15:restartNumberingAfterBreak="0">
+  <w:abstractNum w:abstractNumId="76" w15:restartNumberingAfterBreak="0">
     <w:nsid w:val="7F3605F0"/>
     <w:multiLevelType w:val="multilevel"/>
     <w:tmpl w:val="0B484776"/>
@@ -24532,7 +26397,7 @@
       </w:rPr>
     </w:lvl>
   </w:abstractNum>
-  <w:abstractNum w:abstractNumId="71" w15:restartNumberingAfterBreak="0">
+  <w:abstractNum w:abstractNumId="77" w15:restartNumberingAfterBreak="0">
     <w:nsid w:val="7FEE14A8"/>
     <w:multiLevelType w:val="hybridMultilevel"/>
     <w:tmpl w:val="64FC9D2C"/>
@@ -24618,7 +26483,7 @@
       </w:pPr>
     </w:lvl>
   </w:abstractNum>
-  <w:abstractNum w:abstractNumId="72" w15:restartNumberingAfterBreak="0">
+  <w:abstractNum w:abstractNumId="78" w15:restartNumberingAfterBreak="0">
     <w:nsid w:val="7FF24A2E"/>
     <w:multiLevelType w:val="hybridMultilevel"/>
     <w:tmpl w:val="AA284BB2"/>
@@ -24709,250 +26574,250 @@
     </w:lvl>
   </w:abstractNum>
   <w:num w:numId="1" w16cid:durableId="462768859">
-    <w:abstractNumId w:val="56"/>
+    <w:abstractNumId w:val="62"/>
   </w:num>
   <w:num w:numId="2" w16cid:durableId="534851259">
-    <w:abstractNumId w:val="22"/>
+    <w:abstractNumId w:val="24"/>
   </w:num>
   <w:num w:numId="3" w16cid:durableId="754977449">
-    <w:abstractNumId w:val="29"/>
+    <w:abstractNumId w:val="32"/>
   </w:num>
   <w:num w:numId="4" w16cid:durableId="2071151317">
-    <w:abstractNumId w:val="49"/>
+    <w:abstractNumId w:val="55"/>
   </w:num>
   <w:num w:numId="5" w16cid:durableId="1569268375">
-    <w:abstractNumId w:val="70"/>
+    <w:abstractNumId w:val="76"/>
   </w:num>
   <w:num w:numId="6" w16cid:durableId="1342007254">
-    <w:abstractNumId w:val="59"/>
+    <w:abstractNumId w:val="65"/>
   </w:num>
   <w:num w:numId="7" w16cid:durableId="935209781">
-    <w:abstractNumId w:val="28"/>
+    <w:abstractNumId w:val="31"/>
   </w:num>
   <w:num w:numId="8" w16cid:durableId="393507632">
-    <w:abstractNumId w:val="31"/>
+    <w:abstractNumId w:val="34"/>
   </w:num>
   <w:num w:numId="9" w16cid:durableId="1732313751">
-    <w:abstractNumId w:val="52"/>
+    <w:abstractNumId w:val="58"/>
   </w:num>
   <w:num w:numId="10" w16cid:durableId="1929850215">
-    <w:abstractNumId w:val="61"/>
+    <w:abstractNumId w:val="67"/>
   </w:num>
   <w:num w:numId="11" w16cid:durableId="624845372">
-    <w:abstractNumId w:val="27"/>
+    <w:abstractNumId w:val="30"/>
   </w:num>
   <w:num w:numId="12" w16cid:durableId="407583010">
-    <w:abstractNumId w:val="67"/>
+    <w:abstractNumId w:val="73"/>
   </w:num>
   <w:num w:numId="13" w16cid:durableId="750663636">
-    <w:abstractNumId w:val="68"/>
+    <w:abstractNumId w:val="74"/>
   </w:num>
   <w:num w:numId="14" w16cid:durableId="1026060989">
-    <w:abstractNumId w:val="18"/>
+    <w:abstractNumId w:val="20"/>
   </w:num>
   <w:num w:numId="15" w16cid:durableId="670109320">
-    <w:abstractNumId w:val="32"/>
+    <w:abstractNumId w:val="35"/>
   </w:num>
   <w:num w:numId="16" w16cid:durableId="1566524494">
-    <w:abstractNumId w:val="36"/>
+    <w:abstractNumId w:val="39"/>
   </w:num>
   <w:num w:numId="17" w16cid:durableId="2041972332">
-    <w:abstractNumId w:val="20"/>
+    <w:abstractNumId w:val="22"/>
   </w:num>
   <w:num w:numId="18" w16cid:durableId="1397167982">
     <w:abstractNumId w:val="3"/>
   </w:num>
   <w:num w:numId="19" w16cid:durableId="153645313">
-    <w:abstractNumId w:val="41"/>
+    <w:abstractNumId w:val="45"/>
   </w:num>
   <w:num w:numId="20" w16cid:durableId="1506895684">
-    <w:abstractNumId w:val="48"/>
+    <w:abstractNumId w:val="54"/>
   </w:num>
   <w:num w:numId="21" w16cid:durableId="264191240">
-    <w:abstractNumId w:val="30"/>
+    <w:abstractNumId w:val="33"/>
   </w:num>
   <w:num w:numId="22" w16cid:durableId="1217857422">
     <w:abstractNumId w:val="2"/>
   </w:num>
   <w:num w:numId="23" w16cid:durableId="178354707">
-    <w:abstractNumId w:val="24"/>
+    <w:abstractNumId w:val="26"/>
     <w:lvlOverride w:ilvl="0">
       <w:startOverride w:val="1"/>
     </w:lvlOverride>
   </w:num>
   <w:num w:numId="24" w16cid:durableId="883636844">
-    <w:abstractNumId w:val="66"/>
+    <w:abstractNumId w:val="72"/>
     <w:lvlOverride w:ilvl="0">
       <w:startOverride w:val="1"/>
     </w:lvlOverride>
   </w:num>
   <w:num w:numId="25" w16cid:durableId="1517230823">
-    <w:abstractNumId w:val="39"/>
+    <w:abstractNumId w:val="42"/>
   </w:num>
   <w:num w:numId="26" w16cid:durableId="198737806">
-    <w:abstractNumId w:val="40"/>
+    <w:abstractNumId w:val="44"/>
   </w:num>
   <w:num w:numId="27" w16cid:durableId="1970436380">
-    <w:abstractNumId w:val="55"/>
+    <w:abstractNumId w:val="61"/>
   </w:num>
   <w:num w:numId="28" w16cid:durableId="1109744282">
-    <w:abstractNumId w:val="11"/>
+    <w:abstractNumId w:val="12"/>
   </w:num>
   <w:num w:numId="29" w16cid:durableId="1596595425">
-    <w:abstractNumId w:val="44"/>
+    <w:abstractNumId w:val="49"/>
   </w:num>
   <w:num w:numId="30" w16cid:durableId="1092163475">
-    <w:abstractNumId w:val="23"/>
+    <w:abstractNumId w:val="25"/>
   </w:num>
   <w:num w:numId="31" w16cid:durableId="1638341705">
-    <w:abstractNumId w:val="33"/>
+    <w:abstractNumId w:val="36"/>
   </w:num>
   <w:num w:numId="32" w16cid:durableId="99614821">
-    <w:abstractNumId w:val="72"/>
+    <w:abstractNumId w:val="78"/>
   </w:num>
   <w:num w:numId="33" w16cid:durableId="1972857697">
-    <w:abstractNumId w:val="43"/>
+    <w:abstractNumId w:val="48"/>
   </w:num>
   <w:num w:numId="34" w16cid:durableId="2055888871">
-    <w:abstractNumId w:val="34"/>
+    <w:abstractNumId w:val="37"/>
   </w:num>
   <w:num w:numId="35" w16cid:durableId="2124761692">
     <w:abstractNumId w:val="1"/>
   </w:num>
   <w:num w:numId="36" w16cid:durableId="921449534">
-    <w:abstractNumId w:val="46"/>
+    <w:abstractNumId w:val="51"/>
   </w:num>
   <w:num w:numId="37" w16cid:durableId="1249339732">
-    <w:abstractNumId w:val="56"/>
+    <w:abstractNumId w:val="62"/>
   </w:num>
   <w:num w:numId="38" w16cid:durableId="901332559">
-    <w:abstractNumId w:val="16"/>
+    <w:abstractNumId w:val="18"/>
   </w:num>
   <w:num w:numId="39" w16cid:durableId="226458378">
     <w:abstractNumId w:val="0"/>
   </w:num>
   <w:num w:numId="40" w16cid:durableId="1691839389">
-    <w:abstractNumId w:val="45"/>
+    <w:abstractNumId w:val="50"/>
   </w:num>
   <w:num w:numId="41" w16cid:durableId="1257639454">
-    <w:abstractNumId w:val="56"/>
+    <w:abstractNumId w:val="62"/>
   </w:num>
   <w:num w:numId="42" w16cid:durableId="196894282">
     <w:abstractNumId w:val="8"/>
   </w:num>
   <w:num w:numId="43" w16cid:durableId="680471570">
-    <w:abstractNumId w:val="69"/>
+    <w:abstractNumId w:val="75"/>
   </w:num>
   <w:num w:numId="44" w16cid:durableId="1315139082">
-    <w:abstractNumId w:val="56"/>
+    <w:abstractNumId w:val="62"/>
   </w:num>
   <w:num w:numId="45" w16cid:durableId="2113940701">
-    <w:abstractNumId w:val="56"/>
+    <w:abstractNumId w:val="62"/>
   </w:num>
   <w:num w:numId="46" w16cid:durableId="1884713029">
-    <w:abstractNumId w:val="58"/>
+    <w:abstractNumId w:val="64"/>
   </w:num>
   <w:num w:numId="47" w16cid:durableId="1079255107">
-    <w:abstractNumId w:val="62"/>
+    <w:abstractNumId w:val="68"/>
   </w:num>
   <w:num w:numId="48" w16cid:durableId="163739946">
-    <w:abstractNumId w:val="38"/>
+    <w:abstractNumId w:val="41"/>
     <w:lvlOverride w:ilvl="0">
       <w:startOverride w:val="1"/>
     </w:lvlOverride>
   </w:num>
   <w:num w:numId="49" w16cid:durableId="130177845">
-    <w:abstractNumId w:val="56"/>
+    <w:abstractNumId w:val="62"/>
   </w:num>
   <w:num w:numId="50" w16cid:durableId="1549225530">
-    <w:abstractNumId w:val="56"/>
+    <w:abstractNumId w:val="62"/>
   </w:num>
   <w:num w:numId="51" w16cid:durableId="1543207655">
-    <w:abstractNumId w:val="56"/>
+    <w:abstractNumId w:val="62"/>
   </w:num>
   <w:num w:numId="52" w16cid:durableId="2082754323">
-    <w:abstractNumId w:val="26"/>
+    <w:abstractNumId w:val="29"/>
   </w:num>
   <w:num w:numId="53" w16cid:durableId="1140000597">
-    <w:abstractNumId w:val="50"/>
+    <w:abstractNumId w:val="56"/>
     <w:lvlOverride w:ilvl="0">
       <w:startOverride w:val="1"/>
     </w:lvlOverride>
   </w:num>
   <w:num w:numId="54" w16cid:durableId="1476414865">
-    <w:abstractNumId w:val="56"/>
+    <w:abstractNumId w:val="62"/>
   </w:num>
   <w:num w:numId="55" w16cid:durableId="1747803550">
-    <w:abstractNumId w:val="65"/>
+    <w:abstractNumId w:val="71"/>
   </w:num>
   <w:num w:numId="56" w16cid:durableId="1421872203">
-    <w:abstractNumId w:val="25"/>
+    <w:abstractNumId w:val="27"/>
     <w:lvlOverride w:ilvl="0">
       <w:startOverride w:val="1"/>
     </w:lvlOverride>
   </w:num>
   <w:num w:numId="57" w16cid:durableId="1090199479">
-    <w:abstractNumId w:val="60"/>
+    <w:abstractNumId w:val="66"/>
   </w:num>
   <w:num w:numId="58" w16cid:durableId="794324903">
-    <w:abstractNumId w:val="56"/>
+    <w:abstractNumId w:val="62"/>
   </w:num>
   <w:num w:numId="59" w16cid:durableId="1306081610">
-    <w:abstractNumId w:val="15"/>
+    <w:abstractNumId w:val="17"/>
   </w:num>
   <w:num w:numId="60" w16cid:durableId="432749816">
-    <w:abstractNumId w:val="14"/>
+    <w:abstractNumId w:val="16"/>
   </w:num>
   <w:num w:numId="61" w16cid:durableId="903416085">
-    <w:abstractNumId w:val="42"/>
+    <w:abstractNumId w:val="46"/>
   </w:num>
   <w:num w:numId="62" w16cid:durableId="109403679">
-    <w:abstractNumId w:val="10"/>
+    <w:abstractNumId w:val="11"/>
   </w:num>
   <w:num w:numId="63" w16cid:durableId="1952125431">
-    <w:abstractNumId w:val="56"/>
+    <w:abstractNumId w:val="62"/>
   </w:num>
   <w:num w:numId="64" w16cid:durableId="1966891500">
     <w:abstractNumId w:val="4"/>
   </w:num>
   <w:num w:numId="65" w16cid:durableId="697698884">
-    <w:abstractNumId w:val="56"/>
+    <w:abstractNumId w:val="62"/>
   </w:num>
   <w:num w:numId="66" w16cid:durableId="1168981868">
-    <w:abstractNumId w:val="64"/>
+    <w:abstractNumId w:val="70"/>
   </w:num>
   <w:num w:numId="67" w16cid:durableId="160393705">
-    <w:abstractNumId w:val="56"/>
+    <w:abstractNumId w:val="62"/>
   </w:num>
   <w:num w:numId="68" w16cid:durableId="1831167593">
-    <w:abstractNumId w:val="13"/>
+    <w:abstractNumId w:val="15"/>
   </w:num>
   <w:num w:numId="69" w16cid:durableId="1698121427">
-    <w:abstractNumId w:val="56"/>
+    <w:abstractNumId w:val="62"/>
   </w:num>
   <w:num w:numId="70" w16cid:durableId="1760105121">
-    <w:abstractNumId w:val="51"/>
+    <w:abstractNumId w:val="57"/>
   </w:num>
   <w:num w:numId="71" w16cid:durableId="702751241">
-    <w:abstractNumId w:val="63"/>
+    <w:abstractNumId w:val="69"/>
   </w:num>
   <w:num w:numId="72" w16cid:durableId="408386921">
-    <w:abstractNumId w:val="56"/>
+    <w:abstractNumId w:val="62"/>
   </w:num>
   <w:num w:numId="73" w16cid:durableId="2030330978">
-    <w:abstractNumId w:val="53"/>
+    <w:abstractNumId w:val="59"/>
   </w:num>
   <w:num w:numId="74" w16cid:durableId="100954797">
-    <w:abstractNumId w:val="56"/>
+    <w:abstractNumId w:val="62"/>
   </w:num>
   <w:num w:numId="75" w16cid:durableId="1834107868">
-    <w:abstractNumId w:val="56"/>
+    <w:abstractNumId w:val="62"/>
   </w:num>
   <w:num w:numId="76" w16cid:durableId="1557204703">
     <w:abstractNumId w:val="9"/>
   </w:num>
   <w:num w:numId="77" w16cid:durableId="534007519">
-    <w:abstractNumId w:val="71"/>
+    <w:abstractNumId w:val="77"/>
     <w:lvlOverride w:ilvl="0">
       <w:startOverride w:val="1"/>
     </w:lvlOverride>
@@ -24961,7 +26826,7 @@
     <w:abstractNumId w:val="7"/>
   </w:num>
   <w:num w:numId="79" w16cid:durableId="163978971">
-    <w:abstractNumId w:val="17"/>
+    <w:abstractNumId w:val="19"/>
   </w:num>
   <w:num w:numId="80" w16cid:durableId="157352278">
     <w:abstractNumId w:val="6"/>
@@ -24970,46 +26835,64 @@
     </w:lvlOverride>
   </w:num>
   <w:num w:numId="81" w16cid:durableId="1371109530">
-    <w:abstractNumId w:val="56"/>
+    <w:abstractNumId w:val="62"/>
   </w:num>
   <w:num w:numId="82" w16cid:durableId="56056520">
-    <w:abstractNumId w:val="56"/>
+    <w:abstractNumId w:val="62"/>
   </w:num>
   <w:num w:numId="83" w16cid:durableId="903219920">
-    <w:abstractNumId w:val="56"/>
+    <w:abstractNumId w:val="62"/>
   </w:num>
   <w:num w:numId="84" w16cid:durableId="1131555045">
-    <w:abstractNumId w:val="56"/>
+    <w:abstractNumId w:val="62"/>
   </w:num>
   <w:num w:numId="85" w16cid:durableId="501623252">
-    <w:abstractNumId w:val="57"/>
+    <w:abstractNumId w:val="63"/>
   </w:num>
   <w:num w:numId="86" w16cid:durableId="1804806667">
-    <w:abstractNumId w:val="12"/>
+    <w:abstractNumId w:val="13"/>
   </w:num>
   <w:num w:numId="87" w16cid:durableId="948468945">
-    <w:abstractNumId w:val="21"/>
+    <w:abstractNumId w:val="23"/>
   </w:num>
   <w:num w:numId="88" w16cid:durableId="248933344">
-    <w:abstractNumId w:val="47"/>
+    <w:abstractNumId w:val="52"/>
   </w:num>
   <w:num w:numId="89" w16cid:durableId="144778899">
     <w:abstractNumId w:val="6"/>
   </w:num>
   <w:num w:numId="90" w16cid:durableId="296032824">
-    <w:abstractNumId w:val="35"/>
+    <w:abstractNumId w:val="38"/>
   </w:num>
   <w:num w:numId="91" w16cid:durableId="316420869">
-    <w:abstractNumId w:val="54"/>
+    <w:abstractNumId w:val="60"/>
   </w:num>
   <w:num w:numId="92" w16cid:durableId="1106775173">
-    <w:abstractNumId w:val="37"/>
+    <w:abstractNumId w:val="40"/>
   </w:num>
   <w:num w:numId="93" w16cid:durableId="1720977892">
-    <w:abstractNumId w:val="19"/>
+    <w:abstractNumId w:val="21"/>
   </w:num>
   <w:num w:numId="94" w16cid:durableId="1904827934">
     <w:abstractNumId w:val="5"/>
+  </w:num>
+  <w:num w:numId="95" w16cid:durableId="2103528640">
+    <w:abstractNumId w:val="43"/>
+  </w:num>
+  <w:num w:numId="96" w16cid:durableId="788166948">
+    <w:abstractNumId w:val="28"/>
+  </w:num>
+  <w:num w:numId="97" w16cid:durableId="585312195">
+    <w:abstractNumId w:val="10"/>
+  </w:num>
+  <w:num w:numId="98" w16cid:durableId="742723383">
+    <w:abstractNumId w:val="53"/>
+  </w:num>
+  <w:num w:numId="99" w16cid:durableId="1100298158">
+    <w:abstractNumId w:val="47"/>
+  </w:num>
+  <w:num w:numId="100" w16cid:durableId="747925798">
+    <w:abstractNumId w:val="14"/>
   </w:num>
 </w:numbering>
 </file>
@@ -26106,6 +27989,11 @@
       <w:lang w:val="en-LK" w:eastAsia="en-GB" w:bidi="ar-SA"/>
     </w:rPr>
   </w:style>
+  <w:style w:type="character" w:customStyle="1" w:styleId="math-inline">
+    <w:name w:val="math-inline"/>
+    <w:basedOn w:val="DefaultParagraphFont"/>
+    <w:rsid w:val="00B025F5"/>
+  </w:style>
 </w:styles>
 </file>
 

--- a/CW_Doc.docx
+++ b/CW_Doc.docx
@@ -17160,36 +17160,211 @@
           <w:rFonts w:ascii="Aptos" w:hAnsi="Aptos"/>
           <w:lang w:val="en-US" w:eastAsia="zh-CN" w:bidi="hi-IN"/>
         </w:rPr>
-        <w:t>Figure 3.2 illustrates project distribution plots which visualize the cost vs profit tradeoff. The size of the points represents the required developer dev hours.</w:t>
-      </w:r>
-    </w:p>
-    <w:p>
-      <w:pPr>
-        <w:suppressAutoHyphens/>
-        <w:rPr>
-          <w:rFonts w:ascii="Aptos" w:hAnsi="Aptos"/>
-          <w:lang w:val="en-US" w:eastAsia="zh-CN" w:bidi="hi-IN"/>
-        </w:rPr>
-      </w:pPr>
-    </w:p>
-    <w:p>
-      <w:pPr>
-        <w:suppressAutoHyphens/>
-        <w:jc w:val="center"/>
+        <w:t>Figure 3.2 illustrates the data preparation step implementation in python code from use case “</w:t>
+      </w:r>
+      <w:proofErr w:type="spellStart"/>
+      <w:r>
         <w:rPr>
           <w:rFonts w:ascii="Aptos" w:hAnsi="Aptos"/>
           <w:sz w:val="20"/>
           <w:szCs w:val="20"/>
           <w:lang w:val="en-US" w:eastAsia="zh-CN" w:bidi="hi-IN"/>
         </w:rPr>
-      </w:pPr>
-      <w:r>
+        <w:t>DataPreparationUseCase</w:t>
+      </w:r>
+      <w:proofErr w:type="spellEnd"/>
+      <w:r>
+        <w:rPr>
+          <w:rFonts w:ascii="Aptos" w:hAnsi="Aptos"/>
+          <w:lang w:val="en-US" w:eastAsia="zh-CN" w:bidi="hi-IN"/>
+        </w:rPr>
+        <w:t>”</w:t>
+      </w:r>
+    </w:p>
+    <w:p>
+      <w:pPr>
+        <w:suppressAutoHyphens/>
+        <w:rPr>
+          <w:rFonts w:ascii="Aptos" w:hAnsi="Aptos"/>
+          <w:lang w:val="en-US" w:eastAsia="zh-CN" w:bidi="hi-IN"/>
+        </w:rPr>
+      </w:pPr>
+    </w:p>
+    <w:p>
+      <w:pPr>
+        <w:jc w:val="center"/>
+        <w:rPr>
+          <w:rFonts w:ascii="Aptos" w:hAnsi="Aptos"/>
+          <w:lang w:val="en-US" w:eastAsia="zh-CN" w:bidi="hi-IN"/>
+        </w:rPr>
+      </w:pPr>
+      <w:r>
+        <w:rPr>
+          <w:rFonts w:ascii="Aptos" w:hAnsi="Aptos"/>
+          <w:lang w:val="en-US" w:eastAsia="zh-CN" w:bidi="hi-IN"/>
+        </w:rPr>
+        <w:drawing>
+          <wp:inline distT="0" distB="0" distL="0" distR="0" wp14:anchorId="5107D9AD" wp14:editId="3536A61A">
+            <wp:extent cx="5773127" cy="3506525"/>
+            <wp:effectExtent l="0" t="0" r="5715" b="0"/>
+            <wp:docPr id="1409139724" name="Picture 1" descr="A screen shot of a computer program&#10;&#10;AI-generated content may be incorrect."/>
+            <wp:cNvGraphicFramePr>
+              <a:graphicFrameLocks xmlns:a="http://schemas.openxmlformats.org/drawingml/2006/main" noChangeAspect="1"/>
+            </wp:cNvGraphicFramePr>
+            <a:graphic xmlns:a="http://schemas.openxmlformats.org/drawingml/2006/main">
+              <a:graphicData uri="http://schemas.openxmlformats.org/drawingml/2006/picture">
+                <pic:pic xmlns:pic="http://schemas.openxmlformats.org/drawingml/2006/picture">
+                  <pic:nvPicPr>
+                    <pic:cNvPr id="1409139724" name="Picture 1" descr="A screen shot of a computer program&#10;&#10;AI-generated content may be incorrect."/>
+                    <pic:cNvPicPr/>
+                  </pic:nvPicPr>
+                  <pic:blipFill>
+                    <a:blip r:embed="rId41"/>
+                    <a:stretch>
+                      <a:fillRect/>
+                    </a:stretch>
+                  </pic:blipFill>
+                  <pic:spPr>
+                    <a:xfrm>
+                      <a:off x="0" y="0"/>
+                      <a:ext cx="5801314" cy="3523645"/>
+                    </a:xfrm>
+                    <a:prstGeom prst="rect">
+                      <a:avLst/>
+                    </a:prstGeom>
+                  </pic:spPr>
+                </pic:pic>
+              </a:graphicData>
+            </a:graphic>
+          </wp:inline>
+        </w:drawing>
+      </w:r>
+    </w:p>
+    <w:p>
+      <w:pPr>
+        <w:jc w:val="center"/>
         <w:rPr>
           <w:rFonts w:ascii="Aptos" w:hAnsi="Aptos"/>
           <w:sz w:val="20"/>
           <w:szCs w:val="20"/>
           <w:lang w:val="en-US" w:eastAsia="zh-CN" w:bidi="hi-IN"/>
         </w:rPr>
+      </w:pPr>
+    </w:p>
+    <w:p>
+      <w:pPr>
+        <w:jc w:val="center"/>
+        <w:rPr>
+          <w:rFonts w:ascii="Aptos" w:hAnsi="Aptos"/>
+          <w:sz w:val="20"/>
+          <w:szCs w:val="20"/>
+          <w:lang w:val="en-US" w:eastAsia="zh-CN" w:bidi="hi-IN"/>
+        </w:rPr>
+      </w:pPr>
+      <w:r>
+        <w:rPr>
+          <w:rFonts w:ascii="Aptos" w:hAnsi="Aptos"/>
+          <w:sz w:val="20"/>
+          <w:szCs w:val="20"/>
+          <w:lang w:val="en-US" w:eastAsia="zh-CN" w:bidi="hi-IN"/>
+        </w:rPr>
+        <w:t>Figure 3.</w:t>
+      </w:r>
+      <w:r>
+        <w:rPr>
+          <w:rFonts w:ascii="Aptos" w:hAnsi="Aptos"/>
+          <w:sz w:val="20"/>
+          <w:szCs w:val="20"/>
+          <w:lang w:val="en-US" w:eastAsia="zh-CN" w:bidi="hi-IN"/>
+        </w:rPr>
+        <w:t>2</w:t>
+      </w:r>
+      <w:r>
+        <w:rPr>
+          <w:rFonts w:ascii="Aptos" w:hAnsi="Aptos"/>
+          <w:sz w:val="20"/>
+          <w:szCs w:val="20"/>
+          <w:lang w:val="en-US" w:eastAsia="zh-CN" w:bidi="hi-IN"/>
+        </w:rPr>
+        <w:t xml:space="preserve"> Data Preparation implementation</w:t>
+      </w:r>
+    </w:p>
+    <w:p>
+      <w:pPr>
+        <w:suppressAutoHyphens/>
+        <w:rPr>
+          <w:rFonts w:ascii="Aptos" w:hAnsi="Aptos"/>
+          <w:lang w:val="en-US" w:eastAsia="zh-CN" w:bidi="hi-IN"/>
+        </w:rPr>
+      </w:pPr>
+    </w:p>
+    <w:p>
+      <w:pPr>
+        <w:suppressAutoHyphens/>
+        <w:rPr>
+          <w:rFonts w:ascii="Aptos" w:hAnsi="Aptos"/>
+          <w:lang w:val="en-US" w:eastAsia="zh-CN" w:bidi="hi-IN"/>
+        </w:rPr>
+      </w:pPr>
+    </w:p>
+    <w:p>
+      <w:pPr>
+        <w:suppressAutoHyphens/>
+        <w:rPr>
+          <w:rFonts w:ascii="Aptos" w:hAnsi="Aptos"/>
+          <w:lang w:val="en-US" w:eastAsia="zh-CN" w:bidi="hi-IN"/>
+        </w:rPr>
+      </w:pPr>
+      <w:r>
+        <w:rPr>
+          <w:rFonts w:ascii="Aptos" w:hAnsi="Aptos"/>
+          <w:lang w:val="en-US" w:eastAsia="zh-CN" w:bidi="hi-IN"/>
+        </w:rPr>
+        <w:t>Figure 3.</w:t>
+      </w:r>
+      <w:r>
+        <w:rPr>
+          <w:rFonts w:ascii="Aptos" w:hAnsi="Aptos"/>
+          <w:lang w:val="en-US" w:eastAsia="zh-CN" w:bidi="hi-IN"/>
+        </w:rPr>
+        <w:t>3</w:t>
+      </w:r>
+      <w:r>
+        <w:rPr>
+          <w:rFonts w:ascii="Aptos" w:hAnsi="Aptos"/>
+          <w:lang w:val="en-US" w:eastAsia="zh-CN" w:bidi="hi-IN"/>
+        </w:rPr>
+        <w:t xml:space="preserve"> illustrates project distribution plots which visualize the cost vs profit tradeoff. The size of the points represents the required developer dev hours.</w:t>
+      </w:r>
+    </w:p>
+    <w:p>
+      <w:pPr>
+        <w:suppressAutoHyphens/>
+        <w:rPr>
+          <w:rFonts w:ascii="Aptos" w:hAnsi="Aptos"/>
+          <w:lang w:val="en-US" w:eastAsia="zh-CN" w:bidi="hi-IN"/>
+        </w:rPr>
+      </w:pPr>
+    </w:p>
+    <w:p>
+      <w:pPr>
+        <w:suppressAutoHyphens/>
+        <w:jc w:val="center"/>
+        <w:rPr>
+          <w:rFonts w:ascii="Aptos" w:hAnsi="Aptos"/>
+          <w:sz w:val="20"/>
+          <w:szCs w:val="20"/>
+          <w:lang w:val="en-US" w:eastAsia="zh-CN" w:bidi="hi-IN"/>
+        </w:rPr>
+      </w:pPr>
+      <w:r>
+        <w:rPr>
+          <w:rFonts w:ascii="Aptos" w:hAnsi="Aptos"/>
+          <w:sz w:val="20"/>
+          <w:szCs w:val="20"/>
+          <w:lang w:val="en-US" w:eastAsia="zh-CN" w:bidi="hi-IN"/>
+        </w:rPr>
+        <w:lastRenderedPageBreak/>
         <w:drawing>
           <wp:inline distT="0" distB="0" distL="0" distR="0" wp14:anchorId="51E146FB" wp14:editId="1ED5F513">
             <wp:extent cx="6120130" cy="4590415"/>
@@ -17206,7 +17381,7 @@
                     <pic:cNvPicPr/>
                   </pic:nvPicPr>
                   <pic:blipFill>
-                    <a:blip r:embed="rId41"/>
+                    <a:blip r:embed="rId42"/>
                     <a:stretch>
                       <a:fillRect/>
                     </a:stretch>
@@ -17255,9 +17430,8 @@
           <w:szCs w:val="20"/>
           <w:lang w:val="en-US" w:eastAsia="zh-CN" w:bidi="hi-IN"/>
         </w:rPr>
-        <w:t>3.2 :</w:t>
-      </w:r>
-      <w:proofErr w:type="gramEnd"/>
+        <w:t>3.</w:t>
+      </w:r>
       <w:r>
         <w:rPr>
           <w:rFonts w:ascii="Aptos" w:hAnsi="Aptos"/>
@@ -17265,6 +17439,25 @@
           <w:szCs w:val="20"/>
           <w:lang w:val="en-US" w:eastAsia="zh-CN" w:bidi="hi-IN"/>
         </w:rPr>
+        <w:t>3</w:t>
+      </w:r>
+      <w:r>
+        <w:rPr>
+          <w:rFonts w:ascii="Aptos" w:hAnsi="Aptos"/>
+          <w:sz w:val="20"/>
+          <w:szCs w:val="20"/>
+          <w:lang w:val="en-US" w:eastAsia="zh-CN" w:bidi="hi-IN"/>
+        </w:rPr>
+        <w:t xml:space="preserve"> :</w:t>
+      </w:r>
+      <w:proofErr w:type="gramEnd"/>
+      <w:r>
+        <w:rPr>
+          <w:rFonts w:ascii="Aptos" w:hAnsi="Aptos"/>
+          <w:sz w:val="20"/>
+          <w:szCs w:val="20"/>
+          <w:lang w:val="en-US" w:eastAsia="zh-CN" w:bidi="hi-IN"/>
+        </w:rPr>
         <w:t xml:space="preserve"> Project Distribution Plot</w:t>
       </w:r>
     </w:p>
@@ -17278,18 +17471,42 @@
     </w:p>
     <w:p>
       <w:pPr>
-        <w:rPr>
-          <w:rFonts w:ascii="Aptos" w:hAnsi="Aptos"/>
+        <w:jc w:val="center"/>
+        <w:rPr>
+          <w:rFonts w:ascii="Aptos" w:hAnsi="Aptos"/>
+          <w:sz w:val="20"/>
+          <w:szCs w:val="20"/>
           <w:lang w:val="en-US" w:eastAsia="zh-CN" w:bidi="hi-IN"/>
         </w:rPr>
       </w:pPr>
-      <w:r>
+    </w:p>
+    <w:p>
+      <w:pPr>
         <w:rPr>
           <w:rFonts w:ascii="Aptos" w:hAnsi="Aptos"/>
           <w:lang w:val="en-US" w:eastAsia="zh-CN" w:bidi="hi-IN"/>
         </w:rPr>
-        <w:lastRenderedPageBreak/>
-        <w:t xml:space="preserve">From the figure 3.2 plot, </w:t>
+      </w:pPr>
+      <w:r>
+        <w:rPr>
+          <w:rFonts w:ascii="Aptos" w:hAnsi="Aptos"/>
+          <w:lang w:val="en-US" w:eastAsia="zh-CN" w:bidi="hi-IN"/>
+        </w:rPr>
+        <w:t>From the figure 3.</w:t>
+      </w:r>
+      <w:r>
+        <w:rPr>
+          <w:rFonts w:ascii="Aptos" w:hAnsi="Aptos"/>
+          <w:lang w:val="en-US" w:eastAsia="zh-CN" w:bidi="hi-IN"/>
+        </w:rPr>
+        <w:t>3</w:t>
+      </w:r>
+      <w:r>
+        <w:rPr>
+          <w:rFonts w:ascii="Aptos" w:hAnsi="Aptos"/>
+          <w:lang w:val="en-US" w:eastAsia="zh-CN" w:bidi="hi-IN"/>
+        </w:rPr>
+        <w:t xml:space="preserve"> plot, </w:t>
       </w:r>
       <w:r>
         <w:rPr>
@@ -17568,6 +17785,22 @@
     </w:p>
     <w:p>
       <w:pPr>
+        <w:rPr>
+          <w:rFonts w:ascii="Aptos" w:hAnsi="Aptos"/>
+          <w:lang w:val="en-US" w:eastAsia="zh-CN" w:bidi="hi-IN"/>
+        </w:rPr>
+      </w:pPr>
+    </w:p>
+    <w:p>
+      <w:pPr>
+        <w:rPr>
+          <w:rFonts w:ascii="Aptos" w:hAnsi="Aptos"/>
+          <w:lang w:val="en-US" w:eastAsia="zh-CN" w:bidi="hi-IN"/>
+        </w:rPr>
+      </w:pPr>
+    </w:p>
+    <w:p>
+      <w:pPr>
         <w:pStyle w:val="Heading3"/>
         <w:rPr>
           <w:rFonts w:ascii="Aptos" w:hAnsi="Aptos" w:cs="Angsana New"/>
@@ -17577,6 +17810,7 @@
         <w:rPr>
           <w:rFonts w:ascii="Aptos" w:hAnsi="Aptos" w:cs="Angsana New"/>
         </w:rPr>
+        <w:lastRenderedPageBreak/>
         <w:t>Complexity Analysis</w:t>
       </w:r>
     </w:p>
@@ -17691,11 +17925,677 @@
     </w:p>
     <w:p>
       <w:pPr>
-        <w:spacing w:before="240" w:after="160"/>
-        <w:rPr>
-          <w:rFonts w:ascii="Aptos" w:hAnsi="Aptos"/>
-        </w:rPr>
-      </w:pPr>
+        <w:pStyle w:val="Heading1"/>
+        <w:numPr>
+          <w:ilvl w:val="0"/>
+          <w:numId w:val="92"/>
+        </w:numPr>
+        <w:rPr>
+          <w:rFonts w:ascii="Aptos" w:hAnsi="Aptos" w:cs="Angsana New"/>
+        </w:rPr>
+      </w:pPr>
+      <w:r>
+        <w:rPr>
+          <w:rFonts w:ascii="Aptos" w:hAnsi="Aptos" w:cs="Angsana New"/>
+        </w:rPr>
+        <w:t>Genetic Algorithm Design and Implementation</w:t>
+      </w:r>
+    </w:p>
+    <w:p>
+      <w:pPr>
+        <w:pStyle w:val="BodyText"/>
+        <w:rPr>
+          <w:rFonts w:ascii="Aptos" w:hAnsi="Aptos"/>
+        </w:rPr>
+      </w:pPr>
+      <w:r>
+        <w:rPr>
+          <w:rFonts w:ascii="Aptos" w:hAnsi="Aptos"/>
+        </w:rPr>
+        <w:t>Fitness Function</w:t>
+      </w:r>
+    </w:p>
+    <w:p>
+      <w:pPr>
+        <w:pStyle w:val="BodyText"/>
+        <w:rPr>
+          <w:rFonts w:ascii="Aptos" w:hAnsi="Aptos"/>
+        </w:rPr>
+      </w:pPr>
+      <w:r>
+        <w:rPr>
+          <w:rFonts w:ascii="Aptos" w:hAnsi="Aptos"/>
+        </w:rPr>
+        <w:t>We have fitness function implemented with score based on total expected profit. For the fitness scores we assign low and high penalties for vialations.</w:t>
+      </w:r>
+    </w:p>
+    <w:p>
+      <w:pPr>
+        <w:pStyle w:val="BodyText"/>
+        <w:rPr>
+          <w:rFonts w:ascii="Aptos" w:hAnsi="Aptos"/>
+          <w:b/>
+          <w:bCs/>
+        </w:rPr>
+      </w:pPr>
+      <w:r>
+        <w:rPr>
+          <w:rFonts w:ascii="Aptos" w:hAnsi="Aptos"/>
+          <w:b/>
+          <w:bCs/>
+        </w:rPr>
+        <w:t>Low Penalties</w:t>
+      </w:r>
+    </w:p>
+    <w:p>
+      <w:pPr>
+        <w:pStyle w:val="BodyText"/>
+        <w:ind w:firstLine="709"/>
+        <w:rPr>
+          <w:rFonts w:ascii="Aptos" w:hAnsi="Aptos"/>
+        </w:rPr>
+      </w:pPr>
+      <w:r>
+        <w:rPr>
+          <w:rFonts w:ascii="Aptos" w:hAnsi="Aptos"/>
+        </w:rPr>
+        <w:t>Vialations of Budget and Labour constraints assign low penalties</w:t>
+      </w:r>
+    </w:p>
+    <w:p>
+      <w:pPr>
+        <w:pStyle w:val="BodyText"/>
+        <w:rPr>
+          <w:rFonts w:ascii="Aptos" w:hAnsi="Aptos"/>
+          <w:b/>
+          <w:bCs/>
+        </w:rPr>
+      </w:pPr>
+      <w:r>
+        <w:rPr>
+          <w:rFonts w:ascii="Aptos" w:hAnsi="Aptos"/>
+          <w:b/>
+          <w:bCs/>
+        </w:rPr>
+        <w:t>High Penalties</w:t>
+      </w:r>
+    </w:p>
+    <w:p>
+      <w:pPr>
+        <w:pStyle w:val="BodyText"/>
+        <w:ind w:left="709"/>
+        <w:rPr>
+          <w:rFonts w:ascii="Aptos" w:hAnsi="Aptos"/>
+        </w:rPr>
+      </w:pPr>
+      <w:r>
+        <w:rPr>
+          <w:rFonts w:ascii="Aptos" w:hAnsi="Aptos"/>
+        </w:rPr>
+        <w:t xml:space="preserve">Logical constraint vialation like mutual exclusion and </w:t>
+      </w:r>
+      <w:r>
+        <w:rPr>
+          <w:rFonts w:ascii="Aptos" w:hAnsi="Aptos"/>
+        </w:rPr>
+        <w:t>dependency we assign high penalty which brings negative scores. Here we have picked 500 which exceed maximum profit from the 30 pool projects.</w:t>
+      </w:r>
+    </w:p>
+    <w:p>
+      <w:pPr>
+        <w:pStyle w:val="BodyText"/>
+        <w:jc w:val="center"/>
+        <w:rPr>
+          <w:rFonts w:ascii="Aptos" w:hAnsi="Aptos"/>
+        </w:rPr>
+      </w:pPr>
+      <w:r>
+        <w:rPr>
+          <w:rFonts w:ascii="Aptos" w:hAnsi="Aptos"/>
+        </w:rPr>
+        <w:drawing>
+          <wp:inline distT="0" distB="0" distL="0" distR="0" wp14:anchorId="3919608A" wp14:editId="5C7C901B">
+            <wp:extent cx="6120130" cy="4437380"/>
+            <wp:effectExtent l="0" t="0" r="1270" b="0"/>
+            <wp:docPr id="1419475280" name="Picture 1" descr="A screen shot of a computer program&#10;&#10;AI-generated content may be incorrect."/>
+            <wp:cNvGraphicFramePr>
+              <a:graphicFrameLocks xmlns:a="http://schemas.openxmlformats.org/drawingml/2006/main" noChangeAspect="1"/>
+            </wp:cNvGraphicFramePr>
+            <a:graphic xmlns:a="http://schemas.openxmlformats.org/drawingml/2006/main">
+              <a:graphicData uri="http://schemas.openxmlformats.org/drawingml/2006/picture">
+                <pic:pic xmlns:pic="http://schemas.openxmlformats.org/drawingml/2006/picture">
+                  <pic:nvPicPr>
+                    <pic:cNvPr id="1419475280" name="Picture 1" descr="A screen shot of a computer program&#10;&#10;AI-generated content may be incorrect."/>
+                    <pic:cNvPicPr/>
+                  </pic:nvPicPr>
+                  <pic:blipFill>
+                    <a:blip r:embed="rId43"/>
+                    <a:stretch>
+                      <a:fillRect/>
+                    </a:stretch>
+                  </pic:blipFill>
+                  <pic:spPr>
+                    <a:xfrm>
+                      <a:off x="0" y="0"/>
+                      <a:ext cx="6120130" cy="4437380"/>
+                    </a:xfrm>
+                    <a:prstGeom prst="rect">
+                      <a:avLst/>
+                    </a:prstGeom>
+                  </pic:spPr>
+                </pic:pic>
+              </a:graphicData>
+            </a:graphic>
+          </wp:inline>
+        </w:drawing>
+      </w:r>
+    </w:p>
+    <w:p>
+      <w:pPr>
+        <w:pStyle w:val="BodyText"/>
+        <w:jc w:val="center"/>
+        <w:rPr>
+          <w:rFonts w:ascii="Aptos" w:hAnsi="Aptos"/>
+          <w:sz w:val="20"/>
+          <w:szCs w:val="20"/>
+        </w:rPr>
+      </w:pPr>
+      <w:r>
+        <w:rPr>
+          <w:rFonts w:ascii="Aptos" w:hAnsi="Aptos"/>
+          <w:sz w:val="20"/>
+          <w:szCs w:val="20"/>
+        </w:rPr>
+        <w:t>Figure : Fitness function for GA</w:t>
+      </w:r>
+    </w:p>
+    <w:p>
+      <w:pPr>
+        <w:pStyle w:val="Heading3"/>
+        <w:rPr>
+          <w:rFonts w:ascii="Aptos" w:hAnsi="Aptos" w:cs="Angsana New"/>
+        </w:rPr>
+      </w:pPr>
+      <w:r>
+        <w:rPr>
+          <w:rFonts w:ascii="Aptos" w:hAnsi="Aptos" w:cs="Angsana New"/>
+        </w:rPr>
+        <w:lastRenderedPageBreak/>
+        <w:t xml:space="preserve">Selection Method </w:t>
+      </w:r>
+      <w:r>
+        <w:rPr>
+          <w:rFonts w:ascii="Aptos" w:hAnsi="Aptos" w:cs="Angsana New"/>
+        </w:rPr>
+        <w:t>(T</w:t>
+      </w:r>
+      <w:r>
+        <w:rPr>
+          <w:rFonts w:ascii="Aptos" w:hAnsi="Aptos" w:cs="Angsana New"/>
+        </w:rPr>
+        <w:t>ournament selection</w:t>
+      </w:r>
+      <w:r>
+        <w:rPr>
+          <w:rFonts w:ascii="Aptos" w:hAnsi="Aptos" w:cs="Angsana New"/>
+        </w:rPr>
+        <w:t>)</w:t>
+      </w:r>
+    </w:p>
+    <w:p>
+      <w:pPr>
+        <w:pStyle w:val="BodyText"/>
+        <w:rPr>
+          <w:rFonts w:ascii="Aptos" w:hAnsi="Aptos"/>
+        </w:rPr>
+      </w:pPr>
+      <w:r>
+        <w:rPr>
+          <w:rFonts w:ascii="Aptos" w:hAnsi="Aptos" w:cs="Arial"/>
+        </w:rPr>
+        <w:t xml:space="preserve">This is </w:t>
+      </w:r>
+      <w:r>
+        <w:rPr>
+          <w:rFonts w:ascii="Aptos" w:hAnsi="Aptos" w:cs="Arial"/>
+        </w:rPr>
+        <w:t xml:space="preserve">used to select </w:t>
+      </w:r>
+      <w:r>
+        <w:rPr>
+          <w:rFonts w:ascii="Aptos" w:hAnsi="Aptos" w:cs="Arial"/>
+        </w:rPr>
+        <w:t xml:space="preserve">the fittest candidate </w:t>
+      </w:r>
+      <w:r>
+        <w:rPr>
+          <w:rFonts w:ascii="Aptos" w:hAnsi="Aptos" w:cs="Arial"/>
+        </w:rPr>
+        <w:t xml:space="preserve">as a </w:t>
+      </w:r>
+      <w:r>
+        <w:rPr>
+          <w:rFonts w:ascii="Aptos" w:hAnsi="Aptos" w:cs="Arial"/>
+        </w:rPr>
+        <w:t>parent from the current population to crossover to produce children</w:t>
+      </w:r>
+      <w:r>
+        <w:rPr>
+          <w:rFonts w:ascii="Aptos" w:hAnsi="Aptos" w:cs="Arial"/>
+        </w:rPr>
+        <w:t>s for next generation as depciuted in figure below.</w:t>
+      </w:r>
+    </w:p>
+    <w:p>
+      <w:pPr>
+        <w:pStyle w:val="BodyText"/>
+        <w:jc w:val="center"/>
+        <w:rPr>
+          <w:rFonts w:ascii="Aptos" w:hAnsi="Aptos"/>
+          <w:sz w:val="20"/>
+          <w:szCs w:val="20"/>
+        </w:rPr>
+      </w:pPr>
+      <w:r>
+        <w:rPr>
+          <w:rFonts w:ascii="Aptos" w:hAnsi="Aptos"/>
+          <w:sz w:val="20"/>
+          <w:szCs w:val="20"/>
+        </w:rPr>
+        <w:drawing>
+          <wp:inline distT="0" distB="0" distL="0" distR="0" wp14:anchorId="6C309FCF" wp14:editId="1150A696">
+            <wp:extent cx="4737100" cy="1270000"/>
+            <wp:effectExtent l="0" t="0" r="0" b="0"/>
+            <wp:docPr id="1536867016" name="Picture 1" descr="A computer screen with text and symbols&#10;&#10;AI-generated content may be incorrect."/>
+            <wp:cNvGraphicFramePr>
+              <a:graphicFrameLocks xmlns:a="http://schemas.openxmlformats.org/drawingml/2006/main" noChangeAspect="1"/>
+            </wp:cNvGraphicFramePr>
+            <a:graphic xmlns:a="http://schemas.openxmlformats.org/drawingml/2006/main">
+              <a:graphicData uri="http://schemas.openxmlformats.org/drawingml/2006/picture">
+                <pic:pic xmlns:pic="http://schemas.openxmlformats.org/drawingml/2006/picture">
+                  <pic:nvPicPr>
+                    <pic:cNvPr id="1536867016" name="Picture 1" descr="A computer screen with text and symbols&#10;&#10;AI-generated content may be incorrect."/>
+                    <pic:cNvPicPr/>
+                  </pic:nvPicPr>
+                  <pic:blipFill>
+                    <a:blip r:embed="rId44"/>
+                    <a:stretch>
+                      <a:fillRect/>
+                    </a:stretch>
+                  </pic:blipFill>
+                  <pic:spPr>
+                    <a:xfrm>
+                      <a:off x="0" y="0"/>
+                      <a:ext cx="4737100" cy="1270000"/>
+                    </a:xfrm>
+                    <a:prstGeom prst="rect">
+                      <a:avLst/>
+                    </a:prstGeom>
+                  </pic:spPr>
+                </pic:pic>
+              </a:graphicData>
+            </a:graphic>
+          </wp:inline>
+        </w:drawing>
+      </w:r>
+    </w:p>
+    <w:p>
+      <w:pPr>
+        <w:pStyle w:val="BodyText"/>
+        <w:jc w:val="center"/>
+        <w:rPr>
+          <w:rFonts w:ascii="Aptos" w:hAnsi="Aptos"/>
+          <w:sz w:val="20"/>
+          <w:szCs w:val="20"/>
+        </w:rPr>
+      </w:pPr>
+      <w:r>
+        <w:rPr>
+          <w:rFonts w:ascii="Aptos" w:hAnsi="Aptos"/>
+          <w:sz w:val="20"/>
+          <w:szCs w:val="20"/>
+        </w:rPr>
+        <w:t>Figure : Tounament selection implementation</w:t>
+      </w:r>
+    </w:p>
+    <w:p>
+      <w:pPr>
+        <w:pStyle w:val="BodyText"/>
+        <w:jc w:val="center"/>
+        <w:rPr>
+          <w:rFonts w:ascii="Aptos" w:hAnsi="Aptos"/>
+          <w:sz w:val="20"/>
+          <w:szCs w:val="20"/>
+        </w:rPr>
+      </w:pPr>
+    </w:p>
+    <w:p>
+      <w:pPr>
+        <w:pStyle w:val="Heading3"/>
+        <w:rPr>
+          <w:rFonts w:ascii="Aptos" w:hAnsi="Aptos"/>
+        </w:rPr>
+      </w:pPr>
+      <w:r>
+        <w:rPr>
+          <w:rFonts w:ascii="Aptos" w:hAnsi="Aptos" w:cs="Angsana New"/>
+        </w:rPr>
+        <w:t>Elitism</w:t>
+      </w:r>
+      <w:r>
+        <w:rPr>
+          <w:rFonts w:ascii="Aptos" w:hAnsi="Aptos"/>
+        </w:rPr>
+        <w:t xml:space="preserve"> </w:t>
+      </w:r>
+    </w:p>
+    <w:p>
+      <w:pPr>
+        <w:pStyle w:val="Heading3"/>
+        <w:rPr>
+          <w:rFonts w:ascii="Aptos" w:hAnsi="Aptos"/>
+          <w:b w:val="0"/>
+          <w:bCs w:val="0"/>
+        </w:rPr>
+      </w:pPr>
+      <w:r>
+        <w:rPr>
+          <w:rFonts w:ascii="Aptos" w:hAnsi="Aptos"/>
+          <w:b w:val="0"/>
+          <w:bCs w:val="0"/>
+        </w:rPr>
+        <w:t xml:space="preserve">This is a process of </w:t>
+      </w:r>
+      <w:r>
+        <w:rPr>
+          <w:rFonts w:ascii="Aptos" w:hAnsi="Aptos"/>
+          <w:b w:val="0"/>
+          <w:bCs w:val="0"/>
+        </w:rPr>
+        <w:t>automatically copying the best chromosomes directly into the next generation without crossover or mutation.</w:t>
+      </w:r>
+      <w:r>
+        <w:rPr>
+          <w:rFonts w:ascii="Aptos" w:hAnsi="Aptos"/>
+          <w:b w:val="0"/>
+          <w:bCs w:val="0"/>
+        </w:rPr>
+        <w:t xml:space="preserve"> Without Elitism we would notice a oscilation</w:t>
+      </w:r>
+      <w:r>
+        <w:rPr>
+          <w:rFonts w:ascii="Aptos" w:hAnsi="Aptos"/>
+          <w:b w:val="0"/>
+          <w:bCs w:val="0"/>
+        </w:rPr>
+        <w:t xml:space="preserve"> as depicted in figure </w:t>
+      </w:r>
+      <w:r>
+        <w:rPr>
+          <w:rFonts w:ascii="Aptos" w:hAnsi="Aptos"/>
+          <w:b w:val="0"/>
+          <w:bCs w:val="0"/>
+        </w:rPr>
+        <w:t xml:space="preserve">. </w:t>
+      </w:r>
+      <w:r>
+        <w:rPr>
+          <w:rFonts w:ascii="Aptos" w:hAnsi="Aptos"/>
+          <w:b w:val="0"/>
+          <w:bCs w:val="0"/>
+        </w:rPr>
+        <w:t xml:space="preserve">With addressing elitism of selecting the best score for next generation its continously improved curve as depicted in figure below.  </w:t>
+      </w:r>
+      <w:r>
+        <w:rPr>
+          <w:rFonts w:ascii="Aptos" w:hAnsi="Aptos"/>
+          <w:b w:val="0"/>
+          <w:bCs w:val="0"/>
+        </w:rPr>
+        <w:t>Figure depicts elitism implementation.</w:t>
+      </w:r>
+    </w:p>
+    <w:p>
+      <w:pPr>
+        <w:pStyle w:val="BodyText"/>
+        <w:jc w:val="center"/>
+        <w:rPr>
+          <w:rFonts w:ascii="Aptos" w:hAnsi="Aptos"/>
+        </w:rPr>
+      </w:pPr>
+      <w:r>
+        <w:rPr>
+          <w:rFonts w:ascii="Aptos" w:hAnsi="Aptos"/>
+        </w:rPr>
+        <w:drawing>
+          <wp:inline distT="0" distB="0" distL="0" distR="0" wp14:anchorId="16EC44D3" wp14:editId="62A48C33">
+            <wp:extent cx="5403906" cy="2701953"/>
+            <wp:effectExtent l="0" t="0" r="6350" b="3175"/>
+            <wp:docPr id="1719005971" name="Picture 1" descr="A graph showing a green line&#10;&#10;AI-generated content may be incorrect."/>
+            <wp:cNvGraphicFramePr>
+              <a:graphicFrameLocks xmlns:a="http://schemas.openxmlformats.org/drawingml/2006/main" noChangeAspect="1"/>
+            </wp:cNvGraphicFramePr>
+            <a:graphic xmlns:a="http://schemas.openxmlformats.org/drawingml/2006/main">
+              <a:graphicData uri="http://schemas.openxmlformats.org/drawingml/2006/picture">
+                <pic:pic xmlns:pic="http://schemas.openxmlformats.org/drawingml/2006/picture">
+                  <pic:nvPicPr>
+                    <pic:cNvPr id="1719005971" name="Picture 1" descr="A graph showing a green line&#10;&#10;AI-generated content may be incorrect."/>
+                    <pic:cNvPicPr/>
+                  </pic:nvPicPr>
+                  <pic:blipFill>
+                    <a:blip r:embed="rId45"/>
+                    <a:stretch>
+                      <a:fillRect/>
+                    </a:stretch>
+                  </pic:blipFill>
+                  <pic:spPr>
+                    <a:xfrm>
+                      <a:off x="0" y="0"/>
+                      <a:ext cx="5431332" cy="2715666"/>
+                    </a:xfrm>
+                    <a:prstGeom prst="rect">
+                      <a:avLst/>
+                    </a:prstGeom>
+                  </pic:spPr>
+                </pic:pic>
+              </a:graphicData>
+            </a:graphic>
+          </wp:inline>
+        </w:drawing>
+      </w:r>
+    </w:p>
+    <w:p>
+      <w:pPr>
+        <w:pStyle w:val="BodyText"/>
+        <w:jc w:val="center"/>
+        <w:rPr>
+          <w:rFonts w:ascii="Aptos" w:hAnsi="Aptos"/>
+          <w:sz w:val="20"/>
+          <w:szCs w:val="20"/>
+        </w:rPr>
+      </w:pPr>
+      <w:r>
+        <w:rPr>
+          <w:rFonts w:ascii="Aptos" w:hAnsi="Aptos"/>
+          <w:sz w:val="20"/>
+          <w:szCs w:val="20"/>
+        </w:rPr>
+        <w:t>Figure : GA Best Score Curve without Elitism</w:t>
+      </w:r>
+    </w:p>
+    <w:p>
+      <w:pPr>
+        <w:pStyle w:val="BodyText"/>
+        <w:rPr>
+          <w:rFonts w:ascii="Aptos" w:hAnsi="Aptos"/>
+        </w:rPr>
+      </w:pPr>
+    </w:p>
+    <w:p>
+      <w:pPr>
+        <w:pStyle w:val="BodyText"/>
+        <w:jc w:val="center"/>
+        <w:rPr>
+          <w:rFonts w:ascii="Aptos" w:hAnsi="Aptos"/>
+        </w:rPr>
+      </w:pPr>
+      <w:r>
+        <w:rPr>
+          <w:rFonts w:ascii="Aptos" w:hAnsi="Aptos"/>
+        </w:rPr>
+        <w:lastRenderedPageBreak/>
+        <w:drawing>
+          <wp:inline distT="0" distB="0" distL="0" distR="0" wp14:anchorId="761D6F24" wp14:editId="2CCC6606">
+            <wp:extent cx="5375083" cy="2687541"/>
+            <wp:effectExtent l="0" t="0" r="0" b="5080"/>
+            <wp:docPr id="1166627407" name="Picture 1" descr="A green line graph with numbers and a white background&#10;&#10;AI-generated content may be incorrect."/>
+            <wp:cNvGraphicFramePr>
+              <a:graphicFrameLocks xmlns:a="http://schemas.openxmlformats.org/drawingml/2006/main" noChangeAspect="1"/>
+            </wp:cNvGraphicFramePr>
+            <a:graphic xmlns:a="http://schemas.openxmlformats.org/drawingml/2006/main">
+              <a:graphicData uri="http://schemas.openxmlformats.org/drawingml/2006/picture">
+                <pic:pic xmlns:pic="http://schemas.openxmlformats.org/drawingml/2006/picture">
+                  <pic:nvPicPr>
+                    <pic:cNvPr id="1166627407" name="Picture 1" descr="A green line graph with numbers and a white background&#10;&#10;AI-generated content may be incorrect."/>
+                    <pic:cNvPicPr/>
+                  </pic:nvPicPr>
+                  <pic:blipFill>
+                    <a:blip r:embed="rId46"/>
+                    <a:stretch>
+                      <a:fillRect/>
+                    </a:stretch>
+                  </pic:blipFill>
+                  <pic:spPr>
+                    <a:xfrm>
+                      <a:off x="0" y="0"/>
+                      <a:ext cx="5408497" cy="2704248"/>
+                    </a:xfrm>
+                    <a:prstGeom prst="rect">
+                      <a:avLst/>
+                    </a:prstGeom>
+                  </pic:spPr>
+                </pic:pic>
+              </a:graphicData>
+            </a:graphic>
+          </wp:inline>
+        </w:drawing>
+      </w:r>
+    </w:p>
+    <w:p>
+      <w:pPr>
+        <w:pStyle w:val="BodyText"/>
+        <w:jc w:val="center"/>
+        <w:rPr>
+          <w:rFonts w:ascii="Aptos" w:hAnsi="Aptos"/>
+          <w:sz w:val="20"/>
+          <w:szCs w:val="20"/>
+        </w:rPr>
+      </w:pPr>
+      <w:r>
+        <w:rPr>
+          <w:rFonts w:ascii="Aptos" w:hAnsi="Aptos"/>
+          <w:sz w:val="20"/>
+          <w:szCs w:val="20"/>
+        </w:rPr>
+        <w:t>Figure : GA Best Score Curve with Elitism</w:t>
+      </w:r>
+    </w:p>
+    <w:p>
+      <w:pPr>
+        <w:pStyle w:val="BodyText"/>
+        <w:rPr>
+          <w:rFonts w:ascii="Aptos" w:hAnsi="Aptos"/>
+        </w:rPr>
+      </w:pPr>
+    </w:p>
+    <w:p>
+      <w:pPr>
+        <w:pStyle w:val="BodyText"/>
+        <w:rPr>
+          <w:rFonts w:ascii="Aptos" w:hAnsi="Aptos"/>
+        </w:rPr>
+      </w:pPr>
+      <w:r>
+        <w:rPr>
+          <w:rFonts w:ascii="Aptos" w:hAnsi="Aptos"/>
+        </w:rPr>
+        <w:t>Figure below depicts elitism implementation.</w:t>
+      </w:r>
+    </w:p>
+    <w:p>
+      <w:pPr>
+        <w:pStyle w:val="BodyText"/>
+        <w:rPr>
+          <w:rFonts w:ascii="Aptos" w:hAnsi="Aptos"/>
+        </w:rPr>
+      </w:pPr>
+      <w:r>
+        <w:rPr>
+          <w:rFonts w:ascii="Aptos" w:hAnsi="Aptos"/>
+        </w:rPr>
+        <w:drawing>
+          <wp:inline distT="0" distB="0" distL="0" distR="0" wp14:anchorId="19EEF5A3" wp14:editId="6EB79D01">
+            <wp:extent cx="6120130" cy="1392555"/>
+            <wp:effectExtent l="0" t="0" r="1270" b="4445"/>
+            <wp:docPr id="329057188" name="Picture 1" descr="A computer screen shot of a program code&#10;&#10;AI-generated content may be incorrect."/>
+            <wp:cNvGraphicFramePr>
+              <a:graphicFrameLocks xmlns:a="http://schemas.openxmlformats.org/drawingml/2006/main" noChangeAspect="1"/>
+            </wp:cNvGraphicFramePr>
+            <a:graphic xmlns:a="http://schemas.openxmlformats.org/drawingml/2006/main">
+              <a:graphicData uri="http://schemas.openxmlformats.org/drawingml/2006/picture">
+                <pic:pic xmlns:pic="http://schemas.openxmlformats.org/drawingml/2006/picture">
+                  <pic:nvPicPr>
+                    <pic:cNvPr id="329057188" name="Picture 1" descr="A computer screen shot of a program code&#10;&#10;AI-generated content may be incorrect."/>
+                    <pic:cNvPicPr/>
+                  </pic:nvPicPr>
+                  <pic:blipFill>
+                    <a:blip r:embed="rId47"/>
+                    <a:stretch>
+                      <a:fillRect/>
+                    </a:stretch>
+                  </pic:blipFill>
+                  <pic:spPr>
+                    <a:xfrm>
+                      <a:off x="0" y="0"/>
+                      <a:ext cx="6120130" cy="1392555"/>
+                    </a:xfrm>
+                    <a:prstGeom prst="rect">
+                      <a:avLst/>
+                    </a:prstGeom>
+                  </pic:spPr>
+                </pic:pic>
+              </a:graphicData>
+            </a:graphic>
+          </wp:inline>
+        </w:drawing>
+      </w:r>
+    </w:p>
+    <w:p>
+      <w:pPr>
+        <w:pStyle w:val="BodyText"/>
+        <w:jc w:val="center"/>
+        <w:rPr>
+          <w:rFonts w:ascii="Aptos" w:hAnsi="Aptos"/>
+          <w:sz w:val="20"/>
+          <w:szCs w:val="20"/>
+        </w:rPr>
+      </w:pPr>
+      <w:r>
+        <w:rPr>
+          <w:rFonts w:ascii="Aptos" w:hAnsi="Aptos"/>
+          <w:sz w:val="20"/>
+          <w:szCs w:val="20"/>
+        </w:rPr>
+        <w:t xml:space="preserve">Figure : </w:t>
+      </w:r>
+      <w:r>
+        <w:rPr>
+          <w:rFonts w:ascii="Aptos" w:hAnsi="Aptos"/>
+          <w:sz w:val="20"/>
+          <w:szCs w:val="20"/>
+        </w:rPr>
+        <w:t>Elitism implementation</w:t>
+      </w:r>
     </w:p>
     <w:p>
       <w:pPr>

--- a/CW_Doc.docx
+++ b/CW_Doc.docx
@@ -17917,14 +17917,6 @@
     </w:p>
     <w:p>
       <w:pPr>
-        <w:spacing w:before="240" w:after="160"/>
-        <w:rPr>
-          <w:rFonts w:ascii="Aptos" w:hAnsi="Aptos"/>
-        </w:rPr>
-      </w:pPr>
-    </w:p>
-    <w:p>
-      <w:pPr>
         <w:pStyle w:val="Heading1"/>
         <w:numPr>
           <w:ilvl w:val="0"/>
@@ -17943,14 +17935,323 @@
     </w:p>
     <w:p>
       <w:pPr>
+        <w:pStyle w:val="Heading3"/>
+        <w:rPr>
+          <w:color w:val="000000"/>
+          <w:sz w:val="18"/>
+          <w:szCs w:val="18"/>
+        </w:rPr>
+      </w:pPr>
+      <w:r>
+        <w:rPr>
+          <w:rFonts w:ascii="Aptos" w:hAnsi="Aptos" w:cs="Angsana New"/>
+        </w:rPr>
+        <w:t>Chromosome representation</w:t>
+      </w:r>
+      <w:r>
+        <w:rPr>
+          <w:rFonts w:ascii="Aptos" w:hAnsi="Aptos" w:cs="Angsana New"/>
+        </w:rPr>
+        <w:t xml:space="preserve"> and Popualtion Initalization Strategy</w:t>
+      </w:r>
+    </w:p>
+    <w:p>
+      <w:pPr>
+        <w:rPr>
+          <w:rFonts w:ascii="Aptos" w:hAnsi="Aptos"/>
+          <w:color w:val="000000"/>
+        </w:rPr>
+      </w:pPr>
+      <w:r>
+        <w:rPr>
+          <w:rFonts w:ascii="Aptos" w:hAnsi="Aptos"/>
+          <w:color w:val="000000"/>
+        </w:rPr>
+        <w:t>Becase</w:t>
+      </w:r>
+      <w:r>
+        <w:rPr>
+          <w:rFonts w:ascii="Aptos" w:hAnsi="Aptos"/>
+          <w:color w:val="000000"/>
+        </w:rPr>
+        <w:t xml:space="preserve"> we have 30 projects we </w:t>
+      </w:r>
+      <w:r>
+        <w:rPr>
+          <w:rFonts w:ascii="Aptos" w:hAnsi="Aptos"/>
+          <w:color w:val="000000"/>
+        </w:rPr>
+        <w:t>need to</w:t>
+      </w:r>
+      <w:r>
+        <w:rPr>
+          <w:rFonts w:ascii="Aptos" w:hAnsi="Aptos"/>
+          <w:color w:val="000000"/>
+        </w:rPr>
+        <w:t xml:space="preserve"> created a binary array of size 30 as the </w:t>
+      </w:r>
+      <w:r>
+        <w:rPr>
+          <w:rFonts w:ascii="Aptos" w:hAnsi="Aptos"/>
+          <w:color w:val="000000"/>
+        </w:rPr>
+        <w:t xml:space="preserve">representaion of a </w:t>
+      </w:r>
+      <w:r>
+        <w:rPr>
+          <w:rFonts w:ascii="Aptos" w:hAnsi="Aptos"/>
+          <w:color w:val="000000"/>
+        </w:rPr>
+        <w:t xml:space="preserve">chromasome. </w:t>
+      </w:r>
+      <w:r>
+        <w:rPr>
+          <w:rFonts w:ascii="Aptos" w:hAnsi="Aptos"/>
+          <w:color w:val="000000"/>
+        </w:rPr>
+        <w:t xml:space="preserve">This is </w:t>
+      </w:r>
+      <w:r>
+        <w:rPr>
+          <w:rFonts w:ascii="Aptos" w:hAnsi="Aptos"/>
+          <w:color w:val="000000"/>
+        </w:rPr>
+        <w:t xml:space="preserve">same as </w:t>
+      </w:r>
+      <w:r>
+        <w:rPr>
+          <w:rFonts w:ascii="Aptos" w:hAnsi="Aptos"/>
+          <w:color w:val="000000"/>
+        </w:rPr>
+        <w:t xml:space="preserve">the feature select/not usecase </w:t>
+      </w:r>
+      <w:r>
+        <w:rPr>
+          <w:rFonts w:ascii="Aptos" w:hAnsi="Aptos"/>
+          <w:color w:val="000000"/>
+        </w:rPr>
+        <w:t>we use binary represenation to keep feature or drop</w:t>
+      </w:r>
+      <w:r>
+        <w:rPr>
+          <w:rFonts w:ascii="Aptos" w:hAnsi="Aptos"/>
+          <w:color w:val="000000"/>
+        </w:rPr>
+        <w:t xml:space="preserve"> as the chromasome</w:t>
+      </w:r>
+      <w:r>
+        <w:rPr>
+          <w:rFonts w:ascii="Aptos" w:hAnsi="Aptos"/>
+          <w:color w:val="000000"/>
+        </w:rPr>
+        <w:t xml:space="preserve">. As the same in </w:t>
+      </w:r>
+      <w:r>
+        <w:rPr>
+          <w:rFonts w:ascii="Aptos" w:hAnsi="Aptos"/>
+          <w:color w:val="000000"/>
+        </w:rPr>
+        <w:t xml:space="preserve">the </w:t>
+      </w:r>
+      <w:r>
+        <w:rPr>
+          <w:rFonts w:ascii="Aptos" w:hAnsi="Aptos"/>
+          <w:color w:val="000000"/>
+        </w:rPr>
+        <w:t>projet</w:t>
+      </w:r>
+      <w:r>
+        <w:rPr>
+          <w:rFonts w:ascii="Aptos" w:hAnsi="Aptos"/>
+          <w:color w:val="000000"/>
+        </w:rPr>
+        <w:t xml:space="preserve"> selectrion usecase of ours </w:t>
+      </w:r>
+      <w:r>
+        <w:rPr>
+          <w:rFonts w:ascii="Aptos" w:hAnsi="Aptos"/>
+          <w:color w:val="000000"/>
+        </w:rPr>
+        <w:t xml:space="preserve">we need to decide keep the project or not. </w:t>
+      </w:r>
+    </w:p>
+    <w:p>
+      <w:pPr>
+        <w:rPr>
+          <w:rFonts w:ascii="Aptos" w:hAnsi="Aptos"/>
+          <w:color w:val="000000"/>
+        </w:rPr>
+      </w:pPr>
+    </w:p>
+    <w:p>
+      <w:pPr>
+        <w:rPr>
+          <w:rFonts w:ascii="Aptos" w:hAnsi="Aptos"/>
+          <w:color w:val="000000"/>
+        </w:rPr>
+      </w:pPr>
+      <m:oMathPara>
+        <m:oMath>
+          <m:r>
+            <w:rPr>
+              <w:rFonts w:ascii="Cambria Math" w:hAnsi="Cambria Math"/>
+              <w:color w:val="000000"/>
+            </w:rPr>
+            <m:t>Chromasome= [1=keep the project, 0=not, …]</m:t>
+          </m:r>
+        </m:oMath>
+      </m:oMathPara>
+    </w:p>
+    <w:p>
+      <w:pPr>
+        <w:pStyle w:val="Heading3"/>
+        <w:rPr>
+          <w:rFonts w:ascii="Aptos" w:hAnsi="Aptos" w:cs="Angsana New"/>
+        </w:rPr>
+      </w:pPr>
+    </w:p>
+    <w:p>
+      <w:pPr>
+        <w:pStyle w:val="Heading3"/>
+        <w:rPr>
+          <w:rFonts w:ascii="Aptos" w:hAnsi="Aptos"/>
+          <w:b w:val="0"/>
+          <w:bCs w:val="0"/>
+          <w:sz w:val="24"/>
+          <w:szCs w:val="24"/>
+        </w:rPr>
+      </w:pPr>
+      <w:r>
+        <w:rPr>
+          <w:rFonts w:ascii="Aptos" w:hAnsi="Aptos"/>
+          <w:b w:val="0"/>
+          <w:bCs w:val="0"/>
+          <w:sz w:val="24"/>
+          <w:szCs w:val="24"/>
+        </w:rPr>
+        <w:t>The population size and generation count are dynamically configurable to support hyperparameter tuning</w:t>
+      </w:r>
+      <w:r>
+        <w:rPr>
+          <w:rFonts w:ascii="Aptos" w:hAnsi="Aptos"/>
+          <w:b w:val="0"/>
+          <w:bCs w:val="0"/>
+          <w:sz w:val="24"/>
+          <w:szCs w:val="24"/>
+        </w:rPr>
+        <w:t xml:space="preserve"> as </w:t>
+      </w:r>
+      <w:r>
+        <w:rPr>
+          <w:rFonts w:ascii="Aptos" w:hAnsi="Aptos"/>
+          <w:b w:val="0"/>
+          <w:bCs w:val="0"/>
+          <w:sz w:val="24"/>
+          <w:szCs w:val="24"/>
+        </w:rPr>
+        <w:t>depicted</w:t>
+      </w:r>
+      <w:r>
+        <w:rPr>
+          <w:rFonts w:ascii="Aptos" w:hAnsi="Aptos"/>
+          <w:b w:val="0"/>
+          <w:bCs w:val="0"/>
+          <w:sz w:val="24"/>
+          <w:szCs w:val="24"/>
+        </w:rPr>
+        <w:t xml:space="preserve"> in figure 3.</w:t>
+      </w:r>
+      <w:r>
+        <w:rPr>
+          <w:rFonts w:ascii="Aptos" w:hAnsi="Aptos"/>
+          <w:b w:val="0"/>
+          <w:bCs w:val="0"/>
+          <w:sz w:val="24"/>
+          <w:szCs w:val="24"/>
+        </w:rPr>
+        <w:t>4</w:t>
+      </w:r>
+    </w:p>
+    <w:p>
+      <w:pPr>
         <w:pStyle w:val="BodyText"/>
-        <w:rPr>
-          <w:rFonts w:ascii="Aptos" w:hAnsi="Aptos"/>
-        </w:rPr>
-      </w:pPr>
-      <w:r>
-        <w:rPr>
-          <w:rFonts w:ascii="Aptos" w:hAnsi="Aptos"/>
+        <w:jc w:val="center"/>
+      </w:pPr>
+      <w:r>
+        <w:drawing>
+          <wp:inline distT="0" distB="0" distL="0" distR="0" wp14:anchorId="26868C9A" wp14:editId="53BB723E">
+            <wp:extent cx="6120130" cy="2512060"/>
+            <wp:effectExtent l="0" t="0" r="1270" b="2540"/>
+            <wp:docPr id="1826793616" name="Picture 1" descr="A screen shot of a computer&#10;&#10;AI-generated content may be incorrect."/>
+            <wp:cNvGraphicFramePr>
+              <a:graphicFrameLocks xmlns:a="http://schemas.openxmlformats.org/drawingml/2006/main" noChangeAspect="1"/>
+            </wp:cNvGraphicFramePr>
+            <a:graphic xmlns:a="http://schemas.openxmlformats.org/drawingml/2006/main">
+              <a:graphicData uri="http://schemas.openxmlformats.org/drawingml/2006/picture">
+                <pic:pic xmlns:pic="http://schemas.openxmlformats.org/drawingml/2006/picture">
+                  <pic:nvPicPr>
+                    <pic:cNvPr id="1826793616" name="Picture 1" descr="A screen shot of a computer&#10;&#10;AI-generated content may be incorrect."/>
+                    <pic:cNvPicPr/>
+                  </pic:nvPicPr>
+                  <pic:blipFill>
+                    <a:blip r:embed="rId43"/>
+                    <a:stretch>
+                      <a:fillRect/>
+                    </a:stretch>
+                  </pic:blipFill>
+                  <pic:spPr>
+                    <a:xfrm>
+                      <a:off x="0" y="0"/>
+                      <a:ext cx="6120130" cy="2512060"/>
+                    </a:xfrm>
+                    <a:prstGeom prst="rect">
+                      <a:avLst/>
+                    </a:prstGeom>
+                  </pic:spPr>
+                </pic:pic>
+              </a:graphicData>
+            </a:graphic>
+          </wp:inline>
+        </w:drawing>
+      </w:r>
+    </w:p>
+    <w:p>
+      <w:pPr>
+        <w:pStyle w:val="BodyText"/>
+        <w:jc w:val="center"/>
+        <w:rPr>
+          <w:rFonts w:ascii="Aptos" w:hAnsi="Aptos"/>
+          <w:sz w:val="20"/>
+          <w:szCs w:val="20"/>
+        </w:rPr>
+      </w:pPr>
+      <w:r>
+        <w:rPr>
+          <w:rFonts w:ascii="Aptos" w:hAnsi="Aptos"/>
+          <w:sz w:val="20"/>
+          <w:szCs w:val="20"/>
+        </w:rPr>
+        <w:t xml:space="preserve">Figure 3.4 : </w:t>
+      </w:r>
+      <w:r>
+        <w:rPr>
+          <w:rFonts w:ascii="Aptos" w:hAnsi="Aptos"/>
+          <w:sz w:val="20"/>
+          <w:szCs w:val="20"/>
+        </w:rPr>
+        <w:t>Population creation</w:t>
+      </w:r>
+    </w:p>
+    <w:p>
+      <w:pPr>
+        <w:pStyle w:val="Heading3"/>
+        <w:rPr>
+          <w:rFonts w:ascii="Aptos" w:hAnsi="Aptos" w:cs="Angsana New"/>
+        </w:rPr>
+      </w:pPr>
+      <w:r>
+        <w:rPr>
+          <w:rFonts w:ascii="Aptos" w:hAnsi="Aptos" w:cs="Angsana New"/>
         </w:rPr>
         <w:t>Fitness Function</w:t>
       </w:r>
@@ -17972,74 +18273,120 @@
     <w:p>
       <w:pPr>
         <w:pStyle w:val="BodyText"/>
+        <w:rPr>
+          <w:rFonts w:ascii="Aptos" w:hAnsi="Aptos"/>
+        </w:rPr>
+      </w:pPr>
+      <w:r>
         <w:rPr>
           <w:rFonts w:ascii="Aptos" w:hAnsi="Aptos"/>
           <w:b/>
           <w:bCs/>
         </w:rPr>
-      </w:pPr>
+        <w:t>Low Penalties</w:t>
+      </w:r>
       <w:r>
         <w:rPr>
           <w:rFonts w:ascii="Aptos" w:hAnsi="Aptos"/>
           <w:b/>
           <w:bCs/>
         </w:rPr>
-        <w:t>Low Penalties</w:t>
+        <w:t xml:space="preserve"> : </w:t>
+      </w:r>
+      <w:r>
+        <w:rPr>
+          <w:rFonts w:ascii="Aptos" w:hAnsi="Aptos"/>
+        </w:rPr>
+        <w:t>Vialations of Budget and Labour constraints assign low penalties</w:t>
+      </w:r>
+      <w:r>
+        <w:rPr>
+          <w:rFonts w:ascii="Aptos" w:hAnsi="Aptos"/>
+        </w:rPr>
+        <w:t>.</w:t>
       </w:r>
     </w:p>
     <w:p>
       <w:pPr>
         <w:pStyle w:val="BodyText"/>
-        <w:ind w:firstLine="709"/>
-        <w:rPr>
-          <w:rFonts w:ascii="Aptos" w:hAnsi="Aptos"/>
-        </w:rPr>
-      </w:pPr>
-      <w:r>
-        <w:rPr>
-          <w:rFonts w:ascii="Aptos" w:hAnsi="Aptos"/>
-        </w:rPr>
-        <w:t>Vialations of Budget and Labour constraints assign low penalties</w:t>
-      </w:r>
-    </w:p>
-    <w:p>
-      <w:pPr>
-        <w:pStyle w:val="BodyText"/>
+        <w:rPr>
+          <w:rFonts w:ascii="Aptos" w:hAnsi="Aptos"/>
+        </w:rPr>
+      </w:pPr>
+      <w:r>
         <w:rPr>
           <w:rFonts w:ascii="Aptos" w:hAnsi="Aptos"/>
           <w:b/>
           <w:bCs/>
         </w:rPr>
-      </w:pPr>
+        <w:t>High Penalties</w:t>
+      </w:r>
       <w:r>
         <w:rPr>
           <w:rFonts w:ascii="Aptos" w:hAnsi="Aptos"/>
           <w:b/>
           <w:bCs/>
         </w:rPr>
-        <w:t>High Penalties</w:t>
+        <w:t xml:space="preserve"> : </w:t>
+      </w:r>
+      <w:r>
+        <w:rPr>
+          <w:rFonts w:ascii="Aptos" w:hAnsi="Aptos"/>
+        </w:rPr>
+        <w:t xml:space="preserve">Logical constraint vialation like mutual exclusion and </w:t>
+      </w:r>
+      <w:r>
+        <w:rPr>
+          <w:rFonts w:ascii="Aptos" w:hAnsi="Aptos"/>
+        </w:rPr>
+        <w:t>dependency we assign high penalty which brings negative scores. Here we have picked 500 which exceed maximum profit from the 30 pool projects.</w:t>
       </w:r>
     </w:p>
     <w:p>
       <w:pPr>
         <w:pStyle w:val="BodyText"/>
-        <w:ind w:left="709"/>
-        <w:rPr>
-          <w:rFonts w:ascii="Aptos" w:hAnsi="Aptos"/>
-        </w:rPr>
-      </w:pPr>
-      <w:r>
-        <w:rPr>
-          <w:rFonts w:ascii="Aptos" w:hAnsi="Aptos"/>
-        </w:rPr>
-        <w:t xml:space="preserve">Logical constraint vialation like mutual exclusion and </w:t>
-      </w:r>
-      <w:r>
-        <w:rPr>
-          <w:rFonts w:ascii="Aptos" w:hAnsi="Aptos"/>
-        </w:rPr>
-        <w:t>dependency we assign high penalty which brings negative scores. Here we have picked 500 which exceed maximum profit from the 30 pool projects.</w:t>
-      </w:r>
+        <w:rPr>
+          <w:rFonts w:ascii="Aptos" w:hAnsi="Aptos"/>
+        </w:rPr>
+      </w:pPr>
+      <w:r>
+        <w:rPr>
+          <w:rFonts w:ascii="Aptos" w:hAnsi="Aptos"/>
+        </w:rPr>
+        <w:t>Finally fitness value calculated as below function</w:t>
+      </w:r>
+      <w:r>
+        <w:rPr>
+          <w:rFonts w:ascii="Aptos" w:hAnsi="Aptos"/>
+        </w:rPr>
+        <w:t xml:space="preserve"> and logics depicted in figure 3.5 below.</w:t>
+      </w:r>
+    </w:p>
+    <w:p>
+      <w:pPr>
+        <w:pStyle w:val="BodyText"/>
+        <w:rPr>
+          <w:rFonts w:ascii="Aptos" w:hAnsi="Aptos"/>
+        </w:rPr>
+      </w:pPr>
+      <m:oMathPara>
+        <m:oMath>
+          <m:r>
+            <w:rPr>
+              <w:rFonts w:ascii="Cambria Math" w:hAnsi="Cambria Math"/>
+            </w:rPr>
+            <m:t xml:space="preserve">Fitness Value=Total Profit-Penalty </m:t>
+          </m:r>
+        </m:oMath>
+      </m:oMathPara>
+    </w:p>
+    <w:p>
+      <w:pPr>
+        <w:pStyle w:val="BodyText"/>
+        <w:rPr>
+          <w:rFonts w:ascii="Aptos" w:hAnsi="Aptos"/>
+        </w:rPr>
+      </w:pPr>
     </w:p>
     <w:p>
       <w:pPr>
@@ -18053,10 +18400,11 @@
         <w:rPr>
           <w:rFonts w:ascii="Aptos" w:hAnsi="Aptos"/>
         </w:rPr>
+        <w:lastRenderedPageBreak/>
         <w:drawing>
-          <wp:inline distT="0" distB="0" distL="0" distR="0" wp14:anchorId="3919608A" wp14:editId="5C7C901B">
-            <wp:extent cx="6120130" cy="4437380"/>
-            <wp:effectExtent l="0" t="0" r="1270" b="0"/>
+          <wp:inline distT="0" distB="0" distL="0" distR="0" wp14:anchorId="3919608A" wp14:editId="5937EFBC">
+            <wp:extent cx="5768437" cy="4182386"/>
+            <wp:effectExtent l="0" t="0" r="0" b="0"/>
             <wp:docPr id="1419475280" name="Picture 1" descr="A screen shot of a computer program&#10;&#10;AI-generated content may be incorrect."/>
             <wp:cNvGraphicFramePr>
               <a:graphicFrameLocks xmlns:a="http://schemas.openxmlformats.org/drawingml/2006/main" noChangeAspect="1"/>
@@ -18069,7 +18417,7 @@
                     <pic:cNvPicPr/>
                   </pic:nvPicPr>
                   <pic:blipFill>
-                    <a:blip r:embed="rId43"/>
+                    <a:blip r:embed="rId44"/>
                     <a:stretch>
                       <a:fillRect/>
                     </a:stretch>
@@ -18077,7 +18425,7 @@
                   <pic:spPr>
                     <a:xfrm>
                       <a:off x="0" y="0"/>
-                      <a:ext cx="6120130" cy="4437380"/>
+                      <a:ext cx="5795738" cy="4202180"/>
                     </a:xfrm>
                     <a:prstGeom prst="rect">
                       <a:avLst/>
@@ -18106,7 +18454,23 @@
           <w:sz w:val="20"/>
           <w:szCs w:val="20"/>
         </w:rPr>
-        <w:t>Figure : Fitness function for GA</w:t>
+        <w:t xml:space="preserve">Figure </w:t>
+      </w:r>
+      <w:r>
+        <w:rPr>
+          <w:rFonts w:ascii="Aptos" w:hAnsi="Aptos"/>
+          <w:sz w:val="20"/>
+          <w:szCs w:val="20"/>
+        </w:rPr>
+        <w:t>3.5</w:t>
+      </w:r>
+      <w:r>
+        <w:rPr>
+          <w:rFonts w:ascii="Aptos" w:hAnsi="Aptos"/>
+          <w:sz w:val="20"/>
+          <w:szCs w:val="20"/>
+        </w:rPr>
+        <w:t>: Fitness function for GA</w:t>
       </w:r>
     </w:p>
     <w:p>
@@ -18120,7 +18484,6 @@
         <w:rPr>
           <w:rFonts w:ascii="Aptos" w:hAnsi="Aptos" w:cs="Angsana New"/>
         </w:rPr>
-        <w:lastRenderedPageBreak/>
         <w:t xml:space="preserve">Selection Method </w:t>
       </w:r>
       <w:r>
@@ -18183,7 +18546,19 @@
         <w:rPr>
           <w:rFonts w:ascii="Aptos" w:hAnsi="Aptos" w:cs="Arial"/>
         </w:rPr>
-        <w:t>s for next generation as depciuted in figure below.</w:t>
+        <w:t>s for next generation as depciuted in figure</w:t>
+      </w:r>
+      <w:r>
+        <w:rPr>
+          <w:rFonts w:ascii="Aptos" w:hAnsi="Aptos" w:cs="Arial"/>
+        </w:rPr>
+        <w:t xml:space="preserve"> 3.6</w:t>
+      </w:r>
+      <w:r>
+        <w:rPr>
+          <w:rFonts w:ascii="Aptos" w:hAnsi="Aptos" w:cs="Arial"/>
+        </w:rPr>
+        <w:t xml:space="preserve"> below.</w:t>
       </w:r>
     </w:p>
     <w:p>
@@ -18218,7 +18593,7 @@
                     <pic:cNvPicPr/>
                   </pic:nvPicPr>
                   <pic:blipFill>
-                    <a:blip r:embed="rId44"/>
+                    <a:blip r:embed="rId45"/>
                     <a:stretch>
                       <a:fillRect/>
                     </a:stretch>
@@ -18255,104 +18630,581 @@
           <w:sz w:val="20"/>
           <w:szCs w:val="20"/>
         </w:rPr>
-        <w:t>Figure : Tounament selection implementation</w:t>
-      </w:r>
-    </w:p>
-    <w:p>
-      <w:pPr>
-        <w:pStyle w:val="BodyText"/>
-        <w:jc w:val="center"/>
+        <w:t xml:space="preserve">Figure </w:t>
+      </w:r>
+      <w:r>
         <w:rPr>
           <w:rFonts w:ascii="Aptos" w:hAnsi="Aptos"/>
           <w:sz w:val="20"/>
           <w:szCs w:val="20"/>
         </w:rPr>
-      </w:pPr>
+        <w:t>3.6</w:t>
+      </w:r>
+      <w:r>
+        <w:rPr>
+          <w:rFonts w:ascii="Aptos" w:hAnsi="Aptos"/>
+          <w:sz w:val="20"/>
+          <w:szCs w:val="20"/>
+        </w:rPr>
+        <w:t>: Tounament selection implementation</w:t>
+      </w:r>
     </w:p>
     <w:p>
       <w:pPr>
         <w:pStyle w:val="Heading3"/>
         <w:rPr>
-          <w:rFonts w:ascii="Aptos" w:hAnsi="Aptos"/>
-        </w:rPr>
-      </w:pPr>
-      <w:r>
-        <w:rPr>
-          <w:rFonts w:ascii="Aptos" w:hAnsi="Aptos" w:cs="Angsana New"/>
-        </w:rPr>
-        <w:t>Elitism</w:t>
-      </w:r>
-      <w:r>
-        <w:rPr>
-          <w:rFonts w:ascii="Aptos" w:hAnsi="Aptos"/>
-        </w:rPr>
+          <w:rFonts w:ascii="Aptos" w:hAnsi="Aptos" w:cs="Angsana New"/>
+        </w:rPr>
+      </w:pPr>
+    </w:p>
+    <w:p>
+      <w:pPr>
+        <w:pStyle w:val="Heading3"/>
+        <w:rPr>
+          <w:rFonts w:ascii="Aptos" w:hAnsi="Aptos" w:cs="Angsana New"/>
+        </w:rPr>
+      </w:pPr>
+      <w:r>
+        <w:rPr>
+          <w:rFonts w:ascii="Aptos" w:hAnsi="Aptos" w:cs="Angsana New"/>
+        </w:rPr>
+        <w:t>Crossover Operators</w:t>
+      </w:r>
+    </w:p>
+    <w:p>
+      <w:pPr>
+        <w:pStyle w:val="BodyText"/>
+      </w:pPr>
+      <w:r>
+        <w:t xml:space="preserve">This is combining two parent chromasomes to create a child. The idea behind is child inherits the best traits. Here we apply uniform cross over mechanism. Its like coin is tossed and </w:t>
+      </w:r>
+      <w:r>
+        <w:t>determines</w:t>
+      </w:r>
+      <w:r>
+        <w:t xml:space="preserve"> whether the parent 1 and parent 2 </w:t>
+      </w:r>
+      <w:r>
+        <w:t>properties are swapped and create and update child 1 and child 2 properties which is the cross over. The logic is depicted in figure 3.7 below.</w:t>
+      </w:r>
+    </w:p>
+    <w:p>
+      <w:pPr>
+        <w:pStyle w:val="BodyText"/>
+      </w:pPr>
+      <w:r>
+        <w:t xml:space="preserve">Additionally we do not cross over 100% instead we keep a cross over rate to 80% which make sure there is a 20% chance </w:t>
+      </w:r>
+      <w:r>
+        <w:t xml:space="preserve">that parent pass traits starigh to the next generation without being traits swapped. This make sure good solutions from </w:t>
+      </w:r>
+      <w:r>
+        <w:t>tournament</w:t>
+      </w:r>
+      <w:r>
         <w:t xml:space="preserve"> </w:t>
       </w:r>
+      <w:r>
+        <w:t>selection</w:t>
+      </w:r>
+      <w:r>
+        <w:t xml:space="preserve"> survives intact into the next </w:t>
+      </w:r>
+      <w:r>
+        <w:lastRenderedPageBreak/>
+        <w:t>generation witohut breakdown in every generation. If 100% crossover we cannot make sure this would preserve.</w:t>
+      </w:r>
+    </w:p>
+    <w:p>
+      <w:pPr>
+        <w:pStyle w:val="BodyText"/>
+      </w:pPr>
+      <w:r>
+        <w:drawing>
+          <wp:inline distT="0" distB="0" distL="0" distR="0" wp14:anchorId="31F3CBCB" wp14:editId="63CF2B88">
+            <wp:extent cx="6120130" cy="1560195"/>
+            <wp:effectExtent l="0" t="0" r="1270" b="1905"/>
+            <wp:docPr id="1247804154" name="Picture 1" descr="A computer screen with text on it&#10;&#10;AI-generated content may be incorrect."/>
+            <wp:cNvGraphicFramePr>
+              <a:graphicFrameLocks xmlns:a="http://schemas.openxmlformats.org/drawingml/2006/main" noChangeAspect="1"/>
+            </wp:cNvGraphicFramePr>
+            <a:graphic xmlns:a="http://schemas.openxmlformats.org/drawingml/2006/main">
+              <a:graphicData uri="http://schemas.openxmlformats.org/drawingml/2006/picture">
+                <pic:pic xmlns:pic="http://schemas.openxmlformats.org/drawingml/2006/picture">
+                  <pic:nvPicPr>
+                    <pic:cNvPr id="1247804154" name="Picture 1" descr="A computer screen with text on it&#10;&#10;AI-generated content may be incorrect."/>
+                    <pic:cNvPicPr/>
+                  </pic:nvPicPr>
+                  <pic:blipFill>
+                    <a:blip r:embed="rId46"/>
+                    <a:stretch>
+                      <a:fillRect/>
+                    </a:stretch>
+                  </pic:blipFill>
+                  <pic:spPr>
+                    <a:xfrm>
+                      <a:off x="0" y="0"/>
+                      <a:ext cx="6120130" cy="1560195"/>
+                    </a:xfrm>
+                    <a:prstGeom prst="rect">
+                      <a:avLst/>
+                    </a:prstGeom>
+                  </pic:spPr>
+                </pic:pic>
+              </a:graphicData>
+            </a:graphic>
+          </wp:inline>
+        </w:drawing>
+      </w:r>
     </w:p>
     <w:p>
       <w:pPr>
         <w:pStyle w:val="Heading3"/>
-        <w:rPr>
-          <w:rFonts w:ascii="Aptos" w:hAnsi="Aptos"/>
+        <w:jc w:val="center"/>
+        <w:rPr>
+          <w:rFonts w:ascii="Aptos" w:hAnsi="Aptos" w:cs="Angsana New"/>
           <w:b w:val="0"/>
           <w:bCs w:val="0"/>
-        </w:rPr>
-      </w:pPr>
-      <w:r>
-        <w:rPr>
-          <w:rFonts w:ascii="Aptos" w:hAnsi="Aptos"/>
+          <w:sz w:val="20"/>
+          <w:szCs w:val="20"/>
+        </w:rPr>
+      </w:pPr>
+      <w:r>
+        <w:rPr>
+          <w:rFonts w:ascii="Aptos" w:hAnsi="Aptos" w:cs="Angsana New"/>
           <w:b w:val="0"/>
           <w:bCs w:val="0"/>
-        </w:rPr>
-        <w:t xml:space="preserve">This is a process of </w:t>
-      </w:r>
-      <w:r>
-        <w:rPr>
-          <w:rFonts w:ascii="Aptos" w:hAnsi="Aptos"/>
+          <w:sz w:val="20"/>
+          <w:szCs w:val="20"/>
+        </w:rPr>
+        <w:t xml:space="preserve">Figure 3.7 : </w:t>
+      </w:r>
+      <w:r>
+        <w:rPr>
+          <w:rFonts w:ascii="Aptos" w:hAnsi="Aptos" w:cs="Angsana New"/>
           <w:b w:val="0"/>
           <w:bCs w:val="0"/>
-        </w:rPr>
-        <w:t>automatically copying the best chromosomes directly into the next generation without crossover or mutation.</w:t>
-      </w:r>
-      <w:r>
-        <w:rPr>
-          <w:rFonts w:ascii="Aptos" w:hAnsi="Aptos"/>
+          <w:sz w:val="20"/>
+          <w:szCs w:val="20"/>
+        </w:rPr>
+        <w:t>Unform Crossover</w:t>
+      </w:r>
+    </w:p>
+    <w:p>
+      <w:pPr>
+        <w:pStyle w:val="BodyText"/>
+      </w:pPr>
+    </w:p>
+    <w:p>
+      <w:pPr>
+        <w:pStyle w:val="Heading3"/>
+        <w:rPr>
+          <w:rFonts w:ascii="Aptos" w:hAnsi="Aptos" w:cs="Angsana New"/>
+        </w:rPr>
+      </w:pPr>
+      <w:r>
+        <w:rPr>
+          <w:rFonts w:ascii="Aptos" w:hAnsi="Aptos" w:cs="Angsana New"/>
+        </w:rPr>
+        <w:t xml:space="preserve">Mutation Operation </w:t>
+      </w:r>
+    </w:p>
+    <w:p>
+      <w:pPr>
+        <w:pStyle w:val="BodyText"/>
+        <w:rPr>
+          <w:rFonts w:ascii="Aptos" w:hAnsi="Aptos"/>
+        </w:rPr>
+      </w:pPr>
+      <w:r>
+        <w:rPr>
+          <w:rFonts w:ascii="Aptos" w:hAnsi="Aptos"/>
+        </w:rPr>
+        <w:t xml:space="preserve">Random Small changes introduced to prevent algorithm stuck in a local trap. </w:t>
+      </w:r>
+      <w:r>
+        <w:rPr>
+          <w:rFonts w:ascii="Aptos" w:hAnsi="Aptos"/>
+        </w:rPr>
+        <w:t xml:space="preserve"> Logic is depicted in figure 3.</w:t>
+      </w:r>
+      <w:r>
+        <w:rPr>
+          <w:rFonts w:ascii="Aptos" w:hAnsi="Aptos"/>
+        </w:rPr>
+        <w:t xml:space="preserve">8 </w:t>
+      </w:r>
+      <w:r>
+        <w:rPr>
+          <w:rFonts w:ascii="Aptos" w:hAnsi="Aptos"/>
+        </w:rPr>
+        <w:t>below.</w:t>
+      </w:r>
+    </w:p>
+    <w:p>
+      <w:pPr>
+        <w:pStyle w:val="BodyText"/>
+        <w:rPr>
+          <w:rFonts w:ascii="Aptos" w:hAnsi="Aptos"/>
+        </w:rPr>
+      </w:pPr>
+      <m:oMathPara>
+        <m:oMath>
+          <m:r>
+            <w:rPr>
+              <w:rFonts w:ascii="Cambria Math" w:hAnsi="Cambria Math"/>
+            </w:rPr>
+            <m:t>Before=</m:t>
+          </m:r>
+          <m:d>
+            <m:dPr>
+              <m:begChr m:val="["/>
+              <m:endChr m:val="]"/>
+              <m:ctrlPr>
+                <w:rPr>
+                  <w:rFonts w:ascii="Cambria Math" w:hAnsi="Cambria Math"/>
+                  <w:i/>
+                </w:rPr>
+              </m:ctrlPr>
+            </m:dPr>
+            <m:e>
+              <m:r>
+                <w:rPr>
+                  <w:rFonts w:ascii="Cambria Math" w:hAnsi="Cambria Math"/>
+                </w:rPr>
+                <m:t>0, 1, 0…</m:t>
+              </m:r>
+            </m:e>
+          </m:d>
+        </m:oMath>
+      </m:oMathPara>
+    </w:p>
+    <w:p>
+      <w:pPr>
+        <w:pStyle w:val="BodyText"/>
+        <w:rPr>
+          <w:rFonts w:ascii="Aptos" w:hAnsi="Aptos"/>
+        </w:rPr>
+      </w:pPr>
+      <m:oMathPara>
+        <m:oMath>
+          <m:r>
+            <w:rPr>
+              <w:rFonts w:ascii="Cambria Math" w:hAnsi="Cambria Math"/>
+            </w:rPr>
+            <m:t>After=[0, 0, 1… ]</m:t>
+          </m:r>
+        </m:oMath>
+      </m:oMathPara>
+    </w:p>
+    <w:p>
+      <w:pPr>
+        <w:pStyle w:val="BodyText"/>
+        <w:rPr>
+          <w:rFonts w:ascii="Aptos" w:hAnsi="Aptos"/>
+        </w:rPr>
+      </w:pPr>
+      <w:r>
+        <w:rPr>
+          <w:rFonts w:ascii="Aptos" w:hAnsi="Aptos"/>
+        </w:rPr>
+        <w:drawing>
+          <wp:inline distT="0" distB="0" distL="0" distR="0" wp14:anchorId="4C964BF4" wp14:editId="00A0C6EB">
+            <wp:extent cx="6120130" cy="1863090"/>
+            <wp:effectExtent l="0" t="0" r="1270" b="3810"/>
+            <wp:docPr id="292384438" name="Picture 1" descr="A screen shot of a computer code&#10;&#10;AI-generated content may be incorrect."/>
+            <wp:cNvGraphicFramePr>
+              <a:graphicFrameLocks xmlns:a="http://schemas.openxmlformats.org/drawingml/2006/main" noChangeAspect="1"/>
+            </wp:cNvGraphicFramePr>
+            <a:graphic xmlns:a="http://schemas.openxmlformats.org/drawingml/2006/main">
+              <a:graphicData uri="http://schemas.openxmlformats.org/drawingml/2006/picture">
+                <pic:pic xmlns:pic="http://schemas.openxmlformats.org/drawingml/2006/picture">
+                  <pic:nvPicPr>
+                    <pic:cNvPr id="292384438" name="Picture 1" descr="A screen shot of a computer code&#10;&#10;AI-generated content may be incorrect."/>
+                    <pic:cNvPicPr/>
+                  </pic:nvPicPr>
+                  <pic:blipFill>
+                    <a:blip r:embed="rId47"/>
+                    <a:stretch>
+                      <a:fillRect/>
+                    </a:stretch>
+                  </pic:blipFill>
+                  <pic:spPr>
+                    <a:xfrm>
+                      <a:off x="0" y="0"/>
+                      <a:ext cx="6120130" cy="1863090"/>
+                    </a:xfrm>
+                    <a:prstGeom prst="rect">
+                      <a:avLst/>
+                    </a:prstGeom>
+                  </pic:spPr>
+                </pic:pic>
+              </a:graphicData>
+            </a:graphic>
+          </wp:inline>
+        </w:drawing>
+      </w:r>
+    </w:p>
+    <w:p>
+      <w:pPr>
+        <w:pStyle w:val="Heading3"/>
+        <w:jc w:val="center"/>
+        <w:rPr>
+          <w:rFonts w:ascii="Aptos" w:hAnsi="Aptos" w:cs="Angsana New"/>
           <w:b w:val="0"/>
           <w:bCs w:val="0"/>
-        </w:rPr>
-        <w:t xml:space="preserve"> Without Elitism we would notice a oscilation</w:t>
-      </w:r>
-      <w:r>
-        <w:rPr>
-          <w:rFonts w:ascii="Aptos" w:hAnsi="Aptos"/>
+          <w:sz w:val="20"/>
+          <w:szCs w:val="20"/>
+        </w:rPr>
+      </w:pPr>
+      <w:r>
+        <w:rPr>
+          <w:rFonts w:ascii="Aptos" w:hAnsi="Aptos" w:cs="Angsana New"/>
           <w:b w:val="0"/>
           <w:bCs w:val="0"/>
-        </w:rPr>
-        <w:t xml:space="preserve"> as depicted in figure </w:t>
-      </w:r>
-      <w:r>
-        <w:rPr>
-          <w:rFonts w:ascii="Aptos" w:hAnsi="Aptos"/>
+          <w:sz w:val="20"/>
+          <w:szCs w:val="20"/>
+        </w:rPr>
+        <w:t>Figure 3.</w:t>
+      </w:r>
+      <w:r>
+        <w:rPr>
+          <w:rFonts w:ascii="Aptos" w:hAnsi="Aptos" w:cs="Angsana New"/>
           <w:b w:val="0"/>
           <w:bCs w:val="0"/>
-        </w:rPr>
-        <w:t xml:space="preserve">. </w:t>
-      </w:r>
-      <w:r>
-        <w:rPr>
-          <w:rFonts w:ascii="Aptos" w:hAnsi="Aptos"/>
+          <w:sz w:val="20"/>
+          <w:szCs w:val="20"/>
+        </w:rPr>
+        <w:t>8</w:t>
+      </w:r>
+      <w:r>
+        <w:rPr>
+          <w:rFonts w:ascii="Aptos" w:hAnsi="Aptos" w:cs="Angsana New"/>
           <w:b w:val="0"/>
           <w:bCs w:val="0"/>
-        </w:rPr>
-        <w:t xml:space="preserve">With addressing elitism of selecting the best score for next generation its continously improved curve as depicted in figure below.  </w:t>
-      </w:r>
-      <w:r>
-        <w:rPr>
-          <w:rFonts w:ascii="Aptos" w:hAnsi="Aptos"/>
+          <w:sz w:val="20"/>
+          <w:szCs w:val="20"/>
+        </w:rPr>
+        <w:t>: Rando</w:t>
+      </w:r>
+      <w:r>
+        <w:rPr>
+          <w:rFonts w:ascii="Aptos" w:hAnsi="Aptos" w:cs="Angsana New"/>
           <w:b w:val="0"/>
           <w:bCs w:val="0"/>
-        </w:rPr>
-        <w:t>Figure depicts elitism implementation.</w:t>
+          <w:sz w:val="20"/>
+          <w:szCs w:val="20"/>
+        </w:rPr>
+        <w:t>m</w:t>
+      </w:r>
+      <w:r>
+        <w:rPr>
+          <w:rFonts w:ascii="Aptos" w:hAnsi="Aptos" w:cs="Angsana New"/>
+          <w:b w:val="0"/>
+          <w:bCs w:val="0"/>
+          <w:sz w:val="20"/>
+          <w:szCs w:val="20"/>
+        </w:rPr>
+        <w:t xml:space="preserve"> mutation with bit flipping</w:t>
+      </w:r>
+    </w:p>
+    <w:p>
+      <w:pPr>
+        <w:pStyle w:val="Heading3"/>
+        <w:rPr>
+          <w:rFonts w:ascii="Aptos" w:hAnsi="Aptos" w:cs="Angsana New"/>
+        </w:rPr>
+      </w:pPr>
+    </w:p>
+    <w:p>
+      <w:pPr>
+        <w:pStyle w:val="Heading3"/>
+        <w:rPr>
+          <w:rFonts w:ascii="Aptos" w:hAnsi="Aptos"/>
+        </w:rPr>
+      </w:pPr>
+      <w:r>
+        <w:rPr>
+          <w:rFonts w:ascii="Aptos" w:hAnsi="Aptos" w:cs="Angsana New"/>
+        </w:rPr>
+        <w:t>Elitism</w:t>
+      </w:r>
+      <w:r>
+        <w:rPr>
+          <w:rFonts w:ascii="Aptos" w:hAnsi="Aptos"/>
+        </w:rPr>
+        <w:t xml:space="preserve"> </w:t>
+      </w:r>
+    </w:p>
+    <w:p>
+      <w:pPr>
+        <w:pStyle w:val="Heading3"/>
+        <w:rPr>
+          <w:rFonts w:ascii="Aptos" w:hAnsi="Aptos"/>
+          <w:b w:val="0"/>
+          <w:bCs w:val="0"/>
+        </w:rPr>
+      </w:pPr>
+      <w:r>
+        <w:rPr>
+          <w:rFonts w:ascii="Aptos" w:hAnsi="Aptos"/>
+          <w:b w:val="0"/>
+          <w:bCs w:val="0"/>
+        </w:rPr>
+        <w:t xml:space="preserve">This is a process of </w:t>
+      </w:r>
+      <w:r>
+        <w:rPr>
+          <w:rFonts w:ascii="Aptos" w:hAnsi="Aptos"/>
+          <w:b w:val="0"/>
+          <w:bCs w:val="0"/>
+        </w:rPr>
+        <w:t>automatically copying the best chromosomes directly into the next generation without crossover or mutation.</w:t>
+      </w:r>
+      <w:r>
+        <w:rPr>
+          <w:rFonts w:ascii="Aptos" w:hAnsi="Aptos"/>
+          <w:b w:val="0"/>
+          <w:bCs w:val="0"/>
+        </w:rPr>
+        <w:t xml:space="preserve"> Without Elitism we would notice a oscilation</w:t>
+      </w:r>
+      <w:r>
+        <w:rPr>
+          <w:rFonts w:ascii="Aptos" w:hAnsi="Aptos"/>
+          <w:b w:val="0"/>
+          <w:bCs w:val="0"/>
+        </w:rPr>
+        <w:t xml:space="preserve"> as depicted in figure </w:t>
+      </w:r>
+      <w:r>
+        <w:rPr>
+          <w:rFonts w:ascii="Aptos" w:hAnsi="Aptos"/>
+          <w:b w:val="0"/>
+          <w:bCs w:val="0"/>
+        </w:rPr>
+        <w:t>3.</w:t>
+      </w:r>
+      <w:r>
+        <w:rPr>
+          <w:rFonts w:ascii="Aptos" w:hAnsi="Aptos"/>
+          <w:b w:val="0"/>
+          <w:bCs w:val="0"/>
+        </w:rPr>
+        <w:t>9</w:t>
+      </w:r>
+      <w:r>
+        <w:rPr>
+          <w:rFonts w:ascii="Aptos" w:hAnsi="Aptos"/>
+          <w:b w:val="0"/>
+          <w:bCs w:val="0"/>
+        </w:rPr>
+        <w:t xml:space="preserve">. </w:t>
+      </w:r>
+      <w:r>
+        <w:rPr>
+          <w:rFonts w:ascii="Aptos" w:hAnsi="Aptos"/>
+          <w:b w:val="0"/>
+          <w:bCs w:val="0"/>
+        </w:rPr>
+        <w:t xml:space="preserve">With addressing elitism of selecting the best score for next generation its continously improved </w:t>
+      </w:r>
+      <w:r>
+        <w:rPr>
+          <w:rFonts w:ascii="Aptos" w:hAnsi="Aptos"/>
+          <w:b w:val="0"/>
+          <w:bCs w:val="0"/>
+        </w:rPr>
+        <w:t xml:space="preserve">and stabalize </w:t>
+      </w:r>
+      <w:r>
+        <w:rPr>
+          <w:rFonts w:ascii="Aptos" w:hAnsi="Aptos"/>
+          <w:b w:val="0"/>
+          <w:bCs w:val="0"/>
+        </w:rPr>
+        <w:t xml:space="preserve">as </w:t>
+      </w:r>
+      <w:r>
+        <w:rPr>
+          <w:rFonts w:ascii="Aptos" w:hAnsi="Aptos"/>
+          <w:b w:val="0"/>
+          <w:bCs w:val="0"/>
+        </w:rPr>
+        <w:lastRenderedPageBreak/>
+        <w:t xml:space="preserve">depicted in figure </w:t>
+      </w:r>
+      <w:r>
+        <w:rPr>
+          <w:rFonts w:ascii="Aptos" w:hAnsi="Aptos"/>
+          <w:b w:val="0"/>
+          <w:bCs w:val="0"/>
+        </w:rPr>
+        <w:t>3.</w:t>
+      </w:r>
+      <w:r>
+        <w:rPr>
+          <w:rFonts w:ascii="Aptos" w:hAnsi="Aptos"/>
+          <w:b w:val="0"/>
+          <w:bCs w:val="0"/>
+        </w:rPr>
+        <w:t>10</w:t>
+      </w:r>
+      <w:r>
+        <w:rPr>
+          <w:rFonts w:ascii="Aptos" w:hAnsi="Aptos"/>
+          <w:b w:val="0"/>
+          <w:bCs w:val="0"/>
+        </w:rPr>
+        <w:t xml:space="preserve"> </w:t>
+      </w:r>
+      <w:r>
+        <w:rPr>
+          <w:rFonts w:ascii="Aptos" w:hAnsi="Aptos"/>
+          <w:b w:val="0"/>
+          <w:bCs w:val="0"/>
+        </w:rPr>
+        <w:t xml:space="preserve">below.  </w:t>
+      </w:r>
+      <w:r>
+        <w:rPr>
+          <w:rFonts w:ascii="Aptos" w:hAnsi="Aptos"/>
+          <w:b w:val="0"/>
+          <w:bCs w:val="0"/>
+        </w:rPr>
+        <w:t xml:space="preserve">Figure </w:t>
+      </w:r>
+      <w:r>
+        <w:rPr>
+          <w:rFonts w:ascii="Aptos" w:hAnsi="Aptos"/>
+          <w:b w:val="0"/>
+          <w:bCs w:val="0"/>
+        </w:rPr>
+        <w:t>3.</w:t>
+      </w:r>
+      <w:r>
+        <w:rPr>
+          <w:rFonts w:ascii="Aptos" w:hAnsi="Aptos"/>
+          <w:b w:val="0"/>
+          <w:bCs w:val="0"/>
+        </w:rPr>
+        <w:t>11</w:t>
+      </w:r>
+      <w:r>
+        <w:rPr>
+          <w:rFonts w:ascii="Aptos" w:hAnsi="Aptos"/>
+          <w:b w:val="0"/>
+          <w:bCs w:val="0"/>
+        </w:rPr>
+        <w:t xml:space="preserve"> below </w:t>
+      </w:r>
+      <w:r>
+        <w:rPr>
+          <w:rFonts w:ascii="Aptos" w:hAnsi="Aptos"/>
+          <w:b w:val="0"/>
+          <w:bCs w:val="0"/>
+        </w:rPr>
+        <w:t>depicts elitism implementation.</w:t>
       </w:r>
     </w:p>
     <w:p>
@@ -18383,7 +19235,7 @@
                     <pic:cNvPicPr/>
                   </pic:nvPicPr>
                   <pic:blipFill>
-                    <a:blip r:embed="rId45"/>
+                    <a:blip r:embed="rId48"/>
                     <a:stretch>
                       <a:fillRect/>
                     </a:stretch>
@@ -18420,7 +19272,39 @@
           <w:sz w:val="20"/>
           <w:szCs w:val="20"/>
         </w:rPr>
-        <w:t>Figure : GA Best Score Curve without Elitism</w:t>
+        <w:t xml:space="preserve">Figure </w:t>
+      </w:r>
+      <w:r>
+        <w:rPr>
+          <w:rFonts w:ascii="Aptos" w:hAnsi="Aptos"/>
+          <w:sz w:val="20"/>
+          <w:szCs w:val="20"/>
+        </w:rPr>
+        <w:t>3.</w:t>
+      </w:r>
+      <w:r>
+        <w:rPr>
+          <w:rFonts w:ascii="Aptos" w:hAnsi="Aptos"/>
+          <w:sz w:val="20"/>
+          <w:szCs w:val="20"/>
+        </w:rPr>
+        <w:t>9</w:t>
+      </w:r>
+      <w:r>
+        <w:rPr>
+          <w:rFonts w:ascii="Aptos" w:hAnsi="Aptos"/>
+          <w:sz w:val="20"/>
+          <w:szCs w:val="20"/>
+        </w:rPr>
+        <w:t>: GA Best Score Curve without Elitism</w:t>
+      </w:r>
+      <w:r>
+        <w:rPr>
+          <w:rFonts w:ascii="Aptos" w:hAnsi="Aptos"/>
+          <w:sz w:val="20"/>
+          <w:szCs w:val="20"/>
+        </w:rPr>
+        <w:t xml:space="preserve"> (Up and Down)</w:t>
       </w:r>
     </w:p>
     <w:p>
@@ -18443,7 +19327,6 @@
         <w:rPr>
           <w:rFonts w:ascii="Aptos" w:hAnsi="Aptos"/>
         </w:rPr>
-        <w:lastRenderedPageBreak/>
         <w:drawing>
           <wp:inline distT="0" distB="0" distL="0" distR="0" wp14:anchorId="761D6F24" wp14:editId="2CCC6606">
             <wp:extent cx="5375083" cy="2687541"/>
@@ -18460,7 +19343,7 @@
                     <pic:cNvPicPr/>
                   </pic:nvPicPr>
                   <pic:blipFill>
-                    <a:blip r:embed="rId46"/>
+                    <a:blip r:embed="rId49"/>
                     <a:stretch>
                       <a:fillRect/>
                     </a:stretch>
@@ -18497,29 +19380,31 @@
           <w:sz w:val="20"/>
           <w:szCs w:val="20"/>
         </w:rPr>
-        <w:t>Figure : GA Best Score Curve with Elitism</w:t>
-      </w:r>
-    </w:p>
-    <w:p>
-      <w:pPr>
-        <w:pStyle w:val="BodyText"/>
-        <w:rPr>
-          <w:rFonts w:ascii="Aptos" w:hAnsi="Aptos"/>
-        </w:rPr>
-      </w:pPr>
-    </w:p>
-    <w:p>
-      <w:pPr>
-        <w:pStyle w:val="BodyText"/>
-        <w:rPr>
-          <w:rFonts w:ascii="Aptos" w:hAnsi="Aptos"/>
-        </w:rPr>
-      </w:pPr>
-      <w:r>
-        <w:rPr>
-          <w:rFonts w:ascii="Aptos" w:hAnsi="Aptos"/>
-        </w:rPr>
-        <w:t>Figure below depicts elitism implementation.</w:t>
+        <w:t xml:space="preserve">Figure </w:t>
+      </w:r>
+      <w:r>
+        <w:rPr>
+          <w:rFonts w:ascii="Aptos" w:hAnsi="Aptos"/>
+          <w:sz w:val="20"/>
+          <w:szCs w:val="20"/>
+        </w:rPr>
+        <w:t>3.</w:t>
+      </w:r>
+      <w:r>
+        <w:rPr>
+          <w:rFonts w:ascii="Aptos" w:hAnsi="Aptos"/>
+          <w:sz w:val="20"/>
+          <w:szCs w:val="20"/>
+        </w:rPr>
+        <w:t>10</w:t>
+      </w:r>
+      <w:r>
+        <w:rPr>
+          <w:rFonts w:ascii="Aptos" w:hAnsi="Aptos"/>
+          <w:sz w:val="20"/>
+          <w:szCs w:val="20"/>
+        </w:rPr>
+        <w:t>: GA Best Score Curve with Elitism</w:t>
       </w:r>
     </w:p>
     <w:p>
@@ -18549,7 +19434,7 @@
                     <pic:cNvPicPr/>
                   </pic:nvPicPr>
                   <pic:blipFill>
-                    <a:blip r:embed="rId47"/>
+                    <a:blip r:embed="rId50"/>
                     <a:stretch>
                       <a:fillRect/>
                     </a:stretch>
@@ -18586,7 +19471,7 @@
           <w:sz w:val="20"/>
           <w:szCs w:val="20"/>
         </w:rPr>
-        <w:t xml:space="preserve">Figure : </w:t>
+        <w:t xml:space="preserve">Figure </w:t>
       </w:r>
       <w:r>
         <w:rPr>
@@ -18594,6 +19479,38 @@
           <w:sz w:val="20"/>
           <w:szCs w:val="20"/>
         </w:rPr>
+        <w:t>3.</w:t>
+      </w:r>
+      <w:r>
+        <w:rPr>
+          <w:rFonts w:ascii="Aptos" w:hAnsi="Aptos"/>
+          <w:sz w:val="20"/>
+          <w:szCs w:val="20"/>
+        </w:rPr>
+        <w:t>11</w:t>
+      </w:r>
+      <w:r>
+        <w:rPr>
+          <w:rFonts w:ascii="Aptos" w:hAnsi="Aptos"/>
+          <w:sz w:val="20"/>
+          <w:szCs w:val="20"/>
+        </w:rPr>
+        <w:t xml:space="preserve"> </w:t>
+      </w:r>
+      <w:r>
+        <w:rPr>
+          <w:rFonts w:ascii="Aptos" w:hAnsi="Aptos"/>
+          <w:sz w:val="20"/>
+          <w:szCs w:val="20"/>
+        </w:rPr>
+        <w:t xml:space="preserve">: </w:t>
+      </w:r>
+      <w:r>
+        <w:rPr>
+          <w:rFonts w:ascii="Aptos" w:hAnsi="Aptos"/>
+          <w:sz w:val="20"/>
+          <w:szCs w:val="20"/>
+        </w:rPr>
         <w:t>Elitism implementation</w:t>
       </w:r>
     </w:p>
@@ -18618,6 +19535,7 @@
           <w:rFonts w:ascii="Aptos" w:hAnsi="Aptos"/>
           <w:lang w:val="en-US" w:eastAsia="zh-CN" w:bidi="hi-IN"/>
         </w:rPr>
+        <w:lastRenderedPageBreak/>
         <w:t>References</w:t>
       </w:r>
     </w:p>
@@ -18772,7 +19690,6 @@
         <w:rPr>
           <w:rFonts w:ascii="Aptos" w:hAnsi="Aptos"/>
         </w:rPr>
-        <w:lastRenderedPageBreak/>
         <w:t xml:space="preserve">C. Dewi, R. A. Andika, E. Haryani, D. Riantama, A. Sajid, M. M. Alam, and M. M. Su'ud, "Feature selection for financial data classification using Random Forest, Boruta, and Recursive Feature Elimination," </w:t>
       </w:r>
       <w:r>

--- a/CW_Doc.docx
+++ b/CW_Doc.docx
@@ -16730,21 +16730,7 @@
           <w:rFonts w:ascii="Aptos" w:hAnsi="Aptos"/>
           <w:lang w:val="en-US" w:eastAsia="zh-CN" w:bidi="hi-IN"/>
         </w:rPr>
-        <w:t>P3 (Enterprise Automation)</w:t>
-      </w:r>
-      <w:r>
-        <w:rPr>
-          <w:rFonts w:ascii="Aptos" w:hAnsi="Aptos"/>
-          <w:lang w:val="en-US" w:eastAsia="zh-CN" w:bidi="hi-IN"/>
-        </w:rPr>
-        <w:t xml:space="preserve">, </w:t>
-      </w:r>
-      <w:r>
-        <w:rPr>
-          <w:rFonts w:ascii="Aptos" w:hAnsi="Aptos"/>
-          <w:lang w:val="en-US" w:eastAsia="zh-CN" w:bidi="hi-IN"/>
-        </w:rPr>
-        <w:t>P7 (Enterprise Pipeline)</w:t>
+        <w:t>P3 (Enterprise Automation), P7 (Enterprise Pipeline)</w:t>
       </w:r>
     </w:p>
     <w:p>
@@ -16784,19 +16770,7 @@
         <w:rPr>
           <w:rFonts w:ascii="Aptos" w:hAnsi="Aptos"/>
         </w:rPr>
-        <w:t>)</w:t>
-      </w:r>
-      <w:r>
-        <w:rPr>
-          <w:rFonts w:ascii="Aptos" w:hAnsi="Aptos"/>
-        </w:rPr>
-        <w:t>,</w:t>
-      </w:r>
-      <w:r>
-        <w:rPr>
-          <w:rFonts w:ascii="Aptos" w:hAnsi="Aptos"/>
-        </w:rPr>
-        <w:t xml:space="preserve"> </w:t>
+        <w:t xml:space="preserve">), </w:t>
       </w:r>
       <w:r>
         <w:rPr>
@@ -16862,13 +16836,7 @@
         <w:rPr>
           <w:rFonts w:ascii="Aptos" w:hAnsi="Aptos"/>
         </w:rPr>
-        <w:t>)</w:t>
-      </w:r>
-      <w:r>
-        <w:rPr>
-          <w:rFonts w:ascii="Aptos" w:hAnsi="Aptos"/>
-        </w:rPr>
-        <w:t xml:space="preserve">, </w:t>
+        <w:t xml:space="preserve">), </w:t>
       </w:r>
       <w:r>
         <w:rPr>
@@ -17201,6 +17169,7 @@
       <w:r>
         <w:rPr>
           <w:rFonts w:ascii="Aptos" w:hAnsi="Aptos"/>
+          <w:noProof/>
           <w:lang w:val="en-US" w:eastAsia="zh-CN" w:bidi="hi-IN"/>
         </w:rPr>
         <w:drawing>
@@ -17268,98 +17237,81 @@
           <w:szCs w:val="20"/>
           <w:lang w:val="en-US" w:eastAsia="zh-CN" w:bidi="hi-IN"/>
         </w:rPr>
+        <w:t>Figure 3.2 Data Preparation implementation</w:t>
+      </w:r>
+    </w:p>
+    <w:p>
+      <w:pPr>
+        <w:suppressAutoHyphens/>
+        <w:rPr>
+          <w:rFonts w:ascii="Aptos" w:hAnsi="Aptos"/>
+          <w:lang w:val="en-US" w:eastAsia="zh-CN" w:bidi="hi-IN"/>
+        </w:rPr>
+      </w:pPr>
+    </w:p>
+    <w:p>
+      <w:pPr>
+        <w:suppressAutoHyphens/>
+        <w:rPr>
+          <w:rFonts w:ascii="Aptos" w:hAnsi="Aptos"/>
+          <w:lang w:val="en-US" w:eastAsia="zh-CN" w:bidi="hi-IN"/>
+        </w:rPr>
+      </w:pPr>
+    </w:p>
+    <w:p>
+      <w:pPr>
+        <w:suppressAutoHyphens/>
+        <w:rPr>
+          <w:rFonts w:ascii="Aptos" w:hAnsi="Aptos"/>
+          <w:lang w:val="en-US" w:eastAsia="zh-CN" w:bidi="hi-IN"/>
+        </w:rPr>
+      </w:pPr>
+      <w:r>
+        <w:rPr>
+          <w:rFonts w:ascii="Aptos" w:hAnsi="Aptos"/>
+          <w:lang w:val="en-US" w:eastAsia="zh-CN" w:bidi="hi-IN"/>
+        </w:rPr>
         <w:t>Figure 3.</w:t>
       </w:r>
       <w:r>
+        <w:rPr>
+          <w:rFonts w:ascii="Aptos" w:hAnsi="Aptos"/>
+          <w:lang w:val="en-US" w:eastAsia="zh-CN" w:bidi="hi-IN"/>
+        </w:rPr>
+        <w:t>3</w:t>
+      </w:r>
+      <w:r>
+        <w:rPr>
+          <w:rFonts w:ascii="Aptos" w:hAnsi="Aptos"/>
+          <w:lang w:val="en-US" w:eastAsia="zh-CN" w:bidi="hi-IN"/>
+        </w:rPr>
+        <w:t xml:space="preserve"> illustrates project distribution plots which visualize the cost vs profit tradeoff. The size of the points represents the required developer dev hours.</w:t>
+      </w:r>
+    </w:p>
+    <w:p>
+      <w:pPr>
+        <w:suppressAutoHyphens/>
+        <w:rPr>
+          <w:rFonts w:ascii="Aptos" w:hAnsi="Aptos"/>
+          <w:lang w:val="en-US" w:eastAsia="zh-CN" w:bidi="hi-IN"/>
+        </w:rPr>
+      </w:pPr>
+    </w:p>
+    <w:p>
+      <w:pPr>
+        <w:suppressAutoHyphens/>
+        <w:jc w:val="center"/>
         <w:rPr>
           <w:rFonts w:ascii="Aptos" w:hAnsi="Aptos"/>
           <w:sz w:val="20"/>
           <w:szCs w:val="20"/>
           <w:lang w:val="en-US" w:eastAsia="zh-CN" w:bidi="hi-IN"/>
         </w:rPr>
-        <w:t>2</w:t>
-      </w:r>
-      <w:r>
-        <w:rPr>
-          <w:rFonts w:ascii="Aptos" w:hAnsi="Aptos"/>
-          <w:sz w:val="20"/>
-          <w:szCs w:val="20"/>
-          <w:lang w:val="en-US" w:eastAsia="zh-CN" w:bidi="hi-IN"/>
-        </w:rPr>
-        <w:t xml:space="preserve"> Data Preparation implementation</w:t>
-      </w:r>
-    </w:p>
-    <w:p>
-      <w:pPr>
-        <w:suppressAutoHyphens/>
-        <w:rPr>
-          <w:rFonts w:ascii="Aptos" w:hAnsi="Aptos"/>
-          <w:lang w:val="en-US" w:eastAsia="zh-CN" w:bidi="hi-IN"/>
-        </w:rPr>
-      </w:pPr>
-    </w:p>
-    <w:p>
-      <w:pPr>
-        <w:suppressAutoHyphens/>
-        <w:rPr>
-          <w:rFonts w:ascii="Aptos" w:hAnsi="Aptos"/>
-          <w:lang w:val="en-US" w:eastAsia="zh-CN" w:bidi="hi-IN"/>
-        </w:rPr>
-      </w:pPr>
-    </w:p>
-    <w:p>
-      <w:pPr>
-        <w:suppressAutoHyphens/>
-        <w:rPr>
-          <w:rFonts w:ascii="Aptos" w:hAnsi="Aptos"/>
-          <w:lang w:val="en-US" w:eastAsia="zh-CN" w:bidi="hi-IN"/>
-        </w:rPr>
-      </w:pPr>
-      <w:r>
-        <w:rPr>
-          <w:rFonts w:ascii="Aptos" w:hAnsi="Aptos"/>
-          <w:lang w:val="en-US" w:eastAsia="zh-CN" w:bidi="hi-IN"/>
-        </w:rPr>
-        <w:t>Figure 3.</w:t>
-      </w:r>
-      <w:r>
-        <w:rPr>
-          <w:rFonts w:ascii="Aptos" w:hAnsi="Aptos"/>
-          <w:lang w:val="en-US" w:eastAsia="zh-CN" w:bidi="hi-IN"/>
-        </w:rPr>
-        <w:t>3</w:t>
-      </w:r>
-      <w:r>
-        <w:rPr>
-          <w:rFonts w:ascii="Aptos" w:hAnsi="Aptos"/>
-          <w:lang w:val="en-US" w:eastAsia="zh-CN" w:bidi="hi-IN"/>
-        </w:rPr>
-        <w:t xml:space="preserve"> illustrates project distribution plots which visualize the cost vs profit tradeoff. The size of the points represents the required developer dev hours.</w:t>
-      </w:r>
-    </w:p>
-    <w:p>
-      <w:pPr>
-        <w:suppressAutoHyphens/>
-        <w:rPr>
-          <w:rFonts w:ascii="Aptos" w:hAnsi="Aptos"/>
-          <w:lang w:val="en-US" w:eastAsia="zh-CN" w:bidi="hi-IN"/>
-        </w:rPr>
-      </w:pPr>
-    </w:p>
-    <w:p>
-      <w:pPr>
-        <w:suppressAutoHyphens/>
-        <w:jc w:val="center"/>
-        <w:rPr>
-          <w:rFonts w:ascii="Aptos" w:hAnsi="Aptos"/>
-          <w:sz w:val="20"/>
-          <w:szCs w:val="20"/>
-          <w:lang w:val="en-US" w:eastAsia="zh-CN" w:bidi="hi-IN"/>
-        </w:rPr>
-      </w:pPr>
-      <w:r>
-        <w:rPr>
-          <w:rFonts w:ascii="Aptos" w:hAnsi="Aptos"/>
+      </w:pPr>
+      <w:r>
+        <w:rPr>
+          <w:rFonts w:ascii="Aptos" w:hAnsi="Aptos"/>
+          <w:noProof/>
           <w:sz w:val="20"/>
           <w:szCs w:val="20"/>
           <w:lang w:val="en-US" w:eastAsia="zh-CN" w:bidi="hi-IN"/>
@@ -17876,43 +17828,7 @@
         <w:rPr>
           <w:rFonts w:ascii="Aptos" w:hAnsi="Aptos"/>
         </w:rPr>
-        <w:t>Brute</w:t>
-      </w:r>
-      <w:r>
-        <w:rPr>
-          <w:rFonts w:ascii="Aptos" w:hAnsi="Aptos"/>
-        </w:rPr>
-        <w:t xml:space="preserve"> </w:t>
-      </w:r>
-      <w:r>
-        <w:rPr>
-          <w:rFonts w:ascii="Aptos" w:hAnsi="Aptos"/>
-        </w:rPr>
-        <w:t xml:space="preserve">force evaluation of over 1 billion combinations is computationally </w:t>
-      </w:r>
-      <w:r>
-        <w:rPr>
-          <w:rFonts w:ascii="Aptos" w:hAnsi="Aptos"/>
-        </w:rPr>
-        <w:t xml:space="preserve">very expensive </w:t>
-      </w:r>
-      <w:r>
-        <w:rPr>
-          <w:rFonts w:ascii="Aptos" w:hAnsi="Aptos"/>
-        </w:rPr>
-        <w:t xml:space="preserve">which </w:t>
-      </w:r>
-      <w:r>
-        <w:rPr>
-          <w:rFonts w:ascii="Aptos" w:hAnsi="Aptos"/>
-        </w:rPr>
-        <w:t>requires better solutions like</w:t>
-      </w:r>
-      <w:r>
-        <w:rPr>
-          <w:rFonts w:ascii="Aptos" w:hAnsi="Aptos"/>
-        </w:rPr>
-        <w:t xml:space="preserve"> GA and MIP.</w:t>
+        <w:t>Brute force evaluation of over 1 billion combinations is computationally very expensive which requires better solutions like GA and MIP.</w:t>
       </w:r>
     </w:p>
     <w:p>
@@ -17946,13 +17862,7 @@
         <w:rPr>
           <w:rFonts w:ascii="Aptos" w:hAnsi="Aptos" w:cs="Angsana New"/>
         </w:rPr>
-        <w:t>Chromosome representation</w:t>
-      </w:r>
-      <w:r>
-        <w:rPr>
-          <w:rFonts w:ascii="Aptos" w:hAnsi="Aptos" w:cs="Angsana New"/>
-        </w:rPr>
-        <w:t xml:space="preserve"> and Popualtion Initalization Strategy</w:t>
+        <w:t>Chromosome representation and Popualtion Initalization Strategy</w:t>
       </w:r>
     </w:p>
     <w:p>
@@ -18179,10 +18089,10 @@
       </w:pPr>
       <w:r>
         <w:drawing>
-          <wp:inline distT="0" distB="0" distL="0" distR="0" wp14:anchorId="26868C9A" wp14:editId="53BB723E">
-            <wp:extent cx="6120130" cy="2512060"/>
-            <wp:effectExtent l="0" t="0" r="1270" b="2540"/>
-            <wp:docPr id="1826793616" name="Picture 1" descr="A screen shot of a computer&#10;&#10;AI-generated content may be incorrect."/>
+          <wp:inline distT="0" distB="0" distL="0" distR="0" wp14:anchorId="02C48D43" wp14:editId="485E3913">
+            <wp:extent cx="6120130" cy="1653540"/>
+            <wp:effectExtent l="0" t="0" r="1270" b="0"/>
+            <wp:docPr id="1576581003" name="Picture 1" descr="A screen shot of a computer code&#10;&#10;AI-generated content may be incorrect."/>
             <wp:cNvGraphicFramePr>
               <a:graphicFrameLocks xmlns:a="http://schemas.openxmlformats.org/drawingml/2006/main" noChangeAspect="1"/>
             </wp:cNvGraphicFramePr>
@@ -18190,7 +18100,7 @@
               <a:graphicData uri="http://schemas.openxmlformats.org/drawingml/2006/picture">
                 <pic:pic xmlns:pic="http://schemas.openxmlformats.org/drawingml/2006/picture">
                   <pic:nvPicPr>
-                    <pic:cNvPr id="1826793616" name="Picture 1" descr="A screen shot of a computer&#10;&#10;AI-generated content may be incorrect."/>
+                    <pic:cNvPr id="1576581003" name="Picture 1" descr="A screen shot of a computer code&#10;&#10;AI-generated content may be incorrect."/>
                     <pic:cNvPicPr/>
                   </pic:nvPicPr>
                   <pic:blipFill>
@@ -18202,7 +18112,7 @@
                   <pic:spPr>
                     <a:xfrm>
                       <a:off x="0" y="0"/>
-                      <a:ext cx="6120130" cy="2512060"/>
+                      <a:ext cx="6120130" cy="1653540"/>
                     </a:xfrm>
                     <a:prstGeom prst="rect">
                       <a:avLst/>
@@ -18399,6 +18309,7 @@
       <w:r>
         <w:rPr>
           <w:rFonts w:ascii="Aptos" w:hAnsi="Aptos"/>
+          <w:noProof/>
         </w:rPr>
         <w:lastRenderedPageBreak/>
         <w:drawing>
@@ -18516,19 +18427,7 @@
         <w:rPr>
           <w:rFonts w:ascii="Aptos" w:hAnsi="Aptos" w:cs="Arial"/>
         </w:rPr>
-        <w:t xml:space="preserve">This is </w:t>
-      </w:r>
-      <w:r>
-        <w:rPr>
-          <w:rFonts w:ascii="Aptos" w:hAnsi="Aptos" w:cs="Arial"/>
-        </w:rPr>
-        <w:t xml:space="preserve">used to select </w:t>
-      </w:r>
-      <w:r>
-        <w:rPr>
-          <w:rFonts w:ascii="Aptos" w:hAnsi="Aptos" w:cs="Arial"/>
-        </w:rPr>
-        <w:t xml:space="preserve">the fittest candidate </w:t>
+        <w:t xml:space="preserve">This is used to select the fittest candidate </w:t>
       </w:r>
       <w:r>
         <w:rPr>
@@ -18574,6 +18473,7 @@
       <w:r>
         <w:rPr>
           <w:rFonts w:ascii="Aptos" w:hAnsi="Aptos"/>
+          <w:noProof/>
           <w:sz w:val="20"/>
           <w:szCs w:val="20"/>
         </w:rPr>
@@ -18720,6 +18620,9 @@
         <w:pStyle w:val="BodyText"/>
       </w:pPr>
       <w:r>
+        <w:rPr>
+          <w:noProof/>
+        </w:rPr>
         <w:drawing>
           <wp:inline distT="0" distB="0" distL="0" distR="0" wp14:anchorId="31F3CBCB" wp14:editId="63CF2B88">
             <wp:extent cx="6120130" cy="1560195"/>
@@ -18907,6 +18810,7 @@
       <w:r>
         <w:rPr>
           <w:rFonts w:ascii="Aptos" w:hAnsi="Aptos"/>
+          <w:noProof/>
         </w:rPr>
         <w:drawing>
           <wp:inline distT="0" distB="0" distL="0" distR="0" wp14:anchorId="4C964BF4" wp14:editId="00A0C6EB">
@@ -19050,159 +18954,179 @@
           <w:rFonts w:ascii="Aptos" w:hAnsi="Aptos"/>
           <w:b w:val="0"/>
           <w:bCs w:val="0"/>
-        </w:rPr>
-        <w:t xml:space="preserve">This is a process of </w:t>
+          <w:sz w:val="24"/>
+          <w:szCs w:val="24"/>
+        </w:rPr>
+        <w:t>This is a process of automatically copying the best chromosomes directly into the next generation without crossover or mutation. Without Elitism we would notice a oscilation</w:t>
       </w:r>
       <w:r>
         <w:rPr>
           <w:rFonts w:ascii="Aptos" w:hAnsi="Aptos"/>
           <w:b w:val="0"/>
           <w:bCs w:val="0"/>
-        </w:rPr>
-        <w:t>automatically copying the best chromosomes directly into the next generation without crossover or mutation.</w:t>
+          <w:sz w:val="24"/>
+          <w:szCs w:val="24"/>
+        </w:rPr>
+        <w:t xml:space="preserve"> as depicted in figure </w:t>
       </w:r>
       <w:r>
         <w:rPr>
           <w:rFonts w:ascii="Aptos" w:hAnsi="Aptos"/>
           <w:b w:val="0"/>
           <w:bCs w:val="0"/>
-        </w:rPr>
-        <w:t xml:space="preserve"> Without Elitism we would notice a oscilation</w:t>
+          <w:sz w:val="24"/>
+          <w:szCs w:val="24"/>
+        </w:rPr>
+        <w:t>3.</w:t>
       </w:r>
       <w:r>
         <w:rPr>
           <w:rFonts w:ascii="Aptos" w:hAnsi="Aptos"/>
           <w:b w:val="0"/>
           <w:bCs w:val="0"/>
-        </w:rPr>
-        <w:t xml:space="preserve"> as depicted in figure </w:t>
+          <w:sz w:val="24"/>
+          <w:szCs w:val="24"/>
+        </w:rPr>
+        <w:t>9</w:t>
       </w:r>
       <w:r>
         <w:rPr>
           <w:rFonts w:ascii="Aptos" w:hAnsi="Aptos"/>
           <w:b w:val="0"/>
           <w:bCs w:val="0"/>
-        </w:rPr>
-        <w:t>3.</w:t>
+          <w:sz w:val="24"/>
+          <w:szCs w:val="24"/>
+        </w:rPr>
+        <w:t xml:space="preserve">. </w:t>
       </w:r>
       <w:r>
         <w:rPr>
           <w:rFonts w:ascii="Aptos" w:hAnsi="Aptos"/>
           <w:b w:val="0"/>
           <w:bCs w:val="0"/>
-        </w:rPr>
-        <w:t>9</w:t>
+          <w:sz w:val="24"/>
+          <w:szCs w:val="24"/>
+        </w:rPr>
+        <w:t xml:space="preserve">With addressing elitism of selecting the best score for next generation </w:t>
       </w:r>
       <w:r>
         <w:rPr>
           <w:rFonts w:ascii="Aptos" w:hAnsi="Aptos"/>
           <w:b w:val="0"/>
           <w:bCs w:val="0"/>
-        </w:rPr>
-        <w:t xml:space="preserve">. </w:t>
+          <w:sz w:val="24"/>
+          <w:szCs w:val="24"/>
+        </w:rPr>
+        <w:lastRenderedPageBreak/>
+        <w:t xml:space="preserve">its continously improved </w:t>
       </w:r>
       <w:r>
         <w:rPr>
           <w:rFonts w:ascii="Aptos" w:hAnsi="Aptos"/>
           <w:b w:val="0"/>
           <w:bCs w:val="0"/>
-        </w:rPr>
-        <w:t xml:space="preserve">With addressing elitism of selecting the best score for next generation its continously improved </w:t>
+          <w:sz w:val="24"/>
+          <w:szCs w:val="24"/>
+        </w:rPr>
+        <w:t xml:space="preserve">and stabalize </w:t>
       </w:r>
       <w:r>
         <w:rPr>
           <w:rFonts w:ascii="Aptos" w:hAnsi="Aptos"/>
           <w:b w:val="0"/>
           <w:bCs w:val="0"/>
-        </w:rPr>
-        <w:t xml:space="preserve">and stabalize </w:t>
+          <w:sz w:val="24"/>
+          <w:szCs w:val="24"/>
+        </w:rPr>
+        <w:t xml:space="preserve">as depicted in figure </w:t>
       </w:r>
       <w:r>
         <w:rPr>
           <w:rFonts w:ascii="Aptos" w:hAnsi="Aptos"/>
           <w:b w:val="0"/>
           <w:bCs w:val="0"/>
-        </w:rPr>
-        <w:t xml:space="preserve">as </w:t>
+          <w:sz w:val="24"/>
+          <w:szCs w:val="24"/>
+        </w:rPr>
+        <w:t>3.</w:t>
       </w:r>
       <w:r>
         <w:rPr>
           <w:rFonts w:ascii="Aptos" w:hAnsi="Aptos"/>
           <w:b w:val="0"/>
           <w:bCs w:val="0"/>
-        </w:rPr>
-        <w:lastRenderedPageBreak/>
-        <w:t xml:space="preserve">depicted in figure </w:t>
+          <w:sz w:val="24"/>
+          <w:szCs w:val="24"/>
+        </w:rPr>
+        <w:t>10</w:t>
       </w:r>
       <w:r>
         <w:rPr>
           <w:rFonts w:ascii="Aptos" w:hAnsi="Aptos"/>
           <w:b w:val="0"/>
           <w:bCs w:val="0"/>
-        </w:rPr>
-        <w:t>3.</w:t>
+          <w:sz w:val="24"/>
+          <w:szCs w:val="24"/>
+        </w:rPr>
+        <w:t xml:space="preserve"> </w:t>
       </w:r>
       <w:r>
         <w:rPr>
           <w:rFonts w:ascii="Aptos" w:hAnsi="Aptos"/>
           <w:b w:val="0"/>
           <w:bCs w:val="0"/>
-        </w:rPr>
-        <w:t>10</w:t>
+          <w:sz w:val="24"/>
+          <w:szCs w:val="24"/>
+        </w:rPr>
+        <w:t xml:space="preserve">below.  </w:t>
       </w:r>
       <w:r>
         <w:rPr>
           <w:rFonts w:ascii="Aptos" w:hAnsi="Aptos"/>
           <w:b w:val="0"/>
           <w:bCs w:val="0"/>
-        </w:rPr>
-        <w:t xml:space="preserve"> </w:t>
+          <w:sz w:val="24"/>
+          <w:szCs w:val="24"/>
+        </w:rPr>
+        <w:t xml:space="preserve">Figure </w:t>
       </w:r>
       <w:r>
         <w:rPr>
           <w:rFonts w:ascii="Aptos" w:hAnsi="Aptos"/>
           <w:b w:val="0"/>
           <w:bCs w:val="0"/>
-        </w:rPr>
-        <w:t xml:space="preserve">below.  </w:t>
+          <w:sz w:val="24"/>
+          <w:szCs w:val="24"/>
+        </w:rPr>
+        <w:t>3.</w:t>
       </w:r>
       <w:r>
         <w:rPr>
           <w:rFonts w:ascii="Aptos" w:hAnsi="Aptos"/>
           <w:b w:val="0"/>
           <w:bCs w:val="0"/>
-        </w:rPr>
-        <w:t xml:space="preserve">Figure </w:t>
+          <w:sz w:val="24"/>
+          <w:szCs w:val="24"/>
+        </w:rPr>
+        <w:t>11</w:t>
       </w:r>
       <w:r>
         <w:rPr>
           <w:rFonts w:ascii="Aptos" w:hAnsi="Aptos"/>
           <w:b w:val="0"/>
           <w:bCs w:val="0"/>
-        </w:rPr>
-        <w:t>3.</w:t>
+          <w:sz w:val="24"/>
+          <w:szCs w:val="24"/>
+        </w:rPr>
+        <w:t xml:space="preserve"> below </w:t>
       </w:r>
       <w:r>
         <w:rPr>
           <w:rFonts w:ascii="Aptos" w:hAnsi="Aptos"/>
           <w:b w:val="0"/>
           <w:bCs w:val="0"/>
-        </w:rPr>
-        <w:t>11</w:t>
-      </w:r>
-      <w:r>
-        <w:rPr>
-          <w:rFonts w:ascii="Aptos" w:hAnsi="Aptos"/>
-          <w:b w:val="0"/>
-          <w:bCs w:val="0"/>
-        </w:rPr>
-        <w:t xml:space="preserve"> below </w:t>
-      </w:r>
-      <w:r>
-        <w:rPr>
-          <w:rFonts w:ascii="Aptos" w:hAnsi="Aptos"/>
-          <w:b w:val="0"/>
-          <w:bCs w:val="0"/>
+          <w:sz w:val="24"/>
+          <w:szCs w:val="24"/>
         </w:rPr>
         <w:t>depicts elitism implementation.</w:t>
       </w:r>
@@ -19218,6 +19142,7 @@
       <w:r>
         <w:rPr>
           <w:rFonts w:ascii="Aptos" w:hAnsi="Aptos"/>
+          <w:noProof/>
         </w:rPr>
         <w:drawing>
           <wp:inline distT="0" distB="0" distL="0" distR="0" wp14:anchorId="16EC44D3" wp14:editId="62A48C33">
@@ -19328,10 +19253,10 @@
           <w:rFonts w:ascii="Aptos" w:hAnsi="Aptos"/>
         </w:rPr>
         <w:drawing>
-          <wp:inline distT="0" distB="0" distL="0" distR="0" wp14:anchorId="761D6F24" wp14:editId="2CCC6606">
-            <wp:extent cx="5375083" cy="2687541"/>
-            <wp:effectExtent l="0" t="0" r="0" b="5080"/>
-            <wp:docPr id="1166627407" name="Picture 1" descr="A green line graph with numbers and a white background&#10;&#10;AI-generated content may be incorrect."/>
+          <wp:inline distT="0" distB="0" distL="0" distR="0" wp14:anchorId="70B4656F" wp14:editId="7EE1F726">
+            <wp:extent cx="5404238" cy="2702119"/>
+            <wp:effectExtent l="0" t="0" r="6350" b="3175"/>
+            <wp:docPr id="663200314" name="Picture 1" descr="A graph with green line&#10;&#10;AI-generated content may be incorrect."/>
             <wp:cNvGraphicFramePr>
               <a:graphicFrameLocks xmlns:a="http://schemas.openxmlformats.org/drawingml/2006/main" noChangeAspect="1"/>
             </wp:cNvGraphicFramePr>
@@ -19339,7 +19264,7 @@
               <a:graphicData uri="http://schemas.openxmlformats.org/drawingml/2006/picture">
                 <pic:pic xmlns:pic="http://schemas.openxmlformats.org/drawingml/2006/picture">
                   <pic:nvPicPr>
-                    <pic:cNvPr id="1166627407" name="Picture 1" descr="A green line graph with numbers and a white background&#10;&#10;AI-generated content may be incorrect."/>
+                    <pic:cNvPr id="663200314" name="Picture 1" descr="A graph with green line&#10;&#10;AI-generated content may be incorrect."/>
                     <pic:cNvPicPr/>
                   </pic:nvPicPr>
                   <pic:blipFill>
@@ -19351,7 +19276,7 @@
                   <pic:spPr>
                     <a:xfrm>
                       <a:off x="0" y="0"/>
-                      <a:ext cx="5408497" cy="2704248"/>
+                      <a:ext cx="5497747" cy="2748873"/>
                     </a:xfrm>
                     <a:prstGeom prst="rect">
                       <a:avLst/>
@@ -19417,6 +19342,7 @@
       <w:r>
         <w:rPr>
           <w:rFonts w:ascii="Aptos" w:hAnsi="Aptos"/>
+          <w:noProof/>
         </w:rPr>
         <w:drawing>
           <wp:inline distT="0" distB="0" distL="0" distR="0" wp14:anchorId="19EEF5A3" wp14:editId="6EB79D01">
@@ -19516,26 +19442,913 @@
     </w:p>
     <w:p>
       <w:pPr>
+        <w:pStyle w:val="Heading3"/>
+        <w:rPr>
+          <w:color w:val="000000"/>
+          <w:sz w:val="18"/>
+          <w:szCs w:val="18"/>
+        </w:rPr>
+      </w:pPr>
+      <w:r>
+        <w:rPr>
+          <w:rFonts w:ascii="Aptos" w:hAnsi="Aptos" w:cs="Angsana New"/>
+        </w:rPr>
+        <w:lastRenderedPageBreak/>
+        <w:t>Hyperparameter tuning</w:t>
+      </w:r>
+    </w:p>
+    <w:p>
+      <w:pPr>
         <w:rPr>
           <w:rFonts w:ascii="Aptos" w:hAnsi="Aptos"/>
           <w:lang w:val="en-US" w:eastAsia="zh-CN" w:bidi="hi-IN"/>
         </w:rPr>
       </w:pPr>
+      <w:r>
+        <w:rPr>
+          <w:rFonts w:ascii="Aptos" w:hAnsi="Aptos"/>
+          <w:lang w:val="en-US" w:eastAsia="zh-CN" w:bidi="hi-IN"/>
+        </w:rPr>
+        <w:t xml:space="preserve">The main parameters we use for GA here are population size and generations size. To identify the best parameters for 30 project </w:t>
+      </w:r>
+      <w:r>
+        <w:rPr>
+          <w:rFonts w:ascii="Aptos" w:hAnsi="Aptos"/>
+          <w:lang w:val="en-US" w:eastAsia="zh-CN" w:bidi="hi-IN"/>
+        </w:rPr>
+        <w:t>portfolios</w:t>
+      </w:r>
+      <w:r>
+        <w:rPr>
+          <w:rFonts w:ascii="Aptos" w:hAnsi="Aptos"/>
+          <w:lang w:val="en-US" w:eastAsia="zh-CN" w:bidi="hi-IN"/>
+        </w:rPr>
+        <w:t>,</w:t>
+      </w:r>
+      <w:r>
+        <w:rPr>
+          <w:rFonts w:ascii="Aptos" w:hAnsi="Aptos"/>
+          <w:lang w:val="en-US" w:eastAsia="zh-CN" w:bidi="hi-IN"/>
+        </w:rPr>
+        <w:t xml:space="preserve"> we used the param value combination as </w:t>
+      </w:r>
+    </w:p>
+    <w:p>
+      <w:pPr>
+        <w:rPr>
+          <w:rFonts w:ascii="Aptos" w:hAnsi="Aptos"/>
+          <w:lang w:val="en-US" w:eastAsia="zh-CN" w:bidi="hi-IN"/>
+        </w:rPr>
+      </w:pPr>
+    </w:p>
+    <w:p>
+      <w:pPr>
+        <w:rPr>
+          <w:rFonts w:ascii="Aptos" w:hAnsi="Aptos"/>
+          <w:lang w:val="en-US" w:eastAsia="zh-CN" w:bidi="hi-IN"/>
+        </w:rPr>
+      </w:pPr>
+      <w:r>
+        <w:rPr>
+          <w:rFonts w:ascii="Aptos" w:hAnsi="Aptos"/>
+          <w:lang w:val="en-US" w:eastAsia="zh-CN" w:bidi="hi-IN"/>
+        </w:rPr>
+        <w:t xml:space="preserve">Population Size </w:t>
+      </w:r>
+      <m:oMath>
+        <m:r>
+          <w:rPr>
+            <w:rFonts w:ascii="Cambria Math" w:hAnsi="Cambria Math"/>
+            <w:lang w:val="en-US" w:eastAsia="zh-CN" w:bidi="hi-IN"/>
+          </w:rPr>
+          <m:t>∈{</m:t>
+        </m:r>
+        <m:r>
+          <m:rPr>
+            <m:sty m:val="p"/>
+          </m:rPr>
+          <w:rPr>
+            <w:rStyle w:val="math-inline"/>
+            <w:rFonts w:ascii="Cambria Math" w:eastAsia="OpenSymbol" w:hAnsi="Cambria Math" w:cs="Arial"/>
+          </w:rPr>
+          <m:t>50, 100, 200, 300</m:t>
+        </m:r>
+        <m:r>
+          <w:rPr>
+            <w:rFonts w:ascii="Cambria Math" w:hAnsi="Cambria Math"/>
+            <w:lang w:val="en-US" w:eastAsia="zh-CN" w:bidi="hi-IN"/>
+          </w:rPr>
+          <m:t xml:space="preserve">} </m:t>
+        </m:r>
+      </m:oMath>
     </w:p>
     <w:p>
       <w:pPr>
         <w:pStyle w:val="Heading1"/>
         <w:rPr>
           <w:rFonts w:ascii="Aptos" w:hAnsi="Aptos"/>
+          <w:b w:val="0"/>
+          <w:bCs w:val="0"/>
+          <w:sz w:val="24"/>
+          <w:szCs w:val="24"/>
           <w:lang w:val="en-US" w:eastAsia="zh-CN" w:bidi="hi-IN"/>
         </w:rPr>
       </w:pPr>
       <w:r>
         <w:rPr>
           <w:rFonts w:ascii="Aptos" w:hAnsi="Aptos"/>
+          <w:b w:val="0"/>
+          <w:bCs w:val="0"/>
+          <w:sz w:val="24"/>
+          <w:szCs w:val="24"/>
           <w:lang w:val="en-US" w:eastAsia="zh-CN" w:bidi="hi-IN"/>
         </w:rPr>
-        <w:lastRenderedPageBreak/>
+        <w:t>Ge</w:t>
+      </w:r>
+      <w:r>
+        <w:rPr>
+          <w:rFonts w:ascii="Aptos" w:hAnsi="Aptos"/>
+          <w:b w:val="0"/>
+          <w:bCs w:val="0"/>
+          <w:sz w:val="24"/>
+          <w:szCs w:val="24"/>
+          <w:lang w:val="en-US" w:eastAsia="zh-CN" w:bidi="hi-IN"/>
+        </w:rPr>
+        <w:t>n</w:t>
+      </w:r>
+      <w:r>
+        <w:rPr>
+          <w:rFonts w:ascii="Aptos" w:hAnsi="Aptos"/>
+          <w:b w:val="0"/>
+          <w:bCs w:val="0"/>
+          <w:sz w:val="24"/>
+          <w:szCs w:val="24"/>
+          <w:lang w:val="en-US" w:eastAsia="zh-CN" w:bidi="hi-IN"/>
+        </w:rPr>
+        <w:t xml:space="preserve">erations </w:t>
+      </w:r>
+      <m:oMath>
+        <m:r>
+          <w:rPr>
+            <w:rFonts w:ascii="Cambria Math" w:hAnsi="Cambria Math"/>
+            <w:sz w:val="24"/>
+            <w:szCs w:val="24"/>
+            <w:lang w:val="en-US" w:eastAsia="zh-CN" w:bidi="hi-IN"/>
+          </w:rPr>
+          <m:t>∈{50, 100, 150, 200}</m:t>
+        </m:r>
+      </m:oMath>
+    </w:p>
+    <w:p>
+      <w:pPr>
+        <w:pStyle w:val="BodyText"/>
+        <w:rPr>
+          <w:lang w:val="en-US" w:eastAsia="zh-CN" w:bidi="hi-IN"/>
+        </w:rPr>
+      </w:pPr>
+      <w:r>
+        <w:rPr>
+          <w:lang w:val="en-US" w:eastAsia="zh-CN" w:bidi="hi-IN"/>
+        </w:rPr>
+        <w:t xml:space="preserve">After searching over </w:t>
+      </w:r>
+      <w:r>
+        <w:rPr>
+          <w:lang w:val="en-US" w:eastAsia="zh-CN" w:bidi="hi-IN"/>
+        </w:rPr>
+        <w:t xml:space="preserve">the </w:t>
+      </w:r>
+      <w:r>
+        <w:rPr>
+          <w:lang w:val="en-US" w:eastAsia="zh-CN" w:bidi="hi-IN"/>
+        </w:rPr>
+        <w:t xml:space="preserve">grid space </w:t>
+      </w:r>
+      <w:r>
+        <w:rPr>
+          <w:lang w:val="en-US" w:eastAsia="zh-CN" w:bidi="hi-IN"/>
+        </w:rPr>
+        <w:t xml:space="preserve">depicted in table 3.1 below, </w:t>
+      </w:r>
+      <w:r>
+        <w:rPr>
+          <w:lang w:val="en-US" w:eastAsia="zh-CN" w:bidi="hi-IN"/>
+        </w:rPr>
+        <w:t xml:space="preserve">the </w:t>
+      </w:r>
+      <w:r>
+        <w:rPr>
+          <w:b/>
+          <w:bCs/>
+          <w:lang w:val="en-US" w:eastAsia="zh-CN" w:bidi="hi-IN"/>
+        </w:rPr>
+        <w:t>best parameters</w:t>
+      </w:r>
+      <w:r>
+        <w:rPr>
+          <w:lang w:val="en-US" w:eastAsia="zh-CN" w:bidi="hi-IN"/>
+        </w:rPr>
+        <w:t xml:space="preserve"> found that maximize the profit </w:t>
+      </w:r>
+      <w:r>
+        <w:rPr>
+          <w:lang w:val="en-US" w:eastAsia="zh-CN" w:bidi="hi-IN"/>
+        </w:rPr>
+        <w:t>is</w:t>
+      </w:r>
+      <w:r>
+        <w:rPr>
+          <w:lang w:val="en-US" w:eastAsia="zh-CN" w:bidi="hi-IN"/>
+        </w:rPr>
+        <w:t xml:space="preserve"> </w:t>
+      </w:r>
+    </w:p>
+    <w:p>
+      <w:pPr>
+        <w:pStyle w:val="BodyText"/>
+        <w:rPr>
+          <w:b/>
+          <w:bCs/>
+          <w:lang w:val="en-US" w:eastAsia="zh-CN" w:bidi="hi-IN"/>
+        </w:rPr>
+      </w:pPr>
+      <w:r>
+        <w:rPr>
+          <w:b/>
+          <w:bCs/>
+          <w:lang w:val="en-US" w:eastAsia="zh-CN" w:bidi="hi-IN"/>
+        </w:rPr>
+        <w:t>Population Size:  100</w:t>
+      </w:r>
+      <w:r>
+        <w:rPr>
+          <w:b/>
+          <w:bCs/>
+          <w:lang w:val="en-US" w:eastAsia="zh-CN" w:bidi="hi-IN"/>
+        </w:rPr>
+        <w:br/>
+        <w:t>Generations: 150</w:t>
+      </w:r>
+    </w:p>
+    <w:tbl>
+      <w:tblPr>
+        <w:tblStyle w:val="TableGrid"/>
+        <w:tblW w:w="0" w:type="auto"/>
+        <w:tblLook w:val="04A0" w:firstRow="1" w:lastRow="0" w:firstColumn="1" w:lastColumn="0" w:noHBand="0" w:noVBand="1"/>
+      </w:tblPr>
+      <w:tblGrid>
+        <w:gridCol w:w="1925"/>
+        <w:gridCol w:w="1925"/>
+        <w:gridCol w:w="1926"/>
+        <w:gridCol w:w="1926"/>
+        <w:gridCol w:w="1926"/>
+      </w:tblGrid>
+      <w:tr>
+        <w:tc>
+          <w:tcPr>
+            <w:tcW w:w="1925" w:type="dxa"/>
+          </w:tcPr>
+          <w:p>
+            <w:pPr>
+              <w:pStyle w:val="BodyText"/>
+              <w:rPr>
+                <w:b/>
+                <w:bCs/>
+                <w:lang w:val="en-US" w:eastAsia="zh-CN" w:bidi="hi-IN"/>
+              </w:rPr>
+            </w:pPr>
+          </w:p>
+        </w:tc>
+        <w:tc>
+          <w:tcPr>
+            <w:tcW w:w="1925" w:type="dxa"/>
+          </w:tcPr>
+          <w:p>
+            <w:pPr>
+              <w:pStyle w:val="BodyText"/>
+              <w:rPr>
+                <w:b/>
+                <w:bCs/>
+                <w:lang w:val="en-US" w:eastAsia="zh-CN" w:bidi="hi-IN"/>
+              </w:rPr>
+            </w:pPr>
+            <w:r>
+              <w:rPr>
+                <w:b/>
+                <w:bCs/>
+                <w:lang w:val="en-US" w:eastAsia="zh-CN" w:bidi="hi-IN"/>
+              </w:rPr>
+              <w:t>Generation 50</w:t>
+            </w:r>
+          </w:p>
+        </w:tc>
+        <w:tc>
+          <w:tcPr>
+            <w:tcW w:w="1926" w:type="dxa"/>
+          </w:tcPr>
+          <w:p>
+            <w:pPr>
+              <w:pStyle w:val="BodyText"/>
+              <w:rPr>
+                <w:b/>
+                <w:bCs/>
+                <w:lang w:val="en-US" w:eastAsia="zh-CN" w:bidi="hi-IN"/>
+              </w:rPr>
+            </w:pPr>
+            <w:r>
+              <w:rPr>
+                <w:b/>
+                <w:bCs/>
+                <w:lang w:val="en-US" w:eastAsia="zh-CN" w:bidi="hi-IN"/>
+              </w:rPr>
+              <w:t xml:space="preserve">Generation </w:t>
+            </w:r>
+            <w:r>
+              <w:rPr>
+                <w:b/>
+                <w:bCs/>
+                <w:lang w:val="en-US" w:eastAsia="zh-CN" w:bidi="hi-IN"/>
+              </w:rPr>
+              <w:t>100</w:t>
+            </w:r>
+          </w:p>
+        </w:tc>
+        <w:tc>
+          <w:tcPr>
+            <w:tcW w:w="1926" w:type="dxa"/>
+          </w:tcPr>
+          <w:p>
+            <w:pPr>
+              <w:pStyle w:val="BodyText"/>
+              <w:rPr>
+                <w:b/>
+                <w:bCs/>
+                <w:lang w:val="en-US" w:eastAsia="zh-CN" w:bidi="hi-IN"/>
+              </w:rPr>
+            </w:pPr>
+            <w:r>
+              <w:rPr>
+                <w:b/>
+                <w:bCs/>
+                <w:lang w:val="en-US" w:eastAsia="zh-CN" w:bidi="hi-IN"/>
+              </w:rPr>
+              <w:t xml:space="preserve">Generation </w:t>
+            </w:r>
+            <w:r>
+              <w:rPr>
+                <w:b/>
+                <w:bCs/>
+                <w:lang w:val="en-US" w:eastAsia="zh-CN" w:bidi="hi-IN"/>
+              </w:rPr>
+              <w:t>150</w:t>
+            </w:r>
+          </w:p>
+        </w:tc>
+        <w:tc>
+          <w:tcPr>
+            <w:tcW w:w="1926" w:type="dxa"/>
+          </w:tcPr>
+          <w:p>
+            <w:pPr>
+              <w:pStyle w:val="BodyText"/>
+              <w:rPr>
+                <w:b/>
+                <w:bCs/>
+                <w:lang w:val="en-US" w:eastAsia="zh-CN" w:bidi="hi-IN"/>
+              </w:rPr>
+            </w:pPr>
+            <w:r>
+              <w:rPr>
+                <w:b/>
+                <w:bCs/>
+                <w:lang w:val="en-US" w:eastAsia="zh-CN" w:bidi="hi-IN"/>
+              </w:rPr>
+              <w:t xml:space="preserve">Generation </w:t>
+            </w:r>
+            <w:r>
+              <w:rPr>
+                <w:b/>
+                <w:bCs/>
+                <w:lang w:val="en-US" w:eastAsia="zh-CN" w:bidi="hi-IN"/>
+              </w:rPr>
+              <w:t>200</w:t>
+            </w:r>
+          </w:p>
+        </w:tc>
+      </w:tr>
+      <w:tr>
+        <w:tc>
+          <w:tcPr>
+            <w:tcW w:w="1925" w:type="dxa"/>
+          </w:tcPr>
+          <w:p>
+            <w:pPr>
+              <w:pStyle w:val="BodyText"/>
+              <w:rPr>
+                <w:b/>
+                <w:bCs/>
+                <w:lang w:val="en-US" w:eastAsia="zh-CN" w:bidi="hi-IN"/>
+              </w:rPr>
+            </w:pPr>
+            <w:r>
+              <w:rPr>
+                <w:b/>
+                <w:bCs/>
+                <w:lang w:val="en-US" w:eastAsia="zh-CN" w:bidi="hi-IN"/>
+              </w:rPr>
+              <w:t>Population 50</w:t>
+            </w:r>
+          </w:p>
+        </w:tc>
+        <w:tc>
+          <w:tcPr>
+            <w:tcW w:w="1925" w:type="dxa"/>
+          </w:tcPr>
+          <w:p>
+            <w:pPr>
+              <w:pStyle w:val="BodyText"/>
+              <w:rPr>
+                <w:lang w:val="en-US" w:eastAsia="zh-CN" w:bidi="hi-IN"/>
+              </w:rPr>
+            </w:pPr>
+            <w:r>
+              <w:rPr>
+                <w:lang w:val="en-US" w:eastAsia="zh-CN" w:bidi="hi-IN"/>
+              </w:rPr>
+              <w:t>(50, 50)</w:t>
+            </w:r>
+          </w:p>
+        </w:tc>
+        <w:tc>
+          <w:tcPr>
+            <w:tcW w:w="1926" w:type="dxa"/>
+          </w:tcPr>
+          <w:p>
+            <w:pPr>
+              <w:pStyle w:val="BodyText"/>
+              <w:rPr>
+                <w:lang w:val="en-US" w:eastAsia="zh-CN" w:bidi="hi-IN"/>
+              </w:rPr>
+            </w:pPr>
+            <w:r>
+              <w:rPr>
+                <w:lang w:val="en-US" w:eastAsia="zh-CN" w:bidi="hi-IN"/>
+              </w:rPr>
+              <w:t>(50, 100)</w:t>
+            </w:r>
+          </w:p>
+        </w:tc>
+        <w:tc>
+          <w:tcPr>
+            <w:tcW w:w="1926" w:type="dxa"/>
+          </w:tcPr>
+          <w:p>
+            <w:pPr>
+              <w:pStyle w:val="BodyText"/>
+              <w:rPr>
+                <w:lang w:val="en-US" w:eastAsia="zh-CN" w:bidi="hi-IN"/>
+              </w:rPr>
+            </w:pPr>
+            <w:r>
+              <w:rPr>
+                <w:lang w:val="en-US" w:eastAsia="zh-CN" w:bidi="hi-IN"/>
+              </w:rPr>
+              <w:t>(50, 150)</w:t>
+            </w:r>
+          </w:p>
+        </w:tc>
+        <w:tc>
+          <w:tcPr>
+            <w:tcW w:w="1926" w:type="dxa"/>
+          </w:tcPr>
+          <w:p>
+            <w:pPr>
+              <w:pStyle w:val="BodyText"/>
+              <w:rPr>
+                <w:lang w:val="en-US" w:eastAsia="zh-CN" w:bidi="hi-IN"/>
+              </w:rPr>
+            </w:pPr>
+            <w:r>
+              <w:rPr>
+                <w:lang w:val="en-US" w:eastAsia="zh-CN" w:bidi="hi-IN"/>
+              </w:rPr>
+              <w:t>(50, 200)</w:t>
+            </w:r>
+          </w:p>
+        </w:tc>
+      </w:tr>
+      <w:tr>
+        <w:tc>
+          <w:tcPr>
+            <w:tcW w:w="1925" w:type="dxa"/>
+          </w:tcPr>
+          <w:p>
+            <w:pPr>
+              <w:pStyle w:val="BodyText"/>
+              <w:rPr>
+                <w:b/>
+                <w:bCs/>
+                <w:lang w:val="en-US" w:eastAsia="zh-CN" w:bidi="hi-IN"/>
+              </w:rPr>
+            </w:pPr>
+            <w:r>
+              <w:rPr>
+                <w:b/>
+                <w:bCs/>
+                <w:lang w:val="en-US" w:eastAsia="zh-CN" w:bidi="hi-IN"/>
+              </w:rPr>
+              <w:t xml:space="preserve">Population </w:t>
+            </w:r>
+            <w:r>
+              <w:rPr>
+                <w:b/>
+                <w:bCs/>
+                <w:lang w:val="en-US" w:eastAsia="zh-CN" w:bidi="hi-IN"/>
+              </w:rPr>
+              <w:t>100</w:t>
+            </w:r>
+          </w:p>
+        </w:tc>
+        <w:tc>
+          <w:tcPr>
+            <w:tcW w:w="1925" w:type="dxa"/>
+          </w:tcPr>
+          <w:p>
+            <w:pPr>
+              <w:pStyle w:val="BodyText"/>
+              <w:rPr>
+                <w:lang w:val="en-US" w:eastAsia="zh-CN" w:bidi="hi-IN"/>
+              </w:rPr>
+            </w:pPr>
+            <w:r>
+              <w:rPr>
+                <w:lang w:val="en-US" w:eastAsia="zh-CN" w:bidi="hi-IN"/>
+              </w:rPr>
+              <w:t>(</w:t>
+            </w:r>
+            <w:r>
+              <w:rPr>
+                <w:lang w:val="en-US" w:eastAsia="zh-CN" w:bidi="hi-IN"/>
+              </w:rPr>
+              <w:t>100</w:t>
+            </w:r>
+            <w:r>
+              <w:rPr>
+                <w:lang w:val="en-US" w:eastAsia="zh-CN" w:bidi="hi-IN"/>
+              </w:rPr>
+              <w:t>, 50)</w:t>
+            </w:r>
+          </w:p>
+        </w:tc>
+        <w:tc>
+          <w:tcPr>
+            <w:tcW w:w="1926" w:type="dxa"/>
+          </w:tcPr>
+          <w:p>
+            <w:pPr>
+              <w:pStyle w:val="BodyText"/>
+              <w:rPr>
+                <w:lang w:val="en-US" w:eastAsia="zh-CN" w:bidi="hi-IN"/>
+              </w:rPr>
+            </w:pPr>
+            <w:r>
+              <w:rPr>
+                <w:lang w:val="en-US" w:eastAsia="zh-CN" w:bidi="hi-IN"/>
+              </w:rPr>
+              <w:t>(100, 100)</w:t>
+            </w:r>
+          </w:p>
+        </w:tc>
+        <w:tc>
+          <w:tcPr>
+            <w:tcW w:w="1926" w:type="dxa"/>
+          </w:tcPr>
+          <w:p>
+            <w:pPr>
+              <w:pStyle w:val="BodyText"/>
+              <w:rPr>
+                <w:lang w:val="en-US" w:eastAsia="zh-CN" w:bidi="hi-IN"/>
+              </w:rPr>
+            </w:pPr>
+            <w:r>
+              <w:rPr>
+                <w:lang w:val="en-US" w:eastAsia="zh-CN" w:bidi="hi-IN"/>
+              </w:rPr>
+              <w:t>(100, 150)</w:t>
+            </w:r>
+          </w:p>
+        </w:tc>
+        <w:tc>
+          <w:tcPr>
+            <w:tcW w:w="1926" w:type="dxa"/>
+          </w:tcPr>
+          <w:p>
+            <w:pPr>
+              <w:pStyle w:val="BodyText"/>
+              <w:rPr>
+                <w:lang w:val="en-US" w:eastAsia="zh-CN" w:bidi="hi-IN"/>
+              </w:rPr>
+            </w:pPr>
+            <w:r>
+              <w:rPr>
+                <w:lang w:val="en-US" w:eastAsia="zh-CN" w:bidi="hi-IN"/>
+              </w:rPr>
+              <w:t>(100, 200)</w:t>
+            </w:r>
+          </w:p>
+        </w:tc>
+      </w:tr>
+      <w:tr>
+        <w:tc>
+          <w:tcPr>
+            <w:tcW w:w="1925" w:type="dxa"/>
+          </w:tcPr>
+          <w:p>
+            <w:pPr>
+              <w:pStyle w:val="BodyText"/>
+              <w:rPr>
+                <w:b/>
+                <w:bCs/>
+                <w:lang w:val="en-US" w:eastAsia="zh-CN" w:bidi="hi-IN"/>
+              </w:rPr>
+            </w:pPr>
+            <w:r>
+              <w:rPr>
+                <w:b/>
+                <w:bCs/>
+                <w:lang w:val="en-US" w:eastAsia="zh-CN" w:bidi="hi-IN"/>
+              </w:rPr>
+              <w:t xml:space="preserve">Population </w:t>
+            </w:r>
+            <w:r>
+              <w:rPr>
+                <w:b/>
+                <w:bCs/>
+                <w:lang w:val="en-US" w:eastAsia="zh-CN" w:bidi="hi-IN"/>
+              </w:rPr>
+              <w:t>1</w:t>
+            </w:r>
+            <w:r>
+              <w:rPr>
+                <w:b/>
+                <w:bCs/>
+                <w:lang w:val="en-US" w:eastAsia="zh-CN" w:bidi="hi-IN"/>
+              </w:rPr>
+              <w:t>50</w:t>
+            </w:r>
+          </w:p>
+        </w:tc>
+        <w:tc>
+          <w:tcPr>
+            <w:tcW w:w="1925" w:type="dxa"/>
+          </w:tcPr>
+          <w:p>
+            <w:pPr>
+              <w:pStyle w:val="BodyText"/>
+              <w:rPr>
+                <w:lang w:val="en-US" w:eastAsia="zh-CN" w:bidi="hi-IN"/>
+              </w:rPr>
+            </w:pPr>
+            <w:r>
+              <w:rPr>
+                <w:lang w:val="en-US" w:eastAsia="zh-CN" w:bidi="hi-IN"/>
+              </w:rPr>
+              <w:t>(150, 50)</w:t>
+            </w:r>
+          </w:p>
+        </w:tc>
+        <w:tc>
+          <w:tcPr>
+            <w:tcW w:w="1926" w:type="dxa"/>
+          </w:tcPr>
+          <w:p>
+            <w:pPr>
+              <w:pStyle w:val="BodyText"/>
+              <w:rPr>
+                <w:lang w:val="en-US" w:eastAsia="zh-CN" w:bidi="hi-IN"/>
+              </w:rPr>
+            </w:pPr>
+            <w:r>
+              <w:rPr>
+                <w:lang w:val="en-US" w:eastAsia="zh-CN" w:bidi="hi-IN"/>
+              </w:rPr>
+              <w:t>(150, 100)</w:t>
+            </w:r>
+          </w:p>
+        </w:tc>
+        <w:tc>
+          <w:tcPr>
+            <w:tcW w:w="1926" w:type="dxa"/>
+          </w:tcPr>
+          <w:p>
+            <w:pPr>
+              <w:pStyle w:val="BodyText"/>
+              <w:rPr>
+                <w:lang w:val="en-US" w:eastAsia="zh-CN" w:bidi="hi-IN"/>
+              </w:rPr>
+            </w:pPr>
+            <w:r>
+              <w:rPr>
+                <w:lang w:val="en-US" w:eastAsia="zh-CN" w:bidi="hi-IN"/>
+              </w:rPr>
+              <w:t>(150, 150)</w:t>
+            </w:r>
+          </w:p>
+        </w:tc>
+        <w:tc>
+          <w:tcPr>
+            <w:tcW w:w="1926" w:type="dxa"/>
+          </w:tcPr>
+          <w:p>
+            <w:pPr>
+              <w:pStyle w:val="BodyText"/>
+              <w:rPr>
+                <w:lang w:val="en-US" w:eastAsia="zh-CN" w:bidi="hi-IN"/>
+              </w:rPr>
+            </w:pPr>
+            <w:r>
+              <w:rPr>
+                <w:lang w:val="en-US" w:eastAsia="zh-CN" w:bidi="hi-IN"/>
+              </w:rPr>
+              <w:t>(150, 200)</w:t>
+            </w:r>
+          </w:p>
+        </w:tc>
+      </w:tr>
+      <w:tr>
+        <w:tc>
+          <w:tcPr>
+            <w:tcW w:w="1925" w:type="dxa"/>
+          </w:tcPr>
+          <w:p>
+            <w:pPr>
+              <w:pStyle w:val="BodyText"/>
+              <w:rPr>
+                <w:b/>
+                <w:bCs/>
+                <w:lang w:val="en-US" w:eastAsia="zh-CN" w:bidi="hi-IN"/>
+              </w:rPr>
+            </w:pPr>
+            <w:r>
+              <w:rPr>
+                <w:b/>
+                <w:bCs/>
+                <w:lang w:val="en-US" w:eastAsia="zh-CN" w:bidi="hi-IN"/>
+              </w:rPr>
+              <w:t xml:space="preserve">Population </w:t>
+            </w:r>
+            <w:r>
+              <w:rPr>
+                <w:b/>
+                <w:bCs/>
+                <w:lang w:val="en-US" w:eastAsia="zh-CN" w:bidi="hi-IN"/>
+              </w:rPr>
+              <w:t>200</w:t>
+            </w:r>
+          </w:p>
+        </w:tc>
+        <w:tc>
+          <w:tcPr>
+            <w:tcW w:w="1925" w:type="dxa"/>
+          </w:tcPr>
+          <w:p>
+            <w:pPr>
+              <w:pStyle w:val="BodyText"/>
+              <w:rPr>
+                <w:lang w:val="en-US" w:eastAsia="zh-CN" w:bidi="hi-IN"/>
+              </w:rPr>
+            </w:pPr>
+            <w:r>
+              <w:rPr>
+                <w:lang w:val="en-US" w:eastAsia="zh-CN" w:bidi="hi-IN"/>
+              </w:rPr>
+              <w:t>(200, 50)</w:t>
+            </w:r>
+          </w:p>
+        </w:tc>
+        <w:tc>
+          <w:tcPr>
+            <w:tcW w:w="1926" w:type="dxa"/>
+          </w:tcPr>
+          <w:p>
+            <w:pPr>
+              <w:pStyle w:val="BodyText"/>
+              <w:rPr>
+                <w:lang w:val="en-US" w:eastAsia="zh-CN" w:bidi="hi-IN"/>
+              </w:rPr>
+            </w:pPr>
+            <w:r>
+              <w:rPr>
+                <w:lang w:val="en-US" w:eastAsia="zh-CN" w:bidi="hi-IN"/>
+              </w:rPr>
+              <w:t>(200, 100)</w:t>
+            </w:r>
+          </w:p>
+        </w:tc>
+        <w:tc>
+          <w:tcPr>
+            <w:tcW w:w="1926" w:type="dxa"/>
+          </w:tcPr>
+          <w:p>
+            <w:pPr>
+              <w:pStyle w:val="BodyText"/>
+              <w:rPr>
+                <w:lang w:val="en-US" w:eastAsia="zh-CN" w:bidi="hi-IN"/>
+              </w:rPr>
+            </w:pPr>
+            <w:r>
+              <w:rPr>
+                <w:lang w:val="en-US" w:eastAsia="zh-CN" w:bidi="hi-IN"/>
+              </w:rPr>
+              <w:t>(200, 150)</w:t>
+            </w:r>
+          </w:p>
+        </w:tc>
+        <w:tc>
+          <w:tcPr>
+            <w:tcW w:w="1926" w:type="dxa"/>
+          </w:tcPr>
+          <w:p>
+            <w:pPr>
+              <w:pStyle w:val="BodyText"/>
+              <w:rPr>
+                <w:lang w:val="en-US" w:eastAsia="zh-CN" w:bidi="hi-IN"/>
+              </w:rPr>
+            </w:pPr>
+            <w:r>
+              <w:rPr>
+                <w:lang w:val="en-US" w:eastAsia="zh-CN" w:bidi="hi-IN"/>
+              </w:rPr>
+              <w:t>(200, 200)</w:t>
+            </w:r>
+          </w:p>
+        </w:tc>
+      </w:tr>
+    </w:tbl>
+    <w:p>
+      <w:pPr>
+        <w:pStyle w:val="BodyText"/>
+        <w:jc w:val="center"/>
+        <w:rPr>
+          <w:lang w:val="en-US" w:eastAsia="zh-CN" w:bidi="hi-IN"/>
+        </w:rPr>
+      </w:pPr>
+      <w:r>
+        <w:rPr>
+          <w:lang w:val="en-US" w:eastAsia="zh-CN" w:bidi="hi-IN"/>
+        </w:rPr>
+        <w:t>Table 3.1: Grid Space for population and Generation</w:t>
+      </w:r>
+    </w:p>
+    <w:p>
+      <w:pPr>
+        <w:pStyle w:val="BodyText"/>
+        <w:rPr>
+          <w:lang w:val="en-US" w:eastAsia="zh-CN" w:bidi="hi-IN"/>
+        </w:rPr>
+      </w:pPr>
+      <w:r>
+        <w:rPr>
+          <w:lang w:val="en-US" w:eastAsia="zh-CN" w:bidi="hi-IN"/>
+        </w:rPr>
+        <w:t xml:space="preserve">Population size of 300 and generation sizer 200 reached the same maximum profit but they were needed higher search space and eventually higher processing power. </w:t>
+      </w:r>
+      <w:proofErr w:type="gramStart"/>
+      <w:r>
+        <w:rPr>
+          <w:lang w:val="en-US" w:eastAsia="zh-CN" w:bidi="hi-IN"/>
+        </w:rPr>
+        <w:t>Therefore</w:t>
+      </w:r>
+      <w:proofErr w:type="gramEnd"/>
+      <w:r>
+        <w:rPr>
+          <w:lang w:val="en-US" w:eastAsia="zh-CN" w:bidi="hi-IN"/>
+        </w:rPr>
+        <w:t xml:space="preserve"> we can conclude that population size 100 and generation size 150 ideally fit on search space and computationally efficient.</w:t>
+      </w:r>
+    </w:p>
+    <w:p>
+      <w:pPr>
+        <w:pStyle w:val="BodyText"/>
+        <w:rPr>
+          <w:lang w:val="en-US" w:eastAsia="zh-CN" w:bidi="hi-IN"/>
+        </w:rPr>
+      </w:pPr>
+    </w:p>
+    <w:p>
+      <w:pPr>
+        <w:pStyle w:val="Heading1"/>
+        <w:rPr>
+          <w:rFonts w:ascii="Aptos" w:hAnsi="Aptos"/>
+          <w:lang w:val="en-US" w:eastAsia="zh-CN" w:bidi="hi-IN"/>
+        </w:rPr>
+      </w:pPr>
+      <w:r>
+        <w:rPr>
+          <w:rFonts w:ascii="Aptos" w:hAnsi="Aptos"/>
+          <w:lang w:val="en-US" w:eastAsia="zh-CN" w:bidi="hi-IN"/>
+        </w:rPr>
         <w:t>References</w:t>
       </w:r>
     </w:p>
@@ -19690,6 +20503,7 @@
         <w:rPr>
           <w:rFonts w:ascii="Aptos" w:hAnsi="Aptos"/>
         </w:rPr>
+        <w:lastRenderedPageBreak/>
         <w:t xml:space="preserve">C. Dewi, R. A. Andika, E. Haryani, D. Riantama, A. Sajid, M. M. Alam, and M. M. Su'ud, "Feature selection for financial data classification using Random Forest, Boruta, and Recursive Feature Elimination," </w:t>
       </w:r>
       <w:r>

--- a/CW_Doc.docx
+++ b/CW_Doc.docx
@@ -15922,6 +15922,75 @@
         </w:rPr>
       </w:pPr>
       <m:oMath>
+        <m:sSub>
+          <m:sSubPr>
+            <m:ctrlPr>
+              <w:rPr>
+                <w:rFonts w:ascii="Cambria Math" w:hAnsi="Cambria Math" w:cstheme="minorHAnsi"/>
+                <w:szCs w:val="24"/>
+              </w:rPr>
+            </m:ctrlPr>
+          </m:sSubPr>
+          <m:e>
+            <m:r>
+              <w:rPr>
+                <w:rFonts w:ascii="Cambria Math" w:hAnsi="Cambria Math" w:cstheme="minorHAnsi"/>
+                <w:szCs w:val="24"/>
+              </w:rPr>
+              <m:t>H</m:t>
+            </m:r>
+          </m:e>
+          <m:sub>
+            <m:r>
+              <w:rPr>
+                <w:rFonts w:ascii="Cambria Math" w:hAnsi="Cambria Math" w:cstheme="minorHAnsi"/>
+                <w:szCs w:val="24"/>
+              </w:rPr>
+              <m:t>i</m:t>
+            </m:r>
+          </m:sub>
+        </m:sSub>
+      </m:oMath>
+      <w:r>
+        <w:rPr>
+          <w:rFonts w:ascii="Aptos" w:hAnsi="Aptos" w:cstheme="minorHAnsi"/>
+          <w:szCs w:val="24"/>
+        </w:rPr>
+        <w:t xml:space="preserve"> : </w:t>
+      </w:r>
+      <w:r>
+        <w:rPr>
+          <w:rFonts w:ascii="Aptos" w:hAnsi="Aptos" w:cstheme="minorHAnsi"/>
+          <w:szCs w:val="24"/>
+        </w:rPr>
+        <w:t>Hours</w:t>
+      </w:r>
+      <w:r>
+        <w:rPr>
+          <w:rFonts w:ascii="Aptos" w:hAnsi="Aptos" w:cstheme="minorHAnsi"/>
+          <w:szCs w:val="24"/>
+        </w:rPr>
+        <w:t xml:space="preserve"> of project </w:t>
+      </w:r>
+      <w:r>
+        <w:rPr>
+          <w:rFonts w:ascii="Aptos" w:hAnsi="Aptos" w:cstheme="minorHAnsi"/>
+          <w:szCs w:val="24"/>
+        </w:rPr>
+        <w:t>I required</w:t>
+      </w:r>
+    </w:p>
+    <w:p>
+      <w:pPr>
+        <w:pStyle w:val="ListParagraph"/>
+        <w:spacing w:after="120"/>
+        <w:ind w:left="360"/>
+        <w:rPr>
+          <w:rFonts w:ascii="Aptos" w:hAnsi="Aptos" w:cstheme="minorHAnsi"/>
+          <w:szCs w:val="24"/>
+        </w:rPr>
+      </w:pPr>
+      <m:oMath>
         <m:r>
           <m:rPr>
             <m:sty m:val="p"/>
@@ -15993,7 +16062,6 @@
         <w:rPr>
           <w:rFonts w:ascii="Aptos" w:hAnsi="Aptos" w:cs="Angsana New"/>
         </w:rPr>
-        <w:lastRenderedPageBreak/>
         <w:t>Literature Review</w:t>
       </w:r>
     </w:p>
@@ -16004,14 +16072,6 @@
           <w:rFonts w:ascii="Aptos" w:hAnsi="Aptos" w:cs="Angsana New"/>
         </w:rPr>
       </w:pPr>
-    </w:p>
-    <w:p>
-      <w:pPr>
-        <w:pStyle w:val="Heading3"/>
-        <w:rPr>
-          <w:rFonts w:ascii="Aptos" w:hAnsi="Aptos" w:cs="Angsana New"/>
-        </w:rPr>
-      </w:pPr>
       <w:r>
         <w:rPr>
           <w:rFonts w:ascii="Aptos" w:hAnsi="Aptos" w:cs="Angsana New"/>
@@ -16021,14 +16081,6 @@
     </w:p>
     <w:p>
       <w:pPr>
-        <w:pStyle w:val="BodyText"/>
-        <w:rPr>
-          <w:rFonts w:ascii="Aptos" w:hAnsi="Aptos"/>
-        </w:rPr>
-      </w:pPr>
-    </w:p>
-    <w:p>
-      <w:pPr>
         <w:pStyle w:val="Heading5"/>
         <w:rPr>
           <w:rFonts w:ascii="Aptos" w:hAnsi="Aptos"/>
@@ -16051,7 +16103,19 @@
         <w:rPr>
           <w:rFonts w:ascii="Aptos" w:hAnsi="Aptos"/>
         </w:rPr>
-        <w:t xml:space="preserve">This is mathematically optimal solution to slicing the search space using branch and cut method to make the best possible decision. The “Mixed” part here meant to be handle two distinct types of variables. </w:t>
+        <w:t xml:space="preserve">This is mathematically optimal </w:t>
+      </w:r>
+      <w:r>
+        <w:rPr>
+          <w:rFonts w:ascii="Aptos" w:hAnsi="Aptos"/>
+        </w:rPr>
+        <w:t xml:space="preserve">programming </w:t>
+      </w:r>
+      <w:r>
+        <w:rPr>
+          <w:rFonts w:ascii="Aptos" w:hAnsi="Aptos"/>
+        </w:rPr>
+        <w:t xml:space="preserve">solution to slicing the search space using branch and cut method to make the best possible decision. The “Mixed” part here meant to be handle two distinct types of variables. </w:t>
       </w:r>
     </w:p>
     <w:p>
@@ -16099,7 +16163,19 @@
         <w:rPr>
           <w:rFonts w:ascii="Aptos" w:hAnsi="Aptos"/>
         </w:rPr>
-        <w:t xml:space="preserve"> : This is for problems that cannot be devided into fractions. For exaple </w:t>
+        <w:t xml:space="preserve"> : This is for problems that cannot be devided into fractions. For exa</w:t>
+      </w:r>
+      <w:r>
+        <w:rPr>
+          <w:rFonts w:ascii="Aptos" w:hAnsi="Aptos"/>
+        </w:rPr>
+        <w:t>m</w:t>
+      </w:r>
+      <w:r>
+        <w:rPr>
+          <w:rFonts w:ascii="Aptos" w:hAnsi="Aptos"/>
+        </w:rPr>
+        <w:t xml:space="preserve">ple </w:t>
       </w:r>
       <w:r>
         <w:rPr>
@@ -16142,11 +16218,26 @@
           <w:rFonts w:ascii="Aptos" w:hAnsi="Aptos"/>
         </w:rPr>
       </w:pPr>
-      <w:r>
-        <w:rPr>
-          <w:rFonts w:ascii="Aptos" w:hAnsi="Aptos"/>
-        </w:rPr>
-        <w:t>And MIP can address only when relationship</w:t>
+    </w:p>
+    <w:p>
+      <w:pPr>
+        <w:rPr>
+          <w:rFonts w:ascii="Aptos" w:hAnsi="Aptos"/>
+        </w:rPr>
+      </w:pPr>
+      <w:r>
+        <w:rPr>
+          <w:rFonts w:ascii="Aptos" w:hAnsi="Aptos"/>
+        </w:rPr>
+        <w:t xml:space="preserve">The above objective function we have </w:t>
+      </w:r>
+      <w:r>
+        <w:rPr>
+          <w:rFonts w:ascii="Aptos" w:hAnsi="Aptos"/>
+          <w:b/>
+          <w:bCs/>
+        </w:rPr>
+        <w:t>only one decision variable</w:t>
       </w:r>
       <w:r>
         <w:rPr>
@@ -16158,7 +16249,27 @@
         <w:rPr>
           <w:rFonts w:ascii="Aptos" w:hAnsi="Aptos"/>
         </w:rPr>
-        <w:t>between variables are linear.</w:t>
+        <w:t>and they multiply by known constant, its linear programming problem we are tryingto address. So</w:t>
+      </w:r>
+      <w:r>
+        <w:rPr>
+          <w:rFonts w:ascii="Aptos" w:hAnsi="Aptos"/>
+        </w:rPr>
+        <w:t xml:space="preserve"> it’s specialized in linear models we can call it </w:t>
+      </w:r>
+      <w:r>
+        <w:rPr>
+          <w:rFonts w:ascii="Aptos" w:hAnsi="Aptos"/>
+          <w:b/>
+          <w:bCs/>
+        </w:rPr>
+        <w:t>Mixed Integer Linear Programming</w:t>
+      </w:r>
+      <w:r>
+        <w:rPr>
+          <w:rFonts w:ascii="Aptos" w:hAnsi="Aptos"/>
+        </w:rPr>
+        <w:t>.</w:t>
       </w:r>
     </w:p>
     <w:p>
@@ -16374,6 +16485,7 @@
           <w:noProof/>
           <w:lang w:val="en-US" w:eastAsia="zh-CN" w:bidi="hi-IN"/>
         </w:rPr>
+        <w:lastRenderedPageBreak/>
         <w:drawing>
           <wp:inline distT="0" distB="0" distL="0" distR="0" wp14:anchorId="5FA77311" wp14:editId="41C413C6">
             <wp:extent cx="4153563" cy="2373465"/>
@@ -18088,6 +18200,9 @@
         <w:jc w:val="center"/>
       </w:pPr>
       <w:r>
+        <w:rPr>
+          <w:noProof/>
+        </w:rPr>
         <w:drawing>
           <wp:inline distT="0" distB="0" distL="0" distR="0" wp14:anchorId="02C48D43" wp14:editId="485E3913">
             <wp:extent cx="6120130" cy="1653540"/>
@@ -19251,12 +19366,13 @@
       <w:r>
         <w:rPr>
           <w:rFonts w:ascii="Aptos" w:hAnsi="Aptos"/>
+          <w:noProof/>
         </w:rPr>
         <w:drawing>
-          <wp:inline distT="0" distB="0" distL="0" distR="0" wp14:anchorId="70B4656F" wp14:editId="7EE1F726">
-            <wp:extent cx="5404238" cy="2702119"/>
-            <wp:effectExtent l="0" t="0" r="6350" b="3175"/>
-            <wp:docPr id="663200314" name="Picture 1" descr="A graph with green line&#10;&#10;AI-generated content may be incorrect."/>
+          <wp:inline distT="0" distB="0" distL="0" distR="0" wp14:anchorId="353002D4" wp14:editId="44D7A6AB">
+            <wp:extent cx="6120130" cy="3060065"/>
+            <wp:effectExtent l="0" t="0" r="1270" b="635"/>
+            <wp:docPr id="1111327093" name="Picture 1" descr="A graph with green line&#10;&#10;AI-generated content may be incorrect."/>
             <wp:cNvGraphicFramePr>
               <a:graphicFrameLocks xmlns:a="http://schemas.openxmlformats.org/drawingml/2006/main" noChangeAspect="1"/>
             </wp:cNvGraphicFramePr>
@@ -19264,7 +19380,7 @@
               <a:graphicData uri="http://schemas.openxmlformats.org/drawingml/2006/picture">
                 <pic:pic xmlns:pic="http://schemas.openxmlformats.org/drawingml/2006/picture">
                   <pic:nvPicPr>
-                    <pic:cNvPr id="663200314" name="Picture 1" descr="A graph with green line&#10;&#10;AI-generated content may be incorrect."/>
+                    <pic:cNvPr id="1111327093" name="Picture 1" descr="A graph with green line&#10;&#10;AI-generated content may be incorrect."/>
                     <pic:cNvPicPr/>
                   </pic:nvPicPr>
                   <pic:blipFill>
@@ -19276,7 +19392,7 @@
                   <pic:spPr>
                     <a:xfrm>
                       <a:off x="0" y="0"/>
-                      <a:ext cx="5497747" cy="2748873"/>
+                      <a:ext cx="6120130" cy="3060065"/>
                     </a:xfrm>
                     <a:prstGeom prst="rect">
                       <a:avLst/>
@@ -19589,6 +19705,9 @@
       </w:r>
       <m:oMath>
         <m:r>
+          <m:rPr>
+            <m:sty m:val="bi"/>
+          </m:rPr>
           <w:rPr>
             <w:rFonts w:ascii="Cambria Math" w:hAnsi="Cambria Math"/>
             <w:sz w:val="24"/>
@@ -19761,15 +19880,7 @@
                 <w:bCs/>
                 <w:lang w:val="en-US" w:eastAsia="zh-CN" w:bidi="hi-IN"/>
               </w:rPr>
-              <w:t xml:space="preserve">Generation </w:t>
-            </w:r>
-            <w:r>
-              <w:rPr>
-                <w:b/>
-                <w:bCs/>
-                <w:lang w:val="en-US" w:eastAsia="zh-CN" w:bidi="hi-IN"/>
-              </w:rPr>
-              <w:t>100</w:t>
+              <w:t>Generation 100</w:t>
             </w:r>
           </w:p>
         </w:tc>
@@ -19792,15 +19903,7 @@
                 <w:bCs/>
                 <w:lang w:val="en-US" w:eastAsia="zh-CN" w:bidi="hi-IN"/>
               </w:rPr>
-              <w:t xml:space="preserve">Generation </w:t>
-            </w:r>
-            <w:r>
-              <w:rPr>
-                <w:b/>
-                <w:bCs/>
-                <w:lang w:val="en-US" w:eastAsia="zh-CN" w:bidi="hi-IN"/>
-              </w:rPr>
-              <w:t>150</w:t>
+              <w:t>Generation 150</w:t>
             </w:r>
           </w:p>
         </w:tc>
@@ -19823,15 +19926,7 @@
                 <w:bCs/>
                 <w:lang w:val="en-US" w:eastAsia="zh-CN" w:bidi="hi-IN"/>
               </w:rPr>
-              <w:t xml:space="preserve">Generation </w:t>
-            </w:r>
-            <w:r>
-              <w:rPr>
-                <w:b/>
-                <w:bCs/>
-                <w:lang w:val="en-US" w:eastAsia="zh-CN" w:bidi="hi-IN"/>
-              </w:rPr>
-              <w:t>200</w:t>
+              <w:t>Generation 200</w:t>
             </w:r>
           </w:p>
         </w:tc>
@@ -19957,15 +20052,7 @@
                 <w:bCs/>
                 <w:lang w:val="en-US" w:eastAsia="zh-CN" w:bidi="hi-IN"/>
               </w:rPr>
-              <w:t xml:space="preserve">Population </w:t>
-            </w:r>
-            <w:r>
-              <w:rPr>
-                <w:b/>
-                <w:bCs/>
-                <w:lang w:val="en-US" w:eastAsia="zh-CN" w:bidi="hi-IN"/>
-              </w:rPr>
-              <w:t>100</w:t>
+              <w:t>Population 100</w:t>
             </w:r>
           </w:p>
         </w:tc>
@@ -19984,19 +20071,7 @@
               <w:rPr>
                 <w:lang w:val="en-US" w:eastAsia="zh-CN" w:bidi="hi-IN"/>
               </w:rPr>
-              <w:t>(</w:t>
-            </w:r>
-            <w:r>
-              <w:rPr>
-                <w:lang w:val="en-US" w:eastAsia="zh-CN" w:bidi="hi-IN"/>
-              </w:rPr>
-              <w:t>100</w:t>
-            </w:r>
-            <w:r>
-              <w:rPr>
-                <w:lang w:val="en-US" w:eastAsia="zh-CN" w:bidi="hi-IN"/>
-              </w:rPr>
-              <w:t>, 50)</w:t>
+              <w:t>(100, 50)</w:t>
             </w:r>
           </w:p>
         </w:tc>
@@ -20078,23 +20153,7 @@
                 <w:bCs/>
                 <w:lang w:val="en-US" w:eastAsia="zh-CN" w:bidi="hi-IN"/>
               </w:rPr>
-              <w:t xml:space="preserve">Population </w:t>
-            </w:r>
-            <w:r>
-              <w:rPr>
-                <w:b/>
-                <w:bCs/>
-                <w:lang w:val="en-US" w:eastAsia="zh-CN" w:bidi="hi-IN"/>
-              </w:rPr>
-              <w:t>1</w:t>
-            </w:r>
-            <w:r>
-              <w:rPr>
-                <w:b/>
-                <w:bCs/>
-                <w:lang w:val="en-US" w:eastAsia="zh-CN" w:bidi="hi-IN"/>
-              </w:rPr>
-              <w:t>50</w:t>
+              <w:t>Population 150</w:t>
             </w:r>
           </w:p>
         </w:tc>
@@ -20195,15 +20254,7 @@
                 <w:bCs/>
                 <w:lang w:val="en-US" w:eastAsia="zh-CN" w:bidi="hi-IN"/>
               </w:rPr>
-              <w:t xml:space="preserve">Population </w:t>
-            </w:r>
-            <w:r>
-              <w:rPr>
-                <w:b/>
-                <w:bCs/>
-                <w:lang w:val="en-US" w:eastAsia="zh-CN" w:bidi="hi-IN"/>
-              </w:rPr>
-              <w:t>200</w:t>
+              <w:t>Population 200</w:t>
             </w:r>
           </w:p>
         </w:tc>
@@ -20330,8 +20381,709 @@
     </w:p>
     <w:p>
       <w:pPr>
+        <w:pStyle w:val="Heading1"/>
+        <w:numPr>
+          <w:ilvl w:val="0"/>
+          <w:numId w:val="92"/>
+        </w:numPr>
+        <w:rPr>
+          <w:rFonts w:ascii="Aptos" w:hAnsi="Aptos" w:cs="Angsana New"/>
+        </w:rPr>
+      </w:pPr>
+      <w:r>
+        <w:rPr>
+          <w:rFonts w:ascii="Aptos" w:hAnsi="Aptos" w:cs="Angsana New"/>
+        </w:rPr>
+        <w:t>Mixed Integer Programming</w:t>
+      </w:r>
+      <w:r>
+        <w:rPr>
+          <w:rFonts w:ascii="Aptos" w:hAnsi="Aptos" w:cs="Angsana New"/>
+        </w:rPr>
+        <w:t xml:space="preserve"> </w:t>
+      </w:r>
+    </w:p>
+    <w:p>
+      <w:pPr>
         <w:pStyle w:val="BodyText"/>
         <w:rPr>
+          <w:lang w:val="en-US" w:eastAsia="zh-CN" w:bidi="hi-IN"/>
+        </w:rPr>
+      </w:pPr>
+      <w:r>
+        <w:rPr>
+          <w:lang w:val="en-US" w:eastAsia="zh-CN" w:bidi="hi-IN"/>
+        </w:rPr>
+        <w:t>As we addressed in the section 1 above, we are trying to address Binary Integer Linear Programming Model here where decision variable is zero or one.</w:t>
+      </w:r>
+    </w:p>
+    <w:p>
+      <w:pPr>
+        <w:pStyle w:val="Heading"/>
+        <w:rPr>
+          <w:lang w:val="en-US" w:eastAsia="zh-CN" w:bidi="hi-IN"/>
+        </w:rPr>
+      </w:pPr>
+      <w:r>
+        <w:rPr>
+          <w:lang w:val="en-US" w:eastAsia="zh-CN" w:bidi="hi-IN"/>
+        </w:rPr>
+        <w:t xml:space="preserve">Binary </w:t>
+      </w:r>
+      <w:r>
+        <w:rPr>
+          <w:lang w:val="en-US" w:eastAsia="zh-CN" w:bidi="hi-IN"/>
+        </w:rPr>
+        <w:t>Decision Variable</w:t>
+      </w:r>
+      <w:r>
+        <w:rPr>
+          <w:lang w:val="en-US" w:eastAsia="zh-CN" w:bidi="hi-IN"/>
+        </w:rPr>
+        <w:t xml:space="preserve"> (BD)</w:t>
+      </w:r>
+    </w:p>
+    <w:p>
+      <w:pPr>
+        <w:pStyle w:val="BodyText"/>
+        <w:rPr>
+          <w:lang w:val="en-US" w:eastAsia="zh-CN" w:bidi="hi-IN"/>
+        </w:rPr>
+      </w:pPr>
+      <m:oMathPara>
+        <m:oMathParaPr>
+          <m:jc m:val="center"/>
+        </m:oMathParaPr>
+        <m:oMath>
+          <m:r>
+            <w:rPr>
+              <w:rFonts w:ascii="Cambria Math" w:hAnsi="Cambria Math"/>
+              <w:lang w:val="en-US" w:eastAsia="zh-CN" w:bidi="hi-IN"/>
+            </w:rPr>
+            <m:t xml:space="preserve">BD= </m:t>
+          </m:r>
+          <m:d>
+            <m:dPr>
+              <m:begChr m:val="{"/>
+              <m:endChr m:val=""/>
+              <m:ctrlPr>
+                <w:rPr>
+                  <w:rFonts w:ascii="Cambria Math" w:hAnsi="Cambria Math"/>
+                  <w:i/>
+                  <w:lang w:val="en-US" w:eastAsia="zh-CN" w:bidi="hi-IN"/>
+                </w:rPr>
+              </m:ctrlPr>
+            </m:dPr>
+            <m:e>
+              <m:eqArr>
+                <m:eqArrPr>
+                  <m:ctrlPr>
+                    <w:rPr>
+                      <w:rFonts w:ascii="Cambria Math" w:hAnsi="Cambria Math"/>
+                      <w:i/>
+                      <w:lang w:val="en-US" w:eastAsia="zh-CN" w:bidi="hi-IN"/>
+                    </w:rPr>
+                  </m:ctrlPr>
+                </m:eqArrPr>
+                <m:e>
+                  <m:r>
+                    <w:rPr>
+                      <w:rFonts w:ascii="Cambria Math" w:hAnsi="Cambria Math"/>
+                      <w:lang w:val="en-US" w:eastAsia="zh-CN" w:bidi="hi-IN"/>
+                    </w:rPr>
+                    <m:t xml:space="preserve">1 </m:t>
+                  </m:r>
+                </m:e>
+                <m:e>
+                  <m:r>
+                    <w:rPr>
+                      <w:rFonts w:ascii="Cambria Math" w:hAnsi="Cambria Math"/>
+                      <w:lang w:val="en-US" w:eastAsia="zh-CN" w:bidi="hi-IN"/>
+                    </w:rPr>
+                    <m:t xml:space="preserve">0 </m:t>
+                  </m:r>
+                </m:e>
+              </m:eqArr>
+            </m:e>
+          </m:d>
+        </m:oMath>
+      </m:oMathPara>
+    </w:p>
+    <w:p>
+      <w:pPr>
+        <w:pStyle w:val="BodyText"/>
+        <w:rPr>
+          <w:lang w:val="en-US" w:eastAsia="zh-CN" w:bidi="hi-IN"/>
+        </w:rPr>
+      </w:pPr>
+      <w:proofErr w:type="gramStart"/>
+      <w:r>
+        <w:rPr>
+          <w:lang w:val="en-US" w:eastAsia="zh-CN" w:bidi="hi-IN"/>
+        </w:rPr>
+        <w:t>1 :</w:t>
+      </w:r>
+      <w:proofErr w:type="gramEnd"/>
+      <w:r>
+        <w:rPr>
+          <w:lang w:val="en-US" w:eastAsia="zh-CN" w:bidi="hi-IN"/>
+        </w:rPr>
+        <w:t xml:space="preserve"> Project I selected</w:t>
+      </w:r>
+      <w:r>
+        <w:rPr>
+          <w:lang w:val="en-US" w:eastAsia="zh-CN" w:bidi="hi-IN"/>
+        </w:rPr>
+        <w:br/>
+      </w:r>
+      <w:proofErr w:type="gramStart"/>
+      <w:r>
+        <w:rPr>
+          <w:lang w:val="en-US" w:eastAsia="zh-CN" w:bidi="hi-IN"/>
+        </w:rPr>
+        <w:t>0 :</w:t>
+      </w:r>
+      <w:proofErr w:type="gramEnd"/>
+      <w:r>
+        <w:rPr>
+          <w:lang w:val="en-US" w:eastAsia="zh-CN" w:bidi="hi-IN"/>
+        </w:rPr>
+        <w:t xml:space="preserve"> Project I </w:t>
+      </w:r>
+      <w:proofErr w:type="gramStart"/>
+      <w:r>
+        <w:rPr>
+          <w:lang w:val="en-US" w:eastAsia="zh-CN" w:bidi="hi-IN"/>
+        </w:rPr>
+        <w:t>not selected</w:t>
+      </w:r>
+      <w:proofErr w:type="gramEnd"/>
+    </w:p>
+    <w:p>
+      <w:pPr>
+        <w:pStyle w:val="BodyText"/>
+        <w:rPr>
+          <w:lang w:val="en-US" w:eastAsia="zh-CN" w:bidi="hi-IN"/>
+        </w:rPr>
+      </w:pPr>
+    </w:p>
+    <w:p>
+      <w:pPr>
+        <w:pStyle w:val="Heading"/>
+        <w:rPr>
+          <w:lang w:val="en-US" w:eastAsia="zh-CN" w:bidi="hi-IN"/>
+        </w:rPr>
+      </w:pPr>
+      <w:r>
+        <w:rPr>
+          <w:lang w:val="en-US" w:eastAsia="zh-CN" w:bidi="hi-IN"/>
+        </w:rPr>
+        <w:t>Objective Function (F)</w:t>
+      </w:r>
+    </w:p>
+    <w:p>
+      <w:pPr>
+        <w:pStyle w:val="BodyText"/>
+        <w:rPr>
+          <w:lang w:val="en-US" w:eastAsia="zh-CN" w:bidi="hi-IN"/>
+        </w:rPr>
+      </w:pPr>
+      <m:oMathPara>
+        <m:oMath>
+          <m:r>
+            <w:rPr>
+              <w:rFonts w:ascii="Cambria Math" w:hAnsi="Cambria Math"/>
+              <w:lang w:val="en-US" w:eastAsia="zh-CN" w:bidi="hi-IN"/>
+            </w:rPr>
+            <m:t xml:space="preserve">Maximize  </m:t>
+          </m:r>
+          <m:nary>
+            <m:naryPr>
+              <m:chr m:val="∑"/>
+              <m:limLoc m:val="undOvr"/>
+              <m:ctrlPr>
+                <w:rPr>
+                  <w:rFonts w:ascii="Cambria Math" w:hAnsi="Cambria Math"/>
+                  <w:i/>
+                  <w:lang w:val="en-US" w:eastAsia="zh-CN" w:bidi="hi-IN"/>
+                </w:rPr>
+              </m:ctrlPr>
+            </m:naryPr>
+            <m:sub>
+              <m:r>
+                <w:rPr>
+                  <w:rFonts w:ascii="Cambria Math" w:hAnsi="Cambria Math"/>
+                  <w:lang w:val="en-US" w:eastAsia="zh-CN" w:bidi="hi-IN"/>
+                </w:rPr>
+                <m:t>i=1</m:t>
+              </m:r>
+            </m:sub>
+            <m:sup>
+              <m:r>
+                <w:rPr>
+                  <w:rFonts w:ascii="Cambria Math" w:hAnsi="Cambria Math"/>
+                  <w:lang w:val="en-US" w:eastAsia="zh-CN" w:bidi="hi-IN"/>
+                </w:rPr>
+                <m:t>N</m:t>
+              </m:r>
+            </m:sup>
+            <m:e>
+              <m:sSub>
+                <m:sSubPr>
+                  <m:ctrlPr>
+                    <w:rPr>
+                      <w:rFonts w:ascii="Cambria Math" w:hAnsi="Cambria Math"/>
+                      <w:i/>
+                      <w:lang w:val="en-US" w:eastAsia="zh-CN" w:bidi="hi-IN"/>
+                    </w:rPr>
+                  </m:ctrlPr>
+                </m:sSubPr>
+                <m:e>
+                  <m:r>
+                    <w:rPr>
+                      <w:rFonts w:ascii="Cambria Math" w:hAnsi="Cambria Math"/>
+                      <w:lang w:val="en-US" w:eastAsia="zh-CN" w:bidi="hi-IN"/>
+                    </w:rPr>
+                    <m:t>Pr</m:t>
+                  </m:r>
+                </m:e>
+                <m:sub>
+                  <m:r>
+                    <w:rPr>
+                      <w:rFonts w:ascii="Cambria Math" w:hAnsi="Cambria Math"/>
+                      <w:lang w:val="en-US" w:eastAsia="zh-CN" w:bidi="hi-IN"/>
+                    </w:rPr>
+                    <m:t>i</m:t>
+                  </m:r>
+                </m:sub>
+              </m:sSub>
+              <m:r>
+                <w:rPr>
+                  <w:rFonts w:ascii="Cambria Math" w:hAnsi="Cambria Math"/>
+                  <w:lang w:val="en-US" w:eastAsia="zh-CN" w:bidi="hi-IN"/>
+                </w:rPr>
+                <m:t xml:space="preserve"> .  </m:t>
+              </m:r>
+              <m:sSub>
+                <m:sSubPr>
+                  <m:ctrlPr>
+                    <w:rPr>
+                      <w:rFonts w:ascii="Cambria Math" w:hAnsi="Cambria Math"/>
+                      <w:i/>
+                      <w:lang w:val="en-US" w:eastAsia="zh-CN" w:bidi="hi-IN"/>
+                    </w:rPr>
+                  </m:ctrlPr>
+                </m:sSubPr>
+                <m:e>
+                  <m:r>
+                    <w:rPr>
+                      <w:rFonts w:ascii="Cambria Math" w:hAnsi="Cambria Math"/>
+                      <w:lang w:val="en-US" w:eastAsia="zh-CN" w:bidi="hi-IN"/>
+                    </w:rPr>
+                    <m:t>BD</m:t>
+                  </m:r>
+                </m:e>
+                <m:sub>
+                  <m:r>
+                    <w:rPr>
+                      <w:rFonts w:ascii="Cambria Math" w:hAnsi="Cambria Math"/>
+                      <w:lang w:val="en-US" w:eastAsia="zh-CN" w:bidi="hi-IN"/>
+                    </w:rPr>
+                    <m:t>i</m:t>
+                  </m:r>
+                </m:sub>
+              </m:sSub>
+            </m:e>
+          </m:nary>
+        </m:oMath>
+      </m:oMathPara>
+    </w:p>
+    <w:p>
+      <w:pPr>
+        <w:pStyle w:val="BodyText"/>
+        <w:rPr>
+          <w:lang w:val="en-US" w:eastAsia="zh-CN" w:bidi="hi-IN"/>
+        </w:rPr>
+      </w:pPr>
+    </w:p>
+    <w:p>
+      <w:pPr>
+        <w:pStyle w:val="BodyText"/>
+        <w:rPr>
+          <w:lang w:val="en-US" w:eastAsia="zh-CN" w:bidi="hi-IN"/>
+        </w:rPr>
+      </w:pPr>
+      <m:oMath>
+        <m:sSub>
+          <m:sSubPr>
+            <m:ctrlPr>
+              <w:rPr>
+                <w:rFonts w:ascii="Cambria Math" w:hAnsi="Cambria Math"/>
+                <w:i/>
+                <w:lang w:val="en-US" w:eastAsia="zh-CN" w:bidi="hi-IN"/>
+              </w:rPr>
+            </m:ctrlPr>
+          </m:sSubPr>
+          <m:e>
+            <m:r>
+              <w:rPr>
+                <w:rFonts w:ascii="Cambria Math" w:hAnsi="Cambria Math"/>
+                <w:lang w:val="en-US" w:eastAsia="zh-CN" w:bidi="hi-IN"/>
+              </w:rPr>
+              <m:t>P</m:t>
+            </m:r>
+            <m:r>
+              <w:rPr>
+                <w:rFonts w:ascii="Cambria Math" w:hAnsi="Cambria Math"/>
+                <w:lang w:val="en-US" w:eastAsia="zh-CN" w:bidi="hi-IN"/>
+              </w:rPr>
+              <m:t>r</m:t>
+            </m:r>
+          </m:e>
+          <m:sub>
+            <m:r>
+              <w:rPr>
+                <w:rFonts w:ascii="Cambria Math" w:hAnsi="Cambria Math"/>
+                <w:lang w:val="en-US" w:eastAsia="zh-CN" w:bidi="hi-IN"/>
+              </w:rPr>
+              <m:t>i</m:t>
+            </m:r>
+          </m:sub>
+        </m:sSub>
+      </m:oMath>
+      <w:r>
+        <w:rPr>
+          <w:lang w:val="en-US" w:eastAsia="zh-CN" w:bidi="hi-IN"/>
+        </w:rPr>
+        <w:t xml:space="preserve"> : Profit from project i</w:t>
+      </w:r>
+      <w:r>
+        <w:rPr>
+          <w:lang w:val="en-US" w:eastAsia="zh-CN" w:bidi="hi-IN"/>
+        </w:rPr>
+        <w:br/>
+        <w:t xml:space="preserve">BD: Binary decision of project </w:t>
+      </w:r>
+      <w:proofErr w:type="spellStart"/>
+      <w:r>
+        <w:rPr>
+          <w:lang w:val="en-US" w:eastAsia="zh-CN" w:bidi="hi-IN"/>
+        </w:rPr>
+        <w:t>i</w:t>
+      </w:r>
+      <w:proofErr w:type="spellEnd"/>
+      <w:r>
+        <w:rPr>
+          <w:lang w:val="en-US" w:eastAsia="zh-CN" w:bidi="hi-IN"/>
+        </w:rPr>
+        <w:t xml:space="preserve"> </w:t>
+      </w:r>
+      <w:proofErr w:type="gramStart"/>
+      <w:r>
+        <w:rPr>
+          <w:lang w:val="en-US" w:eastAsia="zh-CN" w:bidi="hi-IN"/>
+        </w:rPr>
+        <w:t>( 1</w:t>
+      </w:r>
+      <w:proofErr w:type="gramEnd"/>
+      <w:r>
+        <w:rPr>
+          <w:lang w:val="en-US" w:eastAsia="zh-CN" w:bidi="hi-IN"/>
+        </w:rPr>
+        <w:t xml:space="preserve"> or 0)</w:t>
+      </w:r>
+    </w:p>
+    <w:p>
+      <w:pPr>
+        <w:pStyle w:val="Heading"/>
+        <w:rPr>
+          <w:lang w:val="en-US" w:eastAsia="zh-CN" w:bidi="hi-IN"/>
+        </w:rPr>
+      </w:pPr>
+      <w:r>
+        <w:rPr>
+          <w:lang w:val="en-US" w:eastAsia="zh-CN" w:bidi="hi-IN"/>
+        </w:rPr>
+        <w:lastRenderedPageBreak/>
+        <w:t>Constraints</w:t>
+      </w:r>
+    </w:p>
+    <w:p>
+      <w:pPr>
+        <w:pStyle w:val="BodyText"/>
+        <w:rPr>
+          <w:lang w:val="en-US" w:eastAsia="zh-CN" w:bidi="hi-IN"/>
+        </w:rPr>
+      </w:pPr>
+      <w:r>
+        <w:rPr>
+          <w:lang w:val="en-US" w:eastAsia="zh-CN" w:bidi="hi-IN"/>
+        </w:rPr>
+        <w:t>As above we have resource constraints and logical constraints.</w:t>
+      </w:r>
+    </w:p>
+    <w:p>
+      <w:pPr>
+        <w:pStyle w:val="BodyText"/>
+        <w:rPr>
+          <w:lang w:val="en-US" w:eastAsia="zh-CN" w:bidi="hi-IN"/>
+        </w:rPr>
+      </w:pPr>
+      <w:r>
+        <w:rPr>
+          <w:lang w:val="en-US" w:eastAsia="zh-CN" w:bidi="hi-IN"/>
+        </w:rPr>
+        <w:t>Resource Constraints</w:t>
+      </w:r>
+    </w:p>
+    <w:p>
+      <w:pPr>
+        <w:pStyle w:val="BodyText"/>
+        <w:numPr>
+          <w:ilvl w:val="1"/>
+          <w:numId w:val="92"/>
+        </w:numPr>
+        <w:rPr>
+          <w:lang w:val="en-US" w:eastAsia="zh-CN" w:bidi="hi-IN"/>
+        </w:rPr>
+      </w:pPr>
+      <w:r>
+        <w:rPr>
+          <w:lang w:val="en-US" w:eastAsia="zh-CN" w:bidi="hi-IN"/>
+        </w:rPr>
+        <w:t>Total required hours for all selected projects should be less than or equal to Total Developer Hours available</w:t>
+      </w:r>
+    </w:p>
+    <w:p>
+      <w:pPr>
+        <w:pStyle w:val="BodyText"/>
+        <w:numPr>
+          <w:ilvl w:val="1"/>
+          <w:numId w:val="92"/>
+        </w:numPr>
+        <w:rPr>
+          <w:lang w:val="en-US" w:eastAsia="zh-CN" w:bidi="hi-IN"/>
+        </w:rPr>
+      </w:pPr>
+      <w:r>
+        <w:rPr>
+          <w:lang w:val="en-US" w:eastAsia="zh-CN" w:bidi="hi-IN"/>
+        </w:rPr>
+        <w:t xml:space="preserve">Total required </w:t>
+      </w:r>
+      <w:r>
+        <w:rPr>
+          <w:lang w:val="en-US" w:eastAsia="zh-CN" w:bidi="hi-IN"/>
+        </w:rPr>
+        <w:t>cost</w:t>
+      </w:r>
+      <w:r>
+        <w:rPr>
+          <w:lang w:val="en-US" w:eastAsia="zh-CN" w:bidi="hi-IN"/>
+        </w:rPr>
+        <w:t xml:space="preserve"> for all selected projects</w:t>
+      </w:r>
+      <w:r>
+        <w:rPr>
+          <w:lang w:val="en-US" w:eastAsia="zh-CN" w:bidi="hi-IN"/>
+        </w:rPr>
+        <w:t xml:space="preserve"> </w:t>
+      </w:r>
+      <w:r>
+        <w:rPr>
+          <w:lang w:val="en-US" w:eastAsia="zh-CN" w:bidi="hi-IN"/>
+        </w:rPr>
+        <w:t xml:space="preserve">should be less than or equal to Total </w:t>
+      </w:r>
+      <w:r>
+        <w:rPr>
+          <w:lang w:val="en-US" w:eastAsia="zh-CN" w:bidi="hi-IN"/>
+        </w:rPr>
+        <w:t>Budget willing to spent</w:t>
+      </w:r>
+    </w:p>
+    <w:p>
+      <w:pPr>
+        <w:pStyle w:val="BodyText"/>
+        <w:rPr>
+          <w:lang w:val="en-US" w:eastAsia="zh-CN" w:bidi="hi-IN"/>
+        </w:rPr>
+      </w:pPr>
+      <w:r>
+        <w:rPr>
+          <w:lang w:val="en-US" w:eastAsia="zh-CN" w:bidi="hi-IN"/>
+        </w:rPr>
+        <w:t>Logical Constraints</w:t>
+      </w:r>
+    </w:p>
+    <w:p>
+      <w:pPr>
+        <w:pStyle w:val="BodyText"/>
+        <w:numPr>
+          <w:ilvl w:val="1"/>
+          <w:numId w:val="101"/>
+        </w:numPr>
+        <w:rPr>
+          <w:lang w:val="en-US" w:eastAsia="zh-CN" w:bidi="hi-IN"/>
+        </w:rPr>
+      </w:pPr>
+      <w:r>
+        <w:rPr>
+          <w:lang w:val="en-US" w:eastAsia="zh-CN" w:bidi="hi-IN"/>
+        </w:rPr>
+        <w:t>Mutual Exclusion, where if 2 projects conflicting only one of them could pick</w:t>
+      </w:r>
+    </w:p>
+    <w:p>
+      <w:pPr>
+        <w:pStyle w:val="BodyText"/>
+        <w:numPr>
+          <w:ilvl w:val="1"/>
+          <w:numId w:val="101"/>
+        </w:numPr>
+        <w:rPr>
+          <w:lang w:val="en-US" w:eastAsia="zh-CN" w:bidi="hi-IN"/>
+        </w:rPr>
+      </w:pPr>
+      <w:r>
+        <w:rPr>
+          <w:lang w:val="en-US" w:eastAsia="zh-CN" w:bidi="hi-IN"/>
+        </w:rPr>
+        <w:t>Dependency, where selecting of a project may require another project already selected</w:t>
+      </w:r>
+    </w:p>
+    <w:p>
+      <w:pPr>
+        <w:pStyle w:val="Heading"/>
+      </w:pPr>
+      <w:r>
+        <w:t>Implement the MIP model</w:t>
+      </w:r>
+    </w:p>
+    <w:p>
+      <w:pPr>
+        <w:pStyle w:val="BodyText"/>
+        <w:rPr>
+          <w:lang w:val="en-US" w:eastAsia="zh-CN" w:bidi="hi-IN"/>
+        </w:rPr>
+      </w:pPr>
+      <w:r>
+        <w:rPr>
+          <w:lang w:val="en-US" w:eastAsia="zh-CN" w:bidi="hi-IN"/>
+        </w:rPr>
+        <w:t>Figure 3.12 illustrates our implementation of BILP</w:t>
+      </w:r>
+      <w:r>
+        <w:rPr>
+          <w:lang w:val="en-US" w:eastAsia="zh-CN" w:bidi="hi-IN"/>
+        </w:rPr>
+        <w:t xml:space="preserve"> using </w:t>
+      </w:r>
+      <w:proofErr w:type="spellStart"/>
+      <w:r>
+        <w:rPr>
+          <w:lang w:val="en-US" w:eastAsia="zh-CN" w:bidi="hi-IN"/>
+        </w:rPr>
+        <w:t>PuLP</w:t>
+      </w:r>
+      <w:proofErr w:type="spellEnd"/>
+      <w:r>
+        <w:rPr>
+          <w:lang w:val="en-US" w:eastAsia="zh-CN" w:bidi="hi-IN"/>
+        </w:rPr>
+        <w:t xml:space="preserve"> python lib</w:t>
+      </w:r>
+      <w:r>
+        <w:rPr>
+          <w:lang w:val="en-US" w:eastAsia="zh-CN" w:bidi="hi-IN"/>
+        </w:rPr>
+        <w:t xml:space="preserve">. </w:t>
+      </w:r>
+      <w:r>
+        <w:rPr>
+          <w:lang w:val="en-US" w:eastAsia="zh-CN" w:bidi="hi-IN"/>
+        </w:rPr>
+        <w:t>U</w:t>
+      </w:r>
+      <w:r>
+        <w:rPr>
+          <w:lang w:val="en-US" w:eastAsia="zh-CN" w:bidi="hi-IN"/>
+        </w:rPr>
+        <w:t>nlike GA this guarantees to finding the single optimum project portfolio.</w:t>
+      </w:r>
+    </w:p>
+    <w:p>
+      <w:pPr>
+        <w:pStyle w:val="BodyText"/>
+        <w:rPr>
+          <w:lang w:val="en-US" w:eastAsia="zh-CN" w:bidi="hi-IN"/>
+        </w:rPr>
+      </w:pPr>
+      <w:r>
+        <w:rPr>
+          <w:lang w:val="en-US" w:eastAsia="zh-CN" w:bidi="hi-IN"/>
+        </w:rPr>
+        <w:drawing>
+          <wp:inline distT="0" distB="0" distL="0" distR="0" wp14:anchorId="4C583C36" wp14:editId="64E4A318">
+            <wp:extent cx="6120130" cy="3435350"/>
+            <wp:effectExtent l="0" t="0" r="1270" b="6350"/>
+            <wp:docPr id="1464637934" name="Picture 1" descr="A screen shot of a computer program&#10;&#10;AI-generated content may be incorrect."/>
+            <wp:cNvGraphicFramePr>
+              <a:graphicFrameLocks xmlns:a="http://schemas.openxmlformats.org/drawingml/2006/main" noChangeAspect="1"/>
+            </wp:cNvGraphicFramePr>
+            <a:graphic xmlns:a="http://schemas.openxmlformats.org/drawingml/2006/main">
+              <a:graphicData uri="http://schemas.openxmlformats.org/drawingml/2006/picture">
+                <pic:pic xmlns:pic="http://schemas.openxmlformats.org/drawingml/2006/picture">
+                  <pic:nvPicPr>
+                    <pic:cNvPr id="1464637934" name="Picture 1" descr="A screen shot of a computer program&#10;&#10;AI-generated content may be incorrect."/>
+                    <pic:cNvPicPr/>
+                  </pic:nvPicPr>
+                  <pic:blipFill>
+                    <a:blip r:embed="rId51"/>
+                    <a:stretch>
+                      <a:fillRect/>
+                    </a:stretch>
+                  </pic:blipFill>
+                  <pic:spPr>
+                    <a:xfrm>
+                      <a:off x="0" y="0"/>
+                      <a:ext cx="6120130" cy="3435350"/>
+                    </a:xfrm>
+                    <a:prstGeom prst="rect">
+                      <a:avLst/>
+                    </a:prstGeom>
+                  </pic:spPr>
+                </pic:pic>
+              </a:graphicData>
+            </a:graphic>
+          </wp:inline>
+        </w:drawing>
+      </w:r>
+    </w:p>
+    <w:p>
+      <w:pPr>
+        <w:pStyle w:val="BodyText"/>
+        <w:jc w:val="center"/>
+        <w:rPr>
+          <w:sz w:val="20"/>
+          <w:szCs w:val="20"/>
+          <w:lang w:val="en-US" w:eastAsia="zh-CN" w:bidi="hi-IN"/>
+        </w:rPr>
+      </w:pPr>
+      <w:r>
+        <w:rPr>
+          <w:sz w:val="20"/>
+          <w:szCs w:val="20"/>
+          <w:lang w:val="en-US" w:eastAsia="zh-CN" w:bidi="hi-IN"/>
+        </w:rPr>
+        <w:t>Figure 3.12: BILP implementation</w:t>
+      </w:r>
+    </w:p>
+    <w:p>
+      <w:pPr>
+        <w:pStyle w:val="Heading1"/>
+        <w:rPr>
+          <w:rFonts w:ascii="Aptos" w:hAnsi="Aptos"/>
           <w:lang w:val="en-US" w:eastAsia="zh-CN" w:bidi="hi-IN"/>
         </w:rPr>
       </w:pPr>
@@ -20407,6 +21159,7 @@
         <w:rPr>
           <w:rFonts w:ascii="Aptos" w:hAnsi="Aptos"/>
         </w:rPr>
+        <w:lastRenderedPageBreak/>
         <w:t xml:space="preserve">A. Chockalingam et al., "Comparative study of machine learning algorithms on census income data set," </w:t>
       </w:r>
       <w:r>
@@ -20503,7 +21256,6 @@
         <w:rPr>
           <w:rFonts w:ascii="Aptos" w:hAnsi="Aptos"/>
         </w:rPr>
-        <w:lastRenderedPageBreak/>
         <w:t xml:space="preserve">C. Dewi, R. A. Andika, E. Haryani, D. Riantama, A. Sajid, M. M. Alam, and M. M. Su'ud, "Feature selection for financial data classification using Random Forest, Boruta, and Recursive Feature Elimination," </w:t>
       </w:r>
       <w:r>
@@ -23483,6 +24235,119 @@
     </w:lvl>
   </w:abstractNum>
   <w:abstractNum w:abstractNumId="26" w15:restartNumberingAfterBreak="0">
+    <w:nsid w:val="21AB64B1"/>
+    <w:multiLevelType w:val="multilevel"/>
+    <w:tmpl w:val="3AE6F6DE"/>
+    <w:lvl w:ilvl="0">
+      <w:start w:val="1"/>
+      <w:numFmt w:val="decimal"/>
+      <w:lvlText w:val="%1."/>
+      <w:lvlJc w:val="left"/>
+      <w:pPr>
+        <w:ind w:left="360" w:hanging="360"/>
+      </w:pPr>
+      <w:rPr>
+        <w:rFonts w:hint="default"/>
+      </w:rPr>
+    </w:lvl>
+    <w:lvl w:ilvl="1">
+      <w:start w:val="1"/>
+      <w:numFmt w:val="decimal"/>
+      <w:lvlText w:val="%2."/>
+      <w:lvlJc w:val="left"/>
+      <w:pPr>
+        <w:tabs>
+          <w:tab w:val="num" w:pos="632"/>
+        </w:tabs>
+        <w:ind w:left="632" w:hanging="283"/>
+      </w:pPr>
+    </w:lvl>
+    <w:lvl w:ilvl="2">
+      <w:start w:val="1"/>
+      <w:numFmt w:val="decimal"/>
+      <w:lvlText w:val="%3."/>
+      <w:lvlJc w:val="left"/>
+      <w:pPr>
+        <w:tabs>
+          <w:tab w:val="num" w:pos="1341"/>
+        </w:tabs>
+        <w:ind w:left="1341" w:hanging="283"/>
+      </w:pPr>
+    </w:lvl>
+    <w:lvl w:ilvl="3">
+      <w:start w:val="1"/>
+      <w:numFmt w:val="decimal"/>
+      <w:lvlText w:val="%4."/>
+      <w:lvlJc w:val="left"/>
+      <w:pPr>
+        <w:tabs>
+          <w:tab w:val="num" w:pos="2050"/>
+        </w:tabs>
+        <w:ind w:left="2050" w:hanging="283"/>
+      </w:pPr>
+    </w:lvl>
+    <w:lvl w:ilvl="4">
+      <w:start w:val="1"/>
+      <w:numFmt w:val="decimal"/>
+      <w:lvlText w:val="%5."/>
+      <w:lvlJc w:val="left"/>
+      <w:pPr>
+        <w:tabs>
+          <w:tab w:val="num" w:pos="2759"/>
+        </w:tabs>
+        <w:ind w:left="2759" w:hanging="283"/>
+      </w:pPr>
+    </w:lvl>
+    <w:lvl w:ilvl="5">
+      <w:start w:val="1"/>
+      <w:numFmt w:val="decimal"/>
+      <w:lvlText w:val="%6."/>
+      <w:lvlJc w:val="left"/>
+      <w:pPr>
+        <w:tabs>
+          <w:tab w:val="num" w:pos="3468"/>
+        </w:tabs>
+        <w:ind w:left="3468" w:hanging="283"/>
+      </w:pPr>
+    </w:lvl>
+    <w:lvl w:ilvl="6">
+      <w:start w:val="1"/>
+      <w:numFmt w:val="decimal"/>
+      <w:lvlText w:val="%7."/>
+      <w:lvlJc w:val="left"/>
+      <w:pPr>
+        <w:tabs>
+          <w:tab w:val="num" w:pos="4177"/>
+        </w:tabs>
+        <w:ind w:left="4177" w:hanging="283"/>
+      </w:pPr>
+    </w:lvl>
+    <w:lvl w:ilvl="7">
+      <w:start w:val="1"/>
+      <w:numFmt w:val="decimal"/>
+      <w:lvlText w:val="%8."/>
+      <w:lvlJc w:val="left"/>
+      <w:pPr>
+        <w:tabs>
+          <w:tab w:val="num" w:pos="4886"/>
+        </w:tabs>
+        <w:ind w:left="4886" w:hanging="283"/>
+      </w:pPr>
+    </w:lvl>
+    <w:lvl w:ilvl="8">
+      <w:start w:val="1"/>
+      <w:numFmt w:val="decimal"/>
+      <w:lvlText w:val="%9."/>
+      <w:lvlJc w:val="left"/>
+      <w:pPr>
+        <w:tabs>
+          <w:tab w:val="num" w:pos="5595"/>
+        </w:tabs>
+        <w:ind w:left="5595" w:hanging="283"/>
+      </w:pPr>
+    </w:lvl>
+  </w:abstractNum>
+  <w:abstractNum w:abstractNumId="27" w15:restartNumberingAfterBreak="0">
     <w:nsid w:val="228D2141"/>
     <w:multiLevelType w:val="hybridMultilevel"/>
     <w:tmpl w:val="F66AEBAA"/>
@@ -23568,7 +24433,7 @@
       </w:pPr>
     </w:lvl>
   </w:abstractNum>
-  <w:abstractNum w:abstractNumId="27" w15:restartNumberingAfterBreak="0">
+  <w:abstractNum w:abstractNumId="28" w15:restartNumberingAfterBreak="0">
     <w:nsid w:val="23831269"/>
     <w:multiLevelType w:val="hybridMultilevel"/>
     <w:tmpl w:val="D24C40E8"/>
@@ -23654,7 +24519,7 @@
       </w:pPr>
     </w:lvl>
   </w:abstractNum>
-  <w:abstractNum w:abstractNumId="28" w15:restartNumberingAfterBreak="0">
+  <w:abstractNum w:abstractNumId="29" w15:restartNumberingAfterBreak="0">
     <w:nsid w:val="265E2AAD"/>
     <w:multiLevelType w:val="hybridMultilevel"/>
     <w:tmpl w:val="D5D4BFCE"/>
@@ -23740,7 +24605,7 @@
       </w:pPr>
     </w:lvl>
   </w:abstractNum>
-  <w:abstractNum w:abstractNumId="29" w15:restartNumberingAfterBreak="0">
+  <w:abstractNum w:abstractNumId="30" w15:restartNumberingAfterBreak="0">
     <w:nsid w:val="27B4661F"/>
     <w:multiLevelType w:val="hybridMultilevel"/>
     <w:tmpl w:val="4CB89B40"/>
@@ -23829,7 +24694,7 @@
       </w:pPr>
     </w:lvl>
   </w:abstractNum>
-  <w:abstractNum w:abstractNumId="30" w15:restartNumberingAfterBreak="0">
+  <w:abstractNum w:abstractNumId="31" w15:restartNumberingAfterBreak="0">
     <w:nsid w:val="28DD64D0"/>
     <w:multiLevelType w:val="multilevel"/>
     <w:tmpl w:val="B84E2224"/>
@@ -23969,7 +24834,7 @@
       </w:rPr>
     </w:lvl>
   </w:abstractNum>
-  <w:abstractNum w:abstractNumId="31" w15:restartNumberingAfterBreak="0">
+  <w:abstractNum w:abstractNumId="32" w15:restartNumberingAfterBreak="0">
     <w:nsid w:val="292C3BC6"/>
     <w:multiLevelType w:val="multilevel"/>
     <w:tmpl w:val="CA744F16"/>
@@ -24109,7 +24974,7 @@
       </w:rPr>
     </w:lvl>
   </w:abstractNum>
-  <w:abstractNum w:abstractNumId="32" w15:restartNumberingAfterBreak="0">
+  <w:abstractNum w:abstractNumId="33" w15:restartNumberingAfterBreak="0">
     <w:nsid w:val="29D04CD5"/>
     <w:multiLevelType w:val="multilevel"/>
     <w:tmpl w:val="76BC96D4"/>
@@ -24249,7 +25114,7 @@
       </w:rPr>
     </w:lvl>
   </w:abstractNum>
-  <w:abstractNum w:abstractNumId="33" w15:restartNumberingAfterBreak="0">
+  <w:abstractNum w:abstractNumId="34" w15:restartNumberingAfterBreak="0">
     <w:nsid w:val="2CC94DA2"/>
     <w:multiLevelType w:val="multilevel"/>
     <w:tmpl w:val="45E0056A"/>
@@ -24370,7 +25235,7 @@
       </w:pPr>
     </w:lvl>
   </w:abstractNum>
-  <w:abstractNum w:abstractNumId="34" w15:restartNumberingAfterBreak="0">
+  <w:abstractNum w:abstractNumId="35" w15:restartNumberingAfterBreak="0">
     <w:nsid w:val="2E774A7B"/>
     <w:multiLevelType w:val="multilevel"/>
     <w:tmpl w:val="2A44F1CE"/>
@@ -24510,7 +25375,7 @@
       </w:rPr>
     </w:lvl>
   </w:abstractNum>
-  <w:abstractNum w:abstractNumId="35" w15:restartNumberingAfterBreak="0">
+  <w:abstractNum w:abstractNumId="36" w15:restartNumberingAfterBreak="0">
     <w:nsid w:val="2EE24CB3"/>
     <w:multiLevelType w:val="hybridMultilevel"/>
     <w:tmpl w:val="A8B6CB94"/>
@@ -24624,7 +25489,7 @@
       </w:rPr>
     </w:lvl>
   </w:abstractNum>
-  <w:abstractNum w:abstractNumId="36" w15:restartNumberingAfterBreak="0">
+  <w:abstractNum w:abstractNumId="37" w15:restartNumberingAfterBreak="0">
     <w:nsid w:val="2F7A13C3"/>
     <w:multiLevelType w:val="hybridMultilevel"/>
     <w:tmpl w:val="9B96719A"/>
@@ -24710,7 +25575,7 @@
       </w:pPr>
     </w:lvl>
   </w:abstractNum>
-  <w:abstractNum w:abstractNumId="37" w15:restartNumberingAfterBreak="0">
+  <w:abstractNum w:abstractNumId="38" w15:restartNumberingAfterBreak="0">
     <w:nsid w:val="2FC838BD"/>
     <w:multiLevelType w:val="hybridMultilevel"/>
     <w:tmpl w:val="9B96719A"/>
@@ -24796,7 +25661,7 @@
       </w:pPr>
     </w:lvl>
   </w:abstractNum>
-  <w:abstractNum w:abstractNumId="38" w15:restartNumberingAfterBreak="0">
+  <w:abstractNum w:abstractNumId="39" w15:restartNumberingAfterBreak="0">
     <w:nsid w:val="2FF63291"/>
     <w:multiLevelType w:val="hybridMultilevel"/>
     <w:tmpl w:val="1CE49AF4"/>
@@ -24894,7 +25759,7 @@
       </w:pPr>
     </w:lvl>
   </w:abstractNum>
-  <w:abstractNum w:abstractNumId="39" w15:restartNumberingAfterBreak="0">
+  <w:abstractNum w:abstractNumId="40" w15:restartNumberingAfterBreak="0">
     <w:nsid w:val="301C5C6E"/>
     <w:multiLevelType w:val="hybridMultilevel"/>
     <w:tmpl w:val="3F1EB2FE"/>
@@ -24980,7 +25845,7 @@
       </w:pPr>
     </w:lvl>
   </w:abstractNum>
-  <w:abstractNum w:abstractNumId="40" w15:restartNumberingAfterBreak="0">
+  <w:abstractNum w:abstractNumId="41" w15:restartNumberingAfterBreak="0">
     <w:nsid w:val="33A211D5"/>
     <w:multiLevelType w:val="multilevel"/>
     <w:tmpl w:val="3AE6F6DE"/>
@@ -25093,7 +25958,7 @@
       </w:pPr>
     </w:lvl>
   </w:abstractNum>
-  <w:abstractNum w:abstractNumId="41" w15:restartNumberingAfterBreak="0">
+  <w:abstractNum w:abstractNumId="42" w15:restartNumberingAfterBreak="0">
     <w:nsid w:val="343060AA"/>
     <w:multiLevelType w:val="hybridMultilevel"/>
     <w:tmpl w:val="309C4EEE"/>
@@ -25179,7 +26044,7 @@
       </w:pPr>
     </w:lvl>
   </w:abstractNum>
-  <w:abstractNum w:abstractNumId="42" w15:restartNumberingAfterBreak="0">
+  <w:abstractNum w:abstractNumId="43" w15:restartNumberingAfterBreak="0">
     <w:nsid w:val="3688439B"/>
     <w:multiLevelType w:val="hybridMultilevel"/>
     <w:tmpl w:val="7D2EE680"/>
@@ -25268,7 +26133,7 @@
       </w:pPr>
     </w:lvl>
   </w:abstractNum>
-  <w:abstractNum w:abstractNumId="43" w15:restartNumberingAfterBreak="0">
+  <w:abstractNum w:abstractNumId="44" w15:restartNumberingAfterBreak="0">
     <w:nsid w:val="383C141B"/>
     <w:multiLevelType w:val="hybridMultilevel"/>
     <w:tmpl w:val="23085304"/>
@@ -25354,7 +26219,7 @@
       </w:pPr>
     </w:lvl>
   </w:abstractNum>
-  <w:abstractNum w:abstractNumId="44" w15:restartNumberingAfterBreak="0">
+  <w:abstractNum w:abstractNumId="45" w15:restartNumberingAfterBreak="0">
     <w:nsid w:val="3B94696D"/>
     <w:multiLevelType w:val="hybridMultilevel"/>
     <w:tmpl w:val="6D68C3A2"/>
@@ -25468,7 +26333,7 @@
       </w:rPr>
     </w:lvl>
   </w:abstractNum>
-  <w:abstractNum w:abstractNumId="45" w15:restartNumberingAfterBreak="0">
+  <w:abstractNum w:abstractNumId="46" w15:restartNumberingAfterBreak="0">
     <w:nsid w:val="3CF96E84"/>
     <w:multiLevelType w:val="hybridMultilevel"/>
     <w:tmpl w:val="6F5A4240"/>
@@ -25554,7 +26419,7 @@
       </w:pPr>
     </w:lvl>
   </w:abstractNum>
-  <w:abstractNum w:abstractNumId="46" w15:restartNumberingAfterBreak="0">
+  <w:abstractNum w:abstractNumId="47" w15:restartNumberingAfterBreak="0">
     <w:nsid w:val="3D522993"/>
     <w:multiLevelType w:val="multilevel"/>
     <w:tmpl w:val="587A946C"/>
@@ -25703,7 +26568,7 @@
       </w:rPr>
     </w:lvl>
   </w:abstractNum>
-  <w:abstractNum w:abstractNumId="47" w15:restartNumberingAfterBreak="0">
+  <w:abstractNum w:abstractNumId="48" w15:restartNumberingAfterBreak="0">
     <w:nsid w:val="3E3F37B7"/>
     <w:multiLevelType w:val="multilevel"/>
     <w:tmpl w:val="E3F4B470"/>
@@ -25817,7 +26682,7 @@
       </w:pPr>
     </w:lvl>
   </w:abstractNum>
-  <w:abstractNum w:abstractNumId="48" w15:restartNumberingAfterBreak="0">
+  <w:abstractNum w:abstractNumId="49" w15:restartNumberingAfterBreak="0">
     <w:nsid w:val="41593F0F"/>
     <w:multiLevelType w:val="hybridMultilevel"/>
     <w:tmpl w:val="9B96719A"/>
@@ -25903,7 +26768,7 @@
       </w:pPr>
     </w:lvl>
   </w:abstractNum>
-  <w:abstractNum w:abstractNumId="49" w15:restartNumberingAfterBreak="0">
+  <w:abstractNum w:abstractNumId="50" w15:restartNumberingAfterBreak="0">
     <w:nsid w:val="42B150AE"/>
     <w:multiLevelType w:val="hybridMultilevel"/>
     <w:tmpl w:val="9B96719A"/>
@@ -25989,7 +26854,7 @@
       </w:pPr>
     </w:lvl>
   </w:abstractNum>
-  <w:abstractNum w:abstractNumId="50" w15:restartNumberingAfterBreak="0">
+  <w:abstractNum w:abstractNumId="51" w15:restartNumberingAfterBreak="0">
     <w:nsid w:val="42D52088"/>
     <w:multiLevelType w:val="hybridMultilevel"/>
     <w:tmpl w:val="778A69FE"/>
@@ -26103,7 +26968,7 @@
       </w:rPr>
     </w:lvl>
   </w:abstractNum>
-  <w:abstractNum w:abstractNumId="51" w15:restartNumberingAfterBreak="0">
+  <w:abstractNum w:abstractNumId="52" w15:restartNumberingAfterBreak="0">
     <w:nsid w:val="44216B3E"/>
     <w:multiLevelType w:val="multilevel"/>
     <w:tmpl w:val="DDA22A5E"/>
@@ -26240,7 +27105,7 @@
       </w:rPr>
     </w:lvl>
   </w:abstractNum>
-  <w:abstractNum w:abstractNumId="52" w15:restartNumberingAfterBreak="0">
+  <w:abstractNum w:abstractNumId="53" w15:restartNumberingAfterBreak="0">
     <w:nsid w:val="4B2A49D7"/>
     <w:multiLevelType w:val="hybridMultilevel"/>
     <w:tmpl w:val="FF38B69E"/>
@@ -26326,7 +27191,7 @@
       </w:pPr>
     </w:lvl>
   </w:abstractNum>
-  <w:abstractNum w:abstractNumId="53" w15:restartNumberingAfterBreak="0">
+  <w:abstractNum w:abstractNumId="54" w15:restartNumberingAfterBreak="0">
     <w:nsid w:val="53552500"/>
     <w:multiLevelType w:val="multilevel"/>
     <w:tmpl w:val="E3F4B470"/>
@@ -26440,7 +27305,7 @@
       </w:pPr>
     </w:lvl>
   </w:abstractNum>
-  <w:abstractNum w:abstractNumId="54" w15:restartNumberingAfterBreak="0">
+  <w:abstractNum w:abstractNumId="55" w15:restartNumberingAfterBreak="0">
     <w:nsid w:val="53702BD6"/>
     <w:multiLevelType w:val="hybridMultilevel"/>
     <w:tmpl w:val="373AFA12"/>
@@ -26529,7 +27394,7 @@
       </w:pPr>
     </w:lvl>
   </w:abstractNum>
-  <w:abstractNum w:abstractNumId="55" w15:restartNumberingAfterBreak="0">
+  <w:abstractNum w:abstractNumId="56" w15:restartNumberingAfterBreak="0">
     <w:nsid w:val="537506E6"/>
     <w:multiLevelType w:val="multilevel"/>
     <w:tmpl w:val="BCE88726"/>
@@ -26669,7 +27534,7 @@
       </w:rPr>
     </w:lvl>
   </w:abstractNum>
-  <w:abstractNum w:abstractNumId="56" w15:restartNumberingAfterBreak="0">
+  <w:abstractNum w:abstractNumId="57" w15:restartNumberingAfterBreak="0">
     <w:nsid w:val="53A3586F"/>
     <w:multiLevelType w:val="hybridMultilevel"/>
     <w:tmpl w:val="A0569A98"/>
@@ -26764,7 +27629,7 @@
       </w:pPr>
     </w:lvl>
   </w:abstractNum>
-  <w:abstractNum w:abstractNumId="57" w15:restartNumberingAfterBreak="0">
+  <w:abstractNum w:abstractNumId="58" w15:restartNumberingAfterBreak="0">
     <w:nsid w:val="54452864"/>
     <w:multiLevelType w:val="hybridMultilevel"/>
     <w:tmpl w:val="9E78C98E"/>
@@ -26877,7 +27742,7 @@
       </w:rPr>
     </w:lvl>
   </w:abstractNum>
-  <w:abstractNum w:abstractNumId="58" w15:restartNumberingAfterBreak="0">
+  <w:abstractNum w:abstractNumId="59" w15:restartNumberingAfterBreak="0">
     <w:nsid w:val="57ED5547"/>
     <w:multiLevelType w:val="multilevel"/>
     <w:tmpl w:val="B38A48C4"/>
@@ -27017,7 +27882,7 @@
       </w:rPr>
     </w:lvl>
   </w:abstractNum>
-  <w:abstractNum w:abstractNumId="59" w15:restartNumberingAfterBreak="0">
+  <w:abstractNum w:abstractNumId="60" w15:restartNumberingAfterBreak="0">
     <w:nsid w:val="5AC32B88"/>
     <w:multiLevelType w:val="hybridMultilevel"/>
     <w:tmpl w:val="748C87A0"/>
@@ -27103,7 +27968,7 @@
       </w:pPr>
     </w:lvl>
   </w:abstractNum>
-  <w:abstractNum w:abstractNumId="60" w15:restartNumberingAfterBreak="0">
+  <w:abstractNum w:abstractNumId="61" w15:restartNumberingAfterBreak="0">
     <w:nsid w:val="5C3F3720"/>
     <w:multiLevelType w:val="hybridMultilevel"/>
     <w:tmpl w:val="F2D217D0"/>
@@ -27201,7 +28066,7 @@
       </w:pPr>
     </w:lvl>
   </w:abstractNum>
-  <w:abstractNum w:abstractNumId="61" w15:restartNumberingAfterBreak="0">
+  <w:abstractNum w:abstractNumId="62" w15:restartNumberingAfterBreak="0">
     <w:nsid w:val="5FE76B91"/>
     <w:multiLevelType w:val="hybridMultilevel"/>
     <w:tmpl w:val="F5869F58"/>
@@ -27291,7 +28156,7 @@
       </w:pPr>
     </w:lvl>
   </w:abstractNum>
-  <w:abstractNum w:abstractNumId="62" w15:restartNumberingAfterBreak="0">
+  <w:abstractNum w:abstractNumId="63" w15:restartNumberingAfterBreak="0">
     <w:nsid w:val="60E342C7"/>
     <w:multiLevelType w:val="multilevel"/>
     <w:tmpl w:val="3AE6F6DE"/>
@@ -27404,7 +28269,7 @@
       </w:pPr>
     </w:lvl>
   </w:abstractNum>
-  <w:abstractNum w:abstractNumId="63" w15:restartNumberingAfterBreak="0">
+  <w:abstractNum w:abstractNumId="64" w15:restartNumberingAfterBreak="0">
     <w:nsid w:val="616370BE"/>
     <w:multiLevelType w:val="hybridMultilevel"/>
     <w:tmpl w:val="FCBAF152"/>
@@ -27518,7 +28383,7 @@
       </w:rPr>
     </w:lvl>
   </w:abstractNum>
-  <w:abstractNum w:abstractNumId="64" w15:restartNumberingAfterBreak="0">
+  <w:abstractNum w:abstractNumId="65" w15:restartNumberingAfterBreak="0">
     <w:nsid w:val="67C36222"/>
     <w:multiLevelType w:val="hybridMultilevel"/>
     <w:tmpl w:val="FB3CB0AC"/>
@@ -27607,7 +28472,7 @@
       </w:pPr>
     </w:lvl>
   </w:abstractNum>
-  <w:abstractNum w:abstractNumId="65" w15:restartNumberingAfterBreak="0">
+  <w:abstractNum w:abstractNumId="66" w15:restartNumberingAfterBreak="0">
     <w:nsid w:val="68A13AFA"/>
     <w:multiLevelType w:val="multilevel"/>
     <w:tmpl w:val="9D8ED202"/>
@@ -27747,7 +28612,7 @@
       </w:rPr>
     </w:lvl>
   </w:abstractNum>
-  <w:abstractNum w:abstractNumId="66" w15:restartNumberingAfterBreak="0">
+  <w:abstractNum w:abstractNumId="67" w15:restartNumberingAfterBreak="0">
     <w:nsid w:val="6A3306C0"/>
     <w:multiLevelType w:val="hybridMultilevel"/>
     <w:tmpl w:val="2E303AD2"/>
@@ -27861,7 +28726,7 @@
       </w:rPr>
     </w:lvl>
   </w:abstractNum>
-  <w:abstractNum w:abstractNumId="67" w15:restartNumberingAfterBreak="0">
+  <w:abstractNum w:abstractNumId="68" w15:restartNumberingAfterBreak="0">
     <w:nsid w:val="6EA919B6"/>
     <w:multiLevelType w:val="multilevel"/>
     <w:tmpl w:val="FBFC98EE"/>
@@ -28001,7 +28866,7 @@
       </w:rPr>
     </w:lvl>
   </w:abstractNum>
-  <w:abstractNum w:abstractNumId="68" w15:restartNumberingAfterBreak="0">
+  <w:abstractNum w:abstractNumId="69" w15:restartNumberingAfterBreak="0">
     <w:nsid w:val="720E469D"/>
     <w:multiLevelType w:val="hybridMultilevel"/>
     <w:tmpl w:val="8A847CAE"/>
@@ -28090,7 +28955,7 @@
       </w:pPr>
     </w:lvl>
   </w:abstractNum>
-  <w:abstractNum w:abstractNumId="69" w15:restartNumberingAfterBreak="0">
+  <w:abstractNum w:abstractNumId="70" w15:restartNumberingAfterBreak="0">
     <w:nsid w:val="72282641"/>
     <w:multiLevelType w:val="hybridMultilevel"/>
     <w:tmpl w:val="E58816D6"/>
@@ -28204,7 +29069,7 @@
       </w:rPr>
     </w:lvl>
   </w:abstractNum>
-  <w:abstractNum w:abstractNumId="70" w15:restartNumberingAfterBreak="0">
+  <w:abstractNum w:abstractNumId="71" w15:restartNumberingAfterBreak="0">
     <w:nsid w:val="7236607D"/>
     <w:multiLevelType w:val="multilevel"/>
     <w:tmpl w:val="33C21AF4"/>
@@ -28335,7 +29200,7 @@
       </w:rPr>
     </w:lvl>
   </w:abstractNum>
-  <w:abstractNum w:abstractNumId="71" w15:restartNumberingAfterBreak="0">
+  <w:abstractNum w:abstractNumId="72" w15:restartNumberingAfterBreak="0">
     <w:nsid w:val="77751C34"/>
     <w:multiLevelType w:val="hybridMultilevel"/>
     <w:tmpl w:val="93B03718"/>
@@ -28424,7 +29289,7 @@
       </w:pPr>
     </w:lvl>
   </w:abstractNum>
-  <w:abstractNum w:abstractNumId="72" w15:restartNumberingAfterBreak="0">
+  <w:abstractNum w:abstractNumId="73" w15:restartNumberingAfterBreak="0">
     <w:nsid w:val="77A13E6C"/>
     <w:multiLevelType w:val="hybridMultilevel"/>
     <w:tmpl w:val="E24619C8"/>
@@ -28519,7 +29384,7 @@
       </w:pPr>
     </w:lvl>
   </w:abstractNum>
-  <w:abstractNum w:abstractNumId="73" w15:restartNumberingAfterBreak="0">
+  <w:abstractNum w:abstractNumId="74" w15:restartNumberingAfterBreak="0">
     <w:nsid w:val="78A40B1D"/>
     <w:multiLevelType w:val="multilevel"/>
     <w:tmpl w:val="1AC2EB18"/>
@@ -28659,7 +29524,7 @@
       </w:rPr>
     </w:lvl>
   </w:abstractNum>
-  <w:abstractNum w:abstractNumId="74" w15:restartNumberingAfterBreak="0">
+  <w:abstractNum w:abstractNumId="75" w15:restartNumberingAfterBreak="0">
     <w:nsid w:val="79F162FB"/>
     <w:multiLevelType w:val="multilevel"/>
     <w:tmpl w:val="0C321464"/>
@@ -28799,7 +29664,7 @@
       </w:rPr>
     </w:lvl>
   </w:abstractNum>
-  <w:abstractNum w:abstractNumId="75" w15:restartNumberingAfterBreak="0">
+  <w:abstractNum w:abstractNumId="76" w15:restartNumberingAfterBreak="0">
     <w:nsid w:val="7C970EC7"/>
     <w:multiLevelType w:val="hybridMultilevel"/>
     <w:tmpl w:val="7D2EE680"/>
@@ -28888,7 +29753,7 @@
       </w:pPr>
     </w:lvl>
   </w:abstractNum>
-  <w:abstractNum w:abstractNumId="76" w15:restartNumberingAfterBreak="0">
+  <w:abstractNum w:abstractNumId="77" w15:restartNumberingAfterBreak="0">
     <w:nsid w:val="7F3605F0"/>
     <w:multiLevelType w:val="multilevel"/>
     <w:tmpl w:val="0B484776"/>
@@ -29028,7 +29893,7 @@
       </w:rPr>
     </w:lvl>
   </w:abstractNum>
-  <w:abstractNum w:abstractNumId="77" w15:restartNumberingAfterBreak="0">
+  <w:abstractNum w:abstractNumId="78" w15:restartNumberingAfterBreak="0">
     <w:nsid w:val="7FEE14A8"/>
     <w:multiLevelType w:val="hybridMultilevel"/>
     <w:tmpl w:val="64FC9D2C"/>
@@ -29114,7 +29979,7 @@
       </w:pPr>
     </w:lvl>
   </w:abstractNum>
-  <w:abstractNum w:abstractNumId="78" w15:restartNumberingAfterBreak="0">
+  <w:abstractNum w:abstractNumId="79" w15:restartNumberingAfterBreak="0">
     <w:nsid w:val="7FF24A2E"/>
     <w:multiLevelType w:val="hybridMultilevel"/>
     <w:tmpl w:val="AA284BB2"/>
@@ -29205,52 +30070,52 @@
     </w:lvl>
   </w:abstractNum>
   <w:num w:numId="1" w16cid:durableId="462768859">
-    <w:abstractNumId w:val="62"/>
+    <w:abstractNumId w:val="63"/>
   </w:num>
   <w:num w:numId="2" w16cid:durableId="534851259">
     <w:abstractNumId w:val="24"/>
   </w:num>
   <w:num w:numId="3" w16cid:durableId="754977449">
+    <w:abstractNumId w:val="33"/>
+  </w:num>
+  <w:num w:numId="4" w16cid:durableId="2071151317">
+    <w:abstractNumId w:val="56"/>
+  </w:num>
+  <w:num w:numId="5" w16cid:durableId="1569268375">
+    <w:abstractNumId w:val="77"/>
+  </w:num>
+  <w:num w:numId="6" w16cid:durableId="1342007254">
+    <w:abstractNumId w:val="66"/>
+  </w:num>
+  <w:num w:numId="7" w16cid:durableId="935209781">
     <w:abstractNumId w:val="32"/>
   </w:num>
-  <w:num w:numId="4" w16cid:durableId="2071151317">
-    <w:abstractNumId w:val="55"/>
+  <w:num w:numId="8" w16cid:durableId="393507632">
+    <w:abstractNumId w:val="35"/>
   </w:num>
-  <w:num w:numId="5" w16cid:durableId="1569268375">
-    <w:abstractNumId w:val="76"/>
+  <w:num w:numId="9" w16cid:durableId="1732313751">
+    <w:abstractNumId w:val="59"/>
   </w:num>
-  <w:num w:numId="6" w16cid:durableId="1342007254">
-    <w:abstractNumId w:val="65"/>
+  <w:num w:numId="10" w16cid:durableId="1929850215">
+    <w:abstractNumId w:val="68"/>
   </w:num>
-  <w:num w:numId="7" w16cid:durableId="935209781">
+  <w:num w:numId="11" w16cid:durableId="624845372">
     <w:abstractNumId w:val="31"/>
   </w:num>
-  <w:num w:numId="8" w16cid:durableId="393507632">
-    <w:abstractNumId w:val="34"/>
-  </w:num>
-  <w:num w:numId="9" w16cid:durableId="1732313751">
-    <w:abstractNumId w:val="58"/>
-  </w:num>
-  <w:num w:numId="10" w16cid:durableId="1929850215">
-    <w:abstractNumId w:val="67"/>
-  </w:num>
-  <w:num w:numId="11" w16cid:durableId="624845372">
-    <w:abstractNumId w:val="30"/>
-  </w:num>
   <w:num w:numId="12" w16cid:durableId="407583010">
-    <w:abstractNumId w:val="73"/>
+    <w:abstractNumId w:val="74"/>
   </w:num>
   <w:num w:numId="13" w16cid:durableId="750663636">
-    <w:abstractNumId w:val="74"/>
+    <w:abstractNumId w:val="75"/>
   </w:num>
   <w:num w:numId="14" w16cid:durableId="1026060989">
     <w:abstractNumId w:val="20"/>
   </w:num>
   <w:num w:numId="15" w16cid:durableId="670109320">
-    <w:abstractNumId w:val="35"/>
+    <w:abstractNumId w:val="36"/>
   </w:num>
   <w:num w:numId="16" w16cid:durableId="1566524494">
-    <w:abstractNumId w:val="39"/>
+    <w:abstractNumId w:val="40"/>
   </w:num>
   <w:num w:numId="17" w16cid:durableId="2041972332">
     <w:abstractNumId w:val="22"/>
@@ -29259,67 +30124,67 @@
     <w:abstractNumId w:val="3"/>
   </w:num>
   <w:num w:numId="19" w16cid:durableId="153645313">
-    <w:abstractNumId w:val="45"/>
+    <w:abstractNumId w:val="46"/>
   </w:num>
   <w:num w:numId="20" w16cid:durableId="1506895684">
-    <w:abstractNumId w:val="54"/>
+    <w:abstractNumId w:val="55"/>
   </w:num>
   <w:num w:numId="21" w16cid:durableId="264191240">
-    <w:abstractNumId w:val="33"/>
+    <w:abstractNumId w:val="34"/>
   </w:num>
   <w:num w:numId="22" w16cid:durableId="1217857422">
     <w:abstractNumId w:val="2"/>
   </w:num>
   <w:num w:numId="23" w16cid:durableId="178354707">
-    <w:abstractNumId w:val="26"/>
+    <w:abstractNumId w:val="27"/>
     <w:lvlOverride w:ilvl="0">
       <w:startOverride w:val="1"/>
     </w:lvlOverride>
   </w:num>
   <w:num w:numId="24" w16cid:durableId="883636844">
-    <w:abstractNumId w:val="72"/>
+    <w:abstractNumId w:val="73"/>
     <w:lvlOverride w:ilvl="0">
       <w:startOverride w:val="1"/>
     </w:lvlOverride>
   </w:num>
   <w:num w:numId="25" w16cid:durableId="1517230823">
-    <w:abstractNumId w:val="42"/>
+    <w:abstractNumId w:val="43"/>
   </w:num>
   <w:num w:numId="26" w16cid:durableId="198737806">
-    <w:abstractNumId w:val="44"/>
+    <w:abstractNumId w:val="45"/>
   </w:num>
   <w:num w:numId="27" w16cid:durableId="1970436380">
-    <w:abstractNumId w:val="61"/>
+    <w:abstractNumId w:val="62"/>
   </w:num>
   <w:num w:numId="28" w16cid:durableId="1109744282">
     <w:abstractNumId w:val="12"/>
   </w:num>
   <w:num w:numId="29" w16cid:durableId="1596595425">
-    <w:abstractNumId w:val="49"/>
+    <w:abstractNumId w:val="50"/>
   </w:num>
   <w:num w:numId="30" w16cid:durableId="1092163475">
     <w:abstractNumId w:val="25"/>
   </w:num>
   <w:num w:numId="31" w16cid:durableId="1638341705">
-    <w:abstractNumId w:val="36"/>
+    <w:abstractNumId w:val="37"/>
   </w:num>
   <w:num w:numId="32" w16cid:durableId="99614821">
-    <w:abstractNumId w:val="78"/>
+    <w:abstractNumId w:val="79"/>
   </w:num>
   <w:num w:numId="33" w16cid:durableId="1972857697">
-    <w:abstractNumId w:val="48"/>
+    <w:abstractNumId w:val="49"/>
   </w:num>
   <w:num w:numId="34" w16cid:durableId="2055888871">
-    <w:abstractNumId w:val="37"/>
+    <w:abstractNumId w:val="38"/>
   </w:num>
   <w:num w:numId="35" w16cid:durableId="2124761692">
     <w:abstractNumId w:val="1"/>
   </w:num>
   <w:num w:numId="36" w16cid:durableId="921449534">
-    <w:abstractNumId w:val="51"/>
+    <w:abstractNumId w:val="52"/>
   </w:num>
   <w:num w:numId="37" w16cid:durableId="1249339732">
-    <w:abstractNumId w:val="62"/>
+    <w:abstractNumId w:val="63"/>
   </w:num>
   <w:num w:numId="38" w16cid:durableId="901332559">
     <w:abstractNumId w:val="18"/>
@@ -29328,70 +30193,70 @@
     <w:abstractNumId w:val="0"/>
   </w:num>
   <w:num w:numId="40" w16cid:durableId="1691839389">
-    <w:abstractNumId w:val="50"/>
+    <w:abstractNumId w:val="51"/>
   </w:num>
   <w:num w:numId="41" w16cid:durableId="1257639454">
-    <w:abstractNumId w:val="62"/>
+    <w:abstractNumId w:val="63"/>
   </w:num>
   <w:num w:numId="42" w16cid:durableId="196894282">
     <w:abstractNumId w:val="8"/>
   </w:num>
   <w:num w:numId="43" w16cid:durableId="680471570">
-    <w:abstractNumId w:val="75"/>
+    <w:abstractNumId w:val="76"/>
   </w:num>
   <w:num w:numId="44" w16cid:durableId="1315139082">
-    <w:abstractNumId w:val="62"/>
+    <w:abstractNumId w:val="63"/>
   </w:num>
   <w:num w:numId="45" w16cid:durableId="2113940701">
-    <w:abstractNumId w:val="62"/>
+    <w:abstractNumId w:val="63"/>
   </w:num>
   <w:num w:numId="46" w16cid:durableId="1884713029">
-    <w:abstractNumId w:val="64"/>
+    <w:abstractNumId w:val="65"/>
   </w:num>
   <w:num w:numId="47" w16cid:durableId="1079255107">
-    <w:abstractNumId w:val="68"/>
+    <w:abstractNumId w:val="69"/>
   </w:num>
   <w:num w:numId="48" w16cid:durableId="163739946">
-    <w:abstractNumId w:val="41"/>
+    <w:abstractNumId w:val="42"/>
     <w:lvlOverride w:ilvl="0">
       <w:startOverride w:val="1"/>
     </w:lvlOverride>
   </w:num>
   <w:num w:numId="49" w16cid:durableId="130177845">
-    <w:abstractNumId w:val="62"/>
+    <w:abstractNumId w:val="63"/>
   </w:num>
   <w:num w:numId="50" w16cid:durableId="1549225530">
-    <w:abstractNumId w:val="62"/>
+    <w:abstractNumId w:val="63"/>
   </w:num>
   <w:num w:numId="51" w16cid:durableId="1543207655">
-    <w:abstractNumId w:val="62"/>
+    <w:abstractNumId w:val="63"/>
   </w:num>
   <w:num w:numId="52" w16cid:durableId="2082754323">
-    <w:abstractNumId w:val="29"/>
+    <w:abstractNumId w:val="30"/>
   </w:num>
   <w:num w:numId="53" w16cid:durableId="1140000597">
-    <w:abstractNumId w:val="56"/>
+    <w:abstractNumId w:val="57"/>
     <w:lvlOverride w:ilvl="0">
       <w:startOverride w:val="1"/>
     </w:lvlOverride>
   </w:num>
   <w:num w:numId="54" w16cid:durableId="1476414865">
-    <w:abstractNumId w:val="62"/>
+    <w:abstractNumId w:val="63"/>
   </w:num>
   <w:num w:numId="55" w16cid:durableId="1747803550">
-    <w:abstractNumId w:val="71"/>
+    <w:abstractNumId w:val="72"/>
   </w:num>
   <w:num w:numId="56" w16cid:durableId="1421872203">
-    <w:abstractNumId w:val="27"/>
+    <w:abstractNumId w:val="28"/>
     <w:lvlOverride w:ilvl="0">
       <w:startOverride w:val="1"/>
     </w:lvlOverride>
   </w:num>
   <w:num w:numId="57" w16cid:durableId="1090199479">
-    <w:abstractNumId w:val="66"/>
+    <w:abstractNumId w:val="67"/>
   </w:num>
   <w:num w:numId="58" w16cid:durableId="794324903">
-    <w:abstractNumId w:val="62"/>
+    <w:abstractNumId w:val="63"/>
   </w:num>
   <w:num w:numId="59" w16cid:durableId="1306081610">
     <w:abstractNumId w:val="17"/>
@@ -29400,55 +30265,55 @@
     <w:abstractNumId w:val="16"/>
   </w:num>
   <w:num w:numId="61" w16cid:durableId="903416085">
-    <w:abstractNumId w:val="46"/>
+    <w:abstractNumId w:val="47"/>
   </w:num>
   <w:num w:numId="62" w16cid:durableId="109403679">
     <w:abstractNumId w:val="11"/>
   </w:num>
   <w:num w:numId="63" w16cid:durableId="1952125431">
-    <w:abstractNumId w:val="62"/>
+    <w:abstractNumId w:val="63"/>
   </w:num>
   <w:num w:numId="64" w16cid:durableId="1966891500">
     <w:abstractNumId w:val="4"/>
   </w:num>
   <w:num w:numId="65" w16cid:durableId="697698884">
-    <w:abstractNumId w:val="62"/>
+    <w:abstractNumId w:val="63"/>
   </w:num>
   <w:num w:numId="66" w16cid:durableId="1168981868">
-    <w:abstractNumId w:val="70"/>
+    <w:abstractNumId w:val="71"/>
   </w:num>
   <w:num w:numId="67" w16cid:durableId="160393705">
-    <w:abstractNumId w:val="62"/>
+    <w:abstractNumId w:val="63"/>
   </w:num>
   <w:num w:numId="68" w16cid:durableId="1831167593">
     <w:abstractNumId w:val="15"/>
   </w:num>
   <w:num w:numId="69" w16cid:durableId="1698121427">
-    <w:abstractNumId w:val="62"/>
+    <w:abstractNumId w:val="63"/>
   </w:num>
   <w:num w:numId="70" w16cid:durableId="1760105121">
-    <w:abstractNumId w:val="57"/>
+    <w:abstractNumId w:val="58"/>
   </w:num>
   <w:num w:numId="71" w16cid:durableId="702751241">
-    <w:abstractNumId w:val="69"/>
+    <w:abstractNumId w:val="70"/>
   </w:num>
   <w:num w:numId="72" w16cid:durableId="408386921">
-    <w:abstractNumId w:val="62"/>
+    <w:abstractNumId w:val="63"/>
   </w:num>
   <w:num w:numId="73" w16cid:durableId="2030330978">
-    <w:abstractNumId w:val="59"/>
+    <w:abstractNumId w:val="60"/>
   </w:num>
   <w:num w:numId="74" w16cid:durableId="100954797">
-    <w:abstractNumId w:val="62"/>
+    <w:abstractNumId w:val="63"/>
   </w:num>
   <w:num w:numId="75" w16cid:durableId="1834107868">
-    <w:abstractNumId w:val="62"/>
+    <w:abstractNumId w:val="63"/>
   </w:num>
   <w:num w:numId="76" w16cid:durableId="1557204703">
     <w:abstractNumId w:val="9"/>
   </w:num>
   <w:num w:numId="77" w16cid:durableId="534007519">
-    <w:abstractNumId w:val="77"/>
+    <w:abstractNumId w:val="78"/>
     <w:lvlOverride w:ilvl="0">
       <w:startOverride w:val="1"/>
     </w:lvlOverride>
@@ -29466,19 +30331,19 @@
     </w:lvlOverride>
   </w:num>
   <w:num w:numId="81" w16cid:durableId="1371109530">
-    <w:abstractNumId w:val="62"/>
+    <w:abstractNumId w:val="63"/>
   </w:num>
   <w:num w:numId="82" w16cid:durableId="56056520">
-    <w:abstractNumId w:val="62"/>
+    <w:abstractNumId w:val="63"/>
   </w:num>
   <w:num w:numId="83" w16cid:durableId="903219920">
-    <w:abstractNumId w:val="62"/>
+    <w:abstractNumId w:val="63"/>
   </w:num>
   <w:num w:numId="84" w16cid:durableId="1131555045">
-    <w:abstractNumId w:val="62"/>
+    <w:abstractNumId w:val="63"/>
   </w:num>
   <w:num w:numId="85" w16cid:durableId="501623252">
-    <w:abstractNumId w:val="63"/>
+    <w:abstractNumId w:val="64"/>
   </w:num>
   <w:num w:numId="86" w16cid:durableId="1804806667">
     <w:abstractNumId w:val="13"/>
@@ -29487,19 +30352,19 @@
     <w:abstractNumId w:val="23"/>
   </w:num>
   <w:num w:numId="88" w16cid:durableId="248933344">
-    <w:abstractNumId w:val="52"/>
+    <w:abstractNumId w:val="53"/>
   </w:num>
   <w:num w:numId="89" w16cid:durableId="144778899">
     <w:abstractNumId w:val="6"/>
   </w:num>
   <w:num w:numId="90" w16cid:durableId="296032824">
-    <w:abstractNumId w:val="38"/>
+    <w:abstractNumId w:val="39"/>
   </w:num>
   <w:num w:numId="91" w16cid:durableId="316420869">
-    <w:abstractNumId w:val="60"/>
+    <w:abstractNumId w:val="61"/>
   </w:num>
   <w:num w:numId="92" w16cid:durableId="1106775173">
-    <w:abstractNumId w:val="40"/>
+    <w:abstractNumId w:val="41"/>
   </w:num>
   <w:num w:numId="93" w16cid:durableId="1720977892">
     <w:abstractNumId w:val="21"/>
@@ -29508,22 +30373,25 @@
     <w:abstractNumId w:val="5"/>
   </w:num>
   <w:num w:numId="95" w16cid:durableId="2103528640">
-    <w:abstractNumId w:val="43"/>
+    <w:abstractNumId w:val="44"/>
   </w:num>
   <w:num w:numId="96" w16cid:durableId="788166948">
-    <w:abstractNumId w:val="28"/>
+    <w:abstractNumId w:val="29"/>
   </w:num>
   <w:num w:numId="97" w16cid:durableId="585312195">
     <w:abstractNumId w:val="10"/>
   </w:num>
   <w:num w:numId="98" w16cid:durableId="742723383">
-    <w:abstractNumId w:val="53"/>
+    <w:abstractNumId w:val="54"/>
   </w:num>
   <w:num w:numId="99" w16cid:durableId="1100298158">
-    <w:abstractNumId w:val="47"/>
+    <w:abstractNumId w:val="48"/>
   </w:num>
   <w:num w:numId="100" w16cid:durableId="747925798">
     <w:abstractNumId w:val="14"/>
+  </w:num>
+  <w:num w:numId="101" w16cid:durableId="806822130">
+    <w:abstractNumId w:val="26"/>
   </w:num>
 </w:numbering>
 </file>

--- a/CW_Doc.docx
+++ b/CW_Doc.docx
@@ -17965,6 +17965,7 @@
       <w:pPr>
         <w:pStyle w:val="Heading3"/>
         <w:rPr>
+          <w:rFonts w:ascii="Aptos" w:hAnsi="Aptos"/>
           <w:color w:val="000000"/>
           <w:sz w:val="18"/>
           <w:szCs w:val="18"/>
@@ -17989,112 +17990,7 @@
           <w:rFonts w:ascii="Aptos" w:hAnsi="Aptos"/>
           <w:color w:val="000000"/>
         </w:rPr>
-        <w:t>Becase</w:t>
-      </w:r>
-      <w:r>
-        <w:rPr>
-          <w:rFonts w:ascii="Aptos" w:hAnsi="Aptos"/>
-          <w:color w:val="000000"/>
-        </w:rPr>
-        <w:t xml:space="preserve"> we have 30 projects we </w:t>
-      </w:r>
-      <w:r>
-        <w:rPr>
-          <w:rFonts w:ascii="Aptos" w:hAnsi="Aptos"/>
-          <w:color w:val="000000"/>
-        </w:rPr>
-        <w:t>need to</w:t>
-      </w:r>
-      <w:r>
-        <w:rPr>
-          <w:rFonts w:ascii="Aptos" w:hAnsi="Aptos"/>
-          <w:color w:val="000000"/>
-        </w:rPr>
-        <w:t xml:space="preserve"> created a binary array of size 30 as the </w:t>
-      </w:r>
-      <w:r>
-        <w:rPr>
-          <w:rFonts w:ascii="Aptos" w:hAnsi="Aptos"/>
-          <w:color w:val="000000"/>
-        </w:rPr>
-        <w:t xml:space="preserve">representaion of a </w:t>
-      </w:r>
-      <w:r>
-        <w:rPr>
-          <w:rFonts w:ascii="Aptos" w:hAnsi="Aptos"/>
-          <w:color w:val="000000"/>
-        </w:rPr>
-        <w:t xml:space="preserve">chromasome. </w:t>
-      </w:r>
-      <w:r>
-        <w:rPr>
-          <w:rFonts w:ascii="Aptos" w:hAnsi="Aptos"/>
-          <w:color w:val="000000"/>
-        </w:rPr>
-        <w:t xml:space="preserve">This is </w:t>
-      </w:r>
-      <w:r>
-        <w:rPr>
-          <w:rFonts w:ascii="Aptos" w:hAnsi="Aptos"/>
-          <w:color w:val="000000"/>
-        </w:rPr>
-        <w:t xml:space="preserve">same as </w:t>
-      </w:r>
-      <w:r>
-        <w:rPr>
-          <w:rFonts w:ascii="Aptos" w:hAnsi="Aptos"/>
-          <w:color w:val="000000"/>
-        </w:rPr>
-        <w:t xml:space="preserve">the feature select/not usecase </w:t>
-      </w:r>
-      <w:r>
-        <w:rPr>
-          <w:rFonts w:ascii="Aptos" w:hAnsi="Aptos"/>
-          <w:color w:val="000000"/>
-        </w:rPr>
-        <w:t>we use binary represenation to keep feature or drop</w:t>
-      </w:r>
-      <w:r>
-        <w:rPr>
-          <w:rFonts w:ascii="Aptos" w:hAnsi="Aptos"/>
-          <w:color w:val="000000"/>
-        </w:rPr>
-        <w:t xml:space="preserve"> as the chromasome</w:t>
-      </w:r>
-      <w:r>
-        <w:rPr>
-          <w:rFonts w:ascii="Aptos" w:hAnsi="Aptos"/>
-          <w:color w:val="000000"/>
-        </w:rPr>
-        <w:t xml:space="preserve">. As the same in </w:t>
-      </w:r>
-      <w:r>
-        <w:rPr>
-          <w:rFonts w:ascii="Aptos" w:hAnsi="Aptos"/>
-          <w:color w:val="000000"/>
-        </w:rPr>
-        <w:t xml:space="preserve">the </w:t>
-      </w:r>
-      <w:r>
-        <w:rPr>
-          <w:rFonts w:ascii="Aptos" w:hAnsi="Aptos"/>
-          <w:color w:val="000000"/>
-        </w:rPr>
-        <w:t>projet</w:t>
-      </w:r>
-      <w:r>
-        <w:rPr>
-          <w:rFonts w:ascii="Aptos" w:hAnsi="Aptos"/>
-          <w:color w:val="000000"/>
-        </w:rPr>
-        <w:t xml:space="preserve"> selectrion usecase of ours </w:t>
-      </w:r>
-      <w:r>
-        <w:rPr>
-          <w:rFonts w:ascii="Aptos" w:hAnsi="Aptos"/>
-          <w:color w:val="000000"/>
-        </w:rPr>
-        <w:t xml:space="preserve">we need to decide keep the project or not. </w:t>
+        <w:t xml:space="preserve">Becase we have 30 projects we need to created a binary array of size 30 as the representaion of a chromasome. This is same as the feature select/not usecase we use binary represenation to keep feature or drop as the chromasome. As the same in the projet selectrion usecase of ours we need to decide keep the project or not. </w:t>
       </w:r>
     </w:p>
     <w:p>
@@ -18151,7 +18047,7 @@
           <w:sz w:val="24"/>
           <w:szCs w:val="24"/>
         </w:rPr>
-        <w:t>The population size and generation count are dynamically configurable to support hyperparameter tuning</w:t>
+        <w:t xml:space="preserve">The population size and generation count are dynamically configurable to support hyperparameter tuning as </w:t>
       </w:r>
       <w:r>
         <w:rPr>
@@ -18161,7 +18057,7 @@
           <w:sz w:val="24"/>
           <w:szCs w:val="24"/>
         </w:rPr>
-        <w:t xml:space="preserve"> as </w:t>
+        <w:t>depicted</w:t>
       </w:r>
       <w:r>
         <w:rPr>
@@ -18171,7 +18067,7 @@
           <w:sz w:val="24"/>
           <w:szCs w:val="24"/>
         </w:rPr>
-        <w:t>depicted</w:t>
+        <w:t xml:space="preserve"> in figure 3.</w:t>
       </w:r>
       <w:r>
         <w:rPr>
@@ -18181,16 +18077,6 @@
           <w:sz w:val="24"/>
           <w:szCs w:val="24"/>
         </w:rPr>
-        <w:t xml:space="preserve"> in figure 3.</w:t>
-      </w:r>
-      <w:r>
-        <w:rPr>
-          <w:rFonts w:ascii="Aptos" w:hAnsi="Aptos"/>
-          <w:b w:val="0"/>
-          <w:bCs w:val="0"/>
-          <w:sz w:val="24"/>
-          <w:szCs w:val="24"/>
-        </w:rPr>
         <w:t>4</w:t>
       </w:r>
     </w:p>
@@ -18198,9 +18084,13 @@
       <w:pPr>
         <w:pStyle w:val="BodyText"/>
         <w:jc w:val="center"/>
-      </w:pPr>
-      <w:r>
-        <w:rPr>
+        <w:rPr>
+          <w:rFonts w:ascii="Aptos" w:hAnsi="Aptos"/>
+        </w:rPr>
+      </w:pPr>
+      <w:r>
+        <w:rPr>
+          <w:rFonts w:ascii="Aptos" w:hAnsi="Aptos"/>
           <w:noProof/>
         </w:rPr>
         <w:drawing>
@@ -18689,53 +18579,72 @@
     <w:p>
       <w:pPr>
         <w:pStyle w:val="BodyText"/>
-      </w:pPr>
-      <w:r>
+        <w:rPr>
+          <w:rFonts w:ascii="Aptos" w:hAnsi="Aptos"/>
+        </w:rPr>
+      </w:pPr>
+      <w:r>
+        <w:rPr>
+          <w:rFonts w:ascii="Aptos" w:hAnsi="Aptos"/>
+        </w:rPr>
         <w:t xml:space="preserve">This is combining two parent chromasomes to create a child. The idea behind is child inherits the best traits. Here we apply uniform cross over mechanism. Its like coin is tossed and </w:t>
       </w:r>
       <w:r>
+        <w:rPr>
+          <w:rFonts w:ascii="Aptos" w:hAnsi="Aptos"/>
+        </w:rPr>
         <w:t>determines</w:t>
       </w:r>
       <w:r>
+        <w:rPr>
+          <w:rFonts w:ascii="Aptos" w:hAnsi="Aptos"/>
+        </w:rPr>
         <w:t xml:space="preserve"> whether the parent 1 and parent 2 </w:t>
       </w:r>
       <w:r>
+        <w:rPr>
+          <w:rFonts w:ascii="Aptos" w:hAnsi="Aptos"/>
+        </w:rPr>
         <w:t>properties are swapped and create and update child 1 and child 2 properties which is the cross over. The logic is depicted in figure 3.7 below.</w:t>
       </w:r>
     </w:p>
     <w:p>
       <w:pPr>
         <w:pStyle w:val="BodyText"/>
-      </w:pPr>
-      <w:r>
+        <w:rPr>
+          <w:rFonts w:ascii="Aptos" w:hAnsi="Aptos"/>
+        </w:rPr>
+      </w:pPr>
+      <w:r>
+        <w:rPr>
+          <w:rFonts w:ascii="Aptos" w:hAnsi="Aptos"/>
+        </w:rPr>
         <w:t xml:space="preserve">Additionally we do not cross over 100% instead we keep a cross over rate to 80% which make sure there is a 20% chance </w:t>
       </w:r>
       <w:r>
-        <w:t xml:space="preserve">that parent pass traits starigh to the next generation without being traits swapped. This make sure good solutions from </w:t>
-      </w:r>
-      <w:r>
-        <w:t>tournament</w:t>
-      </w:r>
-      <w:r>
-        <w:t xml:space="preserve"> </w:t>
-      </w:r>
-      <w:r>
-        <w:t>selection</w:t>
-      </w:r>
-      <w:r>
-        <w:t xml:space="preserve"> survives intact into the next </w:t>
-      </w:r>
-      <w:r>
+        <w:rPr>
+          <w:rFonts w:ascii="Aptos" w:hAnsi="Aptos"/>
+        </w:rPr>
+        <w:t xml:space="preserve">that parent pass traits starigh to the next generation without being traits swapped. This make sure good solutions from tournament selection survives intact into </w:t>
+      </w:r>
+      <w:r>
+        <w:rPr>
+          <w:rFonts w:ascii="Aptos" w:hAnsi="Aptos"/>
+        </w:rPr>
         <w:lastRenderedPageBreak/>
-        <w:t>generation witohut breakdown in every generation. If 100% crossover we cannot make sure this would preserve.</w:t>
+        <w:t>the next generation witohut breakdown in every generation. If 100% crossover we cannot make sure this would preserve.</w:t>
       </w:r>
     </w:p>
     <w:p>
       <w:pPr>
         <w:pStyle w:val="BodyText"/>
-      </w:pPr>
-      <w:r>
-        <w:rPr>
+        <w:rPr>
+          <w:rFonts w:ascii="Aptos" w:hAnsi="Aptos"/>
+        </w:rPr>
+      </w:pPr>
+      <w:r>
+        <w:rPr>
+          <w:rFonts w:ascii="Aptos" w:hAnsi="Aptos"/>
           <w:noProof/>
         </w:rPr>
         <w:drawing>
@@ -18795,22 +18704,15 @@
           <w:sz w:val="20"/>
           <w:szCs w:val="20"/>
         </w:rPr>
-        <w:t xml:space="preserve">Figure 3.7 : </w:t>
-      </w:r>
-      <w:r>
-        <w:rPr>
-          <w:rFonts w:ascii="Aptos" w:hAnsi="Aptos" w:cs="Angsana New"/>
-          <w:b w:val="0"/>
-          <w:bCs w:val="0"/>
-          <w:sz w:val="20"/>
-          <w:szCs w:val="20"/>
-        </w:rPr>
-        <w:t>Unform Crossover</w:t>
+        <w:t>Figure 3.7 : Unform Crossover</w:t>
       </w:r>
     </w:p>
     <w:p>
       <w:pPr>
         <w:pStyle w:val="BodyText"/>
+        <w:rPr>
+          <w:rFonts w:ascii="Aptos" w:hAnsi="Aptos"/>
+        </w:rPr>
       </w:pPr>
     </w:p>
     <w:p>
@@ -19545,21 +19447,14 @@
           <w:sz w:val="20"/>
           <w:szCs w:val="20"/>
         </w:rPr>
-        <w:t xml:space="preserve">: </w:t>
-      </w:r>
-      <w:r>
-        <w:rPr>
-          <w:rFonts w:ascii="Aptos" w:hAnsi="Aptos"/>
-          <w:sz w:val="20"/>
-          <w:szCs w:val="20"/>
-        </w:rPr>
-        <w:t>Elitism implementation</w:t>
+        <w:t>: Elitism implementation</w:t>
       </w:r>
     </w:p>
     <w:p>
       <w:pPr>
         <w:pStyle w:val="Heading3"/>
         <w:rPr>
+          <w:rFonts w:ascii="Aptos" w:hAnsi="Aptos"/>
           <w:color w:val="000000"/>
           <w:sz w:val="18"/>
           <w:szCs w:val="18"/>
@@ -19679,29 +19574,7 @@
           <w:szCs w:val="24"/>
           <w:lang w:val="en-US" w:eastAsia="zh-CN" w:bidi="hi-IN"/>
         </w:rPr>
-        <w:t>Ge</w:t>
-      </w:r>
-      <w:r>
-        <w:rPr>
-          <w:rFonts w:ascii="Aptos" w:hAnsi="Aptos"/>
-          <w:b w:val="0"/>
-          <w:bCs w:val="0"/>
-          <w:sz w:val="24"/>
-          <w:szCs w:val="24"/>
-          <w:lang w:val="en-US" w:eastAsia="zh-CN" w:bidi="hi-IN"/>
-        </w:rPr>
-        <w:t>n</w:t>
-      </w:r>
-      <w:r>
-        <w:rPr>
-          <w:rFonts w:ascii="Aptos" w:hAnsi="Aptos"/>
-          <w:b w:val="0"/>
-          <w:bCs w:val="0"/>
-          <w:sz w:val="24"/>
-          <w:szCs w:val="24"/>
-          <w:lang w:val="en-US" w:eastAsia="zh-CN" w:bidi="hi-IN"/>
-        </w:rPr>
-        <w:t xml:space="preserve">erations </w:t>
+        <w:t xml:space="preserve">Generations </w:t>
       </w:r>
       <m:oMath>
         <m:r>
@@ -19722,41 +19595,48 @@
       <w:pPr>
         <w:pStyle w:val="BodyText"/>
         <w:rPr>
+          <w:rFonts w:ascii="Aptos" w:hAnsi="Aptos"/>
           <w:lang w:val="en-US" w:eastAsia="zh-CN" w:bidi="hi-IN"/>
         </w:rPr>
       </w:pPr>
       <w:r>
         <w:rPr>
+          <w:rFonts w:ascii="Aptos" w:hAnsi="Aptos"/>
           <w:lang w:val="en-US" w:eastAsia="zh-CN" w:bidi="hi-IN"/>
         </w:rPr>
         <w:t xml:space="preserve">After searching over </w:t>
       </w:r>
       <w:r>
         <w:rPr>
+          <w:rFonts w:ascii="Aptos" w:hAnsi="Aptos"/>
           <w:lang w:val="en-US" w:eastAsia="zh-CN" w:bidi="hi-IN"/>
         </w:rPr>
         <w:t xml:space="preserve">the </w:t>
       </w:r>
       <w:r>
         <w:rPr>
+          <w:rFonts w:ascii="Aptos" w:hAnsi="Aptos"/>
           <w:lang w:val="en-US" w:eastAsia="zh-CN" w:bidi="hi-IN"/>
         </w:rPr>
         <w:t xml:space="preserve">grid space </w:t>
       </w:r>
       <w:r>
         <w:rPr>
+          <w:rFonts w:ascii="Aptos" w:hAnsi="Aptos"/>
           <w:lang w:val="en-US" w:eastAsia="zh-CN" w:bidi="hi-IN"/>
         </w:rPr>
         <w:t xml:space="preserve">depicted in table 3.1 below, </w:t>
       </w:r>
       <w:r>
         <w:rPr>
+          <w:rFonts w:ascii="Aptos" w:hAnsi="Aptos"/>
           <w:lang w:val="en-US" w:eastAsia="zh-CN" w:bidi="hi-IN"/>
         </w:rPr>
         <w:t xml:space="preserve">the </w:t>
       </w:r>
       <w:r>
         <w:rPr>
+          <w:rFonts w:ascii="Aptos" w:hAnsi="Aptos"/>
           <w:b/>
           <w:bCs/>
           <w:lang w:val="en-US" w:eastAsia="zh-CN" w:bidi="hi-IN"/>
@@ -19765,18 +19645,21 @@
       </w:r>
       <w:r>
         <w:rPr>
+          <w:rFonts w:ascii="Aptos" w:hAnsi="Aptos"/>
           <w:lang w:val="en-US" w:eastAsia="zh-CN" w:bidi="hi-IN"/>
         </w:rPr>
         <w:t xml:space="preserve"> found that maximize the profit </w:t>
       </w:r>
       <w:r>
         <w:rPr>
+          <w:rFonts w:ascii="Aptos" w:hAnsi="Aptos"/>
           <w:lang w:val="en-US" w:eastAsia="zh-CN" w:bidi="hi-IN"/>
         </w:rPr>
         <w:t>is</w:t>
       </w:r>
       <w:r>
         <w:rPr>
+          <w:rFonts w:ascii="Aptos" w:hAnsi="Aptos"/>
           <w:lang w:val="en-US" w:eastAsia="zh-CN" w:bidi="hi-IN"/>
         </w:rPr>
         <w:t xml:space="preserve"> </w:t>
@@ -19786,6 +19669,7 @@
       <w:pPr>
         <w:pStyle w:val="BodyText"/>
         <w:rPr>
+          <w:rFonts w:ascii="Aptos" w:hAnsi="Aptos"/>
           <w:b/>
           <w:bCs/>
           <w:lang w:val="en-US" w:eastAsia="zh-CN" w:bidi="hi-IN"/>
@@ -19793,6 +19677,7 @@
       </w:pPr>
       <w:r>
         <w:rPr>
+          <w:rFonts w:ascii="Aptos" w:hAnsi="Aptos"/>
           <w:b/>
           <w:bCs/>
           <w:lang w:val="en-US" w:eastAsia="zh-CN" w:bidi="hi-IN"/>
@@ -19801,6 +19686,7 @@
       </w:r>
       <w:r>
         <w:rPr>
+          <w:rFonts w:ascii="Aptos" w:hAnsi="Aptos"/>
           <w:b/>
           <w:bCs/>
           <w:lang w:val="en-US" w:eastAsia="zh-CN" w:bidi="hi-IN"/>
@@ -19831,6 +19717,7 @@
             <w:pPr>
               <w:pStyle w:val="BodyText"/>
               <w:rPr>
+                <w:rFonts w:ascii="Aptos" w:hAnsi="Aptos"/>
                 <w:b/>
                 <w:bCs/>
                 <w:lang w:val="en-US" w:eastAsia="zh-CN" w:bidi="hi-IN"/>
@@ -19846,6 +19733,7 @@
             <w:pPr>
               <w:pStyle w:val="BodyText"/>
               <w:rPr>
+                <w:rFonts w:ascii="Aptos" w:hAnsi="Aptos"/>
                 <w:b/>
                 <w:bCs/>
                 <w:lang w:val="en-US" w:eastAsia="zh-CN" w:bidi="hi-IN"/>
@@ -19853,6 +19741,7 @@
             </w:pPr>
             <w:r>
               <w:rPr>
+                <w:rFonts w:ascii="Aptos" w:hAnsi="Aptos"/>
                 <w:b/>
                 <w:bCs/>
                 <w:lang w:val="en-US" w:eastAsia="zh-CN" w:bidi="hi-IN"/>
@@ -19869,6 +19758,7 @@
             <w:pPr>
               <w:pStyle w:val="BodyText"/>
               <w:rPr>
+                <w:rFonts w:ascii="Aptos" w:hAnsi="Aptos"/>
                 <w:b/>
                 <w:bCs/>
                 <w:lang w:val="en-US" w:eastAsia="zh-CN" w:bidi="hi-IN"/>
@@ -19876,6 +19766,7 @@
             </w:pPr>
             <w:r>
               <w:rPr>
+                <w:rFonts w:ascii="Aptos" w:hAnsi="Aptos"/>
                 <w:b/>
                 <w:bCs/>
                 <w:lang w:val="en-US" w:eastAsia="zh-CN" w:bidi="hi-IN"/>
@@ -19892,6 +19783,7 @@
             <w:pPr>
               <w:pStyle w:val="BodyText"/>
               <w:rPr>
+                <w:rFonts w:ascii="Aptos" w:hAnsi="Aptos"/>
                 <w:b/>
                 <w:bCs/>
                 <w:lang w:val="en-US" w:eastAsia="zh-CN" w:bidi="hi-IN"/>
@@ -19899,6 +19791,7 @@
             </w:pPr>
             <w:r>
               <w:rPr>
+                <w:rFonts w:ascii="Aptos" w:hAnsi="Aptos"/>
                 <w:b/>
                 <w:bCs/>
                 <w:lang w:val="en-US" w:eastAsia="zh-CN" w:bidi="hi-IN"/>
@@ -19915,6 +19808,7 @@
             <w:pPr>
               <w:pStyle w:val="BodyText"/>
               <w:rPr>
+                <w:rFonts w:ascii="Aptos" w:hAnsi="Aptos"/>
                 <w:b/>
                 <w:bCs/>
                 <w:lang w:val="en-US" w:eastAsia="zh-CN" w:bidi="hi-IN"/>
@@ -19922,6 +19816,7 @@
             </w:pPr>
             <w:r>
               <w:rPr>
+                <w:rFonts w:ascii="Aptos" w:hAnsi="Aptos"/>
                 <w:b/>
                 <w:bCs/>
                 <w:lang w:val="en-US" w:eastAsia="zh-CN" w:bidi="hi-IN"/>
@@ -19940,6 +19835,7 @@
             <w:pPr>
               <w:pStyle w:val="BodyText"/>
               <w:rPr>
+                <w:rFonts w:ascii="Aptos" w:hAnsi="Aptos"/>
                 <w:b/>
                 <w:bCs/>
                 <w:lang w:val="en-US" w:eastAsia="zh-CN" w:bidi="hi-IN"/>
@@ -19947,6 +19843,7 @@
             </w:pPr>
             <w:r>
               <w:rPr>
+                <w:rFonts w:ascii="Aptos" w:hAnsi="Aptos"/>
                 <w:b/>
                 <w:bCs/>
                 <w:lang w:val="en-US" w:eastAsia="zh-CN" w:bidi="hi-IN"/>
@@ -19963,11 +19860,13 @@
             <w:pPr>
               <w:pStyle w:val="BodyText"/>
               <w:rPr>
+                <w:rFonts w:ascii="Aptos" w:hAnsi="Aptos"/>
                 <w:lang w:val="en-US" w:eastAsia="zh-CN" w:bidi="hi-IN"/>
               </w:rPr>
             </w:pPr>
             <w:r>
               <w:rPr>
+                <w:rFonts w:ascii="Aptos" w:hAnsi="Aptos"/>
                 <w:lang w:val="en-US" w:eastAsia="zh-CN" w:bidi="hi-IN"/>
               </w:rPr>
               <w:t>(50, 50)</w:t>
@@ -19982,11 +19881,13 @@
             <w:pPr>
               <w:pStyle w:val="BodyText"/>
               <w:rPr>
+                <w:rFonts w:ascii="Aptos" w:hAnsi="Aptos"/>
                 <w:lang w:val="en-US" w:eastAsia="zh-CN" w:bidi="hi-IN"/>
               </w:rPr>
             </w:pPr>
             <w:r>
               <w:rPr>
+                <w:rFonts w:ascii="Aptos" w:hAnsi="Aptos"/>
                 <w:lang w:val="en-US" w:eastAsia="zh-CN" w:bidi="hi-IN"/>
               </w:rPr>
               <w:t>(50, 100)</w:t>
@@ -20001,11 +19902,13 @@
             <w:pPr>
               <w:pStyle w:val="BodyText"/>
               <w:rPr>
+                <w:rFonts w:ascii="Aptos" w:hAnsi="Aptos"/>
                 <w:lang w:val="en-US" w:eastAsia="zh-CN" w:bidi="hi-IN"/>
               </w:rPr>
             </w:pPr>
             <w:r>
               <w:rPr>
+                <w:rFonts w:ascii="Aptos" w:hAnsi="Aptos"/>
                 <w:lang w:val="en-US" w:eastAsia="zh-CN" w:bidi="hi-IN"/>
               </w:rPr>
               <w:t>(50, 150)</w:t>
@@ -20020,11 +19923,13 @@
             <w:pPr>
               <w:pStyle w:val="BodyText"/>
               <w:rPr>
+                <w:rFonts w:ascii="Aptos" w:hAnsi="Aptos"/>
                 <w:lang w:val="en-US" w:eastAsia="zh-CN" w:bidi="hi-IN"/>
               </w:rPr>
             </w:pPr>
             <w:r>
               <w:rPr>
+                <w:rFonts w:ascii="Aptos" w:hAnsi="Aptos"/>
                 <w:lang w:val="en-US" w:eastAsia="zh-CN" w:bidi="hi-IN"/>
               </w:rPr>
               <w:t>(50, 200)</w:t>
@@ -20041,6 +19946,7 @@
             <w:pPr>
               <w:pStyle w:val="BodyText"/>
               <w:rPr>
+                <w:rFonts w:ascii="Aptos" w:hAnsi="Aptos"/>
                 <w:b/>
                 <w:bCs/>
                 <w:lang w:val="en-US" w:eastAsia="zh-CN" w:bidi="hi-IN"/>
@@ -20048,6 +19954,7 @@
             </w:pPr>
             <w:r>
               <w:rPr>
+                <w:rFonts w:ascii="Aptos" w:hAnsi="Aptos"/>
                 <w:b/>
                 <w:bCs/>
                 <w:lang w:val="en-US" w:eastAsia="zh-CN" w:bidi="hi-IN"/>
@@ -20064,11 +19971,13 @@
             <w:pPr>
               <w:pStyle w:val="BodyText"/>
               <w:rPr>
+                <w:rFonts w:ascii="Aptos" w:hAnsi="Aptos"/>
                 <w:lang w:val="en-US" w:eastAsia="zh-CN" w:bidi="hi-IN"/>
               </w:rPr>
             </w:pPr>
             <w:r>
               <w:rPr>
+                <w:rFonts w:ascii="Aptos" w:hAnsi="Aptos"/>
                 <w:lang w:val="en-US" w:eastAsia="zh-CN" w:bidi="hi-IN"/>
               </w:rPr>
               <w:t>(100, 50)</w:t>
@@ -20083,11 +19992,13 @@
             <w:pPr>
               <w:pStyle w:val="BodyText"/>
               <w:rPr>
+                <w:rFonts w:ascii="Aptos" w:hAnsi="Aptos"/>
                 <w:lang w:val="en-US" w:eastAsia="zh-CN" w:bidi="hi-IN"/>
               </w:rPr>
             </w:pPr>
             <w:r>
               <w:rPr>
+                <w:rFonts w:ascii="Aptos" w:hAnsi="Aptos"/>
                 <w:lang w:val="en-US" w:eastAsia="zh-CN" w:bidi="hi-IN"/>
               </w:rPr>
               <w:t>(100, 100)</w:t>
@@ -20102,11 +20013,13 @@
             <w:pPr>
               <w:pStyle w:val="BodyText"/>
               <w:rPr>
+                <w:rFonts w:ascii="Aptos" w:hAnsi="Aptos"/>
                 <w:lang w:val="en-US" w:eastAsia="zh-CN" w:bidi="hi-IN"/>
               </w:rPr>
             </w:pPr>
             <w:r>
               <w:rPr>
+                <w:rFonts w:ascii="Aptos" w:hAnsi="Aptos"/>
                 <w:lang w:val="en-US" w:eastAsia="zh-CN" w:bidi="hi-IN"/>
               </w:rPr>
               <w:t>(100, 150)</w:t>
@@ -20121,11 +20034,13 @@
             <w:pPr>
               <w:pStyle w:val="BodyText"/>
               <w:rPr>
+                <w:rFonts w:ascii="Aptos" w:hAnsi="Aptos"/>
                 <w:lang w:val="en-US" w:eastAsia="zh-CN" w:bidi="hi-IN"/>
               </w:rPr>
             </w:pPr>
             <w:r>
               <w:rPr>
+                <w:rFonts w:ascii="Aptos" w:hAnsi="Aptos"/>
                 <w:lang w:val="en-US" w:eastAsia="zh-CN" w:bidi="hi-IN"/>
               </w:rPr>
               <w:t>(100, 200)</w:t>
@@ -20142,6 +20057,7 @@
             <w:pPr>
               <w:pStyle w:val="BodyText"/>
               <w:rPr>
+                <w:rFonts w:ascii="Aptos" w:hAnsi="Aptos"/>
                 <w:b/>
                 <w:bCs/>
                 <w:lang w:val="en-US" w:eastAsia="zh-CN" w:bidi="hi-IN"/>
@@ -20149,6 +20065,7 @@
             </w:pPr>
             <w:r>
               <w:rPr>
+                <w:rFonts w:ascii="Aptos" w:hAnsi="Aptos"/>
                 <w:b/>
                 <w:bCs/>
                 <w:lang w:val="en-US" w:eastAsia="zh-CN" w:bidi="hi-IN"/>
@@ -20165,11 +20082,13 @@
             <w:pPr>
               <w:pStyle w:val="BodyText"/>
               <w:rPr>
+                <w:rFonts w:ascii="Aptos" w:hAnsi="Aptos"/>
                 <w:lang w:val="en-US" w:eastAsia="zh-CN" w:bidi="hi-IN"/>
               </w:rPr>
             </w:pPr>
             <w:r>
               <w:rPr>
+                <w:rFonts w:ascii="Aptos" w:hAnsi="Aptos"/>
                 <w:lang w:val="en-US" w:eastAsia="zh-CN" w:bidi="hi-IN"/>
               </w:rPr>
               <w:t>(150, 50)</w:t>
@@ -20184,11 +20103,13 @@
             <w:pPr>
               <w:pStyle w:val="BodyText"/>
               <w:rPr>
+                <w:rFonts w:ascii="Aptos" w:hAnsi="Aptos"/>
                 <w:lang w:val="en-US" w:eastAsia="zh-CN" w:bidi="hi-IN"/>
               </w:rPr>
             </w:pPr>
             <w:r>
               <w:rPr>
+                <w:rFonts w:ascii="Aptos" w:hAnsi="Aptos"/>
                 <w:lang w:val="en-US" w:eastAsia="zh-CN" w:bidi="hi-IN"/>
               </w:rPr>
               <w:t>(150, 100)</w:t>
@@ -20203,11 +20124,13 @@
             <w:pPr>
               <w:pStyle w:val="BodyText"/>
               <w:rPr>
+                <w:rFonts w:ascii="Aptos" w:hAnsi="Aptos"/>
                 <w:lang w:val="en-US" w:eastAsia="zh-CN" w:bidi="hi-IN"/>
               </w:rPr>
             </w:pPr>
             <w:r>
               <w:rPr>
+                <w:rFonts w:ascii="Aptos" w:hAnsi="Aptos"/>
                 <w:lang w:val="en-US" w:eastAsia="zh-CN" w:bidi="hi-IN"/>
               </w:rPr>
               <w:t>(150, 150)</w:t>
@@ -20222,11 +20145,13 @@
             <w:pPr>
               <w:pStyle w:val="BodyText"/>
               <w:rPr>
+                <w:rFonts w:ascii="Aptos" w:hAnsi="Aptos"/>
                 <w:lang w:val="en-US" w:eastAsia="zh-CN" w:bidi="hi-IN"/>
               </w:rPr>
             </w:pPr>
             <w:r>
               <w:rPr>
+                <w:rFonts w:ascii="Aptos" w:hAnsi="Aptos"/>
                 <w:lang w:val="en-US" w:eastAsia="zh-CN" w:bidi="hi-IN"/>
               </w:rPr>
               <w:t>(150, 200)</w:t>
@@ -20243,6 +20168,7 @@
             <w:pPr>
               <w:pStyle w:val="BodyText"/>
               <w:rPr>
+                <w:rFonts w:ascii="Aptos" w:hAnsi="Aptos"/>
                 <w:b/>
                 <w:bCs/>
                 <w:lang w:val="en-US" w:eastAsia="zh-CN" w:bidi="hi-IN"/>
@@ -20250,6 +20176,7 @@
             </w:pPr>
             <w:r>
               <w:rPr>
+                <w:rFonts w:ascii="Aptos" w:hAnsi="Aptos"/>
                 <w:b/>
                 <w:bCs/>
                 <w:lang w:val="en-US" w:eastAsia="zh-CN" w:bidi="hi-IN"/>
@@ -20266,11 +20193,13 @@
             <w:pPr>
               <w:pStyle w:val="BodyText"/>
               <w:rPr>
+                <w:rFonts w:ascii="Aptos" w:hAnsi="Aptos"/>
                 <w:lang w:val="en-US" w:eastAsia="zh-CN" w:bidi="hi-IN"/>
               </w:rPr>
             </w:pPr>
             <w:r>
               <w:rPr>
+                <w:rFonts w:ascii="Aptos" w:hAnsi="Aptos"/>
                 <w:lang w:val="en-US" w:eastAsia="zh-CN" w:bidi="hi-IN"/>
               </w:rPr>
               <w:t>(200, 50)</w:t>
@@ -20285,11 +20214,13 @@
             <w:pPr>
               <w:pStyle w:val="BodyText"/>
               <w:rPr>
+                <w:rFonts w:ascii="Aptos" w:hAnsi="Aptos"/>
                 <w:lang w:val="en-US" w:eastAsia="zh-CN" w:bidi="hi-IN"/>
               </w:rPr>
             </w:pPr>
             <w:r>
               <w:rPr>
+                <w:rFonts w:ascii="Aptos" w:hAnsi="Aptos"/>
                 <w:lang w:val="en-US" w:eastAsia="zh-CN" w:bidi="hi-IN"/>
               </w:rPr>
               <w:t>(200, 100)</w:t>
@@ -20304,11 +20235,13 @@
             <w:pPr>
               <w:pStyle w:val="BodyText"/>
               <w:rPr>
+                <w:rFonts w:ascii="Aptos" w:hAnsi="Aptos"/>
                 <w:lang w:val="en-US" w:eastAsia="zh-CN" w:bidi="hi-IN"/>
               </w:rPr>
             </w:pPr>
             <w:r>
               <w:rPr>
+                <w:rFonts w:ascii="Aptos" w:hAnsi="Aptos"/>
                 <w:lang w:val="en-US" w:eastAsia="zh-CN" w:bidi="hi-IN"/>
               </w:rPr>
               <w:t>(200, 150)</w:t>
@@ -20323,11 +20256,13 @@
             <w:pPr>
               <w:pStyle w:val="BodyText"/>
               <w:rPr>
+                <w:rFonts w:ascii="Aptos" w:hAnsi="Aptos"/>
                 <w:lang w:val="en-US" w:eastAsia="zh-CN" w:bidi="hi-IN"/>
               </w:rPr>
             </w:pPr>
             <w:r>
               <w:rPr>
+                <w:rFonts w:ascii="Aptos" w:hAnsi="Aptos"/>
                 <w:lang w:val="en-US" w:eastAsia="zh-CN" w:bidi="hi-IN"/>
               </w:rPr>
               <w:t>(200, 200)</w:t>
@@ -20341,11 +20276,13 @@
         <w:pStyle w:val="BodyText"/>
         <w:jc w:val="center"/>
         <w:rPr>
+          <w:rFonts w:ascii="Aptos" w:hAnsi="Aptos"/>
           <w:lang w:val="en-US" w:eastAsia="zh-CN" w:bidi="hi-IN"/>
         </w:rPr>
       </w:pPr>
       <w:r>
         <w:rPr>
+          <w:rFonts w:ascii="Aptos" w:hAnsi="Aptos"/>
           <w:lang w:val="en-US" w:eastAsia="zh-CN" w:bidi="hi-IN"/>
         </w:rPr>
         <w:t>Table 3.1: Grid Space for population and Generation</w:t>
@@ -20355,11 +20292,13 @@
       <w:pPr>
         <w:pStyle w:val="BodyText"/>
         <w:rPr>
+          <w:rFonts w:ascii="Aptos" w:hAnsi="Aptos"/>
           <w:lang w:val="en-US" w:eastAsia="zh-CN" w:bidi="hi-IN"/>
         </w:rPr>
       </w:pPr>
       <w:r>
         <w:rPr>
+          <w:rFonts w:ascii="Aptos" w:hAnsi="Aptos"/>
           <w:lang w:val="en-US" w:eastAsia="zh-CN" w:bidi="hi-IN"/>
         </w:rPr>
         <w:t xml:space="preserve">Population size of 300 and generation sizer 200 reached the same maximum profit but they were needed higher search space and eventually higher processing power. </w:t>
@@ -20367,6 +20306,7 @@
       <w:proofErr w:type="gramStart"/>
       <w:r>
         <w:rPr>
+          <w:rFonts w:ascii="Aptos" w:hAnsi="Aptos"/>
           <w:lang w:val="en-US" w:eastAsia="zh-CN" w:bidi="hi-IN"/>
         </w:rPr>
         <w:t>Therefore</w:t>
@@ -20374,6 +20314,7 @@
       <w:proofErr w:type="gramEnd"/>
       <w:r>
         <w:rPr>
+          <w:rFonts w:ascii="Aptos" w:hAnsi="Aptos"/>
           <w:lang w:val="en-US" w:eastAsia="zh-CN" w:bidi="hi-IN"/>
         </w:rPr>
         <w:t xml:space="preserve"> we can conclude that population size 100 and generation size 150 ideally fit on search space and computationally efficient.</w:t>
@@ -20407,11 +20348,13 @@
       <w:pPr>
         <w:pStyle w:val="BodyText"/>
         <w:rPr>
+          <w:rFonts w:ascii="Aptos" w:hAnsi="Aptos"/>
           <w:lang w:val="en-US" w:eastAsia="zh-CN" w:bidi="hi-IN"/>
         </w:rPr>
       </w:pPr>
       <w:r>
         <w:rPr>
+          <w:rFonts w:ascii="Aptos" w:hAnsi="Aptos"/>
           <w:lang w:val="en-US" w:eastAsia="zh-CN" w:bidi="hi-IN"/>
         </w:rPr>
         <w:t>As we addressed in the section 1 above, we are trying to address Binary Integer Linear Programming Model here where decision variable is zero or one.</w:t>
@@ -20421,23 +20364,27 @@
       <w:pPr>
         <w:pStyle w:val="Heading"/>
         <w:rPr>
+          <w:rFonts w:ascii="Aptos" w:hAnsi="Aptos"/>
           <w:lang w:val="en-US" w:eastAsia="zh-CN" w:bidi="hi-IN"/>
         </w:rPr>
       </w:pPr>
       <w:r>
         <w:rPr>
+          <w:rFonts w:ascii="Aptos" w:hAnsi="Aptos"/>
           <w:lang w:val="en-US" w:eastAsia="zh-CN" w:bidi="hi-IN"/>
         </w:rPr>
         <w:t xml:space="preserve">Binary </w:t>
       </w:r>
       <w:r>
         <w:rPr>
+          <w:rFonts w:ascii="Aptos" w:hAnsi="Aptos"/>
           <w:lang w:val="en-US" w:eastAsia="zh-CN" w:bidi="hi-IN"/>
         </w:rPr>
         <w:t>Decision Variable</w:t>
       </w:r>
       <w:r>
         <w:rPr>
+          <w:rFonts w:ascii="Aptos" w:hAnsi="Aptos"/>
           <w:lang w:val="en-US" w:eastAsia="zh-CN" w:bidi="hi-IN"/>
         </w:rPr>
         <w:t xml:space="preserve"> (BD)</w:t>
@@ -20447,6 +20394,7 @@
       <w:pPr>
         <w:pStyle w:val="BodyText"/>
         <w:rPr>
+          <w:rFonts w:ascii="Aptos" w:hAnsi="Aptos"/>
           <w:lang w:val="en-US" w:eastAsia="zh-CN" w:bidi="hi-IN"/>
         </w:rPr>
       </w:pPr>
@@ -20513,12 +20461,14 @@
       <w:pPr>
         <w:pStyle w:val="BodyText"/>
         <w:rPr>
+          <w:rFonts w:ascii="Aptos" w:hAnsi="Aptos"/>
           <w:lang w:val="en-US" w:eastAsia="zh-CN" w:bidi="hi-IN"/>
         </w:rPr>
       </w:pPr>
       <w:proofErr w:type="gramStart"/>
       <w:r>
         <w:rPr>
+          <w:rFonts w:ascii="Aptos" w:hAnsi="Aptos"/>
           <w:lang w:val="en-US" w:eastAsia="zh-CN" w:bidi="hi-IN"/>
         </w:rPr>
         <w:t>1 :</w:t>
@@ -20526,12 +20476,14 @@
       <w:proofErr w:type="gramEnd"/>
       <w:r>
         <w:rPr>
+          <w:rFonts w:ascii="Aptos" w:hAnsi="Aptos"/>
           <w:lang w:val="en-US" w:eastAsia="zh-CN" w:bidi="hi-IN"/>
         </w:rPr>
         <w:t xml:space="preserve"> Project I selected</w:t>
       </w:r>
       <w:r>
         <w:rPr>
+          <w:rFonts w:ascii="Aptos" w:hAnsi="Aptos"/>
           <w:lang w:val="en-US" w:eastAsia="zh-CN" w:bidi="hi-IN"/>
         </w:rPr>
         <w:br/>
@@ -20539,6 +20491,7 @@
       <w:proofErr w:type="gramStart"/>
       <w:r>
         <w:rPr>
+          <w:rFonts w:ascii="Aptos" w:hAnsi="Aptos"/>
           <w:lang w:val="en-US" w:eastAsia="zh-CN" w:bidi="hi-IN"/>
         </w:rPr>
         <w:t>0 :</w:t>
@@ -20546,6 +20499,7 @@
       <w:proofErr w:type="gramEnd"/>
       <w:r>
         <w:rPr>
+          <w:rFonts w:ascii="Aptos" w:hAnsi="Aptos"/>
           <w:lang w:val="en-US" w:eastAsia="zh-CN" w:bidi="hi-IN"/>
         </w:rPr>
         <w:t xml:space="preserve"> Project I </w:t>
@@ -20553,6 +20507,7 @@
       <w:proofErr w:type="gramStart"/>
       <w:r>
         <w:rPr>
+          <w:rFonts w:ascii="Aptos" w:hAnsi="Aptos"/>
           <w:lang w:val="en-US" w:eastAsia="zh-CN" w:bidi="hi-IN"/>
         </w:rPr>
         <w:t>not selected</w:t>
@@ -20563,6 +20518,7 @@
       <w:pPr>
         <w:pStyle w:val="BodyText"/>
         <w:rPr>
+          <w:rFonts w:ascii="Aptos" w:hAnsi="Aptos"/>
           <w:lang w:val="en-US" w:eastAsia="zh-CN" w:bidi="hi-IN"/>
         </w:rPr>
       </w:pPr>
@@ -20571,11 +20527,13 @@
       <w:pPr>
         <w:pStyle w:val="Heading"/>
         <w:rPr>
+          <w:rFonts w:ascii="Aptos" w:hAnsi="Aptos"/>
           <w:lang w:val="en-US" w:eastAsia="zh-CN" w:bidi="hi-IN"/>
         </w:rPr>
       </w:pPr>
       <w:r>
         <w:rPr>
+          <w:rFonts w:ascii="Aptos" w:hAnsi="Aptos"/>
           <w:lang w:val="en-US" w:eastAsia="zh-CN" w:bidi="hi-IN"/>
         </w:rPr>
         <w:t>Objective Function (F)</w:t>
@@ -20585,6 +20543,7 @@
       <w:pPr>
         <w:pStyle w:val="BodyText"/>
         <w:rPr>
+          <w:rFonts w:ascii="Aptos" w:hAnsi="Aptos"/>
           <w:lang w:val="en-US" w:eastAsia="zh-CN" w:bidi="hi-IN"/>
         </w:rPr>
       </w:pPr>
@@ -20702,6 +20661,7 @@
       <w:pPr>
         <w:pStyle w:val="BodyText"/>
         <w:rPr>
+          <w:rFonts w:ascii="Aptos" w:hAnsi="Aptos"/>
           <w:lang w:val="en-US" w:eastAsia="zh-CN" w:bidi="hi-IN"/>
         </w:rPr>
       </w:pPr>
@@ -20710,6 +20670,7 @@
       <w:pPr>
         <w:pStyle w:val="BodyText"/>
         <w:rPr>
+          <w:rFonts w:ascii="Aptos" w:hAnsi="Aptos"/>
           <w:lang w:val="en-US" w:eastAsia="zh-CN" w:bidi="hi-IN"/>
         </w:rPr>
       </w:pPr>
@@ -20753,12 +20714,14 @@
       </m:oMath>
       <w:r>
         <w:rPr>
+          <w:rFonts w:ascii="Aptos" w:hAnsi="Aptos"/>
           <w:lang w:val="en-US" w:eastAsia="zh-CN" w:bidi="hi-IN"/>
         </w:rPr>
         <w:t xml:space="preserve"> : Profit from project i</w:t>
       </w:r>
       <w:r>
         <w:rPr>
+          <w:rFonts w:ascii="Aptos" w:hAnsi="Aptos"/>
           <w:lang w:val="en-US" w:eastAsia="zh-CN" w:bidi="hi-IN"/>
         </w:rPr>
         <w:br/>
@@ -20767,6 +20730,7 @@
       <w:proofErr w:type="spellStart"/>
       <w:r>
         <w:rPr>
+          <w:rFonts w:ascii="Aptos" w:hAnsi="Aptos"/>
           <w:lang w:val="en-US" w:eastAsia="zh-CN" w:bidi="hi-IN"/>
         </w:rPr>
         <w:t>i</w:t>
@@ -20774,6 +20738,7 @@
       <w:proofErr w:type="spellEnd"/>
       <w:r>
         <w:rPr>
+          <w:rFonts w:ascii="Aptos" w:hAnsi="Aptos"/>
           <w:lang w:val="en-US" w:eastAsia="zh-CN" w:bidi="hi-IN"/>
         </w:rPr>
         <w:t xml:space="preserve"> </w:t>
@@ -20781,6 +20746,7 @@
       <w:proofErr w:type="gramStart"/>
       <w:r>
         <w:rPr>
+          <w:rFonts w:ascii="Aptos" w:hAnsi="Aptos"/>
           <w:lang w:val="en-US" w:eastAsia="zh-CN" w:bidi="hi-IN"/>
         </w:rPr>
         <w:t>( 1</w:t>
@@ -20788,6 +20754,7 @@
       <w:proofErr w:type="gramEnd"/>
       <w:r>
         <w:rPr>
+          <w:rFonts w:ascii="Aptos" w:hAnsi="Aptos"/>
           <w:lang w:val="en-US" w:eastAsia="zh-CN" w:bidi="hi-IN"/>
         </w:rPr>
         <w:t xml:space="preserve"> or 0)</w:t>
@@ -20797,14 +20764,15 @@
       <w:pPr>
         <w:pStyle w:val="Heading"/>
         <w:rPr>
+          <w:rFonts w:ascii="Aptos" w:hAnsi="Aptos"/>
           <w:lang w:val="en-US" w:eastAsia="zh-CN" w:bidi="hi-IN"/>
         </w:rPr>
       </w:pPr>
       <w:r>
         <w:rPr>
+          <w:rFonts w:ascii="Aptos" w:hAnsi="Aptos"/>
           <w:lang w:val="en-US" w:eastAsia="zh-CN" w:bidi="hi-IN"/>
         </w:rPr>
-        <w:lastRenderedPageBreak/>
         <w:t>Constraints</w:t>
       </w:r>
     </w:p>
@@ -20812,11 +20780,13 @@
       <w:pPr>
         <w:pStyle w:val="BodyText"/>
         <w:rPr>
+          <w:rFonts w:ascii="Aptos" w:hAnsi="Aptos"/>
           <w:lang w:val="en-US" w:eastAsia="zh-CN" w:bidi="hi-IN"/>
         </w:rPr>
       </w:pPr>
       <w:r>
         <w:rPr>
+          <w:rFonts w:ascii="Aptos" w:hAnsi="Aptos"/>
           <w:lang w:val="en-US" w:eastAsia="zh-CN" w:bidi="hi-IN"/>
         </w:rPr>
         <w:t>As above we have resource constraints and logical constraints.</w:t>
@@ -20826,11 +20796,13 @@
       <w:pPr>
         <w:pStyle w:val="BodyText"/>
         <w:rPr>
+          <w:rFonts w:ascii="Aptos" w:hAnsi="Aptos"/>
           <w:lang w:val="en-US" w:eastAsia="zh-CN" w:bidi="hi-IN"/>
         </w:rPr>
       </w:pPr>
       <w:r>
         <w:rPr>
+          <w:rFonts w:ascii="Aptos" w:hAnsi="Aptos"/>
           <w:lang w:val="en-US" w:eastAsia="zh-CN" w:bidi="hi-IN"/>
         </w:rPr>
         <w:t>Resource Constraints</w:t>
@@ -20844,11 +20816,13 @@
           <w:numId w:val="92"/>
         </w:numPr>
         <w:rPr>
+          <w:rFonts w:ascii="Aptos" w:hAnsi="Aptos"/>
           <w:lang w:val="en-US" w:eastAsia="zh-CN" w:bidi="hi-IN"/>
         </w:rPr>
       </w:pPr>
       <w:r>
         <w:rPr>
+          <w:rFonts w:ascii="Aptos" w:hAnsi="Aptos"/>
           <w:lang w:val="en-US" w:eastAsia="zh-CN" w:bidi="hi-IN"/>
         </w:rPr>
         <w:t>Total required hours for all selected projects should be less than or equal to Total Developer Hours available</w:t>
@@ -20862,41 +20836,48 @@
           <w:numId w:val="92"/>
         </w:numPr>
         <w:rPr>
+          <w:rFonts w:ascii="Aptos" w:hAnsi="Aptos"/>
           <w:lang w:val="en-US" w:eastAsia="zh-CN" w:bidi="hi-IN"/>
         </w:rPr>
       </w:pPr>
       <w:r>
         <w:rPr>
+          <w:rFonts w:ascii="Aptos" w:hAnsi="Aptos"/>
           <w:lang w:val="en-US" w:eastAsia="zh-CN" w:bidi="hi-IN"/>
         </w:rPr>
         <w:t xml:space="preserve">Total required </w:t>
       </w:r>
       <w:r>
         <w:rPr>
+          <w:rFonts w:ascii="Aptos" w:hAnsi="Aptos"/>
           <w:lang w:val="en-US" w:eastAsia="zh-CN" w:bidi="hi-IN"/>
         </w:rPr>
         <w:t>cost</w:t>
       </w:r>
       <w:r>
         <w:rPr>
+          <w:rFonts w:ascii="Aptos" w:hAnsi="Aptos"/>
           <w:lang w:val="en-US" w:eastAsia="zh-CN" w:bidi="hi-IN"/>
         </w:rPr>
         <w:t xml:space="preserve"> for all selected projects</w:t>
       </w:r>
       <w:r>
         <w:rPr>
+          <w:rFonts w:ascii="Aptos" w:hAnsi="Aptos"/>
           <w:lang w:val="en-US" w:eastAsia="zh-CN" w:bidi="hi-IN"/>
         </w:rPr>
         <w:t xml:space="preserve"> </w:t>
       </w:r>
       <w:r>
         <w:rPr>
+          <w:rFonts w:ascii="Aptos" w:hAnsi="Aptos"/>
           <w:lang w:val="en-US" w:eastAsia="zh-CN" w:bidi="hi-IN"/>
         </w:rPr>
         <w:t xml:space="preserve">should be less than or equal to Total </w:t>
       </w:r>
       <w:r>
         <w:rPr>
+          <w:rFonts w:ascii="Aptos" w:hAnsi="Aptos"/>
           <w:lang w:val="en-US" w:eastAsia="zh-CN" w:bidi="hi-IN"/>
         </w:rPr>
         <w:t>Budget willing to spent</w:t>
@@ -20906,11 +20887,13 @@
       <w:pPr>
         <w:pStyle w:val="BodyText"/>
         <w:rPr>
+          <w:rFonts w:ascii="Aptos" w:hAnsi="Aptos"/>
           <w:lang w:val="en-US" w:eastAsia="zh-CN" w:bidi="hi-IN"/>
         </w:rPr>
       </w:pPr>
       <w:r>
         <w:rPr>
+          <w:rFonts w:ascii="Aptos" w:hAnsi="Aptos"/>
           <w:lang w:val="en-US" w:eastAsia="zh-CN" w:bidi="hi-IN"/>
         </w:rPr>
         <w:t>Logical Constraints</w:t>
@@ -20924,11 +20907,13 @@
           <w:numId w:val="101"/>
         </w:numPr>
         <w:rPr>
+          <w:rFonts w:ascii="Aptos" w:hAnsi="Aptos"/>
           <w:lang w:val="en-US" w:eastAsia="zh-CN" w:bidi="hi-IN"/>
         </w:rPr>
       </w:pPr>
       <w:r>
         <w:rPr>
+          <w:rFonts w:ascii="Aptos" w:hAnsi="Aptos"/>
           <w:lang w:val="en-US" w:eastAsia="zh-CN" w:bidi="hi-IN"/>
         </w:rPr>
         <w:t>Mutual Exclusion, where if 2 projects conflicting only one of them could pick</w:t>
@@ -20942,11 +20927,13 @@
           <w:numId w:val="101"/>
         </w:numPr>
         <w:rPr>
+          <w:rFonts w:ascii="Aptos" w:hAnsi="Aptos"/>
           <w:lang w:val="en-US" w:eastAsia="zh-CN" w:bidi="hi-IN"/>
         </w:rPr>
       </w:pPr>
       <w:r>
         <w:rPr>
+          <w:rFonts w:ascii="Aptos" w:hAnsi="Aptos"/>
           <w:lang w:val="en-US" w:eastAsia="zh-CN" w:bidi="hi-IN"/>
         </w:rPr>
         <w:t>Dependency, where selecting of a project may require another project already selected</w:t>
@@ -20955,8 +20942,14 @@
     <w:p>
       <w:pPr>
         <w:pStyle w:val="Heading"/>
-      </w:pPr>
-      <w:r>
+        <w:rPr>
+          <w:rFonts w:ascii="Aptos" w:hAnsi="Aptos"/>
+        </w:rPr>
+      </w:pPr>
+      <w:r>
+        <w:rPr>
+          <w:rFonts w:ascii="Aptos" w:hAnsi="Aptos"/>
+        </w:rPr>
         <w:t>Implement the MIP model</w:t>
       </w:r>
     </w:p>
@@ -20964,17 +20957,20 @@
       <w:pPr>
         <w:pStyle w:val="BodyText"/>
         <w:rPr>
+          <w:rFonts w:ascii="Aptos" w:hAnsi="Aptos"/>
           <w:lang w:val="en-US" w:eastAsia="zh-CN" w:bidi="hi-IN"/>
         </w:rPr>
       </w:pPr>
       <w:r>
         <w:rPr>
+          <w:rFonts w:ascii="Aptos" w:hAnsi="Aptos"/>
           <w:lang w:val="en-US" w:eastAsia="zh-CN" w:bidi="hi-IN"/>
         </w:rPr>
         <w:t>Figure 3.12 illustrates our implementation of BILP</w:t>
       </w:r>
       <w:r>
         <w:rPr>
+          <w:rFonts w:ascii="Aptos" w:hAnsi="Aptos"/>
           <w:lang w:val="en-US" w:eastAsia="zh-CN" w:bidi="hi-IN"/>
         </w:rPr>
         <w:t xml:space="preserve"> using </w:t>
@@ -20982,6 +20978,7 @@
       <w:proofErr w:type="spellStart"/>
       <w:r>
         <w:rPr>
+          <w:rFonts w:ascii="Aptos" w:hAnsi="Aptos"/>
           <w:lang w:val="en-US" w:eastAsia="zh-CN" w:bidi="hi-IN"/>
         </w:rPr>
         <w:t>PuLP</w:t>
@@ -20989,24 +20986,28 @@
       <w:proofErr w:type="spellEnd"/>
       <w:r>
         <w:rPr>
+          <w:rFonts w:ascii="Aptos" w:hAnsi="Aptos"/>
           <w:lang w:val="en-US" w:eastAsia="zh-CN" w:bidi="hi-IN"/>
         </w:rPr>
         <w:t xml:space="preserve"> python lib</w:t>
       </w:r>
       <w:r>
         <w:rPr>
+          <w:rFonts w:ascii="Aptos" w:hAnsi="Aptos"/>
           <w:lang w:val="en-US" w:eastAsia="zh-CN" w:bidi="hi-IN"/>
         </w:rPr>
         <w:t xml:space="preserve">. </w:t>
       </w:r>
       <w:r>
         <w:rPr>
+          <w:rFonts w:ascii="Aptos" w:hAnsi="Aptos"/>
           <w:lang w:val="en-US" w:eastAsia="zh-CN" w:bidi="hi-IN"/>
         </w:rPr>
         <w:t>U</w:t>
       </w:r>
       <w:r>
         <w:rPr>
+          <w:rFonts w:ascii="Aptos" w:hAnsi="Aptos"/>
           <w:lang w:val="en-US" w:eastAsia="zh-CN" w:bidi="hi-IN"/>
         </w:rPr>
         <w:t>nlike GA this guarantees to finding the single optimum project portfolio.</w:t>
@@ -21016,11 +21017,13 @@
       <w:pPr>
         <w:pStyle w:val="BodyText"/>
         <w:rPr>
+          <w:rFonts w:ascii="Aptos" w:hAnsi="Aptos"/>
           <w:lang w:val="en-US" w:eastAsia="zh-CN" w:bidi="hi-IN"/>
         </w:rPr>
       </w:pPr>
       <w:r>
         <w:rPr>
+          <w:rFonts w:ascii="Aptos" w:hAnsi="Aptos"/>
           <w:lang w:val="en-US" w:eastAsia="zh-CN" w:bidi="hi-IN"/>
         </w:rPr>
         <w:drawing>
@@ -21065,6 +21068,7 @@
         <w:pStyle w:val="BodyText"/>
         <w:jc w:val="center"/>
         <w:rPr>
+          <w:rFonts w:ascii="Aptos" w:hAnsi="Aptos"/>
           <w:sz w:val="20"/>
           <w:szCs w:val="20"/>
           <w:lang w:val="en-US" w:eastAsia="zh-CN" w:bidi="hi-IN"/>
@@ -21072,6 +21076,7 @@
       </w:pPr>
       <w:r>
         <w:rPr>
+          <w:rFonts w:ascii="Aptos" w:hAnsi="Aptos"/>
           <w:sz w:val="20"/>
           <w:szCs w:val="20"/>
           <w:lang w:val="en-US" w:eastAsia="zh-CN" w:bidi="hi-IN"/>
@@ -21081,12 +21086,365 @@
     </w:p>
     <w:p>
       <w:pPr>
-        <w:pStyle w:val="Heading1"/>
-        <w:rPr>
-          <w:rFonts w:ascii="Aptos" w:hAnsi="Aptos"/>
+        <w:pStyle w:val="Heading"/>
+        <w:rPr>
           <w:lang w:val="en-US" w:eastAsia="zh-CN" w:bidi="hi-IN"/>
         </w:rPr>
       </w:pPr>
+      <w:r>
+        <w:rPr>
+          <w:lang w:val="en-US" w:eastAsia="zh-CN" w:bidi="hi-IN"/>
+        </w:rPr>
+        <w:t xml:space="preserve">Results </w:t>
+      </w:r>
+    </w:p>
+    <w:p>
+      <w:pPr>
+        <w:pStyle w:val="BodyText"/>
+        <w:rPr>
+          <w:rFonts w:ascii="Aptos" w:hAnsi="Aptos"/>
+          <w:lang w:val="en-US" w:eastAsia="zh-CN" w:bidi="hi-IN"/>
+        </w:rPr>
+      </w:pPr>
+      <w:r>
+        <w:rPr>
+          <w:rFonts w:ascii="Aptos" w:hAnsi="Aptos"/>
+          <w:lang w:val="en-US" w:eastAsia="zh-CN" w:bidi="hi-IN"/>
+        </w:rPr>
+        <w:t xml:space="preserve">From the 30 projects portfolio we were able to pick the optimum portfolio as </w:t>
+      </w:r>
+      <w:r>
+        <w:rPr>
+          <w:rFonts w:ascii="Aptos" w:hAnsi="Aptos"/>
+          <w:lang w:val="en-US" w:eastAsia="zh-CN" w:bidi="hi-IN"/>
+        </w:rPr>
+        <w:t>illustrated in figure</w:t>
+      </w:r>
+      <w:r>
+        <w:rPr>
+          <w:rFonts w:ascii="Aptos" w:hAnsi="Aptos"/>
+          <w:lang w:val="en-US" w:eastAsia="zh-CN" w:bidi="hi-IN"/>
+        </w:rPr>
+        <w:t>. The result is 16 projects have been selected and 14 got rejected with maximum profit gain with maximum resource allocation as depicted in table 3.2 below.</w:t>
+      </w:r>
+    </w:p>
+    <w:tbl>
+      <w:tblPr>
+        <w:tblStyle w:val="TableGrid"/>
+        <w:tblW w:w="0" w:type="auto"/>
+        <w:tblLook w:val="04A0" w:firstRow="1" w:lastRow="0" w:firstColumn="1" w:lastColumn="0" w:noHBand="0" w:noVBand="1"/>
+      </w:tblPr>
+      <w:tblGrid>
+        <w:gridCol w:w="2972"/>
+        <w:gridCol w:w="6656"/>
+      </w:tblGrid>
+      <w:tr>
+        <w:tc>
+          <w:tcPr>
+            <w:tcW w:w="2972" w:type="dxa"/>
+          </w:tcPr>
+          <w:p>
+            <w:pPr>
+              <w:pStyle w:val="BodyText"/>
+              <w:rPr>
+                <w:rFonts w:ascii="Aptos" w:hAnsi="Aptos"/>
+                <w:lang w:val="en-US" w:eastAsia="zh-CN" w:bidi="hi-IN"/>
+              </w:rPr>
+            </w:pPr>
+            <w:r>
+              <w:rPr>
+                <w:rFonts w:ascii="Aptos" w:hAnsi="Aptos"/>
+                <w:lang w:val="en-US" w:eastAsia="zh-CN" w:bidi="hi-IN"/>
+              </w:rPr>
+              <w:lastRenderedPageBreak/>
+              <w:t>Maximum Profit</w:t>
+            </w:r>
+          </w:p>
+        </w:tc>
+        <w:tc>
+          <w:tcPr>
+            <w:tcW w:w="6656" w:type="dxa"/>
+          </w:tcPr>
+          <w:p>
+            <w:pPr>
+              <w:pStyle w:val="BodyText"/>
+              <w:rPr>
+                <w:rFonts w:ascii="Aptos" w:hAnsi="Aptos"/>
+                <w:lang w:val="en-US" w:eastAsia="zh-CN" w:bidi="hi-IN"/>
+              </w:rPr>
+            </w:pPr>
+            <w:r>
+              <w:rPr>
+                <w:rFonts w:ascii="Aptos" w:hAnsi="Aptos"/>
+                <w:lang w:val="en-US" w:eastAsia="zh-CN" w:bidi="hi-IN"/>
+              </w:rPr>
+              <w:t>$2511.7K</w:t>
+            </w:r>
+          </w:p>
+        </w:tc>
+      </w:tr>
+      <w:tr>
+        <w:tc>
+          <w:tcPr>
+            <w:tcW w:w="2972" w:type="dxa"/>
+          </w:tcPr>
+          <w:p>
+            <w:pPr>
+              <w:pStyle w:val="BodyText"/>
+              <w:rPr>
+                <w:rFonts w:ascii="Aptos" w:hAnsi="Aptos"/>
+                <w:lang w:val="en-US" w:eastAsia="zh-CN" w:bidi="hi-IN"/>
+              </w:rPr>
+            </w:pPr>
+            <w:r>
+              <w:rPr>
+                <w:rFonts w:ascii="Aptos" w:hAnsi="Aptos"/>
+                <w:lang w:val="en-US" w:eastAsia="zh-CN" w:bidi="hi-IN"/>
+              </w:rPr>
+              <w:t xml:space="preserve">Cost </w:t>
+            </w:r>
+          </w:p>
+        </w:tc>
+        <w:tc>
+          <w:tcPr>
+            <w:tcW w:w="6656" w:type="dxa"/>
+          </w:tcPr>
+          <w:p>
+            <w:pPr>
+              <w:pStyle w:val="BodyText"/>
+              <w:rPr>
+                <w:rFonts w:ascii="Aptos" w:hAnsi="Aptos"/>
+                <w:lang w:val="en-US" w:eastAsia="zh-CN" w:bidi="hi-IN"/>
+              </w:rPr>
+            </w:pPr>
+            <w:r>
+              <w:rPr>
+                <w:rFonts w:ascii="Aptos" w:hAnsi="Aptos"/>
+                <w:lang w:val="en-US" w:eastAsia="zh-CN" w:bidi="hi-IN"/>
+              </w:rPr>
+              <w:t>Spent $1109.2K from Budget $1113.2K</w:t>
+            </w:r>
+          </w:p>
+        </w:tc>
+      </w:tr>
+      <w:tr>
+        <w:tc>
+          <w:tcPr>
+            <w:tcW w:w="2972" w:type="dxa"/>
+          </w:tcPr>
+          <w:p>
+            <w:pPr>
+              <w:pStyle w:val="BodyText"/>
+              <w:rPr>
+                <w:rFonts w:ascii="Aptos" w:hAnsi="Aptos"/>
+                <w:lang w:val="en-US" w:eastAsia="zh-CN" w:bidi="hi-IN"/>
+              </w:rPr>
+            </w:pPr>
+            <w:r>
+              <w:rPr>
+                <w:rFonts w:ascii="Aptos" w:hAnsi="Aptos"/>
+                <w:lang w:val="en-US" w:eastAsia="zh-CN" w:bidi="hi-IN"/>
+              </w:rPr>
+              <w:t>Dev Hours</w:t>
+            </w:r>
+          </w:p>
+        </w:tc>
+        <w:tc>
+          <w:tcPr>
+            <w:tcW w:w="6656" w:type="dxa"/>
+          </w:tcPr>
+          <w:p>
+            <w:pPr>
+              <w:pStyle w:val="BodyText"/>
+              <w:rPr>
+                <w:rFonts w:ascii="Aptos" w:hAnsi="Aptos"/>
+                <w:lang w:val="en-US" w:eastAsia="zh-CN" w:bidi="hi-IN"/>
+              </w:rPr>
+            </w:pPr>
+            <w:r>
+              <w:rPr>
+                <w:rFonts w:ascii="Aptos" w:hAnsi="Aptos"/>
+                <w:lang w:val="en-US" w:eastAsia="zh-CN" w:bidi="hi-IN"/>
+              </w:rPr>
+              <w:t xml:space="preserve">Used 1281.4h from 1283.3h </w:t>
+            </w:r>
+            <w:proofErr w:type="spellStart"/>
+            <w:r>
+              <w:rPr>
+                <w:rFonts w:ascii="Aptos" w:hAnsi="Aptos"/>
+                <w:lang w:val="en-US" w:eastAsia="zh-CN" w:bidi="hi-IN"/>
+              </w:rPr>
+              <w:t>avaialable</w:t>
+            </w:r>
+            <w:proofErr w:type="spellEnd"/>
+          </w:p>
+        </w:tc>
+      </w:tr>
+      <w:tr>
+        <w:tc>
+          <w:tcPr>
+            <w:tcW w:w="2972" w:type="dxa"/>
+          </w:tcPr>
+          <w:p>
+            <w:pPr>
+              <w:pStyle w:val="BodyText"/>
+              <w:rPr>
+                <w:rFonts w:ascii="Aptos" w:hAnsi="Aptos"/>
+                <w:lang w:val="en-US" w:eastAsia="zh-CN" w:bidi="hi-IN"/>
+              </w:rPr>
+            </w:pPr>
+            <w:r>
+              <w:rPr>
+                <w:rFonts w:ascii="Aptos" w:hAnsi="Aptos"/>
+                <w:lang w:val="en-US" w:eastAsia="zh-CN" w:bidi="hi-IN"/>
+              </w:rPr>
+              <w:t xml:space="preserve">Execution Time </w:t>
+            </w:r>
+          </w:p>
+        </w:tc>
+        <w:tc>
+          <w:tcPr>
+            <w:tcW w:w="6656" w:type="dxa"/>
+          </w:tcPr>
+          <w:p>
+            <w:pPr>
+              <w:pStyle w:val="BodyText"/>
+              <w:rPr>
+                <w:rFonts w:ascii="Aptos" w:hAnsi="Aptos"/>
+                <w:lang w:val="en-US" w:eastAsia="zh-CN" w:bidi="hi-IN"/>
+              </w:rPr>
+            </w:pPr>
+            <w:r>
+              <w:rPr>
+                <w:rFonts w:ascii="Aptos" w:hAnsi="Aptos"/>
+                <w:lang w:val="en-US" w:eastAsia="zh-CN" w:bidi="hi-IN"/>
+              </w:rPr>
+              <w:t>0.21 seconds</w:t>
+            </w:r>
+          </w:p>
+        </w:tc>
+      </w:tr>
+    </w:tbl>
+    <w:p>
+      <w:pPr>
+        <w:pStyle w:val="BodyText"/>
+        <w:jc w:val="center"/>
+        <w:rPr>
+          <w:rFonts w:ascii="Aptos" w:hAnsi="Aptos"/>
+          <w:sz w:val="20"/>
+          <w:szCs w:val="20"/>
+          <w:lang w:val="en-US" w:eastAsia="zh-CN" w:bidi="hi-IN"/>
+        </w:rPr>
+      </w:pPr>
+      <w:r>
+        <w:rPr>
+          <w:rFonts w:ascii="Aptos" w:hAnsi="Aptos"/>
+          <w:sz w:val="20"/>
+          <w:szCs w:val="20"/>
+          <w:lang w:val="en-US" w:eastAsia="zh-CN" w:bidi="hi-IN"/>
+        </w:rPr>
+        <w:t xml:space="preserve">Table </w:t>
+      </w:r>
+      <w:proofErr w:type="gramStart"/>
+      <w:r>
+        <w:rPr>
+          <w:rFonts w:ascii="Aptos" w:hAnsi="Aptos"/>
+          <w:sz w:val="20"/>
+          <w:szCs w:val="20"/>
+          <w:lang w:val="en-US" w:eastAsia="zh-CN" w:bidi="hi-IN"/>
+        </w:rPr>
+        <w:t>3.2 :</w:t>
+      </w:r>
+      <w:proofErr w:type="gramEnd"/>
+      <w:r>
+        <w:rPr>
+          <w:rFonts w:ascii="Aptos" w:hAnsi="Aptos"/>
+          <w:sz w:val="20"/>
+          <w:szCs w:val="20"/>
+          <w:lang w:val="en-US" w:eastAsia="zh-CN" w:bidi="hi-IN"/>
+        </w:rPr>
+        <w:t xml:space="preserve"> BILP execution result for project 30</w:t>
+      </w:r>
+    </w:p>
+    <w:p>
+      <w:pPr>
+        <w:pStyle w:val="BodyText"/>
+        <w:rPr>
+          <w:rFonts w:ascii="Aptos" w:hAnsi="Aptos"/>
+          <w:lang w:val="en-US" w:eastAsia="zh-CN" w:bidi="hi-IN"/>
+        </w:rPr>
+      </w:pPr>
+      <w:r>
+        <w:rPr>
+          <w:rFonts w:ascii="Aptos" w:hAnsi="Aptos"/>
+          <w:lang w:val="en-US" w:eastAsia="zh-CN" w:bidi="hi-IN"/>
+        </w:rPr>
+        <w:drawing>
+          <wp:inline distT="0" distB="0" distL="0" distR="0" wp14:anchorId="59B4DE0A" wp14:editId="5CB7B0A3">
+            <wp:extent cx="6120130" cy="3060065"/>
+            <wp:effectExtent l="0" t="0" r="1270" b="635"/>
+            <wp:docPr id="374385943" name="Picture 1" descr="A graph of green and red bars&#10;&#10;AI-generated content may be incorrect."/>
+            <wp:cNvGraphicFramePr>
+              <a:graphicFrameLocks xmlns:a="http://schemas.openxmlformats.org/drawingml/2006/main" noChangeAspect="1"/>
+            </wp:cNvGraphicFramePr>
+            <a:graphic xmlns:a="http://schemas.openxmlformats.org/drawingml/2006/main">
+              <a:graphicData uri="http://schemas.openxmlformats.org/drawingml/2006/picture">
+                <pic:pic xmlns:pic="http://schemas.openxmlformats.org/drawingml/2006/picture">
+                  <pic:nvPicPr>
+                    <pic:cNvPr id="374385943" name="Picture 1" descr="A graph of green and red bars&#10;&#10;AI-generated content may be incorrect."/>
+                    <pic:cNvPicPr/>
+                  </pic:nvPicPr>
+                  <pic:blipFill>
+                    <a:blip r:embed="rId52"/>
+                    <a:stretch>
+                      <a:fillRect/>
+                    </a:stretch>
+                  </pic:blipFill>
+                  <pic:spPr>
+                    <a:xfrm>
+                      <a:off x="0" y="0"/>
+                      <a:ext cx="6120130" cy="3060065"/>
+                    </a:xfrm>
+                    <a:prstGeom prst="rect">
+                      <a:avLst/>
+                    </a:prstGeom>
+                  </pic:spPr>
+                </pic:pic>
+              </a:graphicData>
+            </a:graphic>
+          </wp:inline>
+        </w:drawing>
+      </w:r>
+    </w:p>
+    <w:p>
+      <w:pPr>
+        <w:pStyle w:val="BodyText"/>
+        <w:jc w:val="center"/>
+        <w:rPr>
+          <w:rFonts w:ascii="Aptos" w:hAnsi="Aptos"/>
+          <w:sz w:val="20"/>
+          <w:szCs w:val="20"/>
+          <w:lang w:val="en-US" w:eastAsia="zh-CN" w:bidi="hi-IN"/>
+        </w:rPr>
+      </w:pPr>
+      <w:r>
+        <w:rPr>
+          <w:rFonts w:ascii="Aptos" w:hAnsi="Aptos"/>
+          <w:sz w:val="20"/>
+          <w:szCs w:val="20"/>
+          <w:lang w:val="en-US" w:eastAsia="zh-CN" w:bidi="hi-IN"/>
+        </w:rPr>
+        <w:t>Figure 3.12</w:t>
+      </w:r>
+      <w:r>
+        <w:rPr>
+          <w:rFonts w:ascii="Aptos" w:hAnsi="Aptos"/>
+          <w:sz w:val="20"/>
+          <w:szCs w:val="20"/>
+          <w:lang w:val="en-US" w:eastAsia="zh-CN" w:bidi="hi-IN"/>
+        </w:rPr>
+        <w:t>: BILP results of portfolio selection (Green – selected, Red, Rejected)</w:t>
+      </w:r>
     </w:p>
     <w:p>
       <w:pPr>
@@ -21159,7 +21517,6 @@
         <w:rPr>
           <w:rFonts w:ascii="Aptos" w:hAnsi="Aptos"/>
         </w:rPr>
-        <w:lastRenderedPageBreak/>
         <w:t xml:space="preserve">A. Chockalingam et al., "Comparative study of machine learning algorithms on census income data set," </w:t>
       </w:r>
       <w:r>
@@ -21256,7 +21613,14 @@
         <w:rPr>
           <w:rFonts w:ascii="Aptos" w:hAnsi="Aptos"/>
         </w:rPr>
-        <w:t xml:space="preserve">C. Dewi, R. A. Andika, E. Haryani, D. Riantama, A. Sajid, M. M. Alam, and M. M. Su'ud, "Feature selection for financial data classification using Random Forest, Boruta, and Recursive Feature Elimination," </w:t>
+        <w:t xml:space="preserve">C. Dewi, R. A. Andika, E. Haryani, D. Riantama, A. Sajid, M. M. Alam, and M. M. Su'ud, "Feature selection for financial data classification using Random Forest, Boruta, and </w:t>
+      </w:r>
+      <w:r>
+        <w:rPr>
+          <w:rFonts w:ascii="Aptos" w:hAnsi="Aptos"/>
+        </w:rPr>
+        <w:lastRenderedPageBreak/>
+        <w:t xml:space="preserve">Recursive Feature Elimination," </w:t>
       </w:r>
       <w:r>
         <w:rPr>

--- a/CW_Doc.docx
+++ b/CW_Doc.docx
@@ -15956,28 +15956,7 @@
           <w:rFonts w:ascii="Aptos" w:hAnsi="Aptos" w:cstheme="minorHAnsi"/>
           <w:szCs w:val="24"/>
         </w:rPr>
-        <w:t xml:space="preserve"> : </w:t>
-      </w:r>
-      <w:r>
-        <w:rPr>
-          <w:rFonts w:ascii="Aptos" w:hAnsi="Aptos" w:cstheme="minorHAnsi"/>
-          <w:szCs w:val="24"/>
-        </w:rPr>
-        <w:t>Hours</w:t>
-      </w:r>
-      <w:r>
-        <w:rPr>
-          <w:rFonts w:ascii="Aptos" w:hAnsi="Aptos" w:cstheme="minorHAnsi"/>
-          <w:szCs w:val="24"/>
-        </w:rPr>
-        <w:t xml:space="preserve"> of project </w:t>
-      </w:r>
-      <w:r>
-        <w:rPr>
-          <w:rFonts w:ascii="Aptos" w:hAnsi="Aptos" w:cstheme="minorHAnsi"/>
-          <w:szCs w:val="24"/>
-        </w:rPr>
-        <w:t>I required</w:t>
+        <w:t xml:space="preserve"> : Hours of project I required</w:t>
       </w:r>
     </w:p>
     <w:p>
@@ -19268,13 +19247,12 @@
       <w:r>
         <w:rPr>
           <w:rFonts w:ascii="Aptos" w:hAnsi="Aptos"/>
-          <w:noProof/>
         </w:rPr>
         <w:drawing>
-          <wp:inline distT="0" distB="0" distL="0" distR="0" wp14:anchorId="353002D4" wp14:editId="44D7A6AB">
+          <wp:inline distT="0" distB="0" distL="0" distR="0" wp14:anchorId="1436369E" wp14:editId="37BF0749">
             <wp:extent cx="6120130" cy="3060065"/>
             <wp:effectExtent l="0" t="0" r="1270" b="635"/>
-            <wp:docPr id="1111327093" name="Picture 1" descr="A graph with green line&#10;&#10;AI-generated content may be incorrect."/>
+            <wp:docPr id="1308405898" name="Picture 1" descr="A graph with a line going up&#10;&#10;AI-generated content may be incorrect."/>
             <wp:cNvGraphicFramePr>
               <a:graphicFrameLocks xmlns:a="http://schemas.openxmlformats.org/drawingml/2006/main" noChangeAspect="1"/>
             </wp:cNvGraphicFramePr>
@@ -19282,7 +19260,7 @@
               <a:graphicData uri="http://schemas.openxmlformats.org/drawingml/2006/picture">
                 <pic:pic xmlns:pic="http://schemas.openxmlformats.org/drawingml/2006/picture">
                   <pic:nvPicPr>
-                    <pic:cNvPr id="1111327093" name="Picture 1" descr="A graph with green line&#10;&#10;AI-generated content may be incorrect."/>
+                    <pic:cNvPr id="1308405898" name="Picture 1" descr="A graph with a line going up&#10;&#10;AI-generated content may be incorrect."/>
                     <pic:cNvPicPr/>
                   </pic:nvPicPr>
                   <pic:blipFill>
@@ -19587,7 +19565,28 @@
             <w:szCs w:val="24"/>
             <w:lang w:val="en-US" w:eastAsia="zh-CN" w:bidi="hi-IN"/>
           </w:rPr>
-          <m:t>∈{50, 100, 150, 200}</m:t>
+          <m:t>∈{</m:t>
+        </m:r>
+        <m:r>
+          <w:rPr>
+            <w:rFonts w:ascii="Cambria Math" w:hAnsi="Cambria Math"/>
+            <w:sz w:val="24"/>
+            <w:szCs w:val="24"/>
+            <w:lang w:val="en-US" w:eastAsia="zh-CN" w:bidi="hi-IN"/>
+          </w:rPr>
+          <m:t>50, 100, 150, 200</m:t>
+        </m:r>
+        <m:r>
+          <m:rPr>
+            <m:sty m:val="bi"/>
+          </m:rPr>
+          <w:rPr>
+            <w:rFonts w:ascii="Cambria Math" w:hAnsi="Cambria Math"/>
+            <w:sz w:val="24"/>
+            <w:szCs w:val="24"/>
+            <w:lang w:val="en-US" w:eastAsia="zh-CN" w:bidi="hi-IN"/>
+          </w:rPr>
+          <m:t>}</m:t>
         </m:r>
       </m:oMath>
     </w:p>
@@ -19648,7 +19647,21 @@
           <w:rFonts w:ascii="Aptos" w:hAnsi="Aptos"/>
           <w:lang w:val="en-US" w:eastAsia="zh-CN" w:bidi="hi-IN"/>
         </w:rPr>
-        <w:t xml:space="preserve"> found that maximize the profit </w:t>
+        <w:t xml:space="preserve"> found that maximize</w:t>
+      </w:r>
+      <w:r>
+        <w:rPr>
+          <w:rFonts w:ascii="Aptos" w:hAnsi="Aptos"/>
+          <w:lang w:val="en-US" w:eastAsia="zh-CN" w:bidi="hi-IN"/>
+        </w:rPr>
+        <w:t>d</w:t>
+      </w:r>
+      <w:r>
+        <w:rPr>
+          <w:rFonts w:ascii="Aptos" w:hAnsi="Aptos"/>
+          <w:lang w:val="en-US" w:eastAsia="zh-CN" w:bidi="hi-IN"/>
+        </w:rPr>
+        <w:t xml:space="preserve"> the profit </w:t>
       </w:r>
       <w:r>
         <w:rPr>
@@ -19692,7 +19705,26 @@
           <w:lang w:val="en-US" w:eastAsia="zh-CN" w:bidi="hi-IN"/>
         </w:rPr>
         <w:br/>
-        <w:t>Generations: 150</w:t>
+        <w:t xml:space="preserve">Generations: </w:t>
+      </w:r>
+      <w:r>
+        <w:rPr>
+          <w:rFonts w:ascii="Aptos" w:hAnsi="Aptos"/>
+          <w:b/>
+          <w:bCs/>
+          <w:lang w:val="en-US" w:eastAsia="zh-CN" w:bidi="hi-IN"/>
+        </w:rPr>
+        <w:t>50</w:t>
+      </w:r>
+      <w:r>
+        <w:rPr>
+          <w:rFonts w:ascii="Aptos" w:hAnsi="Aptos"/>
+          <w:b/>
+          <w:bCs/>
+          <w:lang w:val="en-US" w:eastAsia="zh-CN" w:bidi="hi-IN"/>
+        </w:rPr>
+        <w:br/>
+        <w:t>Profit : $2511K</w:t>
       </w:r>
     </w:p>
     <w:tbl>
@@ -20691,14 +20723,7 @@
                 <w:rFonts w:ascii="Cambria Math" w:hAnsi="Cambria Math"/>
                 <w:lang w:val="en-US" w:eastAsia="zh-CN" w:bidi="hi-IN"/>
               </w:rPr>
-              <m:t>P</m:t>
-            </m:r>
-            <m:r>
-              <w:rPr>
-                <w:rFonts w:ascii="Cambria Math" w:hAnsi="Cambria Math"/>
-                <w:lang w:val="en-US" w:eastAsia="zh-CN" w:bidi="hi-IN"/>
-              </w:rPr>
-              <m:t>r</m:t>
+              <m:t>Pr</m:t>
             </m:r>
           </m:e>
           <m:sub>
@@ -20845,42 +20870,7 @@
           <w:rFonts w:ascii="Aptos" w:hAnsi="Aptos"/>
           <w:lang w:val="en-US" w:eastAsia="zh-CN" w:bidi="hi-IN"/>
         </w:rPr>
-        <w:t xml:space="preserve">Total required </w:t>
-      </w:r>
-      <w:r>
-        <w:rPr>
-          <w:rFonts w:ascii="Aptos" w:hAnsi="Aptos"/>
-          <w:lang w:val="en-US" w:eastAsia="zh-CN" w:bidi="hi-IN"/>
-        </w:rPr>
-        <w:t>cost</w:t>
-      </w:r>
-      <w:r>
-        <w:rPr>
-          <w:rFonts w:ascii="Aptos" w:hAnsi="Aptos"/>
-          <w:lang w:val="en-US" w:eastAsia="zh-CN" w:bidi="hi-IN"/>
-        </w:rPr>
-        <w:t xml:space="preserve"> for all selected projects</w:t>
-      </w:r>
-      <w:r>
-        <w:rPr>
-          <w:rFonts w:ascii="Aptos" w:hAnsi="Aptos"/>
-          <w:lang w:val="en-US" w:eastAsia="zh-CN" w:bidi="hi-IN"/>
-        </w:rPr>
-        <w:t xml:space="preserve"> </w:t>
-      </w:r>
-      <w:r>
-        <w:rPr>
-          <w:rFonts w:ascii="Aptos" w:hAnsi="Aptos"/>
-          <w:lang w:val="en-US" w:eastAsia="zh-CN" w:bidi="hi-IN"/>
-        </w:rPr>
-        <w:t xml:space="preserve">should be less than or equal to Total </w:t>
-      </w:r>
-      <w:r>
-        <w:rPr>
-          <w:rFonts w:ascii="Aptos" w:hAnsi="Aptos"/>
-          <w:lang w:val="en-US" w:eastAsia="zh-CN" w:bidi="hi-IN"/>
-        </w:rPr>
-        <w:t>Budget willing to spent</w:t>
+        <w:t>Total required cost for all selected projects should be less than or equal to Total Budget willing to spent</w:t>
       </w:r>
     </w:p>
     <w:p>
@@ -21024,6 +21014,7 @@
       <w:r>
         <w:rPr>
           <w:rFonts w:ascii="Aptos" w:hAnsi="Aptos"/>
+          <w:noProof/>
           <w:lang w:val="en-US" w:eastAsia="zh-CN" w:bidi="hi-IN"/>
         </w:rPr>
         <w:drawing>
@@ -21377,6 +21368,7 @@
       <w:r>
         <w:rPr>
           <w:rFonts w:ascii="Aptos" w:hAnsi="Aptos"/>
+          <w:noProof/>
           <w:lang w:val="en-US" w:eastAsia="zh-CN" w:bidi="hi-IN"/>
         </w:rPr>
         <w:drawing>
@@ -21434,16 +21426,7 @@
           <w:szCs w:val="20"/>
           <w:lang w:val="en-US" w:eastAsia="zh-CN" w:bidi="hi-IN"/>
         </w:rPr>
-        <w:t>Figure 3.12</w:t>
-      </w:r>
-      <w:r>
-        <w:rPr>
-          <w:rFonts w:ascii="Aptos" w:hAnsi="Aptos"/>
-          <w:sz w:val="20"/>
-          <w:szCs w:val="20"/>
-          <w:lang w:val="en-US" w:eastAsia="zh-CN" w:bidi="hi-IN"/>
-        </w:rPr>
-        <w:t>: BILP results of portfolio selection (Green – selected, Red, Rejected)</w:t>
+        <w:t>Figure 3.12: BILP results of portfolio selection (Green – selected, Red, Rejected)</w:t>
       </w:r>
     </w:p>
     <w:p>

--- a/CW_Doc.docx
+++ b/CW_Doc.docx
@@ -16021,28 +16021,442 @@
     </w:p>
     <w:p>
       <w:pPr>
+        <w:pStyle w:val="Heading3"/>
+        <w:rPr>
+          <w:rFonts w:ascii="Aptos" w:hAnsi="Aptos" w:cs="Angsana New"/>
+        </w:rPr>
+      </w:pPr>
+      <w:r>
+        <w:rPr>
+          <w:rFonts w:ascii="Aptos" w:hAnsi="Aptos" w:cs="Angsana New"/>
+        </w:rPr>
+        <w:lastRenderedPageBreak/>
+        <w:t xml:space="preserve">Literature Review </w:t>
+      </w:r>
+    </w:p>
+    <w:p>
+      <w:pPr>
+        <w:pStyle w:val="Subtitle"/>
+        <w:numPr>
+          <w:ilvl w:val="0"/>
+          <w:numId w:val="102"/>
+        </w:numPr>
+        <w:rPr>
+          <w:rFonts w:ascii="Aptos" w:hAnsi="Aptos" w:cs="Angsana New"/>
+          <w:b/>
+          <w:bCs/>
+        </w:rPr>
+      </w:pPr>
+      <w:r>
+        <w:rPr>
+          <w:rFonts w:ascii="Aptos" w:hAnsi="Aptos" w:cs="Angsana New"/>
+          <w:b/>
+          <w:bCs/>
+        </w:rPr>
+        <w:t>Revisiting the Evolution of Genetic Algorithms in Scheduling</w:t>
+      </w:r>
+      <w:r>
+        <w:rPr>
+          <w:rFonts w:ascii="Aptos" w:hAnsi="Aptos" w:cs="Angsana New"/>
+          <w:b/>
+          <w:bCs/>
+        </w:rPr>
+        <w:t xml:space="preserve"> </w:t>
+      </w:r>
+      <w:r>
+        <w:rPr>
+          <w:rFonts w:ascii="Aptos" w:hAnsi="Aptos" w:cs="Angsana New"/>
+          <w:b/>
+          <w:bCs/>
+        </w:rPr>
+        <w:t>[</w:t>
+      </w:r>
+      <w:r>
+        <w:rPr>
+          <w:rFonts w:ascii="Aptos" w:hAnsi="Aptos" w:cs="Angsana New"/>
+          <w:b/>
+          <w:bCs/>
+        </w:rPr>
+        <w:t>9</w:t>
+      </w:r>
+      <w:r>
+        <w:rPr>
+          <w:rFonts w:ascii="Aptos" w:hAnsi="Aptos" w:cs="Angsana New"/>
+          <w:b/>
+          <w:bCs/>
+        </w:rPr>
+        <w:t>]</w:t>
+      </w:r>
+    </w:p>
+    <w:p>
+      <w:pPr>
         <w:pStyle w:val="ListParagraph"/>
+        <w:spacing w:after="100"/>
+        <w:ind w:left="780"/>
+        <w:rPr>
+          <w:rFonts w:ascii="Aptos" w:hAnsi="Aptos" w:cs="Angsana New"/>
+        </w:rPr>
+      </w:pPr>
+      <w:r>
+        <w:rPr>
+          <w:rFonts w:ascii="Aptos" w:hAnsi="Aptos" w:cs="Angsana New"/>
+          <w:b/>
+          <w:bCs/>
+        </w:rPr>
+        <w:t>Source:</w:t>
+      </w:r>
+      <w:r>
+        <w:rPr>
+          <w:rFonts w:ascii="Aptos" w:hAnsi="Aptos" w:cs="Angsana New"/>
+        </w:rPr>
+        <w:t xml:space="preserve"> Applied Soft Computing, Elsevier</w:t>
+      </w:r>
+    </w:p>
+    <w:p>
+      <w:pPr>
+        <w:pStyle w:val="Caption"/>
+        <w:ind w:left="709"/>
+        <w:rPr>
+          <w:rStyle w:val="Strong"/>
+          <w:rFonts w:ascii="Aptos" w:hAnsi="Aptos" w:cs="Angsana New"/>
+          <w:b w:val="0"/>
+          <w:bCs w:val="0"/>
+        </w:rPr>
+      </w:pPr>
+      <w:r>
+        <w:rPr>
+          <w:rStyle w:val="Strong"/>
+          <w:rFonts w:ascii="Aptos" w:hAnsi="Aptos" w:cs="Angsana New"/>
+          <w:b w:val="0"/>
+          <w:bCs w:val="0"/>
+        </w:rPr>
+        <w:t>Summary</w:t>
+      </w:r>
+    </w:p>
+    <w:p>
+      <w:pPr>
         <w:spacing w:after="120"/>
-        <w:ind w:left="360"/>
-        <w:rPr>
-          <w:rFonts w:ascii="Aptos" w:hAnsi="Aptos" w:cstheme="minorHAnsi"/>
-          <w:szCs w:val="24"/>
-        </w:rPr>
-      </w:pPr>
-    </w:p>
-    <w:p>
-      <w:pPr>
-        <w:pStyle w:val="Heading3"/>
-        <w:rPr>
-          <w:rFonts w:ascii="Aptos" w:hAnsi="Aptos" w:cs="Angsana New"/>
-        </w:rPr>
-      </w:pPr>
-      <w:r>
-        <w:rPr>
-          <w:rFonts w:ascii="Aptos" w:hAnsi="Aptos" w:cs="Angsana New"/>
-        </w:rPr>
-        <w:t>Literature Review</w:t>
-      </w:r>
+        <w:ind w:left="709"/>
+        <w:rPr>
+          <w:rFonts w:ascii="Aptos" w:hAnsi="Aptos"/>
+        </w:rPr>
+      </w:pPr>
+      <w:r>
+        <w:rPr>
+          <w:rFonts w:ascii="Aptos" w:hAnsi="Aptos"/>
+        </w:rPr>
+        <w:t xml:space="preserve">Conducted a review of nearly 1500 publications on Genetic Algorithms in scheduling. The study showed that GA remains one of the most widely </w:t>
+      </w:r>
+      <w:r>
+        <w:rPr>
+          <w:rFonts w:ascii="Aptos" w:hAnsi="Aptos"/>
+        </w:rPr>
+        <w:t>used</w:t>
+      </w:r>
+      <w:r>
+        <w:rPr>
+          <w:rFonts w:ascii="Aptos" w:hAnsi="Aptos"/>
+        </w:rPr>
+        <w:t xml:space="preserve"> optimization techniques due to its flexibility and effectiveness.</w:t>
+      </w:r>
+    </w:p>
+    <w:p>
+      <w:pPr>
+        <w:pStyle w:val="Subtitle"/>
+        <w:numPr>
+          <w:ilvl w:val="0"/>
+          <w:numId w:val="102"/>
+        </w:numPr>
+        <w:rPr>
+          <w:rFonts w:ascii="Aptos" w:hAnsi="Aptos" w:cs="Angsana New"/>
+          <w:b/>
+          <w:bCs/>
+        </w:rPr>
+      </w:pPr>
+      <w:r>
+        <w:rPr>
+          <w:rFonts w:ascii="Aptos" w:hAnsi="Aptos" w:cs="Angsana New"/>
+          <w:b/>
+          <w:bCs/>
+        </w:rPr>
+        <w:t>Matheuristics: Survey and Synthesis</w:t>
+      </w:r>
+      <w:r>
+        <w:rPr>
+          <w:rFonts w:ascii="Aptos" w:hAnsi="Aptos" w:cs="Angsana New"/>
+          <w:b/>
+          <w:bCs/>
+        </w:rPr>
+        <w:t xml:space="preserve"> </w:t>
+      </w:r>
+      <w:r>
+        <w:rPr>
+          <w:rFonts w:ascii="Aptos" w:hAnsi="Aptos" w:cs="Angsana New"/>
+          <w:b/>
+          <w:bCs/>
+        </w:rPr>
+        <w:t>[</w:t>
+      </w:r>
+      <w:r>
+        <w:rPr>
+          <w:rFonts w:ascii="Aptos" w:hAnsi="Aptos" w:cs="Angsana New"/>
+          <w:b/>
+          <w:bCs/>
+        </w:rPr>
+        <w:t>10</w:t>
+      </w:r>
+      <w:r>
+        <w:rPr>
+          <w:rFonts w:ascii="Aptos" w:hAnsi="Aptos" w:cs="Angsana New"/>
+          <w:b/>
+          <w:bCs/>
+        </w:rPr>
+        <w:t>]</w:t>
+      </w:r>
+    </w:p>
+    <w:p>
+      <w:pPr>
+        <w:pStyle w:val="ListParagraph"/>
+        <w:spacing w:after="100"/>
+        <w:ind w:left="780"/>
+        <w:rPr>
+          <w:rFonts w:ascii="Aptos" w:hAnsi="Aptos" w:cs="Angsana New"/>
+        </w:rPr>
+      </w:pPr>
+      <w:r>
+        <w:rPr>
+          <w:rFonts w:ascii="Aptos" w:hAnsi="Aptos" w:cs="Angsana New"/>
+          <w:b/>
+          <w:bCs/>
+        </w:rPr>
+        <w:t>Source:</w:t>
+      </w:r>
+      <w:r>
+        <w:rPr>
+          <w:rFonts w:ascii="Aptos" w:hAnsi="Aptos" w:cs="Angsana New"/>
+        </w:rPr>
+        <w:t xml:space="preserve"> International Transactions in Operational Research</w:t>
+      </w:r>
+    </w:p>
+    <w:p>
+      <w:pPr>
+        <w:pStyle w:val="Caption"/>
+        <w:ind w:left="709"/>
+        <w:rPr>
+          <w:rStyle w:val="Strong"/>
+          <w:rFonts w:ascii="Aptos" w:hAnsi="Aptos" w:cs="Angsana New"/>
+          <w:b w:val="0"/>
+          <w:bCs w:val="0"/>
+        </w:rPr>
+      </w:pPr>
+      <w:r>
+        <w:rPr>
+          <w:rStyle w:val="Strong"/>
+          <w:rFonts w:ascii="Aptos" w:hAnsi="Aptos" w:cs="Angsana New"/>
+          <w:b w:val="0"/>
+          <w:bCs w:val="0"/>
+        </w:rPr>
+        <w:t>Summary</w:t>
+      </w:r>
+    </w:p>
+    <w:p>
+      <w:pPr>
+        <w:spacing w:after="120"/>
+        <w:ind w:left="709"/>
+        <w:rPr>
+          <w:rFonts w:ascii="Aptos" w:hAnsi="Aptos"/>
+        </w:rPr>
+      </w:pPr>
+      <w:r>
+        <w:rPr>
+          <w:rFonts w:ascii="Aptos" w:hAnsi="Aptos"/>
+        </w:rPr>
+        <w:t xml:space="preserve">Heuristic search and metaheuristics are optimization approaches and </w:t>
+      </w:r>
+      <w:r>
+        <w:rPr>
+          <w:rFonts w:ascii="Aptos" w:hAnsi="Aptos"/>
+        </w:rPr>
+        <w:t xml:space="preserve">here they conducted a study of using </w:t>
+      </w:r>
+      <w:r>
+        <w:rPr>
+          <w:rFonts w:ascii="Aptos" w:hAnsi="Aptos"/>
+        </w:rPr>
+        <w:t xml:space="preserve">Mixed Integer Programming (MIP) with </w:t>
+      </w:r>
+      <w:r>
+        <w:rPr>
+          <w:rFonts w:ascii="Aptos" w:hAnsi="Aptos"/>
+        </w:rPr>
+        <w:t xml:space="preserve">hose techniques. </w:t>
+      </w:r>
+      <w:r>
+        <w:rPr>
+          <w:rFonts w:ascii="Aptos" w:hAnsi="Aptos"/>
+        </w:rPr>
+        <w:t xml:space="preserve">They found that </w:t>
+      </w:r>
+      <w:r>
+        <w:rPr>
+          <w:rFonts w:ascii="Aptos" w:hAnsi="Aptos"/>
+        </w:rPr>
+        <w:t xml:space="preserve">mathematical optimization with heuristic search </w:t>
+      </w:r>
+      <w:r>
+        <w:rPr>
+          <w:rFonts w:ascii="Aptos" w:hAnsi="Aptos"/>
+        </w:rPr>
+        <w:t xml:space="preserve">increase </w:t>
+      </w:r>
+      <w:r>
+        <w:rPr>
+          <w:rFonts w:ascii="Aptos" w:hAnsi="Aptos"/>
+        </w:rPr>
+        <w:t>computational efficiency</w:t>
+      </w:r>
+      <w:r>
+        <w:rPr>
+          <w:rFonts w:ascii="Aptos" w:hAnsi="Aptos"/>
+        </w:rPr>
+        <w:t xml:space="preserve"> of the solution.</w:t>
+      </w:r>
+    </w:p>
+    <w:p>
+      <w:pPr>
+        <w:pStyle w:val="Subtitle"/>
+        <w:numPr>
+          <w:ilvl w:val="0"/>
+          <w:numId w:val="102"/>
+        </w:numPr>
+        <w:rPr>
+          <w:rFonts w:ascii="Aptos" w:hAnsi="Aptos" w:cs="Angsana New"/>
+          <w:b/>
+          <w:bCs/>
+        </w:rPr>
+      </w:pPr>
+      <w:r>
+        <w:rPr>
+          <w:rFonts w:ascii="Aptos" w:hAnsi="Aptos" w:cs="Angsana New"/>
+          <w:b/>
+          <w:bCs/>
+        </w:rPr>
+        <w:t>A Didactic Review on Genetic Algorithms for Industrial Planning and Scheduling Problems [</w:t>
+      </w:r>
+      <w:r>
+        <w:rPr>
+          <w:rFonts w:ascii="Aptos" w:hAnsi="Aptos" w:cs="Angsana New"/>
+          <w:b/>
+          <w:bCs/>
+        </w:rPr>
+        <w:t>11</w:t>
+      </w:r>
+      <w:r>
+        <w:rPr>
+          <w:rFonts w:ascii="Aptos" w:hAnsi="Aptos" w:cs="Angsana New"/>
+          <w:b/>
+          <w:bCs/>
+        </w:rPr>
+        <w:t>]</w:t>
+      </w:r>
+    </w:p>
+    <w:p>
+      <w:pPr>
+        <w:pStyle w:val="ListParagraph"/>
+        <w:spacing w:after="100"/>
+        <w:ind w:left="780"/>
+        <w:rPr>
+          <w:rFonts w:ascii="Aptos" w:hAnsi="Aptos" w:cs="Angsana New"/>
+        </w:rPr>
+      </w:pPr>
+      <w:r>
+        <w:rPr>
+          <w:rFonts w:ascii="Aptos" w:hAnsi="Aptos" w:cs="Angsana New"/>
+          <w:b/>
+          <w:bCs/>
+        </w:rPr>
+        <w:t>Source:</w:t>
+      </w:r>
+      <w:r>
+        <w:rPr>
+          <w:rFonts w:ascii="Aptos" w:hAnsi="Aptos" w:cs="Angsana New"/>
+        </w:rPr>
+        <w:t xml:space="preserve"> IFAC-PapersOnLine, Elsevier</w:t>
+      </w:r>
+    </w:p>
+    <w:p>
+      <w:pPr>
+        <w:pStyle w:val="Caption"/>
+        <w:ind w:left="709"/>
+        <w:rPr>
+          <w:rStyle w:val="Strong"/>
+          <w:rFonts w:ascii="Aptos" w:hAnsi="Aptos" w:cs="Angsana New"/>
+          <w:b w:val="0"/>
+          <w:bCs w:val="0"/>
+        </w:rPr>
+      </w:pPr>
+      <w:r>
+        <w:rPr>
+          <w:rStyle w:val="Strong"/>
+          <w:rFonts w:ascii="Aptos" w:hAnsi="Aptos" w:cs="Angsana New"/>
+          <w:b w:val="0"/>
+          <w:bCs w:val="0"/>
+        </w:rPr>
+        <w:t>Summary</w:t>
+      </w:r>
+    </w:p>
+    <w:p>
+      <w:pPr>
+        <w:spacing w:after="120"/>
+        <w:ind w:left="709"/>
+        <w:rPr>
+          <w:rFonts w:ascii="Aptos" w:hAnsi="Aptos"/>
+        </w:rPr>
+      </w:pPr>
+      <w:r>
+        <w:rPr>
+          <w:rFonts w:ascii="Aptos" w:hAnsi="Aptos"/>
+        </w:rPr>
+        <w:t xml:space="preserve">Study of using GA for solving industrial and shedulting problems. They found that </w:t>
+      </w:r>
+      <w:r>
+        <w:rPr>
+          <w:rFonts w:ascii="Aptos" w:hAnsi="Aptos"/>
+        </w:rPr>
+        <w:t xml:space="preserve">GA provides </w:t>
+      </w:r>
+      <w:r>
+        <w:rPr>
+          <w:rFonts w:ascii="Aptos" w:hAnsi="Aptos"/>
+        </w:rPr>
+        <w:t xml:space="preserve">high </w:t>
+      </w:r>
+      <w:r>
+        <w:rPr>
+          <w:rFonts w:ascii="Aptos" w:hAnsi="Aptos"/>
+        </w:rPr>
+        <w:t>quality near</w:t>
+      </w:r>
+      <w:r>
+        <w:rPr>
+          <w:rFonts w:ascii="Aptos" w:hAnsi="Aptos"/>
+        </w:rPr>
+        <w:t xml:space="preserve"> </w:t>
+      </w:r>
+      <w:r>
+        <w:rPr>
+          <w:rFonts w:ascii="Aptos" w:hAnsi="Aptos"/>
+        </w:rPr>
+        <w:t>optimal solutions for hard optimization problems while maintaining reasonable computational time.</w:t>
+      </w:r>
+    </w:p>
+    <w:p>
+      <w:pPr>
+        <w:spacing w:after="120"/>
+        <w:rPr>
+          <w:rFonts w:ascii="Aptos" w:hAnsi="Aptos"/>
+        </w:rPr>
+      </w:pPr>
     </w:p>
     <w:p>
       <w:pPr>
@@ -16285,7 +16699,15 @@
           <w:rFonts w:ascii="Aptos" w:hAnsi="Aptos"/>
           <w:lang w:val="en-US" w:eastAsia="zh-CN" w:bidi="hi-IN"/>
         </w:rPr>
-        <w:t>For simple use cases MIP normally superior because, they execute fast and guarantees we found best possible combination. But when the problem shifts from simple use cases to more extreme complex use cases GA becomes the preferred choice.</w:t>
+        <w:t xml:space="preserve">For simple use cases MIP normally superior because, they execute fast and guarantees we found best possible combination. But when the problem shifts from simple use cases to </w:t>
+      </w:r>
+      <w:r>
+        <w:rPr>
+          <w:rFonts w:ascii="Aptos" w:hAnsi="Aptos"/>
+          <w:lang w:val="en-US" w:eastAsia="zh-CN" w:bidi="hi-IN"/>
+        </w:rPr>
+        <w:lastRenderedPageBreak/>
+        <w:t>more extreme complex use cases GA becomes the preferred choice.</w:t>
       </w:r>
       <w:r>
         <w:rPr>
@@ -16341,15 +16763,13 @@
         </w:rPr>
         <w:t>Non-Linear variables: Eg: Profile = Project 1</w:t>
       </w:r>
-      <w:proofErr w:type="gramStart"/>
       <w:r>
         <w:rPr>
           <w:rFonts w:ascii="Aptos" w:hAnsi="Aptos"/>
           <w:lang w:val="en-US" w:eastAsia="zh-CN" w:bidi="hi-IN"/>
         </w:rPr>
-        <w:t>^  2</w:t>
-      </w:r>
-      <w:proofErr w:type="gramEnd"/>
+        <w:t>^ 2</w:t>
+      </w:r>
       <w:r>
         <w:rPr>
           <w:rFonts w:ascii="Aptos" w:hAnsi="Aptos"/>
@@ -16464,7 +16884,6 @@
           <w:noProof/>
           <w:lang w:val="en-US" w:eastAsia="zh-CN" w:bidi="hi-IN"/>
         </w:rPr>
-        <w:lastRenderedPageBreak/>
         <w:drawing>
           <wp:inline distT="0" distB="0" distL="0" distR="0" wp14:anchorId="5FA77311" wp14:editId="41C413C6">
             <wp:extent cx="4153563" cy="2373465"/>
@@ -16522,7 +16941,6 @@
         </w:rPr>
         <w:t xml:space="preserve">Figure </w:t>
       </w:r>
-      <w:proofErr w:type="gramStart"/>
       <w:r>
         <w:rPr>
           <w:rFonts w:ascii="Aptos" w:hAnsi="Aptos"/>
@@ -16530,9 +16948,8 @@
           <w:szCs w:val="20"/>
           <w:lang w:val="en-US" w:eastAsia="zh-CN" w:bidi="hi-IN"/>
         </w:rPr>
-        <w:t>3.1 :</w:t>
-      </w:r>
-      <w:proofErr w:type="gramEnd"/>
+        <w:t>3.1:</w:t>
+      </w:r>
       <w:r>
         <w:rPr>
           <w:rFonts w:ascii="Aptos" w:hAnsi="Aptos"/>
@@ -16586,15 +17003,13 @@
         </w:rPr>
         <w:t xml:space="preserve"> for 30 </w:t>
       </w:r>
-      <w:proofErr w:type="gramStart"/>
       <w:r>
         <w:rPr>
           <w:rFonts w:ascii="Aptos" w:hAnsi="Aptos"/>
           <w:lang w:val="en-US" w:eastAsia="zh-CN" w:bidi="hi-IN"/>
         </w:rPr>
-        <w:t>projects :</w:t>
-      </w:r>
-      <w:proofErr w:type="gramEnd"/>
+        <w:t>projects:</w:t>
+      </w:r>
       <w:r>
         <w:rPr>
           <w:rFonts w:ascii="Aptos" w:hAnsi="Aptos"/>
@@ -16625,15 +17040,13 @@
         </w:rPr>
         <w:t xml:space="preserve"> </w:t>
       </w:r>
-      <w:proofErr w:type="gramStart"/>
       <w:r>
         <w:rPr>
           <w:rFonts w:ascii="Aptos" w:hAnsi="Aptos"/>
           <w:lang w:val="en-US" w:eastAsia="zh-CN" w:bidi="hi-IN"/>
         </w:rPr>
-        <w:t>Required :</w:t>
-      </w:r>
-      <w:proofErr w:type="gramEnd"/>
+        <w:t>Required:</w:t>
+      </w:r>
       <w:r>
         <w:rPr>
           <w:rFonts w:ascii="Aptos" w:hAnsi="Aptos"/>
@@ -16691,7 +17104,6 @@
         </w:rPr>
         <w:t xml:space="preserve">Total </w:t>
       </w:r>
-      <w:proofErr w:type="gramStart"/>
       <w:r>
         <w:rPr>
           <w:rFonts w:ascii="Aptos" w:hAnsi="Aptos"/>
@@ -16706,9 +17118,8 @@
           <w:rFonts w:ascii="Aptos" w:hAnsi="Aptos"/>
           <w:lang w:val="en-US" w:eastAsia="zh-CN" w:bidi="hi-IN"/>
         </w:rPr>
-        <w:t xml:space="preserve"> :</w:t>
-      </w:r>
-      <w:proofErr w:type="gramEnd"/>
+        <w:t>:</w:t>
+      </w:r>
       <w:r>
         <w:rPr>
           <w:rFonts w:ascii="Aptos" w:hAnsi="Aptos"/>
@@ -16734,7 +17145,6 @@
         </w:rPr>
         <w:t xml:space="preserve">Total Developer Hours </w:t>
       </w:r>
-      <w:proofErr w:type="gramStart"/>
       <w:r>
         <w:rPr>
           <w:rFonts w:ascii="Aptos" w:hAnsi="Aptos"/>
@@ -16749,9 +17159,8 @@
           <w:rFonts w:ascii="Aptos" w:hAnsi="Aptos"/>
           <w:lang w:val="en-US" w:eastAsia="zh-CN" w:bidi="hi-IN"/>
         </w:rPr>
-        <w:t xml:space="preserve"> :</w:t>
-      </w:r>
-      <w:proofErr w:type="gramEnd"/>
+        <w:t>:</w:t>
+      </w:r>
       <w:r>
         <w:rPr>
           <w:rFonts w:ascii="Aptos" w:hAnsi="Aptos"/>
@@ -17221,7 +17630,6 @@
         </w:rPr>
         <w:t>Figure 3.2 illustrates the data preparation step implementation in python code from use case “</w:t>
       </w:r>
-      <w:proofErr w:type="spellStart"/>
       <w:r>
         <w:rPr>
           <w:rFonts w:ascii="Aptos" w:hAnsi="Aptos"/>
@@ -17231,7 +17639,6 @@
         </w:rPr>
         <w:t>DataPreparationUseCase</w:t>
       </w:r>
-      <w:proofErr w:type="spellEnd"/>
       <w:r>
         <w:rPr>
           <w:rFonts w:ascii="Aptos" w:hAnsi="Aptos"/>
@@ -17465,7 +17872,6 @@
         </w:rPr>
         <w:t xml:space="preserve">Figure </w:t>
       </w:r>
-      <w:proofErr w:type="gramStart"/>
       <w:r>
         <w:rPr>
           <w:rFonts w:ascii="Aptos" w:hAnsi="Aptos"/>
@@ -17473,27 +17879,8 @@
           <w:szCs w:val="20"/>
           <w:lang w:val="en-US" w:eastAsia="zh-CN" w:bidi="hi-IN"/>
         </w:rPr>
-        <w:t>3.</w:t>
-      </w:r>
-      <w:r>
-        <w:rPr>
-          <w:rFonts w:ascii="Aptos" w:hAnsi="Aptos"/>
-          <w:sz w:val="20"/>
-          <w:szCs w:val="20"/>
-          <w:lang w:val="en-US" w:eastAsia="zh-CN" w:bidi="hi-IN"/>
-        </w:rPr>
-        <w:t>3</w:t>
-      </w:r>
-      <w:r>
-        <w:rPr>
-          <w:rFonts w:ascii="Aptos" w:hAnsi="Aptos"/>
-          <w:sz w:val="20"/>
-          <w:szCs w:val="20"/>
-          <w:lang w:val="en-US" w:eastAsia="zh-CN" w:bidi="hi-IN"/>
-        </w:rPr>
-        <w:t xml:space="preserve"> :</w:t>
-      </w:r>
-      <w:proofErr w:type="gramEnd"/>
+        <w:t>3.3:</w:t>
+      </w:r>
       <w:r>
         <w:rPr>
           <w:rFonts w:ascii="Aptos" w:hAnsi="Aptos"/>
@@ -17636,15 +18023,13 @@
         </w:rPr>
         <w:t>P</w:t>
       </w:r>
-      <w:proofErr w:type="gramStart"/>
       <w:r>
         <w:rPr>
           <w:rFonts w:ascii="Aptos" w:hAnsi="Aptos"/>
           <w:lang w:val="en-US" w:eastAsia="zh-CN" w:bidi="hi-IN"/>
         </w:rPr>
-        <w:t>6 :</w:t>
-      </w:r>
-      <w:proofErr w:type="gramEnd"/>
+        <w:t>6:</w:t>
+      </w:r>
       <w:r>
         <w:rPr>
           <w:rFonts w:ascii="Aptos" w:hAnsi="Aptos"/>
@@ -17703,15 +18088,13 @@
         </w:rPr>
         <w:t>P7, P11, P</w:t>
       </w:r>
-      <w:proofErr w:type="gramStart"/>
       <w:r>
         <w:rPr>
           <w:rFonts w:ascii="Aptos" w:hAnsi="Aptos"/>
           <w:lang w:val="en-US" w:eastAsia="zh-CN" w:bidi="hi-IN"/>
         </w:rPr>
-        <w:t>1 :</w:t>
-      </w:r>
-      <w:proofErr w:type="gramEnd"/>
+        <w:t>1:</w:t>
+      </w:r>
       <w:r>
         <w:rPr>
           <w:rFonts w:ascii="Aptos" w:hAnsi="Aptos"/>
@@ -19247,12 +19630,13 @@
       <w:r>
         <w:rPr>
           <w:rFonts w:ascii="Aptos" w:hAnsi="Aptos"/>
+          <w:noProof/>
         </w:rPr>
         <w:drawing>
-          <wp:inline distT="0" distB="0" distL="0" distR="0" wp14:anchorId="1436369E" wp14:editId="37BF0749">
+          <wp:inline distT="0" distB="0" distL="0" distR="0" wp14:anchorId="50BC9679" wp14:editId="5FBCF0EE">
             <wp:extent cx="6120130" cy="3060065"/>
             <wp:effectExtent l="0" t="0" r="1270" b="635"/>
-            <wp:docPr id="1308405898" name="Picture 1" descr="A graph with a line going up&#10;&#10;AI-generated content may be incorrect."/>
+            <wp:docPr id="1381259960" name="Picture 1" descr="A graph with green line&#10;&#10;AI-generated content may be incorrect."/>
             <wp:cNvGraphicFramePr>
               <a:graphicFrameLocks xmlns:a="http://schemas.openxmlformats.org/drawingml/2006/main" noChangeAspect="1"/>
             </wp:cNvGraphicFramePr>
@@ -19260,7 +19644,7 @@
               <a:graphicData uri="http://schemas.openxmlformats.org/drawingml/2006/picture">
                 <pic:pic xmlns:pic="http://schemas.openxmlformats.org/drawingml/2006/picture">
                   <pic:nvPicPr>
-                    <pic:cNvPr id="1308405898" name="Picture 1" descr="A graph with a line going up&#10;&#10;AI-generated content may be incorrect."/>
+                    <pic:cNvPr id="1381259960" name="Picture 1" descr="A graph with green line&#10;&#10;AI-generated content may be incorrect."/>
                     <pic:cNvPicPr/>
                   </pic:nvPicPr>
                   <pic:blipFill>
@@ -19565,28 +19949,7 @@
             <w:szCs w:val="24"/>
             <w:lang w:val="en-US" w:eastAsia="zh-CN" w:bidi="hi-IN"/>
           </w:rPr>
-          <m:t>∈{</m:t>
-        </m:r>
-        <m:r>
-          <w:rPr>
-            <w:rFonts w:ascii="Cambria Math" w:hAnsi="Cambria Math"/>
-            <w:sz w:val="24"/>
-            <w:szCs w:val="24"/>
-            <w:lang w:val="en-US" w:eastAsia="zh-CN" w:bidi="hi-IN"/>
-          </w:rPr>
-          <m:t>50, 100, 150, 200</m:t>
-        </m:r>
-        <m:r>
-          <m:rPr>
-            <m:sty m:val="bi"/>
-          </m:rPr>
-          <w:rPr>
-            <w:rFonts w:ascii="Cambria Math" w:hAnsi="Cambria Math"/>
-            <w:sz w:val="24"/>
-            <w:szCs w:val="24"/>
-            <w:lang w:val="en-US" w:eastAsia="zh-CN" w:bidi="hi-IN"/>
-          </w:rPr>
-          <m:t>}</m:t>
+          <m:t>∈{50, 100, 150, 200}</m:t>
         </m:r>
       </m:oMath>
     </w:p>
@@ -19695,7 +20058,7 @@
           <w:bCs/>
           <w:lang w:val="en-US" w:eastAsia="zh-CN" w:bidi="hi-IN"/>
         </w:rPr>
-        <w:t>Population Size:  100</w:t>
+        <w:t xml:space="preserve">Population Size:  </w:t>
       </w:r>
       <w:r>
         <w:rPr>
@@ -19704,8 +20067,7 @@
           <w:bCs/>
           <w:lang w:val="en-US" w:eastAsia="zh-CN" w:bidi="hi-IN"/>
         </w:rPr>
-        <w:br/>
-        <w:t xml:space="preserve">Generations: </w:t>
+        <w:t>200</w:t>
       </w:r>
       <w:r>
         <w:rPr>
@@ -19714,7 +20076,8 @@
           <w:bCs/>
           <w:lang w:val="en-US" w:eastAsia="zh-CN" w:bidi="hi-IN"/>
         </w:rPr>
-        <w:t>50</w:t>
+        <w:br/>
+        <w:t xml:space="preserve">Generations: </w:t>
       </w:r>
       <w:r>
         <w:rPr>
@@ -19723,8 +20086,43 @@
           <w:bCs/>
           <w:lang w:val="en-US" w:eastAsia="zh-CN" w:bidi="hi-IN"/>
         </w:rPr>
+        <w:t>200</w:t>
+      </w:r>
+      <w:r>
+        <w:rPr>
+          <w:rFonts w:ascii="Aptos" w:hAnsi="Aptos"/>
+          <w:b/>
+          <w:bCs/>
+          <w:lang w:val="en-US" w:eastAsia="zh-CN" w:bidi="hi-IN"/>
+        </w:rPr>
         <w:br/>
-        <w:t>Profit : $2511K</w:t>
+      </w:r>
+      <w:r>
+        <w:rPr>
+          <w:rFonts w:ascii="Aptos" w:hAnsi="Aptos"/>
+          <w:b/>
+          <w:bCs/>
+          <w:lang w:val="en-US" w:eastAsia="zh-CN" w:bidi="hi-IN"/>
+        </w:rPr>
+        <w:t>Profit:</w:t>
+      </w:r>
+      <w:r>
+        <w:rPr>
+          <w:rFonts w:ascii="Aptos" w:hAnsi="Aptos"/>
+          <w:b/>
+          <w:bCs/>
+          <w:lang w:val="en-US" w:eastAsia="zh-CN" w:bidi="hi-IN"/>
+        </w:rPr>
+        <w:t xml:space="preserve"> $</w:t>
+      </w:r>
+      <w:r>
+        <w:rPr>
+          <w:rFonts w:ascii="Aptos" w:hAnsi="Aptos"/>
+          <w:b/>
+          <w:bCs/>
+          <w:lang w:val="en-US" w:eastAsia="zh-CN" w:bidi="hi-IN"/>
+        </w:rPr>
+        <w:t>2507K</w:t>
       </w:r>
     </w:p>
     <w:tbl>
@@ -20309,12 +20707,16 @@
         <w:jc w:val="center"/>
         <w:rPr>
           <w:rFonts w:ascii="Aptos" w:hAnsi="Aptos"/>
+          <w:sz w:val="20"/>
+          <w:szCs w:val="20"/>
           <w:lang w:val="en-US" w:eastAsia="zh-CN" w:bidi="hi-IN"/>
         </w:rPr>
       </w:pPr>
       <w:r>
         <w:rPr>
           <w:rFonts w:ascii="Aptos" w:hAnsi="Aptos"/>
+          <w:sz w:val="20"/>
+          <w:szCs w:val="20"/>
           <w:lang w:val="en-US" w:eastAsia="zh-CN" w:bidi="hi-IN"/>
         </w:rPr>
         <w:t>Table 3.1: Grid Space for population and Generation</w:t>
@@ -20322,6 +20724,22 @@
     </w:p>
     <w:p>
       <w:pPr>
+        <w:pStyle w:val="Heading"/>
+        <w:rPr>
+          <w:rFonts w:ascii="Aptos" w:hAnsi="Aptos"/>
+          <w:lang w:val="en-US" w:eastAsia="zh-CN" w:bidi="hi-IN"/>
+        </w:rPr>
+      </w:pPr>
+      <w:r>
+        <w:rPr>
+          <w:rFonts w:ascii="Aptos" w:hAnsi="Aptos"/>
+          <w:lang w:val="en-US" w:eastAsia="zh-CN" w:bidi="hi-IN"/>
+        </w:rPr>
+        <w:t xml:space="preserve">Results </w:t>
+      </w:r>
+    </w:p>
+    <w:p>
+      <w:pPr>
         <w:pStyle w:val="BodyText"/>
         <w:rPr>
           <w:rFonts w:ascii="Aptos" w:hAnsi="Aptos"/>
@@ -20333,24 +20751,365 @@
           <w:rFonts w:ascii="Aptos" w:hAnsi="Aptos"/>
           <w:lang w:val="en-US" w:eastAsia="zh-CN" w:bidi="hi-IN"/>
         </w:rPr>
-        <w:t xml:space="preserve">Population size of 300 and generation sizer 200 reached the same maximum profit but they were needed higher search space and eventually higher processing power. </w:t>
-      </w:r>
-      <w:proofErr w:type="gramStart"/>
-      <w:r>
-        <w:rPr>
-          <w:rFonts w:ascii="Aptos" w:hAnsi="Aptos"/>
+        <w:t>From the 30 projects portfolio we were able to pick the optimum portfolio as illustrated in figure 3.12. The result is 16 projects have been selected and 14 got rejected with maximum profit gain with maximum resource allocation as depicted in table 3.2 below.</w:t>
+      </w:r>
+    </w:p>
+    <w:tbl>
+      <w:tblPr>
+        <w:tblStyle w:val="TableGrid"/>
+        <w:tblW w:w="0" w:type="auto"/>
+        <w:tblLook w:val="04A0" w:firstRow="1" w:lastRow="0" w:firstColumn="1" w:lastColumn="0" w:noHBand="0" w:noVBand="1"/>
+      </w:tblPr>
+      <w:tblGrid>
+        <w:gridCol w:w="2972"/>
+        <w:gridCol w:w="6656"/>
+      </w:tblGrid>
+      <w:tr>
+        <w:tc>
+          <w:tcPr>
+            <w:tcW w:w="2972" w:type="dxa"/>
+          </w:tcPr>
+          <w:p>
+            <w:pPr>
+              <w:pStyle w:val="BodyText"/>
+              <w:rPr>
+                <w:rFonts w:ascii="Aptos" w:hAnsi="Aptos"/>
+                <w:lang w:val="en-US" w:eastAsia="zh-CN" w:bidi="hi-IN"/>
+              </w:rPr>
+            </w:pPr>
+            <w:r>
+              <w:rPr>
+                <w:rFonts w:ascii="Aptos" w:hAnsi="Aptos"/>
+                <w:lang w:val="en-US" w:eastAsia="zh-CN" w:bidi="hi-IN"/>
+              </w:rPr>
+              <w:t>Maximum Profit</w:t>
+            </w:r>
+          </w:p>
+        </w:tc>
+        <w:tc>
+          <w:tcPr>
+            <w:tcW w:w="6656" w:type="dxa"/>
+          </w:tcPr>
+          <w:p>
+            <w:pPr>
+              <w:pStyle w:val="BodyText"/>
+              <w:rPr>
+                <w:rFonts w:ascii="Aptos" w:hAnsi="Aptos"/>
+                <w:lang w:val="en-US" w:eastAsia="zh-CN" w:bidi="hi-IN"/>
+              </w:rPr>
+            </w:pPr>
+            <w:r>
+              <w:rPr>
+                <w:rFonts w:ascii="Aptos" w:hAnsi="Aptos"/>
+                <w:lang w:val="en-US" w:eastAsia="zh-CN" w:bidi="hi-IN"/>
+              </w:rPr>
+              <w:t>$</w:t>
+            </w:r>
+            <w:r>
+              <w:rPr>
+                <w:rFonts w:ascii="Aptos" w:hAnsi="Aptos"/>
+                <w:lang w:val="en-US" w:eastAsia="zh-CN" w:bidi="hi-IN"/>
+              </w:rPr>
+              <w:t>2507.2</w:t>
+            </w:r>
+          </w:p>
+        </w:tc>
+      </w:tr>
+      <w:tr>
+        <w:tc>
+          <w:tcPr>
+            <w:tcW w:w="2972" w:type="dxa"/>
+          </w:tcPr>
+          <w:p>
+            <w:pPr>
+              <w:pStyle w:val="BodyText"/>
+              <w:rPr>
+                <w:rFonts w:ascii="Aptos" w:hAnsi="Aptos"/>
+                <w:lang w:val="en-US" w:eastAsia="zh-CN" w:bidi="hi-IN"/>
+              </w:rPr>
+            </w:pPr>
+            <w:r>
+              <w:rPr>
+                <w:rFonts w:ascii="Aptos" w:hAnsi="Aptos"/>
+                <w:lang w:val="en-US" w:eastAsia="zh-CN" w:bidi="hi-IN"/>
+              </w:rPr>
+              <w:t xml:space="preserve">Cost </w:t>
+            </w:r>
+          </w:p>
+        </w:tc>
+        <w:tc>
+          <w:tcPr>
+            <w:tcW w:w="6656" w:type="dxa"/>
+          </w:tcPr>
+          <w:p>
+            <w:pPr>
+              <w:pStyle w:val="BodyText"/>
+              <w:rPr>
+                <w:rFonts w:ascii="Aptos" w:hAnsi="Aptos"/>
+                <w:lang w:val="en-US" w:eastAsia="zh-CN" w:bidi="hi-IN"/>
+              </w:rPr>
+            </w:pPr>
+            <w:r>
+              <w:rPr>
+                <w:rFonts w:ascii="Aptos" w:hAnsi="Aptos"/>
+                <w:lang w:val="en-US" w:eastAsia="zh-CN" w:bidi="hi-IN"/>
+              </w:rPr>
+              <w:t>Spent $</w:t>
+            </w:r>
+            <w:r>
+              <w:rPr>
+                <w:rFonts w:ascii="Aptos" w:hAnsi="Aptos"/>
+                <w:lang w:val="en-US" w:eastAsia="zh-CN" w:bidi="hi-IN"/>
+              </w:rPr>
+              <w:t>1098</w:t>
+            </w:r>
+            <w:r>
+              <w:rPr>
+                <w:rFonts w:ascii="Aptos" w:hAnsi="Aptos"/>
+                <w:lang w:val="en-US" w:eastAsia="zh-CN" w:bidi="hi-IN"/>
+              </w:rPr>
+              <w:t>K from Budget $1113.2K</w:t>
+            </w:r>
+          </w:p>
+        </w:tc>
+      </w:tr>
+      <w:tr>
+        <w:tc>
+          <w:tcPr>
+            <w:tcW w:w="2972" w:type="dxa"/>
+          </w:tcPr>
+          <w:p>
+            <w:pPr>
+              <w:pStyle w:val="BodyText"/>
+              <w:rPr>
+                <w:rFonts w:ascii="Aptos" w:hAnsi="Aptos"/>
+                <w:lang w:val="en-US" w:eastAsia="zh-CN" w:bidi="hi-IN"/>
+              </w:rPr>
+            </w:pPr>
+            <w:r>
+              <w:rPr>
+                <w:rFonts w:ascii="Aptos" w:hAnsi="Aptos"/>
+                <w:lang w:val="en-US" w:eastAsia="zh-CN" w:bidi="hi-IN"/>
+              </w:rPr>
+              <w:t>Dev Hours</w:t>
+            </w:r>
+          </w:p>
+        </w:tc>
+        <w:tc>
+          <w:tcPr>
+            <w:tcW w:w="6656" w:type="dxa"/>
+          </w:tcPr>
+          <w:p>
+            <w:pPr>
+              <w:pStyle w:val="BodyText"/>
+              <w:rPr>
+                <w:rFonts w:ascii="Aptos" w:hAnsi="Aptos"/>
+                <w:lang w:val="en-US" w:eastAsia="zh-CN" w:bidi="hi-IN"/>
+              </w:rPr>
+            </w:pPr>
+            <w:r>
+              <w:rPr>
+                <w:rFonts w:ascii="Aptos" w:hAnsi="Aptos"/>
+                <w:lang w:val="en-US" w:eastAsia="zh-CN" w:bidi="hi-IN"/>
+              </w:rPr>
+              <w:t xml:space="preserve">Used </w:t>
+            </w:r>
+            <w:r>
+              <w:rPr>
+                <w:rFonts w:ascii="Aptos" w:hAnsi="Aptos"/>
+                <w:lang w:val="en-US" w:eastAsia="zh-CN" w:bidi="hi-IN"/>
+              </w:rPr>
+              <w:t>1263</w:t>
+            </w:r>
+            <w:r>
+              <w:rPr>
+                <w:rFonts w:ascii="Aptos" w:hAnsi="Aptos"/>
+                <w:lang w:val="en-US" w:eastAsia="zh-CN" w:bidi="hi-IN"/>
+              </w:rPr>
+              <w:t xml:space="preserve">h from 1283.3h </w:t>
+            </w:r>
+            <w:r>
+              <w:rPr>
+                <w:rFonts w:ascii="Aptos" w:hAnsi="Aptos"/>
+                <w:lang w:val="en-US" w:eastAsia="zh-CN" w:bidi="hi-IN"/>
+              </w:rPr>
+              <w:t>available</w:t>
+            </w:r>
+          </w:p>
+        </w:tc>
+      </w:tr>
+    </w:tbl>
+    <w:p>
+      <w:pPr>
+        <w:pStyle w:val="BodyText"/>
+        <w:jc w:val="center"/>
+        <w:rPr>
+          <w:rFonts w:ascii="Aptos" w:hAnsi="Aptos"/>
+          <w:sz w:val="20"/>
+          <w:szCs w:val="20"/>
           <w:lang w:val="en-US" w:eastAsia="zh-CN" w:bidi="hi-IN"/>
         </w:rPr>
-        <w:t>Therefore</w:t>
-      </w:r>
-      <w:proofErr w:type="gramEnd"/>
-      <w:r>
-        <w:rPr>
-          <w:rFonts w:ascii="Aptos" w:hAnsi="Aptos"/>
+      </w:pPr>
+      <w:r>
+        <w:rPr>
+          <w:rFonts w:ascii="Aptos" w:hAnsi="Aptos"/>
+          <w:sz w:val="20"/>
+          <w:szCs w:val="20"/>
           <w:lang w:val="en-US" w:eastAsia="zh-CN" w:bidi="hi-IN"/>
         </w:rPr>
-        <w:t xml:space="preserve"> we can conclude that population size 100 and generation size 150 ideally fit on search space and computationally efficient.</w:t>
-      </w:r>
+        <w:t xml:space="preserve">Table </w:t>
+      </w:r>
+      <w:r>
+        <w:rPr>
+          <w:rFonts w:ascii="Aptos" w:hAnsi="Aptos"/>
+          <w:sz w:val="20"/>
+          <w:szCs w:val="20"/>
+          <w:lang w:val="en-US" w:eastAsia="zh-CN" w:bidi="hi-IN"/>
+        </w:rPr>
+        <w:t>3.2:</w:t>
+      </w:r>
+      <w:r>
+        <w:rPr>
+          <w:rFonts w:ascii="Aptos" w:hAnsi="Aptos"/>
+          <w:sz w:val="20"/>
+          <w:szCs w:val="20"/>
+          <w:lang w:val="en-US" w:eastAsia="zh-CN" w:bidi="hi-IN"/>
+        </w:rPr>
+        <w:t xml:space="preserve"> BILP execution result for project 30</w:t>
+      </w:r>
+    </w:p>
+    <w:p>
+      <w:pPr>
+        <w:pStyle w:val="BodyText"/>
+        <w:rPr>
+          <w:rFonts w:ascii="Aptos" w:hAnsi="Aptos"/>
+          <w:lang w:val="en-US" w:eastAsia="zh-CN" w:bidi="hi-IN"/>
+        </w:rPr>
+      </w:pPr>
+    </w:p>
+    <w:p>
+      <w:pPr>
+        <w:pStyle w:val="BodyText"/>
+        <w:rPr>
+          <w:rFonts w:ascii="Aptos" w:hAnsi="Aptos"/>
+          <w:lang w:val="en-US" w:eastAsia="zh-CN" w:bidi="hi-IN"/>
+        </w:rPr>
+      </w:pPr>
+      <w:r>
+        <w:rPr>
+          <w:rFonts w:ascii="Aptos" w:hAnsi="Aptos"/>
+          <w:lang w:val="en-US" w:eastAsia="zh-CN" w:bidi="hi-IN"/>
+        </w:rPr>
+        <w:t xml:space="preserve">Figure 3.12 </w:t>
+      </w:r>
+      <w:r>
+        <w:rPr>
+          <w:rFonts w:ascii="Aptos" w:hAnsi="Aptos"/>
+          <w:lang w:val="en-US" w:eastAsia="zh-CN" w:bidi="hi-IN"/>
+        </w:rPr>
+        <w:t xml:space="preserve">below </w:t>
+      </w:r>
+      <w:r>
+        <w:rPr>
+          <w:rFonts w:ascii="Aptos" w:hAnsi="Aptos"/>
+          <w:lang w:val="en-US" w:eastAsia="zh-CN" w:bidi="hi-IN"/>
+        </w:rPr>
+        <w:t xml:space="preserve">depicts the optimum solution picked by GA. For 30 projects portfolio it has picked </w:t>
+      </w:r>
+      <w:r>
+        <w:rPr>
+          <w:rFonts w:ascii="Aptos" w:hAnsi="Aptos"/>
+          <w:lang w:val="en-US" w:eastAsia="zh-CN" w:bidi="hi-IN"/>
+        </w:rPr>
+        <w:t>16</w:t>
+      </w:r>
+      <w:r>
+        <w:rPr>
+          <w:rFonts w:ascii="Aptos" w:hAnsi="Aptos"/>
+          <w:lang w:val="en-US" w:eastAsia="zh-CN" w:bidi="hi-IN"/>
+        </w:rPr>
+        <w:t>.</w:t>
+      </w:r>
+    </w:p>
+    <w:p>
+      <w:pPr>
+        <w:pStyle w:val="BodyText"/>
+        <w:jc w:val="center"/>
+        <w:rPr>
+          <w:rFonts w:ascii="Aptos" w:hAnsi="Aptos"/>
+          <w:sz w:val="20"/>
+          <w:szCs w:val="20"/>
+          <w:lang w:val="en-US" w:eastAsia="zh-CN" w:bidi="hi-IN"/>
+        </w:rPr>
+      </w:pPr>
+      <w:r>
+        <w:rPr>
+          <w:rFonts w:ascii="Aptos" w:hAnsi="Aptos"/>
+          <w:noProof/>
+          <w:lang w:val="en-US" w:eastAsia="zh-CN" w:bidi="hi-IN"/>
+        </w:rPr>
+        <w:lastRenderedPageBreak/>
+        <w:drawing>
+          <wp:inline distT="0" distB="0" distL="0" distR="0" wp14:anchorId="10D57949" wp14:editId="522F47DC">
+            <wp:extent cx="6120130" cy="3060065"/>
+            <wp:effectExtent l="0" t="0" r="1270" b="635"/>
+            <wp:docPr id="2044403791" name="Picture 1" descr="A graph of green and red bars&#10;&#10;AI-generated content may be incorrect."/>
+            <wp:cNvGraphicFramePr>
+              <a:graphicFrameLocks xmlns:a="http://schemas.openxmlformats.org/drawingml/2006/main" noChangeAspect="1"/>
+            </wp:cNvGraphicFramePr>
+            <a:graphic xmlns:a="http://schemas.openxmlformats.org/drawingml/2006/main">
+              <a:graphicData uri="http://schemas.openxmlformats.org/drawingml/2006/picture">
+                <pic:pic xmlns:pic="http://schemas.openxmlformats.org/drawingml/2006/picture">
+                  <pic:nvPicPr>
+                    <pic:cNvPr id="2044403791" name="Picture 1" descr="A graph of green and red bars&#10;&#10;AI-generated content may be incorrect."/>
+                    <pic:cNvPicPr/>
+                  </pic:nvPicPr>
+                  <pic:blipFill>
+                    <a:blip r:embed="rId51"/>
+                    <a:stretch>
+                      <a:fillRect/>
+                    </a:stretch>
+                  </pic:blipFill>
+                  <pic:spPr>
+                    <a:xfrm>
+                      <a:off x="0" y="0"/>
+                      <a:ext cx="6120130" cy="3060065"/>
+                    </a:xfrm>
+                    <a:prstGeom prst="rect">
+                      <a:avLst/>
+                    </a:prstGeom>
+                  </pic:spPr>
+                </pic:pic>
+              </a:graphicData>
+            </a:graphic>
+          </wp:inline>
+        </w:drawing>
+      </w:r>
+      <w:r>
+        <w:rPr>
+          <w:rFonts w:ascii="Aptos" w:hAnsi="Aptos"/>
+          <w:lang w:val="en-US" w:eastAsia="zh-CN" w:bidi="hi-IN"/>
+        </w:rPr>
+        <w:br/>
+      </w:r>
+      <w:r>
+        <w:rPr>
+          <w:rFonts w:ascii="Aptos" w:hAnsi="Aptos"/>
+          <w:sz w:val="20"/>
+          <w:szCs w:val="20"/>
+          <w:lang w:val="en-US" w:eastAsia="zh-CN" w:bidi="hi-IN"/>
+        </w:rPr>
+        <w:t>Figure 3.12: GA results of portfolio selection (Green – selected, Red, Rejected)</w:t>
+      </w:r>
+    </w:p>
+    <w:p>
+      <w:pPr>
+        <w:pStyle w:val="BodyText"/>
+        <w:rPr>
+          <w:rFonts w:ascii="Aptos" w:hAnsi="Aptos"/>
+          <w:lang w:val="en-US" w:eastAsia="zh-CN" w:bidi="hi-IN"/>
+        </w:rPr>
+      </w:pPr>
     </w:p>
     <w:p>
       <w:pPr>
@@ -20497,15 +21256,13 @@
           <w:lang w:val="en-US" w:eastAsia="zh-CN" w:bidi="hi-IN"/>
         </w:rPr>
       </w:pPr>
-      <w:proofErr w:type="gramStart"/>
       <w:r>
         <w:rPr>
           <w:rFonts w:ascii="Aptos" w:hAnsi="Aptos"/>
           <w:lang w:val="en-US" w:eastAsia="zh-CN" w:bidi="hi-IN"/>
         </w:rPr>
-        <w:t>1 :</w:t>
-      </w:r>
-      <w:proofErr w:type="gramEnd"/>
+        <w:t>1:</w:t>
+      </w:r>
       <w:r>
         <w:rPr>
           <w:rFonts w:ascii="Aptos" w:hAnsi="Aptos"/>
@@ -20520,15 +21277,13 @@
         </w:rPr>
         <w:br/>
       </w:r>
-      <w:proofErr w:type="gramStart"/>
       <w:r>
         <w:rPr>
           <w:rFonts w:ascii="Aptos" w:hAnsi="Aptos"/>
           <w:lang w:val="en-US" w:eastAsia="zh-CN" w:bidi="hi-IN"/>
         </w:rPr>
-        <w:t>0 :</w:t>
-      </w:r>
-      <w:proofErr w:type="gramEnd"/>
+        <w:t>0:</w:t>
+      </w:r>
       <w:r>
         <w:rPr>
           <w:rFonts w:ascii="Aptos" w:hAnsi="Aptos"/>
@@ -20536,15 +21291,13 @@
         </w:rPr>
         <w:t xml:space="preserve"> Project I </w:t>
       </w:r>
-      <w:proofErr w:type="gramStart"/>
       <w:r>
         <w:rPr>
           <w:rFonts w:ascii="Aptos" w:hAnsi="Aptos"/>
           <w:lang w:val="en-US" w:eastAsia="zh-CN" w:bidi="hi-IN"/>
         </w:rPr>
-        <w:t>not selected</w:t>
-      </w:r>
-      <w:proofErr w:type="gramEnd"/>
+        <w:t>did not select</w:t>
+      </w:r>
     </w:p>
     <w:p>
       <w:pPr>
@@ -20752,31 +21505,41 @@
         <w:br/>
         <w:t xml:space="preserve">BD: Binary decision of project </w:t>
       </w:r>
-      <w:proofErr w:type="spellStart"/>
       <w:r>
         <w:rPr>
           <w:rFonts w:ascii="Aptos" w:hAnsi="Aptos"/>
           <w:lang w:val="en-US" w:eastAsia="zh-CN" w:bidi="hi-IN"/>
         </w:rPr>
+        <w:t>(</w:t>
+      </w:r>
+      <w:r>
+        <w:rPr>
+          <w:rFonts w:ascii="Aptos" w:hAnsi="Aptos"/>
+          <w:lang w:val="en-US" w:eastAsia="zh-CN" w:bidi="hi-IN"/>
+        </w:rPr>
         <w:t>i</w:t>
       </w:r>
-      <w:proofErr w:type="spellEnd"/>
       <w:r>
         <w:rPr>
           <w:rFonts w:ascii="Aptos" w:hAnsi="Aptos"/>
           <w:lang w:val="en-US" w:eastAsia="zh-CN" w:bidi="hi-IN"/>
         </w:rPr>
+        <w:t>)</w:t>
+      </w:r>
+      <w:r>
+        <w:rPr>
+          <w:rFonts w:ascii="Aptos" w:hAnsi="Aptos"/>
+          <w:lang w:val="en-US" w:eastAsia="zh-CN" w:bidi="hi-IN"/>
+        </w:rPr>
         <w:t xml:space="preserve"> </w:t>
       </w:r>
-      <w:proofErr w:type="gramStart"/>
       <w:r>
         <w:rPr>
           <w:rFonts w:ascii="Aptos" w:hAnsi="Aptos"/>
           <w:lang w:val="en-US" w:eastAsia="zh-CN" w:bidi="hi-IN"/>
         </w:rPr>
-        <w:t>( 1</w:t>
-      </w:r>
-      <w:proofErr w:type="gramEnd"/>
+        <w:t>(1</w:t>
+      </w:r>
       <w:r>
         <w:rPr>
           <w:rFonts w:ascii="Aptos" w:hAnsi="Aptos"/>
@@ -20850,6 +21613,7 @@
           <w:rFonts w:ascii="Aptos" w:hAnsi="Aptos"/>
           <w:lang w:val="en-US" w:eastAsia="zh-CN" w:bidi="hi-IN"/>
         </w:rPr>
+        <w:lastRenderedPageBreak/>
         <w:t>Total required hours for all selected projects should be less than or equal to Total Developer Hours available</w:t>
       </w:r>
     </w:p>
@@ -20956,30 +21720,28 @@
           <w:rFonts w:ascii="Aptos" w:hAnsi="Aptos"/>
           <w:lang w:val="en-US" w:eastAsia="zh-CN" w:bidi="hi-IN"/>
         </w:rPr>
-        <w:t>Figure 3.12 illustrates our implementation of BILP</w:t>
+        <w:t>Figure 3.1</w:t>
       </w:r>
       <w:r>
         <w:rPr>
           <w:rFonts w:ascii="Aptos" w:hAnsi="Aptos"/>
           <w:lang w:val="en-US" w:eastAsia="zh-CN" w:bidi="hi-IN"/>
         </w:rPr>
-        <w:t xml:space="preserve"> using </w:t>
-      </w:r>
-      <w:proofErr w:type="spellStart"/>
+        <w:t>3 below</w:t>
+      </w:r>
       <w:r>
         <w:rPr>
           <w:rFonts w:ascii="Aptos" w:hAnsi="Aptos"/>
           <w:lang w:val="en-US" w:eastAsia="zh-CN" w:bidi="hi-IN"/>
         </w:rPr>
-        <w:t>PuLP</w:t>
-      </w:r>
-      <w:proofErr w:type="spellEnd"/>
+        <w:t xml:space="preserve"> illustrates our implementation of BILP</w:t>
+      </w:r>
       <w:r>
         <w:rPr>
           <w:rFonts w:ascii="Aptos" w:hAnsi="Aptos"/>
           <w:lang w:val="en-US" w:eastAsia="zh-CN" w:bidi="hi-IN"/>
         </w:rPr>
-        <w:t xml:space="preserve"> python lib</w:t>
+        <w:t xml:space="preserve"> using PuLP python lib</w:t>
       </w:r>
       <w:r>
         <w:rPr>
@@ -21033,7 +21795,7 @@
                     <pic:cNvPicPr/>
                   </pic:nvPicPr>
                   <pic:blipFill>
-                    <a:blip r:embed="rId51"/>
+                    <a:blip r:embed="rId52"/>
                     <a:stretch>
                       <a:fillRect/>
                     </a:stretch>
@@ -21072,18 +21834,38 @@
           <w:szCs w:val="20"/>
           <w:lang w:val="en-US" w:eastAsia="zh-CN" w:bidi="hi-IN"/>
         </w:rPr>
-        <w:t>Figure 3.12: BILP implementation</w:t>
+        <w:t>Figure 3.1</w:t>
+      </w:r>
+      <w:r>
+        <w:rPr>
+          <w:rFonts w:ascii="Aptos" w:hAnsi="Aptos"/>
+          <w:sz w:val="20"/>
+          <w:szCs w:val="20"/>
+          <w:lang w:val="en-US" w:eastAsia="zh-CN" w:bidi="hi-IN"/>
+        </w:rPr>
+        <w:t>3</w:t>
+      </w:r>
+      <w:r>
+        <w:rPr>
+          <w:rFonts w:ascii="Aptos" w:hAnsi="Aptos"/>
+          <w:sz w:val="20"/>
+          <w:szCs w:val="20"/>
+          <w:lang w:val="en-US" w:eastAsia="zh-CN" w:bidi="hi-IN"/>
+        </w:rPr>
+        <w:t>: BILP implementation</w:t>
       </w:r>
     </w:p>
     <w:p>
       <w:pPr>
         <w:pStyle w:val="Heading"/>
         <w:rPr>
+          <w:rFonts w:ascii="Aptos" w:hAnsi="Aptos"/>
           <w:lang w:val="en-US" w:eastAsia="zh-CN" w:bidi="hi-IN"/>
         </w:rPr>
       </w:pPr>
       <w:r>
         <w:rPr>
+          <w:rFonts w:ascii="Aptos" w:hAnsi="Aptos"/>
           <w:lang w:val="en-US" w:eastAsia="zh-CN" w:bidi="hi-IN"/>
         </w:rPr>
         <w:t xml:space="preserve">Results </w:t>
@@ -21116,7 +21898,28 @@
           <w:rFonts w:ascii="Aptos" w:hAnsi="Aptos"/>
           <w:lang w:val="en-US" w:eastAsia="zh-CN" w:bidi="hi-IN"/>
         </w:rPr>
-        <w:t>. The result is 16 projects have been selected and 14 got rejected with maximum profit gain with maximum resource allocation as depicted in table 3.2 below.</w:t>
+        <w:t xml:space="preserve"> 3.14 below</w:t>
+      </w:r>
+      <w:r>
+        <w:rPr>
+          <w:rFonts w:ascii="Aptos" w:hAnsi="Aptos"/>
+          <w:lang w:val="en-US" w:eastAsia="zh-CN" w:bidi="hi-IN"/>
+        </w:rPr>
+        <w:t>. The result is 16 projects have been selected and 14 got rejected with maximum profit gain with maximum resource allocation as depicted in table 3.</w:t>
+      </w:r>
+      <w:r>
+        <w:rPr>
+          <w:rFonts w:ascii="Aptos" w:hAnsi="Aptos"/>
+          <w:lang w:val="en-US" w:eastAsia="zh-CN" w:bidi="hi-IN"/>
+        </w:rPr>
+        <w:t>3</w:t>
+      </w:r>
+      <w:r>
+        <w:rPr>
+          <w:rFonts w:ascii="Aptos" w:hAnsi="Aptos"/>
+          <w:lang w:val="en-US" w:eastAsia="zh-CN" w:bidi="hi-IN"/>
+        </w:rPr>
+        <w:t xml:space="preserve"> below.</w:t>
       </w:r>
     </w:p>
     <w:tbl>
@@ -21147,7 +21950,6 @@
                 <w:rFonts w:ascii="Aptos" w:hAnsi="Aptos"/>
                 <w:lang w:val="en-US" w:eastAsia="zh-CN" w:bidi="hi-IN"/>
               </w:rPr>
-              <w:lastRenderedPageBreak/>
               <w:t>Maximum Profit</w:t>
             </w:r>
           </w:p>
@@ -21259,15 +22061,13 @@
               </w:rPr>
               <w:t xml:space="preserve">Used 1281.4h from 1283.3h </w:t>
             </w:r>
-            <w:proofErr w:type="spellStart"/>
             <w:r>
               <w:rPr>
                 <w:rFonts w:ascii="Aptos" w:hAnsi="Aptos"/>
                 <w:lang w:val="en-US" w:eastAsia="zh-CN" w:bidi="hi-IN"/>
               </w:rPr>
-              <w:t>avaialable</w:t>
+              <w:t>available</w:t>
             </w:r>
-            <w:proofErr w:type="spellEnd"/>
           </w:p>
         </w:tc>
       </w:tr>
@@ -21336,7 +22136,6 @@
         </w:rPr>
         <w:t xml:space="preserve">Table </w:t>
       </w:r>
-      <w:proofErr w:type="gramStart"/>
       <w:r>
         <w:rPr>
           <w:rFonts w:ascii="Aptos" w:hAnsi="Aptos"/>
@@ -21344,9 +22143,8 @@
           <w:szCs w:val="20"/>
           <w:lang w:val="en-US" w:eastAsia="zh-CN" w:bidi="hi-IN"/>
         </w:rPr>
-        <w:t>3.2 :</w:t>
-      </w:r>
-      <w:proofErr w:type="gramEnd"/>
+        <w:t>3.3:</w:t>
+      </w:r>
       <w:r>
         <w:rPr>
           <w:rFonts w:ascii="Aptos" w:hAnsi="Aptos"/>
@@ -21371,6 +22169,7 @@
           <w:noProof/>
           <w:lang w:val="en-US" w:eastAsia="zh-CN" w:bidi="hi-IN"/>
         </w:rPr>
+        <w:lastRenderedPageBreak/>
         <w:drawing>
           <wp:inline distT="0" distB="0" distL="0" distR="0" wp14:anchorId="59B4DE0A" wp14:editId="5CB7B0A3">
             <wp:extent cx="6120130" cy="3060065"/>
@@ -21387,7 +22186,7 @@
                     <pic:cNvPicPr/>
                   </pic:nvPicPr>
                   <pic:blipFill>
-                    <a:blip r:embed="rId52"/>
+                    <a:blip r:embed="rId53"/>
                     <a:stretch>
                       <a:fillRect/>
                     </a:stretch>
@@ -21426,7 +22225,52 @@
           <w:szCs w:val="20"/>
           <w:lang w:val="en-US" w:eastAsia="zh-CN" w:bidi="hi-IN"/>
         </w:rPr>
-        <w:t>Figure 3.12: BILP results of portfolio selection (Green – selected, Red, Rejected)</w:t>
+        <w:t>Figure 3.</w:t>
+      </w:r>
+      <w:r>
+        <w:rPr>
+          <w:rFonts w:ascii="Aptos" w:hAnsi="Aptos"/>
+          <w:sz w:val="20"/>
+          <w:szCs w:val="20"/>
+          <w:lang w:val="en-US" w:eastAsia="zh-CN" w:bidi="hi-IN"/>
+        </w:rPr>
+        <w:t>1</w:t>
+      </w:r>
+      <w:r>
+        <w:rPr>
+          <w:rFonts w:ascii="Aptos" w:hAnsi="Aptos"/>
+          <w:sz w:val="20"/>
+          <w:szCs w:val="20"/>
+          <w:lang w:val="en-US" w:eastAsia="zh-CN" w:bidi="hi-IN"/>
+        </w:rPr>
+        <w:t>4</w:t>
+      </w:r>
+      <w:r>
+        <w:rPr>
+          <w:rFonts w:ascii="Aptos" w:hAnsi="Aptos"/>
+          <w:sz w:val="20"/>
+          <w:szCs w:val="20"/>
+          <w:lang w:val="en-US" w:eastAsia="zh-CN" w:bidi="hi-IN"/>
+        </w:rPr>
+        <w:t xml:space="preserve"> BILP</w:t>
+      </w:r>
+      <w:r>
+        <w:rPr>
+          <w:rFonts w:ascii="Aptos" w:hAnsi="Aptos"/>
+          <w:sz w:val="20"/>
+          <w:szCs w:val="20"/>
+          <w:lang w:val="en-US" w:eastAsia="zh-CN" w:bidi="hi-IN"/>
+        </w:rPr>
+        <w:t>(MIP)</w:t>
+      </w:r>
+      <w:r>
+        <w:rPr>
+          <w:rFonts w:ascii="Aptos" w:hAnsi="Aptos"/>
+          <w:sz w:val="20"/>
+          <w:szCs w:val="20"/>
+          <w:lang w:val="en-US" w:eastAsia="zh-CN" w:bidi="hi-IN"/>
+        </w:rPr>
+        <w:t xml:space="preserve"> results of portfolio selection (Green – selected, Red, Rejected)</w:t>
       </w:r>
     </w:p>
     <w:p>
@@ -21437,11 +22281,788 @@
           <w:lang w:val="en-US" w:eastAsia="zh-CN" w:bidi="hi-IN"/>
         </w:rPr>
       </w:pPr>
-      <w:r>
+    </w:p>
+    <w:p>
+      <w:pPr>
+        <w:pStyle w:val="Heading1"/>
+        <w:numPr>
+          <w:ilvl w:val="0"/>
+          <w:numId w:val="92"/>
+        </w:numPr>
+        <w:rPr>
+          <w:rFonts w:ascii="Aptos" w:hAnsi="Aptos" w:cs="Angsana New"/>
+        </w:rPr>
+      </w:pPr>
+      <w:r>
+        <w:rPr>
+          <w:rFonts w:ascii="Aptos" w:hAnsi="Aptos" w:cs="Angsana New"/>
+        </w:rPr>
+        <w:t>Comparative Analysis and Critical Reflection</w:t>
+      </w:r>
+    </w:p>
+    <w:p>
+      <w:pPr>
         <w:rPr>
           <w:rFonts w:ascii="Aptos" w:hAnsi="Aptos"/>
           <w:lang w:val="en-US" w:eastAsia="zh-CN" w:bidi="hi-IN"/>
         </w:rPr>
+      </w:pPr>
+      <w:r>
+        <w:rPr>
+          <w:rFonts w:ascii="Aptos" w:hAnsi="Aptos"/>
+          <w:lang w:val="en-US" w:eastAsia="zh-CN" w:bidi="hi-IN"/>
+        </w:rPr>
+        <w:t>We used project size range as [</w:t>
+      </w:r>
+      <w:r>
+        <w:rPr>
+          <w:rFonts w:ascii="Aptos" w:hAnsi="Aptos"/>
+        </w:rPr>
+        <w:t>10</w:t>
+      </w:r>
+      <w:r>
+        <w:rPr>
+          <w:rFonts w:ascii="Aptos" w:hAnsi="Aptos"/>
+          <w:color w:val="CCCCCC"/>
+        </w:rPr>
+        <w:t xml:space="preserve">, </w:t>
+      </w:r>
+      <w:r>
+        <w:rPr>
+          <w:rFonts w:ascii="Aptos" w:hAnsi="Aptos"/>
+        </w:rPr>
+        <w:t>20</w:t>
+      </w:r>
+      <w:r>
+        <w:rPr>
+          <w:rFonts w:ascii="Aptos" w:hAnsi="Aptos"/>
+          <w:color w:val="CCCCCC"/>
+        </w:rPr>
+        <w:t xml:space="preserve">, </w:t>
+      </w:r>
+      <w:r>
+        <w:rPr>
+          <w:rFonts w:ascii="Aptos" w:hAnsi="Aptos"/>
+        </w:rPr>
+        <w:t>50</w:t>
+      </w:r>
+      <w:r>
+        <w:rPr>
+          <w:rFonts w:ascii="Aptos" w:hAnsi="Aptos"/>
+          <w:color w:val="CCCCCC"/>
+        </w:rPr>
+        <w:t xml:space="preserve">, </w:t>
+      </w:r>
+      <w:r>
+        <w:rPr>
+          <w:rFonts w:ascii="Aptos" w:hAnsi="Aptos"/>
+        </w:rPr>
+        <w:t>100</w:t>
+      </w:r>
+      <w:r>
+        <w:rPr>
+          <w:rFonts w:ascii="Aptos" w:hAnsi="Aptos"/>
+          <w:color w:val="CCCCCC"/>
+        </w:rPr>
+        <w:t xml:space="preserve">, </w:t>
+      </w:r>
+      <w:r>
+        <w:rPr>
+          <w:rFonts w:ascii="Aptos" w:hAnsi="Aptos"/>
+        </w:rPr>
+        <w:t>150</w:t>
+      </w:r>
+      <w:r>
+        <w:rPr>
+          <w:rFonts w:ascii="Aptos" w:hAnsi="Aptos"/>
+          <w:color w:val="CCCCCC"/>
+        </w:rPr>
+        <w:t xml:space="preserve">, </w:t>
+      </w:r>
+      <w:r>
+        <w:rPr>
+          <w:rFonts w:ascii="Aptos" w:hAnsi="Aptos"/>
+        </w:rPr>
+        <w:t>300</w:t>
+      </w:r>
+      <w:r>
+        <w:rPr>
+          <w:rFonts w:ascii="Aptos" w:hAnsi="Aptos"/>
+          <w:color w:val="CCCCCC"/>
+        </w:rPr>
+        <w:t xml:space="preserve">, </w:t>
+      </w:r>
+      <w:r>
+        <w:rPr>
+          <w:rFonts w:ascii="Aptos" w:hAnsi="Aptos"/>
+        </w:rPr>
+        <w:t>500</w:t>
+      </w:r>
+      <w:r>
+        <w:rPr>
+          <w:rFonts w:ascii="Aptos" w:hAnsi="Aptos"/>
+          <w:color w:val="CCCCCC"/>
+        </w:rPr>
+        <w:t xml:space="preserve">, </w:t>
+      </w:r>
+      <w:r>
+        <w:rPr>
+          <w:rFonts w:ascii="Aptos" w:hAnsi="Aptos"/>
+        </w:rPr>
+        <w:t>600</w:t>
+      </w:r>
+      <w:r>
+        <w:rPr>
+          <w:rFonts w:ascii="Aptos" w:hAnsi="Aptos"/>
+          <w:color w:val="CCCCCC"/>
+        </w:rPr>
+        <w:t xml:space="preserve">, </w:t>
+      </w:r>
+      <w:r>
+        <w:rPr>
+          <w:rFonts w:ascii="Aptos" w:hAnsi="Aptos"/>
+        </w:rPr>
+        <w:t>700</w:t>
+      </w:r>
+      <w:r>
+        <w:rPr>
+          <w:rFonts w:ascii="Aptos" w:hAnsi="Aptos"/>
+          <w:color w:val="CCCCCC"/>
+        </w:rPr>
+        <w:t xml:space="preserve">, </w:t>
+      </w:r>
+      <w:r>
+        <w:rPr>
+          <w:rFonts w:ascii="Aptos" w:hAnsi="Aptos"/>
+        </w:rPr>
+        <w:t>800</w:t>
+      </w:r>
+      <w:r>
+        <w:rPr>
+          <w:rFonts w:ascii="Aptos" w:hAnsi="Aptos"/>
+          <w:color w:val="CCCCCC"/>
+        </w:rPr>
+        <w:t xml:space="preserve">, </w:t>
+      </w:r>
+      <w:r>
+        <w:rPr>
+          <w:rFonts w:ascii="Aptos" w:hAnsi="Aptos"/>
+        </w:rPr>
+        <w:t>900</w:t>
+      </w:r>
+      <w:r>
+        <w:rPr>
+          <w:rFonts w:ascii="Aptos" w:hAnsi="Aptos"/>
+          <w:color w:val="CCCCCC"/>
+        </w:rPr>
+        <w:t xml:space="preserve">, </w:t>
+      </w:r>
+      <w:r>
+        <w:rPr>
+          <w:rFonts w:ascii="Aptos" w:hAnsi="Aptos"/>
+        </w:rPr>
+        <w:t>1000</w:t>
+      </w:r>
+      <w:r>
+        <w:rPr>
+          <w:rFonts w:ascii="Aptos" w:hAnsi="Aptos"/>
+          <w:color w:val="CCCCCC"/>
+        </w:rPr>
+        <w:t>]</w:t>
+      </w:r>
+      <w:r>
+        <w:rPr>
+          <w:rFonts w:ascii="Aptos" w:hAnsi="Aptos"/>
+          <w:lang w:val="en-US" w:eastAsia="zh-CN" w:bidi="hi-IN"/>
+        </w:rPr>
+        <w:t>] for comparing GA and MIP. We have 30 projects data in our original data set and for additional project we create the data with random values and use the same resource and logical constraints above.</w:t>
+      </w:r>
+    </w:p>
+    <w:p>
+      <w:pPr>
+        <w:rPr>
+          <w:rFonts w:ascii="Aptos" w:hAnsi="Aptos"/>
+          <w:lang w:val="en-US" w:eastAsia="zh-CN" w:bidi="hi-IN"/>
+        </w:rPr>
+      </w:pPr>
+    </w:p>
+    <w:p>
+      <w:pPr>
+        <w:rPr>
+          <w:rFonts w:ascii="Aptos" w:hAnsi="Aptos"/>
+          <w:lang w:val="en-US" w:eastAsia="zh-CN" w:bidi="hi-IN"/>
+        </w:rPr>
+      </w:pPr>
+      <w:r>
+        <w:rPr>
+          <w:rFonts w:ascii="Aptos" w:hAnsi="Aptos"/>
+          <w:lang w:val="en-US" w:eastAsia="zh-CN" w:bidi="hi-IN"/>
+        </w:rPr>
+        <w:t>Finally,</w:t>
+      </w:r>
+      <w:r>
+        <w:rPr>
+          <w:rFonts w:ascii="Aptos" w:hAnsi="Aptos"/>
+          <w:lang w:val="en-US" w:eastAsia="zh-CN" w:bidi="hi-IN"/>
+        </w:rPr>
+        <w:t xml:space="preserve"> we plot the execution time against the project size as the figure 3.1</w:t>
+      </w:r>
+      <w:r>
+        <w:rPr>
+          <w:rFonts w:ascii="Aptos" w:hAnsi="Aptos"/>
+          <w:lang w:val="en-US" w:eastAsia="zh-CN" w:bidi="hi-IN"/>
+        </w:rPr>
+        <w:t>5</w:t>
+      </w:r>
+      <w:r>
+        <w:rPr>
+          <w:rFonts w:ascii="Aptos" w:hAnsi="Aptos"/>
+          <w:lang w:val="en-US" w:eastAsia="zh-CN" w:bidi="hi-IN"/>
+        </w:rPr>
+        <w:t xml:space="preserve"> below.</w:t>
+      </w:r>
+    </w:p>
+    <w:p>
+      <w:pPr>
+        <w:rPr>
+          <w:rFonts w:ascii="Aptos" w:hAnsi="Aptos"/>
+          <w:lang w:val="en-US" w:eastAsia="zh-CN" w:bidi="hi-IN"/>
+        </w:rPr>
+      </w:pPr>
+    </w:p>
+    <w:p>
+      <w:pPr>
+        <w:rPr>
+          <w:rFonts w:ascii="Aptos" w:hAnsi="Aptos"/>
+          <w:lang w:val="en-US" w:eastAsia="zh-CN" w:bidi="hi-IN"/>
+        </w:rPr>
+      </w:pPr>
+    </w:p>
+    <w:p>
+      <w:pPr>
+        <w:jc w:val="center"/>
+        <w:rPr>
+          <w:rFonts w:ascii="Aptos" w:hAnsi="Aptos"/>
+          <w:lang w:val="en-US" w:eastAsia="zh-CN" w:bidi="hi-IN"/>
+        </w:rPr>
+      </w:pPr>
+      <w:r>
+        <w:rPr>
+          <w:rFonts w:ascii="Aptos" w:hAnsi="Aptos"/>
+          <w:noProof/>
+          <w:lang w:val="en-US" w:eastAsia="zh-CN" w:bidi="hi-IN"/>
+        </w:rPr>
+        <w:drawing>
+          <wp:inline distT="0" distB="0" distL="0" distR="0" wp14:anchorId="2C30E12D" wp14:editId="527A8B0C">
+            <wp:extent cx="4800214" cy="3000258"/>
+            <wp:effectExtent l="0" t="0" r="635" b="0"/>
+            <wp:docPr id="1340127996" name="Picture 1" descr="A graph with a line and a red line&#10;&#10;AI-generated content may be incorrect."/>
+            <wp:cNvGraphicFramePr>
+              <a:graphicFrameLocks xmlns:a="http://schemas.openxmlformats.org/drawingml/2006/main" noChangeAspect="1"/>
+            </wp:cNvGraphicFramePr>
+            <a:graphic xmlns:a="http://schemas.openxmlformats.org/drawingml/2006/main">
+              <a:graphicData uri="http://schemas.openxmlformats.org/drawingml/2006/picture">
+                <pic:pic xmlns:pic="http://schemas.openxmlformats.org/drawingml/2006/picture">
+                  <pic:nvPicPr>
+                    <pic:cNvPr id="1340127996" name="Picture 1" descr="A graph with a line and a red line&#10;&#10;AI-generated content may be incorrect."/>
+                    <pic:cNvPicPr/>
+                  </pic:nvPicPr>
+                  <pic:blipFill>
+                    <a:blip r:embed="rId54"/>
+                    <a:stretch>
+                      <a:fillRect/>
+                    </a:stretch>
+                  </pic:blipFill>
+                  <pic:spPr>
+                    <a:xfrm>
+                      <a:off x="0" y="0"/>
+                      <a:ext cx="4849936" cy="3031335"/>
+                    </a:xfrm>
+                    <a:prstGeom prst="rect">
+                      <a:avLst/>
+                    </a:prstGeom>
+                  </pic:spPr>
+                </pic:pic>
+              </a:graphicData>
+            </a:graphic>
+          </wp:inline>
+        </w:drawing>
+      </w:r>
+    </w:p>
+    <w:p>
+      <w:pPr>
+        <w:jc w:val="center"/>
+        <w:rPr>
+          <w:rFonts w:ascii="Aptos" w:hAnsi="Aptos"/>
+          <w:lang w:val="en-US" w:eastAsia="zh-CN" w:bidi="hi-IN"/>
+        </w:rPr>
+      </w:pPr>
+      <w:r>
+        <w:rPr>
+          <w:rFonts w:ascii="Aptos" w:hAnsi="Aptos"/>
+          <w:lang w:val="en-US" w:eastAsia="zh-CN" w:bidi="hi-IN"/>
+        </w:rPr>
+        <w:t>Figure 3.1</w:t>
+      </w:r>
+      <w:r>
+        <w:rPr>
+          <w:rFonts w:ascii="Aptos" w:hAnsi="Aptos"/>
+          <w:lang w:val="en-US" w:eastAsia="zh-CN" w:bidi="hi-IN"/>
+        </w:rPr>
+        <w:t>5</w:t>
+      </w:r>
+      <w:r>
+        <w:rPr>
+          <w:rFonts w:ascii="Aptos" w:hAnsi="Aptos"/>
+          <w:lang w:val="en-US" w:eastAsia="zh-CN" w:bidi="hi-IN"/>
+        </w:rPr>
+        <w:t xml:space="preserve">: GA vs </w:t>
+      </w:r>
+      <w:r>
+        <w:rPr>
+          <w:rFonts w:ascii="Aptos" w:hAnsi="Aptos"/>
+          <w:lang w:val="en-US" w:eastAsia="zh-CN" w:bidi="hi-IN"/>
+        </w:rPr>
+        <w:t>BILP/MIP</w:t>
+      </w:r>
+      <w:r>
+        <w:rPr>
+          <w:rFonts w:ascii="Aptos" w:hAnsi="Aptos"/>
+          <w:lang w:val="en-US" w:eastAsia="zh-CN" w:bidi="hi-IN"/>
+        </w:rPr>
+        <w:t xml:space="preserve"> (Execution time against Project </w:t>
+      </w:r>
+      <w:r>
+        <w:rPr>
+          <w:rFonts w:ascii="Aptos" w:hAnsi="Aptos"/>
+          <w:lang w:val="en-US" w:eastAsia="zh-CN" w:bidi="hi-IN"/>
+        </w:rPr>
+        <w:t>size)</w:t>
+      </w:r>
+    </w:p>
+    <w:p>
+      <w:pPr>
+        <w:rPr>
+          <w:rFonts w:ascii="Aptos" w:hAnsi="Aptos"/>
+          <w:color w:val="CCCCCC"/>
+        </w:rPr>
+      </w:pPr>
+    </w:p>
+    <w:p>
+      <w:pPr>
+        <w:pStyle w:val="Heading"/>
+        <w:rPr>
+          <w:rFonts w:ascii="Aptos" w:hAnsi="Aptos"/>
+        </w:rPr>
+      </w:pPr>
+      <w:r>
+        <w:rPr>
+          <w:rFonts w:ascii="Aptos" w:hAnsi="Aptos"/>
+        </w:rPr>
+        <w:lastRenderedPageBreak/>
+        <w:t>Comparison</w:t>
+      </w:r>
+    </w:p>
+    <w:p>
+      <w:pPr>
+        <w:rPr>
+          <w:rFonts w:ascii="Aptos" w:hAnsi="Aptos"/>
+          <w:color w:val="CCCCCC"/>
+        </w:rPr>
+      </w:pPr>
+    </w:p>
+    <w:p>
+      <w:pPr>
+        <w:rPr>
+          <w:rFonts w:ascii="Aptos" w:hAnsi="Aptos"/>
+          <w:b/>
+          <w:bCs/>
+        </w:rPr>
+      </w:pPr>
+      <w:r>
+        <w:rPr>
+          <w:rFonts w:ascii="Aptos" w:hAnsi="Aptos"/>
+          <w:b/>
+          <w:bCs/>
+        </w:rPr>
+        <w:t>Optimul Solution</w:t>
+      </w:r>
+    </w:p>
+    <w:p>
+      <w:pPr>
+        <w:rPr>
+          <w:rFonts w:ascii="Aptos" w:hAnsi="Aptos"/>
+        </w:rPr>
+      </w:pPr>
+    </w:p>
+    <w:tbl>
+      <w:tblPr>
+        <w:tblStyle w:val="TableGrid"/>
+        <w:tblW w:w="0" w:type="auto"/>
+        <w:tblLook w:val="04A0" w:firstRow="1" w:lastRow="0" w:firstColumn="1" w:lastColumn="0" w:noHBand="0" w:noVBand="1"/>
+      </w:tblPr>
+      <w:tblGrid>
+        <w:gridCol w:w="2315"/>
+        <w:gridCol w:w="2478"/>
+        <w:gridCol w:w="2518"/>
+        <w:gridCol w:w="2317"/>
+      </w:tblGrid>
+      <w:tr>
+        <w:tc>
+          <w:tcPr>
+            <w:tcW w:w="2315" w:type="dxa"/>
+          </w:tcPr>
+          <w:p>
+            <w:pPr>
+              <w:rPr>
+                <w:rFonts w:ascii="Aptos" w:hAnsi="Aptos"/>
+              </w:rPr>
+            </w:pPr>
+          </w:p>
+        </w:tc>
+        <w:tc>
+          <w:tcPr>
+            <w:tcW w:w="2478" w:type="dxa"/>
+          </w:tcPr>
+          <w:p>
+            <w:pPr>
+              <w:rPr>
+                <w:rFonts w:ascii="Aptos" w:hAnsi="Aptos"/>
+              </w:rPr>
+            </w:pPr>
+            <w:r>
+              <w:rPr>
+                <w:rFonts w:ascii="Aptos" w:hAnsi="Aptos"/>
+              </w:rPr>
+              <w:t>Profit ($K)</w:t>
+            </w:r>
+          </w:p>
+        </w:tc>
+        <w:tc>
+          <w:tcPr>
+            <w:tcW w:w="2518" w:type="dxa"/>
+          </w:tcPr>
+          <w:p>
+            <w:pPr>
+              <w:rPr>
+                <w:rFonts w:ascii="Aptos" w:hAnsi="Aptos"/>
+              </w:rPr>
+            </w:pPr>
+            <w:r>
+              <w:rPr>
+                <w:rFonts w:ascii="Aptos" w:hAnsi="Aptos"/>
+              </w:rPr>
+              <w:t>Cost ($K)</w:t>
+            </w:r>
+          </w:p>
+        </w:tc>
+        <w:tc>
+          <w:tcPr>
+            <w:tcW w:w="2317" w:type="dxa"/>
+          </w:tcPr>
+          <w:p>
+            <w:pPr>
+              <w:rPr>
+                <w:rFonts w:ascii="Aptos" w:hAnsi="Aptos"/>
+              </w:rPr>
+            </w:pPr>
+            <w:r>
+              <w:rPr>
+                <w:rFonts w:ascii="Aptos" w:hAnsi="Aptos"/>
+              </w:rPr>
+              <w:t>Dev Hours</w:t>
+            </w:r>
+          </w:p>
+        </w:tc>
+      </w:tr>
+      <w:tr>
+        <w:tc>
+          <w:tcPr>
+            <w:tcW w:w="2315" w:type="dxa"/>
+          </w:tcPr>
+          <w:p>
+            <w:pPr>
+              <w:rPr>
+                <w:rFonts w:ascii="Aptos" w:hAnsi="Aptos"/>
+                <w:b/>
+                <w:bCs/>
+              </w:rPr>
+            </w:pPr>
+            <w:r>
+              <w:rPr>
+                <w:rFonts w:ascii="Aptos" w:hAnsi="Aptos"/>
+                <w:b/>
+                <w:bCs/>
+              </w:rPr>
+              <w:t>GA</w:t>
+            </w:r>
+          </w:p>
+        </w:tc>
+        <w:tc>
+          <w:tcPr>
+            <w:tcW w:w="2478" w:type="dxa"/>
+          </w:tcPr>
+          <w:p>
+            <w:pPr>
+              <w:rPr>
+                <w:rFonts w:ascii="Aptos" w:hAnsi="Aptos"/>
+              </w:rPr>
+            </w:pPr>
+            <w:r>
+              <w:rPr>
+                <w:rFonts w:ascii="Aptos" w:hAnsi="Aptos"/>
+              </w:rPr>
+              <w:t>2507</w:t>
+            </w:r>
+          </w:p>
+        </w:tc>
+        <w:tc>
+          <w:tcPr>
+            <w:tcW w:w="2518" w:type="dxa"/>
+          </w:tcPr>
+          <w:p>
+            <w:pPr>
+              <w:rPr>
+                <w:rFonts w:ascii="Aptos" w:hAnsi="Aptos"/>
+              </w:rPr>
+            </w:pPr>
+            <w:r>
+              <w:rPr>
+                <w:rFonts w:ascii="Aptos" w:hAnsi="Aptos"/>
+              </w:rPr>
+              <w:t>1098</w:t>
+            </w:r>
+          </w:p>
+        </w:tc>
+        <w:tc>
+          <w:tcPr>
+            <w:tcW w:w="2317" w:type="dxa"/>
+          </w:tcPr>
+          <w:p>
+            <w:pPr>
+              <w:rPr>
+                <w:rFonts w:ascii="Aptos" w:hAnsi="Aptos"/>
+              </w:rPr>
+            </w:pPr>
+            <w:r>
+              <w:rPr>
+                <w:rFonts w:ascii="Aptos" w:hAnsi="Aptos"/>
+              </w:rPr>
+              <w:t>1263</w:t>
+            </w:r>
+          </w:p>
+        </w:tc>
+      </w:tr>
+      <w:tr>
+        <w:tc>
+          <w:tcPr>
+            <w:tcW w:w="2315" w:type="dxa"/>
+          </w:tcPr>
+          <w:p>
+            <w:pPr>
+              <w:rPr>
+                <w:rFonts w:ascii="Aptos" w:hAnsi="Aptos"/>
+                <w:b/>
+                <w:bCs/>
+              </w:rPr>
+            </w:pPr>
+            <w:r>
+              <w:rPr>
+                <w:rFonts w:ascii="Aptos" w:hAnsi="Aptos"/>
+                <w:b/>
+                <w:bCs/>
+              </w:rPr>
+              <w:t>BILP (MIP)</w:t>
+            </w:r>
+          </w:p>
+        </w:tc>
+        <w:tc>
+          <w:tcPr>
+            <w:tcW w:w="2478" w:type="dxa"/>
+          </w:tcPr>
+          <w:p>
+            <w:pPr>
+              <w:rPr>
+                <w:rFonts w:ascii="Aptos" w:hAnsi="Aptos"/>
+              </w:rPr>
+            </w:pPr>
+            <w:r>
+              <w:rPr>
+                <w:rFonts w:ascii="Aptos" w:hAnsi="Aptos"/>
+              </w:rPr>
+              <w:t>2511</w:t>
+            </w:r>
+          </w:p>
+        </w:tc>
+        <w:tc>
+          <w:tcPr>
+            <w:tcW w:w="2518" w:type="dxa"/>
+          </w:tcPr>
+          <w:p>
+            <w:pPr>
+              <w:rPr>
+                <w:rFonts w:ascii="Aptos" w:hAnsi="Aptos"/>
+              </w:rPr>
+            </w:pPr>
+            <w:r>
+              <w:rPr>
+                <w:rFonts w:ascii="Aptos" w:hAnsi="Aptos"/>
+              </w:rPr>
+              <w:t>1109</w:t>
+            </w:r>
+          </w:p>
+        </w:tc>
+        <w:tc>
+          <w:tcPr>
+            <w:tcW w:w="2317" w:type="dxa"/>
+          </w:tcPr>
+          <w:p>
+            <w:pPr>
+              <w:rPr>
+                <w:rFonts w:ascii="Aptos" w:hAnsi="Aptos"/>
+              </w:rPr>
+            </w:pPr>
+            <w:r>
+              <w:rPr>
+                <w:rFonts w:ascii="Aptos" w:hAnsi="Aptos"/>
+              </w:rPr>
+              <w:t>1281</w:t>
+            </w:r>
+          </w:p>
+        </w:tc>
+      </w:tr>
+    </w:tbl>
+    <w:p>
+      <w:pPr>
+        <w:rPr>
+          <w:rFonts w:ascii="Aptos" w:hAnsi="Aptos"/>
+        </w:rPr>
+      </w:pPr>
+    </w:p>
+    <w:p>
+      <w:pPr>
+        <w:jc w:val="center"/>
+        <w:rPr>
+          <w:rFonts w:ascii="Aptos" w:hAnsi="Aptos"/>
+          <w:sz w:val="20"/>
+          <w:szCs w:val="20"/>
+        </w:rPr>
+      </w:pPr>
+      <w:r>
+        <w:rPr>
+          <w:rFonts w:ascii="Aptos" w:hAnsi="Aptos"/>
+          <w:sz w:val="20"/>
+          <w:szCs w:val="20"/>
+        </w:rPr>
+        <w:t xml:space="preserve">Table 3.4: </w:t>
+      </w:r>
+      <w:r>
+        <w:rPr>
+          <w:rFonts w:ascii="Aptos" w:hAnsi="Aptos"/>
+          <w:sz w:val="20"/>
+          <w:szCs w:val="20"/>
+        </w:rPr>
+        <w:t>BA vs BILP optimul solution</w:t>
+      </w:r>
+    </w:p>
+    <w:p>
+      <w:pPr>
+        <w:rPr>
+          <w:rFonts w:ascii="Aptos" w:hAnsi="Aptos"/>
+        </w:rPr>
+      </w:pPr>
+    </w:p>
+    <w:p>
+      <w:pPr>
+        <w:rPr>
+          <w:rFonts w:ascii="Aptos" w:hAnsi="Aptos"/>
+        </w:rPr>
+      </w:pPr>
+      <w:r>
+        <w:rPr>
+          <w:rFonts w:ascii="Aptos" w:hAnsi="Aptos"/>
+        </w:rPr>
+        <w:t xml:space="preserve">MIP algorithm gurantees the absolute optimum but GA finds a near optimual solution. But profit is 99.8%. </w:t>
+      </w:r>
+    </w:p>
+    <w:p>
+      <w:pPr>
+        <w:rPr>
+          <w:rFonts w:ascii="Aptos" w:hAnsi="Aptos"/>
+        </w:rPr>
+      </w:pPr>
+    </w:p>
+    <w:p>
+      <w:pPr>
+        <w:rPr>
+          <w:rFonts w:ascii="Aptos" w:hAnsi="Aptos"/>
+          <w:b/>
+          <w:bCs/>
+        </w:rPr>
+      </w:pPr>
+      <w:r>
+        <w:rPr>
+          <w:rFonts w:ascii="Aptos" w:hAnsi="Aptos"/>
+          <w:b/>
+          <w:bCs/>
+        </w:rPr>
+        <w:t>Computation Time</w:t>
+      </w:r>
+    </w:p>
+    <w:p>
+      <w:pPr>
+        <w:rPr>
+          <w:rFonts w:ascii="Aptos" w:hAnsi="Aptos"/>
+        </w:rPr>
+      </w:pPr>
+      <w:r>
+        <w:rPr>
+          <w:rFonts w:ascii="Aptos" w:hAnsi="Aptos"/>
+        </w:rPr>
+        <w:t>As depicted in figure 3.15 above for small project sizes (&lt;500) BILP/MIP is faster. For larger problems MIP becomes slower due to greater level of branch nodes and GA time scales linearly. MIP time is highly volatile but GA time is prdictable due to linear scaling.</w:t>
+      </w:r>
+    </w:p>
+    <w:p>
+      <w:pPr>
+        <w:rPr>
+          <w:rFonts w:ascii="Aptos" w:hAnsi="Aptos"/>
+        </w:rPr>
+      </w:pPr>
+    </w:p>
+    <w:p>
+      <w:pPr>
+        <w:suppressAutoHyphens/>
+        <w:rPr>
+          <w:rFonts w:ascii="Aptos" w:hAnsi="Aptos"/>
+          <w:b/>
+          <w:bCs/>
+          <w:sz w:val="36"/>
+          <w:szCs w:val="36"/>
+          <w:lang w:val="en-US" w:eastAsia="zh-CN" w:bidi="hi-IN"/>
+        </w:rPr>
+      </w:pPr>
+      <w:r>
+        <w:rPr>
+          <w:rFonts w:ascii="Aptos" w:hAnsi="Aptos"/>
+          <w:lang w:val="en-US" w:eastAsia="zh-CN" w:bidi="hi-IN"/>
+        </w:rPr>
+        <w:br w:type="page"/>
+      </w:r>
+    </w:p>
+    <w:p>
+      <w:pPr>
+        <w:pStyle w:val="Heading1"/>
+        <w:rPr>
+          <w:rFonts w:ascii="Aptos" w:hAnsi="Aptos"/>
+          <w:lang w:val="en-US" w:eastAsia="zh-CN" w:bidi="hi-IN"/>
+        </w:rPr>
+      </w:pPr>
+      <w:r>
+        <w:rPr>
+          <w:rFonts w:ascii="Aptos" w:hAnsi="Aptos"/>
+          <w:lang w:val="en-US" w:eastAsia="zh-CN" w:bidi="hi-IN"/>
+        </w:rPr>
+        <w:lastRenderedPageBreak/>
         <w:t>References</w:t>
       </w:r>
     </w:p>
@@ -21596,14 +23217,7 @@
         <w:rPr>
           <w:rFonts w:ascii="Aptos" w:hAnsi="Aptos"/>
         </w:rPr>
-        <w:t xml:space="preserve">C. Dewi, R. A. Andika, E. Haryani, D. Riantama, A. Sajid, M. M. Alam, and M. M. Su'ud, "Feature selection for financial data classification using Random Forest, Boruta, and </w:t>
-      </w:r>
-      <w:r>
-        <w:rPr>
-          <w:rFonts w:ascii="Aptos" w:hAnsi="Aptos"/>
-        </w:rPr>
-        <w:lastRenderedPageBreak/>
-        <w:t xml:space="preserve">Recursive Feature Elimination," </w:t>
+        <w:t xml:space="preserve">C. Dewi, R. A. Andika, E. Haryani, D. Riantama, A. Sajid, M. M. Alam, and M. M. Su'ud, "Feature selection for financial data classification using Random Forest, Boruta, and Recursive Feature Elimination," </w:t>
       </w:r>
       <w:r>
         <w:rPr>
@@ -21714,6 +23328,79 @@
           <w:rFonts w:ascii="Aptos" w:hAnsi="Aptos"/>
         </w:rPr>
         <w:t>, vol. 109, pp. 1–11, Nov. 2018. doi: 10.1016/j.eswa.2018.05.011.</w:t>
+      </w:r>
+    </w:p>
+    <w:p>
+      <w:pPr>
+        <w:pStyle w:val="BodyText"/>
+        <w:numPr>
+          <w:ilvl w:val="1"/>
+          <w:numId w:val="94"/>
+        </w:numPr>
+        <w:rPr>
+          <w:rFonts w:ascii="Aptos" w:hAnsi="Aptos" w:cs="Angsana New"/>
+        </w:rPr>
+      </w:pPr>
+      <w:r>
+        <w:rPr>
+          <w:rFonts w:ascii="Aptos" w:hAnsi="Aptos" w:cs="Angsana New"/>
+        </w:rPr>
+        <w:t>K.-C. Ying, P. Pourhejazy, and K.-Y. Chen, "Revisiting the evolution of genetic algorithms in scheduling," Applied Soft Computing, vol. 201, Art. no. 115602, Jun. 2026, doi: 10.1016/j.asoc.2026.115602</w:t>
+      </w:r>
+      <w:r>
+        <w:rPr>
+          <w:rFonts w:ascii="Aptos" w:hAnsi="Aptos" w:cs="Angsana New"/>
+        </w:rPr>
+        <w:t>.</w:t>
+      </w:r>
+    </w:p>
+    <w:p>
+      <w:pPr>
+        <w:pStyle w:val="BodyText"/>
+        <w:numPr>
+          <w:ilvl w:val="1"/>
+          <w:numId w:val="94"/>
+        </w:numPr>
+        <w:rPr>
+          <w:rFonts w:ascii="Aptos" w:hAnsi="Aptos" w:cs="Angsana New"/>
+        </w:rPr>
+      </w:pPr>
+      <w:r>
+        <w:rPr>
+          <w:rFonts w:ascii="Aptos" w:hAnsi="Aptos"/>
+        </w:rPr>
+        <w:t xml:space="preserve">M. A. Boschetti, A. N. Letchford, and V. Maniezzo, "Matheuristics: Survey and synthesis," </w:t>
+      </w:r>
+      <w:r>
+        <w:rPr>
+          <w:rStyle w:val="Emphasis"/>
+          <w:rFonts w:ascii="Aptos" w:hAnsi="Aptos"/>
+        </w:rPr>
+        <w:t>International Transactions in Operational Research</w:t>
+      </w:r>
+      <w:r>
+        <w:rPr>
+          <w:rFonts w:ascii="Aptos" w:hAnsi="Aptos"/>
+        </w:rPr>
+        <w:t>, vol. 30, no. 6, pp. 2840–2866, Nov. 2023, doi: 10.1111/itor.13301.</w:t>
+      </w:r>
+    </w:p>
+    <w:p>
+      <w:pPr>
+        <w:pStyle w:val="BodyText"/>
+        <w:numPr>
+          <w:ilvl w:val="1"/>
+          <w:numId w:val="94"/>
+        </w:numPr>
+        <w:rPr>
+          <w:rFonts w:ascii="Aptos" w:hAnsi="Aptos" w:cs="Angsana New"/>
+        </w:rPr>
+      </w:pPr>
+      <w:r>
+        <w:rPr>
+          <w:rFonts w:ascii="Aptos" w:hAnsi="Aptos" w:cs="Angsana New"/>
+        </w:rPr>
+        <w:t>A. Neumann, A. Hajji, M. Rekik, and R. Pellerin, "A didactic review on genetic algorithms for industrial planning and scheduling problems," IFAC-PapersOnLine, vol. 55, no. 10, pp. 2593–2598, 2022, doi: 10.1016/j.ifacol.2022.10.100.</w:t>
       </w:r>
     </w:p>
     <w:sectPr>
@@ -27977,6 +29664,95 @@
     </w:lvl>
   </w:abstractNum>
   <w:abstractNum w:abstractNumId="58" w15:restartNumberingAfterBreak="0">
+    <w:nsid w:val="543F40A5"/>
+    <w:multiLevelType w:val="hybridMultilevel"/>
+    <w:tmpl w:val="7D2EE680"/>
+    <w:lvl w:ilvl="0" w:tplc="FFFFFFFF">
+      <w:start w:val="1"/>
+      <w:numFmt w:val="decimal"/>
+      <w:lvlText w:val="%1."/>
+      <w:lvlJc w:val="left"/>
+      <w:pPr>
+        <w:ind w:left="720" w:hanging="360"/>
+      </w:pPr>
+      <w:rPr>
+        <w:rFonts w:hint="default"/>
+      </w:rPr>
+    </w:lvl>
+    <w:lvl w:ilvl="1" w:tplc="FFFFFFFF" w:tentative="1">
+      <w:start w:val="1"/>
+      <w:numFmt w:val="lowerLetter"/>
+      <w:lvlText w:val="%2."/>
+      <w:lvlJc w:val="left"/>
+      <w:pPr>
+        <w:ind w:left="1440" w:hanging="360"/>
+      </w:pPr>
+    </w:lvl>
+    <w:lvl w:ilvl="2" w:tplc="FFFFFFFF" w:tentative="1">
+      <w:start w:val="1"/>
+      <w:numFmt w:val="lowerRoman"/>
+      <w:lvlText w:val="%3."/>
+      <w:lvlJc w:val="right"/>
+      <w:pPr>
+        <w:ind w:left="2160" w:hanging="180"/>
+      </w:pPr>
+    </w:lvl>
+    <w:lvl w:ilvl="3" w:tplc="FFFFFFFF" w:tentative="1">
+      <w:start w:val="1"/>
+      <w:numFmt w:val="decimal"/>
+      <w:lvlText w:val="%4."/>
+      <w:lvlJc w:val="left"/>
+      <w:pPr>
+        <w:ind w:left="2880" w:hanging="360"/>
+      </w:pPr>
+    </w:lvl>
+    <w:lvl w:ilvl="4" w:tplc="FFFFFFFF" w:tentative="1">
+      <w:start w:val="1"/>
+      <w:numFmt w:val="lowerLetter"/>
+      <w:lvlText w:val="%5."/>
+      <w:lvlJc w:val="left"/>
+      <w:pPr>
+        <w:ind w:left="3600" w:hanging="360"/>
+      </w:pPr>
+    </w:lvl>
+    <w:lvl w:ilvl="5" w:tplc="FFFFFFFF" w:tentative="1">
+      <w:start w:val="1"/>
+      <w:numFmt w:val="lowerRoman"/>
+      <w:lvlText w:val="%6."/>
+      <w:lvlJc w:val="right"/>
+      <w:pPr>
+        <w:ind w:left="4320" w:hanging="180"/>
+      </w:pPr>
+    </w:lvl>
+    <w:lvl w:ilvl="6" w:tplc="FFFFFFFF" w:tentative="1">
+      <w:start w:val="1"/>
+      <w:numFmt w:val="decimal"/>
+      <w:lvlText w:val="%7."/>
+      <w:lvlJc w:val="left"/>
+      <w:pPr>
+        <w:ind w:left="5040" w:hanging="360"/>
+      </w:pPr>
+    </w:lvl>
+    <w:lvl w:ilvl="7" w:tplc="FFFFFFFF" w:tentative="1">
+      <w:start w:val="1"/>
+      <w:numFmt w:val="lowerLetter"/>
+      <w:lvlText w:val="%8."/>
+      <w:lvlJc w:val="left"/>
+      <w:pPr>
+        <w:ind w:left="5760" w:hanging="360"/>
+      </w:pPr>
+    </w:lvl>
+    <w:lvl w:ilvl="8" w:tplc="FFFFFFFF" w:tentative="1">
+      <w:start w:val="1"/>
+      <w:numFmt w:val="lowerRoman"/>
+      <w:lvlText w:val="%9."/>
+      <w:lvlJc w:val="right"/>
+      <w:pPr>
+        <w:ind w:left="6480" w:hanging="180"/>
+      </w:pPr>
+    </w:lvl>
+  </w:abstractNum>
+  <w:abstractNum w:abstractNumId="59" w15:restartNumberingAfterBreak="0">
     <w:nsid w:val="54452864"/>
     <w:multiLevelType w:val="hybridMultilevel"/>
     <w:tmpl w:val="9E78C98E"/>
@@ -28089,7 +29865,7 @@
       </w:rPr>
     </w:lvl>
   </w:abstractNum>
-  <w:abstractNum w:abstractNumId="59" w15:restartNumberingAfterBreak="0">
+  <w:abstractNum w:abstractNumId="60" w15:restartNumberingAfterBreak="0">
     <w:nsid w:val="57ED5547"/>
     <w:multiLevelType w:val="multilevel"/>
     <w:tmpl w:val="B38A48C4"/>
@@ -28229,7 +30005,7 @@
       </w:rPr>
     </w:lvl>
   </w:abstractNum>
-  <w:abstractNum w:abstractNumId="60" w15:restartNumberingAfterBreak="0">
+  <w:abstractNum w:abstractNumId="61" w15:restartNumberingAfterBreak="0">
     <w:nsid w:val="5AC32B88"/>
     <w:multiLevelType w:val="hybridMultilevel"/>
     <w:tmpl w:val="748C87A0"/>
@@ -28315,7 +30091,7 @@
       </w:pPr>
     </w:lvl>
   </w:abstractNum>
-  <w:abstractNum w:abstractNumId="61" w15:restartNumberingAfterBreak="0">
+  <w:abstractNum w:abstractNumId="62" w15:restartNumberingAfterBreak="0">
     <w:nsid w:val="5C3F3720"/>
     <w:multiLevelType w:val="hybridMultilevel"/>
     <w:tmpl w:val="F2D217D0"/>
@@ -28413,7 +30189,7 @@
       </w:pPr>
     </w:lvl>
   </w:abstractNum>
-  <w:abstractNum w:abstractNumId="62" w15:restartNumberingAfterBreak="0">
+  <w:abstractNum w:abstractNumId="63" w15:restartNumberingAfterBreak="0">
     <w:nsid w:val="5FE76B91"/>
     <w:multiLevelType w:val="hybridMultilevel"/>
     <w:tmpl w:val="F5869F58"/>
@@ -28503,7 +30279,7 @@
       </w:pPr>
     </w:lvl>
   </w:abstractNum>
-  <w:abstractNum w:abstractNumId="63" w15:restartNumberingAfterBreak="0">
+  <w:abstractNum w:abstractNumId="64" w15:restartNumberingAfterBreak="0">
     <w:nsid w:val="60E342C7"/>
     <w:multiLevelType w:val="multilevel"/>
     <w:tmpl w:val="3AE6F6DE"/>
@@ -28616,7 +30392,7 @@
       </w:pPr>
     </w:lvl>
   </w:abstractNum>
-  <w:abstractNum w:abstractNumId="64" w15:restartNumberingAfterBreak="0">
+  <w:abstractNum w:abstractNumId="65" w15:restartNumberingAfterBreak="0">
     <w:nsid w:val="616370BE"/>
     <w:multiLevelType w:val="hybridMultilevel"/>
     <w:tmpl w:val="FCBAF152"/>
@@ -28730,7 +30506,7 @@
       </w:rPr>
     </w:lvl>
   </w:abstractNum>
-  <w:abstractNum w:abstractNumId="65" w15:restartNumberingAfterBreak="0">
+  <w:abstractNum w:abstractNumId="66" w15:restartNumberingAfterBreak="0">
     <w:nsid w:val="67C36222"/>
     <w:multiLevelType w:val="hybridMultilevel"/>
     <w:tmpl w:val="FB3CB0AC"/>
@@ -28819,7 +30595,7 @@
       </w:pPr>
     </w:lvl>
   </w:abstractNum>
-  <w:abstractNum w:abstractNumId="66" w15:restartNumberingAfterBreak="0">
+  <w:abstractNum w:abstractNumId="67" w15:restartNumberingAfterBreak="0">
     <w:nsid w:val="68A13AFA"/>
     <w:multiLevelType w:val="multilevel"/>
     <w:tmpl w:val="9D8ED202"/>
@@ -28959,7 +30735,7 @@
       </w:rPr>
     </w:lvl>
   </w:abstractNum>
-  <w:abstractNum w:abstractNumId="67" w15:restartNumberingAfterBreak="0">
+  <w:abstractNum w:abstractNumId="68" w15:restartNumberingAfterBreak="0">
     <w:nsid w:val="6A3306C0"/>
     <w:multiLevelType w:val="hybridMultilevel"/>
     <w:tmpl w:val="2E303AD2"/>
@@ -29073,7 +30849,7 @@
       </w:rPr>
     </w:lvl>
   </w:abstractNum>
-  <w:abstractNum w:abstractNumId="68" w15:restartNumberingAfterBreak="0">
+  <w:abstractNum w:abstractNumId="69" w15:restartNumberingAfterBreak="0">
     <w:nsid w:val="6EA919B6"/>
     <w:multiLevelType w:val="multilevel"/>
     <w:tmpl w:val="FBFC98EE"/>
@@ -29213,7 +30989,7 @@
       </w:rPr>
     </w:lvl>
   </w:abstractNum>
-  <w:abstractNum w:abstractNumId="69" w15:restartNumberingAfterBreak="0">
+  <w:abstractNum w:abstractNumId="70" w15:restartNumberingAfterBreak="0">
     <w:nsid w:val="720E469D"/>
     <w:multiLevelType w:val="hybridMultilevel"/>
     <w:tmpl w:val="8A847CAE"/>
@@ -29302,7 +31078,7 @@
       </w:pPr>
     </w:lvl>
   </w:abstractNum>
-  <w:abstractNum w:abstractNumId="70" w15:restartNumberingAfterBreak="0">
+  <w:abstractNum w:abstractNumId="71" w15:restartNumberingAfterBreak="0">
     <w:nsid w:val="72282641"/>
     <w:multiLevelType w:val="hybridMultilevel"/>
     <w:tmpl w:val="E58816D6"/>
@@ -29416,7 +31192,7 @@
       </w:rPr>
     </w:lvl>
   </w:abstractNum>
-  <w:abstractNum w:abstractNumId="71" w15:restartNumberingAfterBreak="0">
+  <w:abstractNum w:abstractNumId="72" w15:restartNumberingAfterBreak="0">
     <w:nsid w:val="7236607D"/>
     <w:multiLevelType w:val="multilevel"/>
     <w:tmpl w:val="33C21AF4"/>
@@ -29547,7 +31323,7 @@
       </w:rPr>
     </w:lvl>
   </w:abstractNum>
-  <w:abstractNum w:abstractNumId="72" w15:restartNumberingAfterBreak="0">
+  <w:abstractNum w:abstractNumId="73" w15:restartNumberingAfterBreak="0">
     <w:nsid w:val="77751C34"/>
     <w:multiLevelType w:val="hybridMultilevel"/>
     <w:tmpl w:val="93B03718"/>
@@ -29636,7 +31412,7 @@
       </w:pPr>
     </w:lvl>
   </w:abstractNum>
-  <w:abstractNum w:abstractNumId="73" w15:restartNumberingAfterBreak="0">
+  <w:abstractNum w:abstractNumId="74" w15:restartNumberingAfterBreak="0">
     <w:nsid w:val="77A13E6C"/>
     <w:multiLevelType w:val="hybridMultilevel"/>
     <w:tmpl w:val="E24619C8"/>
@@ -29731,7 +31507,7 @@
       </w:pPr>
     </w:lvl>
   </w:abstractNum>
-  <w:abstractNum w:abstractNumId="74" w15:restartNumberingAfterBreak="0">
+  <w:abstractNum w:abstractNumId="75" w15:restartNumberingAfterBreak="0">
     <w:nsid w:val="78A40B1D"/>
     <w:multiLevelType w:val="multilevel"/>
     <w:tmpl w:val="1AC2EB18"/>
@@ -29871,7 +31647,7 @@
       </w:rPr>
     </w:lvl>
   </w:abstractNum>
-  <w:abstractNum w:abstractNumId="75" w15:restartNumberingAfterBreak="0">
+  <w:abstractNum w:abstractNumId="76" w15:restartNumberingAfterBreak="0">
     <w:nsid w:val="79F162FB"/>
     <w:multiLevelType w:val="multilevel"/>
     <w:tmpl w:val="0C321464"/>
@@ -30011,7 +31787,7 @@
       </w:rPr>
     </w:lvl>
   </w:abstractNum>
-  <w:abstractNum w:abstractNumId="76" w15:restartNumberingAfterBreak="0">
+  <w:abstractNum w:abstractNumId="77" w15:restartNumberingAfterBreak="0">
     <w:nsid w:val="7C970EC7"/>
     <w:multiLevelType w:val="hybridMultilevel"/>
     <w:tmpl w:val="7D2EE680"/>
@@ -30100,7 +31876,7 @@
       </w:pPr>
     </w:lvl>
   </w:abstractNum>
-  <w:abstractNum w:abstractNumId="77" w15:restartNumberingAfterBreak="0">
+  <w:abstractNum w:abstractNumId="78" w15:restartNumberingAfterBreak="0">
     <w:nsid w:val="7F3605F0"/>
     <w:multiLevelType w:val="multilevel"/>
     <w:tmpl w:val="0B484776"/>
@@ -30240,7 +32016,7 @@
       </w:rPr>
     </w:lvl>
   </w:abstractNum>
-  <w:abstractNum w:abstractNumId="78" w15:restartNumberingAfterBreak="0">
+  <w:abstractNum w:abstractNumId="79" w15:restartNumberingAfterBreak="0">
     <w:nsid w:val="7FEE14A8"/>
     <w:multiLevelType w:val="hybridMultilevel"/>
     <w:tmpl w:val="64FC9D2C"/>
@@ -30326,7 +32102,7 @@
       </w:pPr>
     </w:lvl>
   </w:abstractNum>
-  <w:abstractNum w:abstractNumId="79" w15:restartNumberingAfterBreak="0">
+  <w:abstractNum w:abstractNumId="80" w15:restartNumberingAfterBreak="0">
     <w:nsid w:val="7FF24A2E"/>
     <w:multiLevelType w:val="hybridMultilevel"/>
     <w:tmpl w:val="AA284BB2"/>
@@ -30417,7 +32193,7 @@
     </w:lvl>
   </w:abstractNum>
   <w:num w:numId="1" w16cid:durableId="462768859">
-    <w:abstractNumId w:val="63"/>
+    <w:abstractNumId w:val="64"/>
   </w:num>
   <w:num w:numId="2" w16cid:durableId="534851259">
     <w:abstractNumId w:val="24"/>
@@ -30429,10 +32205,10 @@
     <w:abstractNumId w:val="56"/>
   </w:num>
   <w:num w:numId="5" w16cid:durableId="1569268375">
-    <w:abstractNumId w:val="77"/>
+    <w:abstractNumId w:val="78"/>
   </w:num>
   <w:num w:numId="6" w16cid:durableId="1342007254">
-    <w:abstractNumId w:val="66"/>
+    <w:abstractNumId w:val="67"/>
   </w:num>
   <w:num w:numId="7" w16cid:durableId="935209781">
     <w:abstractNumId w:val="32"/>
@@ -30441,19 +32217,19 @@
     <w:abstractNumId w:val="35"/>
   </w:num>
   <w:num w:numId="9" w16cid:durableId="1732313751">
-    <w:abstractNumId w:val="59"/>
+    <w:abstractNumId w:val="60"/>
   </w:num>
   <w:num w:numId="10" w16cid:durableId="1929850215">
-    <w:abstractNumId w:val="68"/>
+    <w:abstractNumId w:val="69"/>
   </w:num>
   <w:num w:numId="11" w16cid:durableId="624845372">
     <w:abstractNumId w:val="31"/>
   </w:num>
   <w:num w:numId="12" w16cid:durableId="407583010">
-    <w:abstractNumId w:val="74"/>
+    <w:abstractNumId w:val="75"/>
   </w:num>
   <w:num w:numId="13" w16cid:durableId="750663636">
-    <w:abstractNumId w:val="75"/>
+    <w:abstractNumId w:val="76"/>
   </w:num>
   <w:num w:numId="14" w16cid:durableId="1026060989">
     <w:abstractNumId w:val="20"/>
@@ -30489,7 +32265,7 @@
     </w:lvlOverride>
   </w:num>
   <w:num w:numId="24" w16cid:durableId="883636844">
-    <w:abstractNumId w:val="73"/>
+    <w:abstractNumId w:val="74"/>
     <w:lvlOverride w:ilvl="0">
       <w:startOverride w:val="1"/>
     </w:lvlOverride>
@@ -30501,7 +32277,7 @@
     <w:abstractNumId w:val="45"/>
   </w:num>
   <w:num w:numId="27" w16cid:durableId="1970436380">
-    <w:abstractNumId w:val="62"/>
+    <w:abstractNumId w:val="63"/>
   </w:num>
   <w:num w:numId="28" w16cid:durableId="1109744282">
     <w:abstractNumId w:val="12"/>
@@ -30516,7 +32292,7 @@
     <w:abstractNumId w:val="37"/>
   </w:num>
   <w:num w:numId="32" w16cid:durableId="99614821">
-    <w:abstractNumId w:val="79"/>
+    <w:abstractNumId w:val="80"/>
   </w:num>
   <w:num w:numId="33" w16cid:durableId="1972857697">
     <w:abstractNumId w:val="49"/>
@@ -30531,7 +32307,7 @@
     <w:abstractNumId w:val="52"/>
   </w:num>
   <w:num w:numId="37" w16cid:durableId="1249339732">
-    <w:abstractNumId w:val="63"/>
+    <w:abstractNumId w:val="64"/>
   </w:num>
   <w:num w:numId="38" w16cid:durableId="901332559">
     <w:abstractNumId w:val="18"/>
@@ -30543,25 +32319,25 @@
     <w:abstractNumId w:val="51"/>
   </w:num>
   <w:num w:numId="41" w16cid:durableId="1257639454">
-    <w:abstractNumId w:val="63"/>
+    <w:abstractNumId w:val="64"/>
   </w:num>
   <w:num w:numId="42" w16cid:durableId="196894282">
     <w:abstractNumId w:val="8"/>
   </w:num>
   <w:num w:numId="43" w16cid:durableId="680471570">
-    <w:abstractNumId w:val="76"/>
+    <w:abstractNumId w:val="77"/>
   </w:num>
   <w:num w:numId="44" w16cid:durableId="1315139082">
-    <w:abstractNumId w:val="63"/>
+    <w:abstractNumId w:val="64"/>
   </w:num>
   <w:num w:numId="45" w16cid:durableId="2113940701">
-    <w:abstractNumId w:val="63"/>
+    <w:abstractNumId w:val="64"/>
   </w:num>
   <w:num w:numId="46" w16cid:durableId="1884713029">
-    <w:abstractNumId w:val="65"/>
+    <w:abstractNumId w:val="66"/>
   </w:num>
   <w:num w:numId="47" w16cid:durableId="1079255107">
-    <w:abstractNumId w:val="69"/>
+    <w:abstractNumId w:val="70"/>
   </w:num>
   <w:num w:numId="48" w16cid:durableId="163739946">
     <w:abstractNumId w:val="42"/>
@@ -30570,13 +32346,13 @@
     </w:lvlOverride>
   </w:num>
   <w:num w:numId="49" w16cid:durableId="130177845">
-    <w:abstractNumId w:val="63"/>
+    <w:abstractNumId w:val="64"/>
   </w:num>
   <w:num w:numId="50" w16cid:durableId="1549225530">
-    <w:abstractNumId w:val="63"/>
+    <w:abstractNumId w:val="64"/>
   </w:num>
   <w:num w:numId="51" w16cid:durableId="1543207655">
-    <w:abstractNumId w:val="63"/>
+    <w:abstractNumId w:val="64"/>
   </w:num>
   <w:num w:numId="52" w16cid:durableId="2082754323">
     <w:abstractNumId w:val="30"/>
@@ -30588,10 +32364,10 @@
     </w:lvlOverride>
   </w:num>
   <w:num w:numId="54" w16cid:durableId="1476414865">
-    <w:abstractNumId w:val="63"/>
+    <w:abstractNumId w:val="64"/>
   </w:num>
   <w:num w:numId="55" w16cid:durableId="1747803550">
-    <w:abstractNumId w:val="72"/>
+    <w:abstractNumId w:val="73"/>
   </w:num>
   <w:num w:numId="56" w16cid:durableId="1421872203">
     <w:abstractNumId w:val="28"/>
@@ -30600,10 +32376,10 @@
     </w:lvlOverride>
   </w:num>
   <w:num w:numId="57" w16cid:durableId="1090199479">
-    <w:abstractNumId w:val="67"/>
+    <w:abstractNumId w:val="68"/>
   </w:num>
   <w:num w:numId="58" w16cid:durableId="794324903">
-    <w:abstractNumId w:val="63"/>
+    <w:abstractNumId w:val="64"/>
   </w:num>
   <w:num w:numId="59" w16cid:durableId="1306081610">
     <w:abstractNumId w:val="17"/>
@@ -30618,49 +32394,49 @@
     <w:abstractNumId w:val="11"/>
   </w:num>
   <w:num w:numId="63" w16cid:durableId="1952125431">
-    <w:abstractNumId w:val="63"/>
+    <w:abstractNumId w:val="64"/>
   </w:num>
   <w:num w:numId="64" w16cid:durableId="1966891500">
     <w:abstractNumId w:val="4"/>
   </w:num>
   <w:num w:numId="65" w16cid:durableId="697698884">
-    <w:abstractNumId w:val="63"/>
+    <w:abstractNumId w:val="64"/>
   </w:num>
   <w:num w:numId="66" w16cid:durableId="1168981868">
-    <w:abstractNumId w:val="71"/>
+    <w:abstractNumId w:val="72"/>
   </w:num>
   <w:num w:numId="67" w16cid:durableId="160393705">
-    <w:abstractNumId w:val="63"/>
+    <w:abstractNumId w:val="64"/>
   </w:num>
   <w:num w:numId="68" w16cid:durableId="1831167593">
     <w:abstractNumId w:val="15"/>
   </w:num>
   <w:num w:numId="69" w16cid:durableId="1698121427">
-    <w:abstractNumId w:val="63"/>
+    <w:abstractNumId w:val="64"/>
   </w:num>
   <w:num w:numId="70" w16cid:durableId="1760105121">
-    <w:abstractNumId w:val="58"/>
+    <w:abstractNumId w:val="59"/>
   </w:num>
   <w:num w:numId="71" w16cid:durableId="702751241">
-    <w:abstractNumId w:val="70"/>
+    <w:abstractNumId w:val="71"/>
   </w:num>
   <w:num w:numId="72" w16cid:durableId="408386921">
-    <w:abstractNumId w:val="63"/>
+    <w:abstractNumId w:val="64"/>
   </w:num>
   <w:num w:numId="73" w16cid:durableId="2030330978">
-    <w:abstractNumId w:val="60"/>
+    <w:abstractNumId w:val="61"/>
   </w:num>
   <w:num w:numId="74" w16cid:durableId="100954797">
-    <w:abstractNumId w:val="63"/>
+    <w:abstractNumId w:val="64"/>
   </w:num>
   <w:num w:numId="75" w16cid:durableId="1834107868">
-    <w:abstractNumId w:val="63"/>
+    <w:abstractNumId w:val="64"/>
   </w:num>
   <w:num w:numId="76" w16cid:durableId="1557204703">
     <w:abstractNumId w:val="9"/>
   </w:num>
   <w:num w:numId="77" w16cid:durableId="534007519">
-    <w:abstractNumId w:val="78"/>
+    <w:abstractNumId w:val="79"/>
     <w:lvlOverride w:ilvl="0">
       <w:startOverride w:val="1"/>
     </w:lvlOverride>
@@ -30678,19 +32454,19 @@
     </w:lvlOverride>
   </w:num>
   <w:num w:numId="81" w16cid:durableId="1371109530">
-    <w:abstractNumId w:val="63"/>
+    <w:abstractNumId w:val="64"/>
   </w:num>
   <w:num w:numId="82" w16cid:durableId="56056520">
-    <w:abstractNumId w:val="63"/>
+    <w:abstractNumId w:val="64"/>
   </w:num>
   <w:num w:numId="83" w16cid:durableId="903219920">
-    <w:abstractNumId w:val="63"/>
+    <w:abstractNumId w:val="64"/>
   </w:num>
   <w:num w:numId="84" w16cid:durableId="1131555045">
-    <w:abstractNumId w:val="63"/>
+    <w:abstractNumId w:val="64"/>
   </w:num>
   <w:num w:numId="85" w16cid:durableId="501623252">
-    <w:abstractNumId w:val="64"/>
+    <w:abstractNumId w:val="65"/>
   </w:num>
   <w:num w:numId="86" w16cid:durableId="1804806667">
     <w:abstractNumId w:val="13"/>
@@ -30708,7 +32484,7 @@
     <w:abstractNumId w:val="39"/>
   </w:num>
   <w:num w:numId="91" w16cid:durableId="316420869">
-    <w:abstractNumId w:val="61"/>
+    <w:abstractNumId w:val="62"/>
   </w:num>
   <w:num w:numId="92" w16cid:durableId="1106775173">
     <w:abstractNumId w:val="41"/>
@@ -30739,6 +32515,9 @@
   </w:num>
   <w:num w:numId="101" w16cid:durableId="806822130">
     <w:abstractNumId w:val="26"/>
+  </w:num>
+  <w:num w:numId="102" w16cid:durableId="1221549851">
+    <w:abstractNumId w:val="58"/>
   </w:num>
 </w:numbering>
 </file>
@@ -31840,6 +33619,17 @@
     <w:basedOn w:val="DefaultParagraphFont"/>
     <w:rsid w:val="00B025F5"/>
   </w:style>
+  <w:style w:type="character" w:styleId="Emphasis">
+    <w:name w:val="Emphasis"/>
+    <w:basedOn w:val="DefaultParagraphFont"/>
+    <w:uiPriority w:val="20"/>
+    <w:qFormat/>
+    <w:rsid w:val="001C17F3"/>
+    <w:rPr>
+      <w:i/>
+      <w:iCs/>
+    </w:rPr>
+  </w:style>
 </w:styles>
 </file>
 

--- a/CW_Doc.docx
+++ b/CW_Doc.docx
@@ -16053,39 +16053,7 @@
           <w:b/>
           <w:bCs/>
         </w:rPr>
-        <w:t>Revisiting the Evolution of Genetic Algorithms in Scheduling</w:t>
-      </w:r>
-      <w:r>
-        <w:rPr>
-          <w:rFonts w:ascii="Aptos" w:hAnsi="Aptos" w:cs="Angsana New"/>
-          <w:b/>
-          <w:bCs/>
-        </w:rPr>
-        <w:t xml:space="preserve"> </w:t>
-      </w:r>
-      <w:r>
-        <w:rPr>
-          <w:rFonts w:ascii="Aptos" w:hAnsi="Aptos" w:cs="Angsana New"/>
-          <w:b/>
-          <w:bCs/>
-        </w:rPr>
-        <w:t>[</w:t>
-      </w:r>
-      <w:r>
-        <w:rPr>
-          <w:rFonts w:ascii="Aptos" w:hAnsi="Aptos" w:cs="Angsana New"/>
-          <w:b/>
-          <w:bCs/>
-        </w:rPr>
-        <w:t>9</w:t>
-      </w:r>
-      <w:r>
-        <w:rPr>
-          <w:rFonts w:ascii="Aptos" w:hAnsi="Aptos" w:cs="Angsana New"/>
-          <w:b/>
-          <w:bCs/>
-        </w:rPr>
-        <w:t>]</w:t>
+        <w:t>Revisiting the Evolution of Genetic Algorithms in Scheduling [9]</w:t>
       </w:r>
     </w:p>
     <w:p>
@@ -16145,19 +16113,7 @@
         <w:rPr>
           <w:rFonts w:ascii="Aptos" w:hAnsi="Aptos"/>
         </w:rPr>
-        <w:t xml:space="preserve">Conducted a review of nearly 1500 publications on Genetic Algorithms in scheduling. The study showed that GA remains one of the most widely </w:t>
-      </w:r>
-      <w:r>
-        <w:rPr>
-          <w:rFonts w:ascii="Aptos" w:hAnsi="Aptos"/>
-        </w:rPr>
-        <w:t>used</w:t>
-      </w:r>
-      <w:r>
-        <w:rPr>
-          <w:rFonts w:ascii="Aptos" w:hAnsi="Aptos"/>
-        </w:rPr>
-        <w:t xml:space="preserve"> optimization techniques due to its flexibility and effectiveness.</w:t>
+        <w:t>Conducted a review of nearly 1500 publications on Genetic Algorithms in scheduling. The study showed that GA remains one of the most widely used optimization techniques due to its flexibility and effectiveness.</w:t>
       </w:r>
     </w:p>
     <w:p>
@@ -16179,39 +16135,7 @@
           <w:b/>
           <w:bCs/>
         </w:rPr>
-        <w:t>Matheuristics: Survey and Synthesis</w:t>
-      </w:r>
-      <w:r>
-        <w:rPr>
-          <w:rFonts w:ascii="Aptos" w:hAnsi="Aptos" w:cs="Angsana New"/>
-          <w:b/>
-          <w:bCs/>
-        </w:rPr>
-        <w:t xml:space="preserve"> </w:t>
-      </w:r>
-      <w:r>
-        <w:rPr>
-          <w:rFonts w:ascii="Aptos" w:hAnsi="Aptos" w:cs="Angsana New"/>
-          <w:b/>
-          <w:bCs/>
-        </w:rPr>
-        <w:t>[</w:t>
-      </w:r>
-      <w:r>
-        <w:rPr>
-          <w:rFonts w:ascii="Aptos" w:hAnsi="Aptos" w:cs="Angsana New"/>
-          <w:b/>
-          <w:bCs/>
-        </w:rPr>
-        <w:t>10</w:t>
-      </w:r>
-      <w:r>
-        <w:rPr>
-          <w:rFonts w:ascii="Aptos" w:hAnsi="Aptos" w:cs="Angsana New"/>
-          <w:b/>
-          <w:bCs/>
-        </w:rPr>
-        <w:t>]</w:t>
+        <w:t>Matheuristics: Survey and Synthesis [10]</w:t>
       </w:r>
     </w:p>
     <w:p>
@@ -16271,55 +16195,13 @@
         <w:rPr>
           <w:rFonts w:ascii="Aptos" w:hAnsi="Aptos"/>
         </w:rPr>
-        <w:t xml:space="preserve">Heuristic search and metaheuristics are optimization approaches and </w:t>
-      </w:r>
-      <w:r>
-        <w:rPr>
-          <w:rFonts w:ascii="Aptos" w:hAnsi="Aptos"/>
-        </w:rPr>
-        <w:t xml:space="preserve">here they conducted a study of using </w:t>
-      </w:r>
-      <w:r>
-        <w:rPr>
-          <w:rFonts w:ascii="Aptos" w:hAnsi="Aptos"/>
-        </w:rPr>
-        <w:t xml:space="preserve">Mixed Integer Programming (MIP) with </w:t>
-      </w:r>
-      <w:r>
-        <w:rPr>
-          <w:rFonts w:ascii="Aptos" w:hAnsi="Aptos"/>
-        </w:rPr>
-        <w:t xml:space="preserve">hose techniques. </w:t>
-      </w:r>
-      <w:r>
-        <w:rPr>
-          <w:rFonts w:ascii="Aptos" w:hAnsi="Aptos"/>
-        </w:rPr>
-        <w:t xml:space="preserve">They found that </w:t>
-      </w:r>
-      <w:r>
-        <w:rPr>
-          <w:rFonts w:ascii="Aptos" w:hAnsi="Aptos"/>
-        </w:rPr>
-        <w:t xml:space="preserve">mathematical optimization with heuristic search </w:t>
-      </w:r>
-      <w:r>
-        <w:rPr>
-          <w:rFonts w:ascii="Aptos" w:hAnsi="Aptos"/>
-        </w:rPr>
-        <w:t xml:space="preserve">increase </w:t>
-      </w:r>
-      <w:r>
-        <w:rPr>
-          <w:rFonts w:ascii="Aptos" w:hAnsi="Aptos"/>
-        </w:rPr>
-        <w:t>computational efficiency</w:t>
-      </w:r>
-      <w:r>
-        <w:rPr>
-          <w:rFonts w:ascii="Aptos" w:hAnsi="Aptos"/>
-        </w:rPr>
-        <w:t xml:space="preserve"> of the solution.</w:t>
+        <w:t xml:space="preserve">Heuristic search and metaheuristics are optimization approaches and here they conducted a study of using Mixed Integer Programming (MIP) with hose techniques. </w:t>
+      </w:r>
+      <w:r>
+        <w:rPr>
+          <w:rFonts w:ascii="Aptos" w:hAnsi="Aptos"/>
+        </w:rPr>
+        <w:t>They found that mathematical optimization with heuristic search increase computational efficiency of the solution.</w:t>
       </w:r>
     </w:p>
     <w:p>
@@ -19630,13 +19512,12 @@
       <w:r>
         <w:rPr>
           <w:rFonts w:ascii="Aptos" w:hAnsi="Aptos"/>
-          <w:noProof/>
         </w:rPr>
         <w:drawing>
-          <wp:inline distT="0" distB="0" distL="0" distR="0" wp14:anchorId="50BC9679" wp14:editId="5FBCF0EE">
+          <wp:inline distT="0" distB="0" distL="0" distR="0" wp14:anchorId="6F0EDBE2" wp14:editId="14A0CE25">
             <wp:extent cx="6120130" cy="3060065"/>
             <wp:effectExtent l="0" t="0" r="1270" b="635"/>
-            <wp:docPr id="1381259960" name="Picture 1" descr="A graph with green line&#10;&#10;AI-generated content may be incorrect."/>
+            <wp:docPr id="1449787575" name="Picture 1" descr="A graph with a green line&#10;&#10;AI-generated content may be incorrect."/>
             <wp:cNvGraphicFramePr>
               <a:graphicFrameLocks xmlns:a="http://schemas.openxmlformats.org/drawingml/2006/main" noChangeAspect="1"/>
             </wp:cNvGraphicFramePr>
@@ -19644,7 +19525,7 @@
               <a:graphicData uri="http://schemas.openxmlformats.org/drawingml/2006/picture">
                 <pic:pic xmlns:pic="http://schemas.openxmlformats.org/drawingml/2006/picture">
                   <pic:nvPicPr>
-                    <pic:cNvPr id="1381259960" name="Picture 1" descr="A graph with green line&#10;&#10;AI-generated content may be incorrect."/>
+                    <pic:cNvPr id="1449787575" name="Picture 1" descr="A graph with a green line&#10;&#10;AI-generated content may be incorrect."/>
                     <pic:cNvPicPr/>
                   </pic:nvPicPr>
                   <pic:blipFill>
@@ -19949,7 +19830,16 @@
             <w:szCs w:val="24"/>
             <w:lang w:val="en-US" w:eastAsia="zh-CN" w:bidi="hi-IN"/>
           </w:rPr>
-          <m:t>∈{50, 100, 150, 200}</m:t>
+          <m:t>∈{</m:t>
+        </m:r>
+        <m:r>
+          <w:rPr>
+            <w:rFonts w:ascii="Cambria Math" w:hAnsi="Cambria Math"/>
+            <w:sz w:val="24"/>
+            <w:szCs w:val="24"/>
+            <w:lang w:val="en-US" w:eastAsia="zh-CN" w:bidi="hi-IN"/>
+          </w:rPr>
+          <m:t>50, 100, 150, 200}</m:t>
         </m:r>
       </m:oMath>
     </w:p>
@@ -20067,7 +19957,7 @@
           <w:bCs/>
           <w:lang w:val="en-US" w:eastAsia="zh-CN" w:bidi="hi-IN"/>
         </w:rPr>
-        <w:t>200</w:t>
+        <w:t>50</w:t>
       </w:r>
       <w:r>
         <w:rPr>
@@ -20086,7 +19976,7 @@
           <w:bCs/>
           <w:lang w:val="en-US" w:eastAsia="zh-CN" w:bidi="hi-IN"/>
         </w:rPr>
-        <w:t>200</w:t>
+        <w:t>100</w:t>
       </w:r>
       <w:r>
         <w:rPr>
@@ -20122,7 +20012,25 @@
           <w:bCs/>
           <w:lang w:val="en-US" w:eastAsia="zh-CN" w:bidi="hi-IN"/>
         </w:rPr>
-        <w:t>2507K</w:t>
+        <w:t>2</w:t>
+      </w:r>
+      <w:r>
+        <w:rPr>
+          <w:rFonts w:ascii="Aptos" w:hAnsi="Aptos"/>
+          <w:b/>
+          <w:bCs/>
+          <w:lang w:val="en-US" w:eastAsia="zh-CN" w:bidi="hi-IN"/>
+        </w:rPr>
+        <w:t>497</w:t>
+      </w:r>
+      <w:r>
+        <w:rPr>
+          <w:rFonts w:ascii="Aptos" w:hAnsi="Aptos"/>
+          <w:b/>
+          <w:bCs/>
+          <w:lang w:val="en-US" w:eastAsia="zh-CN" w:bidi="hi-IN"/>
+        </w:rPr>
+        <w:t>K</w:t>
       </w:r>
     </w:p>
     <w:tbl>
@@ -20810,7 +20718,14 @@
                 <w:rFonts w:ascii="Aptos" w:hAnsi="Aptos"/>
                 <w:lang w:val="en-US" w:eastAsia="zh-CN" w:bidi="hi-IN"/>
               </w:rPr>
-              <w:t>2507.2</w:t>
+              <w:t>2497</w:t>
+            </w:r>
+            <w:r>
+              <w:rPr>
+                <w:rFonts w:ascii="Aptos" w:hAnsi="Aptos"/>
+                <w:lang w:val="en-US" w:eastAsia="zh-CN" w:bidi="hi-IN"/>
+              </w:rPr>
+              <w:t>.2</w:t>
             </w:r>
           </w:p>
         </w:tc>
@@ -20861,14 +20776,14 @@
                 <w:rFonts w:ascii="Aptos" w:hAnsi="Aptos"/>
                 <w:lang w:val="en-US" w:eastAsia="zh-CN" w:bidi="hi-IN"/>
               </w:rPr>
-              <w:t>1098</w:t>
+              <w:t>1108</w:t>
             </w:r>
             <w:r>
               <w:rPr>
                 <w:rFonts w:ascii="Aptos" w:hAnsi="Aptos"/>
                 <w:lang w:val="en-US" w:eastAsia="zh-CN" w:bidi="hi-IN"/>
               </w:rPr>
-              <w:t>K from Budget $1113.2K</w:t>
+              <w:t xml:space="preserve"> from Budget $1113.2K</w:t>
             </w:r>
           </w:p>
         </w:tc>
@@ -20919,7 +20834,14 @@
                 <w:rFonts w:ascii="Aptos" w:hAnsi="Aptos"/>
                 <w:lang w:val="en-US" w:eastAsia="zh-CN" w:bidi="hi-IN"/>
               </w:rPr>
-              <w:t>1263</w:t>
+              <w:t>12</w:t>
+            </w:r>
+            <w:r>
+              <w:rPr>
+                <w:rFonts w:ascii="Aptos" w:hAnsi="Aptos"/>
+                <w:lang w:val="en-US" w:eastAsia="zh-CN" w:bidi="hi-IN"/>
+              </w:rPr>
+              <w:t>75</w:t>
             </w:r>
             <w:r>
               <w:rPr>
@@ -21021,7 +20943,7 @@
           <w:rFonts w:ascii="Aptos" w:hAnsi="Aptos"/>
           <w:lang w:val="en-US" w:eastAsia="zh-CN" w:bidi="hi-IN"/>
         </w:rPr>
-        <w:t>16</w:t>
+        <w:t>15 projects</w:t>
       </w:r>
       <w:r>
         <w:rPr>
@@ -21045,15 +20967,14 @@
       <w:r>
         <w:rPr>
           <w:rFonts w:ascii="Aptos" w:hAnsi="Aptos"/>
-          <w:noProof/>
           <w:lang w:val="en-US" w:eastAsia="zh-CN" w:bidi="hi-IN"/>
         </w:rPr>
         <w:lastRenderedPageBreak/>
         <w:drawing>
-          <wp:inline distT="0" distB="0" distL="0" distR="0" wp14:anchorId="10D57949" wp14:editId="522F47DC">
+          <wp:inline distT="0" distB="0" distL="0" distR="0" wp14:anchorId="5332FF07" wp14:editId="04581C80">
             <wp:extent cx="6120130" cy="3060065"/>
             <wp:effectExtent l="0" t="0" r="1270" b="635"/>
-            <wp:docPr id="2044403791" name="Picture 1" descr="A graph of green and red bars&#10;&#10;AI-generated content may be incorrect."/>
+            <wp:docPr id="706617532" name="Picture 1" descr="A graph of green and red bars&#10;&#10;AI-generated content may be incorrect."/>
             <wp:cNvGraphicFramePr>
               <a:graphicFrameLocks xmlns:a="http://schemas.openxmlformats.org/drawingml/2006/main" noChangeAspect="1"/>
             </wp:cNvGraphicFramePr>
@@ -21061,7 +20982,7 @@
               <a:graphicData uri="http://schemas.openxmlformats.org/drawingml/2006/picture">
                 <pic:pic xmlns:pic="http://schemas.openxmlformats.org/drawingml/2006/picture">
                   <pic:nvPicPr>
-                    <pic:cNvPr id="2044403791" name="Picture 1" descr="A graph of green and red bars&#10;&#10;AI-generated content may be incorrect."/>
+                    <pic:cNvPr id="706617532" name="Picture 1" descr="A graph of green and red bars&#10;&#10;AI-generated content may be incorrect."/>
                     <pic:cNvPicPr/>
                   </pic:nvPicPr>
                   <pic:blipFill>
@@ -22812,7 +22733,7 @@
               <w:rPr>
                 <w:rFonts w:ascii="Aptos" w:hAnsi="Aptos"/>
               </w:rPr>
-              <w:t>2507</w:t>
+              <w:t>2497</w:t>
             </w:r>
           </w:p>
         </w:tc>
@@ -22830,7 +22751,7 @@
               <w:rPr>
                 <w:rFonts w:ascii="Aptos" w:hAnsi="Aptos"/>
               </w:rPr>
-              <w:t>1098</w:t>
+              <w:t>1113</w:t>
             </w:r>
           </w:p>
         </w:tc>
@@ -22848,7 +22769,7 @@
               <w:rPr>
                 <w:rFonts w:ascii="Aptos" w:hAnsi="Aptos"/>
               </w:rPr>
-              <w:t>1263</w:t>
+              <w:t>1275</w:t>
             </w:r>
           </w:p>
         </w:tc>
@@ -22982,7 +22903,19 @@
         <w:rPr>
           <w:rFonts w:ascii="Aptos" w:hAnsi="Aptos"/>
         </w:rPr>
-        <w:t xml:space="preserve">MIP algorithm gurantees the absolute optimum but GA finds a near optimual solution. But profit is 99.8%. </w:t>
+        <w:t>MIP algorithm gurantees the absolute optimum but GA finds a near optimual solution. But profit is 99.</w:t>
+      </w:r>
+      <w:r>
+        <w:rPr>
+          <w:rFonts w:ascii="Aptos" w:hAnsi="Aptos"/>
+        </w:rPr>
+        <w:t>4</w:t>
+      </w:r>
+      <w:r>
+        <w:rPr>
+          <w:rFonts w:ascii="Aptos" w:hAnsi="Aptos"/>
+        </w:rPr>
+        <w:t xml:space="preserve">%. </w:t>
       </w:r>
     </w:p>
     <w:p>
@@ -23345,13 +23278,7 @@
         <w:rPr>
           <w:rFonts w:ascii="Aptos" w:hAnsi="Aptos" w:cs="Angsana New"/>
         </w:rPr>
-        <w:t>K.-C. Ying, P. Pourhejazy, and K.-Y. Chen, "Revisiting the evolution of genetic algorithms in scheduling," Applied Soft Computing, vol. 201, Art. no. 115602, Jun. 2026, doi: 10.1016/j.asoc.2026.115602</w:t>
-      </w:r>
-      <w:r>
-        <w:rPr>
-          <w:rFonts w:ascii="Aptos" w:hAnsi="Aptos" w:cs="Angsana New"/>
-        </w:rPr>
-        <w:t>.</w:t>
+        <w:t>K.-C. Ying, P. Pourhejazy, and K.-Y. Chen, "Revisiting the evolution of genetic algorithms in scheduling," Applied Soft Computing, vol. 201, Art. no. 115602, Jun. 2026, doi: 10.1016/j.asoc.2026.115602.</w:t>
       </w:r>
     </w:p>
     <w:p>

--- a/CW_Doc.docx
+++ b/CW_Doc.docx
@@ -12,14 +12,95 @@
     <w:p>
       <w:pPr>
         <w:pStyle w:val="Title"/>
-        <w:rPr>
-          <w:rFonts w:ascii="Aptos" w:hAnsi="Aptos"/>
-        </w:rPr>
-      </w:pPr>
-      <w:r>
-        <w:rPr>
-          <w:rFonts w:ascii="Aptos" w:hAnsi="Aptos"/>
-        </w:rPr>
+        <w:jc w:val="center"/>
+        <w:rPr>
+          <w:rFonts w:ascii="Aptos" w:hAnsi="Aptos"/>
+        </w:rPr>
+      </w:pPr>
+      <w:r>
+        <w:rPr>
+          <w:rFonts w:ascii="Aptos" w:hAnsi="Aptos"/>
+        </w:rPr>
+        <w:t>MSc Data Science</w:t>
+      </w:r>
+    </w:p>
+    <w:p>
+      <w:pPr>
+        <w:pStyle w:val="Heading1"/>
+        <w:jc w:val="center"/>
+        <w:rPr>
+          <w:rFonts w:ascii="Aptos" w:hAnsi="Aptos"/>
+        </w:rPr>
+      </w:pPr>
+      <w:r>
+        <w:rPr>
+          <w:rFonts w:ascii="Aptos" w:hAnsi="Aptos"/>
+        </w:rPr>
+        <w:t>Machine Learning</w:t>
+      </w:r>
+      <w:r>
+        <w:rPr>
+          <w:rFonts w:ascii="Aptos" w:hAnsi="Aptos"/>
+        </w:rPr>
+        <w:t xml:space="preserve"> Coursework</w:t>
+      </w:r>
+    </w:p>
+    <w:p>
+      <w:pPr>
+        <w:pStyle w:val="Heading3"/>
+        <w:jc w:val="center"/>
+        <w:rPr>
+          <w:rFonts w:ascii="Aptos" w:hAnsi="Aptos"/>
+        </w:rPr>
+      </w:pPr>
+      <w:r>
+        <w:rPr>
+          <w:rFonts w:ascii="Aptos" w:hAnsi="Aptos"/>
+        </w:rPr>
+        <w:t>Chamika Deshan</w:t>
+      </w:r>
+      <w:r>
+        <w:rPr>
+          <w:rFonts w:ascii="Aptos" w:hAnsi="Aptos"/>
+        </w:rPr>
+        <w:br/>
+        <w:t>COMScDS251P-015</w:t>
+      </w:r>
+    </w:p>
+    <w:p>
+      <w:pPr>
+        <w:suppressAutoHyphens/>
+        <w:rPr>
+          <w:rFonts w:ascii="Aptos" w:eastAsiaTheme="majorEastAsia" w:hAnsi="Aptos" w:cstheme="majorBidi"/>
+          <w:spacing w:val="-10"/>
+          <w:kern w:val="28"/>
+          <w:sz w:val="56"/>
+          <w:szCs w:val="56"/>
+        </w:rPr>
+      </w:pPr>
+      <w:r>
+        <w:rPr>
+          <w:rFonts w:ascii="Aptos" w:eastAsiaTheme="majorEastAsia" w:hAnsi="Aptos" w:cstheme="majorBidi"/>
+          <w:spacing w:val="-10"/>
+          <w:kern w:val="28"/>
+          <w:sz w:val="56"/>
+          <w:szCs w:val="56"/>
+        </w:rPr>
+        <w:br w:type="page"/>
+      </w:r>
+    </w:p>
+    <w:p>
+      <w:pPr>
+        <w:pStyle w:val="Title"/>
+        <w:rPr>
+          <w:rFonts w:ascii="Aptos" w:hAnsi="Aptos"/>
+        </w:rPr>
+      </w:pPr>
+      <w:r>
+        <w:rPr>
+          <w:rFonts w:ascii="Aptos" w:hAnsi="Aptos"/>
+        </w:rPr>
+        <w:lastRenderedPageBreak/>
         <w:t>Q1: Applied Supervised Machine Learning</w:t>
       </w:r>
     </w:p>
@@ -16223,23 +16304,7 @@
           <w:b/>
           <w:bCs/>
         </w:rPr>
-        <w:t>A Didactic Review on Genetic Algorithms for Industrial Planning and Scheduling Problems [</w:t>
-      </w:r>
-      <w:r>
-        <w:rPr>
-          <w:rFonts w:ascii="Aptos" w:hAnsi="Aptos" w:cs="Angsana New"/>
-          <w:b/>
-          <w:bCs/>
-        </w:rPr>
-        <w:t>11</w:t>
-      </w:r>
-      <w:r>
-        <w:rPr>
-          <w:rFonts w:ascii="Aptos" w:hAnsi="Aptos" w:cs="Angsana New"/>
-          <w:b/>
-          <w:bCs/>
-        </w:rPr>
-        <w:t>]</w:t>
+        <w:t>A Didactic Review on Genetic Algorithms for Industrial Planning and Scheduling Problems [11]</w:t>
       </w:r>
     </w:p>
     <w:p>
@@ -16299,37 +16364,7 @@
         <w:rPr>
           <w:rFonts w:ascii="Aptos" w:hAnsi="Aptos"/>
         </w:rPr>
-        <w:t xml:space="preserve">Study of using GA for solving industrial and shedulting problems. They found that </w:t>
-      </w:r>
-      <w:r>
-        <w:rPr>
-          <w:rFonts w:ascii="Aptos" w:hAnsi="Aptos"/>
-        </w:rPr>
-        <w:t xml:space="preserve">GA provides </w:t>
-      </w:r>
-      <w:r>
-        <w:rPr>
-          <w:rFonts w:ascii="Aptos" w:hAnsi="Aptos"/>
-        </w:rPr>
-        <w:t xml:space="preserve">high </w:t>
-      </w:r>
-      <w:r>
-        <w:rPr>
-          <w:rFonts w:ascii="Aptos" w:hAnsi="Aptos"/>
-        </w:rPr>
-        <w:t>quality near</w:t>
-      </w:r>
-      <w:r>
-        <w:rPr>
-          <w:rFonts w:ascii="Aptos" w:hAnsi="Aptos"/>
-        </w:rPr>
-        <w:t xml:space="preserve"> </w:t>
-      </w:r>
-      <w:r>
-        <w:rPr>
-          <w:rFonts w:ascii="Aptos" w:hAnsi="Aptos"/>
-        </w:rPr>
-        <w:t>optimal solutions for hard optimization problems while maintaining reasonable computational time.</w:t>
+        <w:t>Study of using GA for solving industrial and shedulting problems. They found that GA provides high quality near optimal solutions for hard optimization problems while maintaining reasonable computational time.</w:t>
       </w:r>
     </w:p>
     <w:p>
@@ -22197,15 +22232,6 @@
     <w:p>
       <w:pPr>
         <w:pStyle w:val="Heading1"/>
-        <w:rPr>
-          <w:rFonts w:ascii="Aptos" w:hAnsi="Aptos"/>
-          <w:lang w:val="en-US" w:eastAsia="zh-CN" w:bidi="hi-IN"/>
-        </w:rPr>
-      </w:pPr>
-    </w:p>
-    <w:p>
-      <w:pPr>
-        <w:pStyle w:val="Heading1"/>
         <w:numPr>
           <w:ilvl w:val="0"/>
           <w:numId w:val="92"/>
@@ -22470,14 +22496,13 @@
       <w:r>
         <w:rPr>
           <w:rFonts w:ascii="Aptos" w:hAnsi="Aptos"/>
-          <w:noProof/>
           <w:lang w:val="en-US" w:eastAsia="zh-CN" w:bidi="hi-IN"/>
         </w:rPr>
         <w:drawing>
-          <wp:inline distT="0" distB="0" distL="0" distR="0" wp14:anchorId="2C30E12D" wp14:editId="527A8B0C">
-            <wp:extent cx="4800214" cy="3000258"/>
-            <wp:effectExtent l="0" t="0" r="635" b="0"/>
-            <wp:docPr id="1340127996" name="Picture 1" descr="A graph with a line and a red line&#10;&#10;AI-generated content may be incorrect."/>
+          <wp:inline distT="0" distB="0" distL="0" distR="0" wp14:anchorId="385798B3" wp14:editId="20928289">
+            <wp:extent cx="5673815" cy="3546281"/>
+            <wp:effectExtent l="0" t="0" r="3175" b="0"/>
+            <wp:docPr id="1883993141" name="Picture 1" descr="A graph with a line and a red line&#10;&#10;AI-generated content may be incorrect."/>
             <wp:cNvGraphicFramePr>
               <a:graphicFrameLocks xmlns:a="http://schemas.openxmlformats.org/drawingml/2006/main" noChangeAspect="1"/>
             </wp:cNvGraphicFramePr>
@@ -22485,7 +22510,7 @@
               <a:graphicData uri="http://schemas.openxmlformats.org/drawingml/2006/picture">
                 <pic:pic xmlns:pic="http://schemas.openxmlformats.org/drawingml/2006/picture">
                   <pic:nvPicPr>
-                    <pic:cNvPr id="1340127996" name="Picture 1" descr="A graph with a line and a red line&#10;&#10;AI-generated content may be incorrect."/>
+                    <pic:cNvPr id="1883993141" name="Picture 1" descr="A graph with a line and a red line&#10;&#10;AI-generated content may be incorrect."/>
                     <pic:cNvPicPr/>
                   </pic:nvPicPr>
                   <pic:blipFill>
@@ -22497,7 +22522,7 @@
                   <pic:spPr>
                     <a:xfrm>
                       <a:off x="0" y="0"/>
-                      <a:ext cx="4849936" cy="3031335"/>
+                      <a:ext cx="5777652" cy="3611182"/>
                     </a:xfrm>
                     <a:prstGeom prst="rect">
                       <a:avLst/>
@@ -22515,12 +22540,16 @@
         <w:jc w:val="center"/>
         <w:rPr>
           <w:rFonts w:ascii="Aptos" w:hAnsi="Aptos"/>
+          <w:sz w:val="20"/>
+          <w:szCs w:val="20"/>
           <w:lang w:val="en-US" w:eastAsia="zh-CN" w:bidi="hi-IN"/>
         </w:rPr>
       </w:pPr>
       <w:r>
         <w:rPr>
           <w:rFonts w:ascii="Aptos" w:hAnsi="Aptos"/>
+          <w:sz w:val="20"/>
+          <w:szCs w:val="20"/>
           <w:lang w:val="en-US" w:eastAsia="zh-CN" w:bidi="hi-IN"/>
         </w:rPr>
         <w:t>Figure 3.1</w:t>
@@ -22528,6 +22557,8 @@
       <w:r>
         <w:rPr>
           <w:rFonts w:ascii="Aptos" w:hAnsi="Aptos"/>
+          <w:sz w:val="20"/>
+          <w:szCs w:val="20"/>
           <w:lang w:val="en-US" w:eastAsia="zh-CN" w:bidi="hi-IN"/>
         </w:rPr>
         <w:t>5</w:t>
@@ -22535,6 +22566,8 @@
       <w:r>
         <w:rPr>
           <w:rFonts w:ascii="Aptos" w:hAnsi="Aptos"/>
+          <w:sz w:val="20"/>
+          <w:szCs w:val="20"/>
           <w:lang w:val="en-US" w:eastAsia="zh-CN" w:bidi="hi-IN"/>
         </w:rPr>
         <w:t xml:space="preserve">: GA vs </w:t>
@@ -22542,6 +22575,8 @@
       <w:r>
         <w:rPr>
           <w:rFonts w:ascii="Aptos" w:hAnsi="Aptos"/>
+          <w:sz w:val="20"/>
+          <w:szCs w:val="20"/>
           <w:lang w:val="en-US" w:eastAsia="zh-CN" w:bidi="hi-IN"/>
         </w:rPr>
         <w:t>BILP/MIP</w:t>
@@ -22549,6 +22584,8 @@
       <w:r>
         <w:rPr>
           <w:rFonts w:ascii="Aptos" w:hAnsi="Aptos"/>
+          <w:sz w:val="20"/>
+          <w:szCs w:val="20"/>
           <w:lang w:val="en-US" w:eastAsia="zh-CN" w:bidi="hi-IN"/>
         </w:rPr>
         <w:t xml:space="preserve"> (Execution time against Project </w:t>
@@ -22556,6 +22593,8 @@
       <w:r>
         <w:rPr>
           <w:rFonts w:ascii="Aptos" w:hAnsi="Aptos"/>
+          <w:sz w:val="20"/>
+          <w:szCs w:val="20"/>
           <w:lang w:val="en-US" w:eastAsia="zh-CN" w:bidi="hi-IN"/>
         </w:rPr>
         <w:t>size)</w:t>
@@ -22623,15 +22662,16 @@
         <w:tblLook w:val="04A0" w:firstRow="1" w:lastRow="0" w:firstColumn="1" w:lastColumn="0" w:noHBand="0" w:noVBand="1"/>
       </w:tblPr>
       <w:tblGrid>
-        <w:gridCol w:w="2315"/>
-        <w:gridCol w:w="2478"/>
-        <w:gridCol w:w="2518"/>
-        <w:gridCol w:w="2317"/>
+        <w:gridCol w:w="1898"/>
+        <w:gridCol w:w="2019"/>
+        <w:gridCol w:w="2036"/>
+        <w:gridCol w:w="1922"/>
+        <w:gridCol w:w="1753"/>
       </w:tblGrid>
       <w:tr>
         <w:tc>
           <w:tcPr>
-            <w:tcW w:w="2315" w:type="dxa"/>
+            <w:tcW w:w="1898" w:type="dxa"/>
           </w:tcPr>
           <w:p>
             <w:pPr>
@@ -22643,7 +22683,7 @@
         </w:tc>
         <w:tc>
           <w:tcPr>
-            <w:tcW w:w="2478" w:type="dxa"/>
+            <w:tcW w:w="2019" w:type="dxa"/>
           </w:tcPr>
           <w:p>
             <w:pPr>
@@ -22661,7 +22701,7 @@
         </w:tc>
         <w:tc>
           <w:tcPr>
-            <w:tcW w:w="2518" w:type="dxa"/>
+            <w:tcW w:w="2036" w:type="dxa"/>
           </w:tcPr>
           <w:p>
             <w:pPr>
@@ -22679,7 +22719,7 @@
         </w:tc>
         <w:tc>
           <w:tcPr>
-            <w:tcW w:w="2317" w:type="dxa"/>
+            <w:tcW w:w="1922" w:type="dxa"/>
           </w:tcPr>
           <w:p>
             <w:pPr>
@@ -22692,6 +22732,24 @@
                 <w:rFonts w:ascii="Aptos" w:hAnsi="Aptos"/>
               </w:rPr>
               <w:t>Dev Hours</w:t>
+            </w:r>
+          </w:p>
+        </w:tc>
+        <w:tc>
+          <w:tcPr>
+            <w:tcW w:w="1753" w:type="dxa"/>
+          </w:tcPr>
+          <w:p>
+            <w:pPr>
+              <w:rPr>
+                <w:rFonts w:ascii="Aptos" w:hAnsi="Aptos"/>
+              </w:rPr>
+            </w:pPr>
+            <w:r>
+              <w:rPr>
+                <w:rFonts w:ascii="Aptos" w:hAnsi="Aptos"/>
+              </w:rPr>
+              <w:t>Project Count</w:t>
             </w:r>
           </w:p>
         </w:tc>
@@ -22699,7 +22757,7 @@
       <w:tr>
         <w:tc>
           <w:tcPr>
-            <w:tcW w:w="2315" w:type="dxa"/>
+            <w:tcW w:w="1898" w:type="dxa"/>
           </w:tcPr>
           <w:p>
             <w:pPr>
@@ -22721,7 +22779,7 @@
         </w:tc>
         <w:tc>
           <w:tcPr>
-            <w:tcW w:w="2478" w:type="dxa"/>
+            <w:tcW w:w="2019" w:type="dxa"/>
           </w:tcPr>
           <w:p>
             <w:pPr>
@@ -22739,7 +22797,7 @@
         </w:tc>
         <w:tc>
           <w:tcPr>
-            <w:tcW w:w="2518" w:type="dxa"/>
+            <w:tcW w:w="2036" w:type="dxa"/>
           </w:tcPr>
           <w:p>
             <w:pPr>
@@ -22751,13 +22809,13 @@
               <w:rPr>
                 <w:rFonts w:ascii="Aptos" w:hAnsi="Aptos"/>
               </w:rPr>
-              <w:t>1113</w:t>
+              <w:t>1108</w:t>
             </w:r>
           </w:p>
         </w:tc>
         <w:tc>
           <w:tcPr>
-            <w:tcW w:w="2317" w:type="dxa"/>
+            <w:tcW w:w="1922" w:type="dxa"/>
           </w:tcPr>
           <w:p>
             <w:pPr>
@@ -22770,6 +22828,24 @@
                 <w:rFonts w:ascii="Aptos" w:hAnsi="Aptos"/>
               </w:rPr>
               <w:t>1275</w:t>
+            </w:r>
+          </w:p>
+        </w:tc>
+        <w:tc>
+          <w:tcPr>
+            <w:tcW w:w="1753" w:type="dxa"/>
+          </w:tcPr>
+          <w:p>
+            <w:pPr>
+              <w:rPr>
+                <w:rFonts w:ascii="Aptos" w:hAnsi="Aptos"/>
+              </w:rPr>
+            </w:pPr>
+            <w:r>
+              <w:rPr>
+                <w:rFonts w:ascii="Aptos" w:hAnsi="Aptos"/>
+              </w:rPr>
+              <w:t>15</w:t>
             </w:r>
           </w:p>
         </w:tc>
@@ -22777,7 +22853,7 @@
       <w:tr>
         <w:tc>
           <w:tcPr>
-            <w:tcW w:w="2315" w:type="dxa"/>
+            <w:tcW w:w="1898" w:type="dxa"/>
           </w:tcPr>
           <w:p>
             <w:pPr>
@@ -22799,7 +22875,7 @@
         </w:tc>
         <w:tc>
           <w:tcPr>
-            <w:tcW w:w="2478" w:type="dxa"/>
+            <w:tcW w:w="2019" w:type="dxa"/>
           </w:tcPr>
           <w:p>
             <w:pPr>
@@ -22817,7 +22893,7 @@
         </w:tc>
         <w:tc>
           <w:tcPr>
-            <w:tcW w:w="2518" w:type="dxa"/>
+            <w:tcW w:w="2036" w:type="dxa"/>
           </w:tcPr>
           <w:p>
             <w:pPr>
@@ -22835,7 +22911,7 @@
         </w:tc>
         <w:tc>
           <w:tcPr>
-            <w:tcW w:w="2317" w:type="dxa"/>
+            <w:tcW w:w="1922" w:type="dxa"/>
           </w:tcPr>
           <w:p>
             <w:pPr>
@@ -22848,6 +22924,24 @@
                 <w:rFonts w:ascii="Aptos" w:hAnsi="Aptos"/>
               </w:rPr>
               <w:t>1281</w:t>
+            </w:r>
+          </w:p>
+        </w:tc>
+        <w:tc>
+          <w:tcPr>
+            <w:tcW w:w="1753" w:type="dxa"/>
+          </w:tcPr>
+          <w:p>
+            <w:pPr>
+              <w:rPr>
+                <w:rFonts w:ascii="Aptos" w:hAnsi="Aptos"/>
+              </w:rPr>
+            </w:pPr>
+            <w:r>
+              <w:rPr>
+                <w:rFonts w:ascii="Aptos" w:hAnsi="Aptos"/>
+              </w:rPr>
+              <w:t>16</w:t>
             </w:r>
           </w:p>
         </w:tc>
@@ -22903,7 +22997,19 @@
         <w:rPr>
           <w:rFonts w:ascii="Aptos" w:hAnsi="Aptos"/>
         </w:rPr>
-        <w:t>MIP algorithm gurantees the absolute optimum but GA finds a near optimual solution. But profit is 99.</w:t>
+        <w:t xml:space="preserve">MIP algorithm gurantees the absolute optimum but GA finds a near optimual solution. </w:t>
+      </w:r>
+      <w:r>
+        <w:rPr>
+          <w:rFonts w:ascii="Aptos" w:hAnsi="Aptos"/>
+        </w:rPr>
+        <w:t>GA</w:t>
+      </w:r>
+      <w:r>
+        <w:rPr>
+          <w:rFonts w:ascii="Aptos" w:hAnsi="Aptos"/>
+        </w:rPr>
+        <w:t xml:space="preserve"> profit is 99.</w:t>
       </w:r>
       <w:r>
         <w:rPr>
@@ -22915,7 +23021,13 @@
         <w:rPr>
           <w:rFonts w:ascii="Aptos" w:hAnsi="Aptos"/>
         </w:rPr>
-        <w:t xml:space="preserve">%. </w:t>
+        <w:t>%</w:t>
+      </w:r>
+      <w:r>
+        <w:rPr>
+          <w:rFonts w:ascii="Aptos" w:hAnsi="Aptos"/>
+        </w:rPr>
+        <w:t xml:space="preserve"> of BILP which is almost identical.</w:t>
       </w:r>
     </w:p>
     <w:p>
